--- a/doc/development/HPCDATAMGM-2088 - External Archive Auto-Tiering.docx
+++ b/doc/development/HPCDATAMGM-2088 - External Archive Auto-Tiering.docx
@@ -2942,10 +2942,21 @@
         </w:numPr>
       </w:pPr>
       <w:r>
-        <w:t>TBD – what is the desired behavior if no file was identified for auto-tiering. We can capture an empty bulk task, or we can skip creating the bulk task</w:t>
+        <w:t>I</w:t>
+      </w:r>
+      <w:r>
+        <w:t xml:space="preserve">f no file was identified for auto-tiering. </w:t>
+      </w:r>
+      <w:r>
+        <w:t xml:space="preserve">An empty bulk auto-tiering task will be captured and stored in the results table. </w:t>
       </w:r>
     </w:p>
-    <w:p/>
+    <w:p>
+      <w:pPr>
+        <w:pStyle w:val="ListParagraph"/>
+        <w:ind w:left="1440"/>
+      </w:pPr>
+    </w:p>
     <w:p>
       <w:pPr>
         <w:pStyle w:val="ListParagraph"/>
@@ -4432,7 +4443,7 @@
             </wp:anchor>
           </w:drawing>
         </mc:Choice>
-        <mc:Fallback xmlns:arto="http://schemas.microsoft.com/office/word/2006/arto" xmlns:a="http://schemas.openxmlformats.org/drawingml/2006/main">
+        <mc:Fallback xmlns:a="http://schemas.openxmlformats.org/drawingml/2006/main" xmlns:arto="http://schemas.microsoft.com/office/word/2006/arto">
           <w:pict>
             <v:rect id="Rectangle 72" style="position:absolute;margin-left:0;margin-top:0;width:580.8pt;height:752.4pt;z-index:251661312;visibility:visible;mso-wrap-style:square;mso-width-percent:950;mso-height-percent:950;mso-wrap-distance-left:9pt;mso-wrap-distance-top:0;mso-wrap-distance-right:9pt;mso-wrap-distance-bottom:0;mso-position-horizontal:center;mso-position-horizontal-relative:page;mso-position-vertical:center;mso-position-vertical-relative:page;mso-width-percent:950;mso-height-percent:950;mso-width-relative:page;mso-height-relative:page;v-text-anchor:middle" o:spid="_x0000_s1026" filled="f" strokecolor="#938953 [1614]" strokeweight="1.25pt" w14:anchorId="5C3517D5" o:gfxdata="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">
               <w10:wrap anchorx="page" anchory="page"/>
@@ -11253,6 +11264,7 @@
     <w:rsid w:val="00376212"/>
     <w:rsid w:val="003E3252"/>
     <w:rsid w:val="00480526"/>
+    <w:rsid w:val="004845D4"/>
     <w:rsid w:val="005248D9"/>
     <w:rsid w:val="00597FD0"/>
     <w:rsid w:val="005A1D2B"/>
@@ -11264,6 +11276,7 @@
     <w:rsid w:val="00843A26"/>
     <w:rsid w:val="008A4BF2"/>
     <w:rsid w:val="0091242C"/>
+    <w:rsid w:val="009E669E"/>
     <w:rsid w:val="00B74EBA"/>
     <w:rsid w:val="00C6551D"/>
     <w:rsid w:val="00D44B8C"/>

--- a/doc/development/HPCDATAMGM-2088 - External Archive Auto-Tiering.docx
+++ b/doc/development/HPCDATAMGM-2088 - External Archive Auto-Tiering.docx
@@ -3381,13 +3381,6 @@
     <w:p>
       <w:pPr>
         <w:ind w:left="576"/>
-        <w:rPr>
-          <w:rFonts w:ascii="Courier New" w:hAnsi="Courier New" w:cs="Courier New"/>
-          <w:color w:val="3B2322"/>
-          <w:kern w:val="0"/>
-          <w:sz w:val="24"/>
-          <w:szCs w:val="24"/>
-        </w:rPr>
       </w:pPr>
       <w:r>
         <w:rPr>
@@ -3411,6 +3404,28 @@
         </w:rPr>
         <w:t xml:space="preserve"> </w:t>
       </w:r>
+      <w:r>
+        <w:rPr>
+          <w:rFonts w:ascii="Courier-Bold" w:hAnsi="Courier-Bold" w:cs="Courier-Bold"/>
+          <w:b/>
+          <w:bCs/>
+          <w:color w:val="802A19"/>
+          <w:kern w:val="0"/>
+          <w:sz w:val="24"/>
+          <w:szCs w:val="24"/>
+        </w:rPr>
+        <w:t>replace</w:t>
+      </w:r>
+      <w:r>
+        <w:rPr>
+          <w:rFonts w:ascii="Courier New" w:hAnsi="Courier New" w:cs="Courier New"/>
+          <w:color w:val="3B2322"/>
+          <w:kern w:val="0"/>
+          <w:sz w:val="24"/>
+          <w:szCs w:val="24"/>
+        </w:rPr>
+        <w:t>(</w:t>
+      </w:r>
       <w:proofErr w:type="spellStart"/>
       <w:r>
         <w:rPr>
@@ -3431,7 +3446,47 @@
           <w:sz w:val="24"/>
           <w:szCs w:val="24"/>
         </w:rPr>
-        <w:t xml:space="preserve"> || name </w:t>
+        <w:t xml:space="preserve">, </w:t>
+      </w:r>
+      <w:r>
+        <w:rPr>
+          <w:rFonts w:ascii="Courier New" w:hAnsi="Courier New" w:cs="Courier New"/>
+          <w:color w:val="149802"/>
+          <w:kern w:val="0"/>
+          <w:sz w:val="24"/>
+          <w:szCs w:val="24"/>
+        </w:rPr>
+        <w:t>'/CBIIT/DMAP/DMEDataStage2/AUTO-TIERING'</w:t>
+      </w:r>
+      <w:r>
+        <w:rPr>
+          <w:rFonts w:ascii="Courier New" w:hAnsi="Courier New" w:cs="Courier New"/>
+          <w:color w:val="3B2322"/>
+          <w:kern w:val="0"/>
+          <w:sz w:val="24"/>
+          <w:szCs w:val="24"/>
+        </w:rPr>
+        <w:t xml:space="preserve">, </w:t>
+      </w:r>
+      <w:r>
+        <w:rPr>
+          <w:rFonts w:ascii="Courier New" w:hAnsi="Courier New" w:cs="Courier New"/>
+          <w:color w:val="149802"/>
+          <w:kern w:val="0"/>
+          <w:sz w:val="24"/>
+          <w:szCs w:val="24"/>
+        </w:rPr>
+        <w:t>''</w:t>
+      </w:r>
+      <w:r>
+        <w:rPr>
+          <w:rFonts w:ascii="Courier New" w:hAnsi="Courier New" w:cs="Courier New"/>
+          <w:color w:val="3B2322"/>
+          <w:kern w:val="0"/>
+          <w:sz w:val="24"/>
+          <w:szCs w:val="24"/>
+        </w:rPr>
+        <w:t xml:space="preserve">) || name </w:t>
       </w:r>
       <w:r>
         <w:rPr>
@@ -3475,200 +3530,6 @@
           <w:sz w:val="24"/>
           <w:szCs w:val="24"/>
         </w:rPr>
-        <w:t xml:space="preserve">, </w:t>
-      </w:r>
-      <w:proofErr w:type="spellStart"/>
-      <w:r>
-        <w:rPr>
-          <w:rFonts w:ascii="Courier New" w:hAnsi="Courier New" w:cs="Courier New"/>
-          <w:color w:val="3B2322"/>
-          <w:kern w:val="0"/>
-          <w:sz w:val="24"/>
-          <w:szCs w:val="24"/>
-        </w:rPr>
-        <w:t>at_timezone</w:t>
-      </w:r>
-      <w:proofErr w:type="spellEnd"/>
-      <w:r>
-        <w:rPr>
-          <w:rFonts w:ascii="Courier New" w:hAnsi="Courier New" w:cs="Courier New"/>
-          <w:color w:val="3B2322"/>
-          <w:kern w:val="0"/>
-          <w:sz w:val="24"/>
-          <w:szCs w:val="24"/>
-        </w:rPr>
-        <w:t>(</w:t>
-      </w:r>
-      <w:proofErr w:type="spellStart"/>
-      <w:r>
-        <w:rPr>
-          <w:rFonts w:ascii="Courier New" w:hAnsi="Courier New" w:cs="Courier New"/>
-          <w:color w:val="3B2322"/>
-          <w:kern w:val="0"/>
-          <w:sz w:val="24"/>
-          <w:szCs w:val="24"/>
-        </w:rPr>
-        <w:t>with_timezone</w:t>
-      </w:r>
-      <w:proofErr w:type="spellEnd"/>
-      <w:r>
-        <w:rPr>
-          <w:rFonts w:ascii="Courier New" w:hAnsi="Courier New" w:cs="Courier New"/>
-          <w:color w:val="3B2322"/>
-          <w:kern w:val="0"/>
-          <w:sz w:val="24"/>
-          <w:szCs w:val="24"/>
-        </w:rPr>
-        <w:t>(</w:t>
-      </w:r>
-      <w:proofErr w:type="spellStart"/>
-      <w:r>
-        <w:rPr>
-          <w:rFonts w:ascii="Courier New" w:hAnsi="Courier New" w:cs="Courier New"/>
-          <w:color w:val="3B2322"/>
-          <w:kern w:val="0"/>
-          <w:sz w:val="24"/>
-          <w:szCs w:val="24"/>
-        </w:rPr>
-        <w:t>atime</w:t>
-      </w:r>
-      <w:proofErr w:type="spellEnd"/>
-      <w:r>
-        <w:rPr>
-          <w:rFonts w:ascii="Courier New" w:hAnsi="Courier New" w:cs="Courier New"/>
-          <w:color w:val="3B2322"/>
-          <w:kern w:val="0"/>
-          <w:sz w:val="24"/>
-          <w:szCs w:val="24"/>
-        </w:rPr>
-        <w:t xml:space="preserve">, </w:t>
-      </w:r>
-      <w:r>
-        <w:rPr>
-          <w:rFonts w:ascii="Courier New" w:hAnsi="Courier New" w:cs="Courier New"/>
-          <w:color w:val="149802"/>
-          <w:kern w:val="0"/>
-          <w:sz w:val="24"/>
-          <w:szCs w:val="24"/>
-        </w:rPr>
-        <w:t>'UTC'</w:t>
-      </w:r>
-      <w:r>
-        <w:rPr>
-          <w:rFonts w:ascii="Courier New" w:hAnsi="Courier New" w:cs="Courier New"/>
-          <w:color w:val="3B2322"/>
-          <w:kern w:val="0"/>
-          <w:sz w:val="24"/>
-          <w:szCs w:val="24"/>
-        </w:rPr>
-        <w:t xml:space="preserve">), </w:t>
-      </w:r>
-      <w:r>
-        <w:rPr>
-          <w:rFonts w:ascii="Courier New" w:hAnsi="Courier New" w:cs="Courier New"/>
-          <w:color w:val="149802"/>
-          <w:kern w:val="0"/>
-          <w:sz w:val="24"/>
-          <w:szCs w:val="24"/>
-        </w:rPr>
-        <w:t>'America/</w:t>
-      </w:r>
-      <w:proofErr w:type="spellStart"/>
-      <w:r>
-        <w:rPr>
-          <w:rFonts w:ascii="Courier New" w:hAnsi="Courier New" w:cs="Courier New"/>
-          <w:color w:val="149802"/>
-          <w:kern w:val="0"/>
-          <w:sz w:val="24"/>
-          <w:szCs w:val="24"/>
-        </w:rPr>
-        <w:t>New_York</w:t>
-      </w:r>
-      <w:proofErr w:type="spellEnd"/>
-      <w:r>
-        <w:rPr>
-          <w:rFonts w:ascii="Courier New" w:hAnsi="Courier New" w:cs="Courier New"/>
-          <w:color w:val="149802"/>
-          <w:kern w:val="0"/>
-          <w:sz w:val="24"/>
-          <w:szCs w:val="24"/>
-        </w:rPr>
-        <w:t>'</w:t>
-      </w:r>
-      <w:r>
-        <w:rPr>
-          <w:rFonts w:ascii="Courier New" w:hAnsi="Courier New" w:cs="Courier New"/>
-          <w:color w:val="3B2322"/>
-          <w:kern w:val="0"/>
-          <w:sz w:val="24"/>
-          <w:szCs w:val="24"/>
-        </w:rPr>
-        <w:t xml:space="preserve">) </w:t>
-      </w:r>
-      <w:r>
-        <w:rPr>
-          <w:rFonts w:ascii="Courier-Bold" w:hAnsi="Courier-Bold" w:cs="Courier-Bold"/>
-          <w:b/>
-          <w:bCs/>
-          <w:color w:val="802A19"/>
-          <w:kern w:val="0"/>
-          <w:sz w:val="24"/>
-          <w:szCs w:val="24"/>
-        </w:rPr>
-        <w:t>as</w:t>
-      </w:r>
-      <w:r>
-        <w:rPr>
-          <w:rFonts w:ascii="Courier New" w:hAnsi="Courier New" w:cs="Courier New"/>
-          <w:color w:val="3B2322"/>
-          <w:kern w:val="0"/>
-          <w:sz w:val="24"/>
-          <w:szCs w:val="24"/>
-        </w:rPr>
-        <w:t xml:space="preserve"> </w:t>
-      </w:r>
-      <w:proofErr w:type="spellStart"/>
-      <w:r>
-        <w:rPr>
-          <w:rFonts w:ascii="Courier New" w:hAnsi="Courier New" w:cs="Courier New"/>
-          <w:color w:val="3B2322"/>
-          <w:kern w:val="0"/>
-          <w:sz w:val="24"/>
-          <w:szCs w:val="24"/>
-        </w:rPr>
-        <w:t>atime_est</w:t>
-      </w:r>
-      <w:proofErr w:type="spellEnd"/>
-      <w:r>
-        <w:rPr>
-          <w:rFonts w:ascii="Courier New" w:hAnsi="Courier New" w:cs="Courier New"/>
-          <w:color w:val="3B2322"/>
-          <w:kern w:val="0"/>
-          <w:sz w:val="24"/>
-          <w:szCs w:val="24"/>
-        </w:rPr>
-        <w:t xml:space="preserve">, </w:t>
-      </w:r>
-      <w:proofErr w:type="spellStart"/>
-      <w:r>
-        <w:rPr>
-          <w:rFonts w:ascii="Courier New" w:hAnsi="Courier New" w:cs="Courier New"/>
-          <w:color w:val="3B2322"/>
-          <w:kern w:val="0"/>
-          <w:sz w:val="24"/>
-          <w:szCs w:val="24"/>
-        </w:rPr>
-        <w:t>element_type</w:t>
-      </w:r>
-      <w:proofErr w:type="spellEnd"/>
-      <w:r>
-        <w:rPr>
-          <w:rFonts w:ascii="Courier New" w:hAnsi="Courier New" w:cs="Courier New"/>
-          <w:color w:val="3B2322"/>
-          <w:kern w:val="0"/>
-          <w:sz w:val="24"/>
-          <w:szCs w:val="24"/>
-        </w:rPr>
         <w:t xml:space="preserve"> </w:t>
       </w:r>
       <w:r>
@@ -3724,6 +3585,222 @@
           <w:sz w:val="24"/>
           <w:szCs w:val="24"/>
         </w:rPr>
+        <w:t>element_type</w:t>
+      </w:r>
+      <w:proofErr w:type="spellEnd"/>
+      <w:r>
+        <w:rPr>
+          <w:rFonts w:ascii="Courier New" w:hAnsi="Courier New" w:cs="Courier New"/>
+          <w:color w:val="3B2322"/>
+          <w:kern w:val="0"/>
+          <w:sz w:val="24"/>
+          <w:szCs w:val="24"/>
+        </w:rPr>
+        <w:t xml:space="preserve"> = </w:t>
+      </w:r>
+      <w:r>
+        <w:rPr>
+          <w:rFonts w:ascii="Courier New" w:hAnsi="Courier New" w:cs="Courier New"/>
+          <w:color w:val="149802"/>
+          <w:kern w:val="0"/>
+          <w:sz w:val="24"/>
+          <w:szCs w:val="24"/>
+        </w:rPr>
+        <w:t>'FILE'</w:t>
+      </w:r>
+      <w:r>
+        <w:rPr>
+          <w:rFonts w:ascii="Courier New" w:hAnsi="Courier New" w:cs="Courier New"/>
+          <w:color w:val="3B2322"/>
+          <w:kern w:val="0"/>
+          <w:sz w:val="24"/>
+          <w:szCs w:val="24"/>
+        </w:rPr>
+        <w:t xml:space="preserve"> </w:t>
+      </w:r>
+      <w:r>
+        <w:rPr>
+          <w:rFonts w:ascii="Courier-Bold" w:hAnsi="Courier-Bold" w:cs="Courier-Bold"/>
+          <w:b/>
+          <w:bCs/>
+          <w:color w:val="802A19"/>
+          <w:kern w:val="0"/>
+          <w:sz w:val="24"/>
+          <w:szCs w:val="24"/>
+        </w:rPr>
+        <w:t>and</w:t>
+      </w:r>
+      <w:r>
+        <w:rPr>
+          <w:rFonts w:ascii="Courier New" w:hAnsi="Courier New" w:cs="Courier New"/>
+          <w:color w:val="3B2322"/>
+          <w:kern w:val="0"/>
+          <w:sz w:val="24"/>
+          <w:szCs w:val="24"/>
+        </w:rPr>
+        <w:t xml:space="preserve"> </w:t>
+      </w:r>
+      <w:proofErr w:type="spellStart"/>
+      <w:r>
+        <w:rPr>
+          <w:rFonts w:ascii="Courier New" w:hAnsi="Courier New" w:cs="Courier New"/>
+          <w:color w:val="3B2322"/>
+          <w:kern w:val="0"/>
+          <w:sz w:val="24"/>
+          <w:szCs w:val="24"/>
+        </w:rPr>
+        <w:t>atime</w:t>
+      </w:r>
+      <w:proofErr w:type="spellEnd"/>
+      <w:r>
+        <w:rPr>
+          <w:rFonts w:ascii="Courier New" w:hAnsi="Courier New" w:cs="Courier New"/>
+          <w:color w:val="3B2322"/>
+          <w:kern w:val="0"/>
+          <w:sz w:val="24"/>
+          <w:szCs w:val="24"/>
+        </w:rPr>
+        <w:t xml:space="preserve"> &lt; </w:t>
+      </w:r>
+      <w:proofErr w:type="spellStart"/>
+      <w:r>
+        <w:rPr>
+          <w:rFonts w:ascii="Courier-Bold" w:hAnsi="Courier-Bold" w:cs="Courier-Bold"/>
+          <w:b/>
+          <w:bCs/>
+          <w:color w:val="802A19"/>
+          <w:kern w:val="0"/>
+          <w:sz w:val="24"/>
+          <w:szCs w:val="24"/>
+        </w:rPr>
+        <w:t>current_timestamp</w:t>
+      </w:r>
+      <w:proofErr w:type="spellEnd"/>
+      <w:r>
+        <w:rPr>
+          <w:rFonts w:ascii="Courier New" w:hAnsi="Courier New" w:cs="Courier New"/>
+          <w:color w:val="3B2322"/>
+          <w:kern w:val="0"/>
+          <w:sz w:val="24"/>
+          <w:szCs w:val="24"/>
+        </w:rPr>
+        <w:t xml:space="preserve"> - </w:t>
+      </w:r>
+      <w:r>
+        <w:rPr>
+          <w:rFonts w:ascii="Courier-Bold" w:hAnsi="Courier-Bold" w:cs="Courier-Bold"/>
+          <w:b/>
+          <w:bCs/>
+          <w:color w:val="802A19"/>
+          <w:kern w:val="0"/>
+          <w:sz w:val="24"/>
+          <w:szCs w:val="24"/>
+        </w:rPr>
+        <w:t>INTERVAL</w:t>
+      </w:r>
+      <w:r>
+        <w:rPr>
+          <w:rFonts w:ascii="Courier New" w:hAnsi="Courier New" w:cs="Courier New"/>
+          <w:color w:val="3B2322"/>
+          <w:kern w:val="0"/>
+          <w:sz w:val="24"/>
+          <w:szCs w:val="24"/>
+        </w:rPr>
+        <w:t xml:space="preserve"> </w:t>
+      </w:r>
+      <w:r>
+        <w:rPr>
+          <w:rFonts w:ascii="Courier New" w:hAnsi="Courier New" w:cs="Courier New"/>
+          <w:color w:val="149802"/>
+          <w:kern w:val="0"/>
+          <w:sz w:val="24"/>
+          <w:szCs w:val="24"/>
+        </w:rPr>
+        <w:t>'</w:t>
+      </w:r>
+      <w:r>
+        <w:rPr>
+          <w:rFonts w:ascii="Courier New" w:hAnsi="Courier New" w:cs="Courier New"/>
+          <w:color w:val="149802"/>
+          <w:kern w:val="0"/>
+          <w:sz w:val="24"/>
+          <w:szCs w:val="24"/>
+        </w:rPr>
+        <w:t>6</w:t>
+      </w:r>
+      <w:r>
+        <w:rPr>
+          <w:rFonts w:ascii="Courier New" w:hAnsi="Courier New" w:cs="Courier New"/>
+          <w:color w:val="149802"/>
+          <w:kern w:val="0"/>
+          <w:sz w:val="24"/>
+          <w:szCs w:val="24"/>
+        </w:rPr>
+        <w:t>'</w:t>
+      </w:r>
+      <w:r>
+        <w:rPr>
+          <w:rFonts w:ascii="Courier New" w:hAnsi="Courier New" w:cs="Courier New"/>
+          <w:color w:val="3B2322"/>
+          <w:kern w:val="0"/>
+          <w:sz w:val="24"/>
+          <w:szCs w:val="24"/>
+        </w:rPr>
+        <w:t xml:space="preserve"> </w:t>
+      </w:r>
+      <w:r>
+        <w:rPr>
+          <w:rFonts w:ascii="Courier-Bold" w:hAnsi="Courier-Bold" w:cs="Courier-Bold"/>
+          <w:b/>
+          <w:bCs/>
+          <w:color w:val="802A19"/>
+          <w:kern w:val="0"/>
+          <w:sz w:val="24"/>
+          <w:szCs w:val="24"/>
+        </w:rPr>
+        <w:t>MONTH</w:t>
+      </w:r>
+      <w:r>
+        <w:rPr>
+          <w:rFonts w:ascii="Courier New" w:hAnsi="Courier New" w:cs="Courier New"/>
+          <w:color w:val="3B2322"/>
+          <w:kern w:val="0"/>
+          <w:sz w:val="24"/>
+          <w:szCs w:val="24"/>
+        </w:rPr>
+        <w:t xml:space="preserve"> </w:t>
+      </w:r>
+      <w:r>
+        <w:rPr>
+          <w:rFonts w:ascii="Courier-Bold" w:hAnsi="Courier-Bold" w:cs="Courier-Bold"/>
+          <w:b/>
+          <w:bCs/>
+          <w:color w:val="802A19"/>
+          <w:kern w:val="0"/>
+          <w:sz w:val="24"/>
+          <w:szCs w:val="24"/>
+        </w:rPr>
+        <w:t>and</w:t>
+      </w:r>
+      <w:r>
+        <w:rPr>
+          <w:rFonts w:ascii="Courier New" w:hAnsi="Courier New" w:cs="Courier New"/>
+          <w:color w:val="3B2322"/>
+          <w:kern w:val="0"/>
+          <w:sz w:val="24"/>
+          <w:szCs w:val="24"/>
+        </w:rPr>
+        <w:t xml:space="preserve"> </w:t>
+      </w:r>
+      <w:proofErr w:type="spellStart"/>
+      <w:r>
+        <w:rPr>
+          <w:rFonts w:ascii="Courier New" w:hAnsi="Courier New" w:cs="Courier New"/>
+          <w:color w:val="3B2322"/>
+          <w:kern w:val="0"/>
+          <w:sz w:val="24"/>
+          <w:szCs w:val="24"/>
+        </w:rPr>
         <w:t>search_path</w:t>
       </w:r>
       <w:proofErr w:type="spellEnd"/>
@@ -3767,7 +3844,7 @@
           <w:sz w:val="24"/>
           <w:szCs w:val="24"/>
         </w:rPr>
-        <w:t>'&lt;external-search-path&gt;'</w:t>
+        <w:t>'/CBIIT/DMAP/DMEDataStage2/AUTO-TIERING'</w:t>
       </w:r>
       <w:r>
         <w:rPr>
@@ -3799,49 +3876,7 @@
           <w:sz w:val="24"/>
           <w:szCs w:val="24"/>
         </w:rPr>
-        <w:t xml:space="preserve"> </w:t>
-      </w:r>
-      <w:proofErr w:type="spellStart"/>
-      <w:r>
-        <w:rPr>
-          <w:rFonts w:ascii="Courier New" w:hAnsi="Courier New" w:cs="Courier New"/>
-          <w:color w:val="3B2322"/>
-          <w:kern w:val="0"/>
-          <w:sz w:val="24"/>
-          <w:szCs w:val="24"/>
-        </w:rPr>
-        <w:t>element_type</w:t>
-      </w:r>
-      <w:proofErr w:type="spellEnd"/>
-      <w:r>
-        <w:rPr>
-          <w:rFonts w:ascii="Courier New" w:hAnsi="Courier New" w:cs="Courier New"/>
-          <w:color w:val="3B2322"/>
-          <w:kern w:val="0"/>
-          <w:sz w:val="24"/>
-          <w:szCs w:val="24"/>
-        </w:rPr>
-        <w:t xml:space="preserve"> = </w:t>
-      </w:r>
-      <w:r>
-        <w:rPr>
-          <w:rFonts w:ascii="Courier New" w:hAnsi="Courier New" w:cs="Courier New"/>
-          <w:color w:val="149802"/>
-          <w:kern w:val="0"/>
-          <w:sz w:val="24"/>
-          <w:szCs w:val="24"/>
-        </w:rPr>
-        <w:t>'FILE'</w:t>
-      </w:r>
-      <w:r>
-        <w:rPr>
-          <w:rFonts w:ascii="Courier New" w:hAnsi="Courier New" w:cs="Courier New"/>
-          <w:color w:val="3B2322"/>
-          <w:kern w:val="0"/>
-          <w:sz w:val="24"/>
-          <w:szCs w:val="24"/>
-        </w:rPr>
-        <w:t xml:space="preserve"> </w:t>
+        <w:t xml:space="preserve"> name </w:t>
       </w:r>
       <w:r>
         <w:rPr>
@@ -3853,7 +3888,7 @@
           <w:sz w:val="24"/>
           <w:szCs w:val="24"/>
         </w:rPr>
-        <w:t>and</w:t>
+        <w:t>NOT</w:t>
       </w:r>
       <w:r>
         <w:rPr>
@@ -3865,29 +3900,6 @@
         </w:rPr>
         <w:t xml:space="preserve"> </w:t>
       </w:r>
-      <w:proofErr w:type="spellStart"/>
-      <w:r>
-        <w:rPr>
-          <w:rFonts w:ascii="Courier New" w:hAnsi="Courier New" w:cs="Courier New"/>
-          <w:color w:val="3B2322"/>
-          <w:kern w:val="0"/>
-          <w:sz w:val="24"/>
-          <w:szCs w:val="24"/>
-        </w:rPr>
-        <w:t>atime</w:t>
-      </w:r>
-      <w:proofErr w:type="spellEnd"/>
-      <w:r>
-        <w:rPr>
-          <w:rFonts w:ascii="Courier New" w:hAnsi="Courier New" w:cs="Courier New"/>
-          <w:color w:val="3B2322"/>
-          <w:kern w:val="0"/>
-          <w:sz w:val="24"/>
-          <w:szCs w:val="24"/>
-        </w:rPr>
-        <w:t xml:space="preserve"> &lt; </w:t>
-      </w:r>
-      <w:proofErr w:type="spellStart"/>
       <w:r>
         <w:rPr>
           <w:rFonts w:ascii="Courier-Bold" w:hAnsi="Courier-Bold" w:cs="Courier-Bold"/>
@@ -3898,30 +3910,7 @@
           <w:sz w:val="24"/>
           <w:szCs w:val="24"/>
         </w:rPr>
-        <w:t>current_timestamp</w:t>
-      </w:r>
-      <w:proofErr w:type="spellEnd"/>
-      <w:r>
-        <w:rPr>
-          <w:rFonts w:ascii="Courier New" w:hAnsi="Courier New" w:cs="Courier New"/>
-          <w:color w:val="3B2322"/>
-          <w:kern w:val="0"/>
-          <w:sz w:val="24"/>
-          <w:szCs w:val="24"/>
-        </w:rPr>
-        <w:t xml:space="preserve"> - </w:t>
-      </w:r>
-      <w:r>
-        <w:rPr>
-          <w:rFonts w:ascii="Courier-Bold" w:hAnsi="Courier-Bold" w:cs="Courier-Bold"/>
-          <w:b/>
-          <w:bCs/>
-          <w:color w:val="802A19"/>
-          <w:kern w:val="0"/>
-          <w:sz w:val="24"/>
-          <w:szCs w:val="24"/>
-        </w:rPr>
-        <w:t>INTERVAL</w:t>
+        <w:t>LIKE</w:t>
       </w:r>
       <w:r>
         <w:rPr>
@@ -3941,45 +3930,8 @@
           <w:sz w:val="24"/>
           <w:szCs w:val="24"/>
         </w:rPr>
-        <w:t>'6'</w:t>
-      </w:r>
-      <w:r>
-        <w:rPr>
-          <w:rFonts w:ascii="Courier New" w:hAnsi="Courier New" w:cs="Courier New"/>
-          <w:color w:val="3B2322"/>
-          <w:kern w:val="0"/>
-          <w:sz w:val="24"/>
-          <w:szCs w:val="24"/>
-        </w:rPr>
-        <w:t xml:space="preserve"> </w:t>
-      </w:r>
-      <w:r>
-        <w:rPr>
-          <w:rFonts w:ascii="Courier-Bold" w:hAnsi="Courier-Bold" w:cs="Courier-Bold"/>
-          <w:b/>
-          <w:bCs/>
-          <w:color w:val="802A19"/>
-          <w:kern w:val="0"/>
-          <w:sz w:val="24"/>
-          <w:szCs w:val="24"/>
-        </w:rPr>
-        <w:t>MONTH</w:t>
-      </w:r>
-      <w:r>
-        <w:rPr>
-          <w:rFonts w:ascii="Courier New" w:hAnsi="Courier New" w:cs="Courier New"/>
-          <w:color w:val="3B2322"/>
-          <w:kern w:val="0"/>
-          <w:sz w:val="24"/>
-          <w:szCs w:val="24"/>
-        </w:rPr>
-        <w:t>;</w:t>
-      </w:r>
-    </w:p>
-    <w:p>
-      <w:pPr>
-        <w:ind w:left="576"/>
-      </w:pPr>
+        <w:t>'%/'</w:t>
+      </w:r>
     </w:p>
     <w:p>
       <w:pPr>
@@ -4443,7 +4395,7 @@
             </wp:anchor>
           </w:drawing>
         </mc:Choice>
-        <mc:Fallback xmlns:a="http://schemas.openxmlformats.org/drawingml/2006/main" xmlns:arto="http://schemas.microsoft.com/office/word/2006/arto">
+        <mc:Fallback xmlns:arto="http://schemas.microsoft.com/office/word/2006/arto" xmlns:a="http://schemas.openxmlformats.org/drawingml/2006/main">
           <w:pict>
             <v:rect id="Rectangle 72" style="position:absolute;margin-left:0;margin-top:0;width:580.8pt;height:752.4pt;z-index:251661312;visibility:visible;mso-wrap-style:square;mso-width-percent:950;mso-height-percent:950;mso-wrap-distance-left:9pt;mso-wrap-distance-top:0;mso-wrap-distance-right:9pt;mso-wrap-distance-bottom:0;mso-position-horizontal:center;mso-position-horizontal-relative:page;mso-position-vertical:center;mso-position-vertical-relative:page;mso-width-percent:950;mso-height-percent:950;mso-width-relative:page;mso-height-relative:page;v-text-anchor:middle" o:spid="_x0000_s1026" filled="f" strokecolor="#938953 [1614]" strokeweight="1.25pt" w14:anchorId="5C3517D5" o:gfxdata="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">
               <w10:wrap anchorx="page" anchory="page"/>
@@ -11275,6 +11227,7 @@
     <w:rsid w:val="00826915"/>
     <w:rsid w:val="00843A26"/>
     <w:rsid w:val="008A4BF2"/>
+    <w:rsid w:val="008B3007"/>
     <w:rsid w:val="0091242C"/>
     <w:rsid w:val="009E669E"/>
     <w:rsid w:val="00B74EBA"/>
@@ -11283,6 +11236,7 @@
     <w:rsid w:val="00D75F52"/>
     <w:rsid w:val="00D835DE"/>
     <w:rsid w:val="00DA010E"/>
+    <w:rsid w:val="00E43475"/>
     <w:rsid w:val="00F0585F"/>
     <w:rsid w:val="00F24313"/>
     <w:rsid w:val="00FD41EC"/>

--- a/doc/development/HPCDATAMGM-2088 - External Archive Auto-Tiering.docx
+++ b/doc/development/HPCDATAMGM-2088 - External Archive Auto-Tiering.docx
@@ -2437,7 +2437,7 @@
         <w:pStyle w:val="ListParagraph"/>
         <w:numPr>
           <w:ilvl w:val="0"/>
-          <w:numId w:val="46"/>
+          <w:numId w:val="2"/>
         </w:numPr>
       </w:pPr>
       <w:r>
@@ -2449,7 +2449,7 @@
         <w:pStyle w:val="ListParagraph"/>
         <w:numPr>
           <w:ilvl w:val="1"/>
-          <w:numId w:val="46"/>
+          <w:numId w:val="2"/>
         </w:numPr>
       </w:pPr>
       <w:r>
@@ -2469,7 +2469,7 @@
         <w:pStyle w:val="ListParagraph"/>
         <w:numPr>
           <w:ilvl w:val="1"/>
-          <w:numId w:val="46"/>
+          <w:numId w:val="2"/>
         </w:numPr>
       </w:pPr>
       <w:r>
@@ -2481,7 +2481,7 @@
         <w:pStyle w:val="ListParagraph"/>
         <w:numPr>
           <w:ilvl w:val="1"/>
-          <w:numId w:val="46"/>
+          <w:numId w:val="2"/>
         </w:numPr>
       </w:pPr>
       <w:r>
@@ -2567,7 +2567,7 @@
         <w:pStyle w:val="ListParagraph"/>
         <w:numPr>
           <w:ilvl w:val="0"/>
-          <w:numId w:val="49"/>
+          <w:numId w:val="3"/>
         </w:numPr>
       </w:pPr>
       <w:r>
@@ -2580,7 +2580,7 @@
         <w:pStyle w:val="ListParagraph"/>
         <w:numPr>
           <w:ilvl w:val="0"/>
-          <w:numId w:val="49"/>
+          <w:numId w:val="3"/>
         </w:numPr>
       </w:pPr>
       <w:r>
@@ -2606,7 +2606,7 @@
         <w:pStyle w:val="ListParagraph"/>
         <w:numPr>
           <w:ilvl w:val="0"/>
-          <w:numId w:val="49"/>
+          <w:numId w:val="3"/>
         </w:numPr>
       </w:pPr>
       <w:r>
@@ -2618,7 +2618,7 @@
         <w:pStyle w:val="ListParagraph"/>
         <w:numPr>
           <w:ilvl w:val="0"/>
-          <w:numId w:val="49"/>
+          <w:numId w:val="3"/>
         </w:numPr>
       </w:pPr>
       <w:r>
@@ -2701,7 +2701,7 @@
         <w:pStyle w:val="ListParagraph"/>
         <w:numPr>
           <w:ilvl w:val="1"/>
-          <w:numId w:val="46"/>
+          <w:numId w:val="2"/>
         </w:numPr>
       </w:pPr>
       <w:r>
@@ -2721,7 +2721,7 @@
         <w:pStyle w:val="ListParagraph"/>
         <w:numPr>
           <w:ilvl w:val="1"/>
-          <w:numId w:val="46"/>
+          <w:numId w:val="2"/>
         </w:numPr>
       </w:pPr>
       <w:r>
@@ -2733,7 +2733,7 @@
         <w:pStyle w:val="ListParagraph"/>
         <w:numPr>
           <w:ilvl w:val="1"/>
-          <w:numId w:val="46"/>
+          <w:numId w:val="2"/>
         </w:numPr>
       </w:pPr>
       <w:r>
@@ -2754,7 +2754,7 @@
         <w:pStyle w:val="ListParagraph"/>
         <w:numPr>
           <w:ilvl w:val="1"/>
-          <w:numId w:val="46"/>
+          <w:numId w:val="2"/>
         </w:numPr>
       </w:pPr>
       <w:r>
@@ -2769,7 +2769,7 @@
         <w:pStyle w:val="ListParagraph"/>
         <w:numPr>
           <w:ilvl w:val="1"/>
-          <w:numId w:val="46"/>
+          <w:numId w:val="2"/>
         </w:numPr>
       </w:pPr>
       <w:r>
@@ -2784,7 +2784,7 @@
         <w:pStyle w:val="ListParagraph"/>
         <w:numPr>
           <w:ilvl w:val="1"/>
-          <w:numId w:val="46"/>
+          <w:numId w:val="2"/>
         </w:numPr>
       </w:pPr>
       <w:r>
@@ -2837,7 +2837,7 @@
         <w:pStyle w:val="ListParagraph"/>
         <w:numPr>
           <w:ilvl w:val="1"/>
-          <w:numId w:val="46"/>
+          <w:numId w:val="2"/>
         </w:numPr>
       </w:pPr>
       <w:r>
@@ -2857,7 +2857,7 @@
         <w:pStyle w:val="ListParagraph"/>
         <w:numPr>
           <w:ilvl w:val="1"/>
-          <w:numId w:val="46"/>
+          <w:numId w:val="2"/>
         </w:numPr>
       </w:pPr>
       <w:r>
@@ -2869,7 +2869,7 @@
         <w:pStyle w:val="ListParagraph"/>
         <w:numPr>
           <w:ilvl w:val="1"/>
-          <w:numId w:val="46"/>
+          <w:numId w:val="2"/>
         </w:numPr>
       </w:pPr>
       <w:r>
@@ -2887,7 +2887,7 @@
         <w:pStyle w:val="ListParagraph"/>
         <w:numPr>
           <w:ilvl w:val="1"/>
-          <w:numId w:val="46"/>
+          <w:numId w:val="2"/>
         </w:numPr>
       </w:pPr>
       <w:r>
@@ -2903,7 +2903,7 @@
         <w:pStyle w:val="ListParagraph"/>
         <w:numPr>
           <w:ilvl w:val="2"/>
-          <w:numId w:val="46"/>
+          <w:numId w:val="2"/>
         </w:numPr>
       </w:pPr>
       <w:r>
@@ -2918,7 +2918,7 @@
         <w:pStyle w:val="ListParagraph"/>
         <w:numPr>
           <w:ilvl w:val="2"/>
-          <w:numId w:val="46"/>
+          <w:numId w:val="2"/>
         </w:numPr>
       </w:pPr>
       <w:proofErr w:type="spellStart"/>
@@ -2938,7 +2938,7 @@
         <w:pStyle w:val="ListParagraph"/>
         <w:numPr>
           <w:ilvl w:val="1"/>
-          <w:numId w:val="46"/>
+          <w:numId w:val="2"/>
         </w:numPr>
       </w:pPr>
       <w:r>
@@ -3014,7 +3014,7 @@
         <w:pStyle w:val="ListParagraph"/>
         <w:numPr>
           <w:ilvl w:val="1"/>
-          <w:numId w:val="46"/>
+          <w:numId w:val="2"/>
         </w:numPr>
       </w:pPr>
       <w:r>
@@ -3040,7 +3040,7 @@
         <w:pStyle w:val="ListParagraph"/>
         <w:numPr>
           <w:ilvl w:val="1"/>
-          <w:numId w:val="46"/>
+          <w:numId w:val="2"/>
         </w:numPr>
       </w:pPr>
       <w:r>
@@ -3052,7 +3052,7 @@
         <w:pStyle w:val="ListParagraph"/>
         <w:numPr>
           <w:ilvl w:val="1"/>
-          <w:numId w:val="46"/>
+          <w:numId w:val="2"/>
         </w:numPr>
       </w:pPr>
       <w:r>
@@ -3073,7 +3073,7 @@
         <w:pStyle w:val="ListParagraph"/>
         <w:numPr>
           <w:ilvl w:val="1"/>
-          <w:numId w:val="46"/>
+          <w:numId w:val="2"/>
         </w:numPr>
       </w:pPr>
       <w:r>
@@ -3085,7 +3085,7 @@
         <w:pStyle w:val="ListParagraph"/>
         <w:numPr>
           <w:ilvl w:val="1"/>
-          <w:numId w:val="46"/>
+          <w:numId w:val="2"/>
         </w:numPr>
       </w:pPr>
       <w:r>
@@ -3249,7 +3249,7 @@
         <w:pStyle w:val="ListParagraph"/>
         <w:numPr>
           <w:ilvl w:val="0"/>
-          <w:numId w:val="46"/>
+          <w:numId w:val="2"/>
         </w:numPr>
       </w:pPr>
       <w:r>
@@ -3279,7 +3279,7 @@
         <w:pStyle w:val="ListParagraph"/>
         <w:numPr>
           <w:ilvl w:val="0"/>
-          <w:numId w:val="46"/>
+          <w:numId w:val="2"/>
         </w:numPr>
       </w:pPr>
       <w:r>
@@ -3299,7 +3299,7 @@
         <w:pStyle w:val="ListParagraph"/>
         <w:numPr>
           <w:ilvl w:val="0"/>
-          <w:numId w:val="46"/>
+          <w:numId w:val="2"/>
         </w:numPr>
       </w:pPr>
       <w:r>
@@ -3319,7 +3319,7 @@
         <w:pStyle w:val="ListParagraph"/>
         <w:numPr>
           <w:ilvl w:val="0"/>
-          <w:numId w:val="46"/>
+          <w:numId w:val="2"/>
         </w:numPr>
       </w:pPr>
       <w:r>
@@ -3344,6 +3344,544 @@
         <w:pStyle w:val="Heading4"/>
       </w:pPr>
       <w:r>
+        <w:t>Vast</w:t>
+      </w:r>
+      <w:r>
+        <w:t xml:space="preserve"> </w:t>
+      </w:r>
+      <w:r>
+        <w:t>access-time column</w:t>
+      </w:r>
+    </w:p>
+    <w:p>
+      <w:pPr>
+        <w:ind w:left="720"/>
+      </w:pPr>
+      <w:r>
+        <w:t xml:space="preserve">The </w:t>
+      </w:r>
+      <w:proofErr w:type="spellStart"/>
+      <w:r>
+        <w:t>vast_big_catalog_table</w:t>
+      </w:r>
+      <w:proofErr w:type="spellEnd"/>
+      <w:r>
+        <w:t xml:space="preserve"> in Trino hosts information about all the files in the external archives that DME is </w:t>
+      </w:r>
+      <w:proofErr w:type="spellStart"/>
+      <w:r>
+        <w:t>perfroming</w:t>
+      </w:r>
+      <w:proofErr w:type="spellEnd"/>
+      <w:r>
+        <w:t xml:space="preserve"> auto-tiering from. A key column in this table is </w:t>
+      </w:r>
+      <w:proofErr w:type="spellStart"/>
+      <w:r>
+        <w:t>atime</w:t>
+      </w:r>
+      <w:proofErr w:type="spellEnd"/>
+      <w:r>
+        <w:t xml:space="preserve"> which keeps a timestamp in which the file was last accessed. However, because of NFS version and config used, this column is not updated properly.</w:t>
+      </w:r>
+    </w:p>
+    <w:p>
+      <w:pPr>
+        <w:ind w:left="720"/>
+      </w:pPr>
+      <w:r>
+        <w:t xml:space="preserve">As a solution, the VAST team provided a Python script that will scan the archive and update </w:t>
+      </w:r>
+      <w:r>
+        <w:t xml:space="preserve">the </w:t>
+      </w:r>
+      <w:proofErr w:type="spellStart"/>
+      <w:r>
+        <w:t>user_metadata</w:t>
+      </w:r>
+      <w:proofErr w:type="spellEnd"/>
+      <w:r>
+        <w:t xml:space="preserve"> column with ‘true access time’. </w:t>
+      </w:r>
+      <w:r>
+        <w:br/>
+        <w:t>DME will execute this script at a desired frequency (daily / weekly / monthly).</w:t>
+      </w:r>
+    </w:p>
+    <w:p>
+      <w:pPr>
+        <w:ind w:left="720"/>
+      </w:pPr>
+      <w:r>
+        <w:rPr>
+          <w:rFonts w:ascii="Courier-Bold" w:hAnsi="Courier-Bold" w:cs="Courier-Bold"/>
+          <w:b/>
+          <w:bCs/>
+          <w:color w:val="3200CA"/>
+          <w:kern w:val="0"/>
+          <w:sz w:val="24"/>
+          <w:szCs w:val="24"/>
+        </w:rPr>
+        <w:t>usage:</w:t>
+      </w:r>
+    </w:p>
+    <w:p>
+      <w:pPr>
+        <w:tabs>
+          <w:tab w:val="left" w:pos="560"/>
+          <w:tab w:val="left" w:pos="1120"/>
+          <w:tab w:val="left" w:pos="1680"/>
+          <w:tab w:val="left" w:pos="2240"/>
+          <w:tab w:val="left" w:pos="2800"/>
+          <w:tab w:val="left" w:pos="3360"/>
+          <w:tab w:val="left" w:pos="3920"/>
+          <w:tab w:val="left" w:pos="4480"/>
+          <w:tab w:val="left" w:pos="5040"/>
+          <w:tab w:val="left" w:pos="5600"/>
+          <w:tab w:val="left" w:pos="6160"/>
+          <w:tab w:val="left" w:pos="6720"/>
+        </w:tabs>
+        <w:autoSpaceDE w:val="0"/>
+        <w:autoSpaceDN w:val="0"/>
+        <w:adjustRightInd w:val="0"/>
+        <w:spacing w:after="0" w:line="240" w:lineRule="auto"/>
+        <w:ind w:left="720"/>
+        <w:rPr>
+          <w:rFonts w:ascii="Courier New" w:hAnsi="Courier New" w:cs="Courier New"/>
+          <w:color w:val="3B2322"/>
+          <w:kern w:val="0"/>
+          <w:sz w:val="24"/>
+          <w:szCs w:val="24"/>
+        </w:rPr>
+      </w:pPr>
+      <w:r>
+        <w:rPr>
+          <w:rFonts w:ascii="Courier-Bold" w:hAnsi="Courier-Bold" w:cs="Courier-Bold"/>
+          <w:b/>
+          <w:bCs/>
+          <w:color w:val="B000B2"/>
+          <w:kern w:val="0"/>
+          <w:sz w:val="24"/>
+          <w:szCs w:val="24"/>
+        </w:rPr>
+        <w:t>trueatimesearch.py</w:t>
+      </w:r>
+      <w:r>
+        <w:rPr>
+          <w:rFonts w:ascii="Courier New" w:hAnsi="Courier New" w:cs="Courier New"/>
+          <w:color w:val="3B2322"/>
+          <w:kern w:val="0"/>
+          <w:sz w:val="24"/>
+          <w:szCs w:val="24"/>
+        </w:rPr>
+        <w:t xml:space="preserve"> [</w:t>
+      </w:r>
+      <w:r>
+        <w:rPr>
+          <w:rFonts w:ascii="Courier New" w:hAnsi="Courier New" w:cs="Courier New"/>
+          <w:color w:val="149802"/>
+          <w:kern w:val="0"/>
+          <w:sz w:val="24"/>
+          <w:szCs w:val="24"/>
+        </w:rPr>
+        <w:t>-h</w:t>
+      </w:r>
+      <w:r>
+        <w:rPr>
+          <w:rFonts w:ascii="Courier New" w:hAnsi="Courier New" w:cs="Courier New"/>
+          <w:color w:val="3B2322"/>
+          <w:kern w:val="0"/>
+          <w:sz w:val="24"/>
+          <w:szCs w:val="24"/>
+        </w:rPr>
+        <w:t xml:space="preserve">] </w:t>
+      </w:r>
+      <w:r>
+        <w:rPr>
+          <w:rFonts w:ascii="Courier New" w:hAnsi="Courier New" w:cs="Courier New"/>
+          <w:color w:val="13939F"/>
+          <w:kern w:val="0"/>
+          <w:sz w:val="24"/>
+          <w:szCs w:val="24"/>
+        </w:rPr>
+        <w:t xml:space="preserve">--since </w:t>
+      </w:r>
+      <w:proofErr w:type="spellStart"/>
+      <w:r>
+        <w:rPr>
+          <w:rFonts w:ascii="Courier New" w:hAnsi="Courier New" w:cs="Courier New"/>
+          <w:color w:val="848604"/>
+          <w:kern w:val="0"/>
+          <w:sz w:val="24"/>
+          <w:szCs w:val="24"/>
+        </w:rPr>
+        <w:t>SINCE</w:t>
+      </w:r>
+      <w:proofErr w:type="spellEnd"/>
+      <w:r>
+        <w:rPr>
+          <w:rFonts w:ascii="Courier New" w:hAnsi="Courier New" w:cs="Courier New"/>
+          <w:color w:val="3B2322"/>
+          <w:kern w:val="0"/>
+          <w:sz w:val="24"/>
+          <w:szCs w:val="24"/>
+        </w:rPr>
+        <w:t xml:space="preserve"> </w:t>
+      </w:r>
+      <w:r>
+        <w:rPr>
+          <w:rFonts w:ascii="Courier New" w:hAnsi="Courier New" w:cs="Courier New"/>
+          <w:color w:val="13939F"/>
+          <w:kern w:val="0"/>
+          <w:sz w:val="24"/>
+          <w:szCs w:val="24"/>
+        </w:rPr>
+        <w:t xml:space="preserve">--host </w:t>
+      </w:r>
+      <w:proofErr w:type="spellStart"/>
+      <w:r>
+        <w:rPr>
+          <w:rFonts w:ascii="Courier New" w:hAnsi="Courier New" w:cs="Courier New"/>
+          <w:color w:val="848604"/>
+          <w:kern w:val="0"/>
+          <w:sz w:val="24"/>
+          <w:szCs w:val="24"/>
+        </w:rPr>
+        <w:t>HOST</w:t>
+      </w:r>
+      <w:proofErr w:type="spellEnd"/>
+      <w:r>
+        <w:rPr>
+          <w:rFonts w:ascii="Courier New" w:hAnsi="Courier New" w:cs="Courier New"/>
+          <w:color w:val="3B2322"/>
+          <w:kern w:val="0"/>
+          <w:sz w:val="24"/>
+          <w:szCs w:val="24"/>
+        </w:rPr>
+        <w:t xml:space="preserve"> [</w:t>
+      </w:r>
+      <w:r>
+        <w:rPr>
+          <w:rFonts w:ascii="Courier New" w:hAnsi="Courier New" w:cs="Courier New"/>
+          <w:color w:val="13939F"/>
+          <w:kern w:val="0"/>
+          <w:sz w:val="24"/>
+          <w:szCs w:val="24"/>
+        </w:rPr>
+        <w:t xml:space="preserve">--port </w:t>
+      </w:r>
+      <w:r>
+        <w:rPr>
+          <w:rFonts w:ascii="Courier New" w:hAnsi="Courier New" w:cs="Courier New"/>
+          <w:color w:val="848604"/>
+          <w:kern w:val="0"/>
+          <w:sz w:val="24"/>
+          <w:szCs w:val="24"/>
+        </w:rPr>
+        <w:t>PORT</w:t>
+      </w:r>
+      <w:r>
+        <w:rPr>
+          <w:rFonts w:ascii="Courier New" w:hAnsi="Courier New" w:cs="Courier New"/>
+          <w:color w:val="3B2322"/>
+          <w:kern w:val="0"/>
+          <w:sz w:val="24"/>
+          <w:szCs w:val="24"/>
+        </w:rPr>
+        <w:t xml:space="preserve">] </w:t>
+      </w:r>
+      <w:r>
+        <w:rPr>
+          <w:rFonts w:ascii="Courier New" w:hAnsi="Courier New" w:cs="Courier New"/>
+          <w:color w:val="13939F"/>
+          <w:kern w:val="0"/>
+          <w:sz w:val="24"/>
+          <w:szCs w:val="24"/>
+        </w:rPr>
+        <w:t xml:space="preserve">--user </w:t>
+      </w:r>
+      <w:proofErr w:type="spellStart"/>
+      <w:r>
+        <w:rPr>
+          <w:rFonts w:ascii="Courier New" w:hAnsi="Courier New" w:cs="Courier New"/>
+          <w:color w:val="848604"/>
+          <w:kern w:val="0"/>
+          <w:sz w:val="24"/>
+          <w:szCs w:val="24"/>
+        </w:rPr>
+        <w:t>USER</w:t>
+      </w:r>
+      <w:proofErr w:type="spellEnd"/>
+      <w:r>
+        <w:rPr>
+          <w:rFonts w:ascii="Courier New" w:hAnsi="Courier New" w:cs="Courier New"/>
+          <w:color w:val="3B2322"/>
+          <w:kern w:val="0"/>
+          <w:sz w:val="24"/>
+          <w:szCs w:val="24"/>
+        </w:rPr>
+        <w:t xml:space="preserve"> [</w:t>
+      </w:r>
+      <w:r>
+        <w:rPr>
+          <w:rFonts w:ascii="Courier New" w:hAnsi="Courier New" w:cs="Courier New"/>
+          <w:color w:val="13939F"/>
+          <w:kern w:val="0"/>
+          <w:sz w:val="24"/>
+          <w:szCs w:val="24"/>
+        </w:rPr>
+        <w:t xml:space="preserve">--password </w:t>
+      </w:r>
+      <w:r>
+        <w:rPr>
+          <w:rFonts w:ascii="Courier New" w:hAnsi="Courier New" w:cs="Courier New"/>
+          <w:color w:val="848604"/>
+          <w:kern w:val="0"/>
+          <w:sz w:val="24"/>
+          <w:szCs w:val="24"/>
+        </w:rPr>
+        <w:t>PASSWORD</w:t>
+      </w:r>
+      <w:r>
+        <w:rPr>
+          <w:rFonts w:ascii="Courier New" w:hAnsi="Courier New" w:cs="Courier New"/>
+          <w:color w:val="3B2322"/>
+          <w:kern w:val="0"/>
+          <w:sz w:val="24"/>
+          <w:szCs w:val="24"/>
+        </w:rPr>
+        <w:t xml:space="preserve">] </w:t>
+      </w:r>
+      <w:r>
+        <w:rPr>
+          <w:rFonts w:ascii="Courier New" w:hAnsi="Courier New" w:cs="Courier New"/>
+          <w:color w:val="13939F"/>
+          <w:kern w:val="0"/>
+          <w:sz w:val="24"/>
+          <w:szCs w:val="24"/>
+        </w:rPr>
+        <w:t xml:space="preserve">--view-path </w:t>
+      </w:r>
+      <w:r>
+        <w:rPr>
+          <w:rFonts w:ascii="Courier New" w:hAnsi="Courier New" w:cs="Courier New"/>
+          <w:color w:val="848604"/>
+          <w:kern w:val="0"/>
+          <w:sz w:val="24"/>
+          <w:szCs w:val="24"/>
+        </w:rPr>
+        <w:t>VIEW_PATH</w:t>
+      </w:r>
+      <w:r>
+        <w:rPr>
+          <w:rFonts w:ascii="Courier New" w:hAnsi="Courier New" w:cs="Courier New"/>
+          <w:color w:val="3B2322"/>
+          <w:kern w:val="0"/>
+          <w:sz w:val="24"/>
+          <w:szCs w:val="24"/>
+        </w:rPr>
+        <w:t xml:space="preserve"> </w:t>
+      </w:r>
+      <w:r>
+        <w:rPr>
+          <w:rFonts w:ascii="Courier New" w:hAnsi="Courier New" w:cs="Courier New"/>
+          <w:color w:val="13939F"/>
+          <w:kern w:val="0"/>
+          <w:sz w:val="24"/>
+          <w:szCs w:val="24"/>
+        </w:rPr>
+        <w:t xml:space="preserve">--bucket </w:t>
+      </w:r>
+      <w:proofErr w:type="spellStart"/>
+      <w:r>
+        <w:rPr>
+          <w:rFonts w:ascii="Courier New" w:hAnsi="Courier New" w:cs="Courier New"/>
+          <w:color w:val="848604"/>
+          <w:kern w:val="0"/>
+          <w:sz w:val="24"/>
+          <w:szCs w:val="24"/>
+        </w:rPr>
+        <w:t>BUCKET</w:t>
+      </w:r>
+      <w:proofErr w:type="spellEnd"/>
+      <w:r>
+        <w:rPr>
+          <w:rFonts w:ascii="Courier New" w:hAnsi="Courier New" w:cs="Courier New"/>
+          <w:color w:val="848604"/>
+          <w:kern w:val="0"/>
+          <w:sz w:val="24"/>
+          <w:szCs w:val="24"/>
+        </w:rPr>
+        <w:t xml:space="preserve"> -</w:t>
+      </w:r>
+      <w:r>
+        <w:rPr>
+          <w:rFonts w:ascii="Courier New" w:hAnsi="Courier New" w:cs="Courier New"/>
+          <w:color w:val="13939F"/>
+          <w:kern w:val="0"/>
+          <w:sz w:val="24"/>
+          <w:szCs w:val="24"/>
+        </w:rPr>
+        <w:t xml:space="preserve">-s3-endpoint </w:t>
+      </w:r>
+      <w:r>
+        <w:rPr>
+          <w:rFonts w:ascii="Courier New" w:hAnsi="Courier New" w:cs="Courier New"/>
+          <w:color w:val="848604"/>
+          <w:kern w:val="0"/>
+          <w:sz w:val="24"/>
+          <w:szCs w:val="24"/>
+        </w:rPr>
+        <w:t>S3_ENDPOINT</w:t>
+      </w:r>
+      <w:r>
+        <w:rPr>
+          <w:rFonts w:ascii="Courier New" w:hAnsi="Courier New" w:cs="Courier New"/>
+          <w:color w:val="3B2322"/>
+          <w:kern w:val="0"/>
+          <w:sz w:val="24"/>
+          <w:szCs w:val="24"/>
+        </w:rPr>
+        <w:t xml:space="preserve"> </w:t>
+      </w:r>
+      <w:r>
+        <w:rPr>
+          <w:rFonts w:ascii="Courier New" w:hAnsi="Courier New" w:cs="Courier New"/>
+          <w:color w:val="13939F"/>
+          <w:kern w:val="0"/>
+          <w:sz w:val="24"/>
+          <w:szCs w:val="24"/>
+        </w:rPr>
+        <w:t xml:space="preserve">--access-key </w:t>
+      </w:r>
+      <w:r>
+        <w:rPr>
+          <w:rFonts w:ascii="Courier New" w:hAnsi="Courier New" w:cs="Courier New"/>
+          <w:color w:val="848604"/>
+          <w:kern w:val="0"/>
+          <w:sz w:val="24"/>
+          <w:szCs w:val="24"/>
+        </w:rPr>
+        <w:t>ACCESS_KEY</w:t>
+      </w:r>
+      <w:r>
+        <w:rPr>
+          <w:rFonts w:ascii="Courier New" w:hAnsi="Courier New" w:cs="Courier New"/>
+          <w:color w:val="3B2322"/>
+          <w:kern w:val="0"/>
+          <w:sz w:val="24"/>
+          <w:szCs w:val="24"/>
+        </w:rPr>
+        <w:t xml:space="preserve"> </w:t>
+      </w:r>
+    </w:p>
+    <w:p>
+      <w:pPr>
+        <w:tabs>
+          <w:tab w:val="left" w:pos="560"/>
+          <w:tab w:val="left" w:pos="1120"/>
+          <w:tab w:val="left" w:pos="1680"/>
+          <w:tab w:val="left" w:pos="2240"/>
+          <w:tab w:val="left" w:pos="2800"/>
+          <w:tab w:val="left" w:pos="3360"/>
+          <w:tab w:val="left" w:pos="3920"/>
+          <w:tab w:val="left" w:pos="4480"/>
+          <w:tab w:val="left" w:pos="5040"/>
+          <w:tab w:val="left" w:pos="5600"/>
+          <w:tab w:val="left" w:pos="6160"/>
+          <w:tab w:val="left" w:pos="6720"/>
+        </w:tabs>
+        <w:autoSpaceDE w:val="0"/>
+        <w:autoSpaceDN w:val="0"/>
+        <w:adjustRightInd w:val="0"/>
+        <w:spacing w:after="0" w:line="240" w:lineRule="auto"/>
+        <w:ind w:left="720"/>
+        <w:rPr>
+          <w:rFonts w:ascii="Courier New" w:hAnsi="Courier New" w:cs="Courier New"/>
+          <w:color w:val="3B2322"/>
+          <w:kern w:val="0"/>
+          <w:sz w:val="24"/>
+          <w:szCs w:val="24"/>
+        </w:rPr>
+      </w:pPr>
+      <w:r>
+        <w:rPr>
+          <w:rFonts w:ascii="Courier New" w:hAnsi="Courier New" w:cs="Courier New"/>
+          <w:color w:val="13939F"/>
+          <w:kern w:val="0"/>
+          <w:sz w:val="24"/>
+          <w:szCs w:val="24"/>
+        </w:rPr>
+        <w:t xml:space="preserve">--secret-key </w:t>
+      </w:r>
+      <w:r>
+        <w:rPr>
+          <w:rFonts w:ascii="Courier New" w:hAnsi="Courier New" w:cs="Courier New"/>
+          <w:color w:val="848604"/>
+          <w:kern w:val="0"/>
+          <w:sz w:val="24"/>
+          <w:szCs w:val="24"/>
+        </w:rPr>
+        <w:t>SECRET_KEY</w:t>
+      </w:r>
+      <w:r>
+        <w:rPr>
+          <w:rFonts w:ascii="Courier New" w:hAnsi="Courier New" w:cs="Courier New"/>
+          <w:color w:val="3B2322"/>
+          <w:kern w:val="0"/>
+          <w:sz w:val="24"/>
+          <w:szCs w:val="24"/>
+        </w:rPr>
+        <w:t xml:space="preserve"> [</w:t>
+      </w:r>
+      <w:r>
+        <w:rPr>
+          <w:rFonts w:ascii="Courier New" w:hAnsi="Courier New" w:cs="Courier New"/>
+          <w:color w:val="13939F"/>
+          <w:kern w:val="0"/>
+          <w:sz w:val="24"/>
+          <w:szCs w:val="24"/>
+        </w:rPr>
+        <w:t>--dry-run</w:t>
+      </w:r>
+      <w:r>
+        <w:rPr>
+          <w:rFonts w:ascii="Courier New" w:hAnsi="Courier New" w:cs="Courier New"/>
+          <w:color w:val="3B2322"/>
+          <w:kern w:val="0"/>
+          <w:sz w:val="24"/>
+          <w:szCs w:val="24"/>
+        </w:rPr>
+        <w:t>]</w:t>
+      </w:r>
+    </w:p>
+    <w:p>
+      <w:pPr>
+        <w:rPr>
+          <w:rFonts w:ascii="Courier New" w:hAnsi="Courier New" w:cs="Courier New"/>
+          <w:color w:val="13939F"/>
+          <w:kern w:val="0"/>
+          <w:sz w:val="24"/>
+          <w:szCs w:val="24"/>
+        </w:rPr>
+      </w:pPr>
+      <w:r>
+        <w:rPr>
+          <w:rFonts w:ascii="Courier New" w:hAnsi="Courier New" w:cs="Courier New"/>
+          <w:color w:val="13939F"/>
+          <w:kern w:val="0"/>
+          <w:sz w:val="24"/>
+          <w:szCs w:val="24"/>
+        </w:rPr>
+        <w:br w:type="page"/>
+      </w:r>
+    </w:p>
+    <w:p>
+      <w:pPr>
+        <w:pStyle w:val="Heading4"/>
+      </w:pPr>
+      <w:r>
+        <w:lastRenderedPageBreak/>
         <w:t>Trino Query</w:t>
       </w:r>
     </w:p>
@@ -3381,6 +3919,13 @@
     <w:p>
       <w:pPr>
         <w:ind w:left="576"/>
+        <w:rPr>
+          <w:rFonts w:ascii="Courier New" w:hAnsi="Courier New" w:cs="Courier New"/>
+          <w:color w:val="149802"/>
+          <w:kern w:val="0"/>
+          <w:sz w:val="24"/>
+          <w:szCs w:val="24"/>
+        </w:rPr>
       </w:pPr>
       <w:r>
         <w:rPr>
@@ -3716,27 +4261,7 @@
           <w:sz w:val="24"/>
           <w:szCs w:val="24"/>
         </w:rPr>
-        <w:t>'</w:t>
-      </w:r>
-      <w:r>
-        <w:rPr>
-          <w:rFonts w:ascii="Courier New" w:hAnsi="Courier New" w:cs="Courier New"/>
-          <w:color w:val="149802"/>
-          <w:kern w:val="0"/>
-          <w:sz w:val="24"/>
-          <w:szCs w:val="24"/>
-        </w:rPr>
-        <w:t>6</w:t>
-      </w:r>
-      <w:r>
-        <w:rPr>
-          <w:rFonts w:ascii="Courier New" w:hAnsi="Courier New" w:cs="Courier New"/>
-          <w:color w:val="149802"/>
-          <w:kern w:val="0"/>
-          <w:sz w:val="24"/>
-          <w:szCs w:val="24"/>
-        </w:rPr>
-        <w:t>'</w:t>
+        <w:t>'6'</w:t>
       </w:r>
       <w:r>
         <w:rPr>
@@ -4000,7 +4525,6 @@
       </w:pPr>
       <w:bookmarkStart w:id="21" w:name="_Toc220160301"/>
       <w:r>
-        <w:lastRenderedPageBreak/>
         <w:t>HPC_DATA_MANAGEMENT_CONFIGURATION</w:t>
       </w:r>
       <w:bookmarkEnd w:id="21"/>
@@ -4395,7 +4919,7 @@
             </wp:anchor>
           </w:drawing>
         </mc:Choice>
-        <mc:Fallback xmlns:arto="http://schemas.microsoft.com/office/word/2006/arto" xmlns:a="http://schemas.openxmlformats.org/drawingml/2006/main">
+        <mc:Fallback xmlns:a="http://schemas.openxmlformats.org/drawingml/2006/main" xmlns:arto="http://schemas.microsoft.com/office/word/2006/arto">
           <w:pict>
             <v:rect id="Rectangle 72" style="position:absolute;margin-left:0;margin-top:0;width:580.8pt;height:752.4pt;z-index:251661312;visibility:visible;mso-wrap-style:square;mso-width-percent:950;mso-height-percent:950;mso-wrap-distance-left:9pt;mso-wrap-distance-top:0;mso-wrap-distance-right:9pt;mso-wrap-distance-bottom:0;mso-position-horizontal:center;mso-position-horizontal-relative:page;mso-position-vertical:center;mso-position-vertical-relative:page;mso-width-percent:950;mso-height-percent:950;mso-width-relative:page;mso-height-relative:page;v-text-anchor:middle" o:spid="_x0000_s1026" filled="f" strokecolor="#938953 [1614]" strokeweight="1.25pt" w14:anchorId="5C3517D5" o:gfxdata="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">
               <w10:wrap anchorx="page" anchory="page"/>
@@ -4631,178 +5155,6 @@
 <file path=word/numbering.xml><?xml version="1.0" encoding="utf-8"?>
 <w:numbering xmlns:wpc="http://schemas.microsoft.com/office/word/2010/wordprocessingCanvas" xmlns:cx="http://schemas.microsoft.com/office/drawing/2014/chartex" xmlns:cx1="http://schemas.microsoft.com/office/drawing/2015/9/8/chartex" xmlns:cx2="http://schemas.microsoft.com/office/drawing/2015/10/21/chartex" xmlns:cx3="http://schemas.microsoft.com/office/drawing/2016/5/9/chartex" xmlns:cx4="http://schemas.microsoft.com/office/drawing/2016/5/10/chartex" xmlns:cx5="http://schemas.microsoft.com/office/drawing/2016/5/11/chartex" xmlns:cx6="http://schemas.microsoft.com/office/drawing/2016/5/12/chartex" xmlns:cx7="http://schemas.microsoft.com/office/drawing/2016/5/13/chartex" xmlns:cx8="http://schemas.microsoft.com/office/drawing/2016/5/14/chartex" xmlns:mc="http://schemas.openxmlformats.org/markup-compatibility/2006" xmlns:aink="http://schemas.microsoft.com/office/drawing/2016/ink" xmlns:am3d="http://schemas.microsoft.com/office/drawing/2017/model3d" xmlns:o="urn:schemas-microsoft-com:office:office" xmlns:oel="http://schemas.microsoft.com/office/2019/extlst" xmlns:r="http://schemas.openxmlformats.org/officeDocument/2006/relationships" xmlns:m="http://schemas.openxmlformats.org/officeDocument/2006/math" xmlns:v="urn:schemas-microsoft-com:vml" xmlns:wp14="http://schemas.microsoft.com/office/word/2010/wordprocessingDrawing" xmlns:wp="http://schemas.openxmlformats.org/drawingml/2006/wordprocessingDrawing" xmlns:w10="urn:schemas-microsoft-com:office:word" xmlns:w="http://schemas.openxmlformats.org/wordprocessingml/2006/main" xmlns:w14="http://schemas.microsoft.com/office/word/2010/wordml" xmlns:w15="http://schemas.microsoft.com/office/word/2012/wordml" xmlns:w16cex="http://schemas.microsoft.com/office/word/2018/wordml/cex" xmlns:w16cid="http://schemas.microsoft.com/office/word/2016/wordml/cid" xmlns:w16="http://schemas.microsoft.com/office/word/2018/wordml" xmlns:w16du="http://schemas.microsoft.com/office/word/2023/wordml/word16du" xmlns:w16sdtdh="http://schemas.microsoft.com/office/word/2020/wordml/sdtdatahash" xmlns:w16sdtfl="http://schemas.microsoft.com/office/word/2024/wordml/sdtformatlock" xmlns:w16se="http://schemas.microsoft.com/office/word/2015/wordml/symex" xmlns:wpg="http://schemas.microsoft.com/office/word/2010/wordprocessingGroup" xmlns:wpi="http://schemas.microsoft.com/office/word/2010/wordprocessingInk" xmlns:wne="http://schemas.microsoft.com/office/word/2006/wordml" xmlns:wps="http://schemas.microsoft.com/office/word/2010/wordprocessingShape" mc:Ignorable="w14 w15 w16se w16cid w16 w16cex w16sdtdh w16sdtfl w16du wp14">
   <w:abstractNum w:abstractNumId="0" w15:restartNumberingAfterBreak="0">
-    <w:nsid w:val="030E7D54"/>
-    <w:multiLevelType w:val="hybridMultilevel"/>
-    <w:tmpl w:val="80583A20"/>
-    <w:lvl w:ilvl="0" w:tplc="4B4AD906">
-      <w:start w:val="2"/>
-      <w:numFmt w:val="decimal"/>
-      <w:lvlText w:val="%1."/>
-      <w:lvlJc w:val="left"/>
-      <w:pPr>
-        <w:ind w:left="720" w:hanging="360"/>
-      </w:pPr>
-    </w:lvl>
-    <w:lvl w:ilvl="1" w:tplc="58EE07DA">
-      <w:start w:val="1"/>
-      <w:numFmt w:val="lowerLetter"/>
-      <w:lvlText w:val="%2."/>
-      <w:lvlJc w:val="left"/>
-      <w:pPr>
-        <w:ind w:left="1440" w:hanging="360"/>
-      </w:pPr>
-    </w:lvl>
-    <w:lvl w:ilvl="2" w:tplc="80F815C0">
-      <w:start w:val="1"/>
-      <w:numFmt w:val="lowerRoman"/>
-      <w:lvlText w:val="%3."/>
-      <w:lvlJc w:val="right"/>
-      <w:pPr>
-        <w:ind w:left="2160" w:hanging="180"/>
-      </w:pPr>
-    </w:lvl>
-    <w:lvl w:ilvl="3" w:tplc="ED5A5A06">
-      <w:start w:val="1"/>
-      <w:numFmt w:val="decimal"/>
-      <w:lvlText w:val="%4."/>
-      <w:lvlJc w:val="left"/>
-      <w:pPr>
-        <w:ind w:left="2880" w:hanging="360"/>
-      </w:pPr>
-    </w:lvl>
-    <w:lvl w:ilvl="4" w:tplc="252C5ED4">
-      <w:start w:val="1"/>
-      <w:numFmt w:val="lowerLetter"/>
-      <w:lvlText w:val="%5."/>
-      <w:lvlJc w:val="left"/>
-      <w:pPr>
-        <w:ind w:left="3600" w:hanging="360"/>
-      </w:pPr>
-    </w:lvl>
-    <w:lvl w:ilvl="5" w:tplc="3E2EE32C">
-      <w:start w:val="1"/>
-      <w:numFmt w:val="lowerRoman"/>
-      <w:lvlText w:val="%6."/>
-      <w:lvlJc w:val="right"/>
-      <w:pPr>
-        <w:ind w:left="4320" w:hanging="180"/>
-      </w:pPr>
-    </w:lvl>
-    <w:lvl w:ilvl="6" w:tplc="9EA498B4">
-      <w:start w:val="1"/>
-      <w:numFmt w:val="decimal"/>
-      <w:lvlText w:val="%7."/>
-      <w:lvlJc w:val="left"/>
-      <w:pPr>
-        <w:ind w:left="5040" w:hanging="360"/>
-      </w:pPr>
-    </w:lvl>
-    <w:lvl w:ilvl="7" w:tplc="9A9A81B4">
-      <w:start w:val="1"/>
-      <w:numFmt w:val="lowerLetter"/>
-      <w:lvlText w:val="%8."/>
-      <w:lvlJc w:val="left"/>
-      <w:pPr>
-        <w:ind w:left="5760" w:hanging="360"/>
-      </w:pPr>
-    </w:lvl>
-    <w:lvl w:ilvl="8" w:tplc="69463C5E">
-      <w:start w:val="1"/>
-      <w:numFmt w:val="lowerRoman"/>
-      <w:lvlText w:val="%9."/>
-      <w:lvlJc w:val="right"/>
-      <w:pPr>
-        <w:ind w:left="6480" w:hanging="180"/>
-      </w:pPr>
-    </w:lvl>
-  </w:abstractNum>
-  <w:abstractNum w:abstractNumId="1" w15:restartNumberingAfterBreak="0">
-    <w:nsid w:val="06719813"/>
-    <w:multiLevelType w:val="hybridMultilevel"/>
-    <w:tmpl w:val="44F02EDE"/>
-    <w:lvl w:ilvl="0" w:tplc="479CA238">
-      <w:start w:val="3"/>
-      <w:numFmt w:val="decimal"/>
-      <w:lvlText w:val="%1."/>
-      <w:lvlJc w:val="left"/>
-      <w:pPr>
-        <w:ind w:left="720" w:hanging="360"/>
-      </w:pPr>
-    </w:lvl>
-    <w:lvl w:ilvl="1" w:tplc="B98CAEAE">
-      <w:start w:val="1"/>
-      <w:numFmt w:val="lowerLetter"/>
-      <w:lvlText w:val="%2."/>
-      <w:lvlJc w:val="left"/>
-      <w:pPr>
-        <w:ind w:left="1440" w:hanging="360"/>
-      </w:pPr>
-    </w:lvl>
-    <w:lvl w:ilvl="2" w:tplc="E2EABBD8">
-      <w:start w:val="1"/>
-      <w:numFmt w:val="lowerRoman"/>
-      <w:lvlText w:val="%3."/>
-      <w:lvlJc w:val="right"/>
-      <w:pPr>
-        <w:ind w:left="2160" w:hanging="180"/>
-      </w:pPr>
-    </w:lvl>
-    <w:lvl w:ilvl="3" w:tplc="EBB2C322">
-      <w:start w:val="1"/>
-      <w:numFmt w:val="decimal"/>
-      <w:lvlText w:val="%4."/>
-      <w:lvlJc w:val="left"/>
-      <w:pPr>
-        <w:ind w:left="2880" w:hanging="360"/>
-      </w:pPr>
-    </w:lvl>
-    <w:lvl w:ilvl="4" w:tplc="A30A1F20">
-      <w:start w:val="1"/>
-      <w:numFmt w:val="lowerLetter"/>
-      <w:lvlText w:val="%5."/>
-      <w:lvlJc w:val="left"/>
-      <w:pPr>
-        <w:ind w:left="3600" w:hanging="360"/>
-      </w:pPr>
-    </w:lvl>
-    <w:lvl w:ilvl="5" w:tplc="731A312A">
-      <w:start w:val="1"/>
-      <w:numFmt w:val="lowerRoman"/>
-      <w:lvlText w:val="%6."/>
-      <w:lvlJc w:val="right"/>
-      <w:pPr>
-        <w:ind w:left="4320" w:hanging="180"/>
-      </w:pPr>
-    </w:lvl>
-    <w:lvl w:ilvl="6" w:tplc="7B526B26">
-      <w:start w:val="1"/>
-      <w:numFmt w:val="decimal"/>
-      <w:lvlText w:val="%7."/>
-      <w:lvlJc w:val="left"/>
-      <w:pPr>
-        <w:ind w:left="5040" w:hanging="360"/>
-      </w:pPr>
-    </w:lvl>
-    <w:lvl w:ilvl="7" w:tplc="1F740CA6">
-      <w:start w:val="1"/>
-      <w:numFmt w:val="lowerLetter"/>
-      <w:lvlText w:val="%8."/>
-      <w:lvlJc w:val="left"/>
-      <w:pPr>
-        <w:ind w:left="5760" w:hanging="360"/>
-      </w:pPr>
-    </w:lvl>
-    <w:lvl w:ilvl="8" w:tplc="B1581CC2">
-      <w:start w:val="1"/>
-      <w:numFmt w:val="lowerRoman"/>
-      <w:lvlText w:val="%9."/>
-      <w:lvlJc w:val="right"/>
-      <w:pPr>
-        <w:ind w:left="6480" w:hanging="180"/>
-      </w:pPr>
-    </w:lvl>
-  </w:abstractNum>
-  <w:abstractNum w:abstractNumId="2" w15:restartNumberingAfterBreak="0">
     <w:nsid w:val="079A5588"/>
     <w:multiLevelType w:val="hybridMultilevel"/>
     <w:tmpl w:val="67A829DA"/>
@@ -4915,1379 +5267,10 @@
       </w:rPr>
     </w:lvl>
   </w:abstractNum>
-  <w:abstractNum w:abstractNumId="3" w15:restartNumberingAfterBreak="0">
-    <w:nsid w:val="091B7553"/>
-    <w:multiLevelType w:val="hybridMultilevel"/>
-    <w:tmpl w:val="6602F30E"/>
-    <w:lvl w:ilvl="0" w:tplc="0409000F">
-      <w:start w:val="1"/>
-      <w:numFmt w:val="decimal"/>
-      <w:lvlText w:val="%1."/>
-      <w:lvlJc w:val="left"/>
-      <w:pPr>
-        <w:ind w:left="780" w:hanging="360"/>
-      </w:pPr>
-    </w:lvl>
-    <w:lvl w:ilvl="1" w:tplc="04090019" w:tentative="1">
-      <w:start w:val="1"/>
-      <w:numFmt w:val="lowerLetter"/>
-      <w:lvlText w:val="%2."/>
-      <w:lvlJc w:val="left"/>
-      <w:pPr>
-        <w:ind w:left="1500" w:hanging="360"/>
-      </w:pPr>
-    </w:lvl>
-    <w:lvl w:ilvl="2" w:tplc="0409001B" w:tentative="1">
-      <w:start w:val="1"/>
-      <w:numFmt w:val="lowerRoman"/>
-      <w:lvlText w:val="%3."/>
-      <w:lvlJc w:val="right"/>
-      <w:pPr>
-        <w:ind w:left="2220" w:hanging="180"/>
-      </w:pPr>
-    </w:lvl>
-    <w:lvl w:ilvl="3" w:tplc="0409000F" w:tentative="1">
-      <w:start w:val="1"/>
-      <w:numFmt w:val="decimal"/>
-      <w:lvlText w:val="%4."/>
-      <w:lvlJc w:val="left"/>
-      <w:pPr>
-        <w:ind w:left="2940" w:hanging="360"/>
-      </w:pPr>
-    </w:lvl>
-    <w:lvl w:ilvl="4" w:tplc="04090019" w:tentative="1">
-      <w:start w:val="1"/>
-      <w:numFmt w:val="lowerLetter"/>
-      <w:lvlText w:val="%5."/>
-      <w:lvlJc w:val="left"/>
-      <w:pPr>
-        <w:ind w:left="3660" w:hanging="360"/>
-      </w:pPr>
-    </w:lvl>
-    <w:lvl w:ilvl="5" w:tplc="0409001B" w:tentative="1">
-      <w:start w:val="1"/>
-      <w:numFmt w:val="lowerRoman"/>
-      <w:lvlText w:val="%6."/>
-      <w:lvlJc w:val="right"/>
-      <w:pPr>
-        <w:ind w:left="4380" w:hanging="180"/>
-      </w:pPr>
-    </w:lvl>
-    <w:lvl w:ilvl="6" w:tplc="0409000F" w:tentative="1">
-      <w:start w:val="1"/>
-      <w:numFmt w:val="decimal"/>
-      <w:lvlText w:val="%7."/>
-      <w:lvlJc w:val="left"/>
-      <w:pPr>
-        <w:ind w:left="5100" w:hanging="360"/>
-      </w:pPr>
-    </w:lvl>
-    <w:lvl w:ilvl="7" w:tplc="04090019" w:tentative="1">
-      <w:start w:val="1"/>
-      <w:numFmt w:val="lowerLetter"/>
-      <w:lvlText w:val="%8."/>
-      <w:lvlJc w:val="left"/>
-      <w:pPr>
-        <w:ind w:left="5820" w:hanging="360"/>
-      </w:pPr>
-    </w:lvl>
-    <w:lvl w:ilvl="8" w:tplc="0409001B" w:tentative="1">
-      <w:start w:val="1"/>
-      <w:numFmt w:val="lowerRoman"/>
-      <w:lvlText w:val="%9."/>
-      <w:lvlJc w:val="right"/>
-      <w:pPr>
-        <w:ind w:left="6540" w:hanging="180"/>
-      </w:pPr>
-    </w:lvl>
-  </w:abstractNum>
-  <w:abstractNum w:abstractNumId="4" w15:restartNumberingAfterBreak="0">
-    <w:nsid w:val="0F29AAA8"/>
-    <w:multiLevelType w:val="hybridMultilevel"/>
-    <w:tmpl w:val="1F26571A"/>
-    <w:lvl w:ilvl="0" w:tplc="F744A454">
-      <w:start w:val="1"/>
-      <w:numFmt w:val="decimal"/>
-      <w:lvlText w:val="%1."/>
-      <w:lvlJc w:val="left"/>
-      <w:pPr>
-        <w:ind w:left="720" w:hanging="360"/>
-      </w:pPr>
-    </w:lvl>
-    <w:lvl w:ilvl="1" w:tplc="92F8DF4E">
-      <w:start w:val="1"/>
-      <w:numFmt w:val="lowerLetter"/>
-      <w:lvlText w:val="%2."/>
-      <w:lvlJc w:val="left"/>
-      <w:pPr>
-        <w:ind w:left="1440" w:hanging="360"/>
-      </w:pPr>
-    </w:lvl>
-    <w:lvl w:ilvl="2" w:tplc="6AF84DEA">
-      <w:start w:val="1"/>
-      <w:numFmt w:val="lowerRoman"/>
-      <w:lvlText w:val="%3."/>
-      <w:lvlJc w:val="right"/>
-      <w:pPr>
-        <w:ind w:left="2160" w:hanging="180"/>
-      </w:pPr>
-    </w:lvl>
-    <w:lvl w:ilvl="3" w:tplc="74DA70EC">
-      <w:start w:val="1"/>
-      <w:numFmt w:val="decimal"/>
-      <w:lvlText w:val="%4."/>
-      <w:lvlJc w:val="left"/>
-      <w:pPr>
-        <w:ind w:left="2880" w:hanging="360"/>
-      </w:pPr>
-    </w:lvl>
-    <w:lvl w:ilvl="4" w:tplc="739475D8">
-      <w:start w:val="1"/>
-      <w:numFmt w:val="lowerLetter"/>
-      <w:lvlText w:val="%5."/>
-      <w:lvlJc w:val="left"/>
-      <w:pPr>
-        <w:ind w:left="3600" w:hanging="360"/>
-      </w:pPr>
-    </w:lvl>
-    <w:lvl w:ilvl="5" w:tplc="4EA2F5A2">
-      <w:start w:val="1"/>
-      <w:numFmt w:val="lowerRoman"/>
-      <w:lvlText w:val="%6."/>
-      <w:lvlJc w:val="right"/>
-      <w:pPr>
-        <w:ind w:left="4320" w:hanging="180"/>
-      </w:pPr>
-    </w:lvl>
-    <w:lvl w:ilvl="6" w:tplc="E0C0A482">
-      <w:start w:val="1"/>
-      <w:numFmt w:val="decimal"/>
-      <w:lvlText w:val="%7."/>
-      <w:lvlJc w:val="left"/>
-      <w:pPr>
-        <w:ind w:left="5040" w:hanging="360"/>
-      </w:pPr>
-    </w:lvl>
-    <w:lvl w:ilvl="7" w:tplc="8BA4AA7C">
-      <w:start w:val="1"/>
-      <w:numFmt w:val="lowerLetter"/>
-      <w:lvlText w:val="%8."/>
-      <w:lvlJc w:val="left"/>
-      <w:pPr>
-        <w:ind w:left="5760" w:hanging="360"/>
-      </w:pPr>
-    </w:lvl>
-    <w:lvl w:ilvl="8" w:tplc="D664585C">
-      <w:start w:val="1"/>
-      <w:numFmt w:val="lowerRoman"/>
-      <w:lvlText w:val="%9."/>
-      <w:lvlJc w:val="right"/>
-      <w:pPr>
-        <w:ind w:left="6480" w:hanging="180"/>
-      </w:pPr>
-    </w:lvl>
-  </w:abstractNum>
-  <w:abstractNum w:abstractNumId="5" w15:restartNumberingAfterBreak="0">
-    <w:nsid w:val="180926F0"/>
-    <w:multiLevelType w:val="hybridMultilevel"/>
-    <w:tmpl w:val="79BCA572"/>
-    <w:lvl w:ilvl="0" w:tplc="959E7AA8">
-      <w:start w:val="1"/>
-      <w:numFmt w:val="bullet"/>
-      <w:lvlText w:val="·"/>
-      <w:lvlJc w:val="left"/>
-      <w:pPr>
-        <w:ind w:left="720" w:hanging="360"/>
-      </w:pPr>
-      <w:rPr>
-        <w:rFonts w:ascii="Symbol" w:hAnsi="Symbol" w:hint="default"/>
-      </w:rPr>
-    </w:lvl>
-    <w:lvl w:ilvl="1" w:tplc="ECFE8AC6">
-      <w:start w:val="1"/>
-      <w:numFmt w:val="bullet"/>
-      <w:lvlText w:val="o"/>
-      <w:lvlJc w:val="left"/>
-      <w:pPr>
-        <w:ind w:left="1440" w:hanging="360"/>
-      </w:pPr>
-      <w:rPr>
-        <w:rFonts w:ascii="Courier New" w:hAnsi="Courier New" w:hint="default"/>
-      </w:rPr>
-    </w:lvl>
-    <w:lvl w:ilvl="2" w:tplc="5E66CF9A">
-      <w:start w:val="1"/>
-      <w:numFmt w:val="bullet"/>
-      <w:lvlText w:val=""/>
-      <w:lvlJc w:val="left"/>
-      <w:pPr>
-        <w:ind w:left="2160" w:hanging="360"/>
-      </w:pPr>
-      <w:rPr>
-        <w:rFonts w:ascii="Wingdings" w:hAnsi="Wingdings" w:hint="default"/>
-      </w:rPr>
-    </w:lvl>
-    <w:lvl w:ilvl="3" w:tplc="CF241F62">
-      <w:start w:val="1"/>
-      <w:numFmt w:val="bullet"/>
-      <w:lvlText w:val=""/>
-      <w:lvlJc w:val="left"/>
-      <w:pPr>
-        <w:ind w:left="2880" w:hanging="360"/>
-      </w:pPr>
-      <w:rPr>
-        <w:rFonts w:ascii="Symbol" w:hAnsi="Symbol" w:hint="default"/>
-      </w:rPr>
-    </w:lvl>
-    <w:lvl w:ilvl="4" w:tplc="64569F48">
-      <w:start w:val="1"/>
-      <w:numFmt w:val="bullet"/>
-      <w:lvlText w:val="o"/>
-      <w:lvlJc w:val="left"/>
-      <w:pPr>
-        <w:ind w:left="3600" w:hanging="360"/>
-      </w:pPr>
-      <w:rPr>
-        <w:rFonts w:ascii="Courier New" w:hAnsi="Courier New" w:hint="default"/>
-      </w:rPr>
-    </w:lvl>
-    <w:lvl w:ilvl="5" w:tplc="33D01A0E">
-      <w:start w:val="1"/>
-      <w:numFmt w:val="bullet"/>
-      <w:lvlText w:val=""/>
-      <w:lvlJc w:val="left"/>
-      <w:pPr>
-        <w:ind w:left="4320" w:hanging="360"/>
-      </w:pPr>
-      <w:rPr>
-        <w:rFonts w:ascii="Wingdings" w:hAnsi="Wingdings" w:hint="default"/>
-      </w:rPr>
-    </w:lvl>
-    <w:lvl w:ilvl="6" w:tplc="DB0E3772">
-      <w:start w:val="1"/>
-      <w:numFmt w:val="bullet"/>
-      <w:lvlText w:val=""/>
-      <w:lvlJc w:val="left"/>
-      <w:pPr>
-        <w:ind w:left="5040" w:hanging="360"/>
-      </w:pPr>
-      <w:rPr>
-        <w:rFonts w:ascii="Symbol" w:hAnsi="Symbol" w:hint="default"/>
-      </w:rPr>
-    </w:lvl>
-    <w:lvl w:ilvl="7" w:tplc="86865CAA">
-      <w:start w:val="1"/>
-      <w:numFmt w:val="bullet"/>
-      <w:lvlText w:val="o"/>
-      <w:lvlJc w:val="left"/>
-      <w:pPr>
-        <w:ind w:left="5760" w:hanging="360"/>
-      </w:pPr>
-      <w:rPr>
-        <w:rFonts w:ascii="Courier New" w:hAnsi="Courier New" w:hint="default"/>
-      </w:rPr>
-    </w:lvl>
-    <w:lvl w:ilvl="8" w:tplc="582E3B88">
-      <w:start w:val="1"/>
-      <w:numFmt w:val="bullet"/>
-      <w:lvlText w:val=""/>
-      <w:lvlJc w:val="left"/>
-      <w:pPr>
-        <w:ind w:left="6480" w:hanging="360"/>
-      </w:pPr>
-      <w:rPr>
-        <w:rFonts w:ascii="Wingdings" w:hAnsi="Wingdings" w:hint="default"/>
-      </w:rPr>
-    </w:lvl>
-  </w:abstractNum>
-  <w:abstractNum w:abstractNumId="6" w15:restartNumberingAfterBreak="0">
-    <w:nsid w:val="1DF85339"/>
-    <w:multiLevelType w:val="hybridMultilevel"/>
-    <w:tmpl w:val="9C1A162A"/>
-    <w:lvl w:ilvl="0" w:tplc="CE509102">
-      <w:start w:val="2"/>
-      <w:numFmt w:val="decimal"/>
-      <w:lvlText w:val="%1."/>
-      <w:lvlJc w:val="left"/>
-      <w:pPr>
-        <w:ind w:left="720" w:hanging="360"/>
-      </w:pPr>
-    </w:lvl>
-    <w:lvl w:ilvl="1" w:tplc="9B18681A">
-      <w:start w:val="1"/>
-      <w:numFmt w:val="lowerLetter"/>
-      <w:lvlText w:val="%2."/>
-      <w:lvlJc w:val="left"/>
-      <w:pPr>
-        <w:ind w:left="1440" w:hanging="360"/>
-      </w:pPr>
-    </w:lvl>
-    <w:lvl w:ilvl="2" w:tplc="0BEA4B32">
-      <w:start w:val="1"/>
-      <w:numFmt w:val="lowerRoman"/>
-      <w:lvlText w:val="%3."/>
-      <w:lvlJc w:val="right"/>
-      <w:pPr>
-        <w:ind w:left="2160" w:hanging="180"/>
-      </w:pPr>
-    </w:lvl>
-    <w:lvl w:ilvl="3" w:tplc="1BF87804">
-      <w:start w:val="1"/>
-      <w:numFmt w:val="decimal"/>
-      <w:lvlText w:val="%4."/>
-      <w:lvlJc w:val="left"/>
-      <w:pPr>
-        <w:ind w:left="2880" w:hanging="360"/>
-      </w:pPr>
-    </w:lvl>
-    <w:lvl w:ilvl="4" w:tplc="90E8AE82">
-      <w:start w:val="1"/>
-      <w:numFmt w:val="lowerLetter"/>
-      <w:lvlText w:val="%5."/>
-      <w:lvlJc w:val="left"/>
-      <w:pPr>
-        <w:ind w:left="3600" w:hanging="360"/>
-      </w:pPr>
-    </w:lvl>
-    <w:lvl w:ilvl="5" w:tplc="540CE174">
-      <w:start w:val="1"/>
-      <w:numFmt w:val="lowerRoman"/>
-      <w:lvlText w:val="%6."/>
-      <w:lvlJc w:val="right"/>
-      <w:pPr>
-        <w:ind w:left="4320" w:hanging="180"/>
-      </w:pPr>
-    </w:lvl>
-    <w:lvl w:ilvl="6" w:tplc="AAC848AE">
-      <w:start w:val="1"/>
-      <w:numFmt w:val="decimal"/>
-      <w:lvlText w:val="%7."/>
-      <w:lvlJc w:val="left"/>
-      <w:pPr>
-        <w:ind w:left="5040" w:hanging="360"/>
-      </w:pPr>
-    </w:lvl>
-    <w:lvl w:ilvl="7" w:tplc="BB263E84">
-      <w:start w:val="1"/>
-      <w:numFmt w:val="lowerLetter"/>
-      <w:lvlText w:val="%8."/>
-      <w:lvlJc w:val="left"/>
-      <w:pPr>
-        <w:ind w:left="5760" w:hanging="360"/>
-      </w:pPr>
-    </w:lvl>
-    <w:lvl w:ilvl="8" w:tplc="992CD538">
-      <w:start w:val="1"/>
-      <w:numFmt w:val="lowerRoman"/>
-      <w:lvlText w:val="%9."/>
-      <w:lvlJc w:val="right"/>
-      <w:pPr>
-        <w:ind w:left="6480" w:hanging="180"/>
-      </w:pPr>
-    </w:lvl>
-  </w:abstractNum>
-  <w:abstractNum w:abstractNumId="7" w15:restartNumberingAfterBreak="0">
-    <w:nsid w:val="1E6E1480"/>
-    <w:multiLevelType w:val="hybridMultilevel"/>
-    <w:tmpl w:val="F46C7B1C"/>
-    <w:lvl w:ilvl="0" w:tplc="0409000F">
-      <w:start w:val="1"/>
-      <w:numFmt w:val="decimal"/>
-      <w:lvlText w:val="%1."/>
-      <w:lvlJc w:val="left"/>
-      <w:pPr>
-        <w:ind w:left="720" w:hanging="360"/>
-      </w:pPr>
-    </w:lvl>
-    <w:lvl w:ilvl="1" w:tplc="04090001">
-      <w:start w:val="1"/>
-      <w:numFmt w:val="bullet"/>
-      <w:lvlText w:val=""/>
-      <w:lvlJc w:val="left"/>
-      <w:pPr>
-        <w:ind w:left="720" w:hanging="360"/>
-      </w:pPr>
-      <w:rPr>
-        <w:rFonts w:ascii="Symbol" w:hAnsi="Symbol" w:hint="default"/>
-      </w:rPr>
-    </w:lvl>
-    <w:lvl w:ilvl="2" w:tplc="0409001B">
-      <w:start w:val="1"/>
-      <w:numFmt w:val="lowerRoman"/>
-      <w:lvlText w:val="%3."/>
-      <w:lvlJc w:val="right"/>
-      <w:pPr>
-        <w:ind w:left="2160" w:hanging="180"/>
-      </w:pPr>
-    </w:lvl>
-    <w:lvl w:ilvl="3" w:tplc="0409000F" w:tentative="1">
-      <w:start w:val="1"/>
-      <w:numFmt w:val="decimal"/>
-      <w:lvlText w:val="%4."/>
-      <w:lvlJc w:val="left"/>
-      <w:pPr>
-        <w:ind w:left="2880" w:hanging="360"/>
-      </w:pPr>
-    </w:lvl>
-    <w:lvl w:ilvl="4" w:tplc="04090019" w:tentative="1">
-      <w:start w:val="1"/>
-      <w:numFmt w:val="lowerLetter"/>
-      <w:lvlText w:val="%5."/>
-      <w:lvlJc w:val="left"/>
-      <w:pPr>
-        <w:ind w:left="3600" w:hanging="360"/>
-      </w:pPr>
-    </w:lvl>
-    <w:lvl w:ilvl="5" w:tplc="0409001B" w:tentative="1">
-      <w:start w:val="1"/>
-      <w:numFmt w:val="lowerRoman"/>
-      <w:lvlText w:val="%6."/>
-      <w:lvlJc w:val="right"/>
-      <w:pPr>
-        <w:ind w:left="4320" w:hanging="180"/>
-      </w:pPr>
-    </w:lvl>
-    <w:lvl w:ilvl="6" w:tplc="0409000F" w:tentative="1">
-      <w:start w:val="1"/>
-      <w:numFmt w:val="decimal"/>
-      <w:lvlText w:val="%7."/>
-      <w:lvlJc w:val="left"/>
-      <w:pPr>
-        <w:ind w:left="5040" w:hanging="360"/>
-      </w:pPr>
-    </w:lvl>
-    <w:lvl w:ilvl="7" w:tplc="04090019" w:tentative="1">
-      <w:start w:val="1"/>
-      <w:numFmt w:val="lowerLetter"/>
-      <w:lvlText w:val="%8."/>
-      <w:lvlJc w:val="left"/>
-      <w:pPr>
-        <w:ind w:left="5760" w:hanging="360"/>
-      </w:pPr>
-    </w:lvl>
-    <w:lvl w:ilvl="8" w:tplc="0409001B" w:tentative="1">
-      <w:start w:val="1"/>
-      <w:numFmt w:val="lowerRoman"/>
-      <w:lvlText w:val="%9."/>
-      <w:lvlJc w:val="right"/>
-      <w:pPr>
-        <w:ind w:left="6480" w:hanging="180"/>
-      </w:pPr>
-    </w:lvl>
-  </w:abstractNum>
-  <w:abstractNum w:abstractNumId="8" w15:restartNumberingAfterBreak="0">
-    <w:nsid w:val="217E3019"/>
-    <w:multiLevelType w:val="hybridMultilevel"/>
-    <w:tmpl w:val="4A503A24"/>
-    <w:lvl w:ilvl="0" w:tplc="05D86DD0">
-      <w:start w:val="2"/>
-      <w:numFmt w:val="lowerLetter"/>
-      <w:lvlText w:val="%1."/>
-      <w:lvlJc w:val="left"/>
-      <w:pPr>
-        <w:ind w:left="720" w:hanging="360"/>
-      </w:pPr>
-    </w:lvl>
-    <w:lvl w:ilvl="1" w:tplc="3C6091D2">
-      <w:start w:val="1"/>
-      <w:numFmt w:val="lowerLetter"/>
-      <w:lvlText w:val="%2."/>
-      <w:lvlJc w:val="left"/>
-      <w:pPr>
-        <w:ind w:left="1440" w:hanging="360"/>
-      </w:pPr>
-    </w:lvl>
-    <w:lvl w:ilvl="2" w:tplc="9C64132C">
-      <w:start w:val="1"/>
-      <w:numFmt w:val="lowerRoman"/>
-      <w:lvlText w:val="%3."/>
-      <w:lvlJc w:val="right"/>
-      <w:pPr>
-        <w:ind w:left="2160" w:hanging="180"/>
-      </w:pPr>
-    </w:lvl>
-    <w:lvl w:ilvl="3" w:tplc="DD00CD64">
-      <w:start w:val="1"/>
-      <w:numFmt w:val="decimal"/>
-      <w:lvlText w:val="%4."/>
-      <w:lvlJc w:val="left"/>
-      <w:pPr>
-        <w:ind w:left="2880" w:hanging="360"/>
-      </w:pPr>
-    </w:lvl>
-    <w:lvl w:ilvl="4" w:tplc="EDE86D08">
-      <w:start w:val="1"/>
-      <w:numFmt w:val="lowerLetter"/>
-      <w:lvlText w:val="%5."/>
-      <w:lvlJc w:val="left"/>
-      <w:pPr>
-        <w:ind w:left="3600" w:hanging="360"/>
-      </w:pPr>
-    </w:lvl>
-    <w:lvl w:ilvl="5" w:tplc="435EDA94">
-      <w:start w:val="1"/>
-      <w:numFmt w:val="lowerRoman"/>
-      <w:lvlText w:val="%6."/>
-      <w:lvlJc w:val="right"/>
-      <w:pPr>
-        <w:ind w:left="4320" w:hanging="180"/>
-      </w:pPr>
-    </w:lvl>
-    <w:lvl w:ilvl="6" w:tplc="F14201D8">
-      <w:start w:val="1"/>
-      <w:numFmt w:val="decimal"/>
-      <w:lvlText w:val="%7."/>
-      <w:lvlJc w:val="left"/>
-      <w:pPr>
-        <w:ind w:left="5040" w:hanging="360"/>
-      </w:pPr>
-    </w:lvl>
-    <w:lvl w:ilvl="7" w:tplc="FB64D6B0">
-      <w:start w:val="1"/>
-      <w:numFmt w:val="lowerLetter"/>
-      <w:lvlText w:val="%8."/>
-      <w:lvlJc w:val="left"/>
-      <w:pPr>
-        <w:ind w:left="5760" w:hanging="360"/>
-      </w:pPr>
-    </w:lvl>
-    <w:lvl w:ilvl="8" w:tplc="D2883F62">
-      <w:start w:val="1"/>
-      <w:numFmt w:val="lowerRoman"/>
-      <w:lvlText w:val="%9."/>
-      <w:lvlJc w:val="right"/>
-      <w:pPr>
-        <w:ind w:left="6480" w:hanging="180"/>
-      </w:pPr>
-    </w:lvl>
-  </w:abstractNum>
-  <w:abstractNum w:abstractNumId="9" w15:restartNumberingAfterBreak="0">
-    <w:nsid w:val="2423A905"/>
-    <w:multiLevelType w:val="hybridMultilevel"/>
-    <w:tmpl w:val="EF4242BC"/>
-    <w:lvl w:ilvl="0" w:tplc="B406F96E">
-      <w:start w:val="1"/>
-      <w:numFmt w:val="decimal"/>
-      <w:lvlText w:val="%1."/>
-      <w:lvlJc w:val="left"/>
-      <w:pPr>
-        <w:ind w:left="720" w:hanging="360"/>
-      </w:pPr>
-    </w:lvl>
-    <w:lvl w:ilvl="1" w:tplc="9078D6A2">
-      <w:start w:val="1"/>
-      <w:numFmt w:val="lowerLetter"/>
-      <w:lvlText w:val="%2."/>
-      <w:lvlJc w:val="left"/>
-      <w:pPr>
-        <w:ind w:left="1440" w:hanging="360"/>
-      </w:pPr>
-    </w:lvl>
-    <w:lvl w:ilvl="2" w:tplc="B3AA2070">
-      <w:start w:val="1"/>
-      <w:numFmt w:val="lowerRoman"/>
-      <w:lvlText w:val="%3."/>
-      <w:lvlJc w:val="right"/>
-      <w:pPr>
-        <w:ind w:left="2160" w:hanging="180"/>
-      </w:pPr>
-    </w:lvl>
-    <w:lvl w:ilvl="3" w:tplc="EC3EC462">
-      <w:start w:val="1"/>
-      <w:numFmt w:val="decimal"/>
-      <w:lvlText w:val="%4."/>
-      <w:lvlJc w:val="left"/>
-      <w:pPr>
-        <w:ind w:left="2880" w:hanging="360"/>
-      </w:pPr>
-    </w:lvl>
-    <w:lvl w:ilvl="4" w:tplc="99886F04">
-      <w:start w:val="1"/>
-      <w:numFmt w:val="lowerLetter"/>
-      <w:lvlText w:val="%5."/>
-      <w:lvlJc w:val="left"/>
-      <w:pPr>
-        <w:ind w:left="3600" w:hanging="360"/>
-      </w:pPr>
-    </w:lvl>
-    <w:lvl w:ilvl="5" w:tplc="52FC1062">
-      <w:start w:val="1"/>
-      <w:numFmt w:val="lowerRoman"/>
-      <w:lvlText w:val="%6."/>
-      <w:lvlJc w:val="right"/>
-      <w:pPr>
-        <w:ind w:left="4320" w:hanging="180"/>
-      </w:pPr>
-    </w:lvl>
-    <w:lvl w:ilvl="6" w:tplc="D794051A">
-      <w:start w:val="1"/>
-      <w:numFmt w:val="decimal"/>
-      <w:lvlText w:val="%7."/>
-      <w:lvlJc w:val="left"/>
-      <w:pPr>
-        <w:ind w:left="5040" w:hanging="360"/>
-      </w:pPr>
-    </w:lvl>
-    <w:lvl w:ilvl="7" w:tplc="0D582E4C">
-      <w:start w:val="1"/>
-      <w:numFmt w:val="lowerLetter"/>
-      <w:lvlText w:val="%8."/>
-      <w:lvlJc w:val="left"/>
-      <w:pPr>
-        <w:ind w:left="5760" w:hanging="360"/>
-      </w:pPr>
-    </w:lvl>
-    <w:lvl w:ilvl="8" w:tplc="9FA4DE5A">
-      <w:start w:val="1"/>
-      <w:numFmt w:val="lowerRoman"/>
-      <w:lvlText w:val="%9."/>
-      <w:lvlJc w:val="right"/>
-      <w:pPr>
-        <w:ind w:left="6480" w:hanging="180"/>
-      </w:pPr>
-    </w:lvl>
-  </w:abstractNum>
-  <w:abstractNum w:abstractNumId="10" w15:restartNumberingAfterBreak="0">
-    <w:nsid w:val="25C06768"/>
-    <w:multiLevelType w:val="hybridMultilevel"/>
-    <w:tmpl w:val="90E87A58"/>
-    <w:lvl w:ilvl="0" w:tplc="80FE23AC">
-      <w:start w:val="6"/>
-      <w:numFmt w:val="bullet"/>
-      <w:lvlText w:val="•"/>
-      <w:lvlJc w:val="left"/>
-      <w:pPr>
-        <w:ind w:left="720" w:hanging="360"/>
-      </w:pPr>
-      <w:rPr>
-        <w:rFonts w:ascii="Cambria" w:eastAsiaTheme="minorHAnsi" w:hAnsi="Cambria" w:cstheme="minorBidi" w:hint="default"/>
-      </w:rPr>
-    </w:lvl>
-    <w:lvl w:ilvl="1" w:tplc="04090003" w:tentative="1">
-      <w:start w:val="1"/>
-      <w:numFmt w:val="bullet"/>
-      <w:lvlText w:val="o"/>
-      <w:lvlJc w:val="left"/>
-      <w:pPr>
-        <w:ind w:left="1440" w:hanging="360"/>
-      </w:pPr>
-      <w:rPr>
-        <w:rFonts w:ascii="Courier New" w:hAnsi="Courier New" w:cs="Courier New" w:hint="default"/>
-      </w:rPr>
-    </w:lvl>
-    <w:lvl w:ilvl="2" w:tplc="04090005" w:tentative="1">
-      <w:start w:val="1"/>
-      <w:numFmt w:val="bullet"/>
-      <w:lvlText w:val=""/>
-      <w:lvlJc w:val="left"/>
-      <w:pPr>
-        <w:ind w:left="2160" w:hanging="360"/>
-      </w:pPr>
-      <w:rPr>
-        <w:rFonts w:ascii="Wingdings" w:hAnsi="Wingdings" w:hint="default"/>
-      </w:rPr>
-    </w:lvl>
-    <w:lvl w:ilvl="3" w:tplc="04090001" w:tentative="1">
-      <w:start w:val="1"/>
-      <w:numFmt w:val="bullet"/>
-      <w:lvlText w:val=""/>
-      <w:lvlJc w:val="left"/>
-      <w:pPr>
-        <w:ind w:left="2880" w:hanging="360"/>
-      </w:pPr>
-      <w:rPr>
-        <w:rFonts w:ascii="Symbol" w:hAnsi="Symbol" w:hint="default"/>
-      </w:rPr>
-    </w:lvl>
-    <w:lvl w:ilvl="4" w:tplc="04090003" w:tentative="1">
-      <w:start w:val="1"/>
-      <w:numFmt w:val="bullet"/>
-      <w:lvlText w:val="o"/>
-      <w:lvlJc w:val="left"/>
-      <w:pPr>
-        <w:ind w:left="3600" w:hanging="360"/>
-      </w:pPr>
-      <w:rPr>
-        <w:rFonts w:ascii="Courier New" w:hAnsi="Courier New" w:cs="Courier New" w:hint="default"/>
-      </w:rPr>
-    </w:lvl>
-    <w:lvl w:ilvl="5" w:tplc="04090005" w:tentative="1">
-      <w:start w:val="1"/>
-      <w:numFmt w:val="bullet"/>
-      <w:lvlText w:val=""/>
-      <w:lvlJc w:val="left"/>
-      <w:pPr>
-        <w:ind w:left="4320" w:hanging="360"/>
-      </w:pPr>
-      <w:rPr>
-        <w:rFonts w:ascii="Wingdings" w:hAnsi="Wingdings" w:hint="default"/>
-      </w:rPr>
-    </w:lvl>
-    <w:lvl w:ilvl="6" w:tplc="04090001" w:tentative="1">
-      <w:start w:val="1"/>
-      <w:numFmt w:val="bullet"/>
-      <w:lvlText w:val=""/>
-      <w:lvlJc w:val="left"/>
-      <w:pPr>
-        <w:ind w:left="5040" w:hanging="360"/>
-      </w:pPr>
-      <w:rPr>
-        <w:rFonts w:ascii="Symbol" w:hAnsi="Symbol" w:hint="default"/>
-      </w:rPr>
-    </w:lvl>
-    <w:lvl w:ilvl="7" w:tplc="04090003" w:tentative="1">
-      <w:start w:val="1"/>
-      <w:numFmt w:val="bullet"/>
-      <w:lvlText w:val="o"/>
-      <w:lvlJc w:val="left"/>
-      <w:pPr>
-        <w:ind w:left="5760" w:hanging="360"/>
-      </w:pPr>
-      <w:rPr>
-        <w:rFonts w:ascii="Courier New" w:hAnsi="Courier New" w:cs="Courier New" w:hint="default"/>
-      </w:rPr>
-    </w:lvl>
-    <w:lvl w:ilvl="8" w:tplc="04090005" w:tentative="1">
-      <w:start w:val="1"/>
-      <w:numFmt w:val="bullet"/>
-      <w:lvlText w:val=""/>
-      <w:lvlJc w:val="left"/>
-      <w:pPr>
-        <w:ind w:left="6480" w:hanging="360"/>
-      </w:pPr>
-      <w:rPr>
-        <w:rFonts w:ascii="Wingdings" w:hAnsi="Wingdings" w:hint="default"/>
-      </w:rPr>
-    </w:lvl>
-  </w:abstractNum>
-  <w:abstractNum w:abstractNumId="11" w15:restartNumberingAfterBreak="0">
-    <w:nsid w:val="25F5C2A9"/>
-    <w:multiLevelType w:val="hybridMultilevel"/>
-    <w:tmpl w:val="58FC1196"/>
-    <w:lvl w:ilvl="0" w:tplc="13E6CFE6">
-      <w:start w:val="1"/>
-      <w:numFmt w:val="bullet"/>
-      <w:lvlText w:val="·"/>
-      <w:lvlJc w:val="left"/>
-      <w:pPr>
-        <w:ind w:left="720" w:hanging="360"/>
-      </w:pPr>
-      <w:rPr>
-        <w:rFonts w:ascii="Symbol" w:hAnsi="Symbol" w:hint="default"/>
-      </w:rPr>
-    </w:lvl>
-    <w:lvl w:ilvl="1" w:tplc="67CC9ACC">
-      <w:start w:val="1"/>
-      <w:numFmt w:val="bullet"/>
-      <w:lvlText w:val="o"/>
-      <w:lvlJc w:val="left"/>
-      <w:pPr>
-        <w:ind w:left="1440" w:hanging="360"/>
-      </w:pPr>
-      <w:rPr>
-        <w:rFonts w:ascii="Courier New" w:hAnsi="Courier New" w:hint="default"/>
-      </w:rPr>
-    </w:lvl>
-    <w:lvl w:ilvl="2" w:tplc="EB5A7468">
-      <w:start w:val="1"/>
-      <w:numFmt w:val="bullet"/>
-      <w:lvlText w:val=""/>
-      <w:lvlJc w:val="left"/>
-      <w:pPr>
-        <w:ind w:left="2160" w:hanging="360"/>
-      </w:pPr>
-      <w:rPr>
-        <w:rFonts w:ascii="Wingdings" w:hAnsi="Wingdings" w:hint="default"/>
-      </w:rPr>
-    </w:lvl>
-    <w:lvl w:ilvl="3" w:tplc="5078627E">
-      <w:start w:val="1"/>
-      <w:numFmt w:val="bullet"/>
-      <w:lvlText w:val=""/>
-      <w:lvlJc w:val="left"/>
-      <w:pPr>
-        <w:ind w:left="2880" w:hanging="360"/>
-      </w:pPr>
-      <w:rPr>
-        <w:rFonts w:ascii="Symbol" w:hAnsi="Symbol" w:hint="default"/>
-      </w:rPr>
-    </w:lvl>
-    <w:lvl w:ilvl="4" w:tplc="D02C9D98">
-      <w:start w:val="1"/>
-      <w:numFmt w:val="bullet"/>
-      <w:lvlText w:val="o"/>
-      <w:lvlJc w:val="left"/>
-      <w:pPr>
-        <w:ind w:left="3600" w:hanging="360"/>
-      </w:pPr>
-      <w:rPr>
-        <w:rFonts w:ascii="Courier New" w:hAnsi="Courier New" w:hint="default"/>
-      </w:rPr>
-    </w:lvl>
-    <w:lvl w:ilvl="5" w:tplc="7B4201F4">
-      <w:start w:val="1"/>
-      <w:numFmt w:val="bullet"/>
-      <w:lvlText w:val=""/>
-      <w:lvlJc w:val="left"/>
-      <w:pPr>
-        <w:ind w:left="4320" w:hanging="360"/>
-      </w:pPr>
-      <w:rPr>
-        <w:rFonts w:ascii="Wingdings" w:hAnsi="Wingdings" w:hint="default"/>
-      </w:rPr>
-    </w:lvl>
-    <w:lvl w:ilvl="6" w:tplc="2E2464F8">
-      <w:start w:val="1"/>
-      <w:numFmt w:val="bullet"/>
-      <w:lvlText w:val=""/>
-      <w:lvlJc w:val="left"/>
-      <w:pPr>
-        <w:ind w:left="5040" w:hanging="360"/>
-      </w:pPr>
-      <w:rPr>
-        <w:rFonts w:ascii="Symbol" w:hAnsi="Symbol" w:hint="default"/>
-      </w:rPr>
-    </w:lvl>
-    <w:lvl w:ilvl="7" w:tplc="09F43E2E">
-      <w:start w:val="1"/>
-      <w:numFmt w:val="bullet"/>
-      <w:lvlText w:val="o"/>
-      <w:lvlJc w:val="left"/>
-      <w:pPr>
-        <w:ind w:left="5760" w:hanging="360"/>
-      </w:pPr>
-      <w:rPr>
-        <w:rFonts w:ascii="Courier New" w:hAnsi="Courier New" w:hint="default"/>
-      </w:rPr>
-    </w:lvl>
-    <w:lvl w:ilvl="8" w:tplc="CA3E499E">
-      <w:start w:val="1"/>
-      <w:numFmt w:val="bullet"/>
-      <w:lvlText w:val=""/>
-      <w:lvlJc w:val="left"/>
-      <w:pPr>
-        <w:ind w:left="6480" w:hanging="360"/>
-      </w:pPr>
-      <w:rPr>
-        <w:rFonts w:ascii="Wingdings" w:hAnsi="Wingdings" w:hint="default"/>
-      </w:rPr>
-    </w:lvl>
-  </w:abstractNum>
-  <w:abstractNum w:abstractNumId="12" w15:restartNumberingAfterBreak="0">
-    <w:nsid w:val="279D646A"/>
-    <w:multiLevelType w:val="hybridMultilevel"/>
-    <w:tmpl w:val="D482FB38"/>
-    <w:lvl w:ilvl="0" w:tplc="80FE23AC">
-      <w:start w:val="6"/>
-      <w:numFmt w:val="bullet"/>
-      <w:lvlText w:val="•"/>
-      <w:lvlJc w:val="left"/>
-      <w:pPr>
-        <w:ind w:left="720" w:hanging="360"/>
-      </w:pPr>
-      <w:rPr>
-        <w:rFonts w:ascii="Cambria" w:eastAsiaTheme="minorHAnsi" w:hAnsi="Cambria" w:cstheme="minorBidi" w:hint="default"/>
-      </w:rPr>
-    </w:lvl>
-    <w:lvl w:ilvl="1" w:tplc="04090003" w:tentative="1">
-      <w:start w:val="1"/>
-      <w:numFmt w:val="bullet"/>
-      <w:lvlText w:val="o"/>
-      <w:lvlJc w:val="left"/>
-      <w:pPr>
-        <w:ind w:left="1440" w:hanging="360"/>
-      </w:pPr>
-      <w:rPr>
-        <w:rFonts w:ascii="Courier New" w:hAnsi="Courier New" w:cs="Courier New" w:hint="default"/>
-      </w:rPr>
-    </w:lvl>
-    <w:lvl w:ilvl="2" w:tplc="04090005" w:tentative="1">
-      <w:start w:val="1"/>
-      <w:numFmt w:val="bullet"/>
-      <w:lvlText w:val=""/>
-      <w:lvlJc w:val="left"/>
-      <w:pPr>
-        <w:ind w:left="2160" w:hanging="360"/>
-      </w:pPr>
-      <w:rPr>
-        <w:rFonts w:ascii="Wingdings" w:hAnsi="Wingdings" w:hint="default"/>
-      </w:rPr>
-    </w:lvl>
-    <w:lvl w:ilvl="3" w:tplc="04090001" w:tentative="1">
-      <w:start w:val="1"/>
-      <w:numFmt w:val="bullet"/>
-      <w:lvlText w:val=""/>
-      <w:lvlJc w:val="left"/>
-      <w:pPr>
-        <w:ind w:left="2880" w:hanging="360"/>
-      </w:pPr>
-      <w:rPr>
-        <w:rFonts w:ascii="Symbol" w:hAnsi="Symbol" w:hint="default"/>
-      </w:rPr>
-    </w:lvl>
-    <w:lvl w:ilvl="4" w:tplc="04090003" w:tentative="1">
-      <w:start w:val="1"/>
-      <w:numFmt w:val="bullet"/>
-      <w:lvlText w:val="o"/>
-      <w:lvlJc w:val="left"/>
-      <w:pPr>
-        <w:ind w:left="3600" w:hanging="360"/>
-      </w:pPr>
-      <w:rPr>
-        <w:rFonts w:ascii="Courier New" w:hAnsi="Courier New" w:cs="Courier New" w:hint="default"/>
-      </w:rPr>
-    </w:lvl>
-    <w:lvl w:ilvl="5" w:tplc="04090005" w:tentative="1">
-      <w:start w:val="1"/>
-      <w:numFmt w:val="bullet"/>
-      <w:lvlText w:val=""/>
-      <w:lvlJc w:val="left"/>
-      <w:pPr>
-        <w:ind w:left="4320" w:hanging="360"/>
-      </w:pPr>
-      <w:rPr>
-        <w:rFonts w:ascii="Wingdings" w:hAnsi="Wingdings" w:hint="default"/>
-      </w:rPr>
-    </w:lvl>
-    <w:lvl w:ilvl="6" w:tplc="04090001" w:tentative="1">
-      <w:start w:val="1"/>
-      <w:numFmt w:val="bullet"/>
-      <w:lvlText w:val=""/>
-      <w:lvlJc w:val="left"/>
-      <w:pPr>
-        <w:ind w:left="5040" w:hanging="360"/>
-      </w:pPr>
-      <w:rPr>
-        <w:rFonts w:ascii="Symbol" w:hAnsi="Symbol" w:hint="default"/>
-      </w:rPr>
-    </w:lvl>
-    <w:lvl w:ilvl="7" w:tplc="04090003" w:tentative="1">
-      <w:start w:val="1"/>
-      <w:numFmt w:val="bullet"/>
-      <w:lvlText w:val="o"/>
-      <w:lvlJc w:val="left"/>
-      <w:pPr>
-        <w:ind w:left="5760" w:hanging="360"/>
-      </w:pPr>
-      <w:rPr>
-        <w:rFonts w:ascii="Courier New" w:hAnsi="Courier New" w:cs="Courier New" w:hint="default"/>
-      </w:rPr>
-    </w:lvl>
-    <w:lvl w:ilvl="8" w:tplc="04090005" w:tentative="1">
-      <w:start w:val="1"/>
-      <w:numFmt w:val="bullet"/>
-      <w:lvlText w:val=""/>
-      <w:lvlJc w:val="left"/>
-      <w:pPr>
-        <w:ind w:left="6480" w:hanging="360"/>
-      </w:pPr>
-      <w:rPr>
-        <w:rFonts w:ascii="Wingdings" w:hAnsi="Wingdings" w:hint="default"/>
-      </w:rPr>
-    </w:lvl>
-  </w:abstractNum>
-  <w:abstractNum w:abstractNumId="13" w15:restartNumberingAfterBreak="0">
-    <w:nsid w:val="287967F1"/>
-    <w:multiLevelType w:val="hybridMultilevel"/>
-    <w:tmpl w:val="14068538"/>
-    <w:lvl w:ilvl="0" w:tplc="3EA0EEAA">
-      <w:start w:val="1"/>
-      <w:numFmt w:val="bullet"/>
-      <w:lvlText w:val="·"/>
-      <w:lvlJc w:val="left"/>
-      <w:pPr>
-        <w:ind w:left="720" w:hanging="360"/>
-      </w:pPr>
-      <w:rPr>
-        <w:rFonts w:ascii="Symbol" w:hAnsi="Symbol" w:hint="default"/>
-      </w:rPr>
-    </w:lvl>
-    <w:lvl w:ilvl="1" w:tplc="AFA4B6AE">
-      <w:start w:val="1"/>
-      <w:numFmt w:val="bullet"/>
-      <w:lvlText w:val="o"/>
-      <w:lvlJc w:val="left"/>
-      <w:pPr>
-        <w:ind w:left="1440" w:hanging="360"/>
-      </w:pPr>
-      <w:rPr>
-        <w:rFonts w:ascii="Courier New" w:hAnsi="Courier New" w:hint="default"/>
-      </w:rPr>
-    </w:lvl>
-    <w:lvl w:ilvl="2" w:tplc="A5702944">
-      <w:start w:val="1"/>
-      <w:numFmt w:val="bullet"/>
-      <w:lvlText w:val=""/>
-      <w:lvlJc w:val="left"/>
-      <w:pPr>
-        <w:ind w:left="2160" w:hanging="360"/>
-      </w:pPr>
-      <w:rPr>
-        <w:rFonts w:ascii="Wingdings" w:hAnsi="Wingdings" w:hint="default"/>
-      </w:rPr>
-    </w:lvl>
-    <w:lvl w:ilvl="3" w:tplc="8B7C8632">
-      <w:start w:val="1"/>
-      <w:numFmt w:val="bullet"/>
-      <w:lvlText w:val=""/>
-      <w:lvlJc w:val="left"/>
-      <w:pPr>
-        <w:ind w:left="2880" w:hanging="360"/>
-      </w:pPr>
-      <w:rPr>
-        <w:rFonts w:ascii="Symbol" w:hAnsi="Symbol" w:hint="default"/>
-      </w:rPr>
-    </w:lvl>
-    <w:lvl w:ilvl="4" w:tplc="B2C009C2">
-      <w:start w:val="1"/>
-      <w:numFmt w:val="bullet"/>
-      <w:lvlText w:val="o"/>
-      <w:lvlJc w:val="left"/>
-      <w:pPr>
-        <w:ind w:left="3600" w:hanging="360"/>
-      </w:pPr>
-      <w:rPr>
-        <w:rFonts w:ascii="Courier New" w:hAnsi="Courier New" w:hint="default"/>
-      </w:rPr>
-    </w:lvl>
-    <w:lvl w:ilvl="5" w:tplc="A3906838">
-      <w:start w:val="1"/>
-      <w:numFmt w:val="bullet"/>
-      <w:lvlText w:val=""/>
-      <w:lvlJc w:val="left"/>
-      <w:pPr>
-        <w:ind w:left="4320" w:hanging="360"/>
-      </w:pPr>
-      <w:rPr>
-        <w:rFonts w:ascii="Wingdings" w:hAnsi="Wingdings" w:hint="default"/>
-      </w:rPr>
-    </w:lvl>
-    <w:lvl w:ilvl="6" w:tplc="C05E62C0">
-      <w:start w:val="1"/>
-      <w:numFmt w:val="bullet"/>
-      <w:lvlText w:val=""/>
-      <w:lvlJc w:val="left"/>
-      <w:pPr>
-        <w:ind w:left="5040" w:hanging="360"/>
-      </w:pPr>
-      <w:rPr>
-        <w:rFonts w:ascii="Symbol" w:hAnsi="Symbol" w:hint="default"/>
-      </w:rPr>
-    </w:lvl>
-    <w:lvl w:ilvl="7" w:tplc="FF6C8FF4">
-      <w:start w:val="1"/>
-      <w:numFmt w:val="bullet"/>
-      <w:lvlText w:val="o"/>
-      <w:lvlJc w:val="left"/>
-      <w:pPr>
-        <w:ind w:left="5760" w:hanging="360"/>
-      </w:pPr>
-      <w:rPr>
-        <w:rFonts w:ascii="Courier New" w:hAnsi="Courier New" w:hint="default"/>
-      </w:rPr>
-    </w:lvl>
-    <w:lvl w:ilvl="8" w:tplc="E4E01576">
-      <w:start w:val="1"/>
-      <w:numFmt w:val="bullet"/>
-      <w:lvlText w:val=""/>
-      <w:lvlJc w:val="left"/>
-      <w:pPr>
-        <w:ind w:left="6480" w:hanging="360"/>
-      </w:pPr>
-      <w:rPr>
-        <w:rFonts w:ascii="Wingdings" w:hAnsi="Wingdings" w:hint="default"/>
-      </w:rPr>
-    </w:lvl>
-  </w:abstractNum>
-  <w:abstractNum w:abstractNumId="14" w15:restartNumberingAfterBreak="0">
-    <w:nsid w:val="2C5E3F1A"/>
-    <w:multiLevelType w:val="hybridMultilevel"/>
-    <w:tmpl w:val="D93091D0"/>
-    <w:lvl w:ilvl="0" w:tplc="0409000F">
-      <w:start w:val="1"/>
-      <w:numFmt w:val="decimal"/>
-      <w:lvlText w:val="%1."/>
-      <w:lvlJc w:val="left"/>
-      <w:pPr>
-        <w:ind w:left="720" w:hanging="360"/>
-      </w:pPr>
-      <w:rPr>
-        <w:rFonts w:hint="default"/>
-      </w:rPr>
-    </w:lvl>
-    <w:lvl w:ilvl="1" w:tplc="FFFFFFFF" w:tentative="1">
-      <w:start w:val="1"/>
-      <w:numFmt w:val="bullet"/>
-      <w:lvlText w:val="o"/>
-      <w:lvlJc w:val="left"/>
-      <w:pPr>
-        <w:ind w:left="1440" w:hanging="360"/>
-      </w:pPr>
-      <w:rPr>
-        <w:rFonts w:ascii="Courier New" w:hAnsi="Courier New" w:cs="Courier New" w:hint="default"/>
-      </w:rPr>
-    </w:lvl>
-    <w:lvl w:ilvl="2" w:tplc="FFFFFFFF" w:tentative="1">
-      <w:start w:val="1"/>
-      <w:numFmt w:val="bullet"/>
-      <w:lvlText w:val=""/>
-      <w:lvlJc w:val="left"/>
-      <w:pPr>
-        <w:ind w:left="2160" w:hanging="360"/>
-      </w:pPr>
-      <w:rPr>
-        <w:rFonts w:ascii="Wingdings" w:hAnsi="Wingdings" w:hint="default"/>
-      </w:rPr>
-    </w:lvl>
-    <w:lvl w:ilvl="3" w:tplc="FFFFFFFF" w:tentative="1">
-      <w:start w:val="1"/>
-      <w:numFmt w:val="bullet"/>
-      <w:lvlText w:val=""/>
-      <w:lvlJc w:val="left"/>
-      <w:pPr>
-        <w:ind w:left="2880" w:hanging="360"/>
-      </w:pPr>
-      <w:rPr>
-        <w:rFonts w:ascii="Symbol" w:hAnsi="Symbol" w:hint="default"/>
-      </w:rPr>
-    </w:lvl>
-    <w:lvl w:ilvl="4" w:tplc="FFFFFFFF" w:tentative="1">
-      <w:start w:val="1"/>
-      <w:numFmt w:val="bullet"/>
-      <w:lvlText w:val="o"/>
-      <w:lvlJc w:val="left"/>
-      <w:pPr>
-        <w:ind w:left="3600" w:hanging="360"/>
-      </w:pPr>
-      <w:rPr>
-        <w:rFonts w:ascii="Courier New" w:hAnsi="Courier New" w:cs="Courier New" w:hint="default"/>
-      </w:rPr>
-    </w:lvl>
-    <w:lvl w:ilvl="5" w:tplc="FFFFFFFF" w:tentative="1">
-      <w:start w:val="1"/>
-      <w:numFmt w:val="bullet"/>
-      <w:lvlText w:val=""/>
-      <w:lvlJc w:val="left"/>
-      <w:pPr>
-        <w:ind w:left="4320" w:hanging="360"/>
-      </w:pPr>
-      <w:rPr>
-        <w:rFonts w:ascii="Wingdings" w:hAnsi="Wingdings" w:hint="default"/>
-      </w:rPr>
-    </w:lvl>
-    <w:lvl w:ilvl="6" w:tplc="FFFFFFFF" w:tentative="1">
-      <w:start w:val="1"/>
-      <w:numFmt w:val="bullet"/>
-      <w:lvlText w:val=""/>
-      <w:lvlJc w:val="left"/>
-      <w:pPr>
-        <w:ind w:left="5040" w:hanging="360"/>
-      </w:pPr>
-      <w:rPr>
-        <w:rFonts w:ascii="Symbol" w:hAnsi="Symbol" w:hint="default"/>
-      </w:rPr>
-    </w:lvl>
-    <w:lvl w:ilvl="7" w:tplc="FFFFFFFF" w:tentative="1">
-      <w:start w:val="1"/>
-      <w:numFmt w:val="bullet"/>
-      <w:lvlText w:val="o"/>
-      <w:lvlJc w:val="left"/>
-      <w:pPr>
-        <w:ind w:left="5760" w:hanging="360"/>
-      </w:pPr>
-      <w:rPr>
-        <w:rFonts w:ascii="Courier New" w:hAnsi="Courier New" w:cs="Courier New" w:hint="default"/>
-      </w:rPr>
-    </w:lvl>
-    <w:lvl w:ilvl="8" w:tplc="FFFFFFFF" w:tentative="1">
-      <w:start w:val="1"/>
-      <w:numFmt w:val="bullet"/>
-      <w:lvlText w:val=""/>
-      <w:lvlJc w:val="left"/>
-      <w:pPr>
-        <w:ind w:left="6480" w:hanging="360"/>
-      </w:pPr>
-      <w:rPr>
-        <w:rFonts w:ascii="Wingdings" w:hAnsi="Wingdings" w:hint="default"/>
-      </w:rPr>
-    </w:lvl>
-  </w:abstractNum>
-  <w:abstractNum w:abstractNumId="15" w15:restartNumberingAfterBreak="0">
-    <w:nsid w:val="2CAC70FE"/>
-    <w:multiLevelType w:val="hybridMultilevel"/>
-    <w:tmpl w:val="46102CBE"/>
-    <w:lvl w:ilvl="0" w:tplc="0409000F">
-      <w:start w:val="1"/>
-      <w:numFmt w:val="decimal"/>
-      <w:lvlText w:val="%1."/>
-      <w:lvlJc w:val="left"/>
-      <w:pPr>
-        <w:ind w:left="720" w:hanging="360"/>
-      </w:pPr>
-    </w:lvl>
-    <w:lvl w:ilvl="1" w:tplc="04090019">
-      <w:start w:val="1"/>
-      <w:numFmt w:val="lowerLetter"/>
-      <w:lvlText w:val="%2."/>
-      <w:lvlJc w:val="left"/>
-      <w:pPr>
-        <w:ind w:left="1440" w:hanging="360"/>
-      </w:pPr>
-    </w:lvl>
-    <w:lvl w:ilvl="2" w:tplc="0409001B">
-      <w:start w:val="1"/>
-      <w:numFmt w:val="lowerRoman"/>
-      <w:lvlText w:val="%3."/>
-      <w:lvlJc w:val="right"/>
-      <w:pPr>
-        <w:ind w:left="2160" w:hanging="180"/>
-      </w:pPr>
-    </w:lvl>
-    <w:lvl w:ilvl="3" w:tplc="0409000F">
-      <w:start w:val="1"/>
-      <w:numFmt w:val="decimal"/>
-      <w:lvlText w:val="%4."/>
-      <w:lvlJc w:val="left"/>
-      <w:pPr>
-        <w:ind w:left="2880" w:hanging="360"/>
-      </w:pPr>
-    </w:lvl>
-    <w:lvl w:ilvl="4" w:tplc="04090019" w:tentative="1">
-      <w:start w:val="1"/>
-      <w:numFmt w:val="lowerLetter"/>
-      <w:lvlText w:val="%5."/>
-      <w:lvlJc w:val="left"/>
-      <w:pPr>
-        <w:ind w:left="3600" w:hanging="360"/>
-      </w:pPr>
-    </w:lvl>
-    <w:lvl w:ilvl="5" w:tplc="0409001B" w:tentative="1">
-      <w:start w:val="1"/>
-      <w:numFmt w:val="lowerRoman"/>
-      <w:lvlText w:val="%6."/>
-      <w:lvlJc w:val="right"/>
-      <w:pPr>
-        <w:ind w:left="4320" w:hanging="180"/>
-      </w:pPr>
-    </w:lvl>
-    <w:lvl w:ilvl="6" w:tplc="0409000F" w:tentative="1">
-      <w:start w:val="1"/>
-      <w:numFmt w:val="decimal"/>
-      <w:lvlText w:val="%7."/>
-      <w:lvlJc w:val="left"/>
-      <w:pPr>
-        <w:ind w:left="5040" w:hanging="360"/>
-      </w:pPr>
-    </w:lvl>
-    <w:lvl w:ilvl="7" w:tplc="04090019" w:tentative="1">
-      <w:start w:val="1"/>
-      <w:numFmt w:val="lowerLetter"/>
-      <w:lvlText w:val="%8."/>
-      <w:lvlJc w:val="left"/>
-      <w:pPr>
-        <w:ind w:left="5760" w:hanging="360"/>
-      </w:pPr>
-    </w:lvl>
-    <w:lvl w:ilvl="8" w:tplc="0409001B" w:tentative="1">
-      <w:start w:val="1"/>
-      <w:numFmt w:val="lowerRoman"/>
-      <w:lvlText w:val="%9."/>
-      <w:lvlJc w:val="right"/>
-      <w:pPr>
-        <w:ind w:left="6480" w:hanging="180"/>
-      </w:pPr>
-    </w:lvl>
-  </w:abstractNum>
-  <w:abstractNum w:abstractNumId="16" w15:restartNumberingAfterBreak="0">
-    <w:nsid w:val="2D20C225"/>
-    <w:multiLevelType w:val="hybridMultilevel"/>
-    <w:tmpl w:val="49780382"/>
-    <w:lvl w:ilvl="0" w:tplc="115A2B4C">
-      <w:start w:val="1"/>
-      <w:numFmt w:val="lowerLetter"/>
-      <w:lvlText w:val="%1."/>
-      <w:lvlJc w:val="left"/>
-      <w:pPr>
-        <w:ind w:left="720" w:hanging="360"/>
-      </w:pPr>
-    </w:lvl>
-    <w:lvl w:ilvl="1" w:tplc="6B6EF43E">
-      <w:start w:val="1"/>
-      <w:numFmt w:val="lowerLetter"/>
-      <w:lvlText w:val="%2."/>
-      <w:lvlJc w:val="left"/>
-      <w:pPr>
-        <w:ind w:left="1440" w:hanging="360"/>
-      </w:pPr>
-    </w:lvl>
-    <w:lvl w:ilvl="2" w:tplc="B35EC2C8">
-      <w:start w:val="1"/>
-      <w:numFmt w:val="lowerRoman"/>
-      <w:lvlText w:val="%3."/>
-      <w:lvlJc w:val="right"/>
-      <w:pPr>
-        <w:ind w:left="2160" w:hanging="180"/>
-      </w:pPr>
-    </w:lvl>
-    <w:lvl w:ilvl="3" w:tplc="E78A39FA">
-      <w:start w:val="1"/>
-      <w:numFmt w:val="decimal"/>
-      <w:lvlText w:val="%4."/>
-      <w:lvlJc w:val="left"/>
-      <w:pPr>
-        <w:ind w:left="2880" w:hanging="360"/>
-      </w:pPr>
-    </w:lvl>
-    <w:lvl w:ilvl="4" w:tplc="743232A4">
-      <w:start w:val="1"/>
-      <w:numFmt w:val="lowerLetter"/>
-      <w:lvlText w:val="%5."/>
-      <w:lvlJc w:val="left"/>
-      <w:pPr>
-        <w:ind w:left="3600" w:hanging="360"/>
-      </w:pPr>
-    </w:lvl>
-    <w:lvl w:ilvl="5" w:tplc="05141C0C">
-      <w:start w:val="1"/>
-      <w:numFmt w:val="lowerRoman"/>
-      <w:lvlText w:val="%6."/>
-      <w:lvlJc w:val="right"/>
-      <w:pPr>
-        <w:ind w:left="4320" w:hanging="180"/>
-      </w:pPr>
-    </w:lvl>
-    <w:lvl w:ilvl="6" w:tplc="6E68F4B0">
-      <w:start w:val="1"/>
-      <w:numFmt w:val="decimal"/>
-      <w:lvlText w:val="%7."/>
-      <w:lvlJc w:val="left"/>
-      <w:pPr>
-        <w:ind w:left="5040" w:hanging="360"/>
-      </w:pPr>
-    </w:lvl>
-    <w:lvl w:ilvl="7" w:tplc="B008BD94">
-      <w:start w:val="1"/>
-      <w:numFmt w:val="lowerLetter"/>
-      <w:lvlText w:val="%8."/>
-      <w:lvlJc w:val="left"/>
-      <w:pPr>
-        <w:ind w:left="5760" w:hanging="360"/>
-      </w:pPr>
-    </w:lvl>
-    <w:lvl w:ilvl="8" w:tplc="47D889A4">
-      <w:start w:val="1"/>
-      <w:numFmt w:val="lowerRoman"/>
-      <w:lvlText w:val="%9."/>
-      <w:lvlJc w:val="right"/>
-      <w:pPr>
-        <w:ind w:left="6480" w:hanging="180"/>
-      </w:pPr>
-    </w:lvl>
-  </w:abstractNum>
-  <w:abstractNum w:abstractNumId="17" w15:restartNumberingAfterBreak="0">
+  <w:abstractNum w:abstractNumId="1" w15:restartNumberingAfterBreak="0">
     <w:nsid w:val="322A3B41"/>
     <w:multiLevelType w:val="hybridMultilevel"/>
-    <w:tmpl w:val="A2B2FCE4"/>
+    <w:tmpl w:val="359ADB68"/>
     <w:lvl w:ilvl="0" w:tplc="0409000F">
       <w:start w:val="1"/>
       <w:numFmt w:val="decimal"/>
@@ -6373,2965 +5356,7 @@
       </w:pPr>
     </w:lvl>
   </w:abstractNum>
-  <w:abstractNum w:abstractNumId="18" w15:restartNumberingAfterBreak="0">
-    <w:nsid w:val="36DA7868"/>
-    <w:multiLevelType w:val="hybridMultilevel"/>
-    <w:tmpl w:val="E5CEB7B8"/>
-    <w:lvl w:ilvl="0" w:tplc="0409000F">
-      <w:start w:val="1"/>
-      <w:numFmt w:val="decimal"/>
-      <w:lvlText w:val="%1."/>
-      <w:lvlJc w:val="left"/>
-      <w:pPr>
-        <w:ind w:left="1296" w:hanging="360"/>
-      </w:pPr>
-    </w:lvl>
-    <w:lvl w:ilvl="1" w:tplc="04090019" w:tentative="1">
-      <w:start w:val="1"/>
-      <w:numFmt w:val="lowerLetter"/>
-      <w:lvlText w:val="%2."/>
-      <w:lvlJc w:val="left"/>
-      <w:pPr>
-        <w:ind w:left="2016" w:hanging="360"/>
-      </w:pPr>
-    </w:lvl>
-    <w:lvl w:ilvl="2" w:tplc="0409001B" w:tentative="1">
-      <w:start w:val="1"/>
-      <w:numFmt w:val="lowerRoman"/>
-      <w:lvlText w:val="%3."/>
-      <w:lvlJc w:val="right"/>
-      <w:pPr>
-        <w:ind w:left="2736" w:hanging="180"/>
-      </w:pPr>
-    </w:lvl>
-    <w:lvl w:ilvl="3" w:tplc="0409000F" w:tentative="1">
-      <w:start w:val="1"/>
-      <w:numFmt w:val="decimal"/>
-      <w:lvlText w:val="%4."/>
-      <w:lvlJc w:val="left"/>
-      <w:pPr>
-        <w:ind w:left="3456" w:hanging="360"/>
-      </w:pPr>
-    </w:lvl>
-    <w:lvl w:ilvl="4" w:tplc="04090019" w:tentative="1">
-      <w:start w:val="1"/>
-      <w:numFmt w:val="lowerLetter"/>
-      <w:lvlText w:val="%5."/>
-      <w:lvlJc w:val="left"/>
-      <w:pPr>
-        <w:ind w:left="4176" w:hanging="360"/>
-      </w:pPr>
-    </w:lvl>
-    <w:lvl w:ilvl="5" w:tplc="0409001B" w:tentative="1">
-      <w:start w:val="1"/>
-      <w:numFmt w:val="lowerRoman"/>
-      <w:lvlText w:val="%6."/>
-      <w:lvlJc w:val="right"/>
-      <w:pPr>
-        <w:ind w:left="4896" w:hanging="180"/>
-      </w:pPr>
-    </w:lvl>
-    <w:lvl w:ilvl="6" w:tplc="0409000F" w:tentative="1">
-      <w:start w:val="1"/>
-      <w:numFmt w:val="decimal"/>
-      <w:lvlText w:val="%7."/>
-      <w:lvlJc w:val="left"/>
-      <w:pPr>
-        <w:ind w:left="5616" w:hanging="360"/>
-      </w:pPr>
-    </w:lvl>
-    <w:lvl w:ilvl="7" w:tplc="04090019" w:tentative="1">
-      <w:start w:val="1"/>
-      <w:numFmt w:val="lowerLetter"/>
-      <w:lvlText w:val="%8."/>
-      <w:lvlJc w:val="left"/>
-      <w:pPr>
-        <w:ind w:left="6336" w:hanging="360"/>
-      </w:pPr>
-    </w:lvl>
-    <w:lvl w:ilvl="8" w:tplc="0409001B" w:tentative="1">
-      <w:start w:val="1"/>
-      <w:numFmt w:val="lowerRoman"/>
-      <w:lvlText w:val="%9."/>
-      <w:lvlJc w:val="right"/>
-      <w:pPr>
-        <w:ind w:left="7056" w:hanging="180"/>
-      </w:pPr>
-    </w:lvl>
-  </w:abstractNum>
-  <w:abstractNum w:abstractNumId="19" w15:restartNumberingAfterBreak="0">
-    <w:nsid w:val="3E78C2CE"/>
-    <w:multiLevelType w:val="hybridMultilevel"/>
-    <w:tmpl w:val="71AEC344"/>
-    <w:lvl w:ilvl="0" w:tplc="88E65DFC">
-      <w:start w:val="2"/>
-      <w:numFmt w:val="decimal"/>
-      <w:lvlText w:val="%1."/>
-      <w:lvlJc w:val="left"/>
-      <w:pPr>
-        <w:ind w:left="720" w:hanging="360"/>
-      </w:pPr>
-    </w:lvl>
-    <w:lvl w:ilvl="1" w:tplc="168EC562">
-      <w:start w:val="1"/>
-      <w:numFmt w:val="lowerLetter"/>
-      <w:lvlText w:val="%2."/>
-      <w:lvlJc w:val="left"/>
-      <w:pPr>
-        <w:ind w:left="1440" w:hanging="360"/>
-      </w:pPr>
-    </w:lvl>
-    <w:lvl w:ilvl="2" w:tplc="BB0072C8">
-      <w:start w:val="1"/>
-      <w:numFmt w:val="lowerRoman"/>
-      <w:lvlText w:val="%3."/>
-      <w:lvlJc w:val="right"/>
-      <w:pPr>
-        <w:ind w:left="2160" w:hanging="180"/>
-      </w:pPr>
-    </w:lvl>
-    <w:lvl w:ilvl="3" w:tplc="EC529500">
-      <w:start w:val="1"/>
-      <w:numFmt w:val="decimal"/>
-      <w:lvlText w:val="%4."/>
-      <w:lvlJc w:val="left"/>
-      <w:pPr>
-        <w:ind w:left="2880" w:hanging="360"/>
-      </w:pPr>
-    </w:lvl>
-    <w:lvl w:ilvl="4" w:tplc="A2D8B7F4">
-      <w:start w:val="1"/>
-      <w:numFmt w:val="lowerLetter"/>
-      <w:lvlText w:val="%5."/>
-      <w:lvlJc w:val="left"/>
-      <w:pPr>
-        <w:ind w:left="3600" w:hanging="360"/>
-      </w:pPr>
-    </w:lvl>
-    <w:lvl w:ilvl="5" w:tplc="C330A268">
-      <w:start w:val="1"/>
-      <w:numFmt w:val="lowerRoman"/>
-      <w:lvlText w:val="%6."/>
-      <w:lvlJc w:val="right"/>
-      <w:pPr>
-        <w:ind w:left="4320" w:hanging="180"/>
-      </w:pPr>
-    </w:lvl>
-    <w:lvl w:ilvl="6" w:tplc="0D70DEEC">
-      <w:start w:val="1"/>
-      <w:numFmt w:val="decimal"/>
-      <w:lvlText w:val="%7."/>
-      <w:lvlJc w:val="left"/>
-      <w:pPr>
-        <w:ind w:left="5040" w:hanging="360"/>
-      </w:pPr>
-    </w:lvl>
-    <w:lvl w:ilvl="7" w:tplc="A65A5048">
-      <w:start w:val="1"/>
-      <w:numFmt w:val="lowerLetter"/>
-      <w:lvlText w:val="%8."/>
-      <w:lvlJc w:val="left"/>
-      <w:pPr>
-        <w:ind w:left="5760" w:hanging="360"/>
-      </w:pPr>
-    </w:lvl>
-    <w:lvl w:ilvl="8" w:tplc="70283F18">
-      <w:start w:val="1"/>
-      <w:numFmt w:val="lowerRoman"/>
-      <w:lvlText w:val="%9."/>
-      <w:lvlJc w:val="right"/>
-      <w:pPr>
-        <w:ind w:left="6480" w:hanging="180"/>
-      </w:pPr>
-    </w:lvl>
-  </w:abstractNum>
-  <w:abstractNum w:abstractNumId="20" w15:restartNumberingAfterBreak="0">
-    <w:nsid w:val="3F4A728C"/>
-    <w:multiLevelType w:val="hybridMultilevel"/>
-    <w:tmpl w:val="2468349E"/>
-    <w:lvl w:ilvl="0" w:tplc="D9EE3FE2">
-      <w:start w:val="1"/>
-      <w:numFmt w:val="bullet"/>
-      <w:lvlText w:val="·"/>
-      <w:lvlJc w:val="left"/>
-      <w:pPr>
-        <w:ind w:left="720" w:hanging="360"/>
-      </w:pPr>
-      <w:rPr>
-        <w:rFonts w:ascii="Symbol" w:hAnsi="Symbol" w:hint="default"/>
-      </w:rPr>
-    </w:lvl>
-    <w:lvl w:ilvl="1" w:tplc="0AA26638">
-      <w:start w:val="1"/>
-      <w:numFmt w:val="bullet"/>
-      <w:lvlText w:val="o"/>
-      <w:lvlJc w:val="left"/>
-      <w:pPr>
-        <w:ind w:left="1440" w:hanging="360"/>
-      </w:pPr>
-      <w:rPr>
-        <w:rFonts w:ascii="Courier New" w:hAnsi="Courier New" w:hint="default"/>
-      </w:rPr>
-    </w:lvl>
-    <w:lvl w:ilvl="2" w:tplc="CBAE4E94">
-      <w:start w:val="1"/>
-      <w:numFmt w:val="bullet"/>
-      <w:lvlText w:val=""/>
-      <w:lvlJc w:val="left"/>
-      <w:pPr>
-        <w:ind w:left="2160" w:hanging="360"/>
-      </w:pPr>
-      <w:rPr>
-        <w:rFonts w:ascii="Wingdings" w:hAnsi="Wingdings" w:hint="default"/>
-      </w:rPr>
-    </w:lvl>
-    <w:lvl w:ilvl="3" w:tplc="E38ACA5A">
-      <w:start w:val="1"/>
-      <w:numFmt w:val="bullet"/>
-      <w:lvlText w:val=""/>
-      <w:lvlJc w:val="left"/>
-      <w:pPr>
-        <w:ind w:left="2880" w:hanging="360"/>
-      </w:pPr>
-      <w:rPr>
-        <w:rFonts w:ascii="Symbol" w:hAnsi="Symbol" w:hint="default"/>
-      </w:rPr>
-    </w:lvl>
-    <w:lvl w:ilvl="4" w:tplc="6D56F88E">
-      <w:start w:val="1"/>
-      <w:numFmt w:val="bullet"/>
-      <w:lvlText w:val="o"/>
-      <w:lvlJc w:val="left"/>
-      <w:pPr>
-        <w:ind w:left="3600" w:hanging="360"/>
-      </w:pPr>
-      <w:rPr>
-        <w:rFonts w:ascii="Courier New" w:hAnsi="Courier New" w:hint="default"/>
-      </w:rPr>
-    </w:lvl>
-    <w:lvl w:ilvl="5" w:tplc="FB9899AC">
-      <w:start w:val="1"/>
-      <w:numFmt w:val="bullet"/>
-      <w:lvlText w:val=""/>
-      <w:lvlJc w:val="left"/>
-      <w:pPr>
-        <w:ind w:left="4320" w:hanging="360"/>
-      </w:pPr>
-      <w:rPr>
-        <w:rFonts w:ascii="Wingdings" w:hAnsi="Wingdings" w:hint="default"/>
-      </w:rPr>
-    </w:lvl>
-    <w:lvl w:ilvl="6" w:tplc="DFDA4B8E">
-      <w:start w:val="1"/>
-      <w:numFmt w:val="bullet"/>
-      <w:lvlText w:val=""/>
-      <w:lvlJc w:val="left"/>
-      <w:pPr>
-        <w:ind w:left="5040" w:hanging="360"/>
-      </w:pPr>
-      <w:rPr>
-        <w:rFonts w:ascii="Symbol" w:hAnsi="Symbol" w:hint="default"/>
-      </w:rPr>
-    </w:lvl>
-    <w:lvl w:ilvl="7" w:tplc="0ADABCC8">
-      <w:start w:val="1"/>
-      <w:numFmt w:val="bullet"/>
-      <w:lvlText w:val="o"/>
-      <w:lvlJc w:val="left"/>
-      <w:pPr>
-        <w:ind w:left="5760" w:hanging="360"/>
-      </w:pPr>
-      <w:rPr>
-        <w:rFonts w:ascii="Courier New" w:hAnsi="Courier New" w:hint="default"/>
-      </w:rPr>
-    </w:lvl>
-    <w:lvl w:ilvl="8" w:tplc="D99CF086">
-      <w:start w:val="1"/>
-      <w:numFmt w:val="bullet"/>
-      <w:lvlText w:val=""/>
-      <w:lvlJc w:val="left"/>
-      <w:pPr>
-        <w:ind w:left="6480" w:hanging="360"/>
-      </w:pPr>
-      <w:rPr>
-        <w:rFonts w:ascii="Wingdings" w:hAnsi="Wingdings" w:hint="default"/>
-      </w:rPr>
-    </w:lvl>
-  </w:abstractNum>
-  <w:abstractNum w:abstractNumId="21" w15:restartNumberingAfterBreak="0">
-    <w:nsid w:val="408F60CD"/>
-    <w:multiLevelType w:val="hybridMultilevel"/>
-    <w:tmpl w:val="DF844720"/>
-    <w:lvl w:ilvl="0" w:tplc="0409000F">
-      <w:start w:val="1"/>
-      <w:numFmt w:val="decimal"/>
-      <w:lvlText w:val="%1."/>
-      <w:lvlJc w:val="left"/>
-      <w:pPr>
-        <w:ind w:left="936" w:hanging="360"/>
-      </w:pPr>
-    </w:lvl>
-    <w:lvl w:ilvl="1" w:tplc="04090019" w:tentative="1">
-      <w:start w:val="1"/>
-      <w:numFmt w:val="lowerLetter"/>
-      <w:lvlText w:val="%2."/>
-      <w:lvlJc w:val="left"/>
-      <w:pPr>
-        <w:ind w:left="1656" w:hanging="360"/>
-      </w:pPr>
-    </w:lvl>
-    <w:lvl w:ilvl="2" w:tplc="0409001B" w:tentative="1">
-      <w:start w:val="1"/>
-      <w:numFmt w:val="lowerRoman"/>
-      <w:lvlText w:val="%3."/>
-      <w:lvlJc w:val="right"/>
-      <w:pPr>
-        <w:ind w:left="2376" w:hanging="180"/>
-      </w:pPr>
-    </w:lvl>
-    <w:lvl w:ilvl="3" w:tplc="0409000F" w:tentative="1">
-      <w:start w:val="1"/>
-      <w:numFmt w:val="decimal"/>
-      <w:lvlText w:val="%4."/>
-      <w:lvlJc w:val="left"/>
-      <w:pPr>
-        <w:ind w:left="3096" w:hanging="360"/>
-      </w:pPr>
-    </w:lvl>
-    <w:lvl w:ilvl="4" w:tplc="04090019" w:tentative="1">
-      <w:start w:val="1"/>
-      <w:numFmt w:val="lowerLetter"/>
-      <w:lvlText w:val="%5."/>
-      <w:lvlJc w:val="left"/>
-      <w:pPr>
-        <w:ind w:left="3816" w:hanging="360"/>
-      </w:pPr>
-    </w:lvl>
-    <w:lvl w:ilvl="5" w:tplc="0409001B" w:tentative="1">
-      <w:start w:val="1"/>
-      <w:numFmt w:val="lowerRoman"/>
-      <w:lvlText w:val="%6."/>
-      <w:lvlJc w:val="right"/>
-      <w:pPr>
-        <w:ind w:left="4536" w:hanging="180"/>
-      </w:pPr>
-    </w:lvl>
-    <w:lvl w:ilvl="6" w:tplc="0409000F" w:tentative="1">
-      <w:start w:val="1"/>
-      <w:numFmt w:val="decimal"/>
-      <w:lvlText w:val="%7."/>
-      <w:lvlJc w:val="left"/>
-      <w:pPr>
-        <w:ind w:left="5256" w:hanging="360"/>
-      </w:pPr>
-    </w:lvl>
-    <w:lvl w:ilvl="7" w:tplc="04090019" w:tentative="1">
-      <w:start w:val="1"/>
-      <w:numFmt w:val="lowerLetter"/>
-      <w:lvlText w:val="%8."/>
-      <w:lvlJc w:val="left"/>
-      <w:pPr>
-        <w:ind w:left="5976" w:hanging="360"/>
-      </w:pPr>
-    </w:lvl>
-    <w:lvl w:ilvl="8" w:tplc="0409001B" w:tentative="1">
-      <w:start w:val="1"/>
-      <w:numFmt w:val="lowerRoman"/>
-      <w:lvlText w:val="%9."/>
-      <w:lvlJc w:val="right"/>
-      <w:pPr>
-        <w:ind w:left="6696" w:hanging="180"/>
-      </w:pPr>
-    </w:lvl>
-  </w:abstractNum>
-  <w:abstractNum w:abstractNumId="22" w15:restartNumberingAfterBreak="0">
-    <w:nsid w:val="456D3477"/>
-    <w:multiLevelType w:val="hybridMultilevel"/>
-    <w:tmpl w:val="DB92FBD8"/>
-    <w:lvl w:ilvl="0" w:tplc="04090001">
-      <w:start w:val="1"/>
-      <w:numFmt w:val="bullet"/>
-      <w:lvlText w:val=""/>
-      <w:lvlJc w:val="left"/>
-      <w:pPr>
-        <w:ind w:left="1080" w:hanging="360"/>
-      </w:pPr>
-      <w:rPr>
-        <w:rFonts w:ascii="Symbol" w:hAnsi="Symbol" w:hint="default"/>
-      </w:rPr>
-    </w:lvl>
-    <w:lvl w:ilvl="1" w:tplc="04090003" w:tentative="1">
-      <w:start w:val="1"/>
-      <w:numFmt w:val="bullet"/>
-      <w:lvlText w:val="o"/>
-      <w:lvlJc w:val="left"/>
-      <w:pPr>
-        <w:ind w:left="1800" w:hanging="360"/>
-      </w:pPr>
-      <w:rPr>
-        <w:rFonts w:ascii="Courier New" w:hAnsi="Courier New" w:cs="Courier New" w:hint="default"/>
-      </w:rPr>
-    </w:lvl>
-    <w:lvl w:ilvl="2" w:tplc="04090005" w:tentative="1">
-      <w:start w:val="1"/>
-      <w:numFmt w:val="bullet"/>
-      <w:lvlText w:val=""/>
-      <w:lvlJc w:val="left"/>
-      <w:pPr>
-        <w:ind w:left="2520" w:hanging="360"/>
-      </w:pPr>
-      <w:rPr>
-        <w:rFonts w:ascii="Wingdings" w:hAnsi="Wingdings" w:hint="default"/>
-      </w:rPr>
-    </w:lvl>
-    <w:lvl w:ilvl="3" w:tplc="04090001" w:tentative="1">
-      <w:start w:val="1"/>
-      <w:numFmt w:val="bullet"/>
-      <w:lvlText w:val=""/>
-      <w:lvlJc w:val="left"/>
-      <w:pPr>
-        <w:ind w:left="3240" w:hanging="360"/>
-      </w:pPr>
-      <w:rPr>
-        <w:rFonts w:ascii="Symbol" w:hAnsi="Symbol" w:hint="default"/>
-      </w:rPr>
-    </w:lvl>
-    <w:lvl w:ilvl="4" w:tplc="04090003" w:tentative="1">
-      <w:start w:val="1"/>
-      <w:numFmt w:val="bullet"/>
-      <w:lvlText w:val="o"/>
-      <w:lvlJc w:val="left"/>
-      <w:pPr>
-        <w:ind w:left="3960" w:hanging="360"/>
-      </w:pPr>
-      <w:rPr>
-        <w:rFonts w:ascii="Courier New" w:hAnsi="Courier New" w:cs="Courier New" w:hint="default"/>
-      </w:rPr>
-    </w:lvl>
-    <w:lvl w:ilvl="5" w:tplc="04090005" w:tentative="1">
-      <w:start w:val="1"/>
-      <w:numFmt w:val="bullet"/>
-      <w:lvlText w:val=""/>
-      <w:lvlJc w:val="left"/>
-      <w:pPr>
-        <w:ind w:left="4680" w:hanging="360"/>
-      </w:pPr>
-      <w:rPr>
-        <w:rFonts w:ascii="Wingdings" w:hAnsi="Wingdings" w:hint="default"/>
-      </w:rPr>
-    </w:lvl>
-    <w:lvl w:ilvl="6" w:tplc="04090001" w:tentative="1">
-      <w:start w:val="1"/>
-      <w:numFmt w:val="bullet"/>
-      <w:lvlText w:val=""/>
-      <w:lvlJc w:val="left"/>
-      <w:pPr>
-        <w:ind w:left="5400" w:hanging="360"/>
-      </w:pPr>
-      <w:rPr>
-        <w:rFonts w:ascii="Symbol" w:hAnsi="Symbol" w:hint="default"/>
-      </w:rPr>
-    </w:lvl>
-    <w:lvl w:ilvl="7" w:tplc="04090003" w:tentative="1">
-      <w:start w:val="1"/>
-      <w:numFmt w:val="bullet"/>
-      <w:lvlText w:val="o"/>
-      <w:lvlJc w:val="left"/>
-      <w:pPr>
-        <w:ind w:left="6120" w:hanging="360"/>
-      </w:pPr>
-      <w:rPr>
-        <w:rFonts w:ascii="Courier New" w:hAnsi="Courier New" w:cs="Courier New" w:hint="default"/>
-      </w:rPr>
-    </w:lvl>
-    <w:lvl w:ilvl="8" w:tplc="04090005" w:tentative="1">
-      <w:start w:val="1"/>
-      <w:numFmt w:val="bullet"/>
-      <w:lvlText w:val=""/>
-      <w:lvlJc w:val="left"/>
-      <w:pPr>
-        <w:ind w:left="6840" w:hanging="360"/>
-      </w:pPr>
-      <w:rPr>
-        <w:rFonts w:ascii="Wingdings" w:hAnsi="Wingdings" w:hint="default"/>
-      </w:rPr>
-    </w:lvl>
-  </w:abstractNum>
-  <w:abstractNum w:abstractNumId="23" w15:restartNumberingAfterBreak="0">
-    <w:nsid w:val="47B5D602"/>
-    <w:multiLevelType w:val="hybridMultilevel"/>
-    <w:tmpl w:val="FC68E6FE"/>
-    <w:lvl w:ilvl="0" w:tplc="268E5D80">
-      <w:start w:val="5"/>
-      <w:numFmt w:val="decimal"/>
-      <w:lvlText w:val="%1."/>
-      <w:lvlJc w:val="left"/>
-      <w:pPr>
-        <w:ind w:left="720" w:hanging="360"/>
-      </w:pPr>
-    </w:lvl>
-    <w:lvl w:ilvl="1" w:tplc="8B02744E">
-      <w:start w:val="1"/>
-      <w:numFmt w:val="lowerLetter"/>
-      <w:lvlText w:val="%2."/>
-      <w:lvlJc w:val="left"/>
-      <w:pPr>
-        <w:ind w:left="1440" w:hanging="360"/>
-      </w:pPr>
-    </w:lvl>
-    <w:lvl w:ilvl="2" w:tplc="5072AA6C">
-      <w:start w:val="1"/>
-      <w:numFmt w:val="lowerRoman"/>
-      <w:lvlText w:val="%3."/>
-      <w:lvlJc w:val="right"/>
-      <w:pPr>
-        <w:ind w:left="2160" w:hanging="180"/>
-      </w:pPr>
-    </w:lvl>
-    <w:lvl w:ilvl="3" w:tplc="66241460">
-      <w:start w:val="1"/>
-      <w:numFmt w:val="decimal"/>
-      <w:lvlText w:val="%4."/>
-      <w:lvlJc w:val="left"/>
-      <w:pPr>
-        <w:ind w:left="2880" w:hanging="360"/>
-      </w:pPr>
-    </w:lvl>
-    <w:lvl w:ilvl="4" w:tplc="F3FEEA72">
-      <w:start w:val="1"/>
-      <w:numFmt w:val="lowerLetter"/>
-      <w:lvlText w:val="%5."/>
-      <w:lvlJc w:val="left"/>
-      <w:pPr>
-        <w:ind w:left="3600" w:hanging="360"/>
-      </w:pPr>
-    </w:lvl>
-    <w:lvl w:ilvl="5" w:tplc="DC5AE15C">
-      <w:start w:val="1"/>
-      <w:numFmt w:val="lowerRoman"/>
-      <w:lvlText w:val="%6."/>
-      <w:lvlJc w:val="right"/>
-      <w:pPr>
-        <w:ind w:left="4320" w:hanging="180"/>
-      </w:pPr>
-    </w:lvl>
-    <w:lvl w:ilvl="6" w:tplc="2F16D2EA">
-      <w:start w:val="1"/>
-      <w:numFmt w:val="decimal"/>
-      <w:lvlText w:val="%7."/>
-      <w:lvlJc w:val="left"/>
-      <w:pPr>
-        <w:ind w:left="5040" w:hanging="360"/>
-      </w:pPr>
-    </w:lvl>
-    <w:lvl w:ilvl="7" w:tplc="DC10F172">
-      <w:start w:val="1"/>
-      <w:numFmt w:val="lowerLetter"/>
-      <w:lvlText w:val="%8."/>
-      <w:lvlJc w:val="left"/>
-      <w:pPr>
-        <w:ind w:left="5760" w:hanging="360"/>
-      </w:pPr>
-    </w:lvl>
-    <w:lvl w:ilvl="8" w:tplc="6B68D626">
-      <w:start w:val="1"/>
-      <w:numFmt w:val="lowerRoman"/>
-      <w:lvlText w:val="%9."/>
-      <w:lvlJc w:val="right"/>
-      <w:pPr>
-        <w:ind w:left="6480" w:hanging="180"/>
-      </w:pPr>
-    </w:lvl>
-  </w:abstractNum>
-  <w:abstractNum w:abstractNumId="24" w15:restartNumberingAfterBreak="0">
-    <w:nsid w:val="4B30A8C0"/>
-    <w:multiLevelType w:val="hybridMultilevel"/>
-    <w:tmpl w:val="85D0E94C"/>
-    <w:lvl w:ilvl="0" w:tplc="A0BCED9A">
-      <w:start w:val="1"/>
-      <w:numFmt w:val="bullet"/>
-      <w:lvlText w:val="·"/>
-      <w:lvlJc w:val="left"/>
-      <w:pPr>
-        <w:ind w:left="720" w:hanging="360"/>
-      </w:pPr>
-      <w:rPr>
-        <w:rFonts w:ascii="Symbol" w:hAnsi="Symbol" w:hint="default"/>
-      </w:rPr>
-    </w:lvl>
-    <w:lvl w:ilvl="1" w:tplc="BA5E2E18">
-      <w:start w:val="1"/>
-      <w:numFmt w:val="bullet"/>
-      <w:lvlText w:val="o"/>
-      <w:lvlJc w:val="left"/>
-      <w:pPr>
-        <w:ind w:left="1440" w:hanging="360"/>
-      </w:pPr>
-      <w:rPr>
-        <w:rFonts w:ascii="Courier New" w:hAnsi="Courier New" w:hint="default"/>
-      </w:rPr>
-    </w:lvl>
-    <w:lvl w:ilvl="2" w:tplc="AA9CAC70">
-      <w:start w:val="1"/>
-      <w:numFmt w:val="bullet"/>
-      <w:lvlText w:val=""/>
-      <w:lvlJc w:val="left"/>
-      <w:pPr>
-        <w:ind w:left="2160" w:hanging="360"/>
-      </w:pPr>
-      <w:rPr>
-        <w:rFonts w:ascii="Wingdings" w:hAnsi="Wingdings" w:hint="default"/>
-      </w:rPr>
-    </w:lvl>
-    <w:lvl w:ilvl="3" w:tplc="B1BE6ACE">
-      <w:start w:val="1"/>
-      <w:numFmt w:val="bullet"/>
-      <w:lvlText w:val=""/>
-      <w:lvlJc w:val="left"/>
-      <w:pPr>
-        <w:ind w:left="2880" w:hanging="360"/>
-      </w:pPr>
-      <w:rPr>
-        <w:rFonts w:ascii="Symbol" w:hAnsi="Symbol" w:hint="default"/>
-      </w:rPr>
-    </w:lvl>
-    <w:lvl w:ilvl="4" w:tplc="D7E88696">
-      <w:start w:val="1"/>
-      <w:numFmt w:val="bullet"/>
-      <w:lvlText w:val="o"/>
-      <w:lvlJc w:val="left"/>
-      <w:pPr>
-        <w:ind w:left="3600" w:hanging="360"/>
-      </w:pPr>
-      <w:rPr>
-        <w:rFonts w:ascii="Courier New" w:hAnsi="Courier New" w:hint="default"/>
-      </w:rPr>
-    </w:lvl>
-    <w:lvl w:ilvl="5" w:tplc="9D0E947A">
-      <w:start w:val="1"/>
-      <w:numFmt w:val="bullet"/>
-      <w:lvlText w:val=""/>
-      <w:lvlJc w:val="left"/>
-      <w:pPr>
-        <w:ind w:left="4320" w:hanging="360"/>
-      </w:pPr>
-      <w:rPr>
-        <w:rFonts w:ascii="Wingdings" w:hAnsi="Wingdings" w:hint="default"/>
-      </w:rPr>
-    </w:lvl>
-    <w:lvl w:ilvl="6" w:tplc="762044E6">
-      <w:start w:val="1"/>
-      <w:numFmt w:val="bullet"/>
-      <w:lvlText w:val=""/>
-      <w:lvlJc w:val="left"/>
-      <w:pPr>
-        <w:ind w:left="5040" w:hanging="360"/>
-      </w:pPr>
-      <w:rPr>
-        <w:rFonts w:ascii="Symbol" w:hAnsi="Symbol" w:hint="default"/>
-      </w:rPr>
-    </w:lvl>
-    <w:lvl w:ilvl="7" w:tplc="BDB42758">
-      <w:start w:val="1"/>
-      <w:numFmt w:val="bullet"/>
-      <w:lvlText w:val="o"/>
-      <w:lvlJc w:val="left"/>
-      <w:pPr>
-        <w:ind w:left="5760" w:hanging="360"/>
-      </w:pPr>
-      <w:rPr>
-        <w:rFonts w:ascii="Courier New" w:hAnsi="Courier New" w:hint="default"/>
-      </w:rPr>
-    </w:lvl>
-    <w:lvl w:ilvl="8" w:tplc="B0B0EA36">
-      <w:start w:val="1"/>
-      <w:numFmt w:val="bullet"/>
-      <w:lvlText w:val=""/>
-      <w:lvlJc w:val="left"/>
-      <w:pPr>
-        <w:ind w:left="6480" w:hanging="360"/>
-      </w:pPr>
-      <w:rPr>
-        <w:rFonts w:ascii="Wingdings" w:hAnsi="Wingdings" w:hint="default"/>
-      </w:rPr>
-    </w:lvl>
-  </w:abstractNum>
-  <w:abstractNum w:abstractNumId="25" w15:restartNumberingAfterBreak="0">
-    <w:nsid w:val="4D191F75"/>
-    <w:multiLevelType w:val="hybridMultilevel"/>
-    <w:tmpl w:val="3E28E354"/>
-    <w:lvl w:ilvl="0" w:tplc="B0FC3B94">
-      <w:start w:val="1"/>
-      <w:numFmt w:val="decimal"/>
-      <w:lvlText w:val="%1."/>
-      <w:lvlJc w:val="left"/>
-      <w:pPr>
-        <w:ind w:left="720" w:hanging="360"/>
-      </w:pPr>
-    </w:lvl>
-    <w:lvl w:ilvl="1" w:tplc="EAC42256">
-      <w:start w:val="1"/>
-      <w:numFmt w:val="lowerLetter"/>
-      <w:lvlText w:val="%2."/>
-      <w:lvlJc w:val="left"/>
-      <w:pPr>
-        <w:ind w:left="1440" w:hanging="360"/>
-      </w:pPr>
-    </w:lvl>
-    <w:lvl w:ilvl="2" w:tplc="9CD05038">
-      <w:start w:val="1"/>
-      <w:numFmt w:val="lowerRoman"/>
-      <w:lvlText w:val="%3."/>
-      <w:lvlJc w:val="right"/>
-      <w:pPr>
-        <w:ind w:left="2160" w:hanging="180"/>
-      </w:pPr>
-    </w:lvl>
-    <w:lvl w:ilvl="3" w:tplc="F9A6E79C">
-      <w:start w:val="1"/>
-      <w:numFmt w:val="decimal"/>
-      <w:lvlText w:val="%4."/>
-      <w:lvlJc w:val="left"/>
-      <w:pPr>
-        <w:ind w:left="2880" w:hanging="360"/>
-      </w:pPr>
-    </w:lvl>
-    <w:lvl w:ilvl="4" w:tplc="00366FFE">
-      <w:start w:val="1"/>
-      <w:numFmt w:val="lowerLetter"/>
-      <w:lvlText w:val="%5."/>
-      <w:lvlJc w:val="left"/>
-      <w:pPr>
-        <w:ind w:left="3600" w:hanging="360"/>
-      </w:pPr>
-    </w:lvl>
-    <w:lvl w:ilvl="5" w:tplc="FFB21532">
-      <w:start w:val="1"/>
-      <w:numFmt w:val="lowerRoman"/>
-      <w:lvlText w:val="%6."/>
-      <w:lvlJc w:val="right"/>
-      <w:pPr>
-        <w:ind w:left="4320" w:hanging="180"/>
-      </w:pPr>
-    </w:lvl>
-    <w:lvl w:ilvl="6" w:tplc="652248F4">
-      <w:start w:val="1"/>
-      <w:numFmt w:val="decimal"/>
-      <w:lvlText w:val="%7."/>
-      <w:lvlJc w:val="left"/>
-      <w:pPr>
-        <w:ind w:left="5040" w:hanging="360"/>
-      </w:pPr>
-    </w:lvl>
-    <w:lvl w:ilvl="7" w:tplc="4BCAF28A">
-      <w:start w:val="1"/>
-      <w:numFmt w:val="lowerLetter"/>
-      <w:lvlText w:val="%8."/>
-      <w:lvlJc w:val="left"/>
-      <w:pPr>
-        <w:ind w:left="5760" w:hanging="360"/>
-      </w:pPr>
-    </w:lvl>
-    <w:lvl w:ilvl="8" w:tplc="2DF2FE9C">
-      <w:start w:val="1"/>
-      <w:numFmt w:val="lowerRoman"/>
-      <w:lvlText w:val="%9."/>
-      <w:lvlJc w:val="right"/>
-      <w:pPr>
-        <w:ind w:left="6480" w:hanging="180"/>
-      </w:pPr>
-    </w:lvl>
-  </w:abstractNum>
-  <w:abstractNum w:abstractNumId="26" w15:restartNumberingAfterBreak="0">
-    <w:nsid w:val="4EE40766"/>
-    <w:multiLevelType w:val="hybridMultilevel"/>
-    <w:tmpl w:val="BB36B9A2"/>
-    <w:lvl w:ilvl="0" w:tplc="1C7AE60E">
-      <w:start w:val="1"/>
-      <w:numFmt w:val="bullet"/>
-      <w:lvlText w:val="·"/>
-      <w:lvlJc w:val="left"/>
-      <w:pPr>
-        <w:ind w:left="720" w:hanging="360"/>
-      </w:pPr>
-      <w:rPr>
-        <w:rFonts w:ascii="Symbol" w:hAnsi="Symbol" w:hint="default"/>
-      </w:rPr>
-    </w:lvl>
-    <w:lvl w:ilvl="1" w:tplc="4C70DB12">
-      <w:start w:val="1"/>
-      <w:numFmt w:val="bullet"/>
-      <w:lvlText w:val="o"/>
-      <w:lvlJc w:val="left"/>
-      <w:pPr>
-        <w:ind w:left="1440" w:hanging="360"/>
-      </w:pPr>
-      <w:rPr>
-        <w:rFonts w:ascii="Courier New" w:hAnsi="Courier New" w:hint="default"/>
-      </w:rPr>
-    </w:lvl>
-    <w:lvl w:ilvl="2" w:tplc="BA4228B8">
-      <w:start w:val="1"/>
-      <w:numFmt w:val="bullet"/>
-      <w:lvlText w:val=""/>
-      <w:lvlJc w:val="left"/>
-      <w:pPr>
-        <w:ind w:left="2160" w:hanging="360"/>
-      </w:pPr>
-      <w:rPr>
-        <w:rFonts w:ascii="Wingdings" w:hAnsi="Wingdings" w:hint="default"/>
-      </w:rPr>
-    </w:lvl>
-    <w:lvl w:ilvl="3" w:tplc="93E0812A">
-      <w:start w:val="1"/>
-      <w:numFmt w:val="bullet"/>
-      <w:lvlText w:val=""/>
-      <w:lvlJc w:val="left"/>
-      <w:pPr>
-        <w:ind w:left="2880" w:hanging="360"/>
-      </w:pPr>
-      <w:rPr>
-        <w:rFonts w:ascii="Symbol" w:hAnsi="Symbol" w:hint="default"/>
-      </w:rPr>
-    </w:lvl>
-    <w:lvl w:ilvl="4" w:tplc="C03A2BA4">
-      <w:start w:val="1"/>
-      <w:numFmt w:val="bullet"/>
-      <w:lvlText w:val="o"/>
-      <w:lvlJc w:val="left"/>
-      <w:pPr>
-        <w:ind w:left="3600" w:hanging="360"/>
-      </w:pPr>
-      <w:rPr>
-        <w:rFonts w:ascii="Courier New" w:hAnsi="Courier New" w:hint="default"/>
-      </w:rPr>
-    </w:lvl>
-    <w:lvl w:ilvl="5" w:tplc="B2ACF120">
-      <w:start w:val="1"/>
-      <w:numFmt w:val="bullet"/>
-      <w:lvlText w:val=""/>
-      <w:lvlJc w:val="left"/>
-      <w:pPr>
-        <w:ind w:left="4320" w:hanging="360"/>
-      </w:pPr>
-      <w:rPr>
-        <w:rFonts w:ascii="Wingdings" w:hAnsi="Wingdings" w:hint="default"/>
-      </w:rPr>
-    </w:lvl>
-    <w:lvl w:ilvl="6" w:tplc="0E066DF4">
-      <w:start w:val="1"/>
-      <w:numFmt w:val="bullet"/>
-      <w:lvlText w:val=""/>
-      <w:lvlJc w:val="left"/>
-      <w:pPr>
-        <w:ind w:left="5040" w:hanging="360"/>
-      </w:pPr>
-      <w:rPr>
-        <w:rFonts w:ascii="Symbol" w:hAnsi="Symbol" w:hint="default"/>
-      </w:rPr>
-    </w:lvl>
-    <w:lvl w:ilvl="7" w:tplc="C1C2EC42">
-      <w:start w:val="1"/>
-      <w:numFmt w:val="bullet"/>
-      <w:lvlText w:val="o"/>
-      <w:lvlJc w:val="left"/>
-      <w:pPr>
-        <w:ind w:left="5760" w:hanging="360"/>
-      </w:pPr>
-      <w:rPr>
-        <w:rFonts w:ascii="Courier New" w:hAnsi="Courier New" w:hint="default"/>
-      </w:rPr>
-    </w:lvl>
-    <w:lvl w:ilvl="8" w:tplc="3F3EB53C">
-      <w:start w:val="1"/>
-      <w:numFmt w:val="bullet"/>
-      <w:lvlText w:val=""/>
-      <w:lvlJc w:val="left"/>
-      <w:pPr>
-        <w:ind w:left="6480" w:hanging="360"/>
-      </w:pPr>
-      <w:rPr>
-        <w:rFonts w:ascii="Wingdings" w:hAnsi="Wingdings" w:hint="default"/>
-      </w:rPr>
-    </w:lvl>
-  </w:abstractNum>
-  <w:abstractNum w:abstractNumId="27" w15:restartNumberingAfterBreak="0">
-    <w:nsid w:val="5416A972"/>
-    <w:multiLevelType w:val="hybridMultilevel"/>
-    <w:tmpl w:val="08C02540"/>
-    <w:lvl w:ilvl="0" w:tplc="5F50116C">
-      <w:start w:val="4"/>
-      <w:numFmt w:val="decimal"/>
-      <w:lvlText w:val="%1."/>
-      <w:lvlJc w:val="left"/>
-      <w:pPr>
-        <w:ind w:left="720" w:hanging="360"/>
-      </w:pPr>
-    </w:lvl>
-    <w:lvl w:ilvl="1" w:tplc="AC164F34">
-      <w:start w:val="1"/>
-      <w:numFmt w:val="lowerLetter"/>
-      <w:lvlText w:val="%2."/>
-      <w:lvlJc w:val="left"/>
-      <w:pPr>
-        <w:ind w:left="1440" w:hanging="360"/>
-      </w:pPr>
-    </w:lvl>
-    <w:lvl w:ilvl="2" w:tplc="D342476A">
-      <w:start w:val="1"/>
-      <w:numFmt w:val="lowerRoman"/>
-      <w:lvlText w:val="%3."/>
-      <w:lvlJc w:val="right"/>
-      <w:pPr>
-        <w:ind w:left="2160" w:hanging="180"/>
-      </w:pPr>
-    </w:lvl>
-    <w:lvl w:ilvl="3" w:tplc="02E2E4D2">
-      <w:start w:val="1"/>
-      <w:numFmt w:val="decimal"/>
-      <w:lvlText w:val="%4."/>
-      <w:lvlJc w:val="left"/>
-      <w:pPr>
-        <w:ind w:left="2880" w:hanging="360"/>
-      </w:pPr>
-    </w:lvl>
-    <w:lvl w:ilvl="4" w:tplc="CADE1E08">
-      <w:start w:val="1"/>
-      <w:numFmt w:val="lowerLetter"/>
-      <w:lvlText w:val="%5."/>
-      <w:lvlJc w:val="left"/>
-      <w:pPr>
-        <w:ind w:left="3600" w:hanging="360"/>
-      </w:pPr>
-    </w:lvl>
-    <w:lvl w:ilvl="5" w:tplc="929A87DC">
-      <w:start w:val="1"/>
-      <w:numFmt w:val="lowerRoman"/>
-      <w:lvlText w:val="%6."/>
-      <w:lvlJc w:val="right"/>
-      <w:pPr>
-        <w:ind w:left="4320" w:hanging="180"/>
-      </w:pPr>
-    </w:lvl>
-    <w:lvl w:ilvl="6" w:tplc="73620C86">
-      <w:start w:val="1"/>
-      <w:numFmt w:val="decimal"/>
-      <w:lvlText w:val="%7."/>
-      <w:lvlJc w:val="left"/>
-      <w:pPr>
-        <w:ind w:left="5040" w:hanging="360"/>
-      </w:pPr>
-    </w:lvl>
-    <w:lvl w:ilvl="7" w:tplc="D86EA9AA">
-      <w:start w:val="1"/>
-      <w:numFmt w:val="lowerLetter"/>
-      <w:lvlText w:val="%8."/>
-      <w:lvlJc w:val="left"/>
-      <w:pPr>
-        <w:ind w:left="5760" w:hanging="360"/>
-      </w:pPr>
-    </w:lvl>
-    <w:lvl w:ilvl="8" w:tplc="6E6481FE">
-      <w:start w:val="1"/>
-      <w:numFmt w:val="lowerRoman"/>
-      <w:lvlText w:val="%9."/>
-      <w:lvlJc w:val="right"/>
-      <w:pPr>
-        <w:ind w:left="6480" w:hanging="180"/>
-      </w:pPr>
-    </w:lvl>
-  </w:abstractNum>
-  <w:abstractNum w:abstractNumId="28" w15:restartNumberingAfterBreak="0">
-    <w:nsid w:val="54B461E4"/>
-    <w:multiLevelType w:val="hybridMultilevel"/>
-    <w:tmpl w:val="5FAA5D24"/>
-    <w:lvl w:ilvl="0" w:tplc="8C68EAB6">
-      <w:start w:val="3"/>
-      <w:numFmt w:val="decimal"/>
-      <w:lvlText w:val="%1."/>
-      <w:lvlJc w:val="left"/>
-      <w:pPr>
-        <w:ind w:left="720" w:hanging="360"/>
-      </w:pPr>
-    </w:lvl>
-    <w:lvl w:ilvl="1" w:tplc="0AF6CB2A">
-      <w:start w:val="1"/>
-      <w:numFmt w:val="lowerLetter"/>
-      <w:lvlText w:val="%2."/>
-      <w:lvlJc w:val="left"/>
-      <w:pPr>
-        <w:ind w:left="1440" w:hanging="360"/>
-      </w:pPr>
-    </w:lvl>
-    <w:lvl w:ilvl="2" w:tplc="88D4CE06">
-      <w:start w:val="1"/>
-      <w:numFmt w:val="lowerRoman"/>
-      <w:lvlText w:val="%3."/>
-      <w:lvlJc w:val="right"/>
-      <w:pPr>
-        <w:ind w:left="2160" w:hanging="180"/>
-      </w:pPr>
-    </w:lvl>
-    <w:lvl w:ilvl="3" w:tplc="3F062E94">
-      <w:start w:val="1"/>
-      <w:numFmt w:val="decimal"/>
-      <w:lvlText w:val="%4."/>
-      <w:lvlJc w:val="left"/>
-      <w:pPr>
-        <w:ind w:left="2880" w:hanging="360"/>
-      </w:pPr>
-    </w:lvl>
-    <w:lvl w:ilvl="4" w:tplc="646CF3A2">
-      <w:start w:val="1"/>
-      <w:numFmt w:val="lowerLetter"/>
-      <w:lvlText w:val="%5."/>
-      <w:lvlJc w:val="left"/>
-      <w:pPr>
-        <w:ind w:left="3600" w:hanging="360"/>
-      </w:pPr>
-    </w:lvl>
-    <w:lvl w:ilvl="5" w:tplc="4A702A78">
-      <w:start w:val="1"/>
-      <w:numFmt w:val="lowerRoman"/>
-      <w:lvlText w:val="%6."/>
-      <w:lvlJc w:val="right"/>
-      <w:pPr>
-        <w:ind w:left="4320" w:hanging="180"/>
-      </w:pPr>
-    </w:lvl>
-    <w:lvl w:ilvl="6" w:tplc="C40225A0">
-      <w:start w:val="1"/>
-      <w:numFmt w:val="decimal"/>
-      <w:lvlText w:val="%7."/>
-      <w:lvlJc w:val="left"/>
-      <w:pPr>
-        <w:ind w:left="5040" w:hanging="360"/>
-      </w:pPr>
-    </w:lvl>
-    <w:lvl w:ilvl="7" w:tplc="EEFA7356">
-      <w:start w:val="1"/>
-      <w:numFmt w:val="lowerLetter"/>
-      <w:lvlText w:val="%8."/>
-      <w:lvlJc w:val="left"/>
-      <w:pPr>
-        <w:ind w:left="5760" w:hanging="360"/>
-      </w:pPr>
-    </w:lvl>
-    <w:lvl w:ilvl="8" w:tplc="0C56BE80">
-      <w:start w:val="1"/>
-      <w:numFmt w:val="lowerRoman"/>
-      <w:lvlText w:val="%9."/>
-      <w:lvlJc w:val="right"/>
-      <w:pPr>
-        <w:ind w:left="6480" w:hanging="180"/>
-      </w:pPr>
-    </w:lvl>
-  </w:abstractNum>
-  <w:abstractNum w:abstractNumId="29" w15:restartNumberingAfterBreak="0">
-    <w:nsid w:val="562F01F2"/>
-    <w:multiLevelType w:val="multilevel"/>
-    <w:tmpl w:val="0409001F"/>
-    <w:lvl w:ilvl="0">
-      <w:start w:val="1"/>
-      <w:numFmt w:val="decimal"/>
-      <w:lvlText w:val="%1."/>
-      <w:lvlJc w:val="left"/>
-      <w:pPr>
-        <w:ind w:left="360" w:hanging="360"/>
-      </w:pPr>
-    </w:lvl>
-    <w:lvl w:ilvl="1">
-      <w:start w:val="1"/>
-      <w:numFmt w:val="decimal"/>
-      <w:lvlText w:val="%1.%2."/>
-      <w:lvlJc w:val="left"/>
-      <w:pPr>
-        <w:ind w:left="792" w:hanging="432"/>
-      </w:pPr>
-    </w:lvl>
-    <w:lvl w:ilvl="2">
-      <w:start w:val="1"/>
-      <w:numFmt w:val="decimal"/>
-      <w:lvlText w:val="%1.%2.%3."/>
-      <w:lvlJc w:val="left"/>
-      <w:pPr>
-        <w:ind w:left="1224" w:hanging="504"/>
-      </w:pPr>
-    </w:lvl>
-    <w:lvl w:ilvl="3">
-      <w:start w:val="1"/>
-      <w:numFmt w:val="decimal"/>
-      <w:lvlText w:val="%1.%2.%3.%4."/>
-      <w:lvlJc w:val="left"/>
-      <w:pPr>
-        <w:ind w:left="1728" w:hanging="648"/>
-      </w:pPr>
-    </w:lvl>
-    <w:lvl w:ilvl="4">
-      <w:start w:val="1"/>
-      <w:numFmt w:val="decimal"/>
-      <w:lvlText w:val="%1.%2.%3.%4.%5."/>
-      <w:lvlJc w:val="left"/>
-      <w:pPr>
-        <w:ind w:left="2232" w:hanging="792"/>
-      </w:pPr>
-    </w:lvl>
-    <w:lvl w:ilvl="5">
-      <w:start w:val="1"/>
-      <w:numFmt w:val="decimal"/>
-      <w:lvlText w:val="%1.%2.%3.%4.%5.%6."/>
-      <w:lvlJc w:val="left"/>
-      <w:pPr>
-        <w:ind w:left="2736" w:hanging="936"/>
-      </w:pPr>
-    </w:lvl>
-    <w:lvl w:ilvl="6">
-      <w:start w:val="1"/>
-      <w:numFmt w:val="decimal"/>
-      <w:lvlText w:val="%1.%2.%3.%4.%5.%6.%7."/>
-      <w:lvlJc w:val="left"/>
-      <w:pPr>
-        <w:ind w:left="3240" w:hanging="1080"/>
-      </w:pPr>
-    </w:lvl>
-    <w:lvl w:ilvl="7">
-      <w:start w:val="1"/>
-      <w:numFmt w:val="decimal"/>
-      <w:lvlText w:val="%1.%2.%3.%4.%5.%6.%7.%8."/>
-      <w:lvlJc w:val="left"/>
-      <w:pPr>
-        <w:ind w:left="3744" w:hanging="1224"/>
-      </w:pPr>
-    </w:lvl>
-    <w:lvl w:ilvl="8">
-      <w:start w:val="1"/>
-      <w:numFmt w:val="decimal"/>
-      <w:lvlText w:val="%1.%2.%3.%4.%5.%6.%7.%8.%9."/>
-      <w:lvlJc w:val="left"/>
-      <w:pPr>
-        <w:ind w:left="4320" w:hanging="1440"/>
-      </w:pPr>
-    </w:lvl>
-  </w:abstractNum>
-  <w:abstractNum w:abstractNumId="30" w15:restartNumberingAfterBreak="0">
-    <w:nsid w:val="57A72A11"/>
-    <w:multiLevelType w:val="hybridMultilevel"/>
-    <w:tmpl w:val="BF84E620"/>
-    <w:lvl w:ilvl="0" w:tplc="F19A5FD0">
-      <w:start w:val="1"/>
-      <w:numFmt w:val="bullet"/>
-      <w:lvlText w:val="·"/>
-      <w:lvlJc w:val="left"/>
-      <w:pPr>
-        <w:ind w:left="720" w:hanging="360"/>
-      </w:pPr>
-      <w:rPr>
-        <w:rFonts w:ascii="Symbol" w:hAnsi="Symbol" w:hint="default"/>
-      </w:rPr>
-    </w:lvl>
-    <w:lvl w:ilvl="1" w:tplc="3C444F12">
-      <w:start w:val="1"/>
-      <w:numFmt w:val="bullet"/>
-      <w:lvlText w:val="o"/>
-      <w:lvlJc w:val="left"/>
-      <w:pPr>
-        <w:ind w:left="1440" w:hanging="360"/>
-      </w:pPr>
-      <w:rPr>
-        <w:rFonts w:ascii="Courier New" w:hAnsi="Courier New" w:hint="default"/>
-      </w:rPr>
-    </w:lvl>
-    <w:lvl w:ilvl="2" w:tplc="E006F310">
-      <w:start w:val="1"/>
-      <w:numFmt w:val="bullet"/>
-      <w:lvlText w:val=""/>
-      <w:lvlJc w:val="left"/>
-      <w:pPr>
-        <w:ind w:left="2160" w:hanging="360"/>
-      </w:pPr>
-      <w:rPr>
-        <w:rFonts w:ascii="Wingdings" w:hAnsi="Wingdings" w:hint="default"/>
-      </w:rPr>
-    </w:lvl>
-    <w:lvl w:ilvl="3" w:tplc="5A1C55A0">
-      <w:start w:val="1"/>
-      <w:numFmt w:val="bullet"/>
-      <w:lvlText w:val=""/>
-      <w:lvlJc w:val="left"/>
-      <w:pPr>
-        <w:ind w:left="2880" w:hanging="360"/>
-      </w:pPr>
-      <w:rPr>
-        <w:rFonts w:ascii="Symbol" w:hAnsi="Symbol" w:hint="default"/>
-      </w:rPr>
-    </w:lvl>
-    <w:lvl w:ilvl="4" w:tplc="4C1AD662">
-      <w:start w:val="1"/>
-      <w:numFmt w:val="bullet"/>
-      <w:lvlText w:val="o"/>
-      <w:lvlJc w:val="left"/>
-      <w:pPr>
-        <w:ind w:left="3600" w:hanging="360"/>
-      </w:pPr>
-      <w:rPr>
-        <w:rFonts w:ascii="Courier New" w:hAnsi="Courier New" w:hint="default"/>
-      </w:rPr>
-    </w:lvl>
-    <w:lvl w:ilvl="5" w:tplc="EC122976">
-      <w:start w:val="1"/>
-      <w:numFmt w:val="bullet"/>
-      <w:lvlText w:val=""/>
-      <w:lvlJc w:val="left"/>
-      <w:pPr>
-        <w:ind w:left="4320" w:hanging="360"/>
-      </w:pPr>
-      <w:rPr>
-        <w:rFonts w:ascii="Wingdings" w:hAnsi="Wingdings" w:hint="default"/>
-      </w:rPr>
-    </w:lvl>
-    <w:lvl w:ilvl="6" w:tplc="F8662AA0">
-      <w:start w:val="1"/>
-      <w:numFmt w:val="bullet"/>
-      <w:lvlText w:val=""/>
-      <w:lvlJc w:val="left"/>
-      <w:pPr>
-        <w:ind w:left="5040" w:hanging="360"/>
-      </w:pPr>
-      <w:rPr>
-        <w:rFonts w:ascii="Symbol" w:hAnsi="Symbol" w:hint="default"/>
-      </w:rPr>
-    </w:lvl>
-    <w:lvl w:ilvl="7" w:tplc="81F8B002">
-      <w:start w:val="1"/>
-      <w:numFmt w:val="bullet"/>
-      <w:lvlText w:val="o"/>
-      <w:lvlJc w:val="left"/>
-      <w:pPr>
-        <w:ind w:left="5760" w:hanging="360"/>
-      </w:pPr>
-      <w:rPr>
-        <w:rFonts w:ascii="Courier New" w:hAnsi="Courier New" w:hint="default"/>
-      </w:rPr>
-    </w:lvl>
-    <w:lvl w:ilvl="8" w:tplc="CB02909C">
-      <w:start w:val="1"/>
-      <w:numFmt w:val="bullet"/>
-      <w:lvlText w:val=""/>
-      <w:lvlJc w:val="left"/>
-      <w:pPr>
-        <w:ind w:left="6480" w:hanging="360"/>
-      </w:pPr>
-      <w:rPr>
-        <w:rFonts w:ascii="Wingdings" w:hAnsi="Wingdings" w:hint="default"/>
-      </w:rPr>
-    </w:lvl>
-  </w:abstractNum>
-  <w:abstractNum w:abstractNumId="31" w15:restartNumberingAfterBreak="0">
-    <w:nsid w:val="58725561"/>
-    <w:multiLevelType w:val="hybridMultilevel"/>
-    <w:tmpl w:val="3EC21710"/>
-    <w:lvl w:ilvl="0" w:tplc="04090001">
-      <w:start w:val="1"/>
-      <w:numFmt w:val="bullet"/>
-      <w:lvlText w:val=""/>
-      <w:lvlJc w:val="left"/>
-      <w:pPr>
-        <w:ind w:left="720" w:hanging="360"/>
-      </w:pPr>
-      <w:rPr>
-        <w:rFonts w:ascii="Symbol" w:hAnsi="Symbol" w:hint="default"/>
-      </w:rPr>
-    </w:lvl>
-    <w:lvl w:ilvl="1" w:tplc="04090003" w:tentative="1">
-      <w:start w:val="1"/>
-      <w:numFmt w:val="bullet"/>
-      <w:lvlText w:val="o"/>
-      <w:lvlJc w:val="left"/>
-      <w:pPr>
-        <w:ind w:left="1440" w:hanging="360"/>
-      </w:pPr>
-      <w:rPr>
-        <w:rFonts w:ascii="Courier New" w:hAnsi="Courier New" w:cs="Courier New" w:hint="default"/>
-      </w:rPr>
-    </w:lvl>
-    <w:lvl w:ilvl="2" w:tplc="04090005" w:tentative="1">
-      <w:start w:val="1"/>
-      <w:numFmt w:val="bullet"/>
-      <w:lvlText w:val=""/>
-      <w:lvlJc w:val="left"/>
-      <w:pPr>
-        <w:ind w:left="2160" w:hanging="360"/>
-      </w:pPr>
-      <w:rPr>
-        <w:rFonts w:ascii="Wingdings" w:hAnsi="Wingdings" w:hint="default"/>
-      </w:rPr>
-    </w:lvl>
-    <w:lvl w:ilvl="3" w:tplc="04090001" w:tentative="1">
-      <w:start w:val="1"/>
-      <w:numFmt w:val="bullet"/>
-      <w:lvlText w:val=""/>
-      <w:lvlJc w:val="left"/>
-      <w:pPr>
-        <w:ind w:left="2880" w:hanging="360"/>
-      </w:pPr>
-      <w:rPr>
-        <w:rFonts w:ascii="Symbol" w:hAnsi="Symbol" w:hint="default"/>
-      </w:rPr>
-    </w:lvl>
-    <w:lvl w:ilvl="4" w:tplc="04090003" w:tentative="1">
-      <w:start w:val="1"/>
-      <w:numFmt w:val="bullet"/>
-      <w:lvlText w:val="o"/>
-      <w:lvlJc w:val="left"/>
-      <w:pPr>
-        <w:ind w:left="3600" w:hanging="360"/>
-      </w:pPr>
-      <w:rPr>
-        <w:rFonts w:ascii="Courier New" w:hAnsi="Courier New" w:cs="Courier New" w:hint="default"/>
-      </w:rPr>
-    </w:lvl>
-    <w:lvl w:ilvl="5" w:tplc="04090005" w:tentative="1">
-      <w:start w:val="1"/>
-      <w:numFmt w:val="bullet"/>
-      <w:lvlText w:val=""/>
-      <w:lvlJc w:val="left"/>
-      <w:pPr>
-        <w:ind w:left="4320" w:hanging="360"/>
-      </w:pPr>
-      <w:rPr>
-        <w:rFonts w:ascii="Wingdings" w:hAnsi="Wingdings" w:hint="default"/>
-      </w:rPr>
-    </w:lvl>
-    <w:lvl w:ilvl="6" w:tplc="04090001" w:tentative="1">
-      <w:start w:val="1"/>
-      <w:numFmt w:val="bullet"/>
-      <w:lvlText w:val=""/>
-      <w:lvlJc w:val="left"/>
-      <w:pPr>
-        <w:ind w:left="5040" w:hanging="360"/>
-      </w:pPr>
-      <w:rPr>
-        <w:rFonts w:ascii="Symbol" w:hAnsi="Symbol" w:hint="default"/>
-      </w:rPr>
-    </w:lvl>
-    <w:lvl w:ilvl="7" w:tplc="04090003" w:tentative="1">
-      <w:start w:val="1"/>
-      <w:numFmt w:val="bullet"/>
-      <w:lvlText w:val="o"/>
-      <w:lvlJc w:val="left"/>
-      <w:pPr>
-        <w:ind w:left="5760" w:hanging="360"/>
-      </w:pPr>
-      <w:rPr>
-        <w:rFonts w:ascii="Courier New" w:hAnsi="Courier New" w:cs="Courier New" w:hint="default"/>
-      </w:rPr>
-    </w:lvl>
-    <w:lvl w:ilvl="8" w:tplc="04090005" w:tentative="1">
-      <w:start w:val="1"/>
-      <w:numFmt w:val="bullet"/>
-      <w:lvlText w:val=""/>
-      <w:lvlJc w:val="left"/>
-      <w:pPr>
-        <w:ind w:left="6480" w:hanging="360"/>
-      </w:pPr>
-      <w:rPr>
-        <w:rFonts w:ascii="Wingdings" w:hAnsi="Wingdings" w:hint="default"/>
-      </w:rPr>
-    </w:lvl>
-  </w:abstractNum>
-  <w:abstractNum w:abstractNumId="32" w15:restartNumberingAfterBreak="0">
-    <w:nsid w:val="5DB980D8"/>
-    <w:multiLevelType w:val="hybridMultilevel"/>
-    <w:tmpl w:val="CDE696F6"/>
-    <w:lvl w:ilvl="0" w:tplc="E570AF9C">
-      <w:start w:val="2"/>
-      <w:numFmt w:val="decimal"/>
-      <w:lvlText w:val="%1."/>
-      <w:lvlJc w:val="left"/>
-      <w:pPr>
-        <w:ind w:left="720" w:hanging="360"/>
-      </w:pPr>
-    </w:lvl>
-    <w:lvl w:ilvl="1" w:tplc="75B4EB96">
-      <w:start w:val="1"/>
-      <w:numFmt w:val="lowerLetter"/>
-      <w:lvlText w:val="%2."/>
-      <w:lvlJc w:val="left"/>
-      <w:pPr>
-        <w:ind w:left="1440" w:hanging="360"/>
-      </w:pPr>
-    </w:lvl>
-    <w:lvl w:ilvl="2" w:tplc="76028798">
-      <w:start w:val="1"/>
-      <w:numFmt w:val="lowerRoman"/>
-      <w:lvlText w:val="%3."/>
-      <w:lvlJc w:val="right"/>
-      <w:pPr>
-        <w:ind w:left="2160" w:hanging="180"/>
-      </w:pPr>
-    </w:lvl>
-    <w:lvl w:ilvl="3" w:tplc="75221E2E">
-      <w:start w:val="1"/>
-      <w:numFmt w:val="decimal"/>
-      <w:lvlText w:val="%4."/>
-      <w:lvlJc w:val="left"/>
-      <w:pPr>
-        <w:ind w:left="2880" w:hanging="360"/>
-      </w:pPr>
-    </w:lvl>
-    <w:lvl w:ilvl="4" w:tplc="51ACB19E">
-      <w:start w:val="1"/>
-      <w:numFmt w:val="lowerLetter"/>
-      <w:lvlText w:val="%5."/>
-      <w:lvlJc w:val="left"/>
-      <w:pPr>
-        <w:ind w:left="3600" w:hanging="360"/>
-      </w:pPr>
-    </w:lvl>
-    <w:lvl w:ilvl="5" w:tplc="A8A083B0">
-      <w:start w:val="1"/>
-      <w:numFmt w:val="lowerRoman"/>
-      <w:lvlText w:val="%6."/>
-      <w:lvlJc w:val="right"/>
-      <w:pPr>
-        <w:ind w:left="4320" w:hanging="180"/>
-      </w:pPr>
-    </w:lvl>
-    <w:lvl w:ilvl="6" w:tplc="976226E0">
-      <w:start w:val="1"/>
-      <w:numFmt w:val="decimal"/>
-      <w:lvlText w:val="%7."/>
-      <w:lvlJc w:val="left"/>
-      <w:pPr>
-        <w:ind w:left="5040" w:hanging="360"/>
-      </w:pPr>
-    </w:lvl>
-    <w:lvl w:ilvl="7" w:tplc="A424794C">
-      <w:start w:val="1"/>
-      <w:numFmt w:val="lowerLetter"/>
-      <w:lvlText w:val="%8."/>
-      <w:lvlJc w:val="left"/>
-      <w:pPr>
-        <w:ind w:left="5760" w:hanging="360"/>
-      </w:pPr>
-    </w:lvl>
-    <w:lvl w:ilvl="8" w:tplc="E530F0C0">
-      <w:start w:val="1"/>
-      <w:numFmt w:val="lowerRoman"/>
-      <w:lvlText w:val="%9."/>
-      <w:lvlJc w:val="right"/>
-      <w:pPr>
-        <w:ind w:left="6480" w:hanging="180"/>
-      </w:pPr>
-    </w:lvl>
-  </w:abstractNum>
-  <w:abstractNum w:abstractNumId="33" w15:restartNumberingAfterBreak="0">
-    <w:nsid w:val="5F43F0CD"/>
-    <w:multiLevelType w:val="hybridMultilevel"/>
-    <w:tmpl w:val="4D82FD92"/>
-    <w:lvl w:ilvl="0" w:tplc="61F45E72">
-      <w:start w:val="6"/>
-      <w:numFmt w:val="decimal"/>
-      <w:lvlText w:val="%1."/>
-      <w:lvlJc w:val="left"/>
-      <w:pPr>
-        <w:ind w:left="720" w:hanging="360"/>
-      </w:pPr>
-    </w:lvl>
-    <w:lvl w:ilvl="1" w:tplc="BD283274">
-      <w:start w:val="1"/>
-      <w:numFmt w:val="lowerLetter"/>
-      <w:lvlText w:val="%2."/>
-      <w:lvlJc w:val="left"/>
-      <w:pPr>
-        <w:ind w:left="1440" w:hanging="360"/>
-      </w:pPr>
-    </w:lvl>
-    <w:lvl w:ilvl="2" w:tplc="D4E2A33A">
-      <w:start w:val="1"/>
-      <w:numFmt w:val="lowerRoman"/>
-      <w:lvlText w:val="%3."/>
-      <w:lvlJc w:val="right"/>
-      <w:pPr>
-        <w:ind w:left="2160" w:hanging="180"/>
-      </w:pPr>
-    </w:lvl>
-    <w:lvl w:ilvl="3" w:tplc="9BA47504">
-      <w:start w:val="1"/>
-      <w:numFmt w:val="decimal"/>
-      <w:lvlText w:val="%4."/>
-      <w:lvlJc w:val="left"/>
-      <w:pPr>
-        <w:ind w:left="2880" w:hanging="360"/>
-      </w:pPr>
-    </w:lvl>
-    <w:lvl w:ilvl="4" w:tplc="AAC26DEC">
-      <w:start w:val="1"/>
-      <w:numFmt w:val="lowerLetter"/>
-      <w:lvlText w:val="%5."/>
-      <w:lvlJc w:val="left"/>
-      <w:pPr>
-        <w:ind w:left="3600" w:hanging="360"/>
-      </w:pPr>
-    </w:lvl>
-    <w:lvl w:ilvl="5" w:tplc="72BAE22E">
-      <w:start w:val="1"/>
-      <w:numFmt w:val="lowerRoman"/>
-      <w:lvlText w:val="%6."/>
-      <w:lvlJc w:val="right"/>
-      <w:pPr>
-        <w:ind w:left="4320" w:hanging="180"/>
-      </w:pPr>
-    </w:lvl>
-    <w:lvl w:ilvl="6" w:tplc="96106E50">
-      <w:start w:val="1"/>
-      <w:numFmt w:val="decimal"/>
-      <w:lvlText w:val="%7."/>
-      <w:lvlJc w:val="left"/>
-      <w:pPr>
-        <w:ind w:left="5040" w:hanging="360"/>
-      </w:pPr>
-    </w:lvl>
-    <w:lvl w:ilvl="7" w:tplc="6E2CF4A4">
-      <w:start w:val="1"/>
-      <w:numFmt w:val="lowerLetter"/>
-      <w:lvlText w:val="%8."/>
-      <w:lvlJc w:val="left"/>
-      <w:pPr>
-        <w:ind w:left="5760" w:hanging="360"/>
-      </w:pPr>
-    </w:lvl>
-    <w:lvl w:ilvl="8" w:tplc="01A8E46C">
-      <w:start w:val="1"/>
-      <w:numFmt w:val="lowerRoman"/>
-      <w:lvlText w:val="%9."/>
-      <w:lvlJc w:val="right"/>
-      <w:pPr>
-        <w:ind w:left="6480" w:hanging="180"/>
-      </w:pPr>
-    </w:lvl>
-  </w:abstractNum>
-  <w:abstractNum w:abstractNumId="34" w15:restartNumberingAfterBreak="0">
-    <w:nsid w:val="621FD7D1"/>
-    <w:multiLevelType w:val="hybridMultilevel"/>
-    <w:tmpl w:val="24043480"/>
-    <w:lvl w:ilvl="0" w:tplc="6B480916">
-      <w:start w:val="1"/>
-      <w:numFmt w:val="bullet"/>
-      <w:lvlText w:val="·"/>
-      <w:lvlJc w:val="left"/>
-      <w:pPr>
-        <w:ind w:left="720" w:hanging="360"/>
-      </w:pPr>
-      <w:rPr>
-        <w:rFonts w:ascii="Symbol" w:hAnsi="Symbol" w:hint="default"/>
-      </w:rPr>
-    </w:lvl>
-    <w:lvl w:ilvl="1" w:tplc="E2382956">
-      <w:start w:val="1"/>
-      <w:numFmt w:val="bullet"/>
-      <w:lvlText w:val="o"/>
-      <w:lvlJc w:val="left"/>
-      <w:pPr>
-        <w:ind w:left="1440" w:hanging="360"/>
-      </w:pPr>
-      <w:rPr>
-        <w:rFonts w:ascii="Courier New" w:hAnsi="Courier New" w:hint="default"/>
-      </w:rPr>
-    </w:lvl>
-    <w:lvl w:ilvl="2" w:tplc="2110D1B0">
-      <w:start w:val="1"/>
-      <w:numFmt w:val="bullet"/>
-      <w:lvlText w:val=""/>
-      <w:lvlJc w:val="left"/>
-      <w:pPr>
-        <w:ind w:left="2160" w:hanging="360"/>
-      </w:pPr>
-      <w:rPr>
-        <w:rFonts w:ascii="Wingdings" w:hAnsi="Wingdings" w:hint="default"/>
-      </w:rPr>
-    </w:lvl>
-    <w:lvl w:ilvl="3" w:tplc="0A4079F4">
-      <w:start w:val="1"/>
-      <w:numFmt w:val="bullet"/>
-      <w:lvlText w:val=""/>
-      <w:lvlJc w:val="left"/>
-      <w:pPr>
-        <w:ind w:left="2880" w:hanging="360"/>
-      </w:pPr>
-      <w:rPr>
-        <w:rFonts w:ascii="Symbol" w:hAnsi="Symbol" w:hint="default"/>
-      </w:rPr>
-    </w:lvl>
-    <w:lvl w:ilvl="4" w:tplc="0E16CE8A">
-      <w:start w:val="1"/>
-      <w:numFmt w:val="bullet"/>
-      <w:lvlText w:val="o"/>
-      <w:lvlJc w:val="left"/>
-      <w:pPr>
-        <w:ind w:left="3600" w:hanging="360"/>
-      </w:pPr>
-      <w:rPr>
-        <w:rFonts w:ascii="Courier New" w:hAnsi="Courier New" w:hint="default"/>
-      </w:rPr>
-    </w:lvl>
-    <w:lvl w:ilvl="5" w:tplc="389C4992">
-      <w:start w:val="1"/>
-      <w:numFmt w:val="bullet"/>
-      <w:lvlText w:val=""/>
-      <w:lvlJc w:val="left"/>
-      <w:pPr>
-        <w:ind w:left="4320" w:hanging="360"/>
-      </w:pPr>
-      <w:rPr>
-        <w:rFonts w:ascii="Wingdings" w:hAnsi="Wingdings" w:hint="default"/>
-      </w:rPr>
-    </w:lvl>
-    <w:lvl w:ilvl="6" w:tplc="DEE217B4">
-      <w:start w:val="1"/>
-      <w:numFmt w:val="bullet"/>
-      <w:lvlText w:val=""/>
-      <w:lvlJc w:val="left"/>
-      <w:pPr>
-        <w:ind w:left="5040" w:hanging="360"/>
-      </w:pPr>
-      <w:rPr>
-        <w:rFonts w:ascii="Symbol" w:hAnsi="Symbol" w:hint="default"/>
-      </w:rPr>
-    </w:lvl>
-    <w:lvl w:ilvl="7" w:tplc="DD744D62">
-      <w:start w:val="1"/>
-      <w:numFmt w:val="bullet"/>
-      <w:lvlText w:val="o"/>
-      <w:lvlJc w:val="left"/>
-      <w:pPr>
-        <w:ind w:left="5760" w:hanging="360"/>
-      </w:pPr>
-      <w:rPr>
-        <w:rFonts w:ascii="Courier New" w:hAnsi="Courier New" w:hint="default"/>
-      </w:rPr>
-    </w:lvl>
-    <w:lvl w:ilvl="8" w:tplc="F876912A">
-      <w:start w:val="1"/>
-      <w:numFmt w:val="bullet"/>
-      <w:lvlText w:val=""/>
-      <w:lvlJc w:val="left"/>
-      <w:pPr>
-        <w:ind w:left="6480" w:hanging="360"/>
-      </w:pPr>
-      <w:rPr>
-        <w:rFonts w:ascii="Wingdings" w:hAnsi="Wingdings" w:hint="default"/>
-      </w:rPr>
-    </w:lvl>
-  </w:abstractNum>
-  <w:abstractNum w:abstractNumId="35" w15:restartNumberingAfterBreak="0">
-    <w:nsid w:val="652F75DC"/>
-    <w:multiLevelType w:val="hybridMultilevel"/>
-    <w:tmpl w:val="B8F878F6"/>
-    <w:lvl w:ilvl="0" w:tplc="0409000F">
-      <w:start w:val="1"/>
-      <w:numFmt w:val="decimal"/>
-      <w:lvlText w:val="%1."/>
-      <w:lvlJc w:val="left"/>
-      <w:pPr>
-        <w:ind w:left="720" w:hanging="360"/>
-      </w:pPr>
-    </w:lvl>
-    <w:lvl w:ilvl="1" w:tplc="04090019" w:tentative="1">
-      <w:start w:val="1"/>
-      <w:numFmt w:val="lowerLetter"/>
-      <w:lvlText w:val="%2."/>
-      <w:lvlJc w:val="left"/>
-      <w:pPr>
-        <w:ind w:left="1440" w:hanging="360"/>
-      </w:pPr>
-    </w:lvl>
-    <w:lvl w:ilvl="2" w:tplc="0409001B" w:tentative="1">
-      <w:start w:val="1"/>
-      <w:numFmt w:val="lowerRoman"/>
-      <w:lvlText w:val="%3."/>
-      <w:lvlJc w:val="right"/>
-      <w:pPr>
-        <w:ind w:left="2160" w:hanging="180"/>
-      </w:pPr>
-    </w:lvl>
-    <w:lvl w:ilvl="3" w:tplc="0409000F" w:tentative="1">
-      <w:start w:val="1"/>
-      <w:numFmt w:val="decimal"/>
-      <w:lvlText w:val="%4."/>
-      <w:lvlJc w:val="left"/>
-      <w:pPr>
-        <w:ind w:left="2880" w:hanging="360"/>
-      </w:pPr>
-    </w:lvl>
-    <w:lvl w:ilvl="4" w:tplc="04090019" w:tentative="1">
-      <w:start w:val="1"/>
-      <w:numFmt w:val="lowerLetter"/>
-      <w:lvlText w:val="%5."/>
-      <w:lvlJc w:val="left"/>
-      <w:pPr>
-        <w:ind w:left="3600" w:hanging="360"/>
-      </w:pPr>
-    </w:lvl>
-    <w:lvl w:ilvl="5" w:tplc="0409001B" w:tentative="1">
-      <w:start w:val="1"/>
-      <w:numFmt w:val="lowerRoman"/>
-      <w:lvlText w:val="%6."/>
-      <w:lvlJc w:val="right"/>
-      <w:pPr>
-        <w:ind w:left="4320" w:hanging="180"/>
-      </w:pPr>
-    </w:lvl>
-    <w:lvl w:ilvl="6" w:tplc="0409000F" w:tentative="1">
-      <w:start w:val="1"/>
-      <w:numFmt w:val="decimal"/>
-      <w:lvlText w:val="%7."/>
-      <w:lvlJc w:val="left"/>
-      <w:pPr>
-        <w:ind w:left="5040" w:hanging="360"/>
-      </w:pPr>
-    </w:lvl>
-    <w:lvl w:ilvl="7" w:tplc="04090019" w:tentative="1">
-      <w:start w:val="1"/>
-      <w:numFmt w:val="lowerLetter"/>
-      <w:lvlText w:val="%8."/>
-      <w:lvlJc w:val="left"/>
-      <w:pPr>
-        <w:ind w:left="5760" w:hanging="360"/>
-      </w:pPr>
-    </w:lvl>
-    <w:lvl w:ilvl="8" w:tplc="0409001B" w:tentative="1">
-      <w:start w:val="1"/>
-      <w:numFmt w:val="lowerRoman"/>
-      <w:lvlText w:val="%9."/>
-      <w:lvlJc w:val="right"/>
-      <w:pPr>
-        <w:ind w:left="6480" w:hanging="180"/>
-      </w:pPr>
-    </w:lvl>
-  </w:abstractNum>
-  <w:abstractNum w:abstractNumId="36" w15:restartNumberingAfterBreak="0">
-    <w:nsid w:val="6687482E"/>
-    <w:multiLevelType w:val="hybridMultilevel"/>
-    <w:tmpl w:val="44EC71A4"/>
-    <w:lvl w:ilvl="0" w:tplc="0D468FBA">
-      <w:start w:val="3"/>
-      <w:numFmt w:val="decimal"/>
-      <w:lvlText w:val="%1."/>
-      <w:lvlJc w:val="left"/>
-      <w:pPr>
-        <w:ind w:left="720" w:hanging="360"/>
-      </w:pPr>
-    </w:lvl>
-    <w:lvl w:ilvl="1" w:tplc="34144B6C">
-      <w:start w:val="1"/>
-      <w:numFmt w:val="lowerLetter"/>
-      <w:lvlText w:val="%2."/>
-      <w:lvlJc w:val="left"/>
-      <w:pPr>
-        <w:ind w:left="1440" w:hanging="360"/>
-      </w:pPr>
-    </w:lvl>
-    <w:lvl w:ilvl="2" w:tplc="D2E2D068">
-      <w:start w:val="1"/>
-      <w:numFmt w:val="lowerRoman"/>
-      <w:lvlText w:val="%3."/>
-      <w:lvlJc w:val="right"/>
-      <w:pPr>
-        <w:ind w:left="2160" w:hanging="180"/>
-      </w:pPr>
-    </w:lvl>
-    <w:lvl w:ilvl="3" w:tplc="AD7ABB5C">
-      <w:start w:val="1"/>
-      <w:numFmt w:val="decimal"/>
-      <w:lvlText w:val="%4."/>
-      <w:lvlJc w:val="left"/>
-      <w:pPr>
-        <w:ind w:left="2880" w:hanging="360"/>
-      </w:pPr>
-    </w:lvl>
-    <w:lvl w:ilvl="4" w:tplc="53C084F0">
-      <w:start w:val="1"/>
-      <w:numFmt w:val="lowerLetter"/>
-      <w:lvlText w:val="%5."/>
-      <w:lvlJc w:val="left"/>
-      <w:pPr>
-        <w:ind w:left="3600" w:hanging="360"/>
-      </w:pPr>
-    </w:lvl>
-    <w:lvl w:ilvl="5" w:tplc="55D683B6">
-      <w:start w:val="1"/>
-      <w:numFmt w:val="lowerRoman"/>
-      <w:lvlText w:val="%6."/>
-      <w:lvlJc w:val="right"/>
-      <w:pPr>
-        <w:ind w:left="4320" w:hanging="180"/>
-      </w:pPr>
-    </w:lvl>
-    <w:lvl w:ilvl="6" w:tplc="74F8BCC2">
-      <w:start w:val="1"/>
-      <w:numFmt w:val="decimal"/>
-      <w:lvlText w:val="%7."/>
-      <w:lvlJc w:val="left"/>
-      <w:pPr>
-        <w:ind w:left="5040" w:hanging="360"/>
-      </w:pPr>
-    </w:lvl>
-    <w:lvl w:ilvl="7" w:tplc="EFA2C1C0">
-      <w:start w:val="1"/>
-      <w:numFmt w:val="lowerLetter"/>
-      <w:lvlText w:val="%8."/>
-      <w:lvlJc w:val="left"/>
-      <w:pPr>
-        <w:ind w:left="5760" w:hanging="360"/>
-      </w:pPr>
-    </w:lvl>
-    <w:lvl w:ilvl="8" w:tplc="5854219A">
-      <w:start w:val="1"/>
-      <w:numFmt w:val="lowerRoman"/>
-      <w:lvlText w:val="%9."/>
-      <w:lvlJc w:val="right"/>
-      <w:pPr>
-        <w:ind w:left="6480" w:hanging="180"/>
-      </w:pPr>
-    </w:lvl>
-  </w:abstractNum>
-  <w:abstractNum w:abstractNumId="37" w15:restartNumberingAfterBreak="0">
-    <w:nsid w:val="683CED26"/>
-    <w:multiLevelType w:val="hybridMultilevel"/>
-    <w:tmpl w:val="768A1638"/>
-    <w:lvl w:ilvl="0" w:tplc="D03E5648">
-      <w:start w:val="1"/>
-      <w:numFmt w:val="decimal"/>
-      <w:lvlText w:val="%1."/>
-      <w:lvlJc w:val="left"/>
-      <w:pPr>
-        <w:ind w:left="720" w:hanging="360"/>
-      </w:pPr>
-    </w:lvl>
-    <w:lvl w:ilvl="1" w:tplc="6D3AE65A">
-      <w:start w:val="1"/>
-      <w:numFmt w:val="lowerLetter"/>
-      <w:lvlText w:val="%2."/>
-      <w:lvlJc w:val="left"/>
-      <w:pPr>
-        <w:ind w:left="1440" w:hanging="360"/>
-      </w:pPr>
-    </w:lvl>
-    <w:lvl w:ilvl="2" w:tplc="8DEC2014">
-      <w:start w:val="1"/>
-      <w:numFmt w:val="lowerRoman"/>
-      <w:lvlText w:val="%3."/>
-      <w:lvlJc w:val="right"/>
-      <w:pPr>
-        <w:ind w:left="2160" w:hanging="180"/>
-      </w:pPr>
-    </w:lvl>
-    <w:lvl w:ilvl="3" w:tplc="15D03710">
-      <w:start w:val="1"/>
-      <w:numFmt w:val="decimal"/>
-      <w:lvlText w:val="%4."/>
-      <w:lvlJc w:val="left"/>
-      <w:pPr>
-        <w:ind w:left="2880" w:hanging="360"/>
-      </w:pPr>
-    </w:lvl>
-    <w:lvl w:ilvl="4" w:tplc="AFBEB950">
-      <w:start w:val="1"/>
-      <w:numFmt w:val="lowerLetter"/>
-      <w:lvlText w:val="%5."/>
-      <w:lvlJc w:val="left"/>
-      <w:pPr>
-        <w:ind w:left="3600" w:hanging="360"/>
-      </w:pPr>
-    </w:lvl>
-    <w:lvl w:ilvl="5" w:tplc="BC0CBD06">
-      <w:start w:val="1"/>
-      <w:numFmt w:val="lowerRoman"/>
-      <w:lvlText w:val="%6."/>
-      <w:lvlJc w:val="right"/>
-      <w:pPr>
-        <w:ind w:left="4320" w:hanging="180"/>
-      </w:pPr>
-    </w:lvl>
-    <w:lvl w:ilvl="6" w:tplc="2454024C">
-      <w:start w:val="1"/>
-      <w:numFmt w:val="decimal"/>
-      <w:lvlText w:val="%7."/>
-      <w:lvlJc w:val="left"/>
-      <w:pPr>
-        <w:ind w:left="5040" w:hanging="360"/>
-      </w:pPr>
-    </w:lvl>
-    <w:lvl w:ilvl="7" w:tplc="6882E320">
-      <w:start w:val="1"/>
-      <w:numFmt w:val="lowerLetter"/>
-      <w:lvlText w:val="%8."/>
-      <w:lvlJc w:val="left"/>
-      <w:pPr>
-        <w:ind w:left="5760" w:hanging="360"/>
-      </w:pPr>
-    </w:lvl>
-    <w:lvl w:ilvl="8" w:tplc="D9402D0A">
-      <w:start w:val="1"/>
-      <w:numFmt w:val="lowerRoman"/>
-      <w:lvlText w:val="%9."/>
-      <w:lvlJc w:val="right"/>
-      <w:pPr>
-        <w:ind w:left="6480" w:hanging="180"/>
-      </w:pPr>
-    </w:lvl>
-  </w:abstractNum>
-  <w:abstractNum w:abstractNumId="38" w15:restartNumberingAfterBreak="0">
-    <w:nsid w:val="6A17C72F"/>
-    <w:multiLevelType w:val="hybridMultilevel"/>
-    <w:tmpl w:val="EC54FD36"/>
-    <w:lvl w:ilvl="0" w:tplc="90B875B4">
-      <w:start w:val="3"/>
-      <w:numFmt w:val="decimal"/>
-      <w:lvlText w:val="%1."/>
-      <w:lvlJc w:val="left"/>
-      <w:pPr>
-        <w:ind w:left="720" w:hanging="360"/>
-      </w:pPr>
-    </w:lvl>
-    <w:lvl w:ilvl="1" w:tplc="DB7C9F70">
-      <w:start w:val="1"/>
-      <w:numFmt w:val="lowerLetter"/>
-      <w:lvlText w:val="%2."/>
-      <w:lvlJc w:val="left"/>
-      <w:pPr>
-        <w:ind w:left="1440" w:hanging="360"/>
-      </w:pPr>
-    </w:lvl>
-    <w:lvl w:ilvl="2" w:tplc="36EC7504">
-      <w:start w:val="1"/>
-      <w:numFmt w:val="lowerRoman"/>
-      <w:lvlText w:val="%3."/>
-      <w:lvlJc w:val="right"/>
-      <w:pPr>
-        <w:ind w:left="2160" w:hanging="180"/>
-      </w:pPr>
-    </w:lvl>
-    <w:lvl w:ilvl="3" w:tplc="77347830">
-      <w:start w:val="1"/>
-      <w:numFmt w:val="decimal"/>
-      <w:lvlText w:val="%4."/>
-      <w:lvlJc w:val="left"/>
-      <w:pPr>
-        <w:ind w:left="2880" w:hanging="360"/>
-      </w:pPr>
-    </w:lvl>
-    <w:lvl w:ilvl="4" w:tplc="39D40702">
-      <w:start w:val="1"/>
-      <w:numFmt w:val="lowerLetter"/>
-      <w:lvlText w:val="%5."/>
-      <w:lvlJc w:val="left"/>
-      <w:pPr>
-        <w:ind w:left="3600" w:hanging="360"/>
-      </w:pPr>
-    </w:lvl>
-    <w:lvl w:ilvl="5" w:tplc="47E81E7A">
-      <w:start w:val="1"/>
-      <w:numFmt w:val="lowerRoman"/>
-      <w:lvlText w:val="%6."/>
-      <w:lvlJc w:val="right"/>
-      <w:pPr>
-        <w:ind w:left="4320" w:hanging="180"/>
-      </w:pPr>
-    </w:lvl>
-    <w:lvl w:ilvl="6" w:tplc="B5B0D650">
-      <w:start w:val="1"/>
-      <w:numFmt w:val="decimal"/>
-      <w:lvlText w:val="%7."/>
-      <w:lvlJc w:val="left"/>
-      <w:pPr>
-        <w:ind w:left="5040" w:hanging="360"/>
-      </w:pPr>
-    </w:lvl>
-    <w:lvl w:ilvl="7" w:tplc="4CF274A4">
-      <w:start w:val="1"/>
-      <w:numFmt w:val="lowerLetter"/>
-      <w:lvlText w:val="%8."/>
-      <w:lvlJc w:val="left"/>
-      <w:pPr>
-        <w:ind w:left="5760" w:hanging="360"/>
-      </w:pPr>
-    </w:lvl>
-    <w:lvl w:ilvl="8" w:tplc="13621A24">
-      <w:start w:val="1"/>
-      <w:numFmt w:val="lowerRoman"/>
-      <w:lvlText w:val="%9."/>
-      <w:lvlJc w:val="right"/>
-      <w:pPr>
-        <w:ind w:left="6480" w:hanging="180"/>
-      </w:pPr>
-    </w:lvl>
-  </w:abstractNum>
-  <w:abstractNum w:abstractNumId="39" w15:restartNumberingAfterBreak="0">
-    <w:nsid w:val="6A306EBF"/>
-    <w:multiLevelType w:val="hybridMultilevel"/>
-    <w:tmpl w:val="1F3C8602"/>
-    <w:lvl w:ilvl="0" w:tplc="7EA618CE">
-      <w:start w:val="1"/>
-      <w:numFmt w:val="bullet"/>
-      <w:lvlText w:val="·"/>
-      <w:lvlJc w:val="left"/>
-      <w:pPr>
-        <w:ind w:left="720" w:hanging="360"/>
-      </w:pPr>
-      <w:rPr>
-        <w:rFonts w:ascii="Symbol" w:hAnsi="Symbol" w:hint="default"/>
-      </w:rPr>
-    </w:lvl>
-    <w:lvl w:ilvl="1" w:tplc="DF5431C2">
-      <w:start w:val="1"/>
-      <w:numFmt w:val="bullet"/>
-      <w:lvlText w:val="o"/>
-      <w:lvlJc w:val="left"/>
-      <w:pPr>
-        <w:ind w:left="1440" w:hanging="360"/>
-      </w:pPr>
-      <w:rPr>
-        <w:rFonts w:ascii="Courier New" w:hAnsi="Courier New" w:hint="default"/>
-      </w:rPr>
-    </w:lvl>
-    <w:lvl w:ilvl="2" w:tplc="51F6BDF6">
-      <w:start w:val="1"/>
-      <w:numFmt w:val="bullet"/>
-      <w:lvlText w:val=""/>
-      <w:lvlJc w:val="left"/>
-      <w:pPr>
-        <w:ind w:left="2160" w:hanging="360"/>
-      </w:pPr>
-      <w:rPr>
-        <w:rFonts w:ascii="Wingdings" w:hAnsi="Wingdings" w:hint="default"/>
-      </w:rPr>
-    </w:lvl>
-    <w:lvl w:ilvl="3" w:tplc="0A16321C">
-      <w:start w:val="1"/>
-      <w:numFmt w:val="bullet"/>
-      <w:lvlText w:val=""/>
-      <w:lvlJc w:val="left"/>
-      <w:pPr>
-        <w:ind w:left="2880" w:hanging="360"/>
-      </w:pPr>
-      <w:rPr>
-        <w:rFonts w:ascii="Symbol" w:hAnsi="Symbol" w:hint="default"/>
-      </w:rPr>
-    </w:lvl>
-    <w:lvl w:ilvl="4" w:tplc="A810F562">
-      <w:start w:val="1"/>
-      <w:numFmt w:val="bullet"/>
-      <w:lvlText w:val="o"/>
-      <w:lvlJc w:val="left"/>
-      <w:pPr>
-        <w:ind w:left="3600" w:hanging="360"/>
-      </w:pPr>
-      <w:rPr>
-        <w:rFonts w:ascii="Courier New" w:hAnsi="Courier New" w:hint="default"/>
-      </w:rPr>
-    </w:lvl>
-    <w:lvl w:ilvl="5" w:tplc="582E39A0">
-      <w:start w:val="1"/>
-      <w:numFmt w:val="bullet"/>
-      <w:lvlText w:val=""/>
-      <w:lvlJc w:val="left"/>
-      <w:pPr>
-        <w:ind w:left="4320" w:hanging="360"/>
-      </w:pPr>
-      <w:rPr>
-        <w:rFonts w:ascii="Wingdings" w:hAnsi="Wingdings" w:hint="default"/>
-      </w:rPr>
-    </w:lvl>
-    <w:lvl w:ilvl="6" w:tplc="2AE2A6D6">
-      <w:start w:val="1"/>
-      <w:numFmt w:val="bullet"/>
-      <w:lvlText w:val=""/>
-      <w:lvlJc w:val="left"/>
-      <w:pPr>
-        <w:ind w:left="5040" w:hanging="360"/>
-      </w:pPr>
-      <w:rPr>
-        <w:rFonts w:ascii="Symbol" w:hAnsi="Symbol" w:hint="default"/>
-      </w:rPr>
-    </w:lvl>
-    <w:lvl w:ilvl="7" w:tplc="F1E0A4A2">
-      <w:start w:val="1"/>
-      <w:numFmt w:val="bullet"/>
-      <w:lvlText w:val="o"/>
-      <w:lvlJc w:val="left"/>
-      <w:pPr>
-        <w:ind w:left="5760" w:hanging="360"/>
-      </w:pPr>
-      <w:rPr>
-        <w:rFonts w:ascii="Courier New" w:hAnsi="Courier New" w:hint="default"/>
-      </w:rPr>
-    </w:lvl>
-    <w:lvl w:ilvl="8" w:tplc="4768DDEE">
-      <w:start w:val="1"/>
-      <w:numFmt w:val="bullet"/>
-      <w:lvlText w:val=""/>
-      <w:lvlJc w:val="left"/>
-      <w:pPr>
-        <w:ind w:left="6480" w:hanging="360"/>
-      </w:pPr>
-      <w:rPr>
-        <w:rFonts w:ascii="Wingdings" w:hAnsi="Wingdings" w:hint="default"/>
-      </w:rPr>
-    </w:lvl>
-  </w:abstractNum>
-  <w:abstractNum w:abstractNumId="40" w15:restartNumberingAfterBreak="0">
-    <w:nsid w:val="6AEA7B6A"/>
-    <w:multiLevelType w:val="hybridMultilevel"/>
-    <w:tmpl w:val="A6F453DA"/>
-    <w:lvl w:ilvl="0" w:tplc="3EAA4CD8">
-      <w:start w:val="1"/>
-      <w:numFmt w:val="bullet"/>
-      <w:lvlText w:val="·"/>
-      <w:lvlJc w:val="left"/>
-      <w:pPr>
-        <w:ind w:left="720" w:hanging="360"/>
-      </w:pPr>
-      <w:rPr>
-        <w:rFonts w:ascii="Symbol" w:hAnsi="Symbol" w:hint="default"/>
-      </w:rPr>
-    </w:lvl>
-    <w:lvl w:ilvl="1" w:tplc="7EC4B952">
-      <w:start w:val="1"/>
-      <w:numFmt w:val="bullet"/>
-      <w:lvlText w:val="o"/>
-      <w:lvlJc w:val="left"/>
-      <w:pPr>
-        <w:ind w:left="1440" w:hanging="360"/>
-      </w:pPr>
-      <w:rPr>
-        <w:rFonts w:ascii="Courier New" w:hAnsi="Courier New" w:hint="default"/>
-      </w:rPr>
-    </w:lvl>
-    <w:lvl w:ilvl="2" w:tplc="F8D6CF96">
-      <w:start w:val="1"/>
-      <w:numFmt w:val="bullet"/>
-      <w:lvlText w:val=""/>
-      <w:lvlJc w:val="left"/>
-      <w:pPr>
-        <w:ind w:left="2160" w:hanging="360"/>
-      </w:pPr>
-      <w:rPr>
-        <w:rFonts w:ascii="Wingdings" w:hAnsi="Wingdings" w:hint="default"/>
-      </w:rPr>
-    </w:lvl>
-    <w:lvl w:ilvl="3" w:tplc="694CE0CC">
-      <w:start w:val="1"/>
-      <w:numFmt w:val="bullet"/>
-      <w:lvlText w:val=""/>
-      <w:lvlJc w:val="left"/>
-      <w:pPr>
-        <w:ind w:left="2880" w:hanging="360"/>
-      </w:pPr>
-      <w:rPr>
-        <w:rFonts w:ascii="Symbol" w:hAnsi="Symbol" w:hint="default"/>
-      </w:rPr>
-    </w:lvl>
-    <w:lvl w:ilvl="4" w:tplc="948A1DDE">
-      <w:start w:val="1"/>
-      <w:numFmt w:val="bullet"/>
-      <w:lvlText w:val="o"/>
-      <w:lvlJc w:val="left"/>
-      <w:pPr>
-        <w:ind w:left="3600" w:hanging="360"/>
-      </w:pPr>
-      <w:rPr>
-        <w:rFonts w:ascii="Courier New" w:hAnsi="Courier New" w:hint="default"/>
-      </w:rPr>
-    </w:lvl>
-    <w:lvl w:ilvl="5" w:tplc="1BFCDC4C">
-      <w:start w:val="1"/>
-      <w:numFmt w:val="bullet"/>
-      <w:lvlText w:val=""/>
-      <w:lvlJc w:val="left"/>
-      <w:pPr>
-        <w:ind w:left="4320" w:hanging="360"/>
-      </w:pPr>
-      <w:rPr>
-        <w:rFonts w:ascii="Wingdings" w:hAnsi="Wingdings" w:hint="default"/>
-      </w:rPr>
-    </w:lvl>
-    <w:lvl w:ilvl="6" w:tplc="E63C4D00">
-      <w:start w:val="1"/>
-      <w:numFmt w:val="bullet"/>
-      <w:lvlText w:val=""/>
-      <w:lvlJc w:val="left"/>
-      <w:pPr>
-        <w:ind w:left="5040" w:hanging="360"/>
-      </w:pPr>
-      <w:rPr>
-        <w:rFonts w:ascii="Symbol" w:hAnsi="Symbol" w:hint="default"/>
-      </w:rPr>
-    </w:lvl>
-    <w:lvl w:ilvl="7" w:tplc="63C4DF4A">
-      <w:start w:val="1"/>
-      <w:numFmt w:val="bullet"/>
-      <w:lvlText w:val="o"/>
-      <w:lvlJc w:val="left"/>
-      <w:pPr>
-        <w:ind w:left="5760" w:hanging="360"/>
-      </w:pPr>
-      <w:rPr>
-        <w:rFonts w:ascii="Courier New" w:hAnsi="Courier New" w:hint="default"/>
-      </w:rPr>
-    </w:lvl>
-    <w:lvl w:ilvl="8" w:tplc="B49AF716">
-      <w:start w:val="1"/>
-      <w:numFmt w:val="bullet"/>
-      <w:lvlText w:val=""/>
-      <w:lvlJc w:val="left"/>
-      <w:pPr>
-        <w:ind w:left="6480" w:hanging="360"/>
-      </w:pPr>
-      <w:rPr>
-        <w:rFonts w:ascii="Wingdings" w:hAnsi="Wingdings" w:hint="default"/>
-      </w:rPr>
-    </w:lvl>
-  </w:abstractNum>
-  <w:abstractNum w:abstractNumId="41" w15:restartNumberingAfterBreak="0">
-    <w:nsid w:val="6D940209"/>
-    <w:multiLevelType w:val="hybridMultilevel"/>
-    <w:tmpl w:val="A0DA370C"/>
-    <w:lvl w:ilvl="0" w:tplc="41F4AE7A">
-      <w:start w:val="1"/>
-      <w:numFmt w:val="bullet"/>
-      <w:lvlText w:val="·"/>
-      <w:lvlJc w:val="left"/>
-      <w:pPr>
-        <w:ind w:left="720" w:hanging="360"/>
-      </w:pPr>
-      <w:rPr>
-        <w:rFonts w:ascii="Symbol" w:hAnsi="Symbol" w:hint="default"/>
-      </w:rPr>
-    </w:lvl>
-    <w:lvl w:ilvl="1" w:tplc="27EE3CE8">
-      <w:start w:val="1"/>
-      <w:numFmt w:val="bullet"/>
-      <w:lvlText w:val="o"/>
-      <w:lvlJc w:val="left"/>
-      <w:pPr>
-        <w:ind w:left="1440" w:hanging="360"/>
-      </w:pPr>
-      <w:rPr>
-        <w:rFonts w:ascii="Courier New" w:hAnsi="Courier New" w:hint="default"/>
-      </w:rPr>
-    </w:lvl>
-    <w:lvl w:ilvl="2" w:tplc="02C4585C">
-      <w:start w:val="1"/>
-      <w:numFmt w:val="bullet"/>
-      <w:lvlText w:val=""/>
-      <w:lvlJc w:val="left"/>
-      <w:pPr>
-        <w:ind w:left="2160" w:hanging="360"/>
-      </w:pPr>
-      <w:rPr>
-        <w:rFonts w:ascii="Wingdings" w:hAnsi="Wingdings" w:hint="default"/>
-      </w:rPr>
-    </w:lvl>
-    <w:lvl w:ilvl="3" w:tplc="49546C02">
-      <w:start w:val="1"/>
-      <w:numFmt w:val="bullet"/>
-      <w:lvlText w:val=""/>
-      <w:lvlJc w:val="left"/>
-      <w:pPr>
-        <w:ind w:left="2880" w:hanging="360"/>
-      </w:pPr>
-      <w:rPr>
-        <w:rFonts w:ascii="Symbol" w:hAnsi="Symbol" w:hint="default"/>
-      </w:rPr>
-    </w:lvl>
-    <w:lvl w:ilvl="4" w:tplc="FB967112">
-      <w:start w:val="1"/>
-      <w:numFmt w:val="bullet"/>
-      <w:lvlText w:val="o"/>
-      <w:lvlJc w:val="left"/>
-      <w:pPr>
-        <w:ind w:left="3600" w:hanging="360"/>
-      </w:pPr>
-      <w:rPr>
-        <w:rFonts w:ascii="Courier New" w:hAnsi="Courier New" w:hint="default"/>
-      </w:rPr>
-    </w:lvl>
-    <w:lvl w:ilvl="5" w:tplc="2C44892E">
-      <w:start w:val="1"/>
-      <w:numFmt w:val="bullet"/>
-      <w:lvlText w:val=""/>
-      <w:lvlJc w:val="left"/>
-      <w:pPr>
-        <w:ind w:left="4320" w:hanging="360"/>
-      </w:pPr>
-      <w:rPr>
-        <w:rFonts w:ascii="Wingdings" w:hAnsi="Wingdings" w:hint="default"/>
-      </w:rPr>
-    </w:lvl>
-    <w:lvl w:ilvl="6" w:tplc="0D1ADE84">
-      <w:start w:val="1"/>
-      <w:numFmt w:val="bullet"/>
-      <w:lvlText w:val=""/>
-      <w:lvlJc w:val="left"/>
-      <w:pPr>
-        <w:ind w:left="5040" w:hanging="360"/>
-      </w:pPr>
-      <w:rPr>
-        <w:rFonts w:ascii="Symbol" w:hAnsi="Symbol" w:hint="default"/>
-      </w:rPr>
-    </w:lvl>
-    <w:lvl w:ilvl="7" w:tplc="1A7A3998">
-      <w:start w:val="1"/>
-      <w:numFmt w:val="bullet"/>
-      <w:lvlText w:val="o"/>
-      <w:lvlJc w:val="left"/>
-      <w:pPr>
-        <w:ind w:left="5760" w:hanging="360"/>
-      </w:pPr>
-      <w:rPr>
-        <w:rFonts w:ascii="Courier New" w:hAnsi="Courier New" w:hint="default"/>
-      </w:rPr>
-    </w:lvl>
-    <w:lvl w:ilvl="8" w:tplc="F1FE4716">
-      <w:start w:val="1"/>
-      <w:numFmt w:val="bullet"/>
-      <w:lvlText w:val=""/>
-      <w:lvlJc w:val="left"/>
-      <w:pPr>
-        <w:ind w:left="6480" w:hanging="360"/>
-      </w:pPr>
-      <w:rPr>
-        <w:rFonts w:ascii="Wingdings" w:hAnsi="Wingdings" w:hint="default"/>
-      </w:rPr>
-    </w:lvl>
-  </w:abstractNum>
-  <w:abstractNum w:abstractNumId="42" w15:restartNumberingAfterBreak="0">
-    <w:nsid w:val="6EAB124C"/>
-    <w:multiLevelType w:val="hybridMultilevel"/>
-    <w:tmpl w:val="BCF23018"/>
-    <w:lvl w:ilvl="0" w:tplc="654A1F34">
-      <w:start w:val="3"/>
-      <w:numFmt w:val="lowerLetter"/>
-      <w:lvlText w:val="%1."/>
-      <w:lvlJc w:val="left"/>
-      <w:pPr>
-        <w:ind w:left="720" w:hanging="360"/>
-      </w:pPr>
-    </w:lvl>
-    <w:lvl w:ilvl="1" w:tplc="8C1215E8">
-      <w:start w:val="1"/>
-      <w:numFmt w:val="lowerLetter"/>
-      <w:lvlText w:val="%2."/>
-      <w:lvlJc w:val="left"/>
-      <w:pPr>
-        <w:ind w:left="1440" w:hanging="360"/>
-      </w:pPr>
-    </w:lvl>
-    <w:lvl w:ilvl="2" w:tplc="B84CB772">
-      <w:start w:val="1"/>
-      <w:numFmt w:val="lowerRoman"/>
-      <w:lvlText w:val="%3."/>
-      <w:lvlJc w:val="right"/>
-      <w:pPr>
-        <w:ind w:left="2160" w:hanging="180"/>
-      </w:pPr>
-    </w:lvl>
-    <w:lvl w:ilvl="3" w:tplc="3A64594A">
-      <w:start w:val="1"/>
-      <w:numFmt w:val="decimal"/>
-      <w:lvlText w:val="%4."/>
-      <w:lvlJc w:val="left"/>
-      <w:pPr>
-        <w:ind w:left="2880" w:hanging="360"/>
-      </w:pPr>
-    </w:lvl>
-    <w:lvl w:ilvl="4" w:tplc="062E5842">
-      <w:start w:val="1"/>
-      <w:numFmt w:val="lowerLetter"/>
-      <w:lvlText w:val="%5."/>
-      <w:lvlJc w:val="left"/>
-      <w:pPr>
-        <w:ind w:left="3600" w:hanging="360"/>
-      </w:pPr>
-    </w:lvl>
-    <w:lvl w:ilvl="5" w:tplc="7200F942">
-      <w:start w:val="1"/>
-      <w:numFmt w:val="lowerRoman"/>
-      <w:lvlText w:val="%6."/>
-      <w:lvlJc w:val="right"/>
-      <w:pPr>
-        <w:ind w:left="4320" w:hanging="180"/>
-      </w:pPr>
-    </w:lvl>
-    <w:lvl w:ilvl="6" w:tplc="061CA992">
-      <w:start w:val="1"/>
-      <w:numFmt w:val="decimal"/>
-      <w:lvlText w:val="%7."/>
-      <w:lvlJc w:val="left"/>
-      <w:pPr>
-        <w:ind w:left="5040" w:hanging="360"/>
-      </w:pPr>
-    </w:lvl>
-    <w:lvl w:ilvl="7" w:tplc="E8A45B9A">
-      <w:start w:val="1"/>
-      <w:numFmt w:val="lowerLetter"/>
-      <w:lvlText w:val="%8."/>
-      <w:lvlJc w:val="left"/>
-      <w:pPr>
-        <w:ind w:left="5760" w:hanging="360"/>
-      </w:pPr>
-    </w:lvl>
-    <w:lvl w:ilvl="8" w:tplc="A8F8A746">
-      <w:start w:val="1"/>
-      <w:numFmt w:val="lowerRoman"/>
-      <w:lvlText w:val="%9."/>
-      <w:lvlJc w:val="right"/>
-      <w:pPr>
-        <w:ind w:left="6480" w:hanging="180"/>
-      </w:pPr>
-    </w:lvl>
-  </w:abstractNum>
-  <w:abstractNum w:abstractNumId="43" w15:restartNumberingAfterBreak="0">
-    <w:nsid w:val="71BC86EF"/>
-    <w:multiLevelType w:val="hybridMultilevel"/>
-    <w:tmpl w:val="749E5640"/>
-    <w:lvl w:ilvl="0" w:tplc="643004EE">
-      <w:start w:val="1"/>
-      <w:numFmt w:val="bullet"/>
-      <w:lvlText w:val="·"/>
-      <w:lvlJc w:val="left"/>
-      <w:pPr>
-        <w:ind w:left="720" w:hanging="360"/>
-      </w:pPr>
-      <w:rPr>
-        <w:rFonts w:ascii="Symbol" w:hAnsi="Symbol" w:hint="default"/>
-      </w:rPr>
-    </w:lvl>
-    <w:lvl w:ilvl="1" w:tplc="618A4370">
-      <w:start w:val="1"/>
-      <w:numFmt w:val="bullet"/>
-      <w:lvlText w:val="o"/>
-      <w:lvlJc w:val="left"/>
-      <w:pPr>
-        <w:ind w:left="1440" w:hanging="360"/>
-      </w:pPr>
-      <w:rPr>
-        <w:rFonts w:ascii="Courier New" w:hAnsi="Courier New" w:hint="default"/>
-      </w:rPr>
-    </w:lvl>
-    <w:lvl w:ilvl="2" w:tplc="B302DC26">
-      <w:start w:val="1"/>
-      <w:numFmt w:val="bullet"/>
-      <w:lvlText w:val=""/>
-      <w:lvlJc w:val="left"/>
-      <w:pPr>
-        <w:ind w:left="2160" w:hanging="360"/>
-      </w:pPr>
-      <w:rPr>
-        <w:rFonts w:ascii="Wingdings" w:hAnsi="Wingdings" w:hint="default"/>
-      </w:rPr>
-    </w:lvl>
-    <w:lvl w:ilvl="3" w:tplc="5EC04298">
-      <w:start w:val="1"/>
-      <w:numFmt w:val="bullet"/>
-      <w:lvlText w:val=""/>
-      <w:lvlJc w:val="left"/>
-      <w:pPr>
-        <w:ind w:left="2880" w:hanging="360"/>
-      </w:pPr>
-      <w:rPr>
-        <w:rFonts w:ascii="Symbol" w:hAnsi="Symbol" w:hint="default"/>
-      </w:rPr>
-    </w:lvl>
-    <w:lvl w:ilvl="4" w:tplc="397CCB2C">
-      <w:start w:val="1"/>
-      <w:numFmt w:val="bullet"/>
-      <w:lvlText w:val="o"/>
-      <w:lvlJc w:val="left"/>
-      <w:pPr>
-        <w:ind w:left="3600" w:hanging="360"/>
-      </w:pPr>
-      <w:rPr>
-        <w:rFonts w:ascii="Courier New" w:hAnsi="Courier New" w:hint="default"/>
-      </w:rPr>
-    </w:lvl>
-    <w:lvl w:ilvl="5" w:tplc="0782592A">
-      <w:start w:val="1"/>
-      <w:numFmt w:val="bullet"/>
-      <w:lvlText w:val=""/>
-      <w:lvlJc w:val="left"/>
-      <w:pPr>
-        <w:ind w:left="4320" w:hanging="360"/>
-      </w:pPr>
-      <w:rPr>
-        <w:rFonts w:ascii="Wingdings" w:hAnsi="Wingdings" w:hint="default"/>
-      </w:rPr>
-    </w:lvl>
-    <w:lvl w:ilvl="6" w:tplc="FC247CA6">
-      <w:start w:val="1"/>
-      <w:numFmt w:val="bullet"/>
-      <w:lvlText w:val=""/>
-      <w:lvlJc w:val="left"/>
-      <w:pPr>
-        <w:ind w:left="5040" w:hanging="360"/>
-      </w:pPr>
-      <w:rPr>
-        <w:rFonts w:ascii="Symbol" w:hAnsi="Symbol" w:hint="default"/>
-      </w:rPr>
-    </w:lvl>
-    <w:lvl w:ilvl="7" w:tplc="8DF2DD9A">
-      <w:start w:val="1"/>
-      <w:numFmt w:val="bullet"/>
-      <w:lvlText w:val="o"/>
-      <w:lvlJc w:val="left"/>
-      <w:pPr>
-        <w:ind w:left="5760" w:hanging="360"/>
-      </w:pPr>
-      <w:rPr>
-        <w:rFonts w:ascii="Courier New" w:hAnsi="Courier New" w:hint="default"/>
-      </w:rPr>
-    </w:lvl>
-    <w:lvl w:ilvl="8" w:tplc="0C3478C0">
-      <w:start w:val="1"/>
-      <w:numFmt w:val="bullet"/>
-      <w:lvlText w:val=""/>
-      <w:lvlJc w:val="left"/>
-      <w:pPr>
-        <w:ind w:left="6480" w:hanging="360"/>
-      </w:pPr>
-      <w:rPr>
-        <w:rFonts w:ascii="Wingdings" w:hAnsi="Wingdings" w:hint="default"/>
-      </w:rPr>
-    </w:lvl>
-  </w:abstractNum>
-  <w:abstractNum w:abstractNumId="44" w15:restartNumberingAfterBreak="0">
-    <w:nsid w:val="723F3C0F"/>
-    <w:multiLevelType w:val="hybridMultilevel"/>
-    <w:tmpl w:val="77520358"/>
-    <w:lvl w:ilvl="0" w:tplc="80FE23AC">
-      <w:start w:val="6"/>
-      <w:numFmt w:val="bullet"/>
-      <w:lvlText w:val="•"/>
-      <w:lvlJc w:val="left"/>
-      <w:pPr>
-        <w:ind w:left="720" w:hanging="360"/>
-      </w:pPr>
-      <w:rPr>
-        <w:rFonts w:ascii="Cambria" w:eastAsiaTheme="minorHAnsi" w:hAnsi="Cambria" w:cstheme="minorBidi" w:hint="default"/>
-      </w:rPr>
-    </w:lvl>
-    <w:lvl w:ilvl="1" w:tplc="04090003" w:tentative="1">
-      <w:start w:val="1"/>
-      <w:numFmt w:val="bullet"/>
-      <w:lvlText w:val="o"/>
-      <w:lvlJc w:val="left"/>
-      <w:pPr>
-        <w:ind w:left="1440" w:hanging="360"/>
-      </w:pPr>
-      <w:rPr>
-        <w:rFonts w:ascii="Courier New" w:hAnsi="Courier New" w:cs="Courier New" w:hint="default"/>
-      </w:rPr>
-    </w:lvl>
-    <w:lvl w:ilvl="2" w:tplc="04090005" w:tentative="1">
-      <w:start w:val="1"/>
-      <w:numFmt w:val="bullet"/>
-      <w:lvlText w:val=""/>
-      <w:lvlJc w:val="left"/>
-      <w:pPr>
-        <w:ind w:left="2160" w:hanging="360"/>
-      </w:pPr>
-      <w:rPr>
-        <w:rFonts w:ascii="Wingdings" w:hAnsi="Wingdings" w:hint="default"/>
-      </w:rPr>
-    </w:lvl>
-    <w:lvl w:ilvl="3" w:tplc="04090001" w:tentative="1">
-      <w:start w:val="1"/>
-      <w:numFmt w:val="bullet"/>
-      <w:lvlText w:val=""/>
-      <w:lvlJc w:val="left"/>
-      <w:pPr>
-        <w:ind w:left="2880" w:hanging="360"/>
-      </w:pPr>
-      <w:rPr>
-        <w:rFonts w:ascii="Symbol" w:hAnsi="Symbol" w:hint="default"/>
-      </w:rPr>
-    </w:lvl>
-    <w:lvl w:ilvl="4" w:tplc="04090003" w:tentative="1">
-      <w:start w:val="1"/>
-      <w:numFmt w:val="bullet"/>
-      <w:lvlText w:val="o"/>
-      <w:lvlJc w:val="left"/>
-      <w:pPr>
-        <w:ind w:left="3600" w:hanging="360"/>
-      </w:pPr>
-      <w:rPr>
-        <w:rFonts w:ascii="Courier New" w:hAnsi="Courier New" w:cs="Courier New" w:hint="default"/>
-      </w:rPr>
-    </w:lvl>
-    <w:lvl w:ilvl="5" w:tplc="04090005" w:tentative="1">
-      <w:start w:val="1"/>
-      <w:numFmt w:val="bullet"/>
-      <w:lvlText w:val=""/>
-      <w:lvlJc w:val="left"/>
-      <w:pPr>
-        <w:ind w:left="4320" w:hanging="360"/>
-      </w:pPr>
-      <w:rPr>
-        <w:rFonts w:ascii="Wingdings" w:hAnsi="Wingdings" w:hint="default"/>
-      </w:rPr>
-    </w:lvl>
-    <w:lvl w:ilvl="6" w:tplc="04090001" w:tentative="1">
-      <w:start w:val="1"/>
-      <w:numFmt w:val="bullet"/>
-      <w:lvlText w:val=""/>
-      <w:lvlJc w:val="left"/>
-      <w:pPr>
-        <w:ind w:left="5040" w:hanging="360"/>
-      </w:pPr>
-      <w:rPr>
-        <w:rFonts w:ascii="Symbol" w:hAnsi="Symbol" w:hint="default"/>
-      </w:rPr>
-    </w:lvl>
-    <w:lvl w:ilvl="7" w:tplc="04090003" w:tentative="1">
-      <w:start w:val="1"/>
-      <w:numFmt w:val="bullet"/>
-      <w:lvlText w:val="o"/>
-      <w:lvlJc w:val="left"/>
-      <w:pPr>
-        <w:ind w:left="5760" w:hanging="360"/>
-      </w:pPr>
-      <w:rPr>
-        <w:rFonts w:ascii="Courier New" w:hAnsi="Courier New" w:cs="Courier New" w:hint="default"/>
-      </w:rPr>
-    </w:lvl>
-    <w:lvl w:ilvl="8" w:tplc="04090005" w:tentative="1">
-      <w:start w:val="1"/>
-      <w:numFmt w:val="bullet"/>
-      <w:lvlText w:val=""/>
-      <w:lvlJc w:val="left"/>
-      <w:pPr>
-        <w:ind w:left="6480" w:hanging="360"/>
-      </w:pPr>
-      <w:rPr>
-        <w:rFonts w:ascii="Wingdings" w:hAnsi="Wingdings" w:hint="default"/>
-      </w:rPr>
-    </w:lvl>
-  </w:abstractNum>
-  <w:abstractNum w:abstractNumId="45" w15:restartNumberingAfterBreak="0">
-    <w:nsid w:val="72783A4C"/>
-    <w:multiLevelType w:val="multilevel"/>
-    <w:tmpl w:val="0409001F"/>
-    <w:lvl w:ilvl="0">
-      <w:start w:val="1"/>
-      <w:numFmt w:val="decimal"/>
-      <w:lvlText w:val="%1."/>
-      <w:lvlJc w:val="left"/>
-      <w:pPr>
-        <w:ind w:left="360" w:hanging="360"/>
-      </w:pPr>
-    </w:lvl>
-    <w:lvl w:ilvl="1">
-      <w:start w:val="1"/>
-      <w:numFmt w:val="decimal"/>
-      <w:lvlText w:val="%1.%2."/>
-      <w:lvlJc w:val="left"/>
-      <w:pPr>
-        <w:ind w:left="792" w:hanging="432"/>
-      </w:pPr>
-    </w:lvl>
-    <w:lvl w:ilvl="2">
-      <w:start w:val="1"/>
-      <w:numFmt w:val="decimal"/>
-      <w:lvlText w:val="%1.%2.%3."/>
-      <w:lvlJc w:val="left"/>
-      <w:pPr>
-        <w:ind w:left="1224" w:hanging="504"/>
-      </w:pPr>
-    </w:lvl>
-    <w:lvl w:ilvl="3">
-      <w:start w:val="1"/>
-      <w:numFmt w:val="decimal"/>
-      <w:lvlText w:val="%1.%2.%3.%4."/>
-      <w:lvlJc w:val="left"/>
-      <w:pPr>
-        <w:ind w:left="1728" w:hanging="648"/>
-      </w:pPr>
-    </w:lvl>
-    <w:lvl w:ilvl="4">
-      <w:start w:val="1"/>
-      <w:numFmt w:val="decimal"/>
-      <w:lvlText w:val="%1.%2.%3.%4.%5."/>
-      <w:lvlJc w:val="left"/>
-      <w:pPr>
-        <w:ind w:left="2232" w:hanging="792"/>
-      </w:pPr>
-    </w:lvl>
-    <w:lvl w:ilvl="5">
-      <w:start w:val="1"/>
-      <w:numFmt w:val="decimal"/>
-      <w:lvlText w:val="%1.%2.%3.%4.%5.%6."/>
-      <w:lvlJc w:val="left"/>
-      <w:pPr>
-        <w:ind w:left="2736" w:hanging="936"/>
-      </w:pPr>
-    </w:lvl>
-    <w:lvl w:ilvl="6">
-      <w:start w:val="1"/>
-      <w:numFmt w:val="decimal"/>
-      <w:lvlText w:val="%1.%2.%3.%4.%5.%6.%7."/>
-      <w:lvlJc w:val="left"/>
-      <w:pPr>
-        <w:ind w:left="3240" w:hanging="1080"/>
-      </w:pPr>
-    </w:lvl>
-    <w:lvl w:ilvl="7">
-      <w:start w:val="1"/>
-      <w:numFmt w:val="decimal"/>
-      <w:lvlText w:val="%1.%2.%3.%4.%5.%6.%7.%8."/>
-      <w:lvlJc w:val="left"/>
-      <w:pPr>
-        <w:ind w:left="3744" w:hanging="1224"/>
-      </w:pPr>
-    </w:lvl>
-    <w:lvl w:ilvl="8">
-      <w:start w:val="1"/>
-      <w:numFmt w:val="decimal"/>
-      <w:lvlText w:val="%1.%2.%3.%4.%5.%6.%7.%8.%9."/>
-      <w:lvlJc w:val="left"/>
-      <w:pPr>
-        <w:ind w:left="4320" w:hanging="1440"/>
-      </w:pPr>
-    </w:lvl>
-  </w:abstractNum>
-  <w:abstractNum w:abstractNumId="46" w15:restartNumberingAfterBreak="0">
-    <w:nsid w:val="75674624"/>
-    <w:multiLevelType w:val="hybridMultilevel"/>
-    <w:tmpl w:val="2BDAA684"/>
-    <w:lvl w:ilvl="0" w:tplc="04090001">
-      <w:start w:val="1"/>
-      <w:numFmt w:val="bullet"/>
-      <w:lvlText w:val=""/>
-      <w:lvlJc w:val="left"/>
-      <w:pPr>
-        <w:ind w:left="720" w:hanging="360"/>
-      </w:pPr>
-      <w:rPr>
-        <w:rFonts w:ascii="Symbol" w:hAnsi="Symbol" w:hint="default"/>
-      </w:rPr>
-    </w:lvl>
-    <w:lvl w:ilvl="1" w:tplc="04090003" w:tentative="1">
-      <w:start w:val="1"/>
-      <w:numFmt w:val="bullet"/>
-      <w:lvlText w:val="o"/>
-      <w:lvlJc w:val="left"/>
-      <w:pPr>
-        <w:ind w:left="1440" w:hanging="360"/>
-      </w:pPr>
-      <w:rPr>
-        <w:rFonts w:ascii="Courier New" w:hAnsi="Courier New" w:cs="Courier New" w:hint="default"/>
-      </w:rPr>
-    </w:lvl>
-    <w:lvl w:ilvl="2" w:tplc="04090005" w:tentative="1">
-      <w:start w:val="1"/>
-      <w:numFmt w:val="bullet"/>
-      <w:lvlText w:val=""/>
-      <w:lvlJc w:val="left"/>
-      <w:pPr>
-        <w:ind w:left="2160" w:hanging="360"/>
-      </w:pPr>
-      <w:rPr>
-        <w:rFonts w:ascii="Wingdings" w:hAnsi="Wingdings" w:hint="default"/>
-      </w:rPr>
-    </w:lvl>
-    <w:lvl w:ilvl="3" w:tplc="04090001" w:tentative="1">
-      <w:start w:val="1"/>
-      <w:numFmt w:val="bullet"/>
-      <w:lvlText w:val=""/>
-      <w:lvlJc w:val="left"/>
-      <w:pPr>
-        <w:ind w:left="2880" w:hanging="360"/>
-      </w:pPr>
-      <w:rPr>
-        <w:rFonts w:ascii="Symbol" w:hAnsi="Symbol" w:hint="default"/>
-      </w:rPr>
-    </w:lvl>
-    <w:lvl w:ilvl="4" w:tplc="04090003" w:tentative="1">
-      <w:start w:val="1"/>
-      <w:numFmt w:val="bullet"/>
-      <w:lvlText w:val="o"/>
-      <w:lvlJc w:val="left"/>
-      <w:pPr>
-        <w:ind w:left="3600" w:hanging="360"/>
-      </w:pPr>
-      <w:rPr>
-        <w:rFonts w:ascii="Courier New" w:hAnsi="Courier New" w:cs="Courier New" w:hint="default"/>
-      </w:rPr>
-    </w:lvl>
-    <w:lvl w:ilvl="5" w:tplc="04090005" w:tentative="1">
-      <w:start w:val="1"/>
-      <w:numFmt w:val="bullet"/>
-      <w:lvlText w:val=""/>
-      <w:lvlJc w:val="left"/>
-      <w:pPr>
-        <w:ind w:left="4320" w:hanging="360"/>
-      </w:pPr>
-      <w:rPr>
-        <w:rFonts w:ascii="Wingdings" w:hAnsi="Wingdings" w:hint="default"/>
-      </w:rPr>
-    </w:lvl>
-    <w:lvl w:ilvl="6" w:tplc="04090001" w:tentative="1">
-      <w:start w:val="1"/>
-      <w:numFmt w:val="bullet"/>
-      <w:lvlText w:val=""/>
-      <w:lvlJc w:val="left"/>
-      <w:pPr>
-        <w:ind w:left="5040" w:hanging="360"/>
-      </w:pPr>
-      <w:rPr>
-        <w:rFonts w:ascii="Symbol" w:hAnsi="Symbol" w:hint="default"/>
-      </w:rPr>
-    </w:lvl>
-    <w:lvl w:ilvl="7" w:tplc="04090003" w:tentative="1">
-      <w:start w:val="1"/>
-      <w:numFmt w:val="bullet"/>
-      <w:lvlText w:val="o"/>
-      <w:lvlJc w:val="left"/>
-      <w:pPr>
-        <w:ind w:left="5760" w:hanging="360"/>
-      </w:pPr>
-      <w:rPr>
-        <w:rFonts w:ascii="Courier New" w:hAnsi="Courier New" w:cs="Courier New" w:hint="default"/>
-      </w:rPr>
-    </w:lvl>
-    <w:lvl w:ilvl="8" w:tplc="04090005" w:tentative="1">
-      <w:start w:val="1"/>
-      <w:numFmt w:val="bullet"/>
-      <w:lvlText w:val=""/>
-      <w:lvlJc w:val="left"/>
-      <w:pPr>
-        <w:ind w:left="6480" w:hanging="360"/>
-      </w:pPr>
-      <w:rPr>
-        <w:rFonts w:ascii="Wingdings" w:hAnsi="Wingdings" w:hint="default"/>
-      </w:rPr>
-    </w:lvl>
-  </w:abstractNum>
-  <w:abstractNum w:abstractNumId="47" w15:restartNumberingAfterBreak="0">
-    <w:nsid w:val="75AF3B95"/>
-    <w:multiLevelType w:val="hybridMultilevel"/>
-    <w:tmpl w:val="661258C0"/>
-    <w:lvl w:ilvl="0" w:tplc="4E90488A">
-      <w:start w:val="1"/>
-      <w:numFmt w:val="bullet"/>
-      <w:lvlText w:val="·"/>
-      <w:lvlJc w:val="left"/>
-      <w:pPr>
-        <w:ind w:left="720" w:hanging="360"/>
-      </w:pPr>
-      <w:rPr>
-        <w:rFonts w:ascii="Symbol" w:hAnsi="Symbol" w:hint="default"/>
-      </w:rPr>
-    </w:lvl>
-    <w:lvl w:ilvl="1" w:tplc="49E0AD76">
-      <w:start w:val="1"/>
-      <w:numFmt w:val="bullet"/>
-      <w:lvlText w:val="o"/>
-      <w:lvlJc w:val="left"/>
-      <w:pPr>
-        <w:ind w:left="1440" w:hanging="360"/>
-      </w:pPr>
-      <w:rPr>
-        <w:rFonts w:ascii="Courier New" w:hAnsi="Courier New" w:hint="default"/>
-      </w:rPr>
-    </w:lvl>
-    <w:lvl w:ilvl="2" w:tplc="F3E65F94">
-      <w:start w:val="1"/>
-      <w:numFmt w:val="bullet"/>
-      <w:lvlText w:val=""/>
-      <w:lvlJc w:val="left"/>
-      <w:pPr>
-        <w:ind w:left="2160" w:hanging="360"/>
-      </w:pPr>
-      <w:rPr>
-        <w:rFonts w:ascii="Wingdings" w:hAnsi="Wingdings" w:hint="default"/>
-      </w:rPr>
-    </w:lvl>
-    <w:lvl w:ilvl="3" w:tplc="233C13CE">
-      <w:start w:val="1"/>
-      <w:numFmt w:val="bullet"/>
-      <w:lvlText w:val=""/>
-      <w:lvlJc w:val="left"/>
-      <w:pPr>
-        <w:ind w:left="2880" w:hanging="360"/>
-      </w:pPr>
-      <w:rPr>
-        <w:rFonts w:ascii="Symbol" w:hAnsi="Symbol" w:hint="default"/>
-      </w:rPr>
-    </w:lvl>
-    <w:lvl w:ilvl="4" w:tplc="2FDC6804">
-      <w:start w:val="1"/>
-      <w:numFmt w:val="bullet"/>
-      <w:lvlText w:val="o"/>
-      <w:lvlJc w:val="left"/>
-      <w:pPr>
-        <w:ind w:left="3600" w:hanging="360"/>
-      </w:pPr>
-      <w:rPr>
-        <w:rFonts w:ascii="Courier New" w:hAnsi="Courier New" w:hint="default"/>
-      </w:rPr>
-    </w:lvl>
-    <w:lvl w:ilvl="5" w:tplc="F90A7F4A">
-      <w:start w:val="1"/>
-      <w:numFmt w:val="bullet"/>
-      <w:lvlText w:val=""/>
-      <w:lvlJc w:val="left"/>
-      <w:pPr>
-        <w:ind w:left="4320" w:hanging="360"/>
-      </w:pPr>
-      <w:rPr>
-        <w:rFonts w:ascii="Wingdings" w:hAnsi="Wingdings" w:hint="default"/>
-      </w:rPr>
-    </w:lvl>
-    <w:lvl w:ilvl="6" w:tplc="BC048198">
-      <w:start w:val="1"/>
-      <w:numFmt w:val="bullet"/>
-      <w:lvlText w:val=""/>
-      <w:lvlJc w:val="left"/>
-      <w:pPr>
-        <w:ind w:left="5040" w:hanging="360"/>
-      </w:pPr>
-      <w:rPr>
-        <w:rFonts w:ascii="Symbol" w:hAnsi="Symbol" w:hint="default"/>
-      </w:rPr>
-    </w:lvl>
-    <w:lvl w:ilvl="7" w:tplc="21BECB4A">
-      <w:start w:val="1"/>
-      <w:numFmt w:val="bullet"/>
-      <w:lvlText w:val="o"/>
-      <w:lvlJc w:val="left"/>
-      <w:pPr>
-        <w:ind w:left="5760" w:hanging="360"/>
-      </w:pPr>
-      <w:rPr>
-        <w:rFonts w:ascii="Courier New" w:hAnsi="Courier New" w:hint="default"/>
-      </w:rPr>
-    </w:lvl>
-    <w:lvl w:ilvl="8" w:tplc="87B0FDD6">
-      <w:start w:val="1"/>
-      <w:numFmt w:val="bullet"/>
-      <w:lvlText w:val=""/>
-      <w:lvlJc w:val="left"/>
-      <w:pPr>
-        <w:ind w:left="6480" w:hanging="360"/>
-      </w:pPr>
-      <w:rPr>
-        <w:rFonts w:ascii="Wingdings" w:hAnsi="Wingdings" w:hint="default"/>
-      </w:rPr>
-    </w:lvl>
-  </w:abstractNum>
-  <w:abstractNum w:abstractNumId="48" w15:restartNumberingAfterBreak="0">
+  <w:abstractNum w:abstractNumId="2" w15:restartNumberingAfterBreak="0">
     <w:nsid w:val="7ABF36DF"/>
     <w:multiLevelType w:val="multilevel"/>
     <w:tmpl w:val="04090025"/>
@@ -9426,269 +5451,16 @@
       </w:pPr>
     </w:lvl>
   </w:abstractNum>
-  <w:abstractNum w:abstractNumId="49" w15:restartNumberingAfterBreak="0">
-    <w:nsid w:val="7FDDCADB"/>
-    <w:multiLevelType w:val="hybridMultilevel"/>
-    <w:tmpl w:val="BEE01DE2"/>
-    <w:lvl w:ilvl="0" w:tplc="AA82D2D0">
-      <w:start w:val="1"/>
-      <w:numFmt w:val="bullet"/>
-      <w:lvlText w:val="·"/>
-      <w:lvlJc w:val="left"/>
-      <w:pPr>
-        <w:ind w:left="720" w:hanging="360"/>
-      </w:pPr>
-      <w:rPr>
-        <w:rFonts w:ascii="Symbol" w:hAnsi="Symbol" w:hint="default"/>
-      </w:rPr>
-    </w:lvl>
-    <w:lvl w:ilvl="1" w:tplc="FFA6180E">
-      <w:start w:val="1"/>
-      <w:numFmt w:val="bullet"/>
-      <w:lvlText w:val="o"/>
-      <w:lvlJc w:val="left"/>
-      <w:pPr>
-        <w:ind w:left="1440" w:hanging="360"/>
-      </w:pPr>
-      <w:rPr>
-        <w:rFonts w:ascii="Courier New" w:hAnsi="Courier New" w:hint="default"/>
-      </w:rPr>
-    </w:lvl>
-    <w:lvl w:ilvl="2" w:tplc="43547FCC">
-      <w:start w:val="1"/>
-      <w:numFmt w:val="bullet"/>
-      <w:lvlText w:val=""/>
-      <w:lvlJc w:val="left"/>
-      <w:pPr>
-        <w:ind w:left="2160" w:hanging="360"/>
-      </w:pPr>
-      <w:rPr>
-        <w:rFonts w:ascii="Wingdings" w:hAnsi="Wingdings" w:hint="default"/>
-      </w:rPr>
-    </w:lvl>
-    <w:lvl w:ilvl="3" w:tplc="5108F6E2">
-      <w:start w:val="1"/>
-      <w:numFmt w:val="bullet"/>
-      <w:lvlText w:val=""/>
-      <w:lvlJc w:val="left"/>
-      <w:pPr>
-        <w:ind w:left="2880" w:hanging="360"/>
-      </w:pPr>
-      <w:rPr>
-        <w:rFonts w:ascii="Symbol" w:hAnsi="Symbol" w:hint="default"/>
-      </w:rPr>
-    </w:lvl>
-    <w:lvl w:ilvl="4" w:tplc="D046ADA6">
-      <w:start w:val="1"/>
-      <w:numFmt w:val="bullet"/>
-      <w:lvlText w:val="o"/>
-      <w:lvlJc w:val="left"/>
-      <w:pPr>
-        <w:ind w:left="3600" w:hanging="360"/>
-      </w:pPr>
-      <w:rPr>
-        <w:rFonts w:ascii="Courier New" w:hAnsi="Courier New" w:hint="default"/>
-      </w:rPr>
-    </w:lvl>
-    <w:lvl w:ilvl="5" w:tplc="63BA7088">
-      <w:start w:val="1"/>
-      <w:numFmt w:val="bullet"/>
-      <w:lvlText w:val=""/>
-      <w:lvlJc w:val="left"/>
-      <w:pPr>
-        <w:ind w:left="4320" w:hanging="360"/>
-      </w:pPr>
-      <w:rPr>
-        <w:rFonts w:ascii="Wingdings" w:hAnsi="Wingdings" w:hint="default"/>
-      </w:rPr>
-    </w:lvl>
-    <w:lvl w:ilvl="6" w:tplc="9F82D13A">
-      <w:start w:val="1"/>
-      <w:numFmt w:val="bullet"/>
-      <w:lvlText w:val=""/>
-      <w:lvlJc w:val="left"/>
-      <w:pPr>
-        <w:ind w:left="5040" w:hanging="360"/>
-      </w:pPr>
-      <w:rPr>
-        <w:rFonts w:ascii="Symbol" w:hAnsi="Symbol" w:hint="default"/>
-      </w:rPr>
-    </w:lvl>
-    <w:lvl w:ilvl="7" w:tplc="5D3E80C8">
-      <w:start w:val="1"/>
-      <w:numFmt w:val="bullet"/>
-      <w:lvlText w:val="o"/>
-      <w:lvlJc w:val="left"/>
-      <w:pPr>
-        <w:ind w:left="5760" w:hanging="360"/>
-      </w:pPr>
-      <w:rPr>
-        <w:rFonts w:ascii="Courier New" w:hAnsi="Courier New" w:hint="default"/>
-      </w:rPr>
-    </w:lvl>
-    <w:lvl w:ilvl="8" w:tplc="1ADE0BBC">
-      <w:start w:val="1"/>
-      <w:numFmt w:val="bullet"/>
-      <w:lvlText w:val=""/>
-      <w:lvlJc w:val="left"/>
-      <w:pPr>
-        <w:ind w:left="6480" w:hanging="360"/>
-      </w:pPr>
-      <w:rPr>
-        <w:rFonts w:ascii="Wingdings" w:hAnsi="Wingdings" w:hint="default"/>
-      </w:rPr>
-    </w:lvl>
-  </w:abstractNum>
-  <w:num w:numId="1" w16cid:durableId="994336533">
-    <w:abstractNumId w:val="34"/>
+  <w:num w:numId="1" w16cid:durableId="1395007836">
+    <w:abstractNumId w:val="2"/>
   </w:num>
-  <w:num w:numId="2" w16cid:durableId="16859814">
-    <w:abstractNumId w:val="24"/>
-  </w:num>
-  <w:num w:numId="3" w16cid:durableId="1939867071">
-    <w:abstractNumId w:val="39"/>
-  </w:num>
-  <w:num w:numId="4" w16cid:durableId="233202062">
-    <w:abstractNumId w:val="41"/>
-  </w:num>
-  <w:num w:numId="5" w16cid:durableId="42096668">
-    <w:abstractNumId w:val="26"/>
-  </w:num>
-  <w:num w:numId="6" w16cid:durableId="1340622729">
-    <w:abstractNumId w:val="13"/>
-  </w:num>
-  <w:num w:numId="7" w16cid:durableId="403066321">
-    <w:abstractNumId w:val="49"/>
-  </w:num>
-  <w:num w:numId="8" w16cid:durableId="870268030">
-    <w:abstractNumId w:val="47"/>
-  </w:num>
-  <w:num w:numId="9" w16cid:durableId="94256687">
-    <w:abstractNumId w:val="40"/>
-  </w:num>
-  <w:num w:numId="10" w16cid:durableId="1448349269">
-    <w:abstractNumId w:val="30"/>
-  </w:num>
-  <w:num w:numId="11" w16cid:durableId="599139278">
-    <w:abstractNumId w:val="20"/>
-  </w:num>
-  <w:num w:numId="12" w16cid:durableId="907879669">
-    <w:abstractNumId w:val="5"/>
-  </w:num>
-  <w:num w:numId="13" w16cid:durableId="856309424">
-    <w:abstractNumId w:val="43"/>
-  </w:num>
-  <w:num w:numId="14" w16cid:durableId="1756627788">
-    <w:abstractNumId w:val="11"/>
-  </w:num>
-  <w:num w:numId="15" w16cid:durableId="288973551">
-    <w:abstractNumId w:val="28"/>
-  </w:num>
-  <w:num w:numId="16" w16cid:durableId="329411711">
+  <w:num w:numId="2" w16cid:durableId="383524221">
     <w:abstractNumId w:val="0"/>
   </w:num>
-  <w:num w:numId="17" w16cid:durableId="20906668">
-    <w:abstractNumId w:val="37"/>
-  </w:num>
-  <w:num w:numId="18" w16cid:durableId="1635408413">
-    <w:abstractNumId w:val="36"/>
-  </w:num>
-  <w:num w:numId="19" w16cid:durableId="652293171">
-    <w:abstractNumId w:val="32"/>
-  </w:num>
-  <w:num w:numId="20" w16cid:durableId="1614942761">
-    <w:abstractNumId w:val="4"/>
-  </w:num>
-  <w:num w:numId="21" w16cid:durableId="2000764084">
-    <w:abstractNumId w:val="38"/>
-  </w:num>
-  <w:num w:numId="22" w16cid:durableId="1739671523">
-    <w:abstractNumId w:val="19"/>
-  </w:num>
-  <w:num w:numId="23" w16cid:durableId="616525940">
-    <w:abstractNumId w:val="25"/>
-  </w:num>
-  <w:num w:numId="24" w16cid:durableId="1845826060">
-    <w:abstractNumId w:val="42"/>
-  </w:num>
-  <w:num w:numId="25" w16cid:durableId="960113283">
-    <w:abstractNumId w:val="8"/>
-  </w:num>
-  <w:num w:numId="26" w16cid:durableId="1593080917">
-    <w:abstractNumId w:val="16"/>
-  </w:num>
-  <w:num w:numId="27" w16cid:durableId="1828398570">
-    <w:abstractNumId w:val="33"/>
-  </w:num>
-  <w:num w:numId="28" w16cid:durableId="1301575660">
-    <w:abstractNumId w:val="23"/>
-  </w:num>
-  <w:num w:numId="29" w16cid:durableId="1836333228">
-    <w:abstractNumId w:val="27"/>
-  </w:num>
-  <w:num w:numId="30" w16cid:durableId="44258159">
+  <w:num w:numId="3" w16cid:durableId="1856382266">
     <w:abstractNumId w:val="1"/>
   </w:num>
-  <w:num w:numId="31" w16cid:durableId="1315379250">
-    <w:abstractNumId w:val="6"/>
-  </w:num>
-  <w:num w:numId="32" w16cid:durableId="293684647">
-    <w:abstractNumId w:val="9"/>
-  </w:num>
-  <w:num w:numId="33" w16cid:durableId="1959986992">
-    <w:abstractNumId w:val="35"/>
-  </w:num>
-  <w:num w:numId="34" w16cid:durableId="1395007836">
-    <w:abstractNumId w:val="48"/>
-  </w:num>
-  <w:num w:numId="35" w16cid:durableId="682129762">
-    <w:abstractNumId w:val="45"/>
-  </w:num>
-  <w:num w:numId="36" w16cid:durableId="2055689847">
-    <w:abstractNumId w:val="29"/>
-  </w:num>
-  <w:num w:numId="37" w16cid:durableId="740519526">
-    <w:abstractNumId w:val="3"/>
-  </w:num>
-  <w:num w:numId="38" w16cid:durableId="1682657349">
-    <w:abstractNumId w:val="15"/>
-  </w:num>
-  <w:num w:numId="39" w16cid:durableId="120077111">
-    <w:abstractNumId w:val="46"/>
-  </w:num>
-  <w:num w:numId="40" w16cid:durableId="2085956642">
-    <w:abstractNumId w:val="22"/>
-  </w:num>
-  <w:num w:numId="41" w16cid:durableId="297731571">
-    <w:abstractNumId w:val="14"/>
-  </w:num>
-  <w:num w:numId="42" w16cid:durableId="535658259">
-    <w:abstractNumId w:val="31"/>
-  </w:num>
-  <w:num w:numId="43" w16cid:durableId="549612182">
-    <w:abstractNumId w:val="12"/>
-  </w:num>
-  <w:num w:numId="44" w16cid:durableId="2138642135">
-    <w:abstractNumId w:val="44"/>
-  </w:num>
-  <w:num w:numId="45" w16cid:durableId="868223490">
-    <w:abstractNumId w:val="10"/>
-  </w:num>
-  <w:num w:numId="46" w16cid:durableId="383524221">
-    <w:abstractNumId w:val="2"/>
-  </w:num>
-  <w:num w:numId="47" w16cid:durableId="387148988">
-    <w:abstractNumId w:val="21"/>
-  </w:num>
-  <w:num w:numId="48" w16cid:durableId="1410233896">
-    <w:abstractNumId w:val="7"/>
-  </w:num>
-  <w:num w:numId="49" w16cid:durableId="1856382266">
-    <w:abstractNumId w:val="17"/>
-  </w:num>
-  <w:num w:numId="50" w16cid:durableId="78134790">
-    <w:abstractNumId w:val="18"/>
-  </w:num>
+  <w:numIdMacAtCleanup w:val="3"/>
 </w:numbering>
 </file>
 
@@ -10109,7 +5881,7 @@
       <w:keepNext/>
       <w:keepLines/>
       <w:numPr>
-        <w:numId w:val="34"/>
+        <w:numId w:val="1"/>
       </w:numPr>
       <w:spacing w:before="360" w:after="80"/>
       <w:outlineLvl w:val="0"/>
@@ -10135,7 +5907,7 @@
       <w:keepLines/>
       <w:numPr>
         <w:ilvl w:val="1"/>
-        <w:numId w:val="34"/>
+        <w:numId w:val="1"/>
       </w:numPr>
       <w:spacing w:before="160" w:after="80"/>
       <w:outlineLvl w:val="1"/>
@@ -10161,7 +5933,7 @@
       <w:keepLines/>
       <w:numPr>
         <w:ilvl w:val="2"/>
-        <w:numId w:val="34"/>
+        <w:numId w:val="1"/>
       </w:numPr>
       <w:spacing w:before="160" w:after="80"/>
       <w:outlineLvl w:val="2"/>
@@ -10187,7 +5959,7 @@
       <w:keepLines/>
       <w:numPr>
         <w:ilvl w:val="3"/>
-        <w:numId w:val="34"/>
+        <w:numId w:val="1"/>
       </w:numPr>
       <w:spacing w:before="80" w:after="40"/>
       <w:outlineLvl w:val="3"/>
@@ -10213,7 +5985,7 @@
       <w:keepLines/>
       <w:numPr>
         <w:ilvl w:val="4"/>
-        <w:numId w:val="34"/>
+        <w:numId w:val="1"/>
       </w:numPr>
       <w:spacing w:before="80" w:after="40"/>
       <w:outlineLvl w:val="4"/>
@@ -10238,7 +6010,7 @@
       <w:keepLines/>
       <w:numPr>
         <w:ilvl w:val="5"/>
-        <w:numId w:val="34"/>
+        <w:numId w:val="1"/>
       </w:numPr>
       <w:spacing w:before="40" w:after="0"/>
       <w:outlineLvl w:val="5"/>
@@ -10265,7 +6037,7 @@
       <w:keepLines/>
       <w:numPr>
         <w:ilvl w:val="6"/>
-        <w:numId w:val="34"/>
+        <w:numId w:val="1"/>
       </w:numPr>
       <w:spacing w:before="40" w:after="0"/>
       <w:outlineLvl w:val="6"/>
@@ -10290,7 +6062,7 @@
       <w:keepLines/>
       <w:numPr>
         <w:ilvl w:val="7"/>
-        <w:numId w:val="34"/>
+        <w:numId w:val="1"/>
       </w:numPr>
       <w:spacing w:after="0"/>
       <w:outlineLvl w:val="7"/>
@@ -10317,7 +6089,7 @@
       <w:keepLines/>
       <w:numPr>
         <w:ilvl w:val="8"/>
-        <w:numId w:val="34"/>
+        <w:numId w:val="1"/>
       </w:numPr>
       <w:spacing w:after="0"/>
       <w:outlineLvl w:val="8"/>
@@ -10404,6 +6176,7 @@
       <w:i/>
       <w:iCs/>
       <w:color w:val="365F91" w:themeColor="accent1" w:themeShade="BF"/>
+      <w:sz w:val="26"/>
     </w:rPr>
   </w:style>
   <w:style w:type="character" w:customStyle="1" w:styleId="Heading5Char">
@@ -10415,6 +6188,7 @@
     <w:rPr>
       <w:rFonts w:eastAsiaTheme="majorEastAsia" w:cstheme="majorBidi"/>
       <w:color w:val="365F91" w:themeColor="accent1" w:themeShade="BF"/>
+      <w:sz w:val="26"/>
     </w:rPr>
   </w:style>
   <w:style w:type="character" w:customStyle="1" w:styleId="Heading6Char">
@@ -10429,6 +6203,7 @@
       <w:i/>
       <w:iCs/>
       <w:color w:val="595959" w:themeColor="text1" w:themeTint="A6"/>
+      <w:sz w:val="26"/>
     </w:rPr>
   </w:style>
   <w:style w:type="character" w:customStyle="1" w:styleId="Heading7Char">
@@ -10441,6 +6216,7 @@
     <w:rPr>
       <w:rFonts w:eastAsiaTheme="majorEastAsia" w:cstheme="majorBidi"/>
       <w:color w:val="595959" w:themeColor="text1" w:themeTint="A6"/>
+      <w:sz w:val="26"/>
     </w:rPr>
   </w:style>
   <w:style w:type="character" w:customStyle="1" w:styleId="Heading8Char">
@@ -10455,6 +6231,7 @@
       <w:i/>
       <w:iCs/>
       <w:color w:val="272727" w:themeColor="text1" w:themeTint="D8"/>
+      <w:sz w:val="26"/>
     </w:rPr>
   </w:style>
   <w:style w:type="character" w:customStyle="1" w:styleId="Heading9Char">
@@ -10467,6 +6244,7 @@
     <w:rPr>
       <w:rFonts w:eastAsiaTheme="majorEastAsia" w:cstheme="majorBidi"/>
       <w:color w:val="272727" w:themeColor="text1" w:themeTint="D8"/>
+      <w:sz w:val="26"/>
     </w:rPr>
   </w:style>
   <w:style w:type="paragraph" w:styleId="Title">
@@ -11222,6 +7000,7 @@
     <w:rsid w:val="005A1D2B"/>
     <w:rsid w:val="00690E31"/>
     <w:rsid w:val="006D7AC7"/>
+    <w:rsid w:val="00773B85"/>
     <w:rsid w:val="00797E59"/>
     <w:rsid w:val="007A3068"/>
     <w:rsid w:val="00826915"/>
@@ -11232,6 +7011,7 @@
     <w:rsid w:val="009E669E"/>
     <w:rsid w:val="00B74EBA"/>
     <w:rsid w:val="00C6551D"/>
+    <w:rsid w:val="00C66BB0"/>
     <w:rsid w:val="00D44B8C"/>
     <w:rsid w:val="00D75F52"/>
     <w:rsid w:val="00D835DE"/>

--- a/doc/development/HPCDATAMGM-2088 - External Archive Auto-Tiering.docx
+++ b/doc/development/HPCDATAMGM-2088 - External Archive Auto-Tiering.docx
@@ -3410,23 +3410,6 @@
     </w:p>
     <w:p>
       <w:pPr>
-        <w:ind w:left="720"/>
-      </w:pPr>
-      <w:r>
-        <w:rPr>
-          <w:rFonts w:ascii="Courier-Bold" w:hAnsi="Courier-Bold" w:cs="Courier-Bold"/>
-          <w:b/>
-          <w:bCs/>
-          <w:color w:val="3200CA"/>
-          <w:kern w:val="0"/>
-          <w:sz w:val="24"/>
-          <w:szCs w:val="24"/>
-        </w:rPr>
-        <w:t>usage:</w:t>
-      </w:r>
-    </w:p>
-    <w:p>
-      <w:pPr>
         <w:tabs>
           <w:tab w:val="left" w:pos="560"/>
           <w:tab w:val="left" w:pos="1120"/>
@@ -3447,333 +3430,15 @@
         <w:spacing w:after="0" w:line="240" w:lineRule="auto"/>
         <w:ind w:left="720"/>
         <w:rPr>
-          <w:rFonts w:ascii="Courier New" w:hAnsi="Courier New" w:cs="Courier New"/>
-          <w:color w:val="3B2322"/>
-          <w:kern w:val="0"/>
-          <w:sz w:val="24"/>
-          <w:szCs w:val="24"/>
-        </w:rPr>
-      </w:pPr>
-      <w:r>
-        <w:rPr>
           <w:rFonts w:ascii="Courier-Bold" w:hAnsi="Courier-Bold" w:cs="Courier-Bold"/>
           <w:b/>
           <w:bCs/>
-          <w:color w:val="B000B2"/>
-          <w:kern w:val="0"/>
-          <w:sz w:val="24"/>
-          <w:szCs w:val="24"/>
-        </w:rPr>
-        <w:t>trueatimesearch.py</w:t>
-      </w:r>
-      <w:r>
-        <w:rPr>
-          <w:rFonts w:ascii="Courier New" w:hAnsi="Courier New" w:cs="Courier New"/>
-          <w:color w:val="3B2322"/>
-          <w:kern w:val="0"/>
-          <w:sz w:val="24"/>
-          <w:szCs w:val="24"/>
-        </w:rPr>
-        <w:t xml:space="preserve"> [</w:t>
-      </w:r>
-      <w:r>
-        <w:rPr>
-          <w:rFonts w:ascii="Courier New" w:hAnsi="Courier New" w:cs="Courier New"/>
-          <w:color w:val="149802"/>
-          <w:kern w:val="0"/>
-          <w:sz w:val="24"/>
-          <w:szCs w:val="24"/>
-        </w:rPr>
-        <w:t>-h</w:t>
-      </w:r>
-      <w:r>
-        <w:rPr>
-          <w:rFonts w:ascii="Courier New" w:hAnsi="Courier New" w:cs="Courier New"/>
-          <w:color w:val="3B2322"/>
-          <w:kern w:val="0"/>
-          <w:sz w:val="24"/>
-          <w:szCs w:val="24"/>
-        </w:rPr>
-        <w:t xml:space="preserve">] </w:t>
-      </w:r>
-      <w:r>
-        <w:rPr>
-          <w:rFonts w:ascii="Courier New" w:hAnsi="Courier New" w:cs="Courier New"/>
-          <w:color w:val="13939F"/>
-          <w:kern w:val="0"/>
-          <w:sz w:val="24"/>
-          <w:szCs w:val="24"/>
-        </w:rPr>
-        <w:t xml:space="preserve">--since </w:t>
-      </w:r>
-      <w:proofErr w:type="spellStart"/>
-      <w:r>
-        <w:rPr>
-          <w:rFonts w:ascii="Courier New" w:hAnsi="Courier New" w:cs="Courier New"/>
-          <w:color w:val="848604"/>
-          <w:kern w:val="0"/>
-          <w:sz w:val="24"/>
-          <w:szCs w:val="24"/>
-        </w:rPr>
-        <w:t>SINCE</w:t>
-      </w:r>
-      <w:proofErr w:type="spellEnd"/>
-      <w:r>
-        <w:rPr>
-          <w:rFonts w:ascii="Courier New" w:hAnsi="Courier New" w:cs="Courier New"/>
-          <w:color w:val="3B2322"/>
-          <w:kern w:val="0"/>
-          <w:sz w:val="24"/>
-          <w:szCs w:val="24"/>
-        </w:rPr>
-        <w:t xml:space="preserve"> </w:t>
-      </w:r>
-      <w:r>
-        <w:rPr>
-          <w:rFonts w:ascii="Courier New" w:hAnsi="Courier New" w:cs="Courier New"/>
-          <w:color w:val="13939F"/>
-          <w:kern w:val="0"/>
-          <w:sz w:val="24"/>
-          <w:szCs w:val="24"/>
-        </w:rPr>
-        <w:t xml:space="preserve">--host </w:t>
-      </w:r>
-      <w:proofErr w:type="spellStart"/>
-      <w:r>
-        <w:rPr>
-          <w:rFonts w:ascii="Courier New" w:hAnsi="Courier New" w:cs="Courier New"/>
-          <w:color w:val="848604"/>
-          <w:kern w:val="0"/>
-          <w:sz w:val="24"/>
-          <w:szCs w:val="24"/>
-        </w:rPr>
-        <w:t>HOST</w:t>
-      </w:r>
-      <w:proofErr w:type="spellEnd"/>
-      <w:r>
-        <w:rPr>
-          <w:rFonts w:ascii="Courier New" w:hAnsi="Courier New" w:cs="Courier New"/>
-          <w:color w:val="3B2322"/>
-          <w:kern w:val="0"/>
-          <w:sz w:val="24"/>
-          <w:szCs w:val="24"/>
-        </w:rPr>
-        <w:t xml:space="preserve"> [</w:t>
-      </w:r>
-      <w:r>
-        <w:rPr>
-          <w:rFonts w:ascii="Courier New" w:hAnsi="Courier New" w:cs="Courier New"/>
-          <w:color w:val="13939F"/>
-          <w:kern w:val="0"/>
-          <w:sz w:val="24"/>
-          <w:szCs w:val="24"/>
-        </w:rPr>
-        <w:t xml:space="preserve">--port </w:t>
-      </w:r>
-      <w:r>
-        <w:rPr>
-          <w:rFonts w:ascii="Courier New" w:hAnsi="Courier New" w:cs="Courier New"/>
-          <w:color w:val="848604"/>
-          <w:kern w:val="0"/>
-          <w:sz w:val="24"/>
-          <w:szCs w:val="24"/>
-        </w:rPr>
-        <w:t>PORT</w:t>
-      </w:r>
-      <w:r>
-        <w:rPr>
-          <w:rFonts w:ascii="Courier New" w:hAnsi="Courier New" w:cs="Courier New"/>
-          <w:color w:val="3B2322"/>
-          <w:kern w:val="0"/>
-          <w:sz w:val="24"/>
-          <w:szCs w:val="24"/>
-        </w:rPr>
-        <w:t xml:space="preserve">] </w:t>
-      </w:r>
-      <w:r>
-        <w:rPr>
-          <w:rFonts w:ascii="Courier New" w:hAnsi="Courier New" w:cs="Courier New"/>
-          <w:color w:val="13939F"/>
-          <w:kern w:val="0"/>
-          <w:sz w:val="24"/>
-          <w:szCs w:val="24"/>
-        </w:rPr>
-        <w:t xml:space="preserve">--user </w:t>
-      </w:r>
-      <w:proofErr w:type="spellStart"/>
-      <w:r>
-        <w:rPr>
-          <w:rFonts w:ascii="Courier New" w:hAnsi="Courier New" w:cs="Courier New"/>
-          <w:color w:val="848604"/>
-          <w:kern w:val="0"/>
-          <w:sz w:val="24"/>
-          <w:szCs w:val="24"/>
-        </w:rPr>
-        <w:t>USER</w:t>
-      </w:r>
-      <w:proofErr w:type="spellEnd"/>
-      <w:r>
-        <w:rPr>
-          <w:rFonts w:ascii="Courier New" w:hAnsi="Courier New" w:cs="Courier New"/>
-          <w:color w:val="3B2322"/>
-          <w:kern w:val="0"/>
-          <w:sz w:val="24"/>
-          <w:szCs w:val="24"/>
-        </w:rPr>
-        <w:t xml:space="preserve"> [</w:t>
-      </w:r>
-      <w:r>
-        <w:rPr>
-          <w:rFonts w:ascii="Courier New" w:hAnsi="Courier New" w:cs="Courier New"/>
-          <w:color w:val="13939F"/>
-          <w:kern w:val="0"/>
-          <w:sz w:val="24"/>
-          <w:szCs w:val="24"/>
-        </w:rPr>
-        <w:t xml:space="preserve">--password </w:t>
-      </w:r>
-      <w:r>
-        <w:rPr>
-          <w:rFonts w:ascii="Courier New" w:hAnsi="Courier New" w:cs="Courier New"/>
-          <w:color w:val="848604"/>
-          <w:kern w:val="0"/>
-          <w:sz w:val="24"/>
-          <w:szCs w:val="24"/>
-        </w:rPr>
-        <w:t>PASSWORD</w:t>
-      </w:r>
-      <w:r>
-        <w:rPr>
-          <w:rFonts w:ascii="Courier New" w:hAnsi="Courier New" w:cs="Courier New"/>
-          <w:color w:val="3B2322"/>
-          <w:kern w:val="0"/>
-          <w:sz w:val="24"/>
-          <w:szCs w:val="24"/>
-        </w:rPr>
-        <w:t xml:space="preserve">] </w:t>
-      </w:r>
-      <w:r>
-        <w:rPr>
-          <w:rFonts w:ascii="Courier New" w:hAnsi="Courier New" w:cs="Courier New"/>
-          <w:color w:val="13939F"/>
-          <w:kern w:val="0"/>
-          <w:sz w:val="24"/>
-          <w:szCs w:val="24"/>
-        </w:rPr>
-        <w:t xml:space="preserve">--view-path </w:t>
-      </w:r>
-      <w:r>
-        <w:rPr>
-          <w:rFonts w:ascii="Courier New" w:hAnsi="Courier New" w:cs="Courier New"/>
-          <w:color w:val="848604"/>
-          <w:kern w:val="0"/>
-          <w:sz w:val="24"/>
-          <w:szCs w:val="24"/>
-        </w:rPr>
-        <w:t>VIEW_PATH</w:t>
-      </w:r>
-      <w:r>
-        <w:rPr>
-          <w:rFonts w:ascii="Courier New" w:hAnsi="Courier New" w:cs="Courier New"/>
-          <w:color w:val="3B2322"/>
-          <w:kern w:val="0"/>
-          <w:sz w:val="24"/>
-          <w:szCs w:val="24"/>
-        </w:rPr>
-        <w:t xml:space="preserve"> </w:t>
-      </w:r>
-      <w:r>
-        <w:rPr>
-          <w:rFonts w:ascii="Courier New" w:hAnsi="Courier New" w:cs="Courier New"/>
-          <w:color w:val="13939F"/>
-          <w:kern w:val="0"/>
-          <w:sz w:val="24"/>
-          <w:szCs w:val="24"/>
-        </w:rPr>
-        <w:t xml:space="preserve">--bucket </w:t>
-      </w:r>
-      <w:proofErr w:type="spellStart"/>
-      <w:r>
-        <w:rPr>
-          <w:rFonts w:ascii="Courier New" w:hAnsi="Courier New" w:cs="Courier New"/>
-          <w:color w:val="848604"/>
-          <w:kern w:val="0"/>
-          <w:sz w:val="24"/>
-          <w:szCs w:val="24"/>
-        </w:rPr>
-        <w:t>BUCKET</w:t>
-      </w:r>
-      <w:proofErr w:type="spellEnd"/>
-      <w:r>
-        <w:rPr>
-          <w:rFonts w:ascii="Courier New" w:hAnsi="Courier New" w:cs="Courier New"/>
-          <w:color w:val="848604"/>
-          <w:kern w:val="0"/>
-          <w:sz w:val="24"/>
-          <w:szCs w:val="24"/>
-        </w:rPr>
-        <w:t xml:space="preserve"> -</w:t>
-      </w:r>
-      <w:r>
-        <w:rPr>
-          <w:rFonts w:ascii="Courier New" w:hAnsi="Courier New" w:cs="Courier New"/>
-          <w:color w:val="13939F"/>
-          <w:kern w:val="0"/>
-          <w:sz w:val="24"/>
-          <w:szCs w:val="24"/>
-        </w:rPr>
-        <w:t xml:space="preserve">-s3-endpoint </w:t>
-      </w:r>
-      <w:r>
-        <w:rPr>
-          <w:rFonts w:ascii="Courier New" w:hAnsi="Courier New" w:cs="Courier New"/>
-          <w:color w:val="848604"/>
-          <w:kern w:val="0"/>
-          <w:sz w:val="24"/>
-          <w:szCs w:val="24"/>
-        </w:rPr>
-        <w:t>S3_ENDPOINT</w:t>
-      </w:r>
-      <w:r>
-        <w:rPr>
-          <w:rFonts w:ascii="Courier New" w:hAnsi="Courier New" w:cs="Courier New"/>
-          <w:color w:val="3B2322"/>
-          <w:kern w:val="0"/>
-          <w:sz w:val="24"/>
-          <w:szCs w:val="24"/>
-        </w:rPr>
-        <w:t xml:space="preserve"> </w:t>
-      </w:r>
-      <w:r>
-        <w:rPr>
-          <w:rFonts w:ascii="Courier New" w:hAnsi="Courier New" w:cs="Courier New"/>
-          <w:color w:val="13939F"/>
-          <w:kern w:val="0"/>
-          <w:sz w:val="24"/>
-          <w:szCs w:val="24"/>
-        </w:rPr>
-        <w:t xml:space="preserve">--access-key </w:t>
-      </w:r>
-      <w:r>
-        <w:rPr>
-          <w:rFonts w:ascii="Courier New" w:hAnsi="Courier New" w:cs="Courier New"/>
-          <w:color w:val="848604"/>
-          <w:kern w:val="0"/>
-          <w:sz w:val="24"/>
-          <w:szCs w:val="24"/>
-        </w:rPr>
-        <w:t>ACCESS_KEY</w:t>
-      </w:r>
-      <w:r>
-        <w:rPr>
-          <w:rFonts w:ascii="Courier New" w:hAnsi="Courier New" w:cs="Courier New"/>
-          <w:color w:val="3B2322"/>
-          <w:kern w:val="0"/>
-          <w:sz w:val="24"/>
-          <w:szCs w:val="24"/>
-        </w:rPr>
-        <w:t xml:space="preserve"> </w:t>
-      </w:r>
+          <w:color w:val="3200CA"/>
+          <w:kern w:val="0"/>
+          <w:sz w:val="24"/>
+          <w:szCs w:val="24"/>
+        </w:rPr>
+      </w:pPr>
     </w:p>
     <w:p>
       <w:pPr>
@@ -3798,12 +3463,78 @@
         <w:ind w:left="720"/>
         <w:rPr>
           <w:rFonts w:ascii="Courier New" w:hAnsi="Courier New" w:cs="Courier New"/>
+          <w:color w:val="13939F"/>
+          <w:kern w:val="0"/>
+          <w:sz w:val="24"/>
+          <w:szCs w:val="24"/>
+        </w:rPr>
+      </w:pPr>
+      <w:r>
+        <w:rPr>
+          <w:rFonts w:ascii="Courier-Bold" w:hAnsi="Courier-Bold" w:cs="Courier-Bold"/>
+          <w:b/>
+          <w:bCs/>
+          <w:color w:val="3200CA"/>
+          <w:kern w:val="0"/>
+          <w:sz w:val="24"/>
+          <w:szCs w:val="24"/>
+        </w:rPr>
+        <w:t xml:space="preserve">usage: </w:t>
+      </w:r>
+      <w:r>
+        <w:rPr>
+          <w:rFonts w:ascii="Courier-Bold" w:hAnsi="Courier-Bold" w:cs="Courier-Bold"/>
+          <w:b/>
+          <w:bCs/>
+          <w:color w:val="B000B2"/>
+          <w:kern w:val="0"/>
+          <w:sz w:val="24"/>
+          <w:szCs w:val="24"/>
+        </w:rPr>
+        <w:t>dme_access_time</w:t>
+      </w:r>
+      <w:r>
+        <w:rPr>
+          <w:rFonts w:ascii="Courier-Bold" w:hAnsi="Courier-Bold" w:cs="Courier-Bold"/>
+          <w:b/>
+          <w:bCs/>
+          <w:color w:val="B000B2"/>
+          <w:kern w:val="0"/>
+          <w:sz w:val="24"/>
+          <w:szCs w:val="24"/>
+        </w:rPr>
+        <w:t>.py</w:t>
+      </w:r>
+      <w:r>
+        <w:rPr>
+          <w:rFonts w:ascii="Courier New" w:hAnsi="Courier New" w:cs="Courier New"/>
           <w:color w:val="3B2322"/>
           <w:kern w:val="0"/>
           <w:sz w:val="24"/>
           <w:szCs w:val="24"/>
         </w:rPr>
-      </w:pPr>
+        <w:t xml:space="preserve"> [</w:t>
+      </w:r>
+      <w:r>
+        <w:rPr>
+          <w:rFonts w:ascii="Courier New" w:hAnsi="Courier New" w:cs="Courier New"/>
+          <w:color w:val="149802"/>
+          <w:kern w:val="0"/>
+          <w:sz w:val="24"/>
+          <w:szCs w:val="24"/>
+        </w:rPr>
+        <w:t>-h</w:t>
+      </w:r>
+      <w:r>
+        <w:rPr>
+          <w:rFonts w:ascii="Courier New" w:hAnsi="Courier New" w:cs="Courier New"/>
+          <w:color w:val="3B2322"/>
+          <w:kern w:val="0"/>
+          <w:sz w:val="24"/>
+          <w:szCs w:val="24"/>
+        </w:rPr>
+        <w:t xml:space="preserve">] </w:t>
+      </w:r>
       <w:r>
         <w:rPr>
           <w:rFonts w:ascii="Courier New" w:hAnsi="Courier New" w:cs="Courier New"/>
@@ -3812,6 +3543,314 @@
           <w:sz w:val="24"/>
           <w:szCs w:val="24"/>
         </w:rPr>
+        <w:t xml:space="preserve">--since </w:t>
+      </w:r>
+      <w:proofErr w:type="spellStart"/>
+      <w:r>
+        <w:rPr>
+          <w:rFonts w:ascii="Courier New" w:hAnsi="Courier New" w:cs="Courier New"/>
+          <w:color w:val="848604"/>
+          <w:kern w:val="0"/>
+          <w:sz w:val="24"/>
+          <w:szCs w:val="24"/>
+        </w:rPr>
+        <w:t>SINCE</w:t>
+      </w:r>
+      <w:proofErr w:type="spellEnd"/>
+      <w:r>
+        <w:rPr>
+          <w:rFonts w:ascii="Courier New" w:hAnsi="Courier New" w:cs="Courier New"/>
+          <w:color w:val="3B2322"/>
+          <w:kern w:val="0"/>
+          <w:sz w:val="24"/>
+          <w:szCs w:val="24"/>
+        </w:rPr>
+        <w:t xml:space="preserve"> </w:t>
+      </w:r>
+      <w:r>
+        <w:rPr>
+          <w:rFonts w:ascii="Courier New" w:hAnsi="Courier New" w:cs="Courier New"/>
+          <w:color w:val="13939F"/>
+          <w:kern w:val="0"/>
+          <w:sz w:val="24"/>
+          <w:szCs w:val="24"/>
+        </w:rPr>
+        <w:t xml:space="preserve">--host </w:t>
+      </w:r>
+      <w:proofErr w:type="spellStart"/>
+      <w:r>
+        <w:rPr>
+          <w:rFonts w:ascii="Courier New" w:hAnsi="Courier New" w:cs="Courier New"/>
+          <w:color w:val="848604"/>
+          <w:kern w:val="0"/>
+          <w:sz w:val="24"/>
+          <w:szCs w:val="24"/>
+        </w:rPr>
+        <w:t>HOST</w:t>
+      </w:r>
+      <w:proofErr w:type="spellEnd"/>
+      <w:r>
+        <w:rPr>
+          <w:rFonts w:ascii="Courier New" w:hAnsi="Courier New" w:cs="Courier New"/>
+          <w:color w:val="3B2322"/>
+          <w:kern w:val="0"/>
+          <w:sz w:val="24"/>
+          <w:szCs w:val="24"/>
+        </w:rPr>
+        <w:t xml:space="preserve"> [</w:t>
+      </w:r>
+      <w:r>
+        <w:rPr>
+          <w:rFonts w:ascii="Courier New" w:hAnsi="Courier New" w:cs="Courier New"/>
+          <w:color w:val="13939F"/>
+          <w:kern w:val="0"/>
+          <w:sz w:val="24"/>
+          <w:szCs w:val="24"/>
+        </w:rPr>
+        <w:t xml:space="preserve">--port </w:t>
+      </w:r>
+      <w:r>
+        <w:rPr>
+          <w:rFonts w:ascii="Courier New" w:hAnsi="Courier New" w:cs="Courier New"/>
+          <w:color w:val="848604"/>
+          <w:kern w:val="0"/>
+          <w:sz w:val="24"/>
+          <w:szCs w:val="24"/>
+        </w:rPr>
+        <w:t>PORT</w:t>
+      </w:r>
+      <w:r>
+        <w:rPr>
+          <w:rFonts w:ascii="Courier New" w:hAnsi="Courier New" w:cs="Courier New"/>
+          <w:color w:val="3B2322"/>
+          <w:kern w:val="0"/>
+          <w:sz w:val="24"/>
+          <w:szCs w:val="24"/>
+        </w:rPr>
+        <w:t xml:space="preserve">] </w:t>
+      </w:r>
+      <w:r>
+        <w:rPr>
+          <w:rFonts w:ascii="Courier New" w:hAnsi="Courier New" w:cs="Courier New"/>
+          <w:color w:val="13939F"/>
+          <w:kern w:val="0"/>
+          <w:sz w:val="24"/>
+          <w:szCs w:val="24"/>
+        </w:rPr>
+        <w:t xml:space="preserve">--user </w:t>
+      </w:r>
+      <w:proofErr w:type="spellStart"/>
+      <w:r>
+        <w:rPr>
+          <w:rFonts w:ascii="Courier New" w:hAnsi="Courier New" w:cs="Courier New"/>
+          <w:color w:val="848604"/>
+          <w:kern w:val="0"/>
+          <w:sz w:val="24"/>
+          <w:szCs w:val="24"/>
+        </w:rPr>
+        <w:t>USER</w:t>
+      </w:r>
+      <w:proofErr w:type="spellEnd"/>
+      <w:r>
+        <w:rPr>
+          <w:rFonts w:ascii="Courier New" w:hAnsi="Courier New" w:cs="Courier New"/>
+          <w:color w:val="3B2322"/>
+          <w:kern w:val="0"/>
+          <w:sz w:val="24"/>
+          <w:szCs w:val="24"/>
+        </w:rPr>
+        <w:t xml:space="preserve"> [</w:t>
+      </w:r>
+      <w:r>
+        <w:rPr>
+          <w:rFonts w:ascii="Courier New" w:hAnsi="Courier New" w:cs="Courier New"/>
+          <w:color w:val="13939F"/>
+          <w:kern w:val="0"/>
+          <w:sz w:val="24"/>
+          <w:szCs w:val="24"/>
+        </w:rPr>
+        <w:t xml:space="preserve">--password </w:t>
+      </w:r>
+      <w:r>
+        <w:rPr>
+          <w:rFonts w:ascii="Courier New" w:hAnsi="Courier New" w:cs="Courier New"/>
+          <w:color w:val="848604"/>
+          <w:kern w:val="0"/>
+          <w:sz w:val="24"/>
+          <w:szCs w:val="24"/>
+        </w:rPr>
+        <w:t>PASSWORD</w:t>
+      </w:r>
+      <w:r>
+        <w:rPr>
+          <w:rFonts w:ascii="Courier New" w:hAnsi="Courier New" w:cs="Courier New"/>
+          <w:color w:val="3B2322"/>
+          <w:kern w:val="0"/>
+          <w:sz w:val="24"/>
+          <w:szCs w:val="24"/>
+        </w:rPr>
+        <w:t xml:space="preserve">] </w:t>
+      </w:r>
+      <w:r>
+        <w:rPr>
+          <w:rFonts w:ascii="Courier New" w:hAnsi="Courier New" w:cs="Courier New"/>
+          <w:color w:val="13939F"/>
+          <w:kern w:val="0"/>
+          <w:sz w:val="24"/>
+          <w:szCs w:val="24"/>
+        </w:rPr>
+        <w:t xml:space="preserve">--view-path </w:t>
+      </w:r>
+      <w:r>
+        <w:rPr>
+          <w:rFonts w:ascii="Courier New" w:hAnsi="Courier New" w:cs="Courier New"/>
+          <w:color w:val="848604"/>
+          <w:kern w:val="0"/>
+          <w:sz w:val="24"/>
+          <w:szCs w:val="24"/>
+        </w:rPr>
+        <w:t>VIEW_PATH</w:t>
+      </w:r>
+      <w:r>
+        <w:rPr>
+          <w:rFonts w:ascii="Courier New" w:hAnsi="Courier New" w:cs="Courier New"/>
+          <w:color w:val="3B2322"/>
+          <w:kern w:val="0"/>
+          <w:sz w:val="24"/>
+          <w:szCs w:val="24"/>
+        </w:rPr>
+        <w:t xml:space="preserve"> </w:t>
+      </w:r>
+      <w:r>
+        <w:rPr>
+          <w:rFonts w:ascii="Courier New" w:hAnsi="Courier New" w:cs="Courier New"/>
+          <w:color w:val="13939F"/>
+          <w:kern w:val="0"/>
+          <w:sz w:val="24"/>
+          <w:szCs w:val="24"/>
+        </w:rPr>
+        <w:t xml:space="preserve">--bucket </w:t>
+      </w:r>
+      <w:proofErr w:type="spellStart"/>
+      <w:r>
+        <w:rPr>
+          <w:rFonts w:ascii="Courier New" w:hAnsi="Courier New" w:cs="Courier New"/>
+          <w:color w:val="848604"/>
+          <w:kern w:val="0"/>
+          <w:sz w:val="24"/>
+          <w:szCs w:val="24"/>
+        </w:rPr>
+        <w:t>BUCKET</w:t>
+      </w:r>
+      <w:proofErr w:type="spellEnd"/>
+      <w:r>
+        <w:rPr>
+          <w:rFonts w:ascii="Courier New" w:hAnsi="Courier New" w:cs="Courier New"/>
+          <w:color w:val="848604"/>
+          <w:kern w:val="0"/>
+          <w:sz w:val="24"/>
+          <w:szCs w:val="24"/>
+        </w:rPr>
+        <w:t xml:space="preserve"> </w:t>
+      </w:r>
+      <w:r>
+        <w:rPr>
+          <w:rFonts w:ascii="Courier New" w:hAnsi="Courier New" w:cs="Courier New"/>
+          <w:color w:val="13939F"/>
+          <w:kern w:val="0"/>
+          <w:sz w:val="24"/>
+          <w:szCs w:val="24"/>
+        </w:rPr>
+        <w:t xml:space="preserve">--object-id </w:t>
+      </w:r>
+      <w:r>
+        <w:rPr>
+          <w:rFonts w:ascii="Courier New" w:hAnsi="Courier New" w:cs="Courier New"/>
+          <w:color w:val="848604"/>
+          <w:kern w:val="0"/>
+          <w:sz w:val="24"/>
+          <w:szCs w:val="24"/>
+        </w:rPr>
+        <w:t>OBJECT_ID</w:t>
+      </w:r>
+      <w:r>
+        <w:rPr>
+          <w:rFonts w:ascii="Courier New" w:hAnsi="Courier New" w:cs="Courier New"/>
+          <w:color w:val="3B2322"/>
+          <w:kern w:val="0"/>
+          <w:sz w:val="24"/>
+          <w:szCs w:val="24"/>
+        </w:rPr>
+        <w:t xml:space="preserve"> </w:t>
+      </w:r>
+      <w:r>
+        <w:rPr>
+          <w:rFonts w:ascii="Courier New" w:hAnsi="Courier New" w:cs="Courier New"/>
+          <w:color w:val="13939F"/>
+          <w:kern w:val="0"/>
+          <w:sz w:val="24"/>
+          <w:szCs w:val="24"/>
+        </w:rPr>
+        <w:t xml:space="preserve">--s3-endpoint </w:t>
+      </w:r>
+      <w:r>
+        <w:rPr>
+          <w:rFonts w:ascii="Courier New" w:hAnsi="Courier New" w:cs="Courier New"/>
+          <w:color w:val="848604"/>
+          <w:kern w:val="0"/>
+          <w:sz w:val="24"/>
+          <w:szCs w:val="24"/>
+        </w:rPr>
+        <w:t>S3_ENDPOINT</w:t>
+      </w:r>
+      <w:r>
+        <w:rPr>
+          <w:rFonts w:ascii="Courier New" w:hAnsi="Courier New" w:cs="Courier New"/>
+          <w:color w:val="3B2322"/>
+          <w:kern w:val="0"/>
+          <w:sz w:val="24"/>
+          <w:szCs w:val="24"/>
+        </w:rPr>
+        <w:t xml:space="preserve"> </w:t>
+      </w:r>
+      <w:r>
+        <w:rPr>
+          <w:rFonts w:ascii="Courier New" w:hAnsi="Courier New" w:cs="Courier New"/>
+          <w:color w:val="13939F"/>
+          <w:kern w:val="0"/>
+          <w:sz w:val="24"/>
+          <w:szCs w:val="24"/>
+        </w:rPr>
+        <w:t xml:space="preserve">--access-key </w:t>
+      </w:r>
+      <w:r>
+        <w:rPr>
+          <w:rFonts w:ascii="Courier New" w:hAnsi="Courier New" w:cs="Courier New"/>
+          <w:color w:val="848604"/>
+          <w:kern w:val="0"/>
+          <w:sz w:val="24"/>
+          <w:szCs w:val="24"/>
+        </w:rPr>
+        <w:t>ACCESS_KEY</w:t>
+      </w:r>
+      <w:r>
+        <w:rPr>
+          <w:rFonts w:ascii="Courier New" w:hAnsi="Courier New" w:cs="Courier New"/>
+          <w:color w:val="3B2322"/>
+          <w:kern w:val="0"/>
+          <w:sz w:val="24"/>
+          <w:szCs w:val="24"/>
+        </w:rPr>
+        <w:t xml:space="preserve"> </w:t>
+      </w:r>
+      <w:r>
+        <w:rPr>
+          <w:rFonts w:ascii="Courier New" w:hAnsi="Courier New" w:cs="Courier New"/>
+          <w:color w:val="13939F"/>
+          <w:kern w:val="0"/>
+          <w:sz w:val="24"/>
+          <w:szCs w:val="24"/>
+        </w:rPr>
         <w:t xml:space="preserve">--secret-key </w:t>
       </w:r>
       <w:r>
@@ -3852,11 +3891,29 @@
           <w:sz w:val="24"/>
           <w:szCs w:val="24"/>
         </w:rPr>
+        <w:t>] [</w:t>
+      </w:r>
+      <w:r>
+        <w:rPr>
+          <w:rFonts w:ascii="Courier New" w:hAnsi="Courier New" w:cs="Courier New"/>
+          <w:color w:val="13939F"/>
+          <w:kern w:val="0"/>
+          <w:sz w:val="24"/>
+          <w:szCs w:val="24"/>
+        </w:rPr>
+        <w:t>--insecure</w:t>
+      </w:r>
+      <w:r>
+        <w:rPr>
+          <w:rFonts w:ascii="Courier New" w:hAnsi="Courier New" w:cs="Courier New"/>
+          <w:color w:val="3B2322"/>
+          <w:kern w:val="0"/>
+          <w:sz w:val="24"/>
+          <w:szCs w:val="24"/>
+        </w:rPr>
         <w:t>]</w:t>
       </w:r>
-    </w:p>
-    <w:p>
-      <w:pPr>
+      <w:r>
         <w:rPr>
           <w:rFonts w:ascii="Courier New" w:hAnsi="Courier New" w:cs="Courier New"/>
           <w:color w:val="13939F"/>
@@ -3864,7 +3921,8 @@
           <w:sz w:val="24"/>
           <w:szCs w:val="24"/>
         </w:rPr>
-      </w:pPr>
+        <w:t xml:space="preserve"> </w:t>
+      </w:r>
       <w:r>
         <w:rPr>
           <w:rFonts w:ascii="Courier New" w:hAnsi="Courier New" w:cs="Courier New"/>
@@ -3896,37 +3954,20 @@
         <w:t>y</w:t>
       </w:r>
       <w:r>
-        <w:t xml:space="preserve"> to identify the list </w:t>
-      </w:r>
-      <w:proofErr w:type="gramStart"/>
-      <w:r>
-        <w:t>of</w:t>
+        <w:t xml:space="preserve"> to identify the list of</w:t>
       </w:r>
       <w:r>
         <w:t xml:space="preserve"> </w:t>
       </w:r>
       <w:r>
-        <w:t xml:space="preserve"> individual</w:t>
-      </w:r>
-      <w:proofErr w:type="gramEnd"/>
-      <w:r>
-        <w:t xml:space="preserve"> </w:t>
+        <w:t xml:space="preserve"> individual </w:t>
       </w:r>
       <w:r>
         <w:t>files due for auto-tiering</w:t>
       </w:r>
-    </w:p>
-    <w:p>
-      <w:pPr>
-        <w:ind w:left="576"/>
-        <w:rPr>
-          <w:rFonts w:ascii="Courier New" w:hAnsi="Courier New" w:cs="Courier New"/>
-          <w:color w:val="149802"/>
-          <w:kern w:val="0"/>
-          <w:sz w:val="24"/>
-          <w:szCs w:val="24"/>
-        </w:rPr>
-      </w:pPr>
+      <w:r>
+        <w:br/>
+      </w:r>
       <w:r>
         <w:rPr>
           <w:rFonts w:ascii="Courier-Bold" w:hAnsi="Courier-Bold" w:cs="Courier-Bold"/>
@@ -3949,6 +3990,50 @@
         </w:rPr>
         <w:t xml:space="preserve"> </w:t>
       </w:r>
+      <w:proofErr w:type="spellStart"/>
+      <w:r>
+        <w:rPr>
+          <w:rFonts w:ascii="Courier New" w:hAnsi="Courier New" w:cs="Courier New"/>
+          <w:color w:val="3B2322"/>
+          <w:kern w:val="0"/>
+          <w:sz w:val="24"/>
+          <w:szCs w:val="24"/>
+        </w:rPr>
+        <w:t>parent_path</w:t>
+      </w:r>
+      <w:proofErr w:type="spellEnd"/>
+      <w:r>
+        <w:rPr>
+          <w:rFonts w:ascii="Courier New" w:hAnsi="Courier New" w:cs="Courier New"/>
+          <w:color w:val="3B2322"/>
+          <w:kern w:val="0"/>
+          <w:sz w:val="24"/>
+          <w:szCs w:val="24"/>
+        </w:rPr>
+        <w:t xml:space="preserve"> || name, </w:t>
+      </w:r>
+      <w:proofErr w:type="spellStart"/>
+      <w:r>
+        <w:rPr>
+          <w:rFonts w:ascii="Courier New" w:hAnsi="Courier New" w:cs="Courier New"/>
+          <w:color w:val="3B2322"/>
+          <w:kern w:val="0"/>
+          <w:sz w:val="24"/>
+          <w:szCs w:val="24"/>
+        </w:rPr>
+        <w:t>element_type</w:t>
+      </w:r>
+      <w:proofErr w:type="spellEnd"/>
+      <w:r>
+        <w:rPr>
+          <w:rFonts w:ascii="Courier New" w:hAnsi="Courier New" w:cs="Courier New"/>
+          <w:color w:val="3B2322"/>
+          <w:kern w:val="0"/>
+          <w:sz w:val="24"/>
+          <w:szCs w:val="24"/>
+        </w:rPr>
+        <w:t xml:space="preserve"> </w:t>
+      </w:r>
       <w:r>
         <w:rPr>
           <w:rFonts w:ascii="Courier-Bold" w:hAnsi="Courier-Bold" w:cs="Courier-Bold"/>
@@ -3959,7 +4044,7 @@
           <w:sz w:val="24"/>
           <w:szCs w:val="24"/>
         </w:rPr>
-        <w:t>replace</w:t>
+        <w:t>as</w:t>
       </w:r>
       <w:r>
         <w:rPr>
@@ -3969,69 +4054,7 @@
           <w:sz w:val="24"/>
           <w:szCs w:val="24"/>
         </w:rPr>
-        <w:t>(</w:t>
-      </w:r>
-      <w:proofErr w:type="spellStart"/>
-      <w:r>
-        <w:rPr>
-          <w:rFonts w:ascii="Courier New" w:hAnsi="Courier New" w:cs="Courier New"/>
-          <w:color w:val="3B2322"/>
-          <w:kern w:val="0"/>
-          <w:sz w:val="24"/>
-          <w:szCs w:val="24"/>
-        </w:rPr>
-        <w:t>search_path</w:t>
-      </w:r>
-      <w:proofErr w:type="spellEnd"/>
-      <w:r>
-        <w:rPr>
-          <w:rFonts w:ascii="Courier New" w:hAnsi="Courier New" w:cs="Courier New"/>
-          <w:color w:val="3B2322"/>
-          <w:kern w:val="0"/>
-          <w:sz w:val="24"/>
-          <w:szCs w:val="24"/>
-        </w:rPr>
-        <w:t xml:space="preserve">, </w:t>
-      </w:r>
-      <w:r>
-        <w:rPr>
-          <w:rFonts w:ascii="Courier New" w:hAnsi="Courier New" w:cs="Courier New"/>
-          <w:color w:val="149802"/>
-          <w:kern w:val="0"/>
-          <w:sz w:val="24"/>
-          <w:szCs w:val="24"/>
-        </w:rPr>
-        <w:t>'/CBIIT/DMAP/DMEDataStage2/AUTO-TIERING'</w:t>
-      </w:r>
-      <w:r>
-        <w:rPr>
-          <w:rFonts w:ascii="Courier New" w:hAnsi="Courier New" w:cs="Courier New"/>
-          <w:color w:val="3B2322"/>
-          <w:kern w:val="0"/>
-          <w:sz w:val="24"/>
-          <w:szCs w:val="24"/>
-        </w:rPr>
-        <w:t xml:space="preserve">, </w:t>
-      </w:r>
-      <w:r>
-        <w:rPr>
-          <w:rFonts w:ascii="Courier New" w:hAnsi="Courier New" w:cs="Courier New"/>
-          <w:color w:val="149802"/>
-          <w:kern w:val="0"/>
-          <w:sz w:val="24"/>
-          <w:szCs w:val="24"/>
-        </w:rPr>
-        <w:t>''</w:t>
-      </w:r>
-      <w:r>
-        <w:rPr>
-          <w:rFonts w:ascii="Courier New" w:hAnsi="Courier New" w:cs="Courier New"/>
-          <w:color w:val="3B2322"/>
-          <w:kern w:val="0"/>
-          <w:sz w:val="24"/>
-          <w:szCs w:val="24"/>
-        </w:rPr>
-        <w:t xml:space="preserve">) || name </w:t>
+        <w:t xml:space="preserve"> </w:t>
       </w:r>
       <w:r>
         <w:rPr>
@@ -4043,7 +4066,7 @@
           <w:sz w:val="24"/>
           <w:szCs w:val="24"/>
         </w:rPr>
-        <w:t>as</w:t>
+        <w:t>path</w:t>
       </w:r>
       <w:r>
         <w:rPr>
@@ -4053,7 +4076,71 @@
           <w:sz w:val="24"/>
           <w:szCs w:val="24"/>
         </w:rPr>
-        <w:t xml:space="preserve"> </w:t>
+        <w:t xml:space="preserve">, </w:t>
+      </w:r>
+      <w:proofErr w:type="spellStart"/>
+      <w:r>
+        <w:rPr>
+          <w:rFonts w:ascii="Courier New" w:hAnsi="Courier New" w:cs="Courier New"/>
+          <w:color w:val="3B2322"/>
+          <w:kern w:val="0"/>
+          <w:sz w:val="24"/>
+          <w:szCs w:val="24"/>
+        </w:rPr>
+        <w:t>user_tags</w:t>
+      </w:r>
+      <w:proofErr w:type="spellEnd"/>
+      <w:r>
+        <w:rPr>
+          <w:rFonts w:ascii="Courier New" w:hAnsi="Courier New" w:cs="Courier New"/>
+          <w:color w:val="3B2322"/>
+          <w:kern w:val="0"/>
+          <w:sz w:val="24"/>
+          <w:szCs w:val="24"/>
+        </w:rPr>
+        <w:t>[</w:t>
+      </w:r>
+      <w:r>
+        <w:rPr>
+          <w:rFonts w:ascii="Courier New" w:hAnsi="Courier New" w:cs="Courier New"/>
+          <w:color w:val="149802"/>
+          <w:kern w:val="0"/>
+          <w:sz w:val="24"/>
+          <w:szCs w:val="24"/>
+        </w:rPr>
+        <w:t>'</w:t>
+      </w:r>
+      <w:proofErr w:type="spellStart"/>
+      <w:r>
+        <w:rPr>
+          <w:rFonts w:ascii="Courier New" w:hAnsi="Courier New" w:cs="Courier New"/>
+          <w:color w:val="149802"/>
+          <w:kern w:val="0"/>
+          <w:sz w:val="24"/>
+          <w:szCs w:val="24"/>
+        </w:rPr>
+        <w:t>dme_access_time</w:t>
+      </w:r>
+      <w:proofErr w:type="spellEnd"/>
+      <w:r>
+        <w:rPr>
+          <w:rFonts w:ascii="Courier New" w:hAnsi="Courier New" w:cs="Courier New"/>
+          <w:color w:val="149802"/>
+          <w:kern w:val="0"/>
+          <w:sz w:val="24"/>
+          <w:szCs w:val="24"/>
+        </w:rPr>
+        <w:t>'</w:t>
+      </w:r>
+      <w:r>
+        <w:rPr>
+          <w:rFonts w:ascii="Courier New" w:hAnsi="Courier New" w:cs="Courier New"/>
+          <w:color w:val="3B2322"/>
+          <w:kern w:val="0"/>
+          <w:sz w:val="24"/>
+          <w:szCs w:val="24"/>
+        </w:rPr>
+        <w:t xml:space="preserve">] </w:t>
       </w:r>
       <w:r>
         <w:rPr>
@@ -4065,7 +4152,7 @@
           <w:sz w:val="24"/>
           <w:szCs w:val="24"/>
         </w:rPr>
-        <w:t>path</w:t>
+        <w:t>as</w:t>
       </w:r>
       <w:r>
         <w:rPr>
@@ -4077,6 +4164,49 @@
         </w:rPr>
         <w:t xml:space="preserve"> </w:t>
       </w:r>
+      <w:proofErr w:type="spellStart"/>
+      <w:r>
+        <w:rPr>
+          <w:rFonts w:ascii="Courier New" w:hAnsi="Courier New" w:cs="Courier New"/>
+          <w:color w:val="3B2322"/>
+          <w:kern w:val="0"/>
+          <w:sz w:val="24"/>
+          <w:szCs w:val="24"/>
+        </w:rPr>
+        <w:t>dme</w:t>
+      </w:r>
+      <w:r>
+        <w:rPr>
+          <w:rFonts w:ascii="Courier New" w:hAnsi="Courier New" w:cs="Courier New"/>
+          <w:color w:val="3B2322"/>
+          <w:kern w:val="0"/>
+          <w:sz w:val="24"/>
+          <w:szCs w:val="24"/>
+        </w:rPr>
+        <w:t>_access_</w:t>
+      </w:r>
+      <w:r>
+        <w:rPr>
+          <w:rFonts w:ascii="Courier New" w:hAnsi="Courier New" w:cs="Courier New"/>
+          <w:color w:val="3B2322"/>
+          <w:kern w:val="0"/>
+          <w:sz w:val="24"/>
+          <w:szCs w:val="24"/>
+        </w:rPr>
+        <w:t>time</w:t>
+      </w:r>
+      <w:proofErr w:type="spellEnd"/>
+      <w:r>
+        <w:rPr>
+          <w:rFonts w:ascii="Courier New" w:hAnsi="Courier New" w:cs="Courier New"/>
+          <w:color w:val="3B2322"/>
+          <w:kern w:val="0"/>
+          <w:sz w:val="24"/>
+          <w:szCs w:val="24"/>
+        </w:rPr>
+        <w:t xml:space="preserve"> </w:t>
+      </w:r>
+      <w:proofErr w:type="spellStart"/>
       <w:r>
         <w:rPr>
           <w:rFonts w:ascii="Courier-Bold" w:hAnsi="Courier-Bold" w:cs="Courier-Bold"/>
@@ -4097,7 +4227,18 @@
           <w:sz w:val="24"/>
           <w:szCs w:val="24"/>
         </w:rPr>
-        <w:t xml:space="preserve"> "vast-big-catalog-bucket|vast_big_catalog_schema"."vast_big_catalog_table" </w:t>
+        <w:t xml:space="preserve"> vast_big_catalog_</w:t>
+      </w:r>
+      <w:proofErr w:type="spellEnd"/>
+      <w:r>
+        <w:rPr>
+          <w:rFonts w:ascii="Courier New" w:hAnsi="Courier New" w:cs="Courier New"/>
+          <w:color w:val="3B2322"/>
+          <w:kern w:val="0"/>
+          <w:sz w:val="24"/>
+          <w:szCs w:val="24"/>
+        </w:rPr>
+        <w:t xml:space="preserve">table </w:t>
       </w:r>
       <w:r>
         <w:rPr>
@@ -4194,7 +4335,7 @@
           <w:sz w:val="24"/>
           <w:szCs w:val="24"/>
         </w:rPr>
-        <w:t>atime</w:t>
+        <w:t>parent_path</w:t>
       </w:r>
       <w:proofErr w:type="spellEnd"/>
       <w:r>
@@ -4205,9 +4346,8 @@
           <w:sz w:val="24"/>
           <w:szCs w:val="24"/>
         </w:rPr>
-        <w:t xml:space="preserve"> &lt; </w:t>
-      </w:r>
-      <w:proofErr w:type="spellStart"/>
+        <w:t xml:space="preserve"> </w:t>
+      </w:r>
       <w:r>
         <w:rPr>
           <w:rFonts w:ascii="Courier-Bold" w:hAnsi="Courier-Bold" w:cs="Courier-Bold"/>
@@ -4218,9 +4358,8 @@
           <w:sz w:val="24"/>
           <w:szCs w:val="24"/>
         </w:rPr>
-        <w:t>current_timestamp</w:t>
-      </w:r>
-      <w:proofErr w:type="spellEnd"/>
+        <w:t>like</w:t>
+      </w:r>
       <w:r>
         <w:rPr>
           <w:rFonts w:ascii="Courier New" w:hAnsi="Courier New" w:cs="Courier New"/>
@@ -4229,7 +4368,27 @@
           <w:sz w:val="24"/>
           <w:szCs w:val="24"/>
         </w:rPr>
-        <w:t xml:space="preserve"> - </w:t>
+        <w:t xml:space="preserve"> </w:t>
+      </w:r>
+      <w:r>
+        <w:rPr>
+          <w:rFonts w:ascii="Courier New" w:hAnsi="Courier New" w:cs="Courier New"/>
+          <w:color w:val="149802"/>
+          <w:kern w:val="0"/>
+          <w:sz w:val="24"/>
+          <w:szCs w:val="24"/>
+        </w:rPr>
+        <w:t>'/CBIIT/DMAP/DME_test_DataStage2/AUTO-TIERING%'</w:t>
+      </w:r>
+      <w:r>
+        <w:rPr>
+          <w:rFonts w:ascii="Courier New" w:hAnsi="Courier New" w:cs="Courier New"/>
+          <w:color w:val="3B2322"/>
+          <w:kern w:val="0"/>
+          <w:sz w:val="24"/>
+          <w:szCs w:val="24"/>
+        </w:rPr>
+        <w:t xml:space="preserve"> </w:t>
       </w:r>
       <w:r>
         <w:rPr>
@@ -4241,7 +4400,7 @@
           <w:sz w:val="24"/>
           <w:szCs w:val="24"/>
         </w:rPr>
-        <w:t>INTERVAL</w:t>
+        <w:t>and</w:t>
       </w:r>
       <w:r>
         <w:rPr>
@@ -4251,7 +4410,29 @@
           <w:sz w:val="24"/>
           <w:szCs w:val="24"/>
         </w:rPr>
-        <w:t xml:space="preserve"> </w:t>
+        <w:t xml:space="preserve"> (</w:t>
+      </w:r>
+      <w:proofErr w:type="spellStart"/>
+      <w:r>
+        <w:rPr>
+          <w:rFonts w:ascii="Courier New" w:hAnsi="Courier New" w:cs="Courier New"/>
+          <w:color w:val="3B2322"/>
+          <w:kern w:val="0"/>
+          <w:sz w:val="24"/>
+          <w:szCs w:val="24"/>
+        </w:rPr>
+        <w:t>user_tags</w:t>
+      </w:r>
+      <w:proofErr w:type="spellEnd"/>
+      <w:r>
+        <w:rPr>
+          <w:rFonts w:ascii="Courier New" w:hAnsi="Courier New" w:cs="Courier New"/>
+          <w:color w:val="3B2322"/>
+          <w:kern w:val="0"/>
+          <w:sz w:val="24"/>
+          <w:szCs w:val="24"/>
+        </w:rPr>
+        <w:t>[</w:t>
       </w:r>
       <w:r>
         <w:rPr>
@@ -4261,7 +4442,29 @@
           <w:sz w:val="24"/>
           <w:szCs w:val="24"/>
         </w:rPr>
-        <w:t>'6'</w:t>
+        <w:t>'</w:t>
+      </w:r>
+      <w:proofErr w:type="spellStart"/>
+      <w:r>
+        <w:rPr>
+          <w:rFonts w:ascii="Courier New" w:hAnsi="Courier New" w:cs="Courier New"/>
+          <w:color w:val="149802"/>
+          <w:kern w:val="0"/>
+          <w:sz w:val="24"/>
+          <w:szCs w:val="24"/>
+        </w:rPr>
+        <w:t>dme_access_time</w:t>
+      </w:r>
+      <w:proofErr w:type="spellEnd"/>
+      <w:r>
+        <w:rPr>
+          <w:rFonts w:ascii="Courier New" w:hAnsi="Courier New" w:cs="Courier New"/>
+          <w:color w:val="149802"/>
+          <w:kern w:val="0"/>
+          <w:sz w:val="24"/>
+          <w:szCs w:val="24"/>
+        </w:rPr>
+        <w:t>'</w:t>
       </w:r>
       <w:r>
         <w:rPr>
@@ -4271,7 +4474,7 @@
           <w:sz w:val="24"/>
           <w:szCs w:val="24"/>
         </w:rPr>
-        <w:t xml:space="preserve"> </w:t>
+        <w:t xml:space="preserve">] </w:t>
       </w:r>
       <w:r>
         <w:rPr>
@@ -4283,7 +4486,7 @@
           <w:sz w:val="24"/>
           <w:szCs w:val="24"/>
         </w:rPr>
-        <w:t>MONTH</w:t>
+        <w:t>is</w:t>
       </w:r>
       <w:r>
         <w:rPr>
@@ -4305,30 +4508,8 @@
           <w:sz w:val="24"/>
           <w:szCs w:val="24"/>
         </w:rPr>
-        <w:t>and</w:t>
-      </w:r>
-      <w:r>
-        <w:rPr>
-          <w:rFonts w:ascii="Courier New" w:hAnsi="Courier New" w:cs="Courier New"/>
-          <w:color w:val="3B2322"/>
-          <w:kern w:val="0"/>
-          <w:sz w:val="24"/>
-          <w:szCs w:val="24"/>
-        </w:rPr>
-        <w:t xml:space="preserve"> </w:t>
-      </w:r>
-      <w:proofErr w:type="spellStart"/>
-      <w:r>
-        <w:rPr>
-          <w:rFonts w:ascii="Courier New" w:hAnsi="Courier New" w:cs="Courier New"/>
-          <w:color w:val="3B2322"/>
-          <w:kern w:val="0"/>
-          <w:sz w:val="24"/>
-          <w:szCs w:val="24"/>
-        </w:rPr>
-        <w:t>search_path</w:t>
-      </w:r>
-      <w:proofErr w:type="spellEnd"/>
+        <w:t>null</w:t>
+      </w:r>
       <w:r>
         <w:rPr>
           <w:rFonts w:ascii="Courier New" w:hAnsi="Courier New" w:cs="Courier New"/>
@@ -4349,27 +4530,7 @@
           <w:sz w:val="24"/>
           <w:szCs w:val="24"/>
         </w:rPr>
-        <w:t>like</w:t>
-      </w:r>
-      <w:r>
-        <w:rPr>
-          <w:rFonts w:ascii="Courier New" w:hAnsi="Courier New" w:cs="Courier New"/>
-          <w:color w:val="3B2322"/>
-          <w:kern w:val="0"/>
-          <w:sz w:val="24"/>
-          <w:szCs w:val="24"/>
-        </w:rPr>
-        <w:t xml:space="preserve"> </w:t>
-      </w:r>
-      <w:r>
-        <w:rPr>
-          <w:rFonts w:ascii="Courier New" w:hAnsi="Courier New" w:cs="Courier New"/>
-          <w:color w:val="149802"/>
-          <w:kern w:val="0"/>
-          <w:sz w:val="24"/>
-          <w:szCs w:val="24"/>
-        </w:rPr>
-        <w:t>'/CBIIT/DMAP/DMEDataStage2/AUTO-TIERING'</w:t>
+        <w:t>or</w:t>
       </w:r>
       <w:r>
         <w:rPr>
@@ -4391,7 +4552,7 @@
           <w:sz w:val="24"/>
           <w:szCs w:val="24"/>
         </w:rPr>
-        <w:t>and</w:t>
+        <w:t>CAST</w:t>
       </w:r>
       <w:r>
         <w:rPr>
@@ -4401,7 +4562,71 @@
           <w:sz w:val="24"/>
           <w:szCs w:val="24"/>
         </w:rPr>
-        <w:t xml:space="preserve"> name </w:t>
+        <w:t>(</w:t>
+      </w:r>
+      <w:proofErr w:type="spellStart"/>
+      <w:r>
+        <w:rPr>
+          <w:rFonts w:ascii="Courier New" w:hAnsi="Courier New" w:cs="Courier New"/>
+          <w:color w:val="3B2322"/>
+          <w:kern w:val="0"/>
+          <w:sz w:val="24"/>
+          <w:szCs w:val="24"/>
+        </w:rPr>
+        <w:t>user_tags</w:t>
+      </w:r>
+      <w:proofErr w:type="spellEnd"/>
+      <w:r>
+        <w:rPr>
+          <w:rFonts w:ascii="Courier New" w:hAnsi="Courier New" w:cs="Courier New"/>
+          <w:color w:val="3B2322"/>
+          <w:kern w:val="0"/>
+          <w:sz w:val="24"/>
+          <w:szCs w:val="24"/>
+        </w:rPr>
+        <w:t>[</w:t>
+      </w:r>
+      <w:r>
+        <w:rPr>
+          <w:rFonts w:ascii="Courier New" w:hAnsi="Courier New" w:cs="Courier New"/>
+          <w:color w:val="149802"/>
+          <w:kern w:val="0"/>
+          <w:sz w:val="24"/>
+          <w:szCs w:val="24"/>
+        </w:rPr>
+        <w:t>'</w:t>
+      </w:r>
+      <w:proofErr w:type="spellStart"/>
+      <w:r>
+        <w:rPr>
+          <w:rFonts w:ascii="Courier New" w:hAnsi="Courier New" w:cs="Courier New"/>
+          <w:color w:val="149802"/>
+          <w:kern w:val="0"/>
+          <w:sz w:val="24"/>
+          <w:szCs w:val="24"/>
+        </w:rPr>
+        <w:t>dme_access_time</w:t>
+      </w:r>
+      <w:proofErr w:type="spellEnd"/>
+      <w:r>
+        <w:rPr>
+          <w:rFonts w:ascii="Courier New" w:hAnsi="Courier New" w:cs="Courier New"/>
+          <w:color w:val="149802"/>
+          <w:kern w:val="0"/>
+          <w:sz w:val="24"/>
+          <w:szCs w:val="24"/>
+        </w:rPr>
+        <w:t>'</w:t>
+      </w:r>
+      <w:r>
+        <w:rPr>
+          <w:rFonts w:ascii="Courier New" w:hAnsi="Courier New" w:cs="Courier New"/>
+          <w:color w:val="3B2322"/>
+          <w:kern w:val="0"/>
+          <w:sz w:val="24"/>
+          <w:szCs w:val="24"/>
+        </w:rPr>
+        <w:t xml:space="preserve">] </w:t>
       </w:r>
       <w:r>
         <w:rPr>
@@ -4413,7 +4638,7 @@
           <w:sz w:val="24"/>
           <w:szCs w:val="24"/>
         </w:rPr>
-        <w:t>NOT</w:t>
+        <w:t>AS</w:t>
       </w:r>
       <w:r>
         <w:rPr>
@@ -4435,7 +4660,7 @@
           <w:sz w:val="24"/>
           <w:szCs w:val="24"/>
         </w:rPr>
-        <w:t>LIKE</w:t>
+        <w:t>TIMESTAMP</w:t>
       </w:r>
       <w:r>
         <w:rPr>
@@ -4445,6 +4670,52 @@
           <w:sz w:val="24"/>
           <w:szCs w:val="24"/>
         </w:rPr>
+        <w:t xml:space="preserve">) &lt; </w:t>
+      </w:r>
+      <w:proofErr w:type="spellStart"/>
+      <w:r>
+        <w:rPr>
+          <w:rFonts w:ascii="Courier-Bold" w:hAnsi="Courier-Bold" w:cs="Courier-Bold"/>
+          <w:b/>
+          <w:bCs/>
+          <w:color w:val="802A19"/>
+          <w:kern w:val="0"/>
+          <w:sz w:val="24"/>
+          <w:szCs w:val="24"/>
+        </w:rPr>
+        <w:t>current_timestamp</w:t>
+      </w:r>
+      <w:proofErr w:type="spellEnd"/>
+      <w:r>
+        <w:rPr>
+          <w:rFonts w:ascii="Courier New" w:hAnsi="Courier New" w:cs="Courier New"/>
+          <w:color w:val="3B2322"/>
+          <w:kern w:val="0"/>
+          <w:sz w:val="24"/>
+          <w:szCs w:val="24"/>
+        </w:rPr>
+        <w:t xml:space="preserve"> - </w:t>
+      </w:r>
+      <w:r>
+        <w:rPr>
+          <w:rFonts w:ascii="Courier-Bold" w:hAnsi="Courier-Bold" w:cs="Courier-Bold"/>
+          <w:b/>
+          <w:bCs/>
+          <w:color w:val="802A19"/>
+          <w:kern w:val="0"/>
+          <w:sz w:val="24"/>
+          <w:szCs w:val="24"/>
+        </w:rPr>
+        <w:t>INTERVAL</w:t>
+      </w:r>
+      <w:r>
+        <w:rPr>
+          <w:rFonts w:ascii="Courier New" w:hAnsi="Courier New" w:cs="Courier New"/>
+          <w:color w:val="3B2322"/>
+          <w:kern w:val="0"/>
+          <w:sz w:val="24"/>
+          <w:szCs w:val="24"/>
+        </w:rPr>
         <w:t xml:space="preserve"> </w:t>
       </w:r>
       <w:r>
@@ -4455,7 +4726,39 @@
           <w:sz w:val="24"/>
           <w:szCs w:val="24"/>
         </w:rPr>
-        <w:t>'%/'</w:t>
+        <w:t>'6'</w:t>
+      </w:r>
+      <w:r>
+        <w:rPr>
+          <w:rFonts w:ascii="Courier New" w:hAnsi="Courier New" w:cs="Courier New"/>
+          <w:color w:val="3B2322"/>
+          <w:kern w:val="0"/>
+          <w:sz w:val="24"/>
+          <w:szCs w:val="24"/>
+        </w:rPr>
+        <w:t xml:space="preserve"> </w:t>
+      </w:r>
+      <w:r>
+        <w:rPr>
+          <w:rFonts w:ascii="Courier-Bold" w:hAnsi="Courier-Bold" w:cs="Courier-Bold"/>
+          <w:b/>
+          <w:bCs/>
+          <w:color w:val="802A19"/>
+          <w:kern w:val="0"/>
+          <w:sz w:val="24"/>
+          <w:szCs w:val="24"/>
+        </w:rPr>
+        <w:t>MONTH</w:t>
+      </w:r>
+      <w:r>
+        <w:rPr>
+          <w:rFonts w:ascii="Courier New" w:hAnsi="Courier New" w:cs="Courier New"/>
+          <w:color w:val="3B2322"/>
+          <w:kern w:val="0"/>
+          <w:sz w:val="24"/>
+          <w:szCs w:val="24"/>
+        </w:rPr>
+        <w:t>) ;</w:t>
       </w:r>
     </w:p>
     <w:p>
@@ -4919,7 +5222,7 @@
             </wp:anchor>
           </w:drawing>
         </mc:Choice>
-        <mc:Fallback xmlns:a="http://schemas.openxmlformats.org/drawingml/2006/main" xmlns:arto="http://schemas.microsoft.com/office/word/2006/arto">
+        <mc:Fallback xmlns:arto="http://schemas.microsoft.com/office/word/2006/arto" xmlns:a="http://schemas.openxmlformats.org/drawingml/2006/main">
           <w:pict>
             <v:rect id="Rectangle 72" style="position:absolute;margin-left:0;margin-top:0;width:580.8pt;height:752.4pt;z-index:251661312;visibility:visible;mso-wrap-style:square;mso-width-percent:950;mso-height-percent:950;mso-wrap-distance-left:9pt;mso-wrap-distance-top:0;mso-wrap-distance-right:9pt;mso-wrap-distance-bottom:0;mso-position-horizontal:center;mso-position-horizontal-relative:page;mso-position-vertical:center;mso-position-vertical-relative:page;mso-width-percent:950;mso-height-percent:950;mso-width-relative:page;mso-height-relative:page;v-text-anchor:middle" o:spid="_x0000_s1026" filled="f" strokecolor="#938953 [1614]" strokeweight="1.25pt" w14:anchorId="5C3517D5" o:gfxdata="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">
               <w10:wrap anchorx="page" anchory="page"/>
@@ -5864,7 +6167,7 @@
   <w:style w:type="paragraph" w:default="1" w:styleId="Normal">
     <w:name w:val="Normal"/>
     <w:qFormat/>
-    <w:rsid w:val="002D0624"/>
+    <w:rsid w:val="00A0610B"/>
     <w:rPr>
       <w:sz w:val="26"/>
     </w:rPr>
@@ -6992,6 +7295,7 @@
     <w:rsid w:val="002E3481"/>
     <w:rsid w:val="00300C11"/>
     <w:rsid w:val="00376212"/>
+    <w:rsid w:val="00396093"/>
     <w:rsid w:val="003E3252"/>
     <w:rsid w:val="00480526"/>
     <w:rsid w:val="004845D4"/>
@@ -7000,6 +7304,7 @@
     <w:rsid w:val="005A1D2B"/>
     <w:rsid w:val="00690E31"/>
     <w:rsid w:val="006D7AC7"/>
+    <w:rsid w:val="007071F5"/>
     <w:rsid w:val="00773B85"/>
     <w:rsid w:val="00797E59"/>
     <w:rsid w:val="007A3068"/>

--- a/doc/development/HPCDATAMGM-2088 - External Archive Auto-Tiering.docx
+++ b/doc/development/HPCDATAMGM-2088 - External Archive Auto-Tiering.docx
@@ -2355,6 +2355,57 @@
       <w:r>
         <w:t>The purpose of this document is to provide a technical design to perform auto-tiering from external archives</w:t>
       </w:r>
+      <w:r>
+        <w:t>.</w:t>
+      </w:r>
+    </w:p>
+    <w:p>
+      <w:pPr>
+        <w:ind w:left="576"/>
+      </w:pPr>
+      <w:r>
+        <w:t>User Stories covered:</w:t>
+      </w:r>
+    </w:p>
+    <w:p>
+      <w:pPr>
+        <w:pStyle w:val="ListParagraph"/>
+        <w:numPr>
+          <w:ilvl w:val="0"/>
+          <w:numId w:val="4"/>
+        </w:numPr>
+      </w:pPr>
+      <w:hyperlink r:id="rId8" w:history="1">
+        <w:r>
+          <w:rPr>
+            <w:rStyle w:val="Hyperlink"/>
+          </w:rPr>
+          <w:t>https://tracker.nci.nih.gov/browse/HPCDATAMGM-2088</w:t>
+        </w:r>
+      </w:hyperlink>
+    </w:p>
+    <w:p>
+      <w:pPr>
+        <w:pStyle w:val="ListParagraph"/>
+        <w:numPr>
+          <w:ilvl w:val="0"/>
+          <w:numId w:val="4"/>
+        </w:numPr>
+      </w:pPr>
+      <w:hyperlink r:id="rId9" w:history="1">
+        <w:r>
+          <w:rPr>
+            <w:rStyle w:val="Hyperlink"/>
+          </w:rPr>
+          <w:t>https://tracker.nci.nih.gov/browse/HPCDATAMGM-2088</w:t>
+        </w:r>
+      </w:hyperlink>
+    </w:p>
+    <w:p>
+      <w:pPr>
+        <w:pStyle w:val="ListParagraph"/>
+        <w:ind w:left="1296"/>
+      </w:pPr>
     </w:p>
     <w:p>
       <w:pPr>
@@ -2494,6 +2545,7 @@
       </w:pPr>
       <w:bookmarkStart w:id="6" w:name="_Toc220160286"/>
       <w:r>
+        <w:lastRenderedPageBreak/>
         <w:t>Constraints</w:t>
       </w:r>
       <w:bookmarkEnd w:id="6"/>
@@ -2571,7 +2623,6 @@
         </w:numPr>
       </w:pPr>
       <w:r>
-        <w:lastRenderedPageBreak/>
         <w:t>Locate the external archives that need to be scanned for auto-tiering. This is done by extending the DME data management configuration</w:t>
       </w:r>
     </w:p>
@@ -2776,7 +2827,11 @@
         <w:t xml:space="preserve">For each </w:t>
       </w:r>
       <w:r>
-        <w:t>data management configuration that is configured with external archive to be auto-tiering, the task will create a migration task of a new type – BULK_AUTO_TIERING. This migration task will be added to the HPC_DATA_MIGRATION_TASK table</w:t>
+        <w:t xml:space="preserve">data management configuration that is configured with external archive to be auto-tiering, the task will create a migration task of a new type – </w:t>
+      </w:r>
+      <w:r>
+        <w:lastRenderedPageBreak/>
+        <w:t>BULK_AUTO_TIERING. This migration task will be added to the HPC_DATA_MIGRATION_TASK table</w:t>
       </w:r>
     </w:p>
     <w:p>
@@ -2891,7 +2946,6 @@
         </w:numPr>
       </w:pPr>
       <w:r>
-        <w:lastRenderedPageBreak/>
         <w:t>For each bulk auto-tiering task, a Trino query will be used to identify all the data objects that are included in it. A migration task of type DATA_OBJECT will be created for each file and associated with the bulk request</w:t>
       </w:r>
       <w:r>
@@ -3305,7 +3359,7 @@
       <w:r>
         <w:t xml:space="preserve">Details on how the driver configuration is here - </w:t>
       </w:r>
-      <w:hyperlink r:id="rId8" w:history="1">
+      <w:hyperlink r:id="rId10" w:history="1">
         <w:r>
           <w:rPr>
             <w:rStyle w:val="Hyperlink"/>
@@ -4010,29 +4064,7 @@
           <w:sz w:val="24"/>
           <w:szCs w:val="24"/>
         </w:rPr>
-        <w:t xml:space="preserve"> || name, </w:t>
-      </w:r>
-      <w:proofErr w:type="spellStart"/>
-      <w:r>
-        <w:rPr>
-          <w:rFonts w:ascii="Courier New" w:hAnsi="Courier New" w:cs="Courier New"/>
-          <w:color w:val="3B2322"/>
-          <w:kern w:val="0"/>
-          <w:sz w:val="24"/>
-          <w:szCs w:val="24"/>
-        </w:rPr>
-        <w:t>element_type</w:t>
-      </w:r>
-      <w:proofErr w:type="spellEnd"/>
-      <w:r>
-        <w:rPr>
-          <w:rFonts w:ascii="Courier New" w:hAnsi="Courier New" w:cs="Courier New"/>
-          <w:color w:val="3B2322"/>
-          <w:kern w:val="0"/>
-          <w:sz w:val="24"/>
-          <w:szCs w:val="24"/>
-        </w:rPr>
-        <w:t xml:space="preserve"> </w:t>
+        <w:t xml:space="preserve"> || name </w:t>
       </w:r>
       <w:r>
         <w:rPr>
@@ -4206,7 +4238,6 @@
         </w:rPr>
         <w:t xml:space="preserve"> </w:t>
       </w:r>
-      <w:proofErr w:type="spellStart"/>
       <w:r>
         <w:rPr>
           <w:rFonts w:ascii="Courier-Bold" w:hAnsi="Courier-Bold" w:cs="Courier-Bold"/>
@@ -4227,7 +4258,18 @@
           <w:sz w:val="24"/>
           <w:szCs w:val="24"/>
         </w:rPr>
-        <w:t xml:space="preserve"> vast_big_catalog_</w:t>
+        <w:t xml:space="preserve"> </w:t>
+      </w:r>
+      <w:proofErr w:type="spellStart"/>
+      <w:r>
+        <w:rPr>
+          <w:rFonts w:ascii="Courier New" w:hAnsi="Courier New" w:cs="Courier New"/>
+          <w:color w:val="3B2322"/>
+          <w:kern w:val="0"/>
+          <w:sz w:val="24"/>
+          <w:szCs w:val="24"/>
+        </w:rPr>
+        <w:t>vast_big_catalog_table</w:t>
       </w:r>
       <w:proofErr w:type="spellEnd"/>
       <w:r>
@@ -4238,7 +4280,7 @@
           <w:sz w:val="24"/>
           <w:szCs w:val="24"/>
         </w:rPr>
-        <w:t xml:space="preserve">table </w:t>
+        <w:t xml:space="preserve"> </w:t>
       </w:r>
       <w:r>
         <w:rPr>
@@ -4863,10 +4905,10 @@
       </w:pPr>
     </w:p>
     <w:sectPr>
-      <w:headerReference w:type="default" r:id="rId9"/>
-      <w:footerReference w:type="default" r:id="rId10"/>
-      <w:headerReference w:type="first" r:id="rId11"/>
-      <w:footerReference w:type="first" r:id="rId12"/>
+      <w:headerReference w:type="default" r:id="rId11"/>
+      <w:footerReference w:type="default" r:id="rId12"/>
+      <w:headerReference w:type="first" r:id="rId13"/>
+      <w:footerReference w:type="first" r:id="rId14"/>
       <w:pgSz w:w="12240" w:h="15840"/>
       <w:pgMar w:top="1440" w:right="720" w:bottom="1440" w:left="720" w:header="720" w:footer="720" w:gutter="0"/>
       <w:cols w:space="720"/>
@@ -5222,7 +5264,7 @@
             </wp:anchor>
           </w:drawing>
         </mc:Choice>
-        <mc:Fallback xmlns:arto="http://schemas.microsoft.com/office/word/2006/arto" xmlns:a="http://schemas.openxmlformats.org/drawingml/2006/main">
+        <mc:Fallback xmlns:a="http://schemas.openxmlformats.org/drawingml/2006/main" xmlns:arto="http://schemas.microsoft.com/office/word/2006/arto">
           <w:pict>
             <v:rect id="Rectangle 72" style="position:absolute;margin-left:0;margin-top:0;width:580.8pt;height:752.4pt;z-index:251661312;visibility:visible;mso-wrap-style:square;mso-width-percent:950;mso-height-percent:950;mso-wrap-distance-left:9pt;mso-wrap-distance-top:0;mso-wrap-distance-right:9pt;mso-wrap-distance-bottom:0;mso-position-horizontal:center;mso-position-horizontal-relative:page;mso-position-vertical:center;mso-position-vertical-relative:page;mso-width-percent:950;mso-height-percent:950;mso-width-relative:page;mso-height-relative:page;v-text-anchor:middle" o:spid="_x0000_s1026" filled="f" strokecolor="#938953 [1614]" strokeweight="1.25pt" w14:anchorId="5C3517D5" o:gfxdata="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">
               <w10:wrap anchorx="page" anchory="page"/>
@@ -5660,6 +5702,119 @@
     </w:lvl>
   </w:abstractNum>
   <w:abstractNum w:abstractNumId="2" w15:restartNumberingAfterBreak="0">
+    <w:nsid w:val="446935A6"/>
+    <w:multiLevelType w:val="hybridMultilevel"/>
+    <w:tmpl w:val="A41E7A6C"/>
+    <w:lvl w:ilvl="0" w:tplc="04090001">
+      <w:start w:val="1"/>
+      <w:numFmt w:val="bullet"/>
+      <w:lvlText w:val=""/>
+      <w:lvlJc w:val="left"/>
+      <w:pPr>
+        <w:ind w:left="1296" w:hanging="360"/>
+      </w:pPr>
+      <w:rPr>
+        <w:rFonts w:ascii="Symbol" w:hAnsi="Symbol" w:hint="default"/>
+      </w:rPr>
+    </w:lvl>
+    <w:lvl w:ilvl="1" w:tplc="04090003" w:tentative="1">
+      <w:start w:val="1"/>
+      <w:numFmt w:val="bullet"/>
+      <w:lvlText w:val="o"/>
+      <w:lvlJc w:val="left"/>
+      <w:pPr>
+        <w:ind w:left="2016" w:hanging="360"/>
+      </w:pPr>
+      <w:rPr>
+        <w:rFonts w:ascii="Courier New" w:hAnsi="Courier New" w:cs="Courier New" w:hint="default"/>
+      </w:rPr>
+    </w:lvl>
+    <w:lvl w:ilvl="2" w:tplc="04090005" w:tentative="1">
+      <w:start w:val="1"/>
+      <w:numFmt w:val="bullet"/>
+      <w:lvlText w:val=""/>
+      <w:lvlJc w:val="left"/>
+      <w:pPr>
+        <w:ind w:left="2736" w:hanging="360"/>
+      </w:pPr>
+      <w:rPr>
+        <w:rFonts w:ascii="Wingdings" w:hAnsi="Wingdings" w:hint="default"/>
+      </w:rPr>
+    </w:lvl>
+    <w:lvl w:ilvl="3" w:tplc="04090001" w:tentative="1">
+      <w:start w:val="1"/>
+      <w:numFmt w:val="bullet"/>
+      <w:lvlText w:val=""/>
+      <w:lvlJc w:val="left"/>
+      <w:pPr>
+        <w:ind w:left="3456" w:hanging="360"/>
+      </w:pPr>
+      <w:rPr>
+        <w:rFonts w:ascii="Symbol" w:hAnsi="Symbol" w:hint="default"/>
+      </w:rPr>
+    </w:lvl>
+    <w:lvl w:ilvl="4" w:tplc="04090003" w:tentative="1">
+      <w:start w:val="1"/>
+      <w:numFmt w:val="bullet"/>
+      <w:lvlText w:val="o"/>
+      <w:lvlJc w:val="left"/>
+      <w:pPr>
+        <w:ind w:left="4176" w:hanging="360"/>
+      </w:pPr>
+      <w:rPr>
+        <w:rFonts w:ascii="Courier New" w:hAnsi="Courier New" w:cs="Courier New" w:hint="default"/>
+      </w:rPr>
+    </w:lvl>
+    <w:lvl w:ilvl="5" w:tplc="04090005" w:tentative="1">
+      <w:start w:val="1"/>
+      <w:numFmt w:val="bullet"/>
+      <w:lvlText w:val=""/>
+      <w:lvlJc w:val="left"/>
+      <w:pPr>
+        <w:ind w:left="4896" w:hanging="360"/>
+      </w:pPr>
+      <w:rPr>
+        <w:rFonts w:ascii="Wingdings" w:hAnsi="Wingdings" w:hint="default"/>
+      </w:rPr>
+    </w:lvl>
+    <w:lvl w:ilvl="6" w:tplc="04090001" w:tentative="1">
+      <w:start w:val="1"/>
+      <w:numFmt w:val="bullet"/>
+      <w:lvlText w:val=""/>
+      <w:lvlJc w:val="left"/>
+      <w:pPr>
+        <w:ind w:left="5616" w:hanging="360"/>
+      </w:pPr>
+      <w:rPr>
+        <w:rFonts w:ascii="Symbol" w:hAnsi="Symbol" w:hint="default"/>
+      </w:rPr>
+    </w:lvl>
+    <w:lvl w:ilvl="7" w:tplc="04090003" w:tentative="1">
+      <w:start w:val="1"/>
+      <w:numFmt w:val="bullet"/>
+      <w:lvlText w:val="o"/>
+      <w:lvlJc w:val="left"/>
+      <w:pPr>
+        <w:ind w:left="6336" w:hanging="360"/>
+      </w:pPr>
+      <w:rPr>
+        <w:rFonts w:ascii="Courier New" w:hAnsi="Courier New" w:cs="Courier New" w:hint="default"/>
+      </w:rPr>
+    </w:lvl>
+    <w:lvl w:ilvl="8" w:tplc="04090005" w:tentative="1">
+      <w:start w:val="1"/>
+      <w:numFmt w:val="bullet"/>
+      <w:lvlText w:val=""/>
+      <w:lvlJc w:val="left"/>
+      <w:pPr>
+        <w:ind w:left="7056" w:hanging="360"/>
+      </w:pPr>
+      <w:rPr>
+        <w:rFonts w:ascii="Wingdings" w:hAnsi="Wingdings" w:hint="default"/>
+      </w:rPr>
+    </w:lvl>
+  </w:abstractNum>
+  <w:abstractNum w:abstractNumId="3" w15:restartNumberingAfterBreak="0">
     <w:nsid w:val="7ABF36DF"/>
     <w:multiLevelType w:val="multilevel"/>
     <w:tmpl w:val="04090025"/>
@@ -5755,13 +5910,16 @@
     </w:lvl>
   </w:abstractNum>
   <w:num w:numId="1" w16cid:durableId="1395007836">
-    <w:abstractNumId w:val="2"/>
+    <w:abstractNumId w:val="3"/>
   </w:num>
   <w:num w:numId="2" w16cid:durableId="383524221">
     <w:abstractNumId w:val="0"/>
   </w:num>
   <w:num w:numId="3" w16cid:durableId="1856382266">
     <w:abstractNumId w:val="1"/>
+  </w:num>
+  <w:num w:numId="4" w16cid:durableId="710884847">
+    <w:abstractNumId w:val="2"/>
   </w:num>
   <w:numIdMacAtCleanup w:val="3"/>
 </w:numbering>
@@ -7291,6 +7449,7 @@
     <w:rsidRoot w:val="002E3481"/>
     <w:rsid w:val="000634E3"/>
     <w:rsid w:val="00235B96"/>
+    <w:rsid w:val="00266BAB"/>
     <w:rsid w:val="00277525"/>
     <w:rsid w:val="002E3481"/>
     <w:rsid w:val="00300C11"/>

--- a/doc/development/HPCDATAMGM-2088 - External Archive Auto-Tiering.docx
+++ b/doc/development/HPCDATAMGM-2088 - External Archive Auto-Tiering.docx
@@ -1,6 +1,6 @@
 
 <file path=word/document.xml><?xml version="1.0" encoding="utf-8"?>
-<w:document xmlns:wpc="http://schemas.microsoft.com/office/word/2010/wordprocessingCanvas" xmlns:cx="http://schemas.microsoft.com/office/drawing/2014/chartex" xmlns:cx1="http://schemas.microsoft.com/office/drawing/2015/9/8/chartex" xmlns:cx2="http://schemas.microsoft.com/office/drawing/2015/10/21/chartex" xmlns:cx3="http://schemas.microsoft.com/office/drawing/2016/5/9/chartex" xmlns:cx4="http://schemas.microsoft.com/office/drawing/2016/5/10/chartex" xmlns:cx5="http://schemas.microsoft.com/office/drawing/2016/5/11/chartex" xmlns:cx6="http://schemas.microsoft.com/office/drawing/2016/5/12/chartex" xmlns:cx7="http://schemas.microsoft.com/office/drawing/2016/5/13/chartex" xmlns:cx8="http://schemas.microsoft.com/office/drawing/2016/5/14/chartex" xmlns:mc="http://schemas.openxmlformats.org/markup-compatibility/2006" xmlns:aink="http://schemas.microsoft.com/office/drawing/2016/ink" xmlns:am3d="http://schemas.microsoft.com/office/drawing/2017/model3d" xmlns:o="urn:schemas-microsoft-com:office:office" xmlns:oel="http://schemas.microsoft.com/office/2019/extlst" xmlns:r="http://schemas.openxmlformats.org/officeDocument/2006/relationships" xmlns:m="http://schemas.openxmlformats.org/officeDocument/2006/math" xmlns:v="urn:schemas-microsoft-com:vml" xmlns:wp14="http://schemas.microsoft.com/office/word/2010/wordprocessingDrawing" xmlns:wp="http://schemas.openxmlformats.org/drawingml/2006/wordprocessingDrawing" xmlns:w10="urn:schemas-microsoft-com:office:word" xmlns:w="http://schemas.openxmlformats.org/wordprocessingml/2006/main" xmlns:w14="http://schemas.microsoft.com/office/word/2010/wordml" xmlns:w15="http://schemas.microsoft.com/office/word/2012/wordml" xmlns:w16cex="http://schemas.microsoft.com/office/word/2018/wordml/cex" xmlns:w16cid="http://schemas.microsoft.com/office/word/2016/wordml/cid" xmlns:w16="http://schemas.microsoft.com/office/word/2018/wordml" xmlns:w16du="http://schemas.microsoft.com/office/word/2023/wordml/word16du" xmlns:w16sdtdh="http://schemas.microsoft.com/office/word/2020/wordml/sdtdatahash" xmlns:w16sdtfl="http://schemas.microsoft.com/office/word/2024/wordml/sdtformatlock" xmlns:w16se="http://schemas.microsoft.com/office/word/2015/wordml/symex" xmlns:wpg="http://schemas.microsoft.com/office/word/2010/wordprocessingGroup" xmlns:wpi="http://schemas.microsoft.com/office/word/2010/wordprocessingInk" xmlns:wne="http://schemas.microsoft.com/office/word/2006/wordml" xmlns:wps="http://schemas.microsoft.com/office/word/2010/wordprocessingShape" mc:Ignorable="w14 w15 w16se w16cid w16 w16cex w16sdtdh w16sdtfl w16du wp14">
+<w:document xmlns:wpc="http://schemas.microsoft.com/office/word/2010/wordprocessingCanvas" xmlns:cx="http://schemas.microsoft.com/office/drawing/2014/chartex" xmlns:cx1="http://schemas.microsoft.com/office/drawing/2015/9/8/chartex" xmlns:cx2="http://schemas.microsoft.com/office/drawing/2015/10/21/chartex" xmlns:cx3="http://schemas.microsoft.com/office/drawing/2016/5/9/chartex" xmlns:cx4="http://schemas.microsoft.com/office/drawing/2016/5/10/chartex" xmlns:cx5="http://schemas.microsoft.com/office/drawing/2016/5/11/chartex" xmlns:cx6="http://schemas.microsoft.com/office/drawing/2016/5/12/chartex" xmlns:cx7="http://schemas.microsoft.com/office/drawing/2016/5/13/chartex" xmlns:cx8="http://schemas.microsoft.com/office/drawing/2016/5/14/chartex" xmlns:mc="http://schemas.openxmlformats.org/markup-compatibility/2006" xmlns:m="http://schemas.openxmlformats.org/officeDocument/2006/math" xmlns:aink="http://schemas.microsoft.com/office/drawing/2016/ink" xmlns:am3d="http://schemas.microsoft.com/office/drawing/2017/model3d" xmlns:oel="http://schemas.microsoft.com/office/2019/extlst" xmlns:r="http://schemas.openxmlformats.org/officeDocument/2006/relationships" xmlns:wp14="http://schemas.microsoft.com/office/word/2010/wordprocessingDrawing" xmlns:wp="http://schemas.openxmlformats.org/drawingml/2006/wordprocessingDrawing" xmlns:wpg="http://schemas.microsoft.com/office/word/2010/wordprocessingGroup" xmlns:wpi="http://schemas.microsoft.com/office/word/2010/wordprocessingInk" xmlns:wps="http://schemas.microsoft.com/office/word/2010/wordprocessingShape" xmlns:o="urn:schemas-microsoft-com:office:office" xmlns:v="urn:schemas-microsoft-com:vml" xmlns:w10="urn:schemas-microsoft-com:office:word" xmlns:w="http://schemas.openxmlformats.org/wordprocessingml/2006/main" xmlns:w14="http://schemas.microsoft.com/office/word/2010/wordml" xmlns:w15="http://schemas.microsoft.com/office/word/2012/wordml" xmlns:w16cex="http://schemas.microsoft.com/office/word/2018/wordml/cex" xmlns:w16cid="http://schemas.microsoft.com/office/word/2016/wordml/cid" xmlns:w16="http://schemas.microsoft.com/office/word/2018/wordml" xmlns:w16sdtdh="http://schemas.microsoft.com/office/word/2020/wordml/sdtdatahash" xmlns:w16sdtfl="http://schemas.microsoft.com/office/word/2024/wordml/sdtformatlock" xmlns:w16se="http://schemas.microsoft.com/office/word/2015/wordml/symex" xmlns:w16du="http://schemas.microsoft.com/office/word/2023/wordml/word16du" xmlns:wne="http://schemas.microsoft.com/office/word/2006/wordml" mc:Ignorable="w14 w15 w16se w16cid w16 w16cex w16sdtdh w16sdtfl w16du wp14">
   <w:body>
     <w:p/>
     <w:p>
@@ -2384,38 +2384,41 @@
         </w:r>
       </w:hyperlink>
     </w:p>
-    <w:p>
-      <w:pPr>
-        <w:pStyle w:val="ListParagraph"/>
-        <w:numPr>
-          <w:ilvl w:val="0"/>
-          <w:numId w:val="4"/>
-        </w:numPr>
-      </w:pPr>
-      <w:hyperlink r:id="rId9" w:history="1">
-        <w:r>
-          <w:rPr>
-            <w:rStyle w:val="Hyperlink"/>
-          </w:rPr>
-          <w:t>https://tracker.nci.nih.gov/browse/HPCDATAMGM-2088</w:t>
-        </w:r>
-      </w:hyperlink>
-    </w:p>
+    <w:bookmarkStart w:id="3" w:name="OLE_LINK3"/>
     <w:p>
       <w:pPr>
         <w:pStyle w:val="ListParagraph"/>
         <w:ind w:left="1296"/>
       </w:pPr>
+      <w:r>
+        <w:fldChar w:fldCharType="begin"/>
+      </w:r>
+      <w:r>
+        <w:instrText>HYPERLINK "https://tracker.nci.nih.gov/browse/HPCDATAMGM-2189"</w:instrText>
+      </w:r>
+      <w:r>
+        <w:fldChar w:fldCharType="separate"/>
+      </w:r>
+      <w:r>
+        <w:rPr>
+          <w:rStyle w:val="Hyperlink"/>
+        </w:rPr>
+        <w:t>https://tracker.nci.nih.gov/browse/HPCDATAMGM-2189</w:t>
+      </w:r>
+      <w:r>
+        <w:fldChar w:fldCharType="end"/>
+      </w:r>
     </w:p>
     <w:p>
       <w:pPr>
         <w:pStyle w:val="Heading2"/>
       </w:pPr>
-      <w:bookmarkStart w:id="3" w:name="_Toc220160283"/>
+      <w:bookmarkStart w:id="4" w:name="_Toc220160283"/>
+      <w:bookmarkEnd w:id="3"/>
       <w:r>
         <w:t>Background</w:t>
       </w:r>
-      <w:bookmarkEnd w:id="3"/>
+      <w:bookmarkEnd w:id="4"/>
     </w:p>
     <w:p>
       <w:pPr>
@@ -2459,29 +2462,46 @@
       <w:pPr>
         <w:pStyle w:val="Heading2"/>
       </w:pPr>
-      <w:bookmarkStart w:id="4" w:name="_Toc220160284"/>
+      <w:bookmarkStart w:id="5" w:name="_Toc220160284"/>
       <w:r>
         <w:t>Scope</w:t>
       </w:r>
-      <w:bookmarkEnd w:id="4"/>
+      <w:bookmarkEnd w:id="5"/>
     </w:p>
     <w:p>
       <w:pPr>
         <w:ind w:left="576"/>
       </w:pPr>
       <w:r>
-        <w:t>The scope of this design is around a specific requirement for this new DME capability – documented in HPCDATAMGM-2088. Files in the external archive that were not accessed by users over a given time will be migrated to Glacier Deep Archive. The migration means the files will get registered in DME and then transferred to S3 Glacier archive</w:t>
+        <w:t>The scope of this design is around a specific requirement for this new DME capability – documented in HPCDATAMGM-</w:t>
+      </w:r>
+      <w:proofErr w:type="gramStart"/>
+      <w:r>
+        <w:t>2088</w:t>
+      </w:r>
+      <w:r>
+        <w:t>.</w:t>
+      </w:r>
+      <w:r>
+        <w:t>.</w:t>
+      </w:r>
+      <w:proofErr w:type="gramEnd"/>
+      <w:r>
+        <w:t xml:space="preserve"> Files in the external archive that were not accessed by users over a given time will be migrated to Glacier Deep Archive. The migration means the files will get registered in DME and then transferred to S3 Glacier archive</w:t>
+      </w:r>
+      <w:r>
+        <w:t>. HPCDATAMGM-2189 expands this capability to internal HPC archives</w:t>
       </w:r>
     </w:p>
     <w:p>
       <w:pPr>
         <w:pStyle w:val="Heading2"/>
       </w:pPr>
-      <w:bookmarkStart w:id="5" w:name="_Toc220160285"/>
+      <w:bookmarkStart w:id="6" w:name="_Toc220160285"/>
       <w:r>
         <w:t>Assumptions</w:t>
       </w:r>
-      <w:bookmarkEnd w:id="5"/>
+      <w:bookmarkEnd w:id="6"/>
     </w:p>
     <w:p>
       <w:pPr>
@@ -2543,65 +2563,65 @@
       <w:pPr>
         <w:pStyle w:val="Heading2"/>
       </w:pPr>
-      <w:bookmarkStart w:id="6" w:name="_Toc220160286"/>
+      <w:bookmarkStart w:id="7" w:name="_Toc220160286"/>
       <w:r>
         <w:lastRenderedPageBreak/>
         <w:t>Constraints</w:t>
       </w:r>
-      <w:bookmarkEnd w:id="6"/>
+      <w:bookmarkEnd w:id="7"/>
     </w:p>
     <w:p>
       <w:pPr>
         <w:pStyle w:val="Heading1"/>
       </w:pPr>
-      <w:bookmarkStart w:id="7" w:name="_Toc220160287"/>
+      <w:bookmarkStart w:id="8" w:name="_Toc220160287"/>
       <w:r>
         <w:t>Architecture Design</w:t>
       </w:r>
-      <w:bookmarkEnd w:id="7"/>
+      <w:bookmarkEnd w:id="8"/>
     </w:p>
     <w:p>
       <w:pPr>
         <w:pStyle w:val="Heading2"/>
       </w:pPr>
-      <w:bookmarkStart w:id="8" w:name="_Toc220160288"/>
+      <w:bookmarkStart w:id="9" w:name="_Toc220160288"/>
       <w:r>
         <w:t>Hardware Architecture</w:t>
       </w:r>
-      <w:bookmarkEnd w:id="8"/>
+      <w:bookmarkEnd w:id="9"/>
     </w:p>
     <w:p>
       <w:pPr>
         <w:pStyle w:val="Heading2"/>
       </w:pPr>
-      <w:bookmarkStart w:id="9" w:name="_Toc220160289"/>
+      <w:bookmarkStart w:id="10" w:name="_Toc220160289"/>
       <w:r>
         <w:t xml:space="preserve">Software </w:t>
       </w:r>
       <w:r>
         <w:t>Architecture</w:t>
       </w:r>
-      <w:bookmarkEnd w:id="9"/>
+      <w:bookmarkEnd w:id="10"/>
     </w:p>
     <w:p>
       <w:pPr>
         <w:pStyle w:val="Heading1"/>
       </w:pPr>
-      <w:bookmarkStart w:id="10" w:name="_Toc220160290"/>
+      <w:bookmarkStart w:id="11" w:name="_Toc220160290"/>
       <w:r>
         <w:t>Software Design</w:t>
       </w:r>
-      <w:bookmarkEnd w:id="10"/>
+      <w:bookmarkEnd w:id="11"/>
     </w:p>
     <w:p>
       <w:pPr>
         <w:pStyle w:val="Heading2"/>
       </w:pPr>
-      <w:bookmarkStart w:id="11" w:name="_Toc220160291"/>
+      <w:bookmarkStart w:id="12" w:name="_Toc220160291"/>
       <w:r>
         <w:t>Introduction</w:t>
       </w:r>
-      <w:bookmarkEnd w:id="11"/>
+      <w:bookmarkEnd w:id="12"/>
     </w:p>
     <w:p>
       <w:r>
@@ -2681,21 +2701,21 @@
       <w:pPr>
         <w:pStyle w:val="Heading2"/>
       </w:pPr>
-      <w:bookmarkStart w:id="12" w:name="_Toc220160292"/>
+      <w:bookmarkStart w:id="13" w:name="_Toc220160292"/>
       <w:r>
         <w:t>Detailed Design</w:t>
       </w:r>
-      <w:bookmarkEnd w:id="12"/>
+      <w:bookmarkEnd w:id="13"/>
     </w:p>
     <w:p>
       <w:pPr>
         <w:pStyle w:val="Heading3"/>
       </w:pPr>
-      <w:bookmarkStart w:id="13" w:name="_Toc220160293"/>
+      <w:bookmarkStart w:id="14" w:name="_Toc220160293"/>
       <w:r>
         <w:t>Scheduled Tasks</w:t>
       </w:r>
-      <w:bookmarkEnd w:id="13"/>
+      <w:bookmarkEnd w:id="14"/>
     </w:p>
     <w:p>
       <w:pPr>
@@ -2946,7 +2966,19 @@
         </w:numPr>
       </w:pPr>
       <w:r>
-        <w:t>For each bulk auto-tiering task, a Trino query will be used to identify all the data objects that are included in it. A migration task of type DATA_OBJECT will be created for each file and associated with the bulk request</w:t>
+        <w:t xml:space="preserve">For each bulk auto-tiering task, </w:t>
+      </w:r>
+      <w:r>
+        <w:t xml:space="preserve">based on S3 configuration </w:t>
+      </w:r>
+      <w:r>
+        <w:t xml:space="preserve">a Trino </w:t>
+      </w:r>
+      <w:r>
+        <w:t xml:space="preserve">or Oracle </w:t>
+      </w:r>
+      <w:r>
+        <w:t>query will be used to identify all the data objects that are included in it. A migration task of type DATA_OBJECT will be created for each file and associated with the bulk request</w:t>
       </w:r>
       <w:r>
         <w:t xml:space="preserve">. </w:t>
@@ -3180,11 +3212,11 @@
       <w:pPr>
         <w:pStyle w:val="Heading3"/>
       </w:pPr>
-      <w:bookmarkStart w:id="14" w:name="_Toc220160294"/>
+      <w:bookmarkStart w:id="15" w:name="_Toc220160294"/>
       <w:r>
         <w:t>API</w:t>
       </w:r>
-      <w:bookmarkEnd w:id="14"/>
+      <w:bookmarkEnd w:id="15"/>
     </w:p>
     <w:p>
       <w:pPr>
@@ -3218,26 +3250,16 @@
         <w:t xml:space="preserve"> with empty request/response JSON. 200 will be returned on success.</w:t>
       </w:r>
     </w:p>
-    <w:p>
-      <w:pPr>
-        <w:ind w:left="720"/>
-      </w:pPr>
-    </w:p>
-    <w:p>
-      <w:pPr>
-        <w:pStyle w:val="ListParagraph"/>
-      </w:pPr>
-    </w:p>
     <w:p/>
     <w:p>
       <w:pPr>
         <w:pStyle w:val="Heading3"/>
       </w:pPr>
-      <w:bookmarkStart w:id="15" w:name="_Toc220160295"/>
+      <w:bookmarkStart w:id="16" w:name="_Toc220160295"/>
       <w:r>
         <w:t>DAO</w:t>
       </w:r>
-      <w:bookmarkEnd w:id="15"/>
+      <w:bookmarkEnd w:id="16"/>
     </w:p>
     <w:p>
       <w:pPr>
@@ -3256,7 +3278,13 @@
       </w:r>
       <w:proofErr w:type="spellStart"/>
       <w:r>
-        <w:t>HpcExternalArchiveDAO</w:t>
+        <w:t>Hpc</w:t>
+      </w:r>
+      <w:r>
+        <w:t>AutoTiering</w:t>
+      </w:r>
+      <w:r>
+        <w:t>DAO</w:t>
       </w:r>
       <w:proofErr w:type="spellEnd"/>
       <w:r>
@@ -3281,16 +3309,320 @@
     </w:p>
     <w:p>
       <w:pPr>
+        <w:shd w:val="clear" w:color="auto" w:fill="FFFFFF"/>
+        <w:tabs>
+          <w:tab w:val="left" w:pos="916"/>
+          <w:tab w:val="left" w:pos="1832"/>
+          <w:tab w:val="left" w:pos="2748"/>
+          <w:tab w:val="left" w:pos="3664"/>
+          <w:tab w:val="left" w:pos="4580"/>
+          <w:tab w:val="left" w:pos="5496"/>
+          <w:tab w:val="left" w:pos="6412"/>
+          <w:tab w:val="left" w:pos="7328"/>
+          <w:tab w:val="left" w:pos="8244"/>
+          <w:tab w:val="left" w:pos="9160"/>
+          <w:tab w:val="left" w:pos="10076"/>
+          <w:tab w:val="left" w:pos="10992"/>
+          <w:tab w:val="left" w:pos="11908"/>
+          <w:tab w:val="left" w:pos="12824"/>
+          <w:tab w:val="left" w:pos="13740"/>
+          <w:tab w:val="left" w:pos="14656"/>
+        </w:tabs>
+        <w:spacing w:after="0" w:line="240" w:lineRule="auto"/>
         <w:ind w:left="576"/>
-      </w:pPr>
-      <w:r>
-        <w:t>TBD: Add method signature after Trino query is finalized</w:t>
-      </w:r>
+        <w:rPr>
+          <w:rFonts w:ascii="Courier New" w:eastAsia="Times New Roman" w:hAnsi="Courier New" w:cs="Courier New"/>
+          <w:color w:val="080808"/>
+          <w:kern w:val="0"/>
+          <w:sz w:val="24"/>
+          <w:szCs w:val="24"/>
+          <w14:ligatures w14:val="none"/>
+        </w:rPr>
+      </w:pPr>
+      <w:r>
+        <w:rPr>
+          <w:rFonts w:ascii="Courier New" w:eastAsia="Times New Roman" w:hAnsi="Courier New" w:cs="Courier New"/>
+          <w:color w:val="000000"/>
+          <w:kern w:val="0"/>
+          <w:sz w:val="24"/>
+          <w:szCs w:val="24"/>
+          <w14:ligatures w14:val="none"/>
+        </w:rPr>
+        <w:t>List</w:t>
+      </w:r>
+      <w:r>
+        <w:rPr>
+          <w:rFonts w:ascii="Courier New" w:eastAsia="Times New Roman" w:hAnsi="Courier New" w:cs="Courier New"/>
+          <w:color w:val="080808"/>
+          <w:kern w:val="0"/>
+          <w:sz w:val="24"/>
+          <w:szCs w:val="24"/>
+          <w14:ligatures w14:val="none"/>
+        </w:rPr>
+        <w:t>&lt;</w:t>
+      </w:r>
+      <w:r>
+        <w:rPr>
+          <w:rFonts w:ascii="Courier New" w:eastAsia="Times New Roman" w:hAnsi="Courier New" w:cs="Courier New"/>
+          <w:color w:val="000000"/>
+          <w:kern w:val="0"/>
+          <w:sz w:val="24"/>
+          <w:szCs w:val="24"/>
+          <w14:ligatures w14:val="none"/>
+        </w:rPr>
+        <w:t>String</w:t>
+      </w:r>
+      <w:r>
+        <w:rPr>
+          <w:rFonts w:ascii="Courier New" w:eastAsia="Times New Roman" w:hAnsi="Courier New" w:cs="Courier New"/>
+          <w:color w:val="080808"/>
+          <w:kern w:val="0"/>
+          <w:sz w:val="24"/>
+          <w:szCs w:val="24"/>
+          <w14:ligatures w14:val="none"/>
+        </w:rPr>
+        <w:t xml:space="preserve">&gt; </w:t>
+      </w:r>
+      <w:proofErr w:type="spellStart"/>
+      <w:proofErr w:type="gramStart"/>
+      <w:r>
+        <w:rPr>
+          <w:rFonts w:ascii="Courier New" w:eastAsia="Times New Roman" w:hAnsi="Courier New" w:cs="Courier New"/>
+          <w:color w:val="00627A"/>
+          <w:kern w:val="0"/>
+          <w:sz w:val="24"/>
+          <w:szCs w:val="24"/>
+          <w14:ligatures w14:val="none"/>
+        </w:rPr>
+        <w:t>getFilesNotAccessed</w:t>
+      </w:r>
+      <w:proofErr w:type="spellEnd"/>
+      <w:r>
+        <w:rPr>
+          <w:rFonts w:ascii="Courier New" w:eastAsia="Times New Roman" w:hAnsi="Courier New" w:cs="Courier New"/>
+          <w:color w:val="080808"/>
+          <w:kern w:val="0"/>
+          <w:sz w:val="24"/>
+          <w:szCs w:val="24"/>
+          <w14:ligatures w14:val="none"/>
+        </w:rPr>
+        <w:t>(</w:t>
+      </w:r>
+      <w:proofErr w:type="gramEnd"/>
+      <w:r>
+        <w:rPr>
+          <w:rFonts w:ascii="Courier New" w:eastAsia="Times New Roman" w:hAnsi="Courier New" w:cs="Courier New"/>
+          <w:color w:val="000000"/>
+          <w:kern w:val="0"/>
+          <w:sz w:val="24"/>
+          <w:szCs w:val="24"/>
+          <w14:ligatures w14:val="none"/>
+        </w:rPr>
+        <w:t xml:space="preserve">String </w:t>
+      </w:r>
+      <w:proofErr w:type="spellStart"/>
+      <w:r>
+        <w:rPr>
+          <w:rFonts w:ascii="Courier New" w:eastAsia="Times New Roman" w:hAnsi="Courier New" w:cs="Courier New"/>
+          <w:color w:val="000000"/>
+          <w:kern w:val="0"/>
+          <w:sz w:val="24"/>
+          <w:szCs w:val="24"/>
+          <w14:ligatures w14:val="none"/>
+        </w:rPr>
+        <w:t>searchPath</w:t>
+      </w:r>
+      <w:proofErr w:type="spellEnd"/>
+      <w:r>
+        <w:rPr>
+          <w:rFonts w:ascii="Courier New" w:eastAsia="Times New Roman" w:hAnsi="Courier New" w:cs="Courier New"/>
+          <w:color w:val="080808"/>
+          <w:kern w:val="0"/>
+          <w:sz w:val="24"/>
+          <w:szCs w:val="24"/>
+          <w14:ligatures w14:val="none"/>
+        </w:rPr>
+        <w:t xml:space="preserve">, </w:t>
+      </w:r>
+      <w:r>
+        <w:rPr>
+          <w:rFonts w:ascii="Courier New" w:eastAsia="Times New Roman" w:hAnsi="Courier New" w:cs="Courier New"/>
+          <w:color w:val="000000"/>
+          <w:kern w:val="0"/>
+          <w:sz w:val="24"/>
+          <w:szCs w:val="24"/>
+          <w14:ligatures w14:val="none"/>
+        </w:rPr>
+        <w:t xml:space="preserve">Integer </w:t>
+      </w:r>
+      <w:proofErr w:type="spellStart"/>
+      <w:r>
+        <w:rPr>
+          <w:rFonts w:ascii="Courier New" w:eastAsia="Times New Roman" w:hAnsi="Courier New" w:cs="Courier New"/>
+          <w:color w:val="000000"/>
+          <w:kern w:val="0"/>
+          <w:sz w:val="24"/>
+          <w:szCs w:val="24"/>
+          <w14:ligatures w14:val="none"/>
+        </w:rPr>
+        <w:t>monthsNotAccessed</w:t>
+      </w:r>
+      <w:proofErr w:type="spellEnd"/>
+      <w:r>
+        <w:rPr>
+          <w:rFonts w:ascii="Courier New" w:eastAsia="Times New Roman" w:hAnsi="Courier New" w:cs="Courier New"/>
+          <w:color w:val="080808"/>
+          <w:kern w:val="0"/>
+          <w:sz w:val="24"/>
+          <w:szCs w:val="24"/>
+          <w14:ligatures w14:val="none"/>
+        </w:rPr>
+        <w:t xml:space="preserve">) </w:t>
+      </w:r>
+      <w:r>
+        <w:rPr>
+          <w:rFonts w:ascii="Courier New" w:eastAsia="Times New Roman" w:hAnsi="Courier New" w:cs="Courier New"/>
+          <w:color w:val="0033B3"/>
+          <w:kern w:val="0"/>
+          <w:sz w:val="24"/>
+          <w:szCs w:val="24"/>
+          <w14:ligatures w14:val="none"/>
+        </w:rPr>
+        <w:t xml:space="preserve">throws </w:t>
+      </w:r>
+      <w:proofErr w:type="spellStart"/>
+      <w:r>
+        <w:rPr>
+          <w:rFonts w:ascii="Courier New" w:eastAsia="Times New Roman" w:hAnsi="Courier New" w:cs="Courier New"/>
+          <w:color w:val="000000"/>
+          <w:kern w:val="0"/>
+          <w:sz w:val="24"/>
+          <w:szCs w:val="24"/>
+          <w14:ligatures w14:val="none"/>
+        </w:rPr>
+        <w:t>HpcException</w:t>
+      </w:r>
+      <w:proofErr w:type="spellEnd"/>
+      <w:r>
+        <w:rPr>
+          <w:rFonts w:ascii="Courier New" w:eastAsia="Times New Roman" w:hAnsi="Courier New" w:cs="Courier New"/>
+          <w:color w:val="080808"/>
+          <w:kern w:val="0"/>
+          <w:sz w:val="24"/>
+          <w:szCs w:val="24"/>
+          <w14:ligatures w14:val="none"/>
+        </w:rPr>
+        <w:t>;</w:t>
+      </w:r>
+    </w:p>
+    <w:p>
+      <w:pPr>
+        <w:shd w:val="clear" w:color="auto" w:fill="FFFFFF"/>
+        <w:tabs>
+          <w:tab w:val="left" w:pos="916"/>
+          <w:tab w:val="left" w:pos="1832"/>
+          <w:tab w:val="left" w:pos="2748"/>
+          <w:tab w:val="left" w:pos="3664"/>
+          <w:tab w:val="left" w:pos="4580"/>
+          <w:tab w:val="left" w:pos="5496"/>
+          <w:tab w:val="left" w:pos="6412"/>
+          <w:tab w:val="left" w:pos="7328"/>
+          <w:tab w:val="left" w:pos="8244"/>
+          <w:tab w:val="left" w:pos="9160"/>
+          <w:tab w:val="left" w:pos="10076"/>
+          <w:tab w:val="left" w:pos="10992"/>
+          <w:tab w:val="left" w:pos="11908"/>
+          <w:tab w:val="left" w:pos="12824"/>
+          <w:tab w:val="left" w:pos="13740"/>
+          <w:tab w:val="left" w:pos="14656"/>
+        </w:tabs>
+        <w:spacing w:after="0" w:line="240" w:lineRule="auto"/>
+        <w:ind w:left="576"/>
+        <w:rPr>
+          <w:rFonts w:ascii="Courier New" w:eastAsia="Times New Roman" w:hAnsi="Courier New" w:cs="Courier New"/>
+          <w:color w:val="080808"/>
+          <w:kern w:val="0"/>
+          <w:sz w:val="20"/>
+          <w:szCs w:val="20"/>
+          <w14:ligatures w14:val="none"/>
+        </w:rPr>
+      </w:pPr>
+    </w:p>
+    <w:p>
+      <w:pPr>
+        <w:shd w:val="clear" w:color="auto" w:fill="FFFFFF"/>
+        <w:tabs>
+          <w:tab w:val="left" w:pos="916"/>
+          <w:tab w:val="left" w:pos="1832"/>
+          <w:tab w:val="left" w:pos="2748"/>
+          <w:tab w:val="left" w:pos="3664"/>
+          <w:tab w:val="left" w:pos="4580"/>
+          <w:tab w:val="left" w:pos="5496"/>
+          <w:tab w:val="left" w:pos="6412"/>
+          <w:tab w:val="left" w:pos="7328"/>
+          <w:tab w:val="left" w:pos="8244"/>
+          <w:tab w:val="left" w:pos="9160"/>
+          <w:tab w:val="left" w:pos="10076"/>
+          <w:tab w:val="left" w:pos="10992"/>
+          <w:tab w:val="left" w:pos="11908"/>
+          <w:tab w:val="left" w:pos="12824"/>
+          <w:tab w:val="left" w:pos="13740"/>
+          <w:tab w:val="left" w:pos="14656"/>
+        </w:tabs>
+        <w:spacing w:after="0" w:line="240" w:lineRule="auto"/>
+        <w:ind w:left="576"/>
+        <w:rPr>
+          <w:rFonts w:ascii="Courier New" w:eastAsia="Times New Roman" w:hAnsi="Courier New" w:cs="Courier New"/>
+          <w:color w:val="080808"/>
+          <w:kern w:val="0"/>
+          <w:sz w:val="20"/>
+          <w:szCs w:val="20"/>
+          <w14:ligatures w14:val="none"/>
+        </w:rPr>
+      </w:pPr>
+      <w:r>
+        <w:t>This DAO interface will be implemented in both Trino and Oracle. This enables a capability to search for inactive files via Trino (external archive), or DME Oracle (internal archive)</w:t>
+      </w:r>
+    </w:p>
+    <w:p>
+      <w:pPr>
+        <w:shd w:val="clear" w:color="auto" w:fill="FFFFFF"/>
+        <w:tabs>
+          <w:tab w:val="left" w:pos="916"/>
+          <w:tab w:val="left" w:pos="1832"/>
+          <w:tab w:val="left" w:pos="2748"/>
+          <w:tab w:val="left" w:pos="3664"/>
+          <w:tab w:val="left" w:pos="4580"/>
+          <w:tab w:val="left" w:pos="5496"/>
+          <w:tab w:val="left" w:pos="6412"/>
+          <w:tab w:val="left" w:pos="7328"/>
+          <w:tab w:val="left" w:pos="8244"/>
+          <w:tab w:val="left" w:pos="9160"/>
+          <w:tab w:val="left" w:pos="10076"/>
+          <w:tab w:val="left" w:pos="10992"/>
+          <w:tab w:val="left" w:pos="11908"/>
+          <w:tab w:val="left" w:pos="12824"/>
+          <w:tab w:val="left" w:pos="13740"/>
+          <w:tab w:val="left" w:pos="14656"/>
+        </w:tabs>
+        <w:spacing w:after="0" w:line="240" w:lineRule="auto"/>
+        <w:rPr>
+          <w:rFonts w:ascii="Courier New" w:eastAsia="Times New Roman" w:hAnsi="Courier New" w:cs="Courier New"/>
+          <w:color w:val="080808"/>
+          <w:kern w:val="0"/>
+          <w:sz w:val="20"/>
+          <w:szCs w:val="20"/>
+          <w14:ligatures w14:val="none"/>
+        </w:rPr>
+      </w:pPr>
     </w:p>
     <w:p>
       <w:pPr>
         <w:pStyle w:val="Heading4"/>
       </w:pPr>
+      <w:r>
+        <w:t xml:space="preserve">Trino </w:t>
+      </w:r>
       <w:r>
         <w:t xml:space="preserve">DAO </w:t>
       </w:r>
@@ -3359,7 +3691,7 @@
       <w:r>
         <w:t xml:space="preserve">Details on how the driver configuration is here - </w:t>
       </w:r>
-      <w:hyperlink r:id="rId10" w:history="1">
+      <w:hyperlink r:id="rId9" w:history="1">
         <w:r>
           <w:rPr>
             <w:rStyle w:val="Hyperlink"/>
@@ -3395,7 +3727,7 @@
     </w:p>
     <w:p>
       <w:pPr>
-        <w:pStyle w:val="Heading4"/>
+        <w:pStyle w:val="Heading5"/>
       </w:pPr>
       <w:r>
         <w:t>Vast</w:t>
@@ -3977,7 +4309,27 @@
         </w:rPr>
         <w:t xml:space="preserve"> </w:t>
       </w:r>
-      <w:r>
+    </w:p>
+    <w:p>
+      <w:pPr>
+        <w:tabs>
+          <w:tab w:val="left" w:pos="560"/>
+          <w:tab w:val="left" w:pos="1120"/>
+          <w:tab w:val="left" w:pos="1680"/>
+          <w:tab w:val="left" w:pos="2240"/>
+          <w:tab w:val="left" w:pos="2800"/>
+          <w:tab w:val="left" w:pos="3360"/>
+          <w:tab w:val="left" w:pos="3920"/>
+          <w:tab w:val="left" w:pos="4480"/>
+          <w:tab w:val="left" w:pos="5040"/>
+          <w:tab w:val="left" w:pos="5600"/>
+          <w:tab w:val="left" w:pos="6160"/>
+          <w:tab w:val="left" w:pos="6720"/>
+        </w:tabs>
+        <w:autoSpaceDE w:val="0"/>
+        <w:autoSpaceDN w:val="0"/>
+        <w:adjustRightInd w:val="0"/>
+        <w:spacing w:after="0" w:line="240" w:lineRule="auto"/>
         <w:rPr>
           <w:rFonts w:ascii="Courier New" w:hAnsi="Courier New" w:cs="Courier New"/>
           <w:color w:val="13939F"/>
@@ -3985,43 +4337,32 @@
           <w:sz w:val="24"/>
           <w:szCs w:val="24"/>
         </w:rPr>
-        <w:br w:type="page"/>
-      </w:r>
-    </w:p>
-    <w:p>
-      <w:pPr>
-        <w:pStyle w:val="Heading4"/>
-      </w:pPr>
-      <w:r>
-        <w:lastRenderedPageBreak/>
+      </w:pPr>
+    </w:p>
+    <w:p>
+      <w:pPr>
+        <w:pStyle w:val="Heading5"/>
+      </w:pPr>
+      <w:r>
         <w:t>Trino Query</w:t>
       </w:r>
     </w:p>
     <w:p>
       <w:pPr>
         <w:pStyle w:val="Heading5"/>
-      </w:pPr>
-      <w:r>
-        <w:t>Quer</w:t>
-      </w:r>
-      <w:r>
-        <w:t>y</w:t>
-      </w:r>
-      <w:r>
-        <w:t xml:space="preserve"> to identify the list of</w:t>
-      </w:r>
-      <w:r>
-        <w:t xml:space="preserve"> </w:t>
-      </w:r>
-      <w:r>
-        <w:t xml:space="preserve"> individual </w:t>
-      </w:r>
-      <w:r>
-        <w:t>files due for auto-tiering</w:t>
-      </w:r>
-      <w:r>
-        <w:br/>
-      </w:r>
+        <w:numPr>
+          <w:ilvl w:val="0"/>
+          <w:numId w:val="0"/>
+        </w:numPr>
+        <w:ind w:left="1008"/>
+        <w:rPr>
+          <w:rFonts w:ascii="Courier New" w:hAnsi="Courier New" w:cs="Courier New"/>
+          <w:color w:val="3B2322"/>
+          <w:kern w:val="0"/>
+          <w:sz w:val="24"/>
+          <w:szCs w:val="24"/>
+        </w:rPr>
+      </w:pPr>
       <w:r>
         <w:rPr>
           <w:rFonts w:ascii="Courier-Bold" w:hAnsi="Courier-Bold" w:cs="Courier-Bold"/>
@@ -4800,61 +5141,426 @@
           <w:sz w:val="24"/>
           <w:szCs w:val="24"/>
         </w:rPr>
-        <w:t>) ;</w:t>
-      </w:r>
+        <w:t xml:space="preserve">) </w:t>
+      </w:r>
+    </w:p>
+    <w:p/>
+    <w:p>
+      <w:pPr>
+        <w:shd w:val="clear" w:color="auto" w:fill="FFFFFF"/>
+        <w:tabs>
+          <w:tab w:val="left" w:pos="916"/>
+          <w:tab w:val="left" w:pos="1832"/>
+          <w:tab w:val="left" w:pos="2748"/>
+          <w:tab w:val="left" w:pos="3664"/>
+          <w:tab w:val="left" w:pos="4580"/>
+          <w:tab w:val="left" w:pos="5496"/>
+          <w:tab w:val="left" w:pos="6412"/>
+          <w:tab w:val="left" w:pos="7328"/>
+          <w:tab w:val="left" w:pos="8244"/>
+          <w:tab w:val="left" w:pos="9160"/>
+          <w:tab w:val="left" w:pos="10076"/>
+          <w:tab w:val="left" w:pos="10992"/>
+          <w:tab w:val="left" w:pos="11908"/>
+          <w:tab w:val="left" w:pos="12824"/>
+          <w:tab w:val="left" w:pos="13740"/>
+          <w:tab w:val="left" w:pos="14656"/>
+        </w:tabs>
+        <w:spacing w:after="0" w:line="240" w:lineRule="auto"/>
+        <w:rPr>
+          <w:rFonts w:ascii="Courier New" w:eastAsia="Times New Roman" w:hAnsi="Courier New" w:cs="Courier New"/>
+          <w:color w:val="080808"/>
+          <w:kern w:val="0"/>
+          <w:sz w:val="20"/>
+          <w:szCs w:val="20"/>
+          <w14:ligatures w14:val="none"/>
+        </w:rPr>
+      </w:pPr>
+    </w:p>
+    <w:p>
+      <w:pPr>
+        <w:pStyle w:val="Heading4"/>
+      </w:pPr>
+      <w:r>
+        <w:t>Oracle DAO Implementation</w:t>
+      </w:r>
+    </w:p>
+    <w:p>
+      <w:pPr>
+        <w:pStyle w:val="ListParagraph"/>
+        <w:tabs>
+          <w:tab w:val="left" w:pos="560"/>
+          <w:tab w:val="left" w:pos="1120"/>
+          <w:tab w:val="left" w:pos="1680"/>
+          <w:tab w:val="left" w:pos="2240"/>
+          <w:tab w:val="left" w:pos="2800"/>
+          <w:tab w:val="left" w:pos="3360"/>
+          <w:tab w:val="left" w:pos="3920"/>
+          <w:tab w:val="left" w:pos="4480"/>
+          <w:tab w:val="left" w:pos="5040"/>
+          <w:tab w:val="left" w:pos="5600"/>
+          <w:tab w:val="left" w:pos="6160"/>
+          <w:tab w:val="left" w:pos="6720"/>
+        </w:tabs>
+        <w:autoSpaceDE w:val="0"/>
+        <w:autoSpaceDN w:val="0"/>
+        <w:adjustRightInd w:val="0"/>
+        <w:spacing w:after="0" w:line="240" w:lineRule="auto"/>
+        <w:rPr>
+          <w:rFonts w:ascii="Courier New" w:hAnsi="Courier New" w:cs="Courier New"/>
+          <w:color w:val="13939F"/>
+          <w:kern w:val="0"/>
+          <w:sz w:val="24"/>
+          <w:szCs w:val="24"/>
+        </w:rPr>
+      </w:pPr>
+      <w:r>
+        <w:t xml:space="preserve">The implementation of the DAO will utilize the HPC_DATA_OBJECT_LAST_ACCESS_MV materialized </w:t>
+      </w:r>
+      <w:r>
+        <w:t>view.</w:t>
+      </w:r>
+    </w:p>
+    <w:p>
+      <w:pPr>
+        <w:pStyle w:val="ListParagraph"/>
+        <w:tabs>
+          <w:tab w:val="left" w:pos="560"/>
+          <w:tab w:val="left" w:pos="1120"/>
+          <w:tab w:val="left" w:pos="1680"/>
+          <w:tab w:val="left" w:pos="2240"/>
+          <w:tab w:val="left" w:pos="2800"/>
+          <w:tab w:val="left" w:pos="3360"/>
+          <w:tab w:val="left" w:pos="3920"/>
+          <w:tab w:val="left" w:pos="4480"/>
+          <w:tab w:val="left" w:pos="5040"/>
+          <w:tab w:val="left" w:pos="5600"/>
+          <w:tab w:val="left" w:pos="6160"/>
+          <w:tab w:val="left" w:pos="6720"/>
+        </w:tabs>
+        <w:autoSpaceDE w:val="0"/>
+        <w:autoSpaceDN w:val="0"/>
+        <w:adjustRightInd w:val="0"/>
+        <w:spacing w:after="0" w:line="240" w:lineRule="auto"/>
+        <w:rPr>
+          <w:rFonts w:ascii="Courier New" w:hAnsi="Courier New" w:cs="Courier New"/>
+          <w:color w:val="13939F"/>
+          <w:kern w:val="0"/>
+          <w:sz w:val="24"/>
+          <w:szCs w:val="24"/>
+        </w:rPr>
+      </w:pPr>
+    </w:p>
+    <w:p>
+      <w:pPr>
+        <w:pStyle w:val="Heading5"/>
+      </w:pPr>
+      <w:r>
+        <w:t>Oracle Query</w:t>
+      </w:r>
+    </w:p>
+    <w:p>
+      <w:pPr>
+        <w:pStyle w:val="HTMLPreformatted"/>
+        <w:shd w:val="clear" w:color="auto" w:fill="FFFFFF"/>
+        <w:ind w:left="576"/>
+        <w:rPr>
+          <w:color w:val="080808"/>
+          <w:sz w:val="24"/>
+          <w:szCs w:val="24"/>
+        </w:rPr>
+      </w:pPr>
+      <w:r>
+        <w:rPr>
+          <w:color w:val="0033B3"/>
+          <w:sz w:val="24"/>
+          <w:szCs w:val="24"/>
+        </w:rPr>
+        <w:t xml:space="preserve">select </w:t>
+      </w:r>
+      <w:r>
+        <w:rPr>
+          <w:color w:val="871094"/>
+          <w:sz w:val="24"/>
+          <w:szCs w:val="24"/>
+        </w:rPr>
+        <w:t xml:space="preserve">path </w:t>
+      </w:r>
+      <w:r>
+        <w:rPr>
+          <w:color w:val="0033B3"/>
+          <w:sz w:val="24"/>
+          <w:szCs w:val="24"/>
+        </w:rPr>
+        <w:t xml:space="preserve">from </w:t>
+      </w:r>
+      <w:r>
+        <w:rPr>
+          <w:color w:val="000000"/>
+          <w:sz w:val="24"/>
+          <w:szCs w:val="24"/>
+        </w:rPr>
+        <w:t xml:space="preserve">HPC_DATA_OBJECT_LAST_ACCESS_MV </w:t>
+      </w:r>
+      <w:r>
+        <w:rPr>
+          <w:color w:val="0033B3"/>
+          <w:sz w:val="24"/>
+          <w:szCs w:val="24"/>
+        </w:rPr>
+        <w:t xml:space="preserve">where </w:t>
+      </w:r>
+      <w:r>
+        <w:rPr>
+          <w:color w:val="871094"/>
+          <w:sz w:val="24"/>
+          <w:szCs w:val="24"/>
+        </w:rPr>
+        <w:t xml:space="preserve">path </w:t>
+      </w:r>
+      <w:r>
+        <w:rPr>
+          <w:color w:val="0033B3"/>
+          <w:sz w:val="24"/>
+          <w:szCs w:val="24"/>
+        </w:rPr>
+        <w:t xml:space="preserve">like </w:t>
+      </w:r>
+      <w:r>
+        <w:rPr>
+          <w:color w:val="067D17"/>
+          <w:sz w:val="24"/>
+          <w:szCs w:val="24"/>
+        </w:rPr>
+        <w:t>'/</w:t>
+      </w:r>
+      <w:proofErr w:type="spellStart"/>
+      <w:r>
+        <w:rPr>
+          <w:color w:val="067D17"/>
+          <w:sz w:val="24"/>
+          <w:szCs w:val="24"/>
+        </w:rPr>
+        <w:t>TEST_EXT_Archive</w:t>
+      </w:r>
+      <w:proofErr w:type="spellEnd"/>
+      <w:r>
+        <w:rPr>
+          <w:color w:val="067D17"/>
+          <w:sz w:val="24"/>
+          <w:szCs w:val="24"/>
+        </w:rPr>
+        <w:t xml:space="preserve">%' </w:t>
+      </w:r>
+      <w:r>
+        <w:rPr>
+          <w:color w:val="0033B3"/>
+          <w:sz w:val="24"/>
+          <w:szCs w:val="24"/>
+        </w:rPr>
+        <w:t xml:space="preserve">and </w:t>
+      </w:r>
+      <w:r>
+        <w:rPr>
+          <w:color w:val="0033B3"/>
+          <w:sz w:val="24"/>
+          <w:szCs w:val="24"/>
+        </w:rPr>
+        <w:t>(</w:t>
+      </w:r>
+      <w:proofErr w:type="spellStart"/>
+      <w:r>
+        <w:rPr>
+          <w:color w:val="871094"/>
+          <w:sz w:val="24"/>
+          <w:szCs w:val="24"/>
+        </w:rPr>
+        <w:t>effective_accessed_date</w:t>
+      </w:r>
+      <w:proofErr w:type="spellEnd"/>
+      <w:r>
+        <w:rPr>
+          <w:color w:val="871094"/>
+          <w:sz w:val="24"/>
+          <w:szCs w:val="24"/>
+        </w:rPr>
+        <w:t xml:space="preserve"> </w:t>
+      </w:r>
+      <w:r>
+        <w:rPr>
+          <w:color w:val="0033B3"/>
+          <w:sz w:val="24"/>
+          <w:szCs w:val="24"/>
+        </w:rPr>
+        <w:t xml:space="preserve">is null or </w:t>
+      </w:r>
+      <w:proofErr w:type="spellStart"/>
+      <w:r>
+        <w:rPr>
+          <w:color w:val="871094"/>
+          <w:sz w:val="24"/>
+          <w:szCs w:val="24"/>
+        </w:rPr>
+        <w:t>effective_accessed_</w:t>
+      </w:r>
+      <w:proofErr w:type="gramStart"/>
+      <w:r>
+        <w:rPr>
+          <w:color w:val="871094"/>
+          <w:sz w:val="24"/>
+          <w:szCs w:val="24"/>
+        </w:rPr>
+        <w:t>date</w:t>
+      </w:r>
+      <w:proofErr w:type="spellEnd"/>
+      <w:r>
+        <w:rPr>
+          <w:color w:val="871094"/>
+          <w:sz w:val="24"/>
+          <w:szCs w:val="24"/>
+        </w:rPr>
+        <w:t xml:space="preserve">  </w:t>
+      </w:r>
+      <w:r>
+        <w:rPr>
+          <w:color w:val="080808"/>
+          <w:sz w:val="24"/>
+          <w:szCs w:val="24"/>
+        </w:rPr>
+        <w:t>&lt;</w:t>
+      </w:r>
+      <w:proofErr w:type="gramEnd"/>
+      <w:r>
+        <w:rPr>
+          <w:color w:val="080808"/>
+          <w:sz w:val="24"/>
+          <w:szCs w:val="24"/>
+        </w:rPr>
+        <w:t xml:space="preserve"> </w:t>
+      </w:r>
+      <w:proofErr w:type="spellStart"/>
+      <w:r>
+        <w:rPr>
+          <w:i/>
+          <w:iCs/>
+          <w:color w:val="00627A"/>
+          <w:sz w:val="24"/>
+          <w:szCs w:val="24"/>
+        </w:rPr>
+        <w:t>current_timestamp</w:t>
+      </w:r>
+      <w:proofErr w:type="spellEnd"/>
+      <w:r>
+        <w:rPr>
+          <w:i/>
+          <w:iCs/>
+          <w:color w:val="00627A"/>
+          <w:sz w:val="24"/>
+          <w:szCs w:val="24"/>
+        </w:rPr>
+        <w:t xml:space="preserve"> </w:t>
+      </w:r>
+      <w:r>
+        <w:rPr>
+          <w:color w:val="080808"/>
+          <w:sz w:val="24"/>
+          <w:szCs w:val="24"/>
+        </w:rPr>
+        <w:t xml:space="preserve">- </w:t>
+      </w:r>
+      <w:r>
+        <w:rPr>
+          <w:color w:val="0033B3"/>
+          <w:sz w:val="24"/>
+          <w:szCs w:val="24"/>
+        </w:rPr>
+        <w:t xml:space="preserve">INTERVAL </w:t>
+      </w:r>
+      <w:r>
+        <w:rPr>
+          <w:color w:val="067D17"/>
+          <w:sz w:val="24"/>
+          <w:szCs w:val="24"/>
+        </w:rPr>
+        <w:t xml:space="preserve">'6' </w:t>
+      </w:r>
+      <w:r>
+        <w:rPr>
+          <w:color w:val="0033B3"/>
+          <w:sz w:val="24"/>
+          <w:szCs w:val="24"/>
+        </w:rPr>
+        <w:t>MONTH</w:t>
+      </w:r>
+      <w:r>
+        <w:rPr>
+          <w:color w:val="0033B3"/>
+          <w:sz w:val="24"/>
+          <w:szCs w:val="24"/>
+        </w:rPr>
+        <w:t>)</w:t>
+      </w:r>
+    </w:p>
+    <w:p>
+      <w:pPr>
+        <w:rPr>
+          <w:sz w:val="24"/>
+          <w:szCs w:val="24"/>
+        </w:rPr>
+      </w:pPr>
     </w:p>
     <w:p>
       <w:pPr>
         <w:pStyle w:val="Heading2"/>
       </w:pPr>
-      <w:bookmarkStart w:id="16" w:name="_Toc220160296"/>
+      <w:bookmarkStart w:id="17" w:name="_Toc220160296"/>
       <w:r>
         <w:t>User Interface</w:t>
       </w:r>
       <w:r>
         <w:t xml:space="preserve"> Design</w:t>
       </w:r>
-      <w:bookmarkEnd w:id="16"/>
+      <w:bookmarkEnd w:id="17"/>
     </w:p>
     <w:p>
       <w:pPr>
         <w:pStyle w:val="Heading2"/>
       </w:pPr>
-      <w:bookmarkStart w:id="17" w:name="_Toc220160297"/>
+      <w:bookmarkStart w:id="18" w:name="_Toc220160297"/>
       <w:r>
         <w:t>System Integration</w:t>
       </w:r>
-      <w:bookmarkEnd w:id="17"/>
+      <w:bookmarkEnd w:id="18"/>
     </w:p>
     <w:p>
       <w:pPr>
         <w:pStyle w:val="Heading1"/>
       </w:pPr>
-      <w:bookmarkStart w:id="18" w:name="_Toc220160298"/>
+      <w:bookmarkStart w:id="19" w:name="_Toc220160298"/>
       <w:r>
         <w:t>Database Design</w:t>
       </w:r>
-      <w:bookmarkEnd w:id="18"/>
+      <w:bookmarkEnd w:id="19"/>
     </w:p>
     <w:p>
       <w:pPr>
         <w:pStyle w:val="Heading2"/>
       </w:pPr>
-      <w:bookmarkStart w:id="19" w:name="_Toc220160299"/>
+      <w:bookmarkStart w:id="20" w:name="_Toc220160299"/>
       <w:r>
         <w:t>Table Design</w:t>
       </w:r>
-      <w:bookmarkEnd w:id="19"/>
+      <w:bookmarkEnd w:id="20"/>
     </w:p>
     <w:p>
       <w:pPr>
         <w:pStyle w:val="Heading3"/>
       </w:pPr>
-      <w:bookmarkStart w:id="20" w:name="_Toc220160300"/>
+      <w:bookmarkStart w:id="21" w:name="_Toc220160300"/>
       <w:r>
         <w:t>HPC_DATA_MIGRATION_TASK &amp; HPC_DATA_MIGRATION_TASK_RESULT</w:t>
       </w:r>
-      <w:bookmarkEnd w:id="20"/>
+      <w:bookmarkEnd w:id="21"/>
     </w:p>
     <w:p>
       <w:pPr>
@@ -4868,11 +5574,12 @@
       <w:pPr>
         <w:pStyle w:val="Heading3"/>
       </w:pPr>
-      <w:bookmarkStart w:id="21" w:name="_Toc220160301"/>
-      <w:r>
+      <w:bookmarkStart w:id="22" w:name="_Toc220160301"/>
+      <w:r>
+        <w:lastRenderedPageBreak/>
         <w:t>HPC_DATA_MANAGEMENT_CONFIGURATION</w:t>
       </w:r>
-      <w:bookmarkEnd w:id="21"/>
+      <w:bookmarkEnd w:id="22"/>
     </w:p>
     <w:p>
       <w:pPr>
@@ -4881,11 +5588,11 @@
       <w:r>
         <w:t xml:space="preserve">A new column </w:t>
       </w:r>
-      <w:bookmarkStart w:id="22" w:name="OLE_LINK1"/>
+      <w:bookmarkStart w:id="23" w:name="OLE_LINK1"/>
       <w:r>
         <w:t>S3_TIERING_ARCHIVE_CONFIGURATION_ID</w:t>
       </w:r>
-      <w:bookmarkEnd w:id="22"/>
+      <w:bookmarkEnd w:id="23"/>
       <w:r>
         <w:t xml:space="preserve"> of type </w:t>
       </w:r>
@@ -4898,6 +5605,101 @@
         <w:t>50) will be added to this table. It will include the S3 archive configuration ID to which external archive files will be migrated to.</w:t>
       </w:r>
     </w:p>
+    <w:p>
+      <w:pPr>
+        <w:pStyle w:val="Heading3"/>
+      </w:pPr>
+      <w:r>
+        <w:t>HPC_S3_ARCHIVE_CONFIGURATION</w:t>
+      </w:r>
+    </w:p>
+    <w:p>
+      <w:pPr>
+        <w:ind w:left="720"/>
+      </w:pPr>
+      <w:r>
+        <w:t>2 new columns will be added to this table. For each S3 configuration that is a source of auto-tiering – the following must be configured</w:t>
+      </w:r>
+    </w:p>
+    <w:p>
+      <w:pPr>
+        <w:pStyle w:val="ListParagraph"/>
+        <w:numPr>
+          <w:ilvl w:val="0"/>
+          <w:numId w:val="8"/>
+        </w:numPr>
+      </w:pPr>
+      <w:r>
+        <w:t xml:space="preserve">AUTO_TIERING_INACTIVITY_MONTHS – The number of inactivity months (no access) to </w:t>
+      </w:r>
+      <w:proofErr w:type="spellStart"/>
+      <w:r>
+        <w:t>triger</w:t>
+      </w:r>
+      <w:proofErr w:type="spellEnd"/>
+      <w:r>
+        <w:t xml:space="preserve"> auto-tiering</w:t>
+      </w:r>
+    </w:p>
+    <w:p>
+      <w:pPr>
+        <w:pStyle w:val="ListParagraph"/>
+        <w:numPr>
+          <w:ilvl w:val="0"/>
+          <w:numId w:val="8"/>
+        </w:numPr>
+      </w:pPr>
+      <w:r>
+        <w:t>AUTO_TIERING_SEARCH_</w:t>
+      </w:r>
+      <w:r>
+        <w:t>SOURCE_</w:t>
+      </w:r>
+      <w:r>
+        <w:t xml:space="preserve">PATH – capture the </w:t>
+      </w:r>
+      <w:r>
+        <w:t xml:space="preserve">source </w:t>
+      </w:r>
+      <w:r>
+        <w:t xml:space="preserve">search </w:t>
+      </w:r>
+      <w:r>
+        <w:t xml:space="preserve">(which DB), </w:t>
+      </w:r>
+      <w:r>
+        <w:t>and search path (for a SQL like) to query. The value can be one of 2 options:</w:t>
+      </w:r>
+    </w:p>
+    <w:p>
+      <w:pPr>
+        <w:pStyle w:val="ListParagraph"/>
+        <w:numPr>
+          <w:ilvl w:val="1"/>
+          <w:numId w:val="8"/>
+        </w:numPr>
+      </w:pPr>
+      <w:r>
+        <w:t>TRINO:&lt;search-path&gt; - to search in Trino</w:t>
+      </w:r>
+    </w:p>
+    <w:p>
+      <w:pPr>
+        <w:pStyle w:val="ListParagraph"/>
+        <w:numPr>
+          <w:ilvl w:val="1"/>
+          <w:numId w:val="8"/>
+        </w:numPr>
+      </w:pPr>
+      <w:r>
+        <w:t>ORACLE:&lt;search-path&gt; - to search in Oracle</w:t>
+      </w:r>
+    </w:p>
+    <w:p>
+      <w:pPr>
+        <w:pStyle w:val="ListParagraph"/>
+      </w:pPr>
+    </w:p>
     <w:p/>
     <w:p>
       <w:pPr>
@@ -4905,10 +5707,10 @@
       </w:pPr>
     </w:p>
     <w:sectPr>
-      <w:headerReference w:type="default" r:id="rId11"/>
-      <w:footerReference w:type="default" r:id="rId12"/>
-      <w:headerReference w:type="first" r:id="rId13"/>
-      <w:footerReference w:type="first" r:id="rId14"/>
+      <w:headerReference w:type="default" r:id="rId10"/>
+      <w:footerReference w:type="default" r:id="rId11"/>
+      <w:headerReference w:type="first" r:id="rId12"/>
+      <w:footerReference w:type="first" r:id="rId13"/>
       <w:pgSz w:w="12240" w:h="15840"/>
       <w:pgMar w:top="1440" w:right="720" w:bottom="1440" w:left="720" w:header="720" w:footer="720" w:gutter="0"/>
       <w:cols w:space="720"/>
@@ -4920,7 +5722,7 @@
 </file>
 
 <file path=word/endnotes.xml><?xml version="1.0" encoding="utf-8"?>
-<w:endnotes xmlns:wpc="http://schemas.microsoft.com/office/word/2010/wordprocessingCanvas" xmlns:cx="http://schemas.microsoft.com/office/drawing/2014/chartex" xmlns:cx1="http://schemas.microsoft.com/office/drawing/2015/9/8/chartex" xmlns:cx2="http://schemas.microsoft.com/office/drawing/2015/10/21/chartex" xmlns:cx3="http://schemas.microsoft.com/office/drawing/2016/5/9/chartex" xmlns:cx4="http://schemas.microsoft.com/office/drawing/2016/5/10/chartex" xmlns:cx5="http://schemas.microsoft.com/office/drawing/2016/5/11/chartex" xmlns:cx6="http://schemas.microsoft.com/office/drawing/2016/5/12/chartex" xmlns:cx7="http://schemas.microsoft.com/office/drawing/2016/5/13/chartex" xmlns:cx8="http://schemas.microsoft.com/office/drawing/2016/5/14/chartex" xmlns:mc="http://schemas.openxmlformats.org/markup-compatibility/2006" xmlns:aink="http://schemas.microsoft.com/office/drawing/2016/ink" xmlns:am3d="http://schemas.microsoft.com/office/drawing/2017/model3d" xmlns:o="urn:schemas-microsoft-com:office:office" xmlns:oel="http://schemas.microsoft.com/office/2019/extlst" xmlns:r="http://schemas.openxmlformats.org/officeDocument/2006/relationships" xmlns:m="http://schemas.openxmlformats.org/officeDocument/2006/math" xmlns:v="urn:schemas-microsoft-com:vml" xmlns:wp14="http://schemas.microsoft.com/office/word/2010/wordprocessingDrawing" xmlns:wp="http://schemas.openxmlformats.org/drawingml/2006/wordprocessingDrawing" xmlns:w10="urn:schemas-microsoft-com:office:word" xmlns:w="http://schemas.openxmlformats.org/wordprocessingml/2006/main" xmlns:w14="http://schemas.microsoft.com/office/word/2010/wordml" xmlns:w15="http://schemas.microsoft.com/office/word/2012/wordml" xmlns:w16cex="http://schemas.microsoft.com/office/word/2018/wordml/cex" xmlns:w16cid="http://schemas.microsoft.com/office/word/2016/wordml/cid" xmlns:w16="http://schemas.microsoft.com/office/word/2018/wordml" xmlns:w16du="http://schemas.microsoft.com/office/word/2023/wordml/word16du" xmlns:w16sdtdh="http://schemas.microsoft.com/office/word/2020/wordml/sdtdatahash" xmlns:w16sdtfl="http://schemas.microsoft.com/office/word/2024/wordml/sdtformatlock" xmlns:w16se="http://schemas.microsoft.com/office/word/2015/wordml/symex" xmlns:wpg="http://schemas.microsoft.com/office/word/2010/wordprocessingGroup" xmlns:wpi="http://schemas.microsoft.com/office/word/2010/wordprocessingInk" xmlns:wne="http://schemas.microsoft.com/office/word/2006/wordml" xmlns:wps="http://schemas.microsoft.com/office/word/2010/wordprocessingShape" mc:Ignorable="w14 w15 w16se w16cid w16 w16cex w16sdtdh w16sdtfl w16du wp14">
+<w:endnotes xmlns:wpc="http://schemas.microsoft.com/office/word/2010/wordprocessingCanvas" xmlns:cx="http://schemas.microsoft.com/office/drawing/2014/chartex" xmlns:cx1="http://schemas.microsoft.com/office/drawing/2015/9/8/chartex" xmlns:cx2="http://schemas.microsoft.com/office/drawing/2015/10/21/chartex" xmlns:cx3="http://schemas.microsoft.com/office/drawing/2016/5/9/chartex" xmlns:cx4="http://schemas.microsoft.com/office/drawing/2016/5/10/chartex" xmlns:cx5="http://schemas.microsoft.com/office/drawing/2016/5/11/chartex" xmlns:cx6="http://schemas.microsoft.com/office/drawing/2016/5/12/chartex" xmlns:cx7="http://schemas.microsoft.com/office/drawing/2016/5/13/chartex" xmlns:cx8="http://schemas.microsoft.com/office/drawing/2016/5/14/chartex" xmlns:mc="http://schemas.openxmlformats.org/markup-compatibility/2006" xmlns:m="http://schemas.openxmlformats.org/officeDocument/2006/math" xmlns:aink="http://schemas.microsoft.com/office/drawing/2016/ink" xmlns:am3d="http://schemas.microsoft.com/office/drawing/2017/model3d" xmlns:oel="http://schemas.microsoft.com/office/2019/extlst" xmlns:r="http://schemas.openxmlformats.org/officeDocument/2006/relationships" xmlns:wp14="http://schemas.microsoft.com/office/word/2010/wordprocessingDrawing" xmlns:wp="http://schemas.openxmlformats.org/drawingml/2006/wordprocessingDrawing" xmlns:wpg="http://schemas.microsoft.com/office/word/2010/wordprocessingGroup" xmlns:wpi="http://schemas.microsoft.com/office/word/2010/wordprocessingInk" xmlns:wps="http://schemas.microsoft.com/office/word/2010/wordprocessingShape" xmlns:o="urn:schemas-microsoft-com:office:office" xmlns:v="urn:schemas-microsoft-com:vml" xmlns:w10="urn:schemas-microsoft-com:office:word" xmlns:w="http://schemas.openxmlformats.org/wordprocessingml/2006/main" xmlns:w14="http://schemas.microsoft.com/office/word/2010/wordml" xmlns:w15="http://schemas.microsoft.com/office/word/2012/wordml" xmlns:w16cex="http://schemas.microsoft.com/office/word/2018/wordml/cex" xmlns:w16cid="http://schemas.microsoft.com/office/word/2016/wordml/cid" xmlns:w16="http://schemas.microsoft.com/office/word/2018/wordml" xmlns:w16sdtdh="http://schemas.microsoft.com/office/word/2020/wordml/sdtdatahash" xmlns:w16sdtfl="http://schemas.microsoft.com/office/word/2024/wordml/sdtformatlock" xmlns:w16se="http://schemas.microsoft.com/office/word/2015/wordml/symex" xmlns:w16du="http://schemas.microsoft.com/office/word/2023/wordml/word16du" xmlns:wne="http://schemas.microsoft.com/office/word/2006/wordml" mc:Ignorable="w14 w15 w16se w16cid w16 w16cex w16sdtdh w16sdtfl w16du wp14">
   <w:endnote w:type="separator" w:id="-1">
     <w:p>
       <w:pPr>
@@ -4952,7 +5754,7 @@
 </file>
 
 <file path=word/footer1.xml><?xml version="1.0" encoding="utf-8"?>
-<w:ftr xmlns:wpc="http://schemas.microsoft.com/office/word/2010/wordprocessingCanvas" xmlns:cx="http://schemas.microsoft.com/office/drawing/2014/chartex" xmlns:cx1="http://schemas.microsoft.com/office/drawing/2015/9/8/chartex" xmlns:cx2="http://schemas.microsoft.com/office/drawing/2015/10/21/chartex" xmlns:cx3="http://schemas.microsoft.com/office/drawing/2016/5/9/chartex" xmlns:cx4="http://schemas.microsoft.com/office/drawing/2016/5/10/chartex" xmlns:cx5="http://schemas.microsoft.com/office/drawing/2016/5/11/chartex" xmlns:cx6="http://schemas.microsoft.com/office/drawing/2016/5/12/chartex" xmlns:cx7="http://schemas.microsoft.com/office/drawing/2016/5/13/chartex" xmlns:cx8="http://schemas.microsoft.com/office/drawing/2016/5/14/chartex" xmlns:mc="http://schemas.openxmlformats.org/markup-compatibility/2006" xmlns:aink="http://schemas.microsoft.com/office/drawing/2016/ink" xmlns:am3d="http://schemas.microsoft.com/office/drawing/2017/model3d" xmlns:o="urn:schemas-microsoft-com:office:office" xmlns:oel="http://schemas.microsoft.com/office/2019/extlst" xmlns:r="http://schemas.openxmlformats.org/officeDocument/2006/relationships" xmlns:m="http://schemas.openxmlformats.org/officeDocument/2006/math" xmlns:v="urn:schemas-microsoft-com:vml" xmlns:wp14="http://schemas.microsoft.com/office/word/2010/wordprocessingDrawing" xmlns:wp="http://schemas.openxmlformats.org/drawingml/2006/wordprocessingDrawing" xmlns:w10="urn:schemas-microsoft-com:office:word" xmlns:w="http://schemas.openxmlformats.org/wordprocessingml/2006/main" xmlns:w14="http://schemas.microsoft.com/office/word/2010/wordml" xmlns:w15="http://schemas.microsoft.com/office/word/2012/wordml" xmlns:w16cex="http://schemas.microsoft.com/office/word/2018/wordml/cex" xmlns:w16cid="http://schemas.microsoft.com/office/word/2016/wordml/cid" xmlns:w16="http://schemas.microsoft.com/office/word/2018/wordml" xmlns:w16du="http://schemas.microsoft.com/office/word/2023/wordml/word16du" xmlns:w16sdtdh="http://schemas.microsoft.com/office/word/2020/wordml/sdtdatahash" xmlns:w16sdtfl="http://schemas.microsoft.com/office/word/2024/wordml/sdtformatlock" xmlns:w16se="http://schemas.microsoft.com/office/word/2015/wordml/symex" xmlns:wpg="http://schemas.microsoft.com/office/word/2010/wordprocessingGroup" xmlns:wpi="http://schemas.microsoft.com/office/word/2010/wordprocessingInk" xmlns:wne="http://schemas.microsoft.com/office/word/2006/wordml" xmlns:wps="http://schemas.microsoft.com/office/word/2010/wordprocessingShape" mc:Ignorable="w14 w15 w16se w16cid w16 w16cex w16sdtdh w16sdtfl w16du wp14">
+<w:ftr xmlns:wpc="http://schemas.microsoft.com/office/word/2010/wordprocessingCanvas" xmlns:cx="http://schemas.microsoft.com/office/drawing/2014/chartex" xmlns:cx1="http://schemas.microsoft.com/office/drawing/2015/9/8/chartex" xmlns:cx2="http://schemas.microsoft.com/office/drawing/2015/10/21/chartex" xmlns:cx3="http://schemas.microsoft.com/office/drawing/2016/5/9/chartex" xmlns:cx4="http://schemas.microsoft.com/office/drawing/2016/5/10/chartex" xmlns:cx5="http://schemas.microsoft.com/office/drawing/2016/5/11/chartex" xmlns:cx6="http://schemas.microsoft.com/office/drawing/2016/5/12/chartex" xmlns:cx7="http://schemas.microsoft.com/office/drawing/2016/5/13/chartex" xmlns:cx8="http://schemas.microsoft.com/office/drawing/2016/5/14/chartex" xmlns:mc="http://schemas.openxmlformats.org/markup-compatibility/2006" xmlns:m="http://schemas.openxmlformats.org/officeDocument/2006/math" xmlns:aink="http://schemas.microsoft.com/office/drawing/2016/ink" xmlns:am3d="http://schemas.microsoft.com/office/drawing/2017/model3d" xmlns:oel="http://schemas.microsoft.com/office/2019/extlst" xmlns:r="http://schemas.openxmlformats.org/officeDocument/2006/relationships" xmlns:wp14="http://schemas.microsoft.com/office/word/2010/wordprocessingDrawing" xmlns:wp="http://schemas.openxmlformats.org/drawingml/2006/wordprocessingDrawing" xmlns:wpg="http://schemas.microsoft.com/office/word/2010/wordprocessingGroup" xmlns:wpi="http://schemas.microsoft.com/office/word/2010/wordprocessingInk" xmlns:wps="http://schemas.microsoft.com/office/word/2010/wordprocessingShape" xmlns:o="urn:schemas-microsoft-com:office:office" xmlns:v="urn:schemas-microsoft-com:vml" xmlns:w10="urn:schemas-microsoft-com:office:word" xmlns:w="http://schemas.openxmlformats.org/wordprocessingml/2006/main" xmlns:w14="http://schemas.microsoft.com/office/word/2010/wordml" xmlns:w15="http://schemas.microsoft.com/office/word/2012/wordml" xmlns:w16cex="http://schemas.microsoft.com/office/word/2018/wordml/cex" xmlns:w16cid="http://schemas.microsoft.com/office/word/2016/wordml/cid" xmlns:w16="http://schemas.microsoft.com/office/word/2018/wordml" xmlns:w16sdtdh="http://schemas.microsoft.com/office/word/2020/wordml/sdtdatahash" xmlns:w16sdtfl="http://schemas.microsoft.com/office/word/2024/wordml/sdtformatlock" xmlns:w16se="http://schemas.microsoft.com/office/word/2015/wordml/symex" xmlns:w16du="http://schemas.microsoft.com/office/word/2023/wordml/word16du" xmlns:wne="http://schemas.microsoft.com/office/word/2006/wordml" mc:Ignorable="w14 w15 w16se w16cid w16 w16cex w16sdtdh w16sdtfl w16du wp14">
   <w:sdt>
     <w:sdtPr>
       <w:id w:val="1603763343"/>
@@ -5084,7 +5886,7 @@
 </file>
 
 <file path=word/footer2.xml><?xml version="1.0" encoding="utf-8"?>
-<w:ftr xmlns:wpc="http://schemas.microsoft.com/office/word/2010/wordprocessingCanvas" xmlns:cx="http://schemas.microsoft.com/office/drawing/2014/chartex" xmlns:cx1="http://schemas.microsoft.com/office/drawing/2015/9/8/chartex" xmlns:cx2="http://schemas.microsoft.com/office/drawing/2015/10/21/chartex" xmlns:cx3="http://schemas.microsoft.com/office/drawing/2016/5/9/chartex" xmlns:cx4="http://schemas.microsoft.com/office/drawing/2016/5/10/chartex" xmlns:cx5="http://schemas.microsoft.com/office/drawing/2016/5/11/chartex" xmlns:cx6="http://schemas.microsoft.com/office/drawing/2016/5/12/chartex" xmlns:cx7="http://schemas.microsoft.com/office/drawing/2016/5/13/chartex" xmlns:cx8="http://schemas.microsoft.com/office/drawing/2016/5/14/chartex" xmlns:mc="http://schemas.openxmlformats.org/markup-compatibility/2006" xmlns:aink="http://schemas.microsoft.com/office/drawing/2016/ink" xmlns:am3d="http://schemas.microsoft.com/office/drawing/2017/model3d" xmlns:o="urn:schemas-microsoft-com:office:office" xmlns:oel="http://schemas.microsoft.com/office/2019/extlst" xmlns:r="http://schemas.openxmlformats.org/officeDocument/2006/relationships" xmlns:m="http://schemas.openxmlformats.org/officeDocument/2006/math" xmlns:v="urn:schemas-microsoft-com:vml" xmlns:wp14="http://schemas.microsoft.com/office/word/2010/wordprocessingDrawing" xmlns:wp="http://schemas.openxmlformats.org/drawingml/2006/wordprocessingDrawing" xmlns:w10="urn:schemas-microsoft-com:office:word" xmlns:w="http://schemas.openxmlformats.org/wordprocessingml/2006/main" xmlns:w14="http://schemas.microsoft.com/office/word/2010/wordml" xmlns:w15="http://schemas.microsoft.com/office/word/2012/wordml" xmlns:w16cex="http://schemas.microsoft.com/office/word/2018/wordml/cex" xmlns:w16cid="http://schemas.microsoft.com/office/word/2016/wordml/cid" xmlns:w16="http://schemas.microsoft.com/office/word/2018/wordml" xmlns:w16du="http://schemas.microsoft.com/office/word/2023/wordml/word16du" xmlns:w16sdtdh="http://schemas.microsoft.com/office/word/2020/wordml/sdtdatahash" xmlns:w16sdtfl="http://schemas.microsoft.com/office/word/2024/wordml/sdtformatlock" xmlns:w16se="http://schemas.microsoft.com/office/word/2015/wordml/symex" xmlns:wpg="http://schemas.microsoft.com/office/word/2010/wordprocessingGroup" xmlns:wpi="http://schemas.microsoft.com/office/word/2010/wordprocessingInk" xmlns:wne="http://schemas.microsoft.com/office/word/2006/wordml" xmlns:wps="http://schemas.microsoft.com/office/word/2010/wordprocessingShape" mc:Ignorable="w14 w15 w16se w16cid w16 w16cex w16sdtdh w16sdtfl w16du wp14">
+<w:ftr xmlns:wpc="http://schemas.microsoft.com/office/word/2010/wordprocessingCanvas" xmlns:cx="http://schemas.microsoft.com/office/drawing/2014/chartex" xmlns:cx1="http://schemas.microsoft.com/office/drawing/2015/9/8/chartex" xmlns:cx2="http://schemas.microsoft.com/office/drawing/2015/10/21/chartex" xmlns:cx3="http://schemas.microsoft.com/office/drawing/2016/5/9/chartex" xmlns:cx4="http://schemas.microsoft.com/office/drawing/2016/5/10/chartex" xmlns:cx5="http://schemas.microsoft.com/office/drawing/2016/5/11/chartex" xmlns:cx6="http://schemas.microsoft.com/office/drawing/2016/5/12/chartex" xmlns:cx7="http://schemas.microsoft.com/office/drawing/2016/5/13/chartex" xmlns:cx8="http://schemas.microsoft.com/office/drawing/2016/5/14/chartex" xmlns:mc="http://schemas.openxmlformats.org/markup-compatibility/2006" xmlns:m="http://schemas.openxmlformats.org/officeDocument/2006/math" xmlns:aink="http://schemas.microsoft.com/office/drawing/2016/ink" xmlns:am3d="http://schemas.microsoft.com/office/drawing/2017/model3d" xmlns:oel="http://schemas.microsoft.com/office/2019/extlst" xmlns:r="http://schemas.openxmlformats.org/officeDocument/2006/relationships" xmlns:wp14="http://schemas.microsoft.com/office/word/2010/wordprocessingDrawing" xmlns:wp="http://schemas.openxmlformats.org/drawingml/2006/wordprocessingDrawing" xmlns:wpg="http://schemas.microsoft.com/office/word/2010/wordprocessingGroup" xmlns:wpi="http://schemas.microsoft.com/office/word/2010/wordprocessingInk" xmlns:wps="http://schemas.microsoft.com/office/word/2010/wordprocessingShape" xmlns:o="urn:schemas-microsoft-com:office:office" xmlns:v="urn:schemas-microsoft-com:vml" xmlns:w10="urn:schemas-microsoft-com:office:word" xmlns:w="http://schemas.openxmlformats.org/wordprocessingml/2006/main" xmlns:w14="http://schemas.microsoft.com/office/word/2010/wordml" xmlns:w15="http://schemas.microsoft.com/office/word/2012/wordml" xmlns:w16cex="http://schemas.microsoft.com/office/word/2018/wordml/cex" xmlns:w16cid="http://schemas.microsoft.com/office/word/2016/wordml/cid" xmlns:w16="http://schemas.microsoft.com/office/word/2018/wordml" xmlns:w16sdtdh="http://schemas.microsoft.com/office/word/2020/wordml/sdtdatahash" xmlns:w16sdtfl="http://schemas.microsoft.com/office/word/2024/wordml/sdtformatlock" xmlns:w16se="http://schemas.microsoft.com/office/word/2015/wordml/symex" xmlns:w16du="http://schemas.microsoft.com/office/word/2023/wordml/word16du" xmlns:wne="http://schemas.microsoft.com/office/word/2006/wordml" mc:Ignorable="w14 w15 w16se w16cid w16 w16cex w16sdtdh w16sdtfl w16du wp14">
   <w:sdt>
     <w:sdtPr>
       <w:id w:val="-9535277"/>
@@ -5147,7 +5949,7 @@
 </file>
 
 <file path=word/footnotes.xml><?xml version="1.0" encoding="utf-8"?>
-<w:footnotes xmlns:wpc="http://schemas.microsoft.com/office/word/2010/wordprocessingCanvas" xmlns:cx="http://schemas.microsoft.com/office/drawing/2014/chartex" xmlns:cx1="http://schemas.microsoft.com/office/drawing/2015/9/8/chartex" xmlns:cx2="http://schemas.microsoft.com/office/drawing/2015/10/21/chartex" xmlns:cx3="http://schemas.microsoft.com/office/drawing/2016/5/9/chartex" xmlns:cx4="http://schemas.microsoft.com/office/drawing/2016/5/10/chartex" xmlns:cx5="http://schemas.microsoft.com/office/drawing/2016/5/11/chartex" xmlns:cx6="http://schemas.microsoft.com/office/drawing/2016/5/12/chartex" xmlns:cx7="http://schemas.microsoft.com/office/drawing/2016/5/13/chartex" xmlns:cx8="http://schemas.microsoft.com/office/drawing/2016/5/14/chartex" xmlns:mc="http://schemas.openxmlformats.org/markup-compatibility/2006" xmlns:aink="http://schemas.microsoft.com/office/drawing/2016/ink" xmlns:am3d="http://schemas.microsoft.com/office/drawing/2017/model3d" xmlns:o="urn:schemas-microsoft-com:office:office" xmlns:oel="http://schemas.microsoft.com/office/2019/extlst" xmlns:r="http://schemas.openxmlformats.org/officeDocument/2006/relationships" xmlns:m="http://schemas.openxmlformats.org/officeDocument/2006/math" xmlns:v="urn:schemas-microsoft-com:vml" xmlns:wp14="http://schemas.microsoft.com/office/word/2010/wordprocessingDrawing" xmlns:wp="http://schemas.openxmlformats.org/drawingml/2006/wordprocessingDrawing" xmlns:w10="urn:schemas-microsoft-com:office:word" xmlns:w="http://schemas.openxmlformats.org/wordprocessingml/2006/main" xmlns:w14="http://schemas.microsoft.com/office/word/2010/wordml" xmlns:w15="http://schemas.microsoft.com/office/word/2012/wordml" xmlns:w16cex="http://schemas.microsoft.com/office/word/2018/wordml/cex" xmlns:w16cid="http://schemas.microsoft.com/office/word/2016/wordml/cid" xmlns:w16="http://schemas.microsoft.com/office/word/2018/wordml" xmlns:w16du="http://schemas.microsoft.com/office/word/2023/wordml/word16du" xmlns:w16sdtdh="http://schemas.microsoft.com/office/word/2020/wordml/sdtdatahash" xmlns:w16sdtfl="http://schemas.microsoft.com/office/word/2024/wordml/sdtformatlock" xmlns:w16se="http://schemas.microsoft.com/office/word/2015/wordml/symex" xmlns:wpg="http://schemas.microsoft.com/office/word/2010/wordprocessingGroup" xmlns:wpi="http://schemas.microsoft.com/office/word/2010/wordprocessingInk" xmlns:wne="http://schemas.microsoft.com/office/word/2006/wordml" xmlns:wps="http://schemas.microsoft.com/office/word/2010/wordprocessingShape" mc:Ignorable="w14 w15 w16se w16cid w16 w16cex w16sdtdh w16sdtfl w16du wp14">
+<w:footnotes xmlns:wpc="http://schemas.microsoft.com/office/word/2010/wordprocessingCanvas" xmlns:cx="http://schemas.microsoft.com/office/drawing/2014/chartex" xmlns:cx1="http://schemas.microsoft.com/office/drawing/2015/9/8/chartex" xmlns:cx2="http://schemas.microsoft.com/office/drawing/2015/10/21/chartex" xmlns:cx3="http://schemas.microsoft.com/office/drawing/2016/5/9/chartex" xmlns:cx4="http://schemas.microsoft.com/office/drawing/2016/5/10/chartex" xmlns:cx5="http://schemas.microsoft.com/office/drawing/2016/5/11/chartex" xmlns:cx6="http://schemas.microsoft.com/office/drawing/2016/5/12/chartex" xmlns:cx7="http://schemas.microsoft.com/office/drawing/2016/5/13/chartex" xmlns:cx8="http://schemas.microsoft.com/office/drawing/2016/5/14/chartex" xmlns:mc="http://schemas.openxmlformats.org/markup-compatibility/2006" xmlns:m="http://schemas.openxmlformats.org/officeDocument/2006/math" xmlns:aink="http://schemas.microsoft.com/office/drawing/2016/ink" xmlns:am3d="http://schemas.microsoft.com/office/drawing/2017/model3d" xmlns:oel="http://schemas.microsoft.com/office/2019/extlst" xmlns:r="http://schemas.openxmlformats.org/officeDocument/2006/relationships" xmlns:wp14="http://schemas.microsoft.com/office/word/2010/wordprocessingDrawing" xmlns:wp="http://schemas.openxmlformats.org/drawingml/2006/wordprocessingDrawing" xmlns:wpg="http://schemas.microsoft.com/office/word/2010/wordprocessingGroup" xmlns:wpi="http://schemas.microsoft.com/office/word/2010/wordprocessingInk" xmlns:wps="http://schemas.microsoft.com/office/word/2010/wordprocessingShape" xmlns:o="urn:schemas-microsoft-com:office:office" xmlns:v="urn:schemas-microsoft-com:vml" xmlns:w10="urn:schemas-microsoft-com:office:word" xmlns:w="http://schemas.openxmlformats.org/wordprocessingml/2006/main" xmlns:w14="http://schemas.microsoft.com/office/word/2010/wordml" xmlns:w15="http://schemas.microsoft.com/office/word/2012/wordml" xmlns:w16cex="http://schemas.microsoft.com/office/word/2018/wordml/cex" xmlns:w16cid="http://schemas.microsoft.com/office/word/2016/wordml/cid" xmlns:w16="http://schemas.microsoft.com/office/word/2018/wordml" xmlns:w16sdtdh="http://schemas.microsoft.com/office/word/2020/wordml/sdtdatahash" xmlns:w16sdtfl="http://schemas.microsoft.com/office/word/2024/wordml/sdtformatlock" xmlns:w16se="http://schemas.microsoft.com/office/word/2015/wordml/symex" xmlns:w16du="http://schemas.microsoft.com/office/word/2023/wordml/word16du" xmlns:wne="http://schemas.microsoft.com/office/word/2006/wordml" mc:Ignorable="w14 w15 w16se w16cid w16 w16cex w16sdtdh w16sdtfl w16du wp14">
   <w:footnote w:type="separator" w:id="-1">
     <w:p>
       <w:pPr>
@@ -5179,7 +5981,7 @@
 </file>
 
 <file path=word/header1.xml><?xml version="1.0" encoding="utf-8"?>
-<w:hdr xmlns:wpc="http://schemas.microsoft.com/office/word/2010/wordprocessingCanvas" xmlns:cx="http://schemas.microsoft.com/office/drawing/2014/chartex" xmlns:cx1="http://schemas.microsoft.com/office/drawing/2015/9/8/chartex" xmlns:cx2="http://schemas.microsoft.com/office/drawing/2015/10/21/chartex" xmlns:cx3="http://schemas.microsoft.com/office/drawing/2016/5/9/chartex" xmlns:cx4="http://schemas.microsoft.com/office/drawing/2016/5/10/chartex" xmlns:cx5="http://schemas.microsoft.com/office/drawing/2016/5/11/chartex" xmlns:cx6="http://schemas.microsoft.com/office/drawing/2016/5/12/chartex" xmlns:cx7="http://schemas.microsoft.com/office/drawing/2016/5/13/chartex" xmlns:cx8="http://schemas.microsoft.com/office/drawing/2016/5/14/chartex" xmlns:mc="http://schemas.openxmlformats.org/markup-compatibility/2006" xmlns:aink="http://schemas.microsoft.com/office/drawing/2016/ink" xmlns:am3d="http://schemas.microsoft.com/office/drawing/2017/model3d" xmlns:o="urn:schemas-microsoft-com:office:office" xmlns:oel="http://schemas.microsoft.com/office/2019/extlst" xmlns:r="http://schemas.openxmlformats.org/officeDocument/2006/relationships" xmlns:m="http://schemas.openxmlformats.org/officeDocument/2006/math" xmlns:v="urn:schemas-microsoft-com:vml" xmlns:wp14="http://schemas.microsoft.com/office/word/2010/wordprocessingDrawing" xmlns:wp="http://schemas.openxmlformats.org/drawingml/2006/wordprocessingDrawing" xmlns:w10="urn:schemas-microsoft-com:office:word" xmlns:w="http://schemas.openxmlformats.org/wordprocessingml/2006/main" xmlns:w14="http://schemas.microsoft.com/office/word/2010/wordml" xmlns:w15="http://schemas.microsoft.com/office/word/2012/wordml" xmlns:w16cex="http://schemas.microsoft.com/office/word/2018/wordml/cex" xmlns:w16cid="http://schemas.microsoft.com/office/word/2016/wordml/cid" xmlns:w16="http://schemas.microsoft.com/office/word/2018/wordml" xmlns:w16du="http://schemas.microsoft.com/office/word/2023/wordml/word16du" xmlns:w16sdtdh="http://schemas.microsoft.com/office/word/2020/wordml/sdtdatahash" xmlns:w16sdtfl="http://schemas.microsoft.com/office/word/2024/wordml/sdtformatlock" xmlns:w16se="http://schemas.microsoft.com/office/word/2015/wordml/symex" xmlns:wpg="http://schemas.microsoft.com/office/word/2010/wordprocessingGroup" xmlns:wpi="http://schemas.microsoft.com/office/word/2010/wordprocessingInk" xmlns:wne="http://schemas.microsoft.com/office/word/2006/wordml" xmlns:wps="http://schemas.microsoft.com/office/word/2010/wordprocessingShape" mc:Ignorable="w14 w15 w16se w16cid w16 w16cex w16sdtdh w16sdtfl w16du wp14">
+<w:hdr xmlns:wpc="http://schemas.microsoft.com/office/word/2010/wordprocessingCanvas" xmlns:cx="http://schemas.microsoft.com/office/drawing/2014/chartex" xmlns:cx1="http://schemas.microsoft.com/office/drawing/2015/9/8/chartex" xmlns:cx2="http://schemas.microsoft.com/office/drawing/2015/10/21/chartex" xmlns:cx3="http://schemas.microsoft.com/office/drawing/2016/5/9/chartex" xmlns:cx4="http://schemas.microsoft.com/office/drawing/2016/5/10/chartex" xmlns:cx5="http://schemas.microsoft.com/office/drawing/2016/5/11/chartex" xmlns:cx6="http://schemas.microsoft.com/office/drawing/2016/5/12/chartex" xmlns:cx7="http://schemas.microsoft.com/office/drawing/2016/5/13/chartex" xmlns:cx8="http://schemas.microsoft.com/office/drawing/2016/5/14/chartex" xmlns:mc="http://schemas.openxmlformats.org/markup-compatibility/2006" xmlns:m="http://schemas.openxmlformats.org/officeDocument/2006/math" xmlns:aink="http://schemas.microsoft.com/office/drawing/2016/ink" xmlns:am3d="http://schemas.microsoft.com/office/drawing/2017/model3d" xmlns:oel="http://schemas.microsoft.com/office/2019/extlst" xmlns:r="http://schemas.openxmlformats.org/officeDocument/2006/relationships" xmlns:wp14="http://schemas.microsoft.com/office/word/2010/wordprocessingDrawing" xmlns:wp="http://schemas.openxmlformats.org/drawingml/2006/wordprocessingDrawing" xmlns:wpg="http://schemas.microsoft.com/office/word/2010/wordprocessingGroup" xmlns:wpi="http://schemas.microsoft.com/office/word/2010/wordprocessingInk" xmlns:wps="http://schemas.microsoft.com/office/word/2010/wordprocessingShape" xmlns:o="urn:schemas-microsoft-com:office:office" xmlns:v="urn:schemas-microsoft-com:vml" xmlns:w10="urn:schemas-microsoft-com:office:word" xmlns:w="http://schemas.openxmlformats.org/wordprocessingml/2006/main" xmlns:w14="http://schemas.microsoft.com/office/word/2010/wordml" xmlns:w15="http://schemas.microsoft.com/office/word/2012/wordml" xmlns:w16cex="http://schemas.microsoft.com/office/word/2018/wordml/cex" xmlns:w16cid="http://schemas.microsoft.com/office/word/2016/wordml/cid" xmlns:w16="http://schemas.microsoft.com/office/word/2018/wordml" xmlns:w16sdtdh="http://schemas.microsoft.com/office/word/2020/wordml/sdtdatahash" xmlns:w16sdtfl="http://schemas.microsoft.com/office/word/2024/wordml/sdtformatlock" xmlns:w16se="http://schemas.microsoft.com/office/word/2015/wordml/symex" xmlns:w16du="http://schemas.microsoft.com/office/word/2023/wordml/word16du" xmlns:wne="http://schemas.microsoft.com/office/word/2006/wordml" mc:Ignorable="w14 w15 w16se w16cid w16 w16cex w16sdtdh w16sdtfl w16du wp14">
   <w:p>
     <w:pPr>
       <w:spacing w:line="264" w:lineRule="auto"/>
@@ -5308,7 +6110,7 @@
 </file>
 
 <file path=word/header2.xml><?xml version="1.0" encoding="utf-8"?>
-<w:hdr xmlns:wpc="http://schemas.microsoft.com/office/word/2010/wordprocessingCanvas" xmlns:cx="http://schemas.microsoft.com/office/drawing/2014/chartex" xmlns:cx1="http://schemas.microsoft.com/office/drawing/2015/9/8/chartex" xmlns:cx2="http://schemas.microsoft.com/office/drawing/2015/10/21/chartex" xmlns:cx3="http://schemas.microsoft.com/office/drawing/2016/5/9/chartex" xmlns:cx4="http://schemas.microsoft.com/office/drawing/2016/5/10/chartex" xmlns:cx5="http://schemas.microsoft.com/office/drawing/2016/5/11/chartex" xmlns:cx6="http://schemas.microsoft.com/office/drawing/2016/5/12/chartex" xmlns:cx7="http://schemas.microsoft.com/office/drawing/2016/5/13/chartex" xmlns:cx8="http://schemas.microsoft.com/office/drawing/2016/5/14/chartex" xmlns:mc="http://schemas.openxmlformats.org/markup-compatibility/2006" xmlns:aink="http://schemas.microsoft.com/office/drawing/2016/ink" xmlns:am3d="http://schemas.microsoft.com/office/drawing/2017/model3d" xmlns:o="urn:schemas-microsoft-com:office:office" xmlns:oel="http://schemas.microsoft.com/office/2019/extlst" xmlns:r="http://schemas.openxmlformats.org/officeDocument/2006/relationships" xmlns:m="http://schemas.openxmlformats.org/officeDocument/2006/math" xmlns:v="urn:schemas-microsoft-com:vml" xmlns:wp14="http://schemas.microsoft.com/office/word/2010/wordprocessingDrawing" xmlns:wp="http://schemas.openxmlformats.org/drawingml/2006/wordprocessingDrawing" xmlns:w10="urn:schemas-microsoft-com:office:word" xmlns:w="http://schemas.openxmlformats.org/wordprocessingml/2006/main" xmlns:w14="http://schemas.microsoft.com/office/word/2010/wordml" xmlns:w15="http://schemas.microsoft.com/office/word/2012/wordml" xmlns:w16cex="http://schemas.microsoft.com/office/word/2018/wordml/cex" xmlns:w16cid="http://schemas.microsoft.com/office/word/2016/wordml/cid" xmlns:w16="http://schemas.microsoft.com/office/word/2018/wordml" xmlns:w16du="http://schemas.microsoft.com/office/word/2023/wordml/word16du" xmlns:w16sdtdh="http://schemas.microsoft.com/office/word/2020/wordml/sdtdatahash" xmlns:w16sdtfl="http://schemas.microsoft.com/office/word/2024/wordml/sdtformatlock" xmlns:w16se="http://schemas.microsoft.com/office/word/2015/wordml/symex" xmlns:wpg="http://schemas.microsoft.com/office/word/2010/wordprocessingGroup" xmlns:wpi="http://schemas.microsoft.com/office/word/2010/wordprocessingInk" xmlns:wne="http://schemas.microsoft.com/office/word/2006/wordml" xmlns:wps="http://schemas.microsoft.com/office/word/2010/wordprocessingShape" mc:Ignorable="w14 w15 w16se w16cid w16 w16cex w16sdtdh w16sdtfl w16du wp14">
+<w:hdr xmlns:wpc="http://schemas.microsoft.com/office/word/2010/wordprocessingCanvas" xmlns:cx="http://schemas.microsoft.com/office/drawing/2014/chartex" xmlns:cx1="http://schemas.microsoft.com/office/drawing/2015/9/8/chartex" xmlns:cx2="http://schemas.microsoft.com/office/drawing/2015/10/21/chartex" xmlns:cx3="http://schemas.microsoft.com/office/drawing/2016/5/9/chartex" xmlns:cx4="http://schemas.microsoft.com/office/drawing/2016/5/10/chartex" xmlns:cx5="http://schemas.microsoft.com/office/drawing/2016/5/11/chartex" xmlns:cx6="http://schemas.microsoft.com/office/drawing/2016/5/12/chartex" xmlns:cx7="http://schemas.microsoft.com/office/drawing/2016/5/13/chartex" xmlns:cx8="http://schemas.microsoft.com/office/drawing/2016/5/14/chartex" xmlns:mc="http://schemas.openxmlformats.org/markup-compatibility/2006" xmlns:m="http://schemas.openxmlformats.org/officeDocument/2006/math" xmlns:aink="http://schemas.microsoft.com/office/drawing/2016/ink" xmlns:am3d="http://schemas.microsoft.com/office/drawing/2017/model3d" xmlns:oel="http://schemas.microsoft.com/office/2019/extlst" xmlns:r="http://schemas.openxmlformats.org/officeDocument/2006/relationships" xmlns:wp14="http://schemas.microsoft.com/office/word/2010/wordprocessingDrawing" xmlns:wp="http://schemas.openxmlformats.org/drawingml/2006/wordprocessingDrawing" xmlns:wpg="http://schemas.microsoft.com/office/word/2010/wordprocessingGroup" xmlns:wpi="http://schemas.microsoft.com/office/word/2010/wordprocessingInk" xmlns:wps="http://schemas.microsoft.com/office/word/2010/wordprocessingShape" xmlns:o="urn:schemas-microsoft-com:office:office" xmlns:v="urn:schemas-microsoft-com:vml" xmlns:w10="urn:schemas-microsoft-com:office:word" xmlns:w="http://schemas.openxmlformats.org/wordprocessingml/2006/main" xmlns:w14="http://schemas.microsoft.com/office/word/2010/wordml" xmlns:w15="http://schemas.microsoft.com/office/word/2012/wordml" xmlns:w16cex="http://schemas.microsoft.com/office/word/2018/wordml/cex" xmlns:w16cid="http://schemas.microsoft.com/office/word/2016/wordml/cid" xmlns:w16="http://schemas.microsoft.com/office/word/2018/wordml" xmlns:w16sdtdh="http://schemas.microsoft.com/office/word/2020/wordml/sdtdatahash" xmlns:w16sdtfl="http://schemas.microsoft.com/office/word/2024/wordml/sdtformatlock" xmlns:w16se="http://schemas.microsoft.com/office/word/2015/wordml/symex" xmlns:w16du="http://schemas.microsoft.com/office/word/2023/wordml/word16du" xmlns:wne="http://schemas.microsoft.com/office/word/2006/wordml" mc:Ignorable="w14 w15 w16se w16cid w16 w16cex w16sdtdh w16sdtfl w16du wp14">
   <w:p>
     <w:pPr>
       <w:pStyle w:val="Header"/>
@@ -5498,7 +6300,7 @@
 </file>
 
 <file path=word/numbering.xml><?xml version="1.0" encoding="utf-8"?>
-<w:numbering xmlns:wpc="http://schemas.microsoft.com/office/word/2010/wordprocessingCanvas" xmlns:cx="http://schemas.microsoft.com/office/drawing/2014/chartex" xmlns:cx1="http://schemas.microsoft.com/office/drawing/2015/9/8/chartex" xmlns:cx2="http://schemas.microsoft.com/office/drawing/2015/10/21/chartex" xmlns:cx3="http://schemas.microsoft.com/office/drawing/2016/5/9/chartex" xmlns:cx4="http://schemas.microsoft.com/office/drawing/2016/5/10/chartex" xmlns:cx5="http://schemas.microsoft.com/office/drawing/2016/5/11/chartex" xmlns:cx6="http://schemas.microsoft.com/office/drawing/2016/5/12/chartex" xmlns:cx7="http://schemas.microsoft.com/office/drawing/2016/5/13/chartex" xmlns:cx8="http://schemas.microsoft.com/office/drawing/2016/5/14/chartex" xmlns:mc="http://schemas.openxmlformats.org/markup-compatibility/2006" xmlns:aink="http://schemas.microsoft.com/office/drawing/2016/ink" xmlns:am3d="http://schemas.microsoft.com/office/drawing/2017/model3d" xmlns:o="urn:schemas-microsoft-com:office:office" xmlns:oel="http://schemas.microsoft.com/office/2019/extlst" xmlns:r="http://schemas.openxmlformats.org/officeDocument/2006/relationships" xmlns:m="http://schemas.openxmlformats.org/officeDocument/2006/math" xmlns:v="urn:schemas-microsoft-com:vml" xmlns:wp14="http://schemas.microsoft.com/office/word/2010/wordprocessingDrawing" xmlns:wp="http://schemas.openxmlformats.org/drawingml/2006/wordprocessingDrawing" xmlns:w10="urn:schemas-microsoft-com:office:word" xmlns:w="http://schemas.openxmlformats.org/wordprocessingml/2006/main" xmlns:w14="http://schemas.microsoft.com/office/word/2010/wordml" xmlns:w15="http://schemas.microsoft.com/office/word/2012/wordml" xmlns:w16cex="http://schemas.microsoft.com/office/word/2018/wordml/cex" xmlns:w16cid="http://schemas.microsoft.com/office/word/2016/wordml/cid" xmlns:w16="http://schemas.microsoft.com/office/word/2018/wordml" xmlns:w16du="http://schemas.microsoft.com/office/word/2023/wordml/word16du" xmlns:w16sdtdh="http://schemas.microsoft.com/office/word/2020/wordml/sdtdatahash" xmlns:w16sdtfl="http://schemas.microsoft.com/office/word/2024/wordml/sdtformatlock" xmlns:w16se="http://schemas.microsoft.com/office/word/2015/wordml/symex" xmlns:wpg="http://schemas.microsoft.com/office/word/2010/wordprocessingGroup" xmlns:wpi="http://schemas.microsoft.com/office/word/2010/wordprocessingInk" xmlns:wne="http://schemas.microsoft.com/office/word/2006/wordml" xmlns:wps="http://schemas.microsoft.com/office/word/2010/wordprocessingShape" mc:Ignorable="w14 w15 w16se w16cid w16 w16cex w16sdtdh w16sdtfl w16du wp14">
+<w:numbering xmlns:wpc="http://schemas.microsoft.com/office/word/2010/wordprocessingCanvas" xmlns:cx="http://schemas.microsoft.com/office/drawing/2014/chartex" xmlns:cx1="http://schemas.microsoft.com/office/drawing/2015/9/8/chartex" xmlns:cx2="http://schemas.microsoft.com/office/drawing/2015/10/21/chartex" xmlns:cx3="http://schemas.microsoft.com/office/drawing/2016/5/9/chartex" xmlns:cx4="http://schemas.microsoft.com/office/drawing/2016/5/10/chartex" xmlns:cx5="http://schemas.microsoft.com/office/drawing/2016/5/11/chartex" xmlns:cx6="http://schemas.microsoft.com/office/drawing/2016/5/12/chartex" xmlns:cx7="http://schemas.microsoft.com/office/drawing/2016/5/13/chartex" xmlns:cx8="http://schemas.microsoft.com/office/drawing/2016/5/14/chartex" xmlns:mc="http://schemas.openxmlformats.org/markup-compatibility/2006" xmlns:m="http://schemas.openxmlformats.org/officeDocument/2006/math" xmlns:aink="http://schemas.microsoft.com/office/drawing/2016/ink" xmlns:am3d="http://schemas.microsoft.com/office/drawing/2017/model3d" xmlns:oel="http://schemas.microsoft.com/office/2019/extlst" xmlns:r="http://schemas.openxmlformats.org/officeDocument/2006/relationships" xmlns:wp14="http://schemas.microsoft.com/office/word/2010/wordprocessingDrawing" xmlns:wp="http://schemas.openxmlformats.org/drawingml/2006/wordprocessingDrawing" xmlns:wpg="http://schemas.microsoft.com/office/word/2010/wordprocessingGroup" xmlns:wpi="http://schemas.microsoft.com/office/word/2010/wordprocessingInk" xmlns:wps="http://schemas.microsoft.com/office/word/2010/wordprocessingShape" xmlns:o="urn:schemas-microsoft-com:office:office" xmlns:v="urn:schemas-microsoft-com:vml" xmlns:w10="urn:schemas-microsoft-com:office:word" xmlns:w="http://schemas.openxmlformats.org/wordprocessingml/2006/main" xmlns:w14="http://schemas.microsoft.com/office/word/2010/wordml" xmlns:w15="http://schemas.microsoft.com/office/word/2012/wordml" xmlns:w16cex="http://schemas.microsoft.com/office/word/2018/wordml/cex" xmlns:w16cid="http://schemas.microsoft.com/office/word/2016/wordml/cid" xmlns:w16="http://schemas.microsoft.com/office/word/2018/wordml" xmlns:w16sdtdh="http://schemas.microsoft.com/office/word/2020/wordml/sdtdatahash" xmlns:w16sdtfl="http://schemas.microsoft.com/office/word/2024/wordml/sdtformatlock" xmlns:w16se="http://schemas.microsoft.com/office/word/2015/wordml/symex" xmlns:w16du="http://schemas.microsoft.com/office/word/2023/wordml/word16du" xmlns:wne="http://schemas.microsoft.com/office/word/2006/wordml" mc:Ignorable="w14 w15 w16se w16cid w16 w16cex w16sdtdh w16sdtfl w16du wp14">
   <w:abstractNum w:abstractNumId="0" w15:restartNumberingAfterBreak="0">
     <w:nsid w:val="079A5588"/>
     <w:multiLevelType w:val="hybridMultilevel"/>
@@ -5613,9 +6415,98 @@
     </w:lvl>
   </w:abstractNum>
   <w:abstractNum w:abstractNumId="1" w15:restartNumberingAfterBreak="0">
+    <w:nsid w:val="2FC42AE2"/>
+    <w:multiLevelType w:val="hybridMultilevel"/>
+    <w:tmpl w:val="33EE7790"/>
+    <w:lvl w:ilvl="0" w:tplc="FFFFFFFF">
+      <w:start w:val="1"/>
+      <w:numFmt w:val="decimal"/>
+      <w:lvlText w:val="%1."/>
+      <w:lvlJc w:val="left"/>
+      <w:pPr>
+        <w:ind w:left="720" w:hanging="360"/>
+      </w:pPr>
+      <w:rPr>
+        <w:rFonts w:hint="default"/>
+      </w:rPr>
+    </w:lvl>
+    <w:lvl w:ilvl="1" w:tplc="FFFFFFFF">
+      <w:start w:val="1"/>
+      <w:numFmt w:val="lowerLetter"/>
+      <w:lvlText w:val="%2."/>
+      <w:lvlJc w:val="left"/>
+      <w:pPr>
+        <w:ind w:left="1440" w:hanging="360"/>
+      </w:pPr>
+    </w:lvl>
+    <w:lvl w:ilvl="2" w:tplc="FFFFFFFF" w:tentative="1">
+      <w:start w:val="1"/>
+      <w:numFmt w:val="lowerRoman"/>
+      <w:lvlText w:val="%3."/>
+      <w:lvlJc w:val="right"/>
+      <w:pPr>
+        <w:ind w:left="2160" w:hanging="180"/>
+      </w:pPr>
+    </w:lvl>
+    <w:lvl w:ilvl="3" w:tplc="FFFFFFFF" w:tentative="1">
+      <w:start w:val="1"/>
+      <w:numFmt w:val="decimal"/>
+      <w:lvlText w:val="%4."/>
+      <w:lvlJc w:val="left"/>
+      <w:pPr>
+        <w:ind w:left="2880" w:hanging="360"/>
+      </w:pPr>
+    </w:lvl>
+    <w:lvl w:ilvl="4" w:tplc="FFFFFFFF" w:tentative="1">
+      <w:start w:val="1"/>
+      <w:numFmt w:val="lowerLetter"/>
+      <w:lvlText w:val="%5."/>
+      <w:lvlJc w:val="left"/>
+      <w:pPr>
+        <w:ind w:left="3600" w:hanging="360"/>
+      </w:pPr>
+    </w:lvl>
+    <w:lvl w:ilvl="5" w:tplc="FFFFFFFF" w:tentative="1">
+      <w:start w:val="1"/>
+      <w:numFmt w:val="lowerRoman"/>
+      <w:lvlText w:val="%6."/>
+      <w:lvlJc w:val="right"/>
+      <w:pPr>
+        <w:ind w:left="4320" w:hanging="180"/>
+      </w:pPr>
+    </w:lvl>
+    <w:lvl w:ilvl="6" w:tplc="FFFFFFFF" w:tentative="1">
+      <w:start w:val="1"/>
+      <w:numFmt w:val="decimal"/>
+      <w:lvlText w:val="%7."/>
+      <w:lvlJc w:val="left"/>
+      <w:pPr>
+        <w:ind w:left="5040" w:hanging="360"/>
+      </w:pPr>
+    </w:lvl>
+    <w:lvl w:ilvl="7" w:tplc="FFFFFFFF" w:tentative="1">
+      <w:start w:val="1"/>
+      <w:numFmt w:val="lowerLetter"/>
+      <w:lvlText w:val="%8."/>
+      <w:lvlJc w:val="left"/>
+      <w:pPr>
+        <w:ind w:left="5760" w:hanging="360"/>
+      </w:pPr>
+    </w:lvl>
+    <w:lvl w:ilvl="8" w:tplc="FFFFFFFF" w:tentative="1">
+      <w:start w:val="1"/>
+      <w:numFmt w:val="lowerRoman"/>
+      <w:lvlText w:val="%9."/>
+      <w:lvlJc w:val="right"/>
+      <w:pPr>
+        <w:ind w:left="6480" w:hanging="180"/>
+      </w:pPr>
+    </w:lvl>
+  </w:abstractNum>
+  <w:abstractNum w:abstractNumId="2" w15:restartNumberingAfterBreak="0">
     <w:nsid w:val="322A3B41"/>
     <w:multiLevelType w:val="hybridMultilevel"/>
-    <w:tmpl w:val="359ADB68"/>
+    <w:tmpl w:val="33EE7790"/>
     <w:lvl w:ilvl="0" w:tplc="0409000F">
       <w:start w:val="1"/>
       <w:numFmt w:val="decimal"/>
@@ -5623,6 +6514,95 @@
       <w:lvlJc w:val="left"/>
       <w:pPr>
         <w:ind w:left="720" w:hanging="360"/>
+      </w:pPr>
+      <w:rPr>
+        <w:rFonts w:hint="default"/>
+      </w:rPr>
+    </w:lvl>
+    <w:lvl w:ilvl="1" w:tplc="04090019">
+      <w:start w:val="1"/>
+      <w:numFmt w:val="lowerLetter"/>
+      <w:lvlText w:val="%2."/>
+      <w:lvlJc w:val="left"/>
+      <w:pPr>
+        <w:ind w:left="1440" w:hanging="360"/>
+      </w:pPr>
+    </w:lvl>
+    <w:lvl w:ilvl="2" w:tplc="0409001B" w:tentative="1">
+      <w:start w:val="1"/>
+      <w:numFmt w:val="lowerRoman"/>
+      <w:lvlText w:val="%3."/>
+      <w:lvlJc w:val="right"/>
+      <w:pPr>
+        <w:ind w:left="2160" w:hanging="180"/>
+      </w:pPr>
+    </w:lvl>
+    <w:lvl w:ilvl="3" w:tplc="0409000F" w:tentative="1">
+      <w:start w:val="1"/>
+      <w:numFmt w:val="decimal"/>
+      <w:lvlText w:val="%4."/>
+      <w:lvlJc w:val="left"/>
+      <w:pPr>
+        <w:ind w:left="2880" w:hanging="360"/>
+      </w:pPr>
+    </w:lvl>
+    <w:lvl w:ilvl="4" w:tplc="04090019" w:tentative="1">
+      <w:start w:val="1"/>
+      <w:numFmt w:val="lowerLetter"/>
+      <w:lvlText w:val="%5."/>
+      <w:lvlJc w:val="left"/>
+      <w:pPr>
+        <w:ind w:left="3600" w:hanging="360"/>
+      </w:pPr>
+    </w:lvl>
+    <w:lvl w:ilvl="5" w:tplc="0409001B" w:tentative="1">
+      <w:start w:val="1"/>
+      <w:numFmt w:val="lowerRoman"/>
+      <w:lvlText w:val="%6."/>
+      <w:lvlJc w:val="right"/>
+      <w:pPr>
+        <w:ind w:left="4320" w:hanging="180"/>
+      </w:pPr>
+    </w:lvl>
+    <w:lvl w:ilvl="6" w:tplc="0409000F" w:tentative="1">
+      <w:start w:val="1"/>
+      <w:numFmt w:val="decimal"/>
+      <w:lvlText w:val="%7."/>
+      <w:lvlJc w:val="left"/>
+      <w:pPr>
+        <w:ind w:left="5040" w:hanging="360"/>
+      </w:pPr>
+    </w:lvl>
+    <w:lvl w:ilvl="7" w:tplc="04090019" w:tentative="1">
+      <w:start w:val="1"/>
+      <w:numFmt w:val="lowerLetter"/>
+      <w:lvlText w:val="%8."/>
+      <w:lvlJc w:val="left"/>
+      <w:pPr>
+        <w:ind w:left="5760" w:hanging="360"/>
+      </w:pPr>
+    </w:lvl>
+    <w:lvl w:ilvl="8" w:tplc="0409001B" w:tentative="1">
+      <w:start w:val="1"/>
+      <w:numFmt w:val="lowerRoman"/>
+      <w:lvlText w:val="%9."/>
+      <w:lvlJc w:val="right"/>
+      <w:pPr>
+        <w:ind w:left="6480" w:hanging="180"/>
+      </w:pPr>
+    </w:lvl>
+  </w:abstractNum>
+  <w:abstractNum w:abstractNumId="3" w15:restartNumberingAfterBreak="0">
+    <w:nsid w:val="41731541"/>
+    <w:multiLevelType w:val="hybridMultilevel"/>
+    <w:tmpl w:val="262EFC22"/>
+    <w:lvl w:ilvl="0" w:tplc="FFFFFFFF">
+      <w:start w:val="1"/>
+      <w:numFmt w:val="decimal"/>
+      <w:lvlText w:val="%1."/>
+      <w:lvlJc w:val="left"/>
+      <w:pPr>
+        <w:ind w:left="1440" w:hanging="360"/>
       </w:pPr>
       <w:rPr>
         <w:rFonts w:hint="default"/>
@@ -5634,7 +6614,7 @@
       <w:lvlText w:val="%2."/>
       <w:lvlJc w:val="left"/>
       <w:pPr>
-        <w:ind w:left="1440" w:hanging="360"/>
+        <w:ind w:left="2160" w:hanging="360"/>
       </w:pPr>
     </w:lvl>
     <w:lvl w:ilvl="2" w:tplc="0409001B" w:tentative="1">
@@ -5643,7 +6623,7 @@
       <w:lvlText w:val="%3."/>
       <w:lvlJc w:val="right"/>
       <w:pPr>
-        <w:ind w:left="2160" w:hanging="180"/>
+        <w:ind w:left="2880" w:hanging="180"/>
       </w:pPr>
     </w:lvl>
     <w:lvl w:ilvl="3" w:tplc="0409000F" w:tentative="1">
@@ -5652,7 +6632,7 @@
       <w:lvlText w:val="%4."/>
       <w:lvlJc w:val="left"/>
       <w:pPr>
-        <w:ind w:left="2880" w:hanging="360"/>
+        <w:ind w:left="3600" w:hanging="360"/>
       </w:pPr>
     </w:lvl>
     <w:lvl w:ilvl="4" w:tplc="04090019" w:tentative="1">
@@ -5661,7 +6641,7 @@
       <w:lvlText w:val="%5."/>
       <w:lvlJc w:val="left"/>
       <w:pPr>
-        <w:ind w:left="3600" w:hanging="360"/>
+        <w:ind w:left="4320" w:hanging="360"/>
       </w:pPr>
     </w:lvl>
     <w:lvl w:ilvl="5" w:tplc="0409001B" w:tentative="1">
@@ -5670,7 +6650,7 @@
       <w:lvlText w:val="%6."/>
       <w:lvlJc w:val="right"/>
       <w:pPr>
-        <w:ind w:left="4320" w:hanging="180"/>
+        <w:ind w:left="5040" w:hanging="180"/>
       </w:pPr>
     </w:lvl>
     <w:lvl w:ilvl="6" w:tplc="0409000F" w:tentative="1">
@@ -5679,7 +6659,7 @@
       <w:lvlText w:val="%7."/>
       <w:lvlJc w:val="left"/>
       <w:pPr>
-        <w:ind w:left="5040" w:hanging="360"/>
+        <w:ind w:left="5760" w:hanging="360"/>
       </w:pPr>
     </w:lvl>
     <w:lvl w:ilvl="7" w:tplc="04090019" w:tentative="1">
@@ -5688,7 +6668,7 @@
       <w:lvlText w:val="%8."/>
       <w:lvlJc w:val="left"/>
       <w:pPr>
-        <w:ind w:left="5760" w:hanging="360"/>
+        <w:ind w:left="6480" w:hanging="360"/>
       </w:pPr>
     </w:lvl>
     <w:lvl w:ilvl="8" w:tplc="0409001B" w:tentative="1">
@@ -5697,11 +6677,11 @@
       <w:lvlText w:val="%9."/>
       <w:lvlJc w:val="right"/>
       <w:pPr>
-        <w:ind w:left="6480" w:hanging="180"/>
+        <w:ind w:left="7200" w:hanging="180"/>
       </w:pPr>
     </w:lvl>
   </w:abstractNum>
-  <w:abstractNum w:abstractNumId="2" w15:restartNumberingAfterBreak="0">
+  <w:abstractNum w:abstractNumId="4" w15:restartNumberingAfterBreak="0">
     <w:nsid w:val="446935A6"/>
     <w:multiLevelType w:val="hybridMultilevel"/>
     <w:tmpl w:val="A41E7A6C"/>
@@ -5814,7 +6794,206 @@
       </w:rPr>
     </w:lvl>
   </w:abstractNum>
-  <w:abstractNum w:abstractNumId="3" w15:restartNumberingAfterBreak="0">
+  <w:abstractNum w:abstractNumId="5" w15:restartNumberingAfterBreak="0">
+    <w:nsid w:val="5B687A09"/>
+    <w:multiLevelType w:val="hybridMultilevel"/>
+    <w:tmpl w:val="E6E0ABFC"/>
+    <w:lvl w:ilvl="0" w:tplc="0409000F">
+      <w:start w:val="1"/>
+      <w:numFmt w:val="decimal"/>
+      <w:lvlText w:val="%1."/>
+      <w:lvlJc w:val="left"/>
+      <w:pPr>
+        <w:ind w:left="360" w:hanging="360"/>
+      </w:pPr>
+    </w:lvl>
+    <w:lvl w:ilvl="1" w:tplc="04090019" w:tentative="1">
+      <w:start w:val="1"/>
+      <w:numFmt w:val="lowerLetter"/>
+      <w:lvlText w:val="%2."/>
+      <w:lvlJc w:val="left"/>
+      <w:pPr>
+        <w:ind w:left="1080" w:hanging="360"/>
+      </w:pPr>
+    </w:lvl>
+    <w:lvl w:ilvl="2" w:tplc="0409001B" w:tentative="1">
+      <w:start w:val="1"/>
+      <w:numFmt w:val="lowerRoman"/>
+      <w:lvlText w:val="%3."/>
+      <w:lvlJc w:val="right"/>
+      <w:pPr>
+        <w:ind w:left="1800" w:hanging="180"/>
+      </w:pPr>
+    </w:lvl>
+    <w:lvl w:ilvl="3" w:tplc="0409000F" w:tentative="1">
+      <w:start w:val="1"/>
+      <w:numFmt w:val="decimal"/>
+      <w:lvlText w:val="%4."/>
+      <w:lvlJc w:val="left"/>
+      <w:pPr>
+        <w:ind w:left="2520" w:hanging="360"/>
+      </w:pPr>
+    </w:lvl>
+    <w:lvl w:ilvl="4" w:tplc="04090019" w:tentative="1">
+      <w:start w:val="1"/>
+      <w:numFmt w:val="lowerLetter"/>
+      <w:lvlText w:val="%5."/>
+      <w:lvlJc w:val="left"/>
+      <w:pPr>
+        <w:ind w:left="3240" w:hanging="360"/>
+      </w:pPr>
+    </w:lvl>
+    <w:lvl w:ilvl="5" w:tplc="0409001B" w:tentative="1">
+      <w:start w:val="1"/>
+      <w:numFmt w:val="lowerRoman"/>
+      <w:lvlText w:val="%6."/>
+      <w:lvlJc w:val="right"/>
+      <w:pPr>
+        <w:ind w:left="3960" w:hanging="180"/>
+      </w:pPr>
+    </w:lvl>
+    <w:lvl w:ilvl="6" w:tplc="0409000F" w:tentative="1">
+      <w:start w:val="1"/>
+      <w:numFmt w:val="decimal"/>
+      <w:lvlText w:val="%7."/>
+      <w:lvlJc w:val="left"/>
+      <w:pPr>
+        <w:ind w:left="4680" w:hanging="360"/>
+      </w:pPr>
+    </w:lvl>
+    <w:lvl w:ilvl="7" w:tplc="04090019" w:tentative="1">
+      <w:start w:val="1"/>
+      <w:numFmt w:val="lowerLetter"/>
+      <w:lvlText w:val="%8."/>
+      <w:lvlJc w:val="left"/>
+      <w:pPr>
+        <w:ind w:left="5400" w:hanging="360"/>
+      </w:pPr>
+    </w:lvl>
+    <w:lvl w:ilvl="8" w:tplc="0409001B" w:tentative="1">
+      <w:start w:val="1"/>
+      <w:numFmt w:val="lowerRoman"/>
+      <w:lvlText w:val="%9."/>
+      <w:lvlJc w:val="right"/>
+      <w:pPr>
+        <w:ind w:left="6120" w:hanging="180"/>
+      </w:pPr>
+    </w:lvl>
+  </w:abstractNum>
+  <w:abstractNum w:abstractNumId="6" w15:restartNumberingAfterBreak="0">
+    <w:nsid w:val="644E44C9"/>
+    <w:multiLevelType w:val="hybridMultilevel"/>
+    <w:tmpl w:val="49E2BCDE"/>
+    <w:lvl w:ilvl="0" w:tplc="04090001">
+      <w:start w:val="1"/>
+      <w:numFmt w:val="bullet"/>
+      <w:lvlText w:val=""/>
+      <w:lvlJc w:val="left"/>
+      <w:pPr>
+        <w:ind w:left="1080" w:hanging="360"/>
+      </w:pPr>
+      <w:rPr>
+        <w:rFonts w:ascii="Symbol" w:hAnsi="Symbol" w:hint="default"/>
+      </w:rPr>
+    </w:lvl>
+    <w:lvl w:ilvl="1" w:tplc="04090003">
+      <w:start w:val="1"/>
+      <w:numFmt w:val="bullet"/>
+      <w:lvlText w:val="o"/>
+      <w:lvlJc w:val="left"/>
+      <w:pPr>
+        <w:ind w:left="1800" w:hanging="360"/>
+      </w:pPr>
+      <w:rPr>
+        <w:rFonts w:ascii="Courier New" w:hAnsi="Courier New" w:cs="Courier New" w:hint="default"/>
+      </w:rPr>
+    </w:lvl>
+    <w:lvl w:ilvl="2" w:tplc="04090005" w:tentative="1">
+      <w:start w:val="1"/>
+      <w:numFmt w:val="bullet"/>
+      <w:lvlText w:val=""/>
+      <w:lvlJc w:val="left"/>
+      <w:pPr>
+        <w:ind w:left="2520" w:hanging="360"/>
+      </w:pPr>
+      <w:rPr>
+        <w:rFonts w:ascii="Wingdings" w:hAnsi="Wingdings" w:hint="default"/>
+      </w:rPr>
+    </w:lvl>
+    <w:lvl w:ilvl="3" w:tplc="04090001" w:tentative="1">
+      <w:start w:val="1"/>
+      <w:numFmt w:val="bullet"/>
+      <w:lvlText w:val=""/>
+      <w:lvlJc w:val="left"/>
+      <w:pPr>
+        <w:ind w:left="3240" w:hanging="360"/>
+      </w:pPr>
+      <w:rPr>
+        <w:rFonts w:ascii="Symbol" w:hAnsi="Symbol" w:hint="default"/>
+      </w:rPr>
+    </w:lvl>
+    <w:lvl w:ilvl="4" w:tplc="04090003" w:tentative="1">
+      <w:start w:val="1"/>
+      <w:numFmt w:val="bullet"/>
+      <w:lvlText w:val="o"/>
+      <w:lvlJc w:val="left"/>
+      <w:pPr>
+        <w:ind w:left="3960" w:hanging="360"/>
+      </w:pPr>
+      <w:rPr>
+        <w:rFonts w:ascii="Courier New" w:hAnsi="Courier New" w:cs="Courier New" w:hint="default"/>
+      </w:rPr>
+    </w:lvl>
+    <w:lvl w:ilvl="5" w:tplc="04090005" w:tentative="1">
+      <w:start w:val="1"/>
+      <w:numFmt w:val="bullet"/>
+      <w:lvlText w:val=""/>
+      <w:lvlJc w:val="left"/>
+      <w:pPr>
+        <w:ind w:left="4680" w:hanging="360"/>
+      </w:pPr>
+      <w:rPr>
+        <w:rFonts w:ascii="Wingdings" w:hAnsi="Wingdings" w:hint="default"/>
+      </w:rPr>
+    </w:lvl>
+    <w:lvl w:ilvl="6" w:tplc="04090001" w:tentative="1">
+      <w:start w:val="1"/>
+      <w:numFmt w:val="bullet"/>
+      <w:lvlText w:val=""/>
+      <w:lvlJc w:val="left"/>
+      <w:pPr>
+        <w:ind w:left="5400" w:hanging="360"/>
+      </w:pPr>
+      <w:rPr>
+        <w:rFonts w:ascii="Symbol" w:hAnsi="Symbol" w:hint="default"/>
+      </w:rPr>
+    </w:lvl>
+    <w:lvl w:ilvl="7" w:tplc="04090003" w:tentative="1">
+      <w:start w:val="1"/>
+      <w:numFmt w:val="bullet"/>
+      <w:lvlText w:val="o"/>
+      <w:lvlJc w:val="left"/>
+      <w:pPr>
+        <w:ind w:left="6120" w:hanging="360"/>
+      </w:pPr>
+      <w:rPr>
+        <w:rFonts w:ascii="Courier New" w:hAnsi="Courier New" w:cs="Courier New" w:hint="default"/>
+      </w:rPr>
+    </w:lvl>
+    <w:lvl w:ilvl="8" w:tplc="04090005" w:tentative="1">
+      <w:start w:val="1"/>
+      <w:numFmt w:val="bullet"/>
+      <w:lvlText w:val=""/>
+      <w:lvlJc w:val="left"/>
+      <w:pPr>
+        <w:ind w:left="6840" w:hanging="360"/>
+      </w:pPr>
+      <w:rPr>
+        <w:rFonts w:ascii="Wingdings" w:hAnsi="Wingdings" w:hint="default"/>
+      </w:rPr>
+    </w:lvl>
+  </w:abstractNum>
+  <w:abstractNum w:abstractNumId="7" w15:restartNumberingAfterBreak="0">
     <w:nsid w:val="7ABF36DF"/>
     <w:multiLevelType w:val="multilevel"/>
     <w:tmpl w:val="04090025"/>
@@ -5910,23 +7089,35 @@
     </w:lvl>
   </w:abstractNum>
   <w:num w:numId="1" w16cid:durableId="1395007836">
-    <w:abstractNumId w:val="3"/>
+    <w:abstractNumId w:val="7"/>
   </w:num>
   <w:num w:numId="2" w16cid:durableId="383524221">
     <w:abstractNumId w:val="0"/>
   </w:num>
   <w:num w:numId="3" w16cid:durableId="1856382266">
+    <w:abstractNumId w:val="2"/>
+  </w:num>
+  <w:num w:numId="4" w16cid:durableId="710884847">
+    <w:abstractNumId w:val="4"/>
+  </w:num>
+  <w:num w:numId="5" w16cid:durableId="537548998">
+    <w:abstractNumId w:val="5"/>
+  </w:num>
+  <w:num w:numId="6" w16cid:durableId="1662585674">
     <w:abstractNumId w:val="1"/>
   </w:num>
-  <w:num w:numId="4" w16cid:durableId="710884847">
-    <w:abstractNumId w:val="2"/>
+  <w:num w:numId="7" w16cid:durableId="2124421459">
+    <w:abstractNumId w:val="3"/>
+  </w:num>
+  <w:num w:numId="8" w16cid:durableId="341782233">
+    <w:abstractNumId w:val="6"/>
   </w:num>
   <w:numIdMacAtCleanup w:val="3"/>
 </w:numbering>
 </file>
 
 <file path=word/styles.xml><?xml version="1.0" encoding="utf-8"?>
-<w:styles xmlns:mc="http://schemas.openxmlformats.org/markup-compatibility/2006" xmlns:r="http://schemas.openxmlformats.org/officeDocument/2006/relationships" xmlns:w="http://schemas.openxmlformats.org/wordprocessingml/2006/main" xmlns:w14="http://schemas.microsoft.com/office/word/2010/wordml" xmlns:w15="http://schemas.microsoft.com/office/word/2012/wordml" xmlns:w16cex="http://schemas.microsoft.com/office/word/2018/wordml/cex" xmlns:w16cid="http://schemas.microsoft.com/office/word/2016/wordml/cid" xmlns:w16="http://schemas.microsoft.com/office/word/2018/wordml" xmlns:w16du="http://schemas.microsoft.com/office/word/2023/wordml/word16du" xmlns:w16sdtdh="http://schemas.microsoft.com/office/word/2020/wordml/sdtdatahash" xmlns:w16sdtfl="http://schemas.microsoft.com/office/word/2024/wordml/sdtformatlock" xmlns:w16se="http://schemas.microsoft.com/office/word/2015/wordml/symex" mc:Ignorable="w14 w15 w16se w16cid w16 w16cex w16sdtdh w16sdtfl w16du">
+<w:styles xmlns:mc="http://schemas.openxmlformats.org/markup-compatibility/2006" xmlns:r="http://schemas.openxmlformats.org/officeDocument/2006/relationships" xmlns:w="http://schemas.openxmlformats.org/wordprocessingml/2006/main" xmlns:w14="http://schemas.microsoft.com/office/word/2010/wordml" xmlns:w15="http://schemas.microsoft.com/office/word/2012/wordml" xmlns:w16cex="http://schemas.microsoft.com/office/word/2018/wordml/cex" xmlns:w16cid="http://schemas.microsoft.com/office/word/2016/wordml/cid" xmlns:w16="http://schemas.microsoft.com/office/word/2018/wordml" xmlns:w16sdtdh="http://schemas.microsoft.com/office/word/2020/wordml/sdtdatahash" xmlns:w16sdtfl="http://schemas.microsoft.com/office/word/2024/wordml/sdtformatlock" xmlns:w16se="http://schemas.microsoft.com/office/word/2015/wordml/symex" xmlns:w16du="http://schemas.microsoft.com/office/word/2023/wordml/word16du" mc:Ignorable="w14 w15 w16se w16cid w16 w16cex w16sdtdh w16sdtfl w16du">
   <w:docDefaults>
     <w:rPrDefault>
       <w:rPr>
@@ -7314,11 +8505,63 @@
     <w:basedOn w:val="DefaultParagraphFont"/>
     <w:rsid w:val="007751DA"/>
   </w:style>
+  <w:style w:type="paragraph" w:styleId="HTMLPreformatted">
+    <w:name w:val="HTML Preformatted"/>
+    <w:basedOn w:val="Normal"/>
+    <w:link w:val="HTMLPreformattedChar"/>
+    <w:uiPriority w:val="99"/>
+    <w:semiHidden/>
+    <w:unhideWhenUsed/>
+    <w:rsid w:val="009830A3"/>
+    <w:pPr>
+      <w:tabs>
+        <w:tab w:val="left" w:pos="916"/>
+        <w:tab w:val="left" w:pos="1832"/>
+        <w:tab w:val="left" w:pos="2748"/>
+        <w:tab w:val="left" w:pos="3664"/>
+        <w:tab w:val="left" w:pos="4580"/>
+        <w:tab w:val="left" w:pos="5496"/>
+        <w:tab w:val="left" w:pos="6412"/>
+        <w:tab w:val="left" w:pos="7328"/>
+        <w:tab w:val="left" w:pos="8244"/>
+        <w:tab w:val="left" w:pos="9160"/>
+        <w:tab w:val="left" w:pos="10076"/>
+        <w:tab w:val="left" w:pos="10992"/>
+        <w:tab w:val="left" w:pos="11908"/>
+        <w:tab w:val="left" w:pos="12824"/>
+        <w:tab w:val="left" w:pos="13740"/>
+        <w:tab w:val="left" w:pos="14656"/>
+      </w:tabs>
+      <w:spacing w:after="0" w:line="240" w:lineRule="auto"/>
+    </w:pPr>
+    <w:rPr>
+      <w:rFonts w:ascii="Courier New" w:eastAsia="Times New Roman" w:hAnsi="Courier New" w:cs="Courier New"/>
+      <w:kern w:val="0"/>
+      <w:sz w:val="20"/>
+      <w:szCs w:val="20"/>
+      <w14:ligatures w14:val="none"/>
+    </w:rPr>
+  </w:style>
+  <w:style w:type="character" w:customStyle="1" w:styleId="HTMLPreformattedChar">
+    <w:name w:val="HTML Preformatted Char"/>
+    <w:basedOn w:val="DefaultParagraphFont"/>
+    <w:link w:val="HTMLPreformatted"/>
+    <w:uiPriority w:val="99"/>
+    <w:semiHidden/>
+    <w:rsid w:val="009830A3"/>
+    <w:rPr>
+      <w:rFonts w:ascii="Courier New" w:eastAsia="Times New Roman" w:hAnsi="Courier New" w:cs="Courier New"/>
+      <w:kern w:val="0"/>
+      <w:sz w:val="20"/>
+      <w:szCs w:val="20"/>
+      <w14:ligatures w14:val="none"/>
+    </w:rPr>
+  </w:style>
 </w:styles>
 </file>
 
 <file path=word/glossary/document.xml><?xml version="1.0" encoding="utf-8"?>
-<w:glossaryDocument xmlns:wpc="http://schemas.microsoft.com/office/word/2010/wordprocessingCanvas" xmlns:cx="http://schemas.microsoft.com/office/drawing/2014/chartex" xmlns:cx1="http://schemas.microsoft.com/office/drawing/2015/9/8/chartex" xmlns:cx2="http://schemas.microsoft.com/office/drawing/2015/10/21/chartex" xmlns:cx3="http://schemas.microsoft.com/office/drawing/2016/5/9/chartex" xmlns:cx4="http://schemas.microsoft.com/office/drawing/2016/5/10/chartex" xmlns:cx5="http://schemas.microsoft.com/office/drawing/2016/5/11/chartex" xmlns:cx6="http://schemas.microsoft.com/office/drawing/2016/5/12/chartex" xmlns:cx7="http://schemas.microsoft.com/office/drawing/2016/5/13/chartex" xmlns:cx8="http://schemas.microsoft.com/office/drawing/2016/5/14/chartex" xmlns:mc="http://schemas.openxmlformats.org/markup-compatibility/2006" xmlns:aink="http://schemas.microsoft.com/office/drawing/2016/ink" xmlns:am3d="http://schemas.microsoft.com/office/drawing/2017/model3d" xmlns:o="urn:schemas-microsoft-com:office:office" xmlns:oel="http://schemas.microsoft.com/office/2019/extlst" xmlns:r="http://schemas.openxmlformats.org/officeDocument/2006/relationships" xmlns:m="http://schemas.openxmlformats.org/officeDocument/2006/math" xmlns:v="urn:schemas-microsoft-com:vml" xmlns:wp14="http://schemas.microsoft.com/office/word/2010/wordprocessingDrawing" xmlns:wp="http://schemas.openxmlformats.org/drawingml/2006/wordprocessingDrawing" xmlns:w10="urn:schemas-microsoft-com:office:word" xmlns:w="http://schemas.openxmlformats.org/wordprocessingml/2006/main" xmlns:w14="http://schemas.microsoft.com/office/word/2010/wordml" xmlns:w15="http://schemas.microsoft.com/office/word/2012/wordml" xmlns:w16cex="http://schemas.microsoft.com/office/word/2018/wordml/cex" xmlns:w16cid="http://schemas.microsoft.com/office/word/2016/wordml/cid" xmlns:w16="http://schemas.microsoft.com/office/word/2018/wordml" xmlns:w16du="http://schemas.microsoft.com/office/word/2023/wordml/word16du" xmlns:w16sdtdh="http://schemas.microsoft.com/office/word/2020/wordml/sdtdatahash" xmlns:w16sdtfl="http://schemas.microsoft.com/office/word/2024/wordml/sdtformatlock" xmlns:w16se="http://schemas.microsoft.com/office/word/2015/wordml/symex" xmlns:wpg="http://schemas.microsoft.com/office/word/2010/wordprocessingGroup" xmlns:wpi="http://schemas.microsoft.com/office/word/2010/wordprocessingInk" xmlns:wne="http://schemas.microsoft.com/office/word/2006/wordml" xmlns:wps="http://schemas.microsoft.com/office/word/2010/wordprocessingShape" mc:Ignorable="w14 w15 w16se w16cid w16 w16cex w16sdtdh w16sdtfl w16du wp14">
+<w:glossaryDocument xmlns:wpc="http://schemas.microsoft.com/office/word/2010/wordprocessingCanvas" xmlns:cx="http://schemas.microsoft.com/office/drawing/2014/chartex" xmlns:cx1="http://schemas.microsoft.com/office/drawing/2015/9/8/chartex" xmlns:cx2="http://schemas.microsoft.com/office/drawing/2015/10/21/chartex" xmlns:cx3="http://schemas.microsoft.com/office/drawing/2016/5/9/chartex" xmlns:cx4="http://schemas.microsoft.com/office/drawing/2016/5/10/chartex" xmlns:cx5="http://schemas.microsoft.com/office/drawing/2016/5/11/chartex" xmlns:cx6="http://schemas.microsoft.com/office/drawing/2016/5/12/chartex" xmlns:cx7="http://schemas.microsoft.com/office/drawing/2016/5/13/chartex" xmlns:cx8="http://schemas.microsoft.com/office/drawing/2016/5/14/chartex" xmlns:mc="http://schemas.openxmlformats.org/markup-compatibility/2006" xmlns:m="http://schemas.openxmlformats.org/officeDocument/2006/math" xmlns:aink="http://schemas.microsoft.com/office/drawing/2016/ink" xmlns:am3d="http://schemas.microsoft.com/office/drawing/2017/model3d" xmlns:oel="http://schemas.microsoft.com/office/2019/extlst" xmlns:r="http://schemas.openxmlformats.org/officeDocument/2006/relationships" xmlns:wp14="http://schemas.microsoft.com/office/word/2010/wordprocessingDrawing" xmlns:wp="http://schemas.openxmlformats.org/drawingml/2006/wordprocessingDrawing" xmlns:wpg="http://schemas.microsoft.com/office/word/2010/wordprocessingGroup" xmlns:wpi="http://schemas.microsoft.com/office/word/2010/wordprocessingInk" xmlns:wps="http://schemas.microsoft.com/office/word/2010/wordprocessingShape" xmlns:o="urn:schemas-microsoft-com:office:office" xmlns:v="urn:schemas-microsoft-com:vml" xmlns:w10="urn:schemas-microsoft-com:office:word" xmlns:w="http://schemas.openxmlformats.org/wordprocessingml/2006/main" xmlns:w14="http://schemas.microsoft.com/office/word/2010/wordml" xmlns:w15="http://schemas.microsoft.com/office/word/2012/wordml" xmlns:w16cex="http://schemas.microsoft.com/office/word/2018/wordml/cex" xmlns:w16cid="http://schemas.microsoft.com/office/word/2016/wordml/cid" xmlns:w16="http://schemas.microsoft.com/office/word/2018/wordml" xmlns:w16sdtdh="http://schemas.microsoft.com/office/word/2020/wordml/sdtdatahash" xmlns:w16sdtfl="http://schemas.microsoft.com/office/word/2024/wordml/sdtformatlock" xmlns:w16se="http://schemas.microsoft.com/office/word/2015/wordml/symex" xmlns:w16du="http://schemas.microsoft.com/office/word/2023/wordml/word16du" xmlns:wne="http://schemas.microsoft.com/office/word/2006/wordml" mc:Ignorable="w14 w15 w16se w16cid w16 w16cex w16sdtdh w16sdtfl w16du wp14">
   <w:docParts>
     <w:docPart>
       <w:docPartPr>
@@ -7356,7 +8599,7 @@
 </file>
 
 <file path=word/glossary/fontTable.xml><?xml version="1.0" encoding="utf-8"?>
-<w:fonts xmlns:mc="http://schemas.openxmlformats.org/markup-compatibility/2006" xmlns:r="http://schemas.openxmlformats.org/officeDocument/2006/relationships" xmlns:w="http://schemas.openxmlformats.org/wordprocessingml/2006/main" xmlns:w14="http://schemas.microsoft.com/office/word/2010/wordml" xmlns:w15="http://schemas.microsoft.com/office/word/2012/wordml" xmlns:w16cex="http://schemas.microsoft.com/office/word/2018/wordml/cex" xmlns:w16cid="http://schemas.microsoft.com/office/word/2016/wordml/cid" xmlns:w16="http://schemas.microsoft.com/office/word/2018/wordml" xmlns:w16du="http://schemas.microsoft.com/office/word/2023/wordml/word16du" xmlns:w16sdtdh="http://schemas.microsoft.com/office/word/2020/wordml/sdtdatahash" xmlns:w16sdtfl="http://schemas.microsoft.com/office/word/2024/wordml/sdtformatlock" xmlns:w16se="http://schemas.microsoft.com/office/word/2015/wordml/symex" mc:Ignorable="w14 w15 w16se w16cid w16 w16cex w16sdtdh w16sdtfl w16du">
+<w:fonts xmlns:mc="http://schemas.openxmlformats.org/markup-compatibility/2006" xmlns:r="http://schemas.openxmlformats.org/officeDocument/2006/relationships" xmlns:w="http://schemas.openxmlformats.org/wordprocessingml/2006/main" xmlns:w14="http://schemas.microsoft.com/office/word/2010/wordml" xmlns:w15="http://schemas.microsoft.com/office/word/2012/wordml" xmlns:w16cex="http://schemas.microsoft.com/office/word/2018/wordml/cex" xmlns:w16cid="http://schemas.microsoft.com/office/word/2016/wordml/cid" xmlns:w16="http://schemas.microsoft.com/office/word/2018/wordml" xmlns:w16sdtdh="http://schemas.microsoft.com/office/word/2020/wordml/sdtdatahash" xmlns:w16sdtfl="http://schemas.microsoft.com/office/word/2024/wordml/sdtformatlock" xmlns:w16se="http://schemas.microsoft.com/office/word/2015/wordml/symex" xmlns:w16du="http://schemas.microsoft.com/office/word/2023/wordml/word16du" mc:Ignorable="w14 w15 w16se w16cid w16 w16cex w16sdtdh w16sdtfl w16du">
   <w:font w:name="Symbol">
     <w:panose1 w:val="05050102010706020507"/>
     <w:charset w:val="02"/>
@@ -7432,7 +8675,7 @@
 </file>
 
 <file path=word/glossary/settings.xml><?xml version="1.0" encoding="utf-8"?>
-<w:settings xmlns:mc="http://schemas.openxmlformats.org/markup-compatibility/2006" xmlns:o="urn:schemas-microsoft-com:office:office" xmlns:r="http://schemas.openxmlformats.org/officeDocument/2006/relationships" xmlns:m="http://schemas.openxmlformats.org/officeDocument/2006/math" xmlns:v="urn:schemas-microsoft-com:vml" xmlns:w10="urn:schemas-microsoft-com:office:word" xmlns:w="http://schemas.openxmlformats.org/wordprocessingml/2006/main" xmlns:w14="http://schemas.microsoft.com/office/word/2010/wordml" xmlns:w15="http://schemas.microsoft.com/office/word/2012/wordml" xmlns:w16cex="http://schemas.microsoft.com/office/word/2018/wordml/cex" xmlns:w16cid="http://schemas.microsoft.com/office/word/2016/wordml/cid" xmlns:w16="http://schemas.microsoft.com/office/word/2018/wordml" xmlns:w16du="http://schemas.microsoft.com/office/word/2023/wordml/word16du" xmlns:w16sdtdh="http://schemas.microsoft.com/office/word/2020/wordml/sdtdatahash" xmlns:w16sdtfl="http://schemas.microsoft.com/office/word/2024/wordml/sdtformatlock" xmlns:w16se="http://schemas.microsoft.com/office/word/2015/wordml/symex" xmlns:sl="http://schemas.openxmlformats.org/schemaLibrary/2006/main" mc:Ignorable="w14 w15 w16se w16cid w16 w16cex w16sdtdh w16sdtfl w16du">
+<w:settings xmlns:mc="http://schemas.openxmlformats.org/markup-compatibility/2006" xmlns:m="http://schemas.openxmlformats.org/officeDocument/2006/math" xmlns:r="http://schemas.openxmlformats.org/officeDocument/2006/relationships" xmlns:sl="http://schemas.openxmlformats.org/schemaLibrary/2006/main" xmlns:o="urn:schemas-microsoft-com:office:office" xmlns:v="urn:schemas-microsoft-com:vml" xmlns:w10="urn:schemas-microsoft-com:office:word" xmlns:w="http://schemas.openxmlformats.org/wordprocessingml/2006/main" xmlns:w14="http://schemas.microsoft.com/office/word/2010/wordml" xmlns:w15="http://schemas.microsoft.com/office/word/2012/wordml" xmlns:w16cex="http://schemas.microsoft.com/office/word/2018/wordml/cex" xmlns:w16cid="http://schemas.microsoft.com/office/word/2016/wordml/cid" xmlns:w16="http://schemas.microsoft.com/office/word/2018/wordml" xmlns:w16sdtdh="http://schemas.microsoft.com/office/word/2020/wordml/sdtdatahash" xmlns:w16sdtfl="http://schemas.microsoft.com/office/word/2024/wordml/sdtformatlock" xmlns:w16se="http://schemas.microsoft.com/office/word/2015/wordml/symex" xmlns:w16du="http://schemas.microsoft.com/office/word/2023/wordml/word16du" mc:Ignorable="w14 w15 w16se w16cid w16 w16cex w16sdtdh w16sdtfl w16du">
   <w:view w:val="normal"/>
   <w:defaultTabStop w:val="720"/>
   <w:characterSpacingControl w:val="doNotCompress"/>
@@ -7448,10 +8691,12 @@
   <w:rsids>
     <w:rsidRoot w:val="002E3481"/>
     <w:rsid w:val="000634E3"/>
+    <w:rsid w:val="001B51CC"/>
     <w:rsid w:val="00235B96"/>
     <w:rsid w:val="00266BAB"/>
     <w:rsid w:val="00277525"/>
     <w:rsid w:val="002E3481"/>
+    <w:rsid w:val="002F4553"/>
     <w:rsid w:val="00300C11"/>
     <w:rsid w:val="00376212"/>
     <w:rsid w:val="00396093"/>
@@ -7459,9 +8704,11 @@
     <w:rsid w:val="00480526"/>
     <w:rsid w:val="004845D4"/>
     <w:rsid w:val="005248D9"/>
+    <w:rsid w:val="005272C1"/>
     <w:rsid w:val="00597FD0"/>
     <w:rsid w:val="005A1D2B"/>
     <w:rsid w:val="00690E31"/>
+    <w:rsid w:val="006C1676"/>
     <w:rsid w:val="006D7AC7"/>
     <w:rsid w:val="007071F5"/>
     <w:rsid w:val="00773B85"/>
@@ -7469,13 +8716,17 @@
     <w:rsid w:val="007A3068"/>
     <w:rsid w:val="00826915"/>
     <w:rsid w:val="00843A26"/>
+    <w:rsid w:val="00856F3A"/>
+    <w:rsid w:val="008829DB"/>
     <w:rsid w:val="008A4BF2"/>
     <w:rsid w:val="008B3007"/>
+    <w:rsid w:val="00904018"/>
     <w:rsid w:val="0091242C"/>
     <w:rsid w:val="009E669E"/>
     <w:rsid w:val="00B74EBA"/>
     <w:rsid w:val="00C6551D"/>
     <w:rsid w:val="00C66BB0"/>
+    <w:rsid w:val="00D23DB1"/>
     <w:rsid w:val="00D44B8C"/>
     <w:rsid w:val="00D75F52"/>
     <w:rsid w:val="00D835DE"/>
@@ -7507,7 +8758,7 @@
 </file>
 
 <file path=word/glossary/styles.xml><?xml version="1.0" encoding="utf-8"?>
-<w:styles xmlns:mc="http://schemas.openxmlformats.org/markup-compatibility/2006" xmlns:r="http://schemas.openxmlformats.org/officeDocument/2006/relationships" xmlns:w="http://schemas.openxmlformats.org/wordprocessingml/2006/main" xmlns:w14="http://schemas.microsoft.com/office/word/2010/wordml" xmlns:w15="http://schemas.microsoft.com/office/word/2012/wordml" xmlns:w16cex="http://schemas.microsoft.com/office/word/2018/wordml/cex" xmlns:w16cid="http://schemas.microsoft.com/office/word/2016/wordml/cid" xmlns:w16="http://schemas.microsoft.com/office/word/2018/wordml" xmlns:w16du="http://schemas.microsoft.com/office/word/2023/wordml/word16du" xmlns:w16sdtdh="http://schemas.microsoft.com/office/word/2020/wordml/sdtdatahash" xmlns:w16sdtfl="http://schemas.microsoft.com/office/word/2024/wordml/sdtformatlock" xmlns:w16se="http://schemas.microsoft.com/office/word/2015/wordml/symex" mc:Ignorable="w14 w15 w16se w16cid w16 w16cex w16sdtdh w16sdtfl w16du">
+<w:styles xmlns:mc="http://schemas.openxmlformats.org/markup-compatibility/2006" xmlns:r="http://schemas.openxmlformats.org/officeDocument/2006/relationships" xmlns:w="http://schemas.openxmlformats.org/wordprocessingml/2006/main" xmlns:w14="http://schemas.microsoft.com/office/word/2010/wordml" xmlns:w15="http://schemas.microsoft.com/office/word/2012/wordml" xmlns:w16cex="http://schemas.microsoft.com/office/word/2018/wordml/cex" xmlns:w16cid="http://schemas.microsoft.com/office/word/2016/wordml/cid" xmlns:w16="http://schemas.microsoft.com/office/word/2018/wordml" xmlns:w16sdtdh="http://schemas.microsoft.com/office/word/2020/wordml/sdtdatahash" xmlns:w16sdtfl="http://schemas.microsoft.com/office/word/2024/wordml/sdtformatlock" xmlns:w16se="http://schemas.microsoft.com/office/word/2015/wordml/symex" xmlns:w16du="http://schemas.microsoft.com/office/word/2023/wordml/word16du" mc:Ignorable="w14 w15 w16se w16cid w16 w16cex w16sdtdh w16sdtfl w16du">
   <w:docDefaults>
     <w:rPrDefault>
       <w:rPr>
@@ -7942,7 +9193,7 @@
 </file>
 
 <file path=word/glossary/webSettings.xml><?xml version="1.0" encoding="utf-8"?>
-<w:webSettings xmlns:mc="http://schemas.openxmlformats.org/markup-compatibility/2006" xmlns:r="http://schemas.openxmlformats.org/officeDocument/2006/relationships" xmlns:w="http://schemas.openxmlformats.org/wordprocessingml/2006/main" xmlns:w14="http://schemas.microsoft.com/office/word/2010/wordml" xmlns:w15="http://schemas.microsoft.com/office/word/2012/wordml" xmlns:w16cex="http://schemas.microsoft.com/office/word/2018/wordml/cex" xmlns:w16cid="http://schemas.microsoft.com/office/word/2016/wordml/cid" xmlns:w16="http://schemas.microsoft.com/office/word/2018/wordml" xmlns:w16du="http://schemas.microsoft.com/office/word/2023/wordml/word16du" xmlns:w16sdtdh="http://schemas.microsoft.com/office/word/2020/wordml/sdtdatahash" xmlns:w16sdtfl="http://schemas.microsoft.com/office/word/2024/wordml/sdtformatlock" xmlns:w16se="http://schemas.microsoft.com/office/word/2015/wordml/symex" mc:Ignorable="w14 w15 w16se w16cid w16 w16cex w16sdtdh w16sdtfl w16du">
+<w:webSettings xmlns:mc="http://schemas.openxmlformats.org/markup-compatibility/2006" xmlns:r="http://schemas.openxmlformats.org/officeDocument/2006/relationships" xmlns:w="http://schemas.openxmlformats.org/wordprocessingml/2006/main" xmlns:w14="http://schemas.microsoft.com/office/word/2010/wordml" xmlns:w15="http://schemas.microsoft.com/office/word/2012/wordml" xmlns:w16cex="http://schemas.microsoft.com/office/word/2018/wordml/cex" xmlns:w16cid="http://schemas.microsoft.com/office/word/2016/wordml/cid" xmlns:w16="http://schemas.microsoft.com/office/word/2018/wordml" xmlns:w16sdtdh="http://schemas.microsoft.com/office/word/2020/wordml/sdtdatahash" xmlns:w16sdtfl="http://schemas.microsoft.com/office/word/2024/wordml/sdtformatlock" xmlns:w16se="http://schemas.microsoft.com/office/word/2015/wordml/symex" xmlns:w16du="http://schemas.microsoft.com/office/word/2023/wordml/word16du" mc:Ignorable="w14 w15 w16se w16cid w16 w16cex w16sdtdh w16sdtfl w16du">
   <w:optimizeForBrowser/>
   <w:allowPNG/>
 </w:webSettings>

--- a/doc/development/HPCDATAMGM-2088 - External Archive Auto-Tiering.docx
+++ b/doc/development/HPCDATAMGM-2088 - External Archive Auto-Tiering.docx
@@ -4330,6 +4330,44 @@
         <w:autoSpaceDN w:val="0"/>
         <w:adjustRightInd w:val="0"/>
         <w:spacing w:after="0" w:line="240" w:lineRule="auto"/>
+        <w:ind w:left="720"/>
+        <w:rPr>
+          <w:rFonts w:ascii="Courier New" w:hAnsi="Courier New" w:cs="Courier New"/>
+          <w:color w:val="13939F"/>
+          <w:kern w:val="0"/>
+          <w:sz w:val="24"/>
+          <w:szCs w:val="24"/>
+        </w:rPr>
+      </w:pPr>
+    </w:p>
+    <w:p>
+      <w:pPr>
+        <w:ind w:left="720"/>
+      </w:pPr>
+      <w:r>
+        <w:t>A Python virtual environment needs to be created on the server running the script. The code includes a script that creates this environment – setup_venv.sh (it needs to be run once)</w:t>
+      </w:r>
+    </w:p>
+    <w:p>
+      <w:pPr>
+        <w:tabs>
+          <w:tab w:val="left" w:pos="560"/>
+          <w:tab w:val="left" w:pos="1120"/>
+          <w:tab w:val="left" w:pos="1680"/>
+          <w:tab w:val="left" w:pos="2240"/>
+          <w:tab w:val="left" w:pos="2800"/>
+          <w:tab w:val="left" w:pos="3360"/>
+          <w:tab w:val="left" w:pos="3920"/>
+          <w:tab w:val="left" w:pos="4480"/>
+          <w:tab w:val="left" w:pos="5040"/>
+          <w:tab w:val="left" w:pos="5600"/>
+          <w:tab w:val="left" w:pos="6160"/>
+          <w:tab w:val="left" w:pos="6720"/>
+        </w:tabs>
+        <w:autoSpaceDE w:val="0"/>
+        <w:autoSpaceDN w:val="0"/>
+        <w:adjustRightInd w:val="0"/>
+        <w:spacing w:after="0" w:line="240" w:lineRule="auto"/>
         <w:rPr>
           <w:rFonts w:ascii="Courier New" w:hAnsi="Courier New" w:cs="Courier New"/>
           <w:color w:val="13939F"/>
@@ -5515,6 +5553,7 @@
       </w:pPr>
       <w:bookmarkStart w:id="17" w:name="_Toc220160296"/>
       <w:r>
+        <w:lastRenderedPageBreak/>
         <w:t>User Interface</w:t>
       </w:r>
       <w:r>
@@ -5576,7 +5615,6 @@
       </w:pPr>
       <w:bookmarkStart w:id="22" w:name="_Toc220160301"/>
       <w:r>
-        <w:lastRenderedPageBreak/>
         <w:t>HPC_DATA_MANAGEMENT_CONFIGURATION</w:t>
       </w:r>
       <w:bookmarkEnd w:id="22"/>
@@ -6066,7 +6104,7 @@
             </wp:anchor>
           </w:drawing>
         </mc:Choice>
-        <mc:Fallback xmlns:a="http://schemas.openxmlformats.org/drawingml/2006/main" xmlns:arto="http://schemas.microsoft.com/office/word/2006/arto">
+        <mc:Fallback xmlns:arto="http://schemas.microsoft.com/office/word/2006/arto" xmlns:a="http://schemas.openxmlformats.org/drawingml/2006/main">
           <w:pict>
             <v:rect id="Rectangle 72" style="position:absolute;margin-left:0;margin-top:0;width:580.8pt;height:752.4pt;z-index:251661312;visibility:visible;mso-wrap-style:square;mso-width-percent:950;mso-height-percent:950;mso-wrap-distance-left:9pt;mso-wrap-distance-top:0;mso-wrap-distance-right:9pt;mso-wrap-distance-bottom:0;mso-position-horizontal:center;mso-position-horizontal-relative:page;mso-position-vertical:center;mso-position-vertical-relative:page;mso-width-percent:950;mso-height-percent:950;mso-width-relative:page;mso-height-relative:page;v-text-anchor:middle" o:spid="_x0000_s1026" filled="f" strokecolor="#938953 [1614]" strokeweight="1.25pt" w14:anchorId="5C3517D5" o:gfxdata="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">
               <w10:wrap anchorx="page" anchory="page"/>
@@ -8633,7 +8671,7 @@
     <w:charset w:val="00"/>
     <w:family w:val="roman"/>
     <w:pitch w:val="variable"/>
-    <w:sig w:usb0="E00002FF" w:usb1="400004FF" w:usb2="00000000" w:usb3="00000000" w:csb0="0000019F" w:csb1="00000000"/>
+    <w:sig w:usb0="E00006FF" w:usb1="420024FF" w:usb2="02000000" w:usb3="00000000" w:csb0="0000019F" w:csb1="00000000"/>
   </w:font>
   <w:font w:name="Calibri">
     <w:panose1 w:val="020F0502020204030204"/>
@@ -8647,7 +8685,7 @@
     <w:charset w:val="00"/>
     <w:family w:val="swiss"/>
     <w:pitch w:val="variable"/>
-    <w:sig w:usb0="E0002AFF" w:usb1="C0007843" w:usb2="00000009" w:usb3="00000000" w:csb0="000001FF" w:csb1="00000000"/>
+    <w:sig w:usb0="E0002EFF" w:usb1="C000785B" w:usb2="00000009" w:usb3="00000000" w:csb0="000001FF" w:csb1="00000000"/>
   </w:font>
   <w:font w:name="Courier-Bold">
     <w:altName w:val="Courier New"/>
@@ -8703,6 +8741,7 @@
     <w:rsid w:val="003E3252"/>
     <w:rsid w:val="00480526"/>
     <w:rsid w:val="004845D4"/>
+    <w:rsid w:val="00502E1C"/>
     <w:rsid w:val="005248D9"/>
     <w:rsid w:val="005272C1"/>
     <w:rsid w:val="00597FD0"/>
@@ -8726,6 +8765,7 @@
     <w:rsid w:val="00B74EBA"/>
     <w:rsid w:val="00C6551D"/>
     <w:rsid w:val="00C66BB0"/>
+    <w:rsid w:val="00C84D7F"/>
     <w:rsid w:val="00D23DB1"/>
     <w:rsid w:val="00D44B8C"/>
     <w:rsid w:val="00D75F52"/>

--- a/doc/development/HPCDATAMGM-2088 - External Archive Auto-Tiering.docx
+++ b/doc/development/HPCDATAMGM-2088 - External Archive Auto-Tiering.docx
@@ -2411,6 +2411,26 @@
     </w:p>
     <w:p>
       <w:pPr>
+        <w:pStyle w:val="ListParagraph"/>
+        <w:ind w:left="1296"/>
+      </w:pPr>
+      <w:hyperlink r:id="rId9" w:history="1">
+        <w:r>
+          <w:rPr>
+            <w:rStyle w:val="Hyperlink"/>
+          </w:rPr>
+          <w:t>https://tracker.nci.nih.gov/browse/HPCDATAMGM-2212</w:t>
+        </w:r>
+      </w:hyperlink>
+    </w:p>
+    <w:p>
+      <w:pPr>
+        <w:pStyle w:val="ListParagraph"/>
+        <w:ind w:left="1296"/>
+      </w:pPr>
+    </w:p>
+    <w:p>
+      <w:pPr>
         <w:pStyle w:val="Heading2"/>
       </w:pPr>
       <w:bookmarkStart w:id="4" w:name="_Toc220160283"/>
@@ -2449,11 +2469,9 @@
       <w:r>
         <w:t xml:space="preserve"> as-if they were, enabling functionality over supported ‘</w:t>
       </w:r>
-      <w:proofErr w:type="spellStart"/>
-      <w:r>
-        <w:t>extrenal</w:t>
-      </w:r>
-      <w:proofErr w:type="spellEnd"/>
+      <w:r>
+        <w:t>external</w:t>
+      </w:r>
       <w:r>
         <w:t xml:space="preserve"> archive’</w:t>
       </w:r>
@@ -2491,6 +2509,9 @@
       </w:r>
       <w:r>
         <w:t>. HPCDATAMGM-2189 expands this capability to internal HPC archives</w:t>
+      </w:r>
+      <w:r>
+        <w:t>. HPCDATAMGM-2212 expends the capability to consider the archival date when searching for files for auto-tiering</w:t>
       </w:r>
     </w:p>
     <w:p>
@@ -3332,7 +3353,7 @@
         <w:ind w:left="576"/>
         <w:rPr>
           <w:rFonts w:ascii="Courier New" w:eastAsia="Times New Roman" w:hAnsi="Courier New" w:cs="Courier New"/>
-          <w:color w:val="080808"/>
+          <w:color w:val="000000"/>
           <w:kern w:val="0"/>
           <w:sz w:val="24"/>
           <w:szCs w:val="24"/>
@@ -3348,19 +3369,10 @@
           <w:szCs w:val="24"/>
           <w14:ligatures w14:val="none"/>
         </w:rPr>
-        <w:t>List</w:t>
-      </w:r>
-      <w:r>
-        <w:rPr>
-          <w:rFonts w:ascii="Courier New" w:eastAsia="Times New Roman" w:hAnsi="Courier New" w:cs="Courier New"/>
-          <w:color w:val="080808"/>
-          <w:kern w:val="0"/>
-          <w:sz w:val="24"/>
-          <w:szCs w:val="24"/>
-          <w14:ligatures w14:val="none"/>
-        </w:rPr>
-        <w:t>&lt;</w:t>
-      </w:r>
+        <w:t xml:space="preserve">List&lt;String&gt; </w:t>
+      </w:r>
+      <w:proofErr w:type="spellStart"/>
+      <w:proofErr w:type="gramStart"/>
       <w:r>
         <w:rPr>
           <w:rFonts w:ascii="Courier New" w:eastAsia="Times New Roman" w:hAnsi="Courier New" w:cs="Courier New"/>
@@ -3370,45 +3382,9 @@
           <w:szCs w:val="24"/>
           <w14:ligatures w14:val="none"/>
         </w:rPr>
-        <w:t>String</w:t>
-      </w:r>
-      <w:r>
-        <w:rPr>
-          <w:rFonts w:ascii="Courier New" w:eastAsia="Times New Roman" w:hAnsi="Courier New" w:cs="Courier New"/>
-          <w:color w:val="080808"/>
-          <w:kern w:val="0"/>
-          <w:sz w:val="24"/>
-          <w:szCs w:val="24"/>
-          <w14:ligatures w14:val="none"/>
-        </w:rPr>
-        <w:t xml:space="preserve">&gt; </w:t>
-      </w:r>
-      <w:proofErr w:type="spellStart"/>
-      <w:proofErr w:type="gramStart"/>
-      <w:r>
-        <w:rPr>
-          <w:rFonts w:ascii="Courier New" w:eastAsia="Times New Roman" w:hAnsi="Courier New" w:cs="Courier New"/>
-          <w:color w:val="00627A"/>
-          <w:kern w:val="0"/>
-          <w:sz w:val="24"/>
-          <w:szCs w:val="24"/>
-          <w14:ligatures w14:val="none"/>
-        </w:rPr>
-        <w:t>getFilesNotAccessed</w:t>
+        <w:t>getFilesForAutoTiering</w:t>
       </w:r>
       <w:proofErr w:type="spellEnd"/>
-      <w:r>
-        <w:rPr>
-          <w:rFonts w:ascii="Courier New" w:eastAsia="Times New Roman" w:hAnsi="Courier New" w:cs="Courier New"/>
-          <w:color w:val="080808"/>
-          <w:kern w:val="0"/>
-          <w:sz w:val="24"/>
-          <w:szCs w:val="24"/>
-          <w14:ligatures w14:val="none"/>
-        </w:rPr>
-        <w:t>(</w:t>
-      </w:r>
-      <w:proofErr w:type="gramEnd"/>
       <w:r>
         <w:rPr>
           <w:rFonts w:ascii="Courier New" w:eastAsia="Times New Roman" w:hAnsi="Courier New" w:cs="Courier New"/>
@@ -3418,9 +3394,9 @@
           <w:szCs w:val="24"/>
           <w14:ligatures w14:val="none"/>
         </w:rPr>
-        <w:t xml:space="preserve">String </w:t>
-      </w:r>
-      <w:proofErr w:type="spellStart"/>
+        <w:t>(</w:t>
+      </w:r>
+      <w:proofErr w:type="gramEnd"/>
       <w:r>
         <w:rPr>
           <w:rFonts w:ascii="Courier New" w:eastAsia="Times New Roman" w:hAnsi="Courier New" w:cs="Courier New"/>
@@ -3430,20 +3406,9 @@
           <w:szCs w:val="24"/>
           <w14:ligatures w14:val="none"/>
         </w:rPr>
-        <w:t>searchPath</w:t>
-      </w:r>
-      <w:proofErr w:type="spellEnd"/>
-      <w:r>
-        <w:rPr>
-          <w:rFonts w:ascii="Courier New" w:eastAsia="Times New Roman" w:hAnsi="Courier New" w:cs="Courier New"/>
-          <w:color w:val="080808"/>
-          <w:kern w:val="0"/>
-          <w:sz w:val="24"/>
-          <w:szCs w:val="24"/>
-          <w14:ligatures w14:val="none"/>
-        </w:rPr>
-        <w:t xml:space="preserve">, </w:t>
-      </w:r>
+        <w:t xml:space="preserve">String </w:t>
+      </w:r>
+      <w:proofErr w:type="spellStart"/>
       <w:r>
         <w:rPr>
           <w:rFonts w:ascii="Courier New" w:eastAsia="Times New Roman" w:hAnsi="Courier New" w:cs="Courier New"/>
@@ -3453,9 +3418,9 @@
           <w:szCs w:val="24"/>
           <w14:ligatures w14:val="none"/>
         </w:rPr>
-        <w:t xml:space="preserve">Integer </w:t>
-      </w:r>
-      <w:proofErr w:type="spellStart"/>
+        <w:t>searchPath</w:t>
+      </w:r>
+      <w:proofErr w:type="spellEnd"/>
       <w:r>
         <w:rPr>
           <w:rFonts w:ascii="Courier New" w:eastAsia="Times New Roman" w:hAnsi="Courier New" w:cs="Courier New"/>
@@ -3465,30 +3430,7 @@
           <w:szCs w:val="24"/>
           <w14:ligatures w14:val="none"/>
         </w:rPr>
-        <w:t>monthsNotAccessed</w:t>
-      </w:r>
-      <w:proofErr w:type="spellEnd"/>
-      <w:r>
-        <w:rPr>
-          <w:rFonts w:ascii="Courier New" w:eastAsia="Times New Roman" w:hAnsi="Courier New" w:cs="Courier New"/>
-          <w:color w:val="080808"/>
-          <w:kern w:val="0"/>
-          <w:sz w:val="24"/>
-          <w:szCs w:val="24"/>
-          <w14:ligatures w14:val="none"/>
-        </w:rPr>
-        <w:t xml:space="preserve">) </w:t>
-      </w:r>
-      <w:r>
-        <w:rPr>
-          <w:rFonts w:ascii="Courier New" w:eastAsia="Times New Roman" w:hAnsi="Courier New" w:cs="Courier New"/>
-          <w:color w:val="0033B3"/>
-          <w:kern w:val="0"/>
-          <w:sz w:val="24"/>
-          <w:szCs w:val="24"/>
-          <w14:ligatures w14:val="none"/>
-        </w:rPr>
-        <w:t xml:space="preserve">throws </w:t>
+        <w:t xml:space="preserve">, Integer </w:t>
       </w:r>
       <w:proofErr w:type="spellStart"/>
       <w:r>
@@ -3500,13 +3442,61 @@
           <w:szCs w:val="24"/>
           <w14:ligatures w14:val="none"/>
         </w:rPr>
+        <w:t>inactivityMonths</w:t>
+      </w:r>
+      <w:proofErr w:type="spellEnd"/>
+      <w:r>
+        <w:rPr>
+          <w:rFonts w:ascii="Courier New" w:eastAsia="Times New Roman" w:hAnsi="Courier New" w:cs="Courier New"/>
+          <w:color w:val="000000"/>
+          <w:kern w:val="0"/>
+          <w:sz w:val="24"/>
+          <w:szCs w:val="24"/>
+          <w14:ligatures w14:val="none"/>
+        </w:rPr>
+        <w:t xml:space="preserve">, Integer </w:t>
+      </w:r>
+      <w:proofErr w:type="spellStart"/>
+      <w:r>
+        <w:rPr>
+          <w:rFonts w:ascii="Courier New" w:eastAsia="Times New Roman" w:hAnsi="Courier New" w:cs="Courier New"/>
+          <w:color w:val="000000"/>
+          <w:kern w:val="0"/>
+          <w:sz w:val="24"/>
+          <w:szCs w:val="24"/>
+          <w14:ligatures w14:val="none"/>
+        </w:rPr>
+        <w:t>archivedMonths</w:t>
+      </w:r>
+      <w:proofErr w:type="spellEnd"/>
+      <w:r>
+        <w:rPr>
+          <w:rFonts w:ascii="Courier New" w:eastAsia="Times New Roman" w:hAnsi="Courier New" w:cs="Courier New"/>
+          <w:color w:val="000000"/>
+          <w:kern w:val="0"/>
+          <w:sz w:val="24"/>
+          <w:szCs w:val="24"/>
+          <w14:ligatures w14:val="none"/>
+        </w:rPr>
+        <w:t xml:space="preserve">, String s3ArchiveConfigurationId) throws </w:t>
+      </w:r>
+      <w:proofErr w:type="spellStart"/>
+      <w:r>
+        <w:rPr>
+          <w:rFonts w:ascii="Courier New" w:eastAsia="Times New Roman" w:hAnsi="Courier New" w:cs="Courier New"/>
+          <w:color w:val="000000"/>
+          <w:kern w:val="0"/>
+          <w:sz w:val="24"/>
+          <w:szCs w:val="24"/>
+          <w14:ligatures w14:val="none"/>
+        </w:rPr>
         <w:t>HpcException</w:t>
       </w:r>
       <w:proofErr w:type="spellEnd"/>
       <w:r>
         <w:rPr>
           <w:rFonts w:ascii="Courier New" w:eastAsia="Times New Roman" w:hAnsi="Courier New" w:cs="Courier New"/>
-          <w:color w:val="080808"/>
+          <w:color w:val="000000"/>
           <w:kern w:val="0"/>
           <w:sz w:val="24"/>
           <w:szCs w:val="24"/>
@@ -3691,7 +3681,7 @@
       <w:r>
         <w:t xml:space="preserve">Details on how the driver configuration is here - </w:t>
       </w:r>
-      <w:hyperlink r:id="rId9" w:history="1">
+      <w:hyperlink r:id="rId10" w:history="1">
         <w:r>
           <w:rPr>
             <w:rStyle w:val="Hyperlink"/>
@@ -3776,6 +3766,7 @@
         <w:ind w:left="720"/>
       </w:pPr>
       <w:r>
+        <w:lastRenderedPageBreak/>
         <w:t xml:space="preserve">As a solution, the VAST team provided a Python script that will scan the archive and update </w:t>
       </w:r>
       <w:r>
@@ -4387,6 +4378,737 @@
     </w:p>
     <w:p>
       <w:pPr>
+        <w:pStyle w:val="HTMLPreformatted"/>
+        <w:shd w:val="clear" w:color="auto" w:fill="FFFFFF"/>
+        <w:rPr>
+          <w:color w:val="080808"/>
+          <w:sz w:val="24"/>
+          <w:szCs w:val="24"/>
+        </w:rPr>
+      </w:pPr>
+      <w:r>
+        <w:rPr>
+          <w:rFonts w:ascii="Courier-Bold" w:hAnsi="Courier-Bold" w:cs="Courier-Bold"/>
+          <w:b/>
+          <w:bCs/>
+          <w:color w:val="802A19"/>
+          <w:sz w:val="24"/>
+          <w:szCs w:val="24"/>
+        </w:rPr>
+        <w:t>select</w:t>
+      </w:r>
+      <w:r>
+        <w:rPr>
+          <w:color w:val="3B2322"/>
+          <w:sz w:val="24"/>
+          <w:szCs w:val="24"/>
+        </w:rPr>
+        <w:t xml:space="preserve"> </w:t>
+      </w:r>
+      <w:proofErr w:type="spellStart"/>
+      <w:r>
+        <w:rPr>
+          <w:color w:val="3B2322"/>
+          <w:sz w:val="24"/>
+          <w:szCs w:val="24"/>
+        </w:rPr>
+        <w:t>parent_path</w:t>
+      </w:r>
+      <w:proofErr w:type="spellEnd"/>
+      <w:r>
+        <w:rPr>
+          <w:color w:val="3B2322"/>
+          <w:sz w:val="24"/>
+          <w:szCs w:val="24"/>
+        </w:rPr>
+        <w:t xml:space="preserve"> || name </w:t>
+      </w:r>
+      <w:r>
+        <w:rPr>
+          <w:rFonts w:ascii="Courier-Bold" w:hAnsi="Courier-Bold" w:cs="Courier-Bold"/>
+          <w:b/>
+          <w:bCs/>
+          <w:color w:val="802A19"/>
+          <w:sz w:val="24"/>
+          <w:szCs w:val="24"/>
+        </w:rPr>
+        <w:t>as</w:t>
+      </w:r>
+      <w:r>
+        <w:rPr>
+          <w:color w:val="3B2322"/>
+          <w:sz w:val="24"/>
+          <w:szCs w:val="24"/>
+        </w:rPr>
+        <w:t xml:space="preserve"> </w:t>
+      </w:r>
+      <w:r>
+        <w:rPr>
+          <w:rFonts w:ascii="Courier-Bold" w:hAnsi="Courier-Bold" w:cs="Courier-Bold"/>
+          <w:b/>
+          <w:bCs/>
+          <w:color w:val="802A19"/>
+          <w:sz w:val="24"/>
+          <w:szCs w:val="24"/>
+        </w:rPr>
+        <w:t>path</w:t>
+      </w:r>
+      <w:r>
+        <w:rPr>
+          <w:color w:val="3B2322"/>
+          <w:sz w:val="24"/>
+          <w:szCs w:val="24"/>
+        </w:rPr>
+        <w:t xml:space="preserve">, </w:t>
+      </w:r>
+      <w:proofErr w:type="spellStart"/>
+      <w:r>
+        <w:rPr>
+          <w:color w:val="3B2322"/>
+          <w:sz w:val="24"/>
+          <w:szCs w:val="24"/>
+        </w:rPr>
+        <w:t>user_tags</w:t>
+      </w:r>
+      <w:proofErr w:type="spellEnd"/>
+      <w:r>
+        <w:rPr>
+          <w:color w:val="3B2322"/>
+          <w:sz w:val="24"/>
+          <w:szCs w:val="24"/>
+        </w:rPr>
+        <w:t>[</w:t>
+      </w:r>
+      <w:r>
+        <w:rPr>
+          <w:color w:val="149802"/>
+          <w:sz w:val="24"/>
+          <w:szCs w:val="24"/>
+        </w:rPr>
+        <w:t>'</w:t>
+      </w:r>
+      <w:proofErr w:type="spellStart"/>
+      <w:r>
+        <w:rPr>
+          <w:color w:val="149802"/>
+          <w:sz w:val="24"/>
+          <w:szCs w:val="24"/>
+        </w:rPr>
+        <w:t>dme_access_time</w:t>
+      </w:r>
+      <w:proofErr w:type="spellEnd"/>
+      <w:r>
+        <w:rPr>
+          <w:color w:val="149802"/>
+          <w:sz w:val="24"/>
+          <w:szCs w:val="24"/>
+        </w:rPr>
+        <w:t>'</w:t>
+      </w:r>
+      <w:r>
+        <w:rPr>
+          <w:color w:val="3B2322"/>
+          <w:sz w:val="24"/>
+          <w:szCs w:val="24"/>
+        </w:rPr>
+        <w:t xml:space="preserve">] </w:t>
+      </w:r>
+      <w:r>
+        <w:rPr>
+          <w:rFonts w:ascii="Courier-Bold" w:hAnsi="Courier-Bold" w:cs="Courier-Bold"/>
+          <w:b/>
+          <w:bCs/>
+          <w:color w:val="802A19"/>
+          <w:sz w:val="24"/>
+          <w:szCs w:val="24"/>
+        </w:rPr>
+        <w:t>as</w:t>
+      </w:r>
+      <w:r>
+        <w:rPr>
+          <w:color w:val="3B2322"/>
+          <w:sz w:val="24"/>
+          <w:szCs w:val="24"/>
+        </w:rPr>
+        <w:t xml:space="preserve"> </w:t>
+      </w:r>
+      <w:proofErr w:type="spellStart"/>
+      <w:r>
+        <w:rPr>
+          <w:color w:val="3B2322"/>
+          <w:sz w:val="24"/>
+          <w:szCs w:val="24"/>
+        </w:rPr>
+        <w:t>dme</w:t>
+      </w:r>
+      <w:r>
+        <w:rPr>
+          <w:color w:val="3B2322"/>
+          <w:sz w:val="24"/>
+          <w:szCs w:val="24"/>
+        </w:rPr>
+        <w:t>_access_</w:t>
+      </w:r>
+      <w:r>
+        <w:rPr>
+          <w:color w:val="3B2322"/>
+          <w:sz w:val="24"/>
+          <w:szCs w:val="24"/>
+        </w:rPr>
+        <w:t>time</w:t>
+      </w:r>
+      <w:proofErr w:type="spellEnd"/>
+      <w:r>
+        <w:rPr>
+          <w:color w:val="3B2322"/>
+          <w:sz w:val="24"/>
+          <w:szCs w:val="24"/>
+        </w:rPr>
+        <w:t xml:space="preserve"> </w:t>
+      </w:r>
+      <w:r>
+        <w:rPr>
+          <w:rFonts w:ascii="Courier-Bold" w:hAnsi="Courier-Bold" w:cs="Courier-Bold"/>
+          <w:b/>
+          <w:bCs/>
+          <w:color w:val="802A19"/>
+          <w:sz w:val="24"/>
+          <w:szCs w:val="24"/>
+        </w:rPr>
+        <w:t>from</w:t>
+      </w:r>
+      <w:r>
+        <w:rPr>
+          <w:color w:val="3B2322"/>
+          <w:sz w:val="24"/>
+          <w:szCs w:val="24"/>
+        </w:rPr>
+        <w:t xml:space="preserve"> </w:t>
+      </w:r>
+      <w:proofErr w:type="spellStart"/>
+      <w:r>
+        <w:rPr>
+          <w:color w:val="3B2322"/>
+          <w:sz w:val="24"/>
+          <w:szCs w:val="24"/>
+        </w:rPr>
+        <w:t>vast_big_catalog_table</w:t>
+      </w:r>
+      <w:proofErr w:type="spellEnd"/>
+      <w:r>
+        <w:rPr>
+          <w:color w:val="3B2322"/>
+          <w:sz w:val="24"/>
+          <w:szCs w:val="24"/>
+        </w:rPr>
+        <w:t xml:space="preserve"> </w:t>
+      </w:r>
+      <w:r>
+        <w:rPr>
+          <w:rFonts w:ascii="Courier-Bold" w:hAnsi="Courier-Bold" w:cs="Courier-Bold"/>
+          <w:b/>
+          <w:bCs/>
+          <w:color w:val="802A19"/>
+          <w:sz w:val="24"/>
+          <w:szCs w:val="24"/>
+        </w:rPr>
+        <w:t>where</w:t>
+      </w:r>
+      <w:r>
+        <w:rPr>
+          <w:color w:val="3B2322"/>
+          <w:sz w:val="24"/>
+          <w:szCs w:val="24"/>
+        </w:rPr>
+        <w:t xml:space="preserve"> </w:t>
+      </w:r>
+      <w:proofErr w:type="spellStart"/>
+      <w:r>
+        <w:rPr>
+          <w:color w:val="3B2322"/>
+          <w:sz w:val="24"/>
+          <w:szCs w:val="24"/>
+        </w:rPr>
+        <w:t>element_type</w:t>
+      </w:r>
+      <w:proofErr w:type="spellEnd"/>
+      <w:r>
+        <w:rPr>
+          <w:color w:val="3B2322"/>
+          <w:sz w:val="24"/>
+          <w:szCs w:val="24"/>
+        </w:rPr>
+        <w:t xml:space="preserve"> = </w:t>
+      </w:r>
+      <w:r>
+        <w:rPr>
+          <w:color w:val="149802"/>
+          <w:sz w:val="24"/>
+          <w:szCs w:val="24"/>
+        </w:rPr>
+        <w:t>'FILE'</w:t>
+      </w:r>
+      <w:r>
+        <w:rPr>
+          <w:color w:val="3B2322"/>
+          <w:sz w:val="24"/>
+          <w:szCs w:val="24"/>
+        </w:rPr>
+        <w:t xml:space="preserve"> </w:t>
+      </w:r>
+      <w:r>
+        <w:rPr>
+          <w:rFonts w:ascii="Courier-Bold" w:hAnsi="Courier-Bold" w:cs="Courier-Bold"/>
+          <w:b/>
+          <w:bCs/>
+          <w:color w:val="802A19"/>
+          <w:sz w:val="24"/>
+          <w:szCs w:val="24"/>
+        </w:rPr>
+        <w:t>and</w:t>
+      </w:r>
+      <w:r>
+        <w:rPr>
+          <w:color w:val="3B2322"/>
+          <w:sz w:val="24"/>
+          <w:szCs w:val="24"/>
+        </w:rPr>
+        <w:t xml:space="preserve"> </w:t>
+      </w:r>
+      <w:proofErr w:type="spellStart"/>
+      <w:r>
+        <w:rPr>
+          <w:color w:val="3B2322"/>
+          <w:sz w:val="24"/>
+          <w:szCs w:val="24"/>
+        </w:rPr>
+        <w:t>parent_path</w:t>
+      </w:r>
+      <w:proofErr w:type="spellEnd"/>
+      <w:r>
+        <w:rPr>
+          <w:color w:val="3B2322"/>
+          <w:sz w:val="24"/>
+          <w:szCs w:val="24"/>
+        </w:rPr>
+        <w:t xml:space="preserve"> </w:t>
+      </w:r>
+      <w:r>
+        <w:rPr>
+          <w:rFonts w:ascii="Courier-Bold" w:hAnsi="Courier-Bold" w:cs="Courier-Bold"/>
+          <w:b/>
+          <w:bCs/>
+          <w:color w:val="802A19"/>
+          <w:sz w:val="24"/>
+          <w:szCs w:val="24"/>
+        </w:rPr>
+        <w:t>like</w:t>
+      </w:r>
+      <w:r>
+        <w:rPr>
+          <w:color w:val="3B2322"/>
+          <w:sz w:val="24"/>
+          <w:szCs w:val="24"/>
+        </w:rPr>
+        <w:t xml:space="preserve"> </w:t>
+      </w:r>
+      <w:r>
+        <w:rPr>
+          <w:color w:val="149802"/>
+          <w:sz w:val="24"/>
+          <w:szCs w:val="24"/>
+        </w:rPr>
+        <w:t>'/CBIIT/DMAP/DME_test_DataStage2/AUTO-TIERING%'</w:t>
+      </w:r>
+      <w:r>
+        <w:rPr>
+          <w:color w:val="3B2322"/>
+          <w:sz w:val="24"/>
+          <w:szCs w:val="24"/>
+        </w:rPr>
+        <w:t xml:space="preserve"> </w:t>
+      </w:r>
+      <w:r>
+        <w:rPr>
+          <w:rFonts w:ascii="Courier-Bold" w:hAnsi="Courier-Bold" w:cs="Courier-Bold"/>
+          <w:b/>
+          <w:bCs/>
+          <w:color w:val="802A19"/>
+          <w:sz w:val="24"/>
+          <w:szCs w:val="24"/>
+        </w:rPr>
+        <w:t>and</w:t>
+      </w:r>
+      <w:r>
+        <w:rPr>
+          <w:color w:val="3B2322"/>
+          <w:sz w:val="24"/>
+          <w:szCs w:val="24"/>
+        </w:rPr>
+        <w:t xml:space="preserve"> (</w:t>
+      </w:r>
+      <w:proofErr w:type="spellStart"/>
+      <w:r>
+        <w:rPr>
+          <w:color w:val="3B2322"/>
+          <w:sz w:val="24"/>
+          <w:szCs w:val="24"/>
+        </w:rPr>
+        <w:t>user_tags</w:t>
+      </w:r>
+      <w:proofErr w:type="spellEnd"/>
+      <w:r>
+        <w:rPr>
+          <w:color w:val="3B2322"/>
+          <w:sz w:val="24"/>
+          <w:szCs w:val="24"/>
+        </w:rPr>
+        <w:t>[</w:t>
+      </w:r>
+      <w:r>
+        <w:rPr>
+          <w:color w:val="149802"/>
+          <w:sz w:val="24"/>
+          <w:szCs w:val="24"/>
+        </w:rPr>
+        <w:t>'</w:t>
+      </w:r>
+      <w:proofErr w:type="spellStart"/>
+      <w:r>
+        <w:rPr>
+          <w:color w:val="149802"/>
+          <w:sz w:val="24"/>
+          <w:szCs w:val="24"/>
+        </w:rPr>
+        <w:t>dme_access_time</w:t>
+      </w:r>
+      <w:proofErr w:type="spellEnd"/>
+      <w:r>
+        <w:rPr>
+          <w:color w:val="149802"/>
+          <w:sz w:val="24"/>
+          <w:szCs w:val="24"/>
+        </w:rPr>
+        <w:t>'</w:t>
+      </w:r>
+      <w:r>
+        <w:rPr>
+          <w:color w:val="3B2322"/>
+          <w:sz w:val="24"/>
+          <w:szCs w:val="24"/>
+        </w:rPr>
+        <w:t xml:space="preserve">] </w:t>
+      </w:r>
+      <w:r>
+        <w:rPr>
+          <w:rFonts w:ascii="Courier-Bold" w:hAnsi="Courier-Bold" w:cs="Courier-Bold"/>
+          <w:b/>
+          <w:bCs/>
+          <w:color w:val="802A19"/>
+          <w:sz w:val="24"/>
+          <w:szCs w:val="24"/>
+        </w:rPr>
+        <w:t>is</w:t>
+      </w:r>
+      <w:r>
+        <w:rPr>
+          <w:color w:val="3B2322"/>
+          <w:sz w:val="24"/>
+          <w:szCs w:val="24"/>
+        </w:rPr>
+        <w:t xml:space="preserve"> </w:t>
+      </w:r>
+      <w:r>
+        <w:rPr>
+          <w:rFonts w:ascii="Courier-Bold" w:hAnsi="Courier-Bold" w:cs="Courier-Bold"/>
+          <w:b/>
+          <w:bCs/>
+          <w:color w:val="802A19"/>
+          <w:sz w:val="24"/>
+          <w:szCs w:val="24"/>
+        </w:rPr>
+        <w:t>null</w:t>
+      </w:r>
+      <w:r>
+        <w:rPr>
+          <w:color w:val="3B2322"/>
+          <w:sz w:val="24"/>
+          <w:szCs w:val="24"/>
+        </w:rPr>
+        <w:t xml:space="preserve"> </w:t>
+      </w:r>
+      <w:r>
+        <w:rPr>
+          <w:rFonts w:ascii="Courier-Bold" w:hAnsi="Courier-Bold" w:cs="Courier-Bold"/>
+          <w:b/>
+          <w:bCs/>
+          <w:color w:val="802A19"/>
+          <w:sz w:val="24"/>
+          <w:szCs w:val="24"/>
+        </w:rPr>
+        <w:t>or</w:t>
+      </w:r>
+      <w:r>
+        <w:rPr>
+          <w:color w:val="3B2322"/>
+          <w:sz w:val="24"/>
+          <w:szCs w:val="24"/>
+        </w:rPr>
+        <w:t xml:space="preserve"> </w:t>
+      </w:r>
+      <w:r>
+        <w:rPr>
+          <w:rFonts w:ascii="Courier-Bold" w:hAnsi="Courier-Bold" w:cs="Courier-Bold"/>
+          <w:b/>
+          <w:bCs/>
+          <w:color w:val="802A19"/>
+          <w:sz w:val="24"/>
+          <w:szCs w:val="24"/>
+        </w:rPr>
+        <w:t>CAST</w:t>
+      </w:r>
+      <w:r>
+        <w:rPr>
+          <w:color w:val="3B2322"/>
+          <w:sz w:val="24"/>
+          <w:szCs w:val="24"/>
+        </w:rPr>
+        <w:t>(</w:t>
+      </w:r>
+      <w:proofErr w:type="spellStart"/>
+      <w:r>
+        <w:rPr>
+          <w:color w:val="3B2322"/>
+          <w:sz w:val="24"/>
+          <w:szCs w:val="24"/>
+        </w:rPr>
+        <w:t>user_tags</w:t>
+      </w:r>
+      <w:proofErr w:type="spellEnd"/>
+      <w:r>
+        <w:rPr>
+          <w:color w:val="3B2322"/>
+          <w:sz w:val="24"/>
+          <w:szCs w:val="24"/>
+        </w:rPr>
+        <w:t>[</w:t>
+      </w:r>
+      <w:r>
+        <w:rPr>
+          <w:color w:val="149802"/>
+          <w:sz w:val="24"/>
+          <w:szCs w:val="24"/>
+        </w:rPr>
+        <w:t>'</w:t>
+      </w:r>
+      <w:proofErr w:type="spellStart"/>
+      <w:r>
+        <w:rPr>
+          <w:color w:val="149802"/>
+          <w:sz w:val="24"/>
+          <w:szCs w:val="24"/>
+        </w:rPr>
+        <w:t>dme_access_time</w:t>
+      </w:r>
+      <w:proofErr w:type="spellEnd"/>
+      <w:r>
+        <w:rPr>
+          <w:color w:val="149802"/>
+          <w:sz w:val="24"/>
+          <w:szCs w:val="24"/>
+        </w:rPr>
+        <w:t>'</w:t>
+      </w:r>
+      <w:r>
+        <w:rPr>
+          <w:color w:val="3B2322"/>
+          <w:sz w:val="24"/>
+          <w:szCs w:val="24"/>
+        </w:rPr>
+        <w:t xml:space="preserve">] </w:t>
+      </w:r>
+      <w:r>
+        <w:rPr>
+          <w:rFonts w:ascii="Courier-Bold" w:hAnsi="Courier-Bold" w:cs="Courier-Bold"/>
+          <w:b/>
+          <w:bCs/>
+          <w:color w:val="802A19"/>
+          <w:sz w:val="24"/>
+          <w:szCs w:val="24"/>
+        </w:rPr>
+        <w:t>AS</w:t>
+      </w:r>
+      <w:r>
+        <w:rPr>
+          <w:color w:val="3B2322"/>
+          <w:sz w:val="24"/>
+          <w:szCs w:val="24"/>
+        </w:rPr>
+        <w:t xml:space="preserve"> </w:t>
+      </w:r>
+      <w:r>
+        <w:rPr>
+          <w:rFonts w:ascii="Courier-Bold" w:hAnsi="Courier-Bold" w:cs="Courier-Bold"/>
+          <w:b/>
+          <w:bCs/>
+          <w:color w:val="802A19"/>
+          <w:sz w:val="24"/>
+          <w:szCs w:val="24"/>
+        </w:rPr>
+        <w:t>TIMESTAMP</w:t>
+      </w:r>
+      <w:r>
+        <w:rPr>
+          <w:color w:val="3B2322"/>
+          <w:sz w:val="24"/>
+          <w:szCs w:val="24"/>
+        </w:rPr>
+        <w:t xml:space="preserve">) &lt; </w:t>
+      </w:r>
+      <w:proofErr w:type="spellStart"/>
+      <w:r>
+        <w:rPr>
+          <w:rFonts w:ascii="Courier-Bold" w:hAnsi="Courier-Bold" w:cs="Courier-Bold"/>
+          <w:b/>
+          <w:bCs/>
+          <w:color w:val="802A19"/>
+          <w:sz w:val="24"/>
+          <w:szCs w:val="24"/>
+        </w:rPr>
+        <w:t>current_timestamp</w:t>
+      </w:r>
+      <w:proofErr w:type="spellEnd"/>
+      <w:r>
+        <w:rPr>
+          <w:color w:val="3B2322"/>
+          <w:sz w:val="24"/>
+          <w:szCs w:val="24"/>
+        </w:rPr>
+        <w:t xml:space="preserve"> - </w:t>
+      </w:r>
+      <w:r>
+        <w:rPr>
+          <w:rFonts w:ascii="Courier-Bold" w:hAnsi="Courier-Bold" w:cs="Courier-Bold"/>
+          <w:b/>
+          <w:bCs/>
+          <w:color w:val="802A19"/>
+          <w:sz w:val="24"/>
+          <w:szCs w:val="24"/>
+        </w:rPr>
+        <w:t>INTERVAL</w:t>
+      </w:r>
+      <w:r>
+        <w:rPr>
+          <w:color w:val="3B2322"/>
+          <w:sz w:val="24"/>
+          <w:szCs w:val="24"/>
+        </w:rPr>
+        <w:t xml:space="preserve"> </w:t>
+      </w:r>
+      <w:r>
+        <w:rPr>
+          <w:color w:val="149802"/>
+          <w:sz w:val="24"/>
+          <w:szCs w:val="24"/>
+        </w:rPr>
+        <w:t>'6'</w:t>
+      </w:r>
+      <w:r>
+        <w:rPr>
+          <w:color w:val="3B2322"/>
+          <w:sz w:val="24"/>
+          <w:szCs w:val="24"/>
+        </w:rPr>
+        <w:t xml:space="preserve"> </w:t>
+      </w:r>
+      <w:r>
+        <w:rPr>
+          <w:rFonts w:ascii="Courier-Bold" w:hAnsi="Courier-Bold" w:cs="Courier-Bold"/>
+          <w:b/>
+          <w:bCs/>
+          <w:color w:val="802A19"/>
+          <w:sz w:val="24"/>
+          <w:szCs w:val="24"/>
+        </w:rPr>
+        <w:t>MONTH</w:t>
+      </w:r>
+      <w:r>
+        <w:rPr>
+          <w:color w:val="3B2322"/>
+          <w:sz w:val="24"/>
+          <w:szCs w:val="24"/>
+        </w:rPr>
+        <w:t>)</w:t>
+      </w:r>
+      <w:r>
+        <w:rPr>
+          <w:color w:val="067D17"/>
+        </w:rPr>
+        <w:t xml:space="preserve"> </w:t>
+      </w:r>
+      <w:r>
+        <w:rPr>
+          <w:color w:val="067D17"/>
+          <w:sz w:val="24"/>
+          <w:szCs w:val="24"/>
+        </w:rPr>
+        <w:t xml:space="preserve">and </w:t>
+      </w:r>
+      <w:proofErr w:type="spellStart"/>
+      <w:r>
+        <w:rPr>
+          <w:color w:val="067D17"/>
+          <w:sz w:val="24"/>
+          <w:szCs w:val="24"/>
+        </w:rPr>
+        <w:t>ctime</w:t>
+      </w:r>
+      <w:proofErr w:type="spellEnd"/>
+      <w:r>
+        <w:rPr>
+          <w:color w:val="067D17"/>
+          <w:sz w:val="24"/>
+          <w:szCs w:val="24"/>
+        </w:rPr>
+        <w:t xml:space="preserve"> &lt; </w:t>
+      </w:r>
+      <w:proofErr w:type="spellStart"/>
+      <w:r>
+        <w:rPr>
+          <w:color w:val="067D17"/>
+          <w:sz w:val="24"/>
+          <w:szCs w:val="24"/>
+        </w:rPr>
+        <w:t>current_timestamp</w:t>
+      </w:r>
+      <w:proofErr w:type="spellEnd"/>
+      <w:r>
+        <w:rPr>
+          <w:color w:val="067D17"/>
+          <w:sz w:val="24"/>
+          <w:szCs w:val="24"/>
+        </w:rPr>
+        <w:t xml:space="preserve"> - INTERVAL '</w:t>
+      </w:r>
+      <w:r>
+        <w:rPr>
+          <w:color w:val="067D17"/>
+          <w:sz w:val="24"/>
+          <w:szCs w:val="24"/>
+        </w:rPr>
+        <w:t>12</w:t>
+      </w:r>
+      <w:r>
+        <w:rPr>
+          <w:color w:val="067D17"/>
+          <w:sz w:val="24"/>
+          <w:szCs w:val="24"/>
+        </w:rPr>
+        <w:t>' MONTH</w:t>
+      </w:r>
+    </w:p>
+    <w:p>
+      <w:pPr>
         <w:pStyle w:val="Heading5"/>
         <w:numPr>
           <w:ilvl w:val="0"/>
@@ -4401,786 +5123,6 @@
           <w:szCs w:val="24"/>
         </w:rPr>
       </w:pPr>
-      <w:r>
-        <w:rPr>
-          <w:rFonts w:ascii="Courier-Bold" w:hAnsi="Courier-Bold" w:cs="Courier-Bold"/>
-          <w:b/>
-          <w:bCs/>
-          <w:color w:val="802A19"/>
-          <w:kern w:val="0"/>
-          <w:sz w:val="24"/>
-          <w:szCs w:val="24"/>
-        </w:rPr>
-        <w:t>select</w:t>
-      </w:r>
-      <w:r>
-        <w:rPr>
-          <w:rFonts w:ascii="Courier New" w:hAnsi="Courier New" w:cs="Courier New"/>
-          <w:color w:val="3B2322"/>
-          <w:kern w:val="0"/>
-          <w:sz w:val="24"/>
-          <w:szCs w:val="24"/>
-        </w:rPr>
-        <w:t xml:space="preserve"> </w:t>
-      </w:r>
-      <w:proofErr w:type="spellStart"/>
-      <w:r>
-        <w:rPr>
-          <w:rFonts w:ascii="Courier New" w:hAnsi="Courier New" w:cs="Courier New"/>
-          <w:color w:val="3B2322"/>
-          <w:kern w:val="0"/>
-          <w:sz w:val="24"/>
-          <w:szCs w:val="24"/>
-        </w:rPr>
-        <w:t>parent_path</w:t>
-      </w:r>
-      <w:proofErr w:type="spellEnd"/>
-      <w:r>
-        <w:rPr>
-          <w:rFonts w:ascii="Courier New" w:hAnsi="Courier New" w:cs="Courier New"/>
-          <w:color w:val="3B2322"/>
-          <w:kern w:val="0"/>
-          <w:sz w:val="24"/>
-          <w:szCs w:val="24"/>
-        </w:rPr>
-        <w:t xml:space="preserve"> || name </w:t>
-      </w:r>
-      <w:r>
-        <w:rPr>
-          <w:rFonts w:ascii="Courier-Bold" w:hAnsi="Courier-Bold" w:cs="Courier-Bold"/>
-          <w:b/>
-          <w:bCs/>
-          <w:color w:val="802A19"/>
-          <w:kern w:val="0"/>
-          <w:sz w:val="24"/>
-          <w:szCs w:val="24"/>
-        </w:rPr>
-        <w:t>as</w:t>
-      </w:r>
-      <w:r>
-        <w:rPr>
-          <w:rFonts w:ascii="Courier New" w:hAnsi="Courier New" w:cs="Courier New"/>
-          <w:color w:val="3B2322"/>
-          <w:kern w:val="0"/>
-          <w:sz w:val="24"/>
-          <w:szCs w:val="24"/>
-        </w:rPr>
-        <w:t xml:space="preserve"> </w:t>
-      </w:r>
-      <w:r>
-        <w:rPr>
-          <w:rFonts w:ascii="Courier-Bold" w:hAnsi="Courier-Bold" w:cs="Courier-Bold"/>
-          <w:b/>
-          <w:bCs/>
-          <w:color w:val="802A19"/>
-          <w:kern w:val="0"/>
-          <w:sz w:val="24"/>
-          <w:szCs w:val="24"/>
-        </w:rPr>
-        <w:t>path</w:t>
-      </w:r>
-      <w:r>
-        <w:rPr>
-          <w:rFonts w:ascii="Courier New" w:hAnsi="Courier New" w:cs="Courier New"/>
-          <w:color w:val="3B2322"/>
-          <w:kern w:val="0"/>
-          <w:sz w:val="24"/>
-          <w:szCs w:val="24"/>
-        </w:rPr>
-        <w:t xml:space="preserve">, </w:t>
-      </w:r>
-      <w:proofErr w:type="spellStart"/>
-      <w:r>
-        <w:rPr>
-          <w:rFonts w:ascii="Courier New" w:hAnsi="Courier New" w:cs="Courier New"/>
-          <w:color w:val="3B2322"/>
-          <w:kern w:val="0"/>
-          <w:sz w:val="24"/>
-          <w:szCs w:val="24"/>
-        </w:rPr>
-        <w:t>user_tags</w:t>
-      </w:r>
-      <w:proofErr w:type="spellEnd"/>
-      <w:r>
-        <w:rPr>
-          <w:rFonts w:ascii="Courier New" w:hAnsi="Courier New" w:cs="Courier New"/>
-          <w:color w:val="3B2322"/>
-          <w:kern w:val="0"/>
-          <w:sz w:val="24"/>
-          <w:szCs w:val="24"/>
-        </w:rPr>
-        <w:t>[</w:t>
-      </w:r>
-      <w:r>
-        <w:rPr>
-          <w:rFonts w:ascii="Courier New" w:hAnsi="Courier New" w:cs="Courier New"/>
-          <w:color w:val="149802"/>
-          <w:kern w:val="0"/>
-          <w:sz w:val="24"/>
-          <w:szCs w:val="24"/>
-        </w:rPr>
-        <w:t>'</w:t>
-      </w:r>
-      <w:proofErr w:type="spellStart"/>
-      <w:r>
-        <w:rPr>
-          <w:rFonts w:ascii="Courier New" w:hAnsi="Courier New" w:cs="Courier New"/>
-          <w:color w:val="149802"/>
-          <w:kern w:val="0"/>
-          <w:sz w:val="24"/>
-          <w:szCs w:val="24"/>
-        </w:rPr>
-        <w:t>dme_access_time</w:t>
-      </w:r>
-      <w:proofErr w:type="spellEnd"/>
-      <w:r>
-        <w:rPr>
-          <w:rFonts w:ascii="Courier New" w:hAnsi="Courier New" w:cs="Courier New"/>
-          <w:color w:val="149802"/>
-          <w:kern w:val="0"/>
-          <w:sz w:val="24"/>
-          <w:szCs w:val="24"/>
-        </w:rPr>
-        <w:t>'</w:t>
-      </w:r>
-      <w:r>
-        <w:rPr>
-          <w:rFonts w:ascii="Courier New" w:hAnsi="Courier New" w:cs="Courier New"/>
-          <w:color w:val="3B2322"/>
-          <w:kern w:val="0"/>
-          <w:sz w:val="24"/>
-          <w:szCs w:val="24"/>
-        </w:rPr>
-        <w:t xml:space="preserve">] </w:t>
-      </w:r>
-      <w:r>
-        <w:rPr>
-          <w:rFonts w:ascii="Courier-Bold" w:hAnsi="Courier-Bold" w:cs="Courier-Bold"/>
-          <w:b/>
-          <w:bCs/>
-          <w:color w:val="802A19"/>
-          <w:kern w:val="0"/>
-          <w:sz w:val="24"/>
-          <w:szCs w:val="24"/>
-        </w:rPr>
-        <w:t>as</w:t>
-      </w:r>
-      <w:r>
-        <w:rPr>
-          <w:rFonts w:ascii="Courier New" w:hAnsi="Courier New" w:cs="Courier New"/>
-          <w:color w:val="3B2322"/>
-          <w:kern w:val="0"/>
-          <w:sz w:val="24"/>
-          <w:szCs w:val="24"/>
-        </w:rPr>
-        <w:t xml:space="preserve"> </w:t>
-      </w:r>
-      <w:proofErr w:type="spellStart"/>
-      <w:r>
-        <w:rPr>
-          <w:rFonts w:ascii="Courier New" w:hAnsi="Courier New" w:cs="Courier New"/>
-          <w:color w:val="3B2322"/>
-          <w:kern w:val="0"/>
-          <w:sz w:val="24"/>
-          <w:szCs w:val="24"/>
-        </w:rPr>
-        <w:t>dme</w:t>
-      </w:r>
-      <w:r>
-        <w:rPr>
-          <w:rFonts w:ascii="Courier New" w:hAnsi="Courier New" w:cs="Courier New"/>
-          <w:color w:val="3B2322"/>
-          <w:kern w:val="0"/>
-          <w:sz w:val="24"/>
-          <w:szCs w:val="24"/>
-        </w:rPr>
-        <w:t>_access_</w:t>
-      </w:r>
-      <w:r>
-        <w:rPr>
-          <w:rFonts w:ascii="Courier New" w:hAnsi="Courier New" w:cs="Courier New"/>
-          <w:color w:val="3B2322"/>
-          <w:kern w:val="0"/>
-          <w:sz w:val="24"/>
-          <w:szCs w:val="24"/>
-        </w:rPr>
-        <w:t>time</w:t>
-      </w:r>
-      <w:proofErr w:type="spellEnd"/>
-      <w:r>
-        <w:rPr>
-          <w:rFonts w:ascii="Courier New" w:hAnsi="Courier New" w:cs="Courier New"/>
-          <w:color w:val="3B2322"/>
-          <w:kern w:val="0"/>
-          <w:sz w:val="24"/>
-          <w:szCs w:val="24"/>
-        </w:rPr>
-        <w:t xml:space="preserve"> </w:t>
-      </w:r>
-      <w:r>
-        <w:rPr>
-          <w:rFonts w:ascii="Courier-Bold" w:hAnsi="Courier-Bold" w:cs="Courier-Bold"/>
-          <w:b/>
-          <w:bCs/>
-          <w:color w:val="802A19"/>
-          <w:kern w:val="0"/>
-          <w:sz w:val="24"/>
-          <w:szCs w:val="24"/>
-        </w:rPr>
-        <w:t>from</w:t>
-      </w:r>
-      <w:r>
-        <w:rPr>
-          <w:rFonts w:ascii="Courier New" w:hAnsi="Courier New" w:cs="Courier New"/>
-          <w:color w:val="3B2322"/>
-          <w:kern w:val="0"/>
-          <w:sz w:val="24"/>
-          <w:szCs w:val="24"/>
-        </w:rPr>
-        <w:t xml:space="preserve"> </w:t>
-      </w:r>
-      <w:proofErr w:type="spellStart"/>
-      <w:r>
-        <w:rPr>
-          <w:rFonts w:ascii="Courier New" w:hAnsi="Courier New" w:cs="Courier New"/>
-          <w:color w:val="3B2322"/>
-          <w:kern w:val="0"/>
-          <w:sz w:val="24"/>
-          <w:szCs w:val="24"/>
-        </w:rPr>
-        <w:t>vast_big_catalog_table</w:t>
-      </w:r>
-      <w:proofErr w:type="spellEnd"/>
-      <w:r>
-        <w:rPr>
-          <w:rFonts w:ascii="Courier New" w:hAnsi="Courier New" w:cs="Courier New"/>
-          <w:color w:val="3B2322"/>
-          <w:kern w:val="0"/>
-          <w:sz w:val="24"/>
-          <w:szCs w:val="24"/>
-        </w:rPr>
-        <w:t xml:space="preserve"> </w:t>
-      </w:r>
-      <w:r>
-        <w:rPr>
-          <w:rFonts w:ascii="Courier-Bold" w:hAnsi="Courier-Bold" w:cs="Courier-Bold"/>
-          <w:b/>
-          <w:bCs/>
-          <w:color w:val="802A19"/>
-          <w:kern w:val="0"/>
-          <w:sz w:val="24"/>
-          <w:szCs w:val="24"/>
-        </w:rPr>
-        <w:t>where</w:t>
-      </w:r>
-      <w:r>
-        <w:rPr>
-          <w:rFonts w:ascii="Courier New" w:hAnsi="Courier New" w:cs="Courier New"/>
-          <w:color w:val="3B2322"/>
-          <w:kern w:val="0"/>
-          <w:sz w:val="24"/>
-          <w:szCs w:val="24"/>
-        </w:rPr>
-        <w:t xml:space="preserve"> </w:t>
-      </w:r>
-      <w:proofErr w:type="spellStart"/>
-      <w:r>
-        <w:rPr>
-          <w:rFonts w:ascii="Courier New" w:hAnsi="Courier New" w:cs="Courier New"/>
-          <w:color w:val="3B2322"/>
-          <w:kern w:val="0"/>
-          <w:sz w:val="24"/>
-          <w:szCs w:val="24"/>
-        </w:rPr>
-        <w:t>element_type</w:t>
-      </w:r>
-      <w:proofErr w:type="spellEnd"/>
-      <w:r>
-        <w:rPr>
-          <w:rFonts w:ascii="Courier New" w:hAnsi="Courier New" w:cs="Courier New"/>
-          <w:color w:val="3B2322"/>
-          <w:kern w:val="0"/>
-          <w:sz w:val="24"/>
-          <w:szCs w:val="24"/>
-        </w:rPr>
-        <w:t xml:space="preserve"> = </w:t>
-      </w:r>
-      <w:r>
-        <w:rPr>
-          <w:rFonts w:ascii="Courier New" w:hAnsi="Courier New" w:cs="Courier New"/>
-          <w:color w:val="149802"/>
-          <w:kern w:val="0"/>
-          <w:sz w:val="24"/>
-          <w:szCs w:val="24"/>
-        </w:rPr>
-        <w:t>'FILE'</w:t>
-      </w:r>
-      <w:r>
-        <w:rPr>
-          <w:rFonts w:ascii="Courier New" w:hAnsi="Courier New" w:cs="Courier New"/>
-          <w:color w:val="3B2322"/>
-          <w:kern w:val="0"/>
-          <w:sz w:val="24"/>
-          <w:szCs w:val="24"/>
-        </w:rPr>
-        <w:t xml:space="preserve"> </w:t>
-      </w:r>
-      <w:r>
-        <w:rPr>
-          <w:rFonts w:ascii="Courier-Bold" w:hAnsi="Courier-Bold" w:cs="Courier-Bold"/>
-          <w:b/>
-          <w:bCs/>
-          <w:color w:val="802A19"/>
-          <w:kern w:val="0"/>
-          <w:sz w:val="24"/>
-          <w:szCs w:val="24"/>
-        </w:rPr>
-        <w:t>and</w:t>
-      </w:r>
-      <w:r>
-        <w:rPr>
-          <w:rFonts w:ascii="Courier New" w:hAnsi="Courier New" w:cs="Courier New"/>
-          <w:color w:val="3B2322"/>
-          <w:kern w:val="0"/>
-          <w:sz w:val="24"/>
-          <w:szCs w:val="24"/>
-        </w:rPr>
-        <w:t xml:space="preserve"> </w:t>
-      </w:r>
-      <w:proofErr w:type="spellStart"/>
-      <w:r>
-        <w:rPr>
-          <w:rFonts w:ascii="Courier New" w:hAnsi="Courier New" w:cs="Courier New"/>
-          <w:color w:val="3B2322"/>
-          <w:kern w:val="0"/>
-          <w:sz w:val="24"/>
-          <w:szCs w:val="24"/>
-        </w:rPr>
-        <w:t>parent_path</w:t>
-      </w:r>
-      <w:proofErr w:type="spellEnd"/>
-      <w:r>
-        <w:rPr>
-          <w:rFonts w:ascii="Courier New" w:hAnsi="Courier New" w:cs="Courier New"/>
-          <w:color w:val="3B2322"/>
-          <w:kern w:val="0"/>
-          <w:sz w:val="24"/>
-          <w:szCs w:val="24"/>
-        </w:rPr>
-        <w:t xml:space="preserve"> </w:t>
-      </w:r>
-      <w:r>
-        <w:rPr>
-          <w:rFonts w:ascii="Courier-Bold" w:hAnsi="Courier-Bold" w:cs="Courier-Bold"/>
-          <w:b/>
-          <w:bCs/>
-          <w:color w:val="802A19"/>
-          <w:kern w:val="0"/>
-          <w:sz w:val="24"/>
-          <w:szCs w:val="24"/>
-        </w:rPr>
-        <w:t>like</w:t>
-      </w:r>
-      <w:r>
-        <w:rPr>
-          <w:rFonts w:ascii="Courier New" w:hAnsi="Courier New" w:cs="Courier New"/>
-          <w:color w:val="3B2322"/>
-          <w:kern w:val="0"/>
-          <w:sz w:val="24"/>
-          <w:szCs w:val="24"/>
-        </w:rPr>
-        <w:t xml:space="preserve"> </w:t>
-      </w:r>
-      <w:r>
-        <w:rPr>
-          <w:rFonts w:ascii="Courier New" w:hAnsi="Courier New" w:cs="Courier New"/>
-          <w:color w:val="149802"/>
-          <w:kern w:val="0"/>
-          <w:sz w:val="24"/>
-          <w:szCs w:val="24"/>
-        </w:rPr>
-        <w:t>'/CBIIT/DMAP/DME_test_DataStage2/AUTO-TIERING%'</w:t>
-      </w:r>
-      <w:r>
-        <w:rPr>
-          <w:rFonts w:ascii="Courier New" w:hAnsi="Courier New" w:cs="Courier New"/>
-          <w:color w:val="3B2322"/>
-          <w:kern w:val="0"/>
-          <w:sz w:val="24"/>
-          <w:szCs w:val="24"/>
-        </w:rPr>
-        <w:t xml:space="preserve"> </w:t>
-      </w:r>
-      <w:r>
-        <w:rPr>
-          <w:rFonts w:ascii="Courier-Bold" w:hAnsi="Courier-Bold" w:cs="Courier-Bold"/>
-          <w:b/>
-          <w:bCs/>
-          <w:color w:val="802A19"/>
-          <w:kern w:val="0"/>
-          <w:sz w:val="24"/>
-          <w:szCs w:val="24"/>
-        </w:rPr>
-        <w:t>and</w:t>
-      </w:r>
-      <w:r>
-        <w:rPr>
-          <w:rFonts w:ascii="Courier New" w:hAnsi="Courier New" w:cs="Courier New"/>
-          <w:color w:val="3B2322"/>
-          <w:kern w:val="0"/>
-          <w:sz w:val="24"/>
-          <w:szCs w:val="24"/>
-        </w:rPr>
-        <w:t xml:space="preserve"> (</w:t>
-      </w:r>
-      <w:proofErr w:type="spellStart"/>
-      <w:r>
-        <w:rPr>
-          <w:rFonts w:ascii="Courier New" w:hAnsi="Courier New" w:cs="Courier New"/>
-          <w:color w:val="3B2322"/>
-          <w:kern w:val="0"/>
-          <w:sz w:val="24"/>
-          <w:szCs w:val="24"/>
-        </w:rPr>
-        <w:t>user_tags</w:t>
-      </w:r>
-      <w:proofErr w:type="spellEnd"/>
-      <w:r>
-        <w:rPr>
-          <w:rFonts w:ascii="Courier New" w:hAnsi="Courier New" w:cs="Courier New"/>
-          <w:color w:val="3B2322"/>
-          <w:kern w:val="0"/>
-          <w:sz w:val="24"/>
-          <w:szCs w:val="24"/>
-        </w:rPr>
-        <w:t>[</w:t>
-      </w:r>
-      <w:r>
-        <w:rPr>
-          <w:rFonts w:ascii="Courier New" w:hAnsi="Courier New" w:cs="Courier New"/>
-          <w:color w:val="149802"/>
-          <w:kern w:val="0"/>
-          <w:sz w:val="24"/>
-          <w:szCs w:val="24"/>
-        </w:rPr>
-        <w:t>'</w:t>
-      </w:r>
-      <w:proofErr w:type="spellStart"/>
-      <w:r>
-        <w:rPr>
-          <w:rFonts w:ascii="Courier New" w:hAnsi="Courier New" w:cs="Courier New"/>
-          <w:color w:val="149802"/>
-          <w:kern w:val="0"/>
-          <w:sz w:val="24"/>
-          <w:szCs w:val="24"/>
-        </w:rPr>
-        <w:t>dme_access_time</w:t>
-      </w:r>
-      <w:proofErr w:type="spellEnd"/>
-      <w:r>
-        <w:rPr>
-          <w:rFonts w:ascii="Courier New" w:hAnsi="Courier New" w:cs="Courier New"/>
-          <w:color w:val="149802"/>
-          <w:kern w:val="0"/>
-          <w:sz w:val="24"/>
-          <w:szCs w:val="24"/>
-        </w:rPr>
-        <w:t>'</w:t>
-      </w:r>
-      <w:r>
-        <w:rPr>
-          <w:rFonts w:ascii="Courier New" w:hAnsi="Courier New" w:cs="Courier New"/>
-          <w:color w:val="3B2322"/>
-          <w:kern w:val="0"/>
-          <w:sz w:val="24"/>
-          <w:szCs w:val="24"/>
-        </w:rPr>
-        <w:t xml:space="preserve">] </w:t>
-      </w:r>
-      <w:r>
-        <w:rPr>
-          <w:rFonts w:ascii="Courier-Bold" w:hAnsi="Courier-Bold" w:cs="Courier-Bold"/>
-          <w:b/>
-          <w:bCs/>
-          <w:color w:val="802A19"/>
-          <w:kern w:val="0"/>
-          <w:sz w:val="24"/>
-          <w:szCs w:val="24"/>
-        </w:rPr>
-        <w:t>is</w:t>
-      </w:r>
-      <w:r>
-        <w:rPr>
-          <w:rFonts w:ascii="Courier New" w:hAnsi="Courier New" w:cs="Courier New"/>
-          <w:color w:val="3B2322"/>
-          <w:kern w:val="0"/>
-          <w:sz w:val="24"/>
-          <w:szCs w:val="24"/>
-        </w:rPr>
-        <w:t xml:space="preserve"> </w:t>
-      </w:r>
-      <w:r>
-        <w:rPr>
-          <w:rFonts w:ascii="Courier-Bold" w:hAnsi="Courier-Bold" w:cs="Courier-Bold"/>
-          <w:b/>
-          <w:bCs/>
-          <w:color w:val="802A19"/>
-          <w:kern w:val="0"/>
-          <w:sz w:val="24"/>
-          <w:szCs w:val="24"/>
-        </w:rPr>
-        <w:t>null</w:t>
-      </w:r>
-      <w:r>
-        <w:rPr>
-          <w:rFonts w:ascii="Courier New" w:hAnsi="Courier New" w:cs="Courier New"/>
-          <w:color w:val="3B2322"/>
-          <w:kern w:val="0"/>
-          <w:sz w:val="24"/>
-          <w:szCs w:val="24"/>
-        </w:rPr>
-        <w:t xml:space="preserve"> </w:t>
-      </w:r>
-      <w:r>
-        <w:rPr>
-          <w:rFonts w:ascii="Courier-Bold" w:hAnsi="Courier-Bold" w:cs="Courier-Bold"/>
-          <w:b/>
-          <w:bCs/>
-          <w:color w:val="802A19"/>
-          <w:kern w:val="0"/>
-          <w:sz w:val="24"/>
-          <w:szCs w:val="24"/>
-        </w:rPr>
-        <w:t>or</w:t>
-      </w:r>
-      <w:r>
-        <w:rPr>
-          <w:rFonts w:ascii="Courier New" w:hAnsi="Courier New" w:cs="Courier New"/>
-          <w:color w:val="3B2322"/>
-          <w:kern w:val="0"/>
-          <w:sz w:val="24"/>
-          <w:szCs w:val="24"/>
-        </w:rPr>
-        <w:t xml:space="preserve"> </w:t>
-      </w:r>
-      <w:r>
-        <w:rPr>
-          <w:rFonts w:ascii="Courier-Bold" w:hAnsi="Courier-Bold" w:cs="Courier-Bold"/>
-          <w:b/>
-          <w:bCs/>
-          <w:color w:val="802A19"/>
-          <w:kern w:val="0"/>
-          <w:sz w:val="24"/>
-          <w:szCs w:val="24"/>
-        </w:rPr>
-        <w:t>CAST</w:t>
-      </w:r>
-      <w:r>
-        <w:rPr>
-          <w:rFonts w:ascii="Courier New" w:hAnsi="Courier New" w:cs="Courier New"/>
-          <w:color w:val="3B2322"/>
-          <w:kern w:val="0"/>
-          <w:sz w:val="24"/>
-          <w:szCs w:val="24"/>
-        </w:rPr>
-        <w:t>(</w:t>
-      </w:r>
-      <w:proofErr w:type="spellStart"/>
-      <w:r>
-        <w:rPr>
-          <w:rFonts w:ascii="Courier New" w:hAnsi="Courier New" w:cs="Courier New"/>
-          <w:color w:val="3B2322"/>
-          <w:kern w:val="0"/>
-          <w:sz w:val="24"/>
-          <w:szCs w:val="24"/>
-        </w:rPr>
-        <w:t>user_tags</w:t>
-      </w:r>
-      <w:proofErr w:type="spellEnd"/>
-      <w:r>
-        <w:rPr>
-          <w:rFonts w:ascii="Courier New" w:hAnsi="Courier New" w:cs="Courier New"/>
-          <w:color w:val="3B2322"/>
-          <w:kern w:val="0"/>
-          <w:sz w:val="24"/>
-          <w:szCs w:val="24"/>
-        </w:rPr>
-        <w:t>[</w:t>
-      </w:r>
-      <w:r>
-        <w:rPr>
-          <w:rFonts w:ascii="Courier New" w:hAnsi="Courier New" w:cs="Courier New"/>
-          <w:color w:val="149802"/>
-          <w:kern w:val="0"/>
-          <w:sz w:val="24"/>
-          <w:szCs w:val="24"/>
-        </w:rPr>
-        <w:t>'</w:t>
-      </w:r>
-      <w:proofErr w:type="spellStart"/>
-      <w:r>
-        <w:rPr>
-          <w:rFonts w:ascii="Courier New" w:hAnsi="Courier New" w:cs="Courier New"/>
-          <w:color w:val="149802"/>
-          <w:kern w:val="0"/>
-          <w:sz w:val="24"/>
-          <w:szCs w:val="24"/>
-        </w:rPr>
-        <w:t>dme_access_time</w:t>
-      </w:r>
-      <w:proofErr w:type="spellEnd"/>
-      <w:r>
-        <w:rPr>
-          <w:rFonts w:ascii="Courier New" w:hAnsi="Courier New" w:cs="Courier New"/>
-          <w:color w:val="149802"/>
-          <w:kern w:val="0"/>
-          <w:sz w:val="24"/>
-          <w:szCs w:val="24"/>
-        </w:rPr>
-        <w:t>'</w:t>
-      </w:r>
-      <w:r>
-        <w:rPr>
-          <w:rFonts w:ascii="Courier New" w:hAnsi="Courier New" w:cs="Courier New"/>
-          <w:color w:val="3B2322"/>
-          <w:kern w:val="0"/>
-          <w:sz w:val="24"/>
-          <w:szCs w:val="24"/>
-        </w:rPr>
-        <w:t xml:space="preserve">] </w:t>
-      </w:r>
-      <w:r>
-        <w:rPr>
-          <w:rFonts w:ascii="Courier-Bold" w:hAnsi="Courier-Bold" w:cs="Courier-Bold"/>
-          <w:b/>
-          <w:bCs/>
-          <w:color w:val="802A19"/>
-          <w:kern w:val="0"/>
-          <w:sz w:val="24"/>
-          <w:szCs w:val="24"/>
-        </w:rPr>
-        <w:t>AS</w:t>
-      </w:r>
-      <w:r>
-        <w:rPr>
-          <w:rFonts w:ascii="Courier New" w:hAnsi="Courier New" w:cs="Courier New"/>
-          <w:color w:val="3B2322"/>
-          <w:kern w:val="0"/>
-          <w:sz w:val="24"/>
-          <w:szCs w:val="24"/>
-        </w:rPr>
-        <w:t xml:space="preserve"> </w:t>
-      </w:r>
-      <w:r>
-        <w:rPr>
-          <w:rFonts w:ascii="Courier-Bold" w:hAnsi="Courier-Bold" w:cs="Courier-Bold"/>
-          <w:b/>
-          <w:bCs/>
-          <w:color w:val="802A19"/>
-          <w:kern w:val="0"/>
-          <w:sz w:val="24"/>
-          <w:szCs w:val="24"/>
-        </w:rPr>
-        <w:t>TIMESTAMP</w:t>
-      </w:r>
-      <w:r>
-        <w:rPr>
-          <w:rFonts w:ascii="Courier New" w:hAnsi="Courier New" w:cs="Courier New"/>
-          <w:color w:val="3B2322"/>
-          <w:kern w:val="0"/>
-          <w:sz w:val="24"/>
-          <w:szCs w:val="24"/>
-        </w:rPr>
-        <w:t xml:space="preserve">) &lt; </w:t>
-      </w:r>
-      <w:proofErr w:type="spellStart"/>
-      <w:r>
-        <w:rPr>
-          <w:rFonts w:ascii="Courier-Bold" w:hAnsi="Courier-Bold" w:cs="Courier-Bold"/>
-          <w:b/>
-          <w:bCs/>
-          <w:color w:val="802A19"/>
-          <w:kern w:val="0"/>
-          <w:sz w:val="24"/>
-          <w:szCs w:val="24"/>
-        </w:rPr>
-        <w:t>current_timestamp</w:t>
-      </w:r>
-      <w:proofErr w:type="spellEnd"/>
-      <w:r>
-        <w:rPr>
-          <w:rFonts w:ascii="Courier New" w:hAnsi="Courier New" w:cs="Courier New"/>
-          <w:color w:val="3B2322"/>
-          <w:kern w:val="0"/>
-          <w:sz w:val="24"/>
-          <w:szCs w:val="24"/>
-        </w:rPr>
-        <w:t xml:space="preserve"> - </w:t>
-      </w:r>
-      <w:r>
-        <w:rPr>
-          <w:rFonts w:ascii="Courier-Bold" w:hAnsi="Courier-Bold" w:cs="Courier-Bold"/>
-          <w:b/>
-          <w:bCs/>
-          <w:color w:val="802A19"/>
-          <w:kern w:val="0"/>
-          <w:sz w:val="24"/>
-          <w:szCs w:val="24"/>
-        </w:rPr>
-        <w:t>INTERVAL</w:t>
-      </w:r>
-      <w:r>
-        <w:rPr>
-          <w:rFonts w:ascii="Courier New" w:hAnsi="Courier New" w:cs="Courier New"/>
-          <w:color w:val="3B2322"/>
-          <w:kern w:val="0"/>
-          <w:sz w:val="24"/>
-          <w:szCs w:val="24"/>
-        </w:rPr>
-        <w:t xml:space="preserve"> </w:t>
-      </w:r>
-      <w:r>
-        <w:rPr>
-          <w:rFonts w:ascii="Courier New" w:hAnsi="Courier New" w:cs="Courier New"/>
-          <w:color w:val="149802"/>
-          <w:kern w:val="0"/>
-          <w:sz w:val="24"/>
-          <w:szCs w:val="24"/>
-        </w:rPr>
-        <w:t>'6'</w:t>
-      </w:r>
-      <w:r>
-        <w:rPr>
-          <w:rFonts w:ascii="Courier New" w:hAnsi="Courier New" w:cs="Courier New"/>
-          <w:color w:val="3B2322"/>
-          <w:kern w:val="0"/>
-          <w:sz w:val="24"/>
-          <w:szCs w:val="24"/>
-        </w:rPr>
-        <w:t xml:space="preserve"> </w:t>
-      </w:r>
-      <w:r>
-        <w:rPr>
-          <w:rFonts w:ascii="Courier-Bold" w:hAnsi="Courier-Bold" w:cs="Courier-Bold"/>
-          <w:b/>
-          <w:bCs/>
-          <w:color w:val="802A19"/>
-          <w:kern w:val="0"/>
-          <w:sz w:val="24"/>
-          <w:szCs w:val="24"/>
-        </w:rPr>
-        <w:t>MONTH</w:t>
-      </w:r>
-      <w:r>
-        <w:rPr>
-          <w:rFonts w:ascii="Courier New" w:hAnsi="Courier New" w:cs="Courier New"/>
-          <w:color w:val="3B2322"/>
-          <w:kern w:val="0"/>
-          <w:sz w:val="24"/>
-          <w:szCs w:val="24"/>
-        </w:rPr>
-        <w:t xml:space="preserve">) </w:t>
-      </w:r>
     </w:p>
     <w:p/>
     <w:p>
@@ -5301,7 +5243,6 @@
       <w:pPr>
         <w:pStyle w:val="HTMLPreformatted"/>
         <w:shd w:val="clear" w:color="auto" w:fill="FFFFFF"/>
-        <w:ind w:left="576"/>
         <w:rPr>
           <w:color w:val="080808"/>
           <w:sz w:val="24"/>
@@ -5397,40 +5338,6 @@
           <w:szCs w:val="24"/>
         </w:rPr>
         <w:t xml:space="preserve">and </w:t>
-      </w:r>
-      <w:r>
-        <w:rPr>
-          <w:color w:val="0033B3"/>
-          <w:sz w:val="24"/>
-          <w:szCs w:val="24"/>
-        </w:rPr>
-        <w:t>(</w:t>
-      </w:r>
-      <w:proofErr w:type="spellStart"/>
-      <w:r>
-        <w:rPr>
-          <w:color w:val="871094"/>
-          <w:sz w:val="24"/>
-          <w:szCs w:val="24"/>
-        </w:rPr>
-        <w:t>effective_accessed_date</w:t>
-      </w:r>
-      <w:proofErr w:type="spellEnd"/>
-      <w:r>
-        <w:rPr>
-          <w:color w:val="871094"/>
-          <w:sz w:val="24"/>
-          <w:szCs w:val="24"/>
-        </w:rPr>
-        <w:t xml:space="preserve"> </w:t>
-      </w:r>
-      <w:r>
-        <w:rPr>
-          <w:color w:val="0033B3"/>
-          <w:sz w:val="24"/>
-          <w:szCs w:val="24"/>
-        </w:rPr>
-        <w:t xml:space="preserve">is null or </w:t>
       </w:r>
       <w:proofErr w:type="spellStart"/>
       <w:r>
@@ -5536,8 +5443,80 @@
           <w:sz w:val="24"/>
           <w:szCs w:val="24"/>
         </w:rPr>
-        <w:t>)</w:t>
-      </w:r>
+        <w:t xml:space="preserve"> </w:t>
+      </w:r>
+      <w:r>
+        <w:rPr>
+          <w:color w:val="067D17"/>
+          <w:sz w:val="24"/>
+          <w:szCs w:val="24"/>
+        </w:rPr>
+        <w:t xml:space="preserve">AND </w:t>
+      </w:r>
+      <w:proofErr w:type="spellStart"/>
+      <w:r>
+        <w:rPr>
+          <w:color w:val="067D17"/>
+          <w:sz w:val="24"/>
+          <w:szCs w:val="24"/>
+        </w:rPr>
+        <w:t>uploaded_date</w:t>
+      </w:r>
+      <w:proofErr w:type="spellEnd"/>
+      <w:r>
+        <w:rPr>
+          <w:color w:val="067D17"/>
+          <w:sz w:val="24"/>
+          <w:szCs w:val="24"/>
+        </w:rPr>
+        <w:t xml:space="preserve"> &lt; </w:t>
+      </w:r>
+      <w:proofErr w:type="spellStart"/>
+      <w:r>
+        <w:rPr>
+          <w:color w:val="067D17"/>
+          <w:sz w:val="24"/>
+          <w:szCs w:val="24"/>
+        </w:rPr>
+        <w:t>current_timestamp</w:t>
+      </w:r>
+      <w:proofErr w:type="spellEnd"/>
+      <w:r>
+        <w:rPr>
+          <w:color w:val="067D17"/>
+          <w:sz w:val="24"/>
+          <w:szCs w:val="24"/>
+        </w:rPr>
+        <w:t xml:space="preserve"> - INTERVAL '</w:t>
+      </w:r>
+      <w:r>
+        <w:rPr>
+          <w:color w:val="067D17"/>
+          <w:sz w:val="24"/>
+          <w:szCs w:val="24"/>
+        </w:rPr>
+        <w:t>12</w:t>
+      </w:r>
+      <w:r>
+        <w:rPr>
+          <w:color w:val="067D17"/>
+          <w:sz w:val="24"/>
+          <w:szCs w:val="24"/>
+        </w:rPr>
+        <w:t>' MONTH"</w:t>
+      </w:r>
+    </w:p>
+    <w:p>
+      <w:pPr>
+        <w:pStyle w:val="HTMLPreformatted"/>
+        <w:shd w:val="clear" w:color="auto" w:fill="FFFFFF"/>
+        <w:ind w:left="576"/>
+        <w:rPr>
+          <w:color w:val="080808"/>
+          <w:sz w:val="24"/>
+          <w:szCs w:val="24"/>
+        </w:rPr>
+      </w:pPr>
     </w:p>
     <w:p>
       <w:pPr>
@@ -5745,10 +5724,10 @@
       </w:pPr>
     </w:p>
     <w:sectPr>
-      <w:headerReference w:type="default" r:id="rId10"/>
-      <w:footerReference w:type="default" r:id="rId11"/>
-      <w:headerReference w:type="first" r:id="rId12"/>
-      <w:footerReference w:type="first" r:id="rId13"/>
+      <w:headerReference w:type="default" r:id="rId11"/>
+      <w:footerReference w:type="default" r:id="rId12"/>
+      <w:headerReference w:type="first" r:id="rId13"/>
+      <w:footerReference w:type="first" r:id="rId14"/>
       <w:pgSz w:w="12240" w:h="15840"/>
       <w:pgMar w:top="1440" w:right="720" w:bottom="1440" w:left="720" w:header="720" w:footer="720" w:gutter="0"/>
       <w:cols w:space="720"/>
@@ -6104,7 +6083,7 @@
             </wp:anchor>
           </w:drawing>
         </mc:Choice>
-        <mc:Fallback xmlns:arto="http://schemas.microsoft.com/office/word/2006/arto" xmlns:a="http://schemas.openxmlformats.org/drawingml/2006/main">
+        <mc:Fallback xmlns:a="http://schemas.openxmlformats.org/drawingml/2006/main" xmlns:arto="http://schemas.microsoft.com/office/word/2006/arto">
           <w:pict>
             <v:rect id="Rectangle 72" style="position:absolute;margin-left:0;margin-top:0;width:580.8pt;height:752.4pt;z-index:251661312;visibility:visible;mso-wrap-style:square;mso-width-percent:950;mso-height-percent:950;mso-wrap-distance-left:9pt;mso-wrap-distance-top:0;mso-wrap-distance-right:9pt;mso-wrap-distance-bottom:0;mso-position-horizontal:center;mso-position-horizontal-relative:page;mso-position-vertical:center;mso-position-vertical-relative:page;mso-width-percent:950;mso-height-percent:950;mso-width-relative:page;mso-height-relative:page;v-text-anchor:middle" o:spid="_x0000_s1026" filled="f" strokecolor="#938953 [1614]" strokeweight="1.25pt" w14:anchorId="5C3517D5" o:gfxdata="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">
               <w10:wrap anchorx="page" anchory="page"/>
@@ -8762,6 +8741,7 @@
     <w:rsid w:val="00904018"/>
     <w:rsid w:val="0091242C"/>
     <w:rsid w:val="009E669E"/>
+    <w:rsid w:val="00B273AC"/>
     <w:rsid w:val="00B74EBA"/>
     <w:rsid w:val="00C6551D"/>
     <w:rsid w:val="00C66BB0"/>
@@ -8771,6 +8751,7 @@
     <w:rsid w:val="00D75F52"/>
     <w:rsid w:val="00D835DE"/>
     <w:rsid w:val="00DA010E"/>
+    <w:rsid w:val="00DA1B38"/>
     <w:rsid w:val="00E43475"/>
     <w:rsid w:val="00F0585F"/>
     <w:rsid w:val="00F24313"/>

--- a/doc/development/HPCDATAMGM-2088 - External Archive Auto-Tiering.docx
+++ b/doc/development/HPCDATAMGM-2088 - External Archive Auto-Tiering.docx
@@ -1,6 +1,6 @@
 
 <file path=word/document.xml><?xml version="1.0" encoding="utf-8"?>
-<w:document xmlns:wpc="http://schemas.microsoft.com/office/word/2010/wordprocessingCanvas" xmlns:cx="http://schemas.microsoft.com/office/drawing/2014/chartex" xmlns:cx1="http://schemas.microsoft.com/office/drawing/2015/9/8/chartex" xmlns:cx2="http://schemas.microsoft.com/office/drawing/2015/10/21/chartex" xmlns:cx3="http://schemas.microsoft.com/office/drawing/2016/5/9/chartex" xmlns:cx4="http://schemas.microsoft.com/office/drawing/2016/5/10/chartex" xmlns:cx5="http://schemas.microsoft.com/office/drawing/2016/5/11/chartex" xmlns:cx6="http://schemas.microsoft.com/office/drawing/2016/5/12/chartex" xmlns:cx7="http://schemas.microsoft.com/office/drawing/2016/5/13/chartex" xmlns:cx8="http://schemas.microsoft.com/office/drawing/2016/5/14/chartex" xmlns:mc="http://schemas.openxmlformats.org/markup-compatibility/2006" xmlns:aink="http://schemas.microsoft.com/office/drawing/2016/ink" xmlns:am3d="http://schemas.microsoft.com/office/drawing/2017/model3d" xmlns:o="urn:schemas-microsoft-com:office:office" xmlns:oel="http://schemas.microsoft.com/office/2019/extlst" xmlns:r="http://schemas.openxmlformats.org/officeDocument/2006/relationships" xmlns:m="http://schemas.openxmlformats.org/officeDocument/2006/math" xmlns:v="urn:schemas-microsoft-com:vml" xmlns:wp14="http://schemas.microsoft.com/office/word/2010/wordprocessingDrawing" xmlns:wp="http://schemas.openxmlformats.org/drawingml/2006/wordprocessingDrawing" xmlns:w10="urn:schemas-microsoft-com:office:word" xmlns:w="http://schemas.openxmlformats.org/wordprocessingml/2006/main" xmlns:w14="http://schemas.microsoft.com/office/word/2010/wordml" xmlns:w15="http://schemas.microsoft.com/office/word/2012/wordml" xmlns:w16cex="http://schemas.microsoft.com/office/word/2018/wordml/cex" xmlns:w16cid="http://schemas.microsoft.com/office/word/2016/wordml/cid" xmlns:w16="http://schemas.microsoft.com/office/word/2018/wordml" xmlns:w16du="http://schemas.microsoft.com/office/word/2023/wordml/word16du" xmlns:w16sdtdh="http://schemas.microsoft.com/office/word/2020/wordml/sdtdatahash" xmlns:w16sdtfl="http://schemas.microsoft.com/office/word/2024/wordml/sdtformatlock" xmlns:w16se="http://schemas.microsoft.com/office/word/2015/wordml/symex" xmlns:wpg="http://schemas.microsoft.com/office/word/2010/wordprocessingGroup" xmlns:wpi="http://schemas.microsoft.com/office/word/2010/wordprocessingInk" xmlns:wne="http://schemas.microsoft.com/office/word/2006/wordml" xmlns:wps="http://schemas.microsoft.com/office/word/2010/wordprocessingShape" mc:Ignorable="w14 w15 w16se w16cid w16 w16cex w16sdtdh w16sdtfl w16du wp14">
+<w:document xmlns:wpc="http://schemas.microsoft.com/office/word/2010/wordprocessingCanvas" xmlns:cx="http://schemas.microsoft.com/office/drawing/2014/chartex" xmlns:cx1="http://schemas.microsoft.com/office/drawing/2015/9/8/chartex" xmlns:cx2="http://schemas.microsoft.com/office/drawing/2015/10/21/chartex" xmlns:cx3="http://schemas.microsoft.com/office/drawing/2016/5/9/chartex" xmlns:cx4="http://schemas.microsoft.com/office/drawing/2016/5/10/chartex" xmlns:cx5="http://schemas.microsoft.com/office/drawing/2016/5/11/chartex" xmlns:cx6="http://schemas.microsoft.com/office/drawing/2016/5/12/chartex" xmlns:cx7="http://schemas.microsoft.com/office/drawing/2016/5/13/chartex" xmlns:cx8="http://schemas.microsoft.com/office/drawing/2016/5/14/chartex" xmlns:mc="http://schemas.openxmlformats.org/markup-compatibility/2006" xmlns:m="http://schemas.openxmlformats.org/officeDocument/2006/math" xmlns:aink="http://schemas.microsoft.com/office/drawing/2016/ink" xmlns:am3d="http://schemas.microsoft.com/office/drawing/2017/model3d" xmlns:oel="http://schemas.microsoft.com/office/2019/extlst" xmlns:r="http://schemas.openxmlformats.org/officeDocument/2006/relationships" xmlns:wp14="http://schemas.microsoft.com/office/word/2010/wordprocessingDrawing" xmlns:wp="http://schemas.openxmlformats.org/drawingml/2006/wordprocessingDrawing" xmlns:wpg="http://schemas.microsoft.com/office/word/2010/wordprocessingGroup" xmlns:wpi="http://schemas.microsoft.com/office/word/2010/wordprocessingInk" xmlns:wps="http://schemas.microsoft.com/office/word/2010/wordprocessingShape" xmlns:o="urn:schemas-microsoft-com:office:office" xmlns:v="urn:schemas-microsoft-com:vml" xmlns:w10="urn:schemas-microsoft-com:office:word" xmlns:w="http://schemas.openxmlformats.org/wordprocessingml/2006/main" xmlns:w14="http://schemas.microsoft.com/office/word/2010/wordml" xmlns:w15="http://schemas.microsoft.com/office/word/2012/wordml" xmlns:w16cex="http://schemas.microsoft.com/office/word/2018/wordml/cex" xmlns:w16cid="http://schemas.microsoft.com/office/word/2016/wordml/cid" xmlns:w16="http://schemas.microsoft.com/office/word/2018/wordml" xmlns:w16sdtdh="http://schemas.microsoft.com/office/word/2020/wordml/sdtdatahash" xmlns:w16sdtfl="http://schemas.microsoft.com/office/word/2024/wordml/sdtformatlock" xmlns:w16se="http://schemas.microsoft.com/office/word/2015/wordml/symex" xmlns:w16du="http://schemas.microsoft.com/office/word/2023/wordml/word16du" xmlns:wne="http://schemas.microsoft.com/office/word/2006/wordml" mc:Ignorable="w14 w15 w16se w16cid w16 w16cex w16sdtdh w16sdtfl w16du wp14">
   <w:body>
     <w:p/>
     <w:p>
@@ -119,7 +119,7 @@
           <w:iCs w:val="0"/>
         </w:rPr>
       </w:pPr>
-      <w:bookmarkStart w:id="0" w:name="_Toc216799153"/>
+      <w:bookmarkStart w:id="0" w:name="_Toc220160280"/>
       <w:r>
         <w:rPr>
           <w:rStyle w:val="IntenseEmphasis"/>
@@ -397,7 +397,7 @@
             </w:rPr>
             <w:fldChar w:fldCharType="separate"/>
           </w:r>
-          <w:hyperlink w:anchor="_Toc216799153" w:history="1">
+          <w:hyperlink w:anchor="_Toc220160280" w:history="1">
             <w:r>
               <w:rPr>
                 <w:rStyle w:val="Hyperlink"/>
@@ -424,7 +424,7 @@
                 <w:noProof/>
                 <w:webHidden/>
               </w:rPr>
-              <w:instrText xml:space="preserve"> PAGEREF _Toc216799153 \h </w:instrText>
+              <w:instrText xml:space="preserve"> PAGEREF _Toc220160280 \h </w:instrText>
             </w:r>
             <w:r>
               <w:rPr>
@@ -469,7 +469,7 @@
               <w:szCs w:val="24"/>
             </w:rPr>
           </w:pPr>
-          <w:hyperlink w:anchor="_Toc216799154" w:history="1">
+          <w:hyperlink w:anchor="_Toc220160281" w:history="1">
             <w:r>
               <w:rPr>
                 <w:rStyle w:val="Hyperlink"/>
@@ -512,7 +512,7 @@
                 <w:noProof/>
                 <w:webHidden/>
               </w:rPr>
-              <w:instrText xml:space="preserve"> PAGEREF _Toc216799154 \h </w:instrText>
+              <w:instrText xml:space="preserve"> PAGEREF _Toc220160281 \h </w:instrText>
             </w:r>
             <w:r>
               <w:rPr>
@@ -557,7 +557,7 @@
               <w:szCs w:val="24"/>
             </w:rPr>
           </w:pPr>
-          <w:hyperlink w:anchor="_Toc216799155" w:history="1">
+          <w:hyperlink w:anchor="_Toc220160282" w:history="1">
             <w:r>
               <w:rPr>
                 <w:rStyle w:val="Hyperlink"/>
@@ -600,7 +600,7 @@
                 <w:noProof/>
                 <w:webHidden/>
               </w:rPr>
-              <w:instrText xml:space="preserve"> PAGEREF _Toc216799155 \h </w:instrText>
+              <w:instrText xml:space="preserve"> PAGEREF _Toc220160282 \h </w:instrText>
             </w:r>
             <w:r>
               <w:rPr>
@@ -645,7 +645,7 @@
               <w:szCs w:val="24"/>
             </w:rPr>
           </w:pPr>
-          <w:hyperlink w:anchor="_Toc216799156" w:history="1">
+          <w:hyperlink w:anchor="_Toc220160283" w:history="1">
             <w:r>
               <w:rPr>
                 <w:rStyle w:val="Hyperlink"/>
@@ -688,7 +688,7 @@
                 <w:noProof/>
                 <w:webHidden/>
               </w:rPr>
-              <w:instrText xml:space="preserve"> PAGEREF _Toc216799156 \h </w:instrText>
+              <w:instrText xml:space="preserve"> PAGEREF _Toc220160283 \h </w:instrText>
             </w:r>
             <w:r>
               <w:rPr>
@@ -733,7 +733,7 @@
               <w:szCs w:val="24"/>
             </w:rPr>
           </w:pPr>
-          <w:hyperlink w:anchor="_Toc216799157" w:history="1">
+          <w:hyperlink w:anchor="_Toc220160284" w:history="1">
             <w:r>
               <w:rPr>
                 <w:rStyle w:val="Hyperlink"/>
@@ -776,7 +776,7 @@
                 <w:noProof/>
                 <w:webHidden/>
               </w:rPr>
-              <w:instrText xml:space="preserve"> PAGEREF _Toc216799157 \h </w:instrText>
+              <w:instrText xml:space="preserve"> PAGEREF _Toc220160284 \h </w:instrText>
             </w:r>
             <w:r>
               <w:rPr>
@@ -821,7 +821,7 @@
               <w:szCs w:val="24"/>
             </w:rPr>
           </w:pPr>
-          <w:hyperlink w:anchor="_Toc216799158" w:history="1">
+          <w:hyperlink w:anchor="_Toc220160285" w:history="1">
             <w:r>
               <w:rPr>
                 <w:rStyle w:val="Hyperlink"/>
@@ -864,7 +864,7 @@
                 <w:noProof/>
                 <w:webHidden/>
               </w:rPr>
-              <w:instrText xml:space="preserve"> PAGEREF _Toc216799158 \h </w:instrText>
+              <w:instrText xml:space="preserve"> PAGEREF _Toc220160285 \h </w:instrText>
             </w:r>
             <w:r>
               <w:rPr>
@@ -909,7 +909,7 @@
               <w:szCs w:val="24"/>
             </w:rPr>
           </w:pPr>
-          <w:hyperlink w:anchor="_Toc216799159" w:history="1">
+          <w:hyperlink w:anchor="_Toc220160286" w:history="1">
             <w:r>
               <w:rPr>
                 <w:rStyle w:val="Hyperlink"/>
@@ -952,7 +952,7 @@
                 <w:noProof/>
                 <w:webHidden/>
               </w:rPr>
-              <w:instrText xml:space="preserve"> PAGEREF _Toc216799159 \h </w:instrText>
+              <w:instrText xml:space="preserve"> PAGEREF _Toc220160286 \h </w:instrText>
             </w:r>
             <w:r>
               <w:rPr>
@@ -997,7 +997,7 @@
               <w:szCs w:val="24"/>
             </w:rPr>
           </w:pPr>
-          <w:hyperlink w:anchor="_Toc216799160" w:history="1">
+          <w:hyperlink w:anchor="_Toc220160287" w:history="1">
             <w:r>
               <w:rPr>
                 <w:rStyle w:val="Hyperlink"/>
@@ -1040,7 +1040,7 @@
                 <w:noProof/>
                 <w:webHidden/>
               </w:rPr>
-              <w:instrText xml:space="preserve"> PAGEREF _Toc216799160 \h </w:instrText>
+              <w:instrText xml:space="preserve"> PAGEREF _Toc220160287 \h </w:instrText>
             </w:r>
             <w:r>
               <w:rPr>
@@ -1085,7 +1085,7 @@
               <w:szCs w:val="24"/>
             </w:rPr>
           </w:pPr>
-          <w:hyperlink w:anchor="_Toc216799161" w:history="1">
+          <w:hyperlink w:anchor="_Toc220160288" w:history="1">
             <w:r>
               <w:rPr>
                 <w:rStyle w:val="Hyperlink"/>
@@ -1128,7 +1128,7 @@
                 <w:noProof/>
                 <w:webHidden/>
               </w:rPr>
-              <w:instrText xml:space="preserve"> PAGEREF _Toc216799161 \h </w:instrText>
+              <w:instrText xml:space="preserve"> PAGEREF _Toc220160288 \h </w:instrText>
             </w:r>
             <w:r>
               <w:rPr>
@@ -1173,7 +1173,7 @@
               <w:szCs w:val="24"/>
             </w:rPr>
           </w:pPr>
-          <w:hyperlink w:anchor="_Toc216799162" w:history="1">
+          <w:hyperlink w:anchor="_Toc220160289" w:history="1">
             <w:r>
               <w:rPr>
                 <w:rStyle w:val="Hyperlink"/>
@@ -1216,7 +1216,7 @@
                 <w:noProof/>
                 <w:webHidden/>
               </w:rPr>
-              <w:instrText xml:space="preserve"> PAGEREF _Toc216799162 \h </w:instrText>
+              <w:instrText xml:space="preserve"> PAGEREF _Toc220160289 \h </w:instrText>
             </w:r>
             <w:r>
               <w:rPr>
@@ -1261,7 +1261,7 @@
               <w:szCs w:val="24"/>
             </w:rPr>
           </w:pPr>
-          <w:hyperlink w:anchor="_Toc216799163" w:history="1">
+          <w:hyperlink w:anchor="_Toc220160290" w:history="1">
             <w:r>
               <w:rPr>
                 <w:rStyle w:val="Hyperlink"/>
@@ -1304,7 +1304,7 @@
                 <w:noProof/>
                 <w:webHidden/>
               </w:rPr>
-              <w:instrText xml:space="preserve"> PAGEREF _Toc216799163 \h </w:instrText>
+              <w:instrText xml:space="preserve"> PAGEREF _Toc220160290 \h </w:instrText>
             </w:r>
             <w:r>
               <w:rPr>
@@ -1349,7 +1349,7 @@
               <w:szCs w:val="24"/>
             </w:rPr>
           </w:pPr>
-          <w:hyperlink w:anchor="_Toc216799164" w:history="1">
+          <w:hyperlink w:anchor="_Toc220160291" w:history="1">
             <w:r>
               <w:rPr>
                 <w:rStyle w:val="Hyperlink"/>
@@ -1392,7 +1392,7 @@
                 <w:noProof/>
                 <w:webHidden/>
               </w:rPr>
-              <w:instrText xml:space="preserve"> PAGEREF _Toc216799164 \h </w:instrText>
+              <w:instrText xml:space="preserve"> PAGEREF _Toc220160291 \h </w:instrText>
             </w:r>
             <w:r>
               <w:rPr>
@@ -1437,7 +1437,7 @@
               <w:szCs w:val="24"/>
             </w:rPr>
           </w:pPr>
-          <w:hyperlink w:anchor="_Toc216799165" w:history="1">
+          <w:hyperlink w:anchor="_Toc220160292" w:history="1">
             <w:r>
               <w:rPr>
                 <w:rStyle w:val="Hyperlink"/>
@@ -1480,7 +1480,7 @@
                 <w:noProof/>
                 <w:webHidden/>
               </w:rPr>
-              <w:instrText xml:space="preserve"> PAGEREF _Toc216799165 \h </w:instrText>
+              <w:instrText xml:space="preserve"> PAGEREF _Toc220160292 \h </w:instrText>
             </w:r>
             <w:r>
               <w:rPr>
@@ -1525,7 +1525,7 @@
               <w:szCs w:val="24"/>
             </w:rPr>
           </w:pPr>
-          <w:hyperlink w:anchor="_Toc216799166" w:history="1">
+          <w:hyperlink w:anchor="_Toc220160293" w:history="1">
             <w:r>
               <w:rPr>
                 <w:rStyle w:val="Hyperlink"/>
@@ -1568,7 +1568,7 @@
                 <w:noProof/>
                 <w:webHidden/>
               </w:rPr>
-              <w:instrText xml:space="preserve"> PAGEREF _Toc216799166 \h </w:instrText>
+              <w:instrText xml:space="preserve"> PAGEREF _Toc220160293 \h </w:instrText>
             </w:r>
             <w:r>
               <w:rPr>
@@ -1613,7 +1613,7 @@
               <w:szCs w:val="24"/>
             </w:rPr>
           </w:pPr>
-          <w:hyperlink w:anchor="_Toc216799167" w:history="1">
+          <w:hyperlink w:anchor="_Toc220160294" w:history="1">
             <w:r>
               <w:rPr>
                 <w:rStyle w:val="Hyperlink"/>
@@ -1635,6 +1635,94 @@
                 <w:rStyle w:val="Hyperlink"/>
                 <w:noProof/>
               </w:rPr>
+              <w:t>API</w:t>
+            </w:r>
+            <w:r>
+              <w:rPr>
+                <w:noProof/>
+                <w:webHidden/>
+              </w:rPr>
+              <w:tab/>
+            </w:r>
+            <w:r>
+              <w:rPr>
+                <w:noProof/>
+                <w:webHidden/>
+              </w:rPr>
+              <w:fldChar w:fldCharType="begin"/>
+            </w:r>
+            <w:r>
+              <w:rPr>
+                <w:noProof/>
+                <w:webHidden/>
+              </w:rPr>
+              <w:instrText xml:space="preserve"> PAGEREF _Toc220160294 \h </w:instrText>
+            </w:r>
+            <w:r>
+              <w:rPr>
+                <w:noProof/>
+                <w:webHidden/>
+              </w:rPr>
+            </w:r>
+            <w:r>
+              <w:rPr>
+                <w:noProof/>
+                <w:webHidden/>
+              </w:rPr>
+              <w:fldChar w:fldCharType="separate"/>
+            </w:r>
+            <w:r>
+              <w:rPr>
+                <w:noProof/>
+                <w:webHidden/>
+              </w:rPr>
+              <w:t>6</w:t>
+            </w:r>
+            <w:r>
+              <w:rPr>
+                <w:noProof/>
+                <w:webHidden/>
+              </w:rPr>
+              <w:fldChar w:fldCharType="end"/>
+            </w:r>
+          </w:hyperlink>
+        </w:p>
+        <w:p>
+          <w:pPr>
+            <w:pStyle w:val="TOC3"/>
+            <w:tabs>
+              <w:tab w:val="left" w:pos="1440"/>
+              <w:tab w:val="right" w:leader="dot" w:pos="10790"/>
+            </w:tabs>
+            <w:rPr>
+              <w:rFonts w:eastAsiaTheme="minorEastAsia"/>
+              <w:noProof/>
+              <w:sz w:val="24"/>
+              <w:szCs w:val="24"/>
+            </w:rPr>
+          </w:pPr>
+          <w:hyperlink w:anchor="_Toc220160295" w:history="1">
+            <w:r>
+              <w:rPr>
+                <w:rStyle w:val="Hyperlink"/>
+                <w:noProof/>
+              </w:rPr>
+              <w:t>3.2.3</w:t>
+            </w:r>
+            <w:r>
+              <w:rPr>
+                <w:rFonts w:eastAsiaTheme="minorEastAsia"/>
+                <w:noProof/>
+                <w:sz w:val="24"/>
+                <w:szCs w:val="24"/>
+              </w:rPr>
+              <w:tab/>
+            </w:r>
+            <w:r>
+              <w:rPr>
+                <w:rStyle w:val="Hyperlink"/>
+                <w:noProof/>
+              </w:rPr>
               <w:t>DAO</w:t>
             </w:r>
             <w:r>
@@ -1656,7 +1744,7 @@
                 <w:noProof/>
                 <w:webHidden/>
               </w:rPr>
-              <w:instrText xml:space="preserve"> PAGEREF _Toc216799167 \h </w:instrText>
+              <w:instrText xml:space="preserve"> PAGEREF _Toc220160295 \h </w:instrText>
             </w:r>
             <w:r>
               <w:rPr>
@@ -1676,7 +1764,7 @@
                 <w:noProof/>
                 <w:webHidden/>
               </w:rPr>
-              <w:t>6</w:t>
+              <w:t>7</w:t>
             </w:r>
             <w:r>
               <w:rPr>
@@ -1701,7 +1789,7 @@
               <w:szCs w:val="24"/>
             </w:rPr>
           </w:pPr>
-          <w:hyperlink w:anchor="_Toc216799168" w:history="1">
+          <w:hyperlink w:anchor="_Toc220160296" w:history="1">
             <w:r>
               <w:rPr>
                 <w:rStyle w:val="Hyperlink"/>
@@ -1744,7 +1832,7 @@
                 <w:noProof/>
                 <w:webHidden/>
               </w:rPr>
-              <w:instrText xml:space="preserve"> PAGEREF _Toc216799168 \h </w:instrText>
+              <w:instrText xml:space="preserve"> PAGEREF _Toc220160296 \h </w:instrText>
             </w:r>
             <w:r>
               <w:rPr>
@@ -1789,7 +1877,7 @@
               <w:szCs w:val="24"/>
             </w:rPr>
           </w:pPr>
-          <w:hyperlink w:anchor="_Toc216799169" w:history="1">
+          <w:hyperlink w:anchor="_Toc220160297" w:history="1">
             <w:r>
               <w:rPr>
                 <w:rStyle w:val="Hyperlink"/>
@@ -1832,7 +1920,7 @@
                 <w:noProof/>
                 <w:webHidden/>
               </w:rPr>
-              <w:instrText xml:space="preserve"> PAGEREF _Toc216799169 \h </w:instrText>
+              <w:instrText xml:space="preserve"> PAGEREF _Toc220160297 \h </w:instrText>
             </w:r>
             <w:r>
               <w:rPr>
@@ -1877,7 +1965,7 @@
               <w:szCs w:val="24"/>
             </w:rPr>
           </w:pPr>
-          <w:hyperlink w:anchor="_Toc216799170" w:history="1">
+          <w:hyperlink w:anchor="_Toc220160298" w:history="1">
             <w:r>
               <w:rPr>
                 <w:rStyle w:val="Hyperlink"/>
@@ -1920,7 +2008,7 @@
                 <w:noProof/>
                 <w:webHidden/>
               </w:rPr>
-              <w:instrText xml:space="preserve"> PAGEREF _Toc216799170 \h </w:instrText>
+              <w:instrText xml:space="preserve"> PAGEREF _Toc220160298 \h </w:instrText>
             </w:r>
             <w:r>
               <w:rPr>
@@ -1965,7 +2053,7 @@
               <w:szCs w:val="24"/>
             </w:rPr>
           </w:pPr>
-          <w:hyperlink w:anchor="_Toc216799171" w:history="1">
+          <w:hyperlink w:anchor="_Toc220160299" w:history="1">
             <w:r>
               <w:rPr>
                 <w:rStyle w:val="Hyperlink"/>
@@ -2008,7 +2096,7 @@
                 <w:noProof/>
                 <w:webHidden/>
               </w:rPr>
-              <w:instrText xml:space="preserve"> PAGEREF _Toc216799171 \h </w:instrText>
+              <w:instrText xml:space="preserve"> PAGEREF _Toc220160299 \h </w:instrText>
             </w:r>
             <w:r>
               <w:rPr>
@@ -2053,7 +2141,7 @@
               <w:szCs w:val="24"/>
             </w:rPr>
           </w:pPr>
-          <w:hyperlink w:anchor="_Toc216799172" w:history="1">
+          <w:hyperlink w:anchor="_Toc220160300" w:history="1">
             <w:r>
               <w:rPr>
                 <w:rStyle w:val="Hyperlink"/>
@@ -2096,7 +2184,7 @@
                 <w:noProof/>
                 <w:webHidden/>
               </w:rPr>
-              <w:instrText xml:space="preserve"> PAGEREF _Toc216799172 \h </w:instrText>
+              <w:instrText xml:space="preserve"> PAGEREF _Toc220160300 \h </w:instrText>
             </w:r>
             <w:r>
               <w:rPr>
@@ -2141,7 +2229,7 @@
               <w:szCs w:val="24"/>
             </w:rPr>
           </w:pPr>
-          <w:hyperlink w:anchor="_Toc216799173" w:history="1">
+          <w:hyperlink w:anchor="_Toc220160301" w:history="1">
             <w:r>
               <w:rPr>
                 <w:rStyle w:val="Hyperlink"/>
@@ -2184,7 +2272,7 @@
                 <w:noProof/>
                 <w:webHidden/>
               </w:rPr>
-              <w:instrText xml:space="preserve"> PAGEREF _Toc216799173 \h </w:instrText>
+              <w:instrText xml:space="preserve"> PAGEREF _Toc220160301 \h </w:instrText>
             </w:r>
             <w:r>
               <w:rPr>
@@ -2204,7 +2292,7 @@
                 <w:noProof/>
                 <w:webHidden/>
               </w:rPr>
-              <w:t>7</w:t>
+              <w:t>8</w:t>
             </w:r>
             <w:r>
               <w:rPr>
@@ -2243,7 +2331,7 @@
       <w:pPr>
         <w:pStyle w:val="Heading1"/>
       </w:pPr>
-      <w:bookmarkStart w:id="1" w:name="_Toc216799154"/>
+      <w:bookmarkStart w:id="1" w:name="_Toc220160281"/>
       <w:r>
         <w:lastRenderedPageBreak/>
         <w:t>Introduction</w:t>
@@ -2254,7 +2342,7 @@
       <w:pPr>
         <w:pStyle w:val="Heading2"/>
       </w:pPr>
-      <w:bookmarkStart w:id="2" w:name="_Toc216799155"/>
+      <w:bookmarkStart w:id="2" w:name="_Toc220160282"/>
       <w:r>
         <w:t>Purpose of this document</w:t>
       </w:r>
@@ -2267,89 +2355,181 @@
       <w:r>
         <w:t>The purpose of this document is to provide a technical design to perform auto-tiering from external archives</w:t>
       </w:r>
-    </w:p>
-    <w:p>
-      <w:pPr>
-        <w:pStyle w:val="Heading2"/>
-      </w:pPr>
-      <w:bookmarkStart w:id="3" w:name="_Toc216799156"/>
-      <w:r>
-        <w:t>Background</w:t>
-      </w:r>
-      <w:bookmarkEnd w:id="3"/>
+      <w:r>
+        <w:t>.</w:t>
+      </w:r>
     </w:p>
     <w:p>
       <w:pPr>
         <w:ind w:left="576"/>
       </w:pPr>
       <w:r>
-        <w:t xml:space="preserve">An ‘external archive’ is a VAST managed archive which is mounted via NFS on DME server. </w:t>
-      </w:r>
-      <w:r>
-        <w:t xml:space="preserve">While the files in this </w:t>
-      </w:r>
-      <w:proofErr w:type="gramStart"/>
-      <w:r>
-        <w:t>file-system</w:t>
-      </w:r>
-      <w:proofErr w:type="gramEnd"/>
-      <w:r>
-        <w:t xml:space="preserve"> are not registered in DME, </w:t>
-      </w:r>
-      <w:r>
-        <w:t xml:space="preserve">A new DME capabilities enable the user to browse and download the files in this </w:t>
-      </w:r>
-      <w:proofErr w:type="gramStart"/>
-      <w:r>
-        <w:t>file-system</w:t>
-      </w:r>
-      <w:proofErr w:type="gramEnd"/>
-      <w:r>
-        <w:t xml:space="preserve"> as-if they were, enabling functionality over supported ‘</w:t>
-      </w:r>
-      <w:proofErr w:type="spellStart"/>
-      <w:r>
-        <w:t>extrenal</w:t>
-      </w:r>
-      <w:proofErr w:type="spellEnd"/>
-      <w:r>
-        <w:t xml:space="preserve"> archive’</w:t>
-      </w:r>
-    </w:p>
-    <w:p>
-      <w:pPr>
-        <w:pStyle w:val="Heading2"/>
-      </w:pPr>
-      <w:bookmarkStart w:id="4" w:name="_Toc216799157"/>
-      <w:r>
-        <w:t>Scope</w:t>
-      </w:r>
-      <w:bookmarkEnd w:id="4"/>
-    </w:p>
-    <w:p>
-      <w:pPr>
-        <w:ind w:left="576"/>
-      </w:pPr>
-      <w:r>
-        <w:t>The scope of this design is around a specific requirement for this new DME capability – documented in HPCDATAMGM-2088. Files in the external archive that were not accessed by users over a given time will be migrated to Glacier Deep Archive. The migration means the files will get registered in DME and then transferred to S3 Glacier archive</w:t>
-      </w:r>
-    </w:p>
-    <w:p>
-      <w:pPr>
-        <w:pStyle w:val="Heading2"/>
-      </w:pPr>
-      <w:bookmarkStart w:id="5" w:name="_Toc216799158"/>
-      <w:r>
-        <w:t>Assumptions</w:t>
-      </w:r>
-      <w:bookmarkEnd w:id="5"/>
+        <w:t>User Stories covered:</w:t>
+      </w:r>
     </w:p>
     <w:p>
       <w:pPr>
         <w:pStyle w:val="ListParagraph"/>
         <w:numPr>
           <w:ilvl w:val="0"/>
-          <w:numId w:val="46"/>
+          <w:numId w:val="4"/>
+        </w:numPr>
+      </w:pPr>
+      <w:hyperlink r:id="rId8" w:history="1">
+        <w:r>
+          <w:rPr>
+            <w:rStyle w:val="Hyperlink"/>
+          </w:rPr>
+          <w:t>https://tracker.nci.nih.gov/browse/HPCDATAMGM-2088</w:t>
+        </w:r>
+      </w:hyperlink>
+    </w:p>
+    <w:bookmarkStart w:id="3" w:name="OLE_LINK3"/>
+    <w:p>
+      <w:pPr>
+        <w:pStyle w:val="ListParagraph"/>
+        <w:ind w:left="1296"/>
+      </w:pPr>
+      <w:r>
+        <w:fldChar w:fldCharType="begin"/>
+      </w:r>
+      <w:r>
+        <w:instrText>HYPERLINK "https://tracker.nci.nih.gov/browse/HPCDATAMGM-2189"</w:instrText>
+      </w:r>
+      <w:r>
+        <w:fldChar w:fldCharType="separate"/>
+      </w:r>
+      <w:r>
+        <w:rPr>
+          <w:rStyle w:val="Hyperlink"/>
+        </w:rPr>
+        <w:t>https://tracker.nci.nih.gov/browse/HPCDATAMGM-2189</w:t>
+      </w:r>
+      <w:r>
+        <w:fldChar w:fldCharType="end"/>
+      </w:r>
+    </w:p>
+    <w:p>
+      <w:pPr>
+        <w:pStyle w:val="ListParagraph"/>
+        <w:ind w:left="1296"/>
+      </w:pPr>
+      <w:hyperlink r:id="rId9" w:history="1">
+        <w:r>
+          <w:rPr>
+            <w:rStyle w:val="Hyperlink"/>
+          </w:rPr>
+          <w:t>https://tracker.nci.nih.gov/browse/HPCDATAMGM-2212</w:t>
+        </w:r>
+      </w:hyperlink>
+    </w:p>
+    <w:p>
+      <w:pPr>
+        <w:pStyle w:val="ListParagraph"/>
+        <w:ind w:left="1296"/>
+      </w:pPr>
+    </w:p>
+    <w:p>
+      <w:pPr>
+        <w:pStyle w:val="Heading2"/>
+      </w:pPr>
+      <w:bookmarkStart w:id="4" w:name="_Toc220160283"/>
+      <w:bookmarkEnd w:id="3"/>
+      <w:r>
+        <w:t>Background</w:t>
+      </w:r>
+      <w:bookmarkEnd w:id="4"/>
+    </w:p>
+    <w:p>
+      <w:pPr>
+        <w:ind w:left="576"/>
+      </w:pPr>
+      <w:r>
+        <w:t xml:space="preserve">An ‘external archive’ is a VAST managed archive which is mounted via NFS on DME server. </w:t>
+      </w:r>
+      <w:r>
+        <w:t xml:space="preserve">While the files in this </w:t>
+      </w:r>
+      <w:proofErr w:type="gramStart"/>
+      <w:r>
+        <w:t>file-system</w:t>
+      </w:r>
+      <w:proofErr w:type="gramEnd"/>
+      <w:r>
+        <w:t xml:space="preserve"> are not registered in DME, </w:t>
+      </w:r>
+      <w:r>
+        <w:t xml:space="preserve">A new DME capabilities enable the user to browse and download the files in this </w:t>
+      </w:r>
+      <w:proofErr w:type="gramStart"/>
+      <w:r>
+        <w:t>file-system</w:t>
+      </w:r>
+      <w:proofErr w:type="gramEnd"/>
+      <w:r>
+        <w:t xml:space="preserve"> as-if they were, enabling functionality over supported ‘</w:t>
+      </w:r>
+      <w:r>
+        <w:t>external</w:t>
+      </w:r>
+      <w:r>
+        <w:t xml:space="preserve"> archive’</w:t>
+      </w:r>
+    </w:p>
+    <w:p>
+      <w:pPr>
+        <w:pStyle w:val="Heading2"/>
+      </w:pPr>
+      <w:bookmarkStart w:id="5" w:name="_Toc220160284"/>
+      <w:r>
+        <w:t>Scope</w:t>
+      </w:r>
+      <w:bookmarkEnd w:id="5"/>
+    </w:p>
+    <w:p>
+      <w:pPr>
+        <w:ind w:left="576"/>
+      </w:pPr>
+      <w:r>
+        <w:t>The scope of this design is around a specific requirement for this new DME capability – documented in HPCDATAMGM-</w:t>
+      </w:r>
+      <w:proofErr w:type="gramStart"/>
+      <w:r>
+        <w:t>2088</w:t>
+      </w:r>
+      <w:r>
+        <w:t>.</w:t>
+      </w:r>
+      <w:r>
+        <w:t>.</w:t>
+      </w:r>
+      <w:proofErr w:type="gramEnd"/>
+      <w:r>
+        <w:t xml:space="preserve"> Files in the external archive that were not accessed by users over a given time will be migrated to Glacier Deep Archive. The migration means the files will get registered in DME and then transferred to S3 Glacier archive</w:t>
+      </w:r>
+      <w:r>
+        <w:t>. HPCDATAMGM-2189 expands this capability to internal HPC archives</w:t>
+      </w:r>
+      <w:r>
+        <w:t>. HPCDATAMGM-2212 expends the capability to consider the archival date when searching for files for auto-tiering</w:t>
+      </w:r>
+    </w:p>
+    <w:p>
+      <w:pPr>
+        <w:pStyle w:val="Heading2"/>
+      </w:pPr>
+      <w:bookmarkStart w:id="6" w:name="_Toc220160285"/>
+      <w:r>
+        <w:t>Assumptions</w:t>
+      </w:r>
+      <w:bookmarkEnd w:id="6"/>
+    </w:p>
+    <w:p>
+      <w:pPr>
+        <w:pStyle w:val="ListParagraph"/>
+        <w:numPr>
+          <w:ilvl w:val="0"/>
+          <w:numId w:val="2"/>
         </w:numPr>
       </w:pPr>
       <w:r>
@@ -2361,7 +2541,7 @@
         <w:pStyle w:val="ListParagraph"/>
         <w:numPr>
           <w:ilvl w:val="1"/>
-          <w:numId w:val="46"/>
+          <w:numId w:val="2"/>
         </w:numPr>
       </w:pPr>
       <w:r>
@@ -2381,7 +2561,7 @@
         <w:pStyle w:val="ListParagraph"/>
         <w:numPr>
           <w:ilvl w:val="1"/>
-          <w:numId w:val="46"/>
+          <w:numId w:val="2"/>
         </w:numPr>
       </w:pPr>
       <w:r>
@@ -2393,7 +2573,7 @@
         <w:pStyle w:val="ListParagraph"/>
         <w:numPr>
           <w:ilvl w:val="1"/>
-          <w:numId w:val="46"/>
+          <w:numId w:val="2"/>
         </w:numPr>
       </w:pPr>
       <w:r>
@@ -2404,64 +2584,65 @@
       <w:pPr>
         <w:pStyle w:val="Heading2"/>
       </w:pPr>
-      <w:bookmarkStart w:id="6" w:name="_Toc216799159"/>
-      <w:r>
+      <w:bookmarkStart w:id="7" w:name="_Toc220160286"/>
+      <w:r>
+        <w:lastRenderedPageBreak/>
         <w:t>Constraints</w:t>
       </w:r>
-      <w:bookmarkEnd w:id="6"/>
+      <w:bookmarkEnd w:id="7"/>
     </w:p>
     <w:p>
       <w:pPr>
         <w:pStyle w:val="Heading1"/>
       </w:pPr>
-      <w:bookmarkStart w:id="7" w:name="_Toc216799160"/>
+      <w:bookmarkStart w:id="8" w:name="_Toc220160287"/>
       <w:r>
         <w:t>Architecture Design</w:t>
       </w:r>
-      <w:bookmarkEnd w:id="7"/>
+      <w:bookmarkEnd w:id="8"/>
     </w:p>
     <w:p>
       <w:pPr>
         <w:pStyle w:val="Heading2"/>
       </w:pPr>
-      <w:bookmarkStart w:id="8" w:name="_Toc216799161"/>
+      <w:bookmarkStart w:id="9" w:name="_Toc220160288"/>
       <w:r>
         <w:t>Hardware Architecture</w:t>
       </w:r>
-      <w:bookmarkEnd w:id="8"/>
+      <w:bookmarkEnd w:id="9"/>
     </w:p>
     <w:p>
       <w:pPr>
         <w:pStyle w:val="Heading2"/>
       </w:pPr>
-      <w:bookmarkStart w:id="9" w:name="_Toc216799162"/>
+      <w:bookmarkStart w:id="10" w:name="_Toc220160289"/>
       <w:r>
         <w:t xml:space="preserve">Software </w:t>
       </w:r>
       <w:r>
         <w:t>Architecture</w:t>
       </w:r>
-      <w:bookmarkEnd w:id="9"/>
+      <w:bookmarkEnd w:id="10"/>
     </w:p>
     <w:p>
       <w:pPr>
         <w:pStyle w:val="Heading1"/>
       </w:pPr>
-      <w:bookmarkStart w:id="10" w:name="_Toc216799163"/>
+      <w:bookmarkStart w:id="11" w:name="_Toc220160290"/>
       <w:r>
         <w:t>Software Design</w:t>
       </w:r>
-      <w:bookmarkEnd w:id="10"/>
+      <w:bookmarkEnd w:id="11"/>
     </w:p>
     <w:p>
       <w:pPr>
         <w:pStyle w:val="Heading2"/>
       </w:pPr>
-      <w:bookmarkStart w:id="11" w:name="_Toc216799164"/>
+      <w:bookmarkStart w:id="12" w:name="_Toc220160291"/>
       <w:r>
         <w:t>Introduction</w:t>
       </w:r>
-      <w:bookmarkEnd w:id="11"/>
+      <w:bookmarkEnd w:id="12"/>
     </w:p>
     <w:p>
       <w:r>
@@ -2479,11 +2660,10 @@
         <w:pStyle w:val="ListParagraph"/>
         <w:numPr>
           <w:ilvl w:val="0"/>
-          <w:numId w:val="49"/>
+          <w:numId w:val="3"/>
         </w:numPr>
       </w:pPr>
       <w:r>
-        <w:lastRenderedPageBreak/>
         <w:t>Locate the external archives that need to be scanned for auto-tiering. This is done by extending the DME data management configuration</w:t>
       </w:r>
     </w:p>
@@ -2492,7 +2672,7 @@
         <w:pStyle w:val="ListParagraph"/>
         <w:numPr>
           <w:ilvl w:val="0"/>
-          <w:numId w:val="49"/>
+          <w:numId w:val="3"/>
         </w:numPr>
       </w:pPr>
       <w:r>
@@ -2518,7 +2698,7 @@
         <w:pStyle w:val="ListParagraph"/>
         <w:numPr>
           <w:ilvl w:val="0"/>
-          <w:numId w:val="49"/>
+          <w:numId w:val="3"/>
         </w:numPr>
       </w:pPr>
       <w:r>
@@ -2530,7 +2710,7 @@
         <w:pStyle w:val="ListParagraph"/>
         <w:numPr>
           <w:ilvl w:val="0"/>
-          <w:numId w:val="49"/>
+          <w:numId w:val="3"/>
         </w:numPr>
       </w:pPr>
       <w:r>
@@ -2542,21 +2722,21 @@
       <w:pPr>
         <w:pStyle w:val="Heading2"/>
       </w:pPr>
-      <w:bookmarkStart w:id="12" w:name="_Toc216799165"/>
+      <w:bookmarkStart w:id="13" w:name="_Toc220160292"/>
       <w:r>
         <w:t>Detailed Design</w:t>
       </w:r>
-      <w:bookmarkEnd w:id="12"/>
+      <w:bookmarkEnd w:id="13"/>
     </w:p>
     <w:p>
       <w:pPr>
         <w:pStyle w:val="Heading3"/>
       </w:pPr>
-      <w:bookmarkStart w:id="13" w:name="_Toc216799166"/>
+      <w:bookmarkStart w:id="14" w:name="_Toc220160293"/>
       <w:r>
         <w:t>Scheduled Tasks</w:t>
       </w:r>
-      <w:bookmarkEnd w:id="13"/>
+      <w:bookmarkEnd w:id="14"/>
     </w:p>
     <w:p>
       <w:pPr>
@@ -2613,7 +2793,7 @@
         <w:pStyle w:val="ListParagraph"/>
         <w:numPr>
           <w:ilvl w:val="1"/>
-          <w:numId w:val="46"/>
+          <w:numId w:val="2"/>
         </w:numPr>
       </w:pPr>
       <w:r>
@@ -2633,7 +2813,7 @@
         <w:pStyle w:val="ListParagraph"/>
         <w:numPr>
           <w:ilvl w:val="1"/>
-          <w:numId w:val="46"/>
+          <w:numId w:val="2"/>
         </w:numPr>
       </w:pPr>
       <w:r>
@@ -2645,14 +2825,20 @@
         <w:pStyle w:val="ListParagraph"/>
         <w:numPr>
           <w:ilvl w:val="1"/>
-          <w:numId w:val="46"/>
+          <w:numId w:val="2"/>
         </w:numPr>
       </w:pPr>
       <w:r>
         <w:t xml:space="preserve">The task will obtain a list of HPC data management configurations which are to be included in auto-tiering scan. </w:t>
       </w:r>
       <w:r>
-        <w:t>The new S3_TIERING_ARCHIVE_CONFIGURATION_ID column will be used to identify the configurations which have auto-tiering enabled.</w:t>
+        <w:t>The new S3_</w:t>
+      </w:r>
+      <w:r>
+        <w:t>AUTO_</w:t>
+      </w:r>
+      <w:r>
+        <w:t>TIERING_ARCHIVE_CONFIGURATION_ID column will be used to identify the configurations which have auto-tiering enabled.</w:t>
       </w:r>
     </w:p>
     <w:p>
@@ -2660,7 +2846,7 @@
         <w:pStyle w:val="ListParagraph"/>
         <w:numPr>
           <w:ilvl w:val="1"/>
-          <w:numId w:val="46"/>
+          <w:numId w:val="2"/>
         </w:numPr>
       </w:pPr>
       <w:r>
@@ -2675,14 +2861,18 @@
         <w:pStyle w:val="ListParagraph"/>
         <w:numPr>
           <w:ilvl w:val="1"/>
-          <w:numId w:val="46"/>
+          <w:numId w:val="2"/>
         </w:numPr>
       </w:pPr>
       <w:r>
         <w:t xml:space="preserve">For each </w:t>
       </w:r>
       <w:r>
-        <w:t>data management configuration that is configured with external archive to be auto-tiering, the task will create a migration task of a new type – BULK_AUTO_TIERING. This migration task will be added to the HPC_DATA_MIGRATION_TASK table</w:t>
+        <w:t xml:space="preserve">data management configuration that is configured with external archive to be auto-tiering, the task will create a migration task of a new type – </w:t>
+      </w:r>
+      <w:r>
+        <w:lastRenderedPageBreak/>
+        <w:t>BULK_AUTO_TIERING. This migration task will be added to the HPC_DATA_MIGRATION_TASK table</w:t>
       </w:r>
     </w:p>
     <w:p>
@@ -2690,7 +2880,7 @@
         <w:pStyle w:val="ListParagraph"/>
         <w:numPr>
           <w:ilvl w:val="1"/>
-          <w:numId w:val="46"/>
+          <w:numId w:val="2"/>
         </w:numPr>
       </w:pPr>
       <w:r>
@@ -2743,7 +2933,7 @@
         <w:pStyle w:val="ListParagraph"/>
         <w:numPr>
           <w:ilvl w:val="1"/>
-          <w:numId w:val="46"/>
+          <w:numId w:val="2"/>
         </w:numPr>
       </w:pPr>
       <w:r>
@@ -2763,7 +2953,7 @@
         <w:pStyle w:val="ListParagraph"/>
         <w:numPr>
           <w:ilvl w:val="1"/>
-          <w:numId w:val="46"/>
+          <w:numId w:val="2"/>
         </w:numPr>
       </w:pPr>
       <w:r>
@@ -2775,7 +2965,7 @@
         <w:pStyle w:val="ListParagraph"/>
         <w:numPr>
           <w:ilvl w:val="1"/>
-          <w:numId w:val="46"/>
+          <w:numId w:val="2"/>
         </w:numPr>
       </w:pPr>
       <w:r>
@@ -2793,11 +2983,23 @@
         <w:pStyle w:val="ListParagraph"/>
         <w:numPr>
           <w:ilvl w:val="1"/>
-          <w:numId w:val="46"/>
+          <w:numId w:val="2"/>
         </w:numPr>
       </w:pPr>
       <w:r>
-        <w:t>For each bulk auto-tiering task, a Trino query will be used to identify all the data objects that are included in it. A migration task of type DATA_OBJECT will be created for each file and associated with the bulk request</w:t>
+        <w:t xml:space="preserve">For each bulk auto-tiering task, </w:t>
+      </w:r>
+      <w:r>
+        <w:t xml:space="preserve">based on S3 configuration </w:t>
+      </w:r>
+      <w:r>
+        <w:t xml:space="preserve">a Trino </w:t>
+      </w:r>
+      <w:r>
+        <w:t xml:space="preserve">or Oracle </w:t>
+      </w:r>
+      <w:r>
+        <w:t>query will be used to identify all the data objects that are included in it. A migration task of type DATA_OBJECT will be created for each file and associated with the bulk request</w:t>
       </w:r>
       <w:r>
         <w:t xml:space="preserve">. </w:t>
@@ -2808,11 +3010,10 @@
         <w:pStyle w:val="ListParagraph"/>
         <w:numPr>
           <w:ilvl w:val="2"/>
-          <w:numId w:val="46"/>
+          <w:numId w:val="2"/>
         </w:numPr>
       </w:pPr>
       <w:r>
-        <w:lastRenderedPageBreak/>
         <w:t>The status of the task will be set to AUTO_TIERING</w:t>
       </w:r>
       <w:r>
@@ -2824,7 +3025,7 @@
         <w:pStyle w:val="ListParagraph"/>
         <w:numPr>
           <w:ilvl w:val="2"/>
-          <w:numId w:val="46"/>
+          <w:numId w:val="2"/>
         </w:numPr>
       </w:pPr>
       <w:proofErr w:type="spellStart"/>
@@ -2844,14 +3045,25 @@
         <w:pStyle w:val="ListParagraph"/>
         <w:numPr>
           <w:ilvl w:val="1"/>
-          <w:numId w:val="46"/>
+          <w:numId w:val="2"/>
         </w:numPr>
       </w:pPr>
       <w:r>
-        <w:t>TBD – what is the desired behavior if no file was identified for auto-tiering. We can capture an empty bulk task, or we can skip creating the bulk task</w:t>
-      </w:r>
-    </w:p>
-    <w:p/>
+        <w:t>I</w:t>
+      </w:r>
+      <w:r>
+        <w:t xml:space="preserve">f no file was identified for auto-tiering. </w:t>
+      </w:r>
+      <w:r>
+        <w:t xml:space="preserve">An empty bulk auto-tiering task will be captured and stored in the results table. </w:t>
+      </w:r>
+    </w:p>
+    <w:p>
+      <w:pPr>
+        <w:pStyle w:val="ListParagraph"/>
+        <w:ind w:left="1440"/>
+      </w:pPr>
+    </w:p>
     <w:p>
       <w:pPr>
         <w:pStyle w:val="ListParagraph"/>
@@ -2909,7 +3121,7 @@
         <w:pStyle w:val="ListParagraph"/>
         <w:numPr>
           <w:ilvl w:val="1"/>
-          <w:numId w:val="46"/>
+          <w:numId w:val="2"/>
         </w:numPr>
       </w:pPr>
       <w:r>
@@ -2935,7 +3147,7 @@
         <w:pStyle w:val="ListParagraph"/>
         <w:numPr>
           <w:ilvl w:val="1"/>
-          <w:numId w:val="46"/>
+          <w:numId w:val="2"/>
         </w:numPr>
       </w:pPr>
       <w:r>
@@ -2947,7 +3159,7 @@
         <w:pStyle w:val="ListParagraph"/>
         <w:numPr>
           <w:ilvl w:val="1"/>
-          <w:numId w:val="46"/>
+          <w:numId w:val="2"/>
         </w:numPr>
       </w:pPr>
       <w:r>
@@ -2968,7 +3180,7 @@
         <w:pStyle w:val="ListParagraph"/>
         <w:numPr>
           <w:ilvl w:val="1"/>
-          <w:numId w:val="46"/>
+          <w:numId w:val="2"/>
         </w:numPr>
       </w:pPr>
       <w:r>
@@ -2980,7 +3192,7 @@
         <w:pStyle w:val="ListParagraph"/>
         <w:numPr>
           <w:ilvl w:val="1"/>
-          <w:numId w:val="46"/>
+          <w:numId w:val="2"/>
         </w:numPr>
       </w:pPr>
       <w:r>
@@ -3021,9 +3233,11 @@
       <w:pPr>
         <w:pStyle w:val="Heading3"/>
       </w:pPr>
+      <w:bookmarkStart w:id="15" w:name="_Toc220160294"/>
       <w:r>
         <w:t>API</w:t>
       </w:r>
+      <w:bookmarkEnd w:id="15"/>
     </w:p>
     <w:p>
       <w:pPr>
@@ -3057,27 +3271,16 @@
         <w:t xml:space="preserve"> with empty request/response JSON. 200 will be returned on success.</w:t>
       </w:r>
     </w:p>
-    <w:p>
-      <w:pPr>
-        <w:ind w:left="720"/>
-      </w:pPr>
-    </w:p>
-    <w:p>
-      <w:pPr>
-        <w:pStyle w:val="ListParagraph"/>
-      </w:pPr>
-    </w:p>
     <w:p/>
     <w:p>
       <w:pPr>
         <w:pStyle w:val="Heading3"/>
       </w:pPr>
-      <w:bookmarkStart w:id="14" w:name="_Toc216799167"/>
-      <w:r>
-        <w:lastRenderedPageBreak/>
+      <w:bookmarkStart w:id="16" w:name="_Toc220160295"/>
+      <w:r>
         <w:t>DAO</w:t>
       </w:r>
-      <w:bookmarkEnd w:id="14"/>
+      <w:bookmarkEnd w:id="16"/>
     </w:p>
     <w:p>
       <w:pPr>
@@ -3096,7 +3299,13 @@
       </w:r>
       <w:proofErr w:type="spellStart"/>
       <w:r>
-        <w:t>HpcExternalArchiveDAO</w:t>
+        <w:t>Hpc</w:t>
+      </w:r>
+      <w:r>
+        <w:t>AutoTiering</w:t>
+      </w:r>
+      <w:r>
+        <w:t>DAO</w:t>
       </w:r>
       <w:proofErr w:type="spellEnd"/>
       <w:r>
@@ -3121,16 +3330,289 @@
     </w:p>
     <w:p>
       <w:pPr>
+        <w:shd w:val="clear" w:color="auto" w:fill="FFFFFF"/>
+        <w:tabs>
+          <w:tab w:val="left" w:pos="916"/>
+          <w:tab w:val="left" w:pos="1832"/>
+          <w:tab w:val="left" w:pos="2748"/>
+          <w:tab w:val="left" w:pos="3664"/>
+          <w:tab w:val="left" w:pos="4580"/>
+          <w:tab w:val="left" w:pos="5496"/>
+          <w:tab w:val="left" w:pos="6412"/>
+          <w:tab w:val="left" w:pos="7328"/>
+          <w:tab w:val="left" w:pos="8244"/>
+          <w:tab w:val="left" w:pos="9160"/>
+          <w:tab w:val="left" w:pos="10076"/>
+          <w:tab w:val="left" w:pos="10992"/>
+          <w:tab w:val="left" w:pos="11908"/>
+          <w:tab w:val="left" w:pos="12824"/>
+          <w:tab w:val="left" w:pos="13740"/>
+          <w:tab w:val="left" w:pos="14656"/>
+        </w:tabs>
+        <w:spacing w:after="0" w:line="240" w:lineRule="auto"/>
         <w:ind w:left="576"/>
-      </w:pPr>
-      <w:r>
-        <w:t>TBD: Add method signature after Trino query is finalized</w:t>
-      </w:r>
+        <w:rPr>
+          <w:rFonts w:ascii="Courier New" w:eastAsia="Times New Roman" w:hAnsi="Courier New" w:cs="Courier New"/>
+          <w:color w:val="000000"/>
+          <w:kern w:val="0"/>
+          <w:sz w:val="24"/>
+          <w:szCs w:val="24"/>
+          <w14:ligatures w14:val="none"/>
+        </w:rPr>
+      </w:pPr>
+      <w:r>
+        <w:rPr>
+          <w:rFonts w:ascii="Courier New" w:eastAsia="Times New Roman" w:hAnsi="Courier New" w:cs="Courier New"/>
+          <w:color w:val="000000"/>
+          <w:kern w:val="0"/>
+          <w:sz w:val="24"/>
+          <w:szCs w:val="24"/>
+          <w14:ligatures w14:val="none"/>
+        </w:rPr>
+        <w:t xml:space="preserve">List&lt;String&gt; </w:t>
+      </w:r>
+      <w:proofErr w:type="spellStart"/>
+      <w:proofErr w:type="gramStart"/>
+      <w:r>
+        <w:rPr>
+          <w:rFonts w:ascii="Courier New" w:eastAsia="Times New Roman" w:hAnsi="Courier New" w:cs="Courier New"/>
+          <w:color w:val="000000"/>
+          <w:kern w:val="0"/>
+          <w:sz w:val="24"/>
+          <w:szCs w:val="24"/>
+          <w14:ligatures w14:val="none"/>
+        </w:rPr>
+        <w:t>getFilesForAutoTiering</w:t>
+      </w:r>
+      <w:proofErr w:type="spellEnd"/>
+      <w:r>
+        <w:rPr>
+          <w:rFonts w:ascii="Courier New" w:eastAsia="Times New Roman" w:hAnsi="Courier New" w:cs="Courier New"/>
+          <w:color w:val="000000"/>
+          <w:kern w:val="0"/>
+          <w:sz w:val="24"/>
+          <w:szCs w:val="24"/>
+          <w14:ligatures w14:val="none"/>
+        </w:rPr>
+        <w:t>(</w:t>
+      </w:r>
+      <w:proofErr w:type="gramEnd"/>
+      <w:r>
+        <w:rPr>
+          <w:rFonts w:ascii="Courier New" w:eastAsia="Times New Roman" w:hAnsi="Courier New" w:cs="Courier New"/>
+          <w:color w:val="000000"/>
+          <w:kern w:val="0"/>
+          <w:sz w:val="24"/>
+          <w:szCs w:val="24"/>
+          <w14:ligatures w14:val="none"/>
+        </w:rPr>
+        <w:t xml:space="preserve">String </w:t>
+      </w:r>
+      <w:proofErr w:type="spellStart"/>
+      <w:r>
+        <w:rPr>
+          <w:rFonts w:ascii="Courier New" w:eastAsia="Times New Roman" w:hAnsi="Courier New" w:cs="Courier New"/>
+          <w:color w:val="000000"/>
+          <w:kern w:val="0"/>
+          <w:sz w:val="24"/>
+          <w:szCs w:val="24"/>
+          <w14:ligatures w14:val="none"/>
+        </w:rPr>
+        <w:t>searchPath</w:t>
+      </w:r>
+      <w:proofErr w:type="spellEnd"/>
+      <w:r>
+        <w:rPr>
+          <w:rFonts w:ascii="Courier New" w:eastAsia="Times New Roman" w:hAnsi="Courier New" w:cs="Courier New"/>
+          <w:color w:val="000000"/>
+          <w:kern w:val="0"/>
+          <w:sz w:val="24"/>
+          <w:szCs w:val="24"/>
+          <w14:ligatures w14:val="none"/>
+        </w:rPr>
+        <w:t xml:space="preserve">, Integer </w:t>
+      </w:r>
+      <w:proofErr w:type="spellStart"/>
+      <w:r>
+        <w:rPr>
+          <w:rFonts w:ascii="Courier New" w:eastAsia="Times New Roman" w:hAnsi="Courier New" w:cs="Courier New"/>
+          <w:color w:val="000000"/>
+          <w:kern w:val="0"/>
+          <w:sz w:val="24"/>
+          <w:szCs w:val="24"/>
+          <w14:ligatures w14:val="none"/>
+        </w:rPr>
+        <w:t>inactivityMonths</w:t>
+      </w:r>
+      <w:proofErr w:type="spellEnd"/>
+      <w:r>
+        <w:rPr>
+          <w:rFonts w:ascii="Courier New" w:eastAsia="Times New Roman" w:hAnsi="Courier New" w:cs="Courier New"/>
+          <w:color w:val="000000"/>
+          <w:kern w:val="0"/>
+          <w:sz w:val="24"/>
+          <w:szCs w:val="24"/>
+          <w14:ligatures w14:val="none"/>
+        </w:rPr>
+        <w:t xml:space="preserve">, Integer </w:t>
+      </w:r>
+      <w:proofErr w:type="spellStart"/>
+      <w:r>
+        <w:rPr>
+          <w:rFonts w:ascii="Courier New" w:eastAsia="Times New Roman" w:hAnsi="Courier New" w:cs="Courier New"/>
+          <w:color w:val="000000"/>
+          <w:kern w:val="0"/>
+          <w:sz w:val="24"/>
+          <w:szCs w:val="24"/>
+          <w14:ligatures w14:val="none"/>
+        </w:rPr>
+        <w:t>archivedMonths</w:t>
+      </w:r>
+      <w:proofErr w:type="spellEnd"/>
+      <w:r>
+        <w:rPr>
+          <w:rFonts w:ascii="Courier New" w:eastAsia="Times New Roman" w:hAnsi="Courier New" w:cs="Courier New"/>
+          <w:color w:val="000000"/>
+          <w:kern w:val="0"/>
+          <w:sz w:val="24"/>
+          <w:szCs w:val="24"/>
+          <w14:ligatures w14:val="none"/>
+        </w:rPr>
+        <w:t xml:space="preserve">, String s3ArchiveConfigurationId) throws </w:t>
+      </w:r>
+      <w:proofErr w:type="spellStart"/>
+      <w:r>
+        <w:rPr>
+          <w:rFonts w:ascii="Courier New" w:eastAsia="Times New Roman" w:hAnsi="Courier New" w:cs="Courier New"/>
+          <w:color w:val="000000"/>
+          <w:kern w:val="0"/>
+          <w:sz w:val="24"/>
+          <w:szCs w:val="24"/>
+          <w14:ligatures w14:val="none"/>
+        </w:rPr>
+        <w:t>HpcException</w:t>
+      </w:r>
+      <w:proofErr w:type="spellEnd"/>
+      <w:r>
+        <w:rPr>
+          <w:rFonts w:ascii="Courier New" w:eastAsia="Times New Roman" w:hAnsi="Courier New" w:cs="Courier New"/>
+          <w:color w:val="000000"/>
+          <w:kern w:val="0"/>
+          <w:sz w:val="24"/>
+          <w:szCs w:val="24"/>
+          <w14:ligatures w14:val="none"/>
+        </w:rPr>
+        <w:t>;</w:t>
+      </w:r>
+    </w:p>
+    <w:p>
+      <w:pPr>
+        <w:shd w:val="clear" w:color="auto" w:fill="FFFFFF"/>
+        <w:tabs>
+          <w:tab w:val="left" w:pos="916"/>
+          <w:tab w:val="left" w:pos="1832"/>
+          <w:tab w:val="left" w:pos="2748"/>
+          <w:tab w:val="left" w:pos="3664"/>
+          <w:tab w:val="left" w:pos="4580"/>
+          <w:tab w:val="left" w:pos="5496"/>
+          <w:tab w:val="left" w:pos="6412"/>
+          <w:tab w:val="left" w:pos="7328"/>
+          <w:tab w:val="left" w:pos="8244"/>
+          <w:tab w:val="left" w:pos="9160"/>
+          <w:tab w:val="left" w:pos="10076"/>
+          <w:tab w:val="left" w:pos="10992"/>
+          <w:tab w:val="left" w:pos="11908"/>
+          <w:tab w:val="left" w:pos="12824"/>
+          <w:tab w:val="left" w:pos="13740"/>
+          <w:tab w:val="left" w:pos="14656"/>
+        </w:tabs>
+        <w:spacing w:after="0" w:line="240" w:lineRule="auto"/>
+        <w:ind w:left="576"/>
+        <w:rPr>
+          <w:rFonts w:ascii="Courier New" w:eastAsia="Times New Roman" w:hAnsi="Courier New" w:cs="Courier New"/>
+          <w:color w:val="080808"/>
+          <w:kern w:val="0"/>
+          <w:sz w:val="20"/>
+          <w:szCs w:val="20"/>
+          <w14:ligatures w14:val="none"/>
+        </w:rPr>
+      </w:pPr>
+    </w:p>
+    <w:p>
+      <w:pPr>
+        <w:shd w:val="clear" w:color="auto" w:fill="FFFFFF"/>
+        <w:tabs>
+          <w:tab w:val="left" w:pos="916"/>
+          <w:tab w:val="left" w:pos="1832"/>
+          <w:tab w:val="left" w:pos="2748"/>
+          <w:tab w:val="left" w:pos="3664"/>
+          <w:tab w:val="left" w:pos="4580"/>
+          <w:tab w:val="left" w:pos="5496"/>
+          <w:tab w:val="left" w:pos="6412"/>
+          <w:tab w:val="left" w:pos="7328"/>
+          <w:tab w:val="left" w:pos="8244"/>
+          <w:tab w:val="left" w:pos="9160"/>
+          <w:tab w:val="left" w:pos="10076"/>
+          <w:tab w:val="left" w:pos="10992"/>
+          <w:tab w:val="left" w:pos="11908"/>
+          <w:tab w:val="left" w:pos="12824"/>
+          <w:tab w:val="left" w:pos="13740"/>
+          <w:tab w:val="left" w:pos="14656"/>
+        </w:tabs>
+        <w:spacing w:after="0" w:line="240" w:lineRule="auto"/>
+        <w:ind w:left="576"/>
+        <w:rPr>
+          <w:rFonts w:ascii="Courier New" w:eastAsia="Times New Roman" w:hAnsi="Courier New" w:cs="Courier New"/>
+          <w:color w:val="080808"/>
+          <w:kern w:val="0"/>
+          <w:sz w:val="20"/>
+          <w:szCs w:val="20"/>
+          <w14:ligatures w14:val="none"/>
+        </w:rPr>
+      </w:pPr>
+      <w:r>
+        <w:t>This DAO interface will be implemented in both Trino and Oracle. This enables a capability to search for inactive files via Trino (external archive), or DME Oracle (internal archive)</w:t>
+      </w:r>
+    </w:p>
+    <w:p>
+      <w:pPr>
+        <w:shd w:val="clear" w:color="auto" w:fill="FFFFFF"/>
+        <w:tabs>
+          <w:tab w:val="left" w:pos="916"/>
+          <w:tab w:val="left" w:pos="1832"/>
+          <w:tab w:val="left" w:pos="2748"/>
+          <w:tab w:val="left" w:pos="3664"/>
+          <w:tab w:val="left" w:pos="4580"/>
+          <w:tab w:val="left" w:pos="5496"/>
+          <w:tab w:val="left" w:pos="6412"/>
+          <w:tab w:val="left" w:pos="7328"/>
+          <w:tab w:val="left" w:pos="8244"/>
+          <w:tab w:val="left" w:pos="9160"/>
+          <w:tab w:val="left" w:pos="10076"/>
+          <w:tab w:val="left" w:pos="10992"/>
+          <w:tab w:val="left" w:pos="11908"/>
+          <w:tab w:val="left" w:pos="12824"/>
+          <w:tab w:val="left" w:pos="13740"/>
+          <w:tab w:val="left" w:pos="14656"/>
+        </w:tabs>
+        <w:spacing w:after="0" w:line="240" w:lineRule="auto"/>
+        <w:rPr>
+          <w:rFonts w:ascii="Courier New" w:eastAsia="Times New Roman" w:hAnsi="Courier New" w:cs="Courier New"/>
+          <w:color w:val="080808"/>
+          <w:kern w:val="0"/>
+          <w:sz w:val="20"/>
+          <w:szCs w:val="20"/>
+          <w14:ligatures w14:val="none"/>
+        </w:rPr>
+      </w:pPr>
     </w:p>
     <w:p>
       <w:pPr>
         <w:pStyle w:val="Heading4"/>
       </w:pPr>
+      <w:r>
+        <w:t xml:space="preserve">Trino </w:t>
+      </w:r>
       <w:r>
         <w:t xml:space="preserve">DAO </w:t>
       </w:r>
@@ -3143,7 +3625,7 @@
         <w:pStyle w:val="ListParagraph"/>
         <w:numPr>
           <w:ilvl w:val="0"/>
-          <w:numId w:val="46"/>
+          <w:numId w:val="2"/>
         </w:numPr>
       </w:pPr>
       <w:r>
@@ -3173,7 +3655,7 @@
         <w:pStyle w:val="ListParagraph"/>
         <w:numPr>
           <w:ilvl w:val="0"/>
-          <w:numId w:val="46"/>
+          <w:numId w:val="2"/>
         </w:numPr>
       </w:pPr>
       <w:r>
@@ -3193,13 +3675,13 @@
         <w:pStyle w:val="ListParagraph"/>
         <w:numPr>
           <w:ilvl w:val="0"/>
-          <w:numId w:val="46"/>
+          <w:numId w:val="2"/>
         </w:numPr>
       </w:pPr>
       <w:r>
         <w:t xml:space="preserve">Details on how the driver configuration is here - </w:t>
       </w:r>
-      <w:hyperlink r:id="rId8" w:history="1">
+      <w:hyperlink r:id="rId10" w:history="1">
         <w:r>
           <w:rPr>
             <w:rStyle w:val="Hyperlink"/>
@@ -3213,7 +3695,7 @@
         <w:pStyle w:val="ListParagraph"/>
         <w:numPr>
           <w:ilvl w:val="0"/>
-          <w:numId w:val="46"/>
+          <w:numId w:val="2"/>
         </w:numPr>
       </w:pPr>
       <w:r>
@@ -3235,50 +3717,671 @@
     </w:p>
     <w:p>
       <w:pPr>
-        <w:pStyle w:val="Heading4"/>
-      </w:pPr>
-      <w:r>
-        <w:t>Trino Query</w:t>
-      </w:r>
-    </w:p>
-    <w:p>
-      <w:pPr>
         <w:pStyle w:val="Heading5"/>
       </w:pPr>
       <w:r>
-        <w:t>Quer</w:t>
-      </w:r>
-      <w:r>
-        <w:t>y</w:t>
-      </w:r>
-      <w:r>
-        <w:t xml:space="preserve"> to identify the list </w:t>
-      </w:r>
-      <w:proofErr w:type="gramStart"/>
-      <w:r>
-        <w:t>of</w:t>
+        <w:t>Vast</w:t>
       </w:r>
       <w:r>
         <w:t xml:space="preserve"> </w:t>
       </w:r>
       <w:r>
-        <w:t xml:space="preserve"> individual</w:t>
-      </w:r>
-      <w:proofErr w:type="gramEnd"/>
-      <w:r>
-        <w:t xml:space="preserve"> </w:t>
-      </w:r>
-      <w:r>
-        <w:t>files due for auto-tiering</w:t>
-      </w:r>
-    </w:p>
-    <w:p>
-      <w:pPr>
-        <w:ind w:left="576"/>
+        <w:t>access-time column</w:t>
+      </w:r>
+    </w:p>
+    <w:p>
+      <w:pPr>
+        <w:ind w:left="720"/>
+      </w:pPr>
+      <w:r>
+        <w:t xml:space="preserve">The </w:t>
+      </w:r>
+      <w:proofErr w:type="spellStart"/>
+      <w:r>
+        <w:t>vast_big_catalog_table</w:t>
+      </w:r>
+      <w:proofErr w:type="spellEnd"/>
+      <w:r>
+        <w:t xml:space="preserve"> in Trino hosts information about all the files in the external archives that DME is </w:t>
+      </w:r>
+      <w:proofErr w:type="spellStart"/>
+      <w:r>
+        <w:t>perfroming</w:t>
+      </w:r>
+      <w:proofErr w:type="spellEnd"/>
+      <w:r>
+        <w:t xml:space="preserve"> auto-tiering from. A key column in this table is </w:t>
+      </w:r>
+      <w:proofErr w:type="spellStart"/>
+      <w:r>
+        <w:t>atime</w:t>
+      </w:r>
+      <w:proofErr w:type="spellEnd"/>
+      <w:r>
+        <w:t xml:space="preserve"> which keeps a timestamp in which the file was last accessed. However, because of NFS version and config used, this column is not updated properly.</w:t>
+      </w:r>
+    </w:p>
+    <w:p>
+      <w:pPr>
+        <w:ind w:left="720"/>
+      </w:pPr>
+      <w:r>
+        <w:lastRenderedPageBreak/>
+        <w:t xml:space="preserve">As a solution, the VAST team provided a Python script that will scan the archive and update </w:t>
+      </w:r>
+      <w:r>
+        <w:t xml:space="preserve">the </w:t>
+      </w:r>
+      <w:proofErr w:type="spellStart"/>
+      <w:r>
+        <w:t>user_metadata</w:t>
+      </w:r>
+      <w:proofErr w:type="spellEnd"/>
+      <w:r>
+        <w:t xml:space="preserve"> column with ‘true access time’. </w:t>
+      </w:r>
+      <w:r>
+        <w:br/>
+        <w:t>DME will execute this script at a desired frequency (daily / weekly / monthly).</w:t>
+      </w:r>
+    </w:p>
+    <w:p>
+      <w:pPr>
+        <w:tabs>
+          <w:tab w:val="left" w:pos="560"/>
+          <w:tab w:val="left" w:pos="1120"/>
+          <w:tab w:val="left" w:pos="1680"/>
+          <w:tab w:val="left" w:pos="2240"/>
+          <w:tab w:val="left" w:pos="2800"/>
+          <w:tab w:val="left" w:pos="3360"/>
+          <w:tab w:val="left" w:pos="3920"/>
+          <w:tab w:val="left" w:pos="4480"/>
+          <w:tab w:val="left" w:pos="5040"/>
+          <w:tab w:val="left" w:pos="5600"/>
+          <w:tab w:val="left" w:pos="6160"/>
+          <w:tab w:val="left" w:pos="6720"/>
+        </w:tabs>
+        <w:autoSpaceDE w:val="0"/>
+        <w:autoSpaceDN w:val="0"/>
+        <w:adjustRightInd w:val="0"/>
+        <w:spacing w:after="0" w:line="240" w:lineRule="auto"/>
+        <w:ind w:left="720"/>
+        <w:rPr>
+          <w:rFonts w:ascii="Courier-Bold" w:hAnsi="Courier-Bold" w:cs="Courier-Bold"/>
+          <w:b/>
+          <w:bCs/>
+          <w:color w:val="3200CA"/>
+          <w:kern w:val="0"/>
+          <w:sz w:val="24"/>
+          <w:szCs w:val="24"/>
+        </w:rPr>
+      </w:pPr>
+    </w:p>
+    <w:p>
+      <w:pPr>
+        <w:tabs>
+          <w:tab w:val="left" w:pos="560"/>
+          <w:tab w:val="left" w:pos="1120"/>
+          <w:tab w:val="left" w:pos="1680"/>
+          <w:tab w:val="left" w:pos="2240"/>
+          <w:tab w:val="left" w:pos="2800"/>
+          <w:tab w:val="left" w:pos="3360"/>
+          <w:tab w:val="left" w:pos="3920"/>
+          <w:tab w:val="left" w:pos="4480"/>
+          <w:tab w:val="left" w:pos="5040"/>
+          <w:tab w:val="left" w:pos="5600"/>
+          <w:tab w:val="left" w:pos="6160"/>
+          <w:tab w:val="left" w:pos="6720"/>
+        </w:tabs>
+        <w:autoSpaceDE w:val="0"/>
+        <w:autoSpaceDN w:val="0"/>
+        <w:adjustRightInd w:val="0"/>
+        <w:spacing w:after="0" w:line="240" w:lineRule="auto"/>
+        <w:ind w:left="720"/>
+        <w:rPr>
+          <w:rFonts w:ascii="Courier New" w:hAnsi="Courier New" w:cs="Courier New"/>
+          <w:color w:val="13939F"/>
+          <w:kern w:val="0"/>
+          <w:sz w:val="24"/>
+          <w:szCs w:val="24"/>
+        </w:rPr>
+      </w:pPr>
+      <w:r>
+        <w:rPr>
+          <w:rFonts w:ascii="Courier-Bold" w:hAnsi="Courier-Bold" w:cs="Courier-Bold"/>
+          <w:b/>
+          <w:bCs/>
+          <w:color w:val="3200CA"/>
+          <w:kern w:val="0"/>
+          <w:sz w:val="24"/>
+          <w:szCs w:val="24"/>
+        </w:rPr>
+        <w:t xml:space="preserve">usage: </w:t>
+      </w:r>
+      <w:r>
+        <w:rPr>
+          <w:rFonts w:ascii="Courier-Bold" w:hAnsi="Courier-Bold" w:cs="Courier-Bold"/>
+          <w:b/>
+          <w:bCs/>
+          <w:color w:val="B000B2"/>
+          <w:kern w:val="0"/>
+          <w:sz w:val="24"/>
+          <w:szCs w:val="24"/>
+        </w:rPr>
+        <w:t>dme_access_time</w:t>
+      </w:r>
+      <w:r>
+        <w:rPr>
+          <w:rFonts w:ascii="Courier-Bold" w:hAnsi="Courier-Bold" w:cs="Courier-Bold"/>
+          <w:b/>
+          <w:bCs/>
+          <w:color w:val="B000B2"/>
+          <w:kern w:val="0"/>
+          <w:sz w:val="24"/>
+          <w:szCs w:val="24"/>
+        </w:rPr>
+        <w:t>.py</w:t>
+      </w:r>
+      <w:r>
         <w:rPr>
           <w:rFonts w:ascii="Courier New" w:hAnsi="Courier New" w:cs="Courier New"/>
           <w:color w:val="3B2322"/>
           <w:kern w:val="0"/>
+          <w:sz w:val="24"/>
+          <w:szCs w:val="24"/>
+        </w:rPr>
+        <w:t xml:space="preserve"> [</w:t>
+      </w:r>
+      <w:r>
+        <w:rPr>
+          <w:rFonts w:ascii="Courier New" w:hAnsi="Courier New" w:cs="Courier New"/>
+          <w:color w:val="149802"/>
+          <w:kern w:val="0"/>
+          <w:sz w:val="24"/>
+          <w:szCs w:val="24"/>
+        </w:rPr>
+        <w:t>-h</w:t>
+      </w:r>
+      <w:r>
+        <w:rPr>
+          <w:rFonts w:ascii="Courier New" w:hAnsi="Courier New" w:cs="Courier New"/>
+          <w:color w:val="3B2322"/>
+          <w:kern w:val="0"/>
+          <w:sz w:val="24"/>
+          <w:szCs w:val="24"/>
+        </w:rPr>
+        <w:t xml:space="preserve">] </w:t>
+      </w:r>
+      <w:r>
+        <w:rPr>
+          <w:rFonts w:ascii="Courier New" w:hAnsi="Courier New" w:cs="Courier New"/>
+          <w:color w:val="13939F"/>
+          <w:kern w:val="0"/>
+          <w:sz w:val="24"/>
+          <w:szCs w:val="24"/>
+        </w:rPr>
+        <w:t xml:space="preserve">--since </w:t>
+      </w:r>
+      <w:proofErr w:type="spellStart"/>
+      <w:r>
+        <w:rPr>
+          <w:rFonts w:ascii="Courier New" w:hAnsi="Courier New" w:cs="Courier New"/>
+          <w:color w:val="848604"/>
+          <w:kern w:val="0"/>
+          <w:sz w:val="24"/>
+          <w:szCs w:val="24"/>
+        </w:rPr>
+        <w:t>SINCE</w:t>
+      </w:r>
+      <w:proofErr w:type="spellEnd"/>
+      <w:r>
+        <w:rPr>
+          <w:rFonts w:ascii="Courier New" w:hAnsi="Courier New" w:cs="Courier New"/>
+          <w:color w:val="3B2322"/>
+          <w:kern w:val="0"/>
+          <w:sz w:val="24"/>
+          <w:szCs w:val="24"/>
+        </w:rPr>
+        <w:t xml:space="preserve"> </w:t>
+      </w:r>
+      <w:r>
+        <w:rPr>
+          <w:rFonts w:ascii="Courier New" w:hAnsi="Courier New" w:cs="Courier New"/>
+          <w:color w:val="13939F"/>
+          <w:kern w:val="0"/>
+          <w:sz w:val="24"/>
+          <w:szCs w:val="24"/>
+        </w:rPr>
+        <w:t xml:space="preserve">--host </w:t>
+      </w:r>
+      <w:proofErr w:type="spellStart"/>
+      <w:r>
+        <w:rPr>
+          <w:rFonts w:ascii="Courier New" w:hAnsi="Courier New" w:cs="Courier New"/>
+          <w:color w:val="848604"/>
+          <w:kern w:val="0"/>
+          <w:sz w:val="24"/>
+          <w:szCs w:val="24"/>
+        </w:rPr>
+        <w:t>HOST</w:t>
+      </w:r>
+      <w:proofErr w:type="spellEnd"/>
+      <w:r>
+        <w:rPr>
+          <w:rFonts w:ascii="Courier New" w:hAnsi="Courier New" w:cs="Courier New"/>
+          <w:color w:val="3B2322"/>
+          <w:kern w:val="0"/>
+          <w:sz w:val="24"/>
+          <w:szCs w:val="24"/>
+        </w:rPr>
+        <w:t xml:space="preserve"> [</w:t>
+      </w:r>
+      <w:r>
+        <w:rPr>
+          <w:rFonts w:ascii="Courier New" w:hAnsi="Courier New" w:cs="Courier New"/>
+          <w:color w:val="13939F"/>
+          <w:kern w:val="0"/>
+          <w:sz w:val="24"/>
+          <w:szCs w:val="24"/>
+        </w:rPr>
+        <w:t xml:space="preserve">--port </w:t>
+      </w:r>
+      <w:r>
+        <w:rPr>
+          <w:rFonts w:ascii="Courier New" w:hAnsi="Courier New" w:cs="Courier New"/>
+          <w:color w:val="848604"/>
+          <w:kern w:val="0"/>
+          <w:sz w:val="24"/>
+          <w:szCs w:val="24"/>
+        </w:rPr>
+        <w:t>PORT</w:t>
+      </w:r>
+      <w:r>
+        <w:rPr>
+          <w:rFonts w:ascii="Courier New" w:hAnsi="Courier New" w:cs="Courier New"/>
+          <w:color w:val="3B2322"/>
+          <w:kern w:val="0"/>
+          <w:sz w:val="24"/>
+          <w:szCs w:val="24"/>
+        </w:rPr>
+        <w:t xml:space="preserve">] </w:t>
+      </w:r>
+      <w:r>
+        <w:rPr>
+          <w:rFonts w:ascii="Courier New" w:hAnsi="Courier New" w:cs="Courier New"/>
+          <w:color w:val="13939F"/>
+          <w:kern w:val="0"/>
+          <w:sz w:val="24"/>
+          <w:szCs w:val="24"/>
+        </w:rPr>
+        <w:t xml:space="preserve">--user </w:t>
+      </w:r>
+      <w:proofErr w:type="spellStart"/>
+      <w:r>
+        <w:rPr>
+          <w:rFonts w:ascii="Courier New" w:hAnsi="Courier New" w:cs="Courier New"/>
+          <w:color w:val="848604"/>
+          <w:kern w:val="0"/>
+          <w:sz w:val="24"/>
+          <w:szCs w:val="24"/>
+        </w:rPr>
+        <w:t>USER</w:t>
+      </w:r>
+      <w:proofErr w:type="spellEnd"/>
+      <w:r>
+        <w:rPr>
+          <w:rFonts w:ascii="Courier New" w:hAnsi="Courier New" w:cs="Courier New"/>
+          <w:color w:val="3B2322"/>
+          <w:kern w:val="0"/>
+          <w:sz w:val="24"/>
+          <w:szCs w:val="24"/>
+        </w:rPr>
+        <w:t xml:space="preserve"> [</w:t>
+      </w:r>
+      <w:r>
+        <w:rPr>
+          <w:rFonts w:ascii="Courier New" w:hAnsi="Courier New" w:cs="Courier New"/>
+          <w:color w:val="13939F"/>
+          <w:kern w:val="0"/>
+          <w:sz w:val="24"/>
+          <w:szCs w:val="24"/>
+        </w:rPr>
+        <w:t xml:space="preserve">--password </w:t>
+      </w:r>
+      <w:r>
+        <w:rPr>
+          <w:rFonts w:ascii="Courier New" w:hAnsi="Courier New" w:cs="Courier New"/>
+          <w:color w:val="848604"/>
+          <w:kern w:val="0"/>
+          <w:sz w:val="24"/>
+          <w:szCs w:val="24"/>
+        </w:rPr>
+        <w:t>PASSWORD</w:t>
+      </w:r>
+      <w:r>
+        <w:rPr>
+          <w:rFonts w:ascii="Courier New" w:hAnsi="Courier New" w:cs="Courier New"/>
+          <w:color w:val="3B2322"/>
+          <w:kern w:val="0"/>
+          <w:sz w:val="24"/>
+          <w:szCs w:val="24"/>
+        </w:rPr>
+        <w:t xml:space="preserve">] </w:t>
+      </w:r>
+      <w:r>
+        <w:rPr>
+          <w:rFonts w:ascii="Courier New" w:hAnsi="Courier New" w:cs="Courier New"/>
+          <w:color w:val="13939F"/>
+          <w:kern w:val="0"/>
+          <w:sz w:val="24"/>
+          <w:szCs w:val="24"/>
+        </w:rPr>
+        <w:t xml:space="preserve">--view-path </w:t>
+      </w:r>
+      <w:r>
+        <w:rPr>
+          <w:rFonts w:ascii="Courier New" w:hAnsi="Courier New" w:cs="Courier New"/>
+          <w:color w:val="848604"/>
+          <w:kern w:val="0"/>
+          <w:sz w:val="24"/>
+          <w:szCs w:val="24"/>
+        </w:rPr>
+        <w:t>VIEW_PATH</w:t>
+      </w:r>
+      <w:r>
+        <w:rPr>
+          <w:rFonts w:ascii="Courier New" w:hAnsi="Courier New" w:cs="Courier New"/>
+          <w:color w:val="3B2322"/>
+          <w:kern w:val="0"/>
+          <w:sz w:val="24"/>
+          <w:szCs w:val="24"/>
+        </w:rPr>
+        <w:t xml:space="preserve"> </w:t>
+      </w:r>
+      <w:r>
+        <w:rPr>
+          <w:rFonts w:ascii="Courier New" w:hAnsi="Courier New" w:cs="Courier New"/>
+          <w:color w:val="13939F"/>
+          <w:kern w:val="0"/>
+          <w:sz w:val="24"/>
+          <w:szCs w:val="24"/>
+        </w:rPr>
+        <w:t xml:space="preserve">--bucket </w:t>
+      </w:r>
+      <w:proofErr w:type="spellStart"/>
+      <w:r>
+        <w:rPr>
+          <w:rFonts w:ascii="Courier New" w:hAnsi="Courier New" w:cs="Courier New"/>
+          <w:color w:val="848604"/>
+          <w:kern w:val="0"/>
+          <w:sz w:val="24"/>
+          <w:szCs w:val="24"/>
+        </w:rPr>
+        <w:t>BUCKET</w:t>
+      </w:r>
+      <w:proofErr w:type="spellEnd"/>
+      <w:r>
+        <w:rPr>
+          <w:rFonts w:ascii="Courier New" w:hAnsi="Courier New" w:cs="Courier New"/>
+          <w:color w:val="848604"/>
+          <w:kern w:val="0"/>
+          <w:sz w:val="24"/>
+          <w:szCs w:val="24"/>
+        </w:rPr>
+        <w:t xml:space="preserve"> </w:t>
+      </w:r>
+      <w:r>
+        <w:rPr>
+          <w:rFonts w:ascii="Courier New" w:hAnsi="Courier New" w:cs="Courier New"/>
+          <w:color w:val="13939F"/>
+          <w:kern w:val="0"/>
+          <w:sz w:val="24"/>
+          <w:szCs w:val="24"/>
+        </w:rPr>
+        <w:t xml:space="preserve">--object-id </w:t>
+      </w:r>
+      <w:r>
+        <w:rPr>
+          <w:rFonts w:ascii="Courier New" w:hAnsi="Courier New" w:cs="Courier New"/>
+          <w:color w:val="848604"/>
+          <w:kern w:val="0"/>
+          <w:sz w:val="24"/>
+          <w:szCs w:val="24"/>
+        </w:rPr>
+        <w:t>OBJECT_ID</w:t>
+      </w:r>
+      <w:r>
+        <w:rPr>
+          <w:rFonts w:ascii="Courier New" w:hAnsi="Courier New" w:cs="Courier New"/>
+          <w:color w:val="3B2322"/>
+          <w:kern w:val="0"/>
+          <w:sz w:val="24"/>
+          <w:szCs w:val="24"/>
+        </w:rPr>
+        <w:t xml:space="preserve"> </w:t>
+      </w:r>
+      <w:r>
+        <w:rPr>
+          <w:rFonts w:ascii="Courier New" w:hAnsi="Courier New" w:cs="Courier New"/>
+          <w:color w:val="13939F"/>
+          <w:kern w:val="0"/>
+          <w:sz w:val="24"/>
+          <w:szCs w:val="24"/>
+        </w:rPr>
+        <w:t xml:space="preserve">--s3-endpoint </w:t>
+      </w:r>
+      <w:r>
+        <w:rPr>
+          <w:rFonts w:ascii="Courier New" w:hAnsi="Courier New" w:cs="Courier New"/>
+          <w:color w:val="848604"/>
+          <w:kern w:val="0"/>
+          <w:sz w:val="24"/>
+          <w:szCs w:val="24"/>
+        </w:rPr>
+        <w:t>S3_ENDPOINT</w:t>
+      </w:r>
+      <w:r>
+        <w:rPr>
+          <w:rFonts w:ascii="Courier New" w:hAnsi="Courier New" w:cs="Courier New"/>
+          <w:color w:val="3B2322"/>
+          <w:kern w:val="0"/>
+          <w:sz w:val="24"/>
+          <w:szCs w:val="24"/>
+        </w:rPr>
+        <w:t xml:space="preserve"> </w:t>
+      </w:r>
+      <w:r>
+        <w:rPr>
+          <w:rFonts w:ascii="Courier New" w:hAnsi="Courier New" w:cs="Courier New"/>
+          <w:color w:val="13939F"/>
+          <w:kern w:val="0"/>
+          <w:sz w:val="24"/>
+          <w:szCs w:val="24"/>
+        </w:rPr>
+        <w:t xml:space="preserve">--access-key </w:t>
+      </w:r>
+      <w:r>
+        <w:rPr>
+          <w:rFonts w:ascii="Courier New" w:hAnsi="Courier New" w:cs="Courier New"/>
+          <w:color w:val="848604"/>
+          <w:kern w:val="0"/>
+          <w:sz w:val="24"/>
+          <w:szCs w:val="24"/>
+        </w:rPr>
+        <w:t>ACCESS_KEY</w:t>
+      </w:r>
+      <w:r>
+        <w:rPr>
+          <w:rFonts w:ascii="Courier New" w:hAnsi="Courier New" w:cs="Courier New"/>
+          <w:color w:val="3B2322"/>
+          <w:kern w:val="0"/>
+          <w:sz w:val="24"/>
+          <w:szCs w:val="24"/>
+        </w:rPr>
+        <w:t xml:space="preserve"> </w:t>
+      </w:r>
+      <w:r>
+        <w:rPr>
+          <w:rFonts w:ascii="Courier New" w:hAnsi="Courier New" w:cs="Courier New"/>
+          <w:color w:val="13939F"/>
+          <w:kern w:val="0"/>
+          <w:sz w:val="24"/>
+          <w:szCs w:val="24"/>
+        </w:rPr>
+        <w:t xml:space="preserve">--secret-key </w:t>
+      </w:r>
+      <w:r>
+        <w:rPr>
+          <w:rFonts w:ascii="Courier New" w:hAnsi="Courier New" w:cs="Courier New"/>
+          <w:color w:val="848604"/>
+          <w:kern w:val="0"/>
+          <w:sz w:val="24"/>
+          <w:szCs w:val="24"/>
+        </w:rPr>
+        <w:t>SECRET_KEY</w:t>
+      </w:r>
+      <w:r>
+        <w:rPr>
+          <w:rFonts w:ascii="Courier New" w:hAnsi="Courier New" w:cs="Courier New"/>
+          <w:color w:val="3B2322"/>
+          <w:kern w:val="0"/>
+          <w:sz w:val="24"/>
+          <w:szCs w:val="24"/>
+        </w:rPr>
+        <w:t xml:space="preserve"> [</w:t>
+      </w:r>
+      <w:r>
+        <w:rPr>
+          <w:rFonts w:ascii="Courier New" w:hAnsi="Courier New" w:cs="Courier New"/>
+          <w:color w:val="13939F"/>
+          <w:kern w:val="0"/>
+          <w:sz w:val="24"/>
+          <w:szCs w:val="24"/>
+        </w:rPr>
+        <w:t>--dry-run</w:t>
+      </w:r>
+      <w:r>
+        <w:rPr>
+          <w:rFonts w:ascii="Courier New" w:hAnsi="Courier New" w:cs="Courier New"/>
+          <w:color w:val="3B2322"/>
+          <w:kern w:val="0"/>
+          <w:sz w:val="24"/>
+          <w:szCs w:val="24"/>
+        </w:rPr>
+        <w:t>] [</w:t>
+      </w:r>
+      <w:r>
+        <w:rPr>
+          <w:rFonts w:ascii="Courier New" w:hAnsi="Courier New" w:cs="Courier New"/>
+          <w:color w:val="13939F"/>
+          <w:kern w:val="0"/>
+          <w:sz w:val="24"/>
+          <w:szCs w:val="24"/>
+        </w:rPr>
+        <w:t>--insecure</w:t>
+      </w:r>
+      <w:r>
+        <w:rPr>
+          <w:rFonts w:ascii="Courier New" w:hAnsi="Courier New" w:cs="Courier New"/>
+          <w:color w:val="3B2322"/>
+          <w:kern w:val="0"/>
+          <w:sz w:val="24"/>
+          <w:szCs w:val="24"/>
+        </w:rPr>
+        <w:t>]</w:t>
+      </w:r>
+      <w:r>
+        <w:rPr>
+          <w:rFonts w:ascii="Courier New" w:hAnsi="Courier New" w:cs="Courier New"/>
+          <w:color w:val="13939F"/>
+          <w:kern w:val="0"/>
+          <w:sz w:val="24"/>
+          <w:szCs w:val="24"/>
+        </w:rPr>
+        <w:t xml:space="preserve"> </w:t>
+      </w:r>
+    </w:p>
+    <w:p>
+      <w:pPr>
+        <w:tabs>
+          <w:tab w:val="left" w:pos="560"/>
+          <w:tab w:val="left" w:pos="1120"/>
+          <w:tab w:val="left" w:pos="1680"/>
+          <w:tab w:val="left" w:pos="2240"/>
+          <w:tab w:val="left" w:pos="2800"/>
+          <w:tab w:val="left" w:pos="3360"/>
+          <w:tab w:val="left" w:pos="3920"/>
+          <w:tab w:val="left" w:pos="4480"/>
+          <w:tab w:val="left" w:pos="5040"/>
+          <w:tab w:val="left" w:pos="5600"/>
+          <w:tab w:val="left" w:pos="6160"/>
+          <w:tab w:val="left" w:pos="6720"/>
+        </w:tabs>
+        <w:autoSpaceDE w:val="0"/>
+        <w:autoSpaceDN w:val="0"/>
+        <w:adjustRightInd w:val="0"/>
+        <w:spacing w:after="0" w:line="240" w:lineRule="auto"/>
+        <w:ind w:left="720"/>
+        <w:rPr>
+          <w:rFonts w:ascii="Courier New" w:hAnsi="Courier New" w:cs="Courier New"/>
+          <w:color w:val="13939F"/>
+          <w:kern w:val="0"/>
+          <w:sz w:val="24"/>
+          <w:szCs w:val="24"/>
+        </w:rPr>
+      </w:pPr>
+    </w:p>
+    <w:p>
+      <w:pPr>
+        <w:ind w:left="720"/>
+      </w:pPr>
+      <w:r>
+        <w:t>A Python virtual environment needs to be created on the server running the script. The code includes a script that creates this environment – setup_venv.sh (it needs to be run once)</w:t>
+      </w:r>
+    </w:p>
+    <w:p>
+      <w:pPr>
+        <w:tabs>
+          <w:tab w:val="left" w:pos="560"/>
+          <w:tab w:val="left" w:pos="1120"/>
+          <w:tab w:val="left" w:pos="1680"/>
+          <w:tab w:val="left" w:pos="2240"/>
+          <w:tab w:val="left" w:pos="2800"/>
+          <w:tab w:val="left" w:pos="3360"/>
+          <w:tab w:val="left" w:pos="3920"/>
+          <w:tab w:val="left" w:pos="4480"/>
+          <w:tab w:val="left" w:pos="5040"/>
+          <w:tab w:val="left" w:pos="5600"/>
+          <w:tab w:val="left" w:pos="6160"/>
+          <w:tab w:val="left" w:pos="6720"/>
+        </w:tabs>
+        <w:autoSpaceDE w:val="0"/>
+        <w:autoSpaceDN w:val="0"/>
+        <w:adjustRightInd w:val="0"/>
+        <w:spacing w:after="0" w:line="240" w:lineRule="auto"/>
+        <w:rPr>
+          <w:rFonts w:ascii="Courier New" w:hAnsi="Courier New" w:cs="Courier New"/>
+          <w:color w:val="13939F"/>
+          <w:kern w:val="0"/>
+          <w:sz w:val="24"/>
+          <w:szCs w:val="24"/>
+        </w:rPr>
+      </w:pPr>
+    </w:p>
+    <w:p>
+      <w:pPr>
+        <w:pStyle w:val="Heading5"/>
+      </w:pPr>
+      <w:r>
+        <w:t>Trino Query</w:t>
+      </w:r>
+    </w:p>
+    <w:p>
+      <w:pPr>
+        <w:pStyle w:val="HTMLPreformatted"/>
+        <w:shd w:val="clear" w:color="auto" w:fill="FFFFFF"/>
+        <w:rPr>
+          <w:color w:val="080808"/>
           <w:sz w:val="24"/>
           <w:szCs w:val="24"/>
         </w:rPr>
@@ -3289,7 +4392,6 @@
           <w:b/>
           <w:bCs/>
           <w:color w:val="802A19"/>
-          <w:kern w:val="0"/>
           <w:sz w:val="24"/>
           <w:szCs w:val="24"/>
         </w:rPr>
@@ -3297,9 +4399,7 @@
       </w:r>
       <w:r>
         <w:rPr>
-          <w:rFonts w:ascii="Courier New" w:hAnsi="Courier New" w:cs="Courier New"/>
           <w:color w:val="3B2322"/>
-          <w:kern w:val="0"/>
           <w:sz w:val="24"/>
           <w:szCs w:val="24"/>
         </w:rPr>
@@ -3308,20 +4408,16 @@
       <w:proofErr w:type="spellStart"/>
       <w:r>
         <w:rPr>
-          <w:rFonts w:ascii="Courier New" w:hAnsi="Courier New" w:cs="Courier New"/>
           <w:color w:val="3B2322"/>
-          <w:kern w:val="0"/>
-          <w:sz w:val="24"/>
-          <w:szCs w:val="24"/>
-        </w:rPr>
-        <w:t>search_path</w:t>
+          <w:sz w:val="24"/>
+          <w:szCs w:val="24"/>
+        </w:rPr>
+        <w:t>parent_path</w:t>
       </w:r>
       <w:proofErr w:type="spellEnd"/>
       <w:r>
         <w:rPr>
-          <w:rFonts w:ascii="Courier New" w:hAnsi="Courier New" w:cs="Courier New"/>
           <w:color w:val="3B2322"/>
-          <w:kern w:val="0"/>
           <w:sz w:val="24"/>
           <w:szCs w:val="24"/>
         </w:rPr>
@@ -3333,7 +4429,6 @@
           <w:b/>
           <w:bCs/>
           <w:color w:val="802A19"/>
-          <w:kern w:val="0"/>
           <w:sz w:val="24"/>
           <w:szCs w:val="24"/>
         </w:rPr>
@@ -3341,9 +4436,7 @@
       </w:r>
       <w:r>
         <w:rPr>
-          <w:rFonts w:ascii="Courier New" w:hAnsi="Courier New" w:cs="Courier New"/>
           <w:color w:val="3B2322"/>
-          <w:kern w:val="0"/>
           <w:sz w:val="24"/>
           <w:szCs w:val="24"/>
         </w:rPr>
@@ -3355,7 +4448,6 @@
           <w:b/>
           <w:bCs/>
           <w:color w:val="802A19"/>
-          <w:kern w:val="0"/>
           <w:sz w:val="24"/>
           <w:szCs w:val="24"/>
         </w:rPr>
@@ -3363,9 +4455,7 @@
       </w:r>
       <w:r>
         <w:rPr>
-          <w:rFonts w:ascii="Courier New" w:hAnsi="Courier New" w:cs="Courier New"/>
           <w:color w:val="3B2322"/>
-          <w:kern w:val="0"/>
           <w:sz w:val="24"/>
           <w:szCs w:val="24"/>
         </w:rPr>
@@ -3374,130 +4464,54 @@
       <w:proofErr w:type="spellStart"/>
       <w:r>
         <w:rPr>
-          <w:rFonts w:ascii="Courier New" w:hAnsi="Courier New" w:cs="Courier New"/>
           <w:color w:val="3B2322"/>
-          <w:kern w:val="0"/>
-          <w:sz w:val="24"/>
-          <w:szCs w:val="24"/>
-        </w:rPr>
-        <w:t>at_timezone</w:t>
+          <w:sz w:val="24"/>
+          <w:szCs w:val="24"/>
+        </w:rPr>
+        <w:t>user_tags</w:t>
       </w:r>
       <w:proofErr w:type="spellEnd"/>
       <w:r>
         <w:rPr>
-          <w:rFonts w:ascii="Courier New" w:hAnsi="Courier New" w:cs="Courier New"/>
           <w:color w:val="3B2322"/>
-          <w:kern w:val="0"/>
-          <w:sz w:val="24"/>
-          <w:szCs w:val="24"/>
-        </w:rPr>
-        <w:t>(</w:t>
+          <w:sz w:val="24"/>
+          <w:szCs w:val="24"/>
+        </w:rPr>
+        <w:t>[</w:t>
+      </w:r>
+      <w:r>
+        <w:rPr>
+          <w:color w:val="149802"/>
+          <w:sz w:val="24"/>
+          <w:szCs w:val="24"/>
+        </w:rPr>
+        <w:t>'</w:t>
       </w:r>
       <w:proofErr w:type="spellStart"/>
       <w:r>
         <w:rPr>
-          <w:rFonts w:ascii="Courier New" w:hAnsi="Courier New" w:cs="Courier New"/>
+          <w:color w:val="149802"/>
+          <w:sz w:val="24"/>
+          <w:szCs w:val="24"/>
+        </w:rPr>
+        <w:t>dme_access_time</w:t>
+      </w:r>
+      <w:proofErr w:type="spellEnd"/>
+      <w:r>
+        <w:rPr>
+          <w:color w:val="149802"/>
+          <w:sz w:val="24"/>
+          <w:szCs w:val="24"/>
+        </w:rPr>
+        <w:t>'</w:t>
+      </w:r>
+      <w:r>
+        <w:rPr>
           <w:color w:val="3B2322"/>
-          <w:kern w:val="0"/>
-          <w:sz w:val="24"/>
-          <w:szCs w:val="24"/>
-        </w:rPr>
-        <w:t>with_timezone</w:t>
-      </w:r>
-      <w:proofErr w:type="spellEnd"/>
-      <w:r>
-        <w:rPr>
-          <w:rFonts w:ascii="Courier New" w:hAnsi="Courier New" w:cs="Courier New"/>
-          <w:color w:val="3B2322"/>
-          <w:kern w:val="0"/>
-          <w:sz w:val="24"/>
-          <w:szCs w:val="24"/>
-        </w:rPr>
-        <w:t>(</w:t>
-      </w:r>
-      <w:proofErr w:type="spellStart"/>
-      <w:r>
-        <w:rPr>
-          <w:rFonts w:ascii="Courier New" w:hAnsi="Courier New" w:cs="Courier New"/>
-          <w:color w:val="3B2322"/>
-          <w:kern w:val="0"/>
-          <w:sz w:val="24"/>
-          <w:szCs w:val="24"/>
-        </w:rPr>
-        <w:t>atime</w:t>
-      </w:r>
-      <w:proofErr w:type="spellEnd"/>
-      <w:r>
-        <w:rPr>
-          <w:rFonts w:ascii="Courier New" w:hAnsi="Courier New" w:cs="Courier New"/>
-          <w:color w:val="3B2322"/>
-          <w:kern w:val="0"/>
-          <w:sz w:val="24"/>
-          <w:szCs w:val="24"/>
-        </w:rPr>
-        <w:t xml:space="preserve">, </w:t>
-      </w:r>
-      <w:r>
-        <w:rPr>
-          <w:rFonts w:ascii="Courier New" w:hAnsi="Courier New" w:cs="Courier New"/>
-          <w:color w:val="149802"/>
-          <w:kern w:val="0"/>
-          <w:sz w:val="24"/>
-          <w:szCs w:val="24"/>
-        </w:rPr>
-        <w:t>'UTC'</w:t>
-      </w:r>
-      <w:r>
-        <w:rPr>
-          <w:rFonts w:ascii="Courier New" w:hAnsi="Courier New" w:cs="Courier New"/>
-          <w:color w:val="3B2322"/>
-          <w:kern w:val="0"/>
-          <w:sz w:val="24"/>
-          <w:szCs w:val="24"/>
-        </w:rPr>
-        <w:t xml:space="preserve">), </w:t>
-      </w:r>
-      <w:r>
-        <w:rPr>
-          <w:rFonts w:ascii="Courier New" w:hAnsi="Courier New" w:cs="Courier New"/>
-          <w:color w:val="149802"/>
-          <w:kern w:val="0"/>
-          <w:sz w:val="24"/>
-          <w:szCs w:val="24"/>
-        </w:rPr>
-        <w:t>'America/</w:t>
-      </w:r>
-      <w:proofErr w:type="spellStart"/>
-      <w:r>
-        <w:rPr>
-          <w:rFonts w:ascii="Courier New" w:hAnsi="Courier New" w:cs="Courier New"/>
-          <w:color w:val="149802"/>
-          <w:kern w:val="0"/>
-          <w:sz w:val="24"/>
-          <w:szCs w:val="24"/>
-        </w:rPr>
-        <w:t>New_York</w:t>
-      </w:r>
-      <w:proofErr w:type="spellEnd"/>
-      <w:r>
-        <w:rPr>
-          <w:rFonts w:ascii="Courier New" w:hAnsi="Courier New" w:cs="Courier New"/>
-          <w:color w:val="149802"/>
-          <w:kern w:val="0"/>
-          <w:sz w:val="24"/>
-          <w:szCs w:val="24"/>
-        </w:rPr>
-        <w:t>'</w:t>
-      </w:r>
-      <w:r>
-        <w:rPr>
-          <w:rFonts w:ascii="Courier New" w:hAnsi="Courier New" w:cs="Courier New"/>
-          <w:color w:val="3B2322"/>
-          <w:kern w:val="0"/>
-          <w:sz w:val="24"/>
-          <w:szCs w:val="24"/>
-        </w:rPr>
-        <w:t xml:space="preserve">) </w:t>
+          <w:sz w:val="24"/>
+          <w:szCs w:val="24"/>
+        </w:rPr>
+        <w:t xml:space="preserve">] </w:t>
       </w:r>
       <w:r>
         <w:rPr>
@@ -3505,7 +4519,6 @@
           <w:b/>
           <w:bCs/>
           <w:color w:val="802A19"/>
-          <w:kern w:val="0"/>
           <w:sz w:val="24"/>
           <w:szCs w:val="24"/>
         </w:rPr>
@@ -3513,9 +4526,7 @@
       </w:r>
       <w:r>
         <w:rPr>
-          <w:rFonts w:ascii="Courier New" w:hAnsi="Courier New" w:cs="Courier New"/>
           <w:color w:val="3B2322"/>
-          <w:kern w:val="0"/>
           <w:sz w:val="24"/>
           <w:szCs w:val="24"/>
         </w:rPr>
@@ -3524,42 +4535,32 @@
       <w:proofErr w:type="spellStart"/>
       <w:r>
         <w:rPr>
-          <w:rFonts w:ascii="Courier New" w:hAnsi="Courier New" w:cs="Courier New"/>
           <w:color w:val="3B2322"/>
-          <w:kern w:val="0"/>
-          <w:sz w:val="24"/>
-          <w:szCs w:val="24"/>
-        </w:rPr>
-        <w:t>atime_est</w:t>
+          <w:sz w:val="24"/>
+          <w:szCs w:val="24"/>
+        </w:rPr>
+        <w:t>dme</w:t>
+      </w:r>
+      <w:r>
+        <w:rPr>
+          <w:color w:val="3B2322"/>
+          <w:sz w:val="24"/>
+          <w:szCs w:val="24"/>
+        </w:rPr>
+        <w:t>_access_</w:t>
+      </w:r>
+      <w:r>
+        <w:rPr>
+          <w:color w:val="3B2322"/>
+          <w:sz w:val="24"/>
+          <w:szCs w:val="24"/>
+        </w:rPr>
+        <w:t>time</w:t>
       </w:r>
       <w:proofErr w:type="spellEnd"/>
       <w:r>
         <w:rPr>
-          <w:rFonts w:ascii="Courier New" w:hAnsi="Courier New" w:cs="Courier New"/>
           <w:color w:val="3B2322"/>
-          <w:kern w:val="0"/>
-          <w:sz w:val="24"/>
-          <w:szCs w:val="24"/>
-        </w:rPr>
-        <w:t xml:space="preserve">, </w:t>
-      </w:r>
-      <w:proofErr w:type="spellStart"/>
-      <w:r>
-        <w:rPr>
-          <w:rFonts w:ascii="Courier New" w:hAnsi="Courier New" w:cs="Courier New"/>
-          <w:color w:val="3B2322"/>
-          <w:kern w:val="0"/>
-          <w:sz w:val="24"/>
-          <w:szCs w:val="24"/>
-        </w:rPr>
-        <w:t>element_type</w:t>
-      </w:r>
-      <w:proofErr w:type="spellEnd"/>
-      <w:r>
-        <w:rPr>
-          <w:rFonts w:ascii="Courier New" w:hAnsi="Courier New" w:cs="Courier New"/>
-          <w:color w:val="3B2322"/>
-          <w:kern w:val="0"/>
           <w:sz w:val="24"/>
           <w:szCs w:val="24"/>
         </w:rPr>
@@ -3571,7 +4572,6 @@
           <w:b/>
           <w:bCs/>
           <w:color w:val="802A19"/>
-          <w:kern w:val="0"/>
           <w:sz w:val="24"/>
           <w:szCs w:val="24"/>
         </w:rPr>
@@ -3579,13 +4579,29 @@
       </w:r>
       <w:r>
         <w:rPr>
-          <w:rFonts w:ascii="Courier New" w:hAnsi="Courier New" w:cs="Courier New"/>
           <w:color w:val="3B2322"/>
-          <w:kern w:val="0"/>
-          <w:sz w:val="24"/>
-          <w:szCs w:val="24"/>
-        </w:rPr>
-        <w:t xml:space="preserve"> "vast-big-catalog-bucket|vast_big_catalog_schema"."vast_big_catalog_table" </w:t>
+          <w:sz w:val="24"/>
+          <w:szCs w:val="24"/>
+        </w:rPr>
+        <w:t xml:space="preserve"> </w:t>
+      </w:r>
+      <w:proofErr w:type="spellStart"/>
+      <w:r>
+        <w:rPr>
+          <w:color w:val="3B2322"/>
+          <w:sz w:val="24"/>
+          <w:szCs w:val="24"/>
+        </w:rPr>
+        <w:t>vast_big_catalog_table</w:t>
+      </w:r>
+      <w:proofErr w:type="spellEnd"/>
+      <w:r>
+        <w:rPr>
+          <w:color w:val="3B2322"/>
+          <w:sz w:val="24"/>
+          <w:szCs w:val="24"/>
+        </w:rPr>
+        <w:t xml:space="preserve"> </w:t>
       </w:r>
       <w:r>
         <w:rPr>
@@ -3593,7 +4609,6 @@
           <w:b/>
           <w:bCs/>
           <w:color w:val="802A19"/>
-          <w:kern w:val="0"/>
           <w:sz w:val="24"/>
           <w:szCs w:val="24"/>
         </w:rPr>
@@ -3601,9 +4616,7 @@
       </w:r>
       <w:r>
         <w:rPr>
-          <w:rFonts w:ascii="Courier New" w:hAnsi="Courier New" w:cs="Courier New"/>
           <w:color w:val="3B2322"/>
-          <w:kern w:val="0"/>
           <w:sz w:val="24"/>
           <w:szCs w:val="24"/>
         </w:rPr>
@@ -3612,20 +4625,32 @@
       <w:proofErr w:type="spellStart"/>
       <w:r>
         <w:rPr>
-          <w:rFonts w:ascii="Courier New" w:hAnsi="Courier New" w:cs="Courier New"/>
           <w:color w:val="3B2322"/>
-          <w:kern w:val="0"/>
-          <w:sz w:val="24"/>
-          <w:szCs w:val="24"/>
-        </w:rPr>
-        <w:t>search_path</w:t>
+          <w:sz w:val="24"/>
+          <w:szCs w:val="24"/>
+        </w:rPr>
+        <w:t>element_type</w:t>
       </w:r>
       <w:proofErr w:type="spellEnd"/>
       <w:r>
         <w:rPr>
-          <w:rFonts w:ascii="Courier New" w:hAnsi="Courier New" w:cs="Courier New"/>
           <w:color w:val="3B2322"/>
-          <w:kern w:val="0"/>
+          <w:sz w:val="24"/>
+          <w:szCs w:val="24"/>
+        </w:rPr>
+        <w:t xml:space="preserve"> = </w:t>
+      </w:r>
+      <w:r>
+        <w:rPr>
+          <w:color w:val="149802"/>
+          <w:sz w:val="24"/>
+          <w:szCs w:val="24"/>
+        </w:rPr>
+        <w:t>'FILE'</w:t>
+      </w:r>
+      <w:r>
+        <w:rPr>
+          <w:color w:val="3B2322"/>
           <w:sz w:val="24"/>
           <w:szCs w:val="24"/>
         </w:rPr>
@@ -3637,37 +4662,32 @@
           <w:b/>
           <w:bCs/>
           <w:color w:val="802A19"/>
-          <w:kern w:val="0"/>
-          <w:sz w:val="24"/>
-          <w:szCs w:val="24"/>
-        </w:rPr>
-        <w:t>like</w:t>
-      </w:r>
-      <w:r>
-        <w:rPr>
-          <w:rFonts w:ascii="Courier New" w:hAnsi="Courier New" w:cs="Courier New"/>
+          <w:sz w:val="24"/>
+          <w:szCs w:val="24"/>
+        </w:rPr>
+        <w:t>and</w:t>
+      </w:r>
+      <w:r>
+        <w:rPr>
           <w:color w:val="3B2322"/>
-          <w:kern w:val="0"/>
           <w:sz w:val="24"/>
           <w:szCs w:val="24"/>
         </w:rPr>
         <w:t xml:space="preserve"> </w:t>
       </w:r>
-      <w:r>
-        <w:rPr>
-          <w:rFonts w:ascii="Courier New" w:hAnsi="Courier New" w:cs="Courier New"/>
-          <w:color w:val="149802"/>
-          <w:kern w:val="0"/>
-          <w:sz w:val="24"/>
-          <w:szCs w:val="24"/>
-        </w:rPr>
-        <w:t>'&lt;external-search-path&gt;'</w:t>
-      </w:r>
-      <w:r>
-        <w:rPr>
-          <w:rFonts w:ascii="Courier New" w:hAnsi="Courier New" w:cs="Courier New"/>
+      <w:proofErr w:type="spellStart"/>
+      <w:r>
+        <w:rPr>
           <w:color w:val="3B2322"/>
-          <w:kern w:val="0"/>
+          <w:sz w:val="24"/>
+          <w:szCs w:val="24"/>
+        </w:rPr>
+        <w:t>parent_path</w:t>
+      </w:r>
+      <w:proofErr w:type="spellEnd"/>
+      <w:r>
+        <w:rPr>
+          <w:color w:val="3B2322"/>
           <w:sz w:val="24"/>
           <w:szCs w:val="24"/>
         </w:rPr>
@@ -3679,59 +4699,30 @@
           <w:b/>
           <w:bCs/>
           <w:color w:val="802A19"/>
-          <w:kern w:val="0"/>
-          <w:sz w:val="24"/>
-          <w:szCs w:val="24"/>
-        </w:rPr>
-        <w:t>and</w:t>
-      </w:r>
-      <w:r>
-        <w:rPr>
-          <w:rFonts w:ascii="Courier New" w:hAnsi="Courier New" w:cs="Courier New"/>
+          <w:sz w:val="24"/>
+          <w:szCs w:val="24"/>
+        </w:rPr>
+        <w:t>like</w:t>
+      </w:r>
+      <w:r>
+        <w:rPr>
           <w:color w:val="3B2322"/>
-          <w:kern w:val="0"/>
           <w:sz w:val="24"/>
           <w:szCs w:val="24"/>
         </w:rPr>
         <w:t xml:space="preserve"> </w:t>
       </w:r>
-      <w:proofErr w:type="spellStart"/>
-      <w:r>
-        <w:rPr>
-          <w:rFonts w:ascii="Courier New" w:hAnsi="Courier New" w:cs="Courier New"/>
+      <w:r>
+        <w:rPr>
+          <w:color w:val="149802"/>
+          <w:sz w:val="24"/>
+          <w:szCs w:val="24"/>
+        </w:rPr>
+        <w:t>'/CBIIT/DMAP/DME_test_DataStage2/AUTO-TIERING%'</w:t>
+      </w:r>
+      <w:r>
+        <w:rPr>
           <w:color w:val="3B2322"/>
-          <w:kern w:val="0"/>
-          <w:sz w:val="24"/>
-          <w:szCs w:val="24"/>
-        </w:rPr>
-        <w:t>element_type</w:t>
-      </w:r>
-      <w:proofErr w:type="spellEnd"/>
-      <w:r>
-        <w:rPr>
-          <w:rFonts w:ascii="Courier New" w:hAnsi="Courier New" w:cs="Courier New"/>
-          <w:color w:val="3B2322"/>
-          <w:kern w:val="0"/>
-          <w:sz w:val="24"/>
-          <w:szCs w:val="24"/>
-        </w:rPr>
-        <w:t xml:space="preserve"> = </w:t>
-      </w:r>
-      <w:r>
-        <w:rPr>
-          <w:rFonts w:ascii="Courier New" w:hAnsi="Courier New" w:cs="Courier New"/>
-          <w:color w:val="149802"/>
-          <w:kern w:val="0"/>
-          <w:sz w:val="24"/>
-          <w:szCs w:val="24"/>
-        </w:rPr>
-        <w:t>'FILE'</w:t>
-      </w:r>
-      <w:r>
-        <w:rPr>
-          <w:rFonts w:ascii="Courier New" w:hAnsi="Courier New" w:cs="Courier New"/>
-          <w:color w:val="3B2322"/>
-          <w:kern w:val="0"/>
           <w:sz w:val="24"/>
           <w:szCs w:val="24"/>
         </w:rPr>
@@ -3743,7 +4734,6 @@
           <w:b/>
           <w:bCs/>
           <w:color w:val="802A19"/>
-          <w:kern w:val="0"/>
           <w:sz w:val="24"/>
           <w:szCs w:val="24"/>
         </w:rPr>
@@ -3751,59 +4741,82 @@
       </w:r>
       <w:r>
         <w:rPr>
-          <w:rFonts w:ascii="Courier New" w:hAnsi="Courier New" w:cs="Courier New"/>
           <w:color w:val="3B2322"/>
-          <w:kern w:val="0"/>
-          <w:sz w:val="24"/>
-          <w:szCs w:val="24"/>
-        </w:rPr>
-        <w:t xml:space="preserve"> </w:t>
+          <w:sz w:val="24"/>
+          <w:szCs w:val="24"/>
+        </w:rPr>
+        <w:t xml:space="preserve"> (</w:t>
       </w:r>
       <w:proofErr w:type="spellStart"/>
       <w:r>
         <w:rPr>
-          <w:rFonts w:ascii="Courier New" w:hAnsi="Courier New" w:cs="Courier New"/>
           <w:color w:val="3B2322"/>
-          <w:kern w:val="0"/>
-          <w:sz w:val="24"/>
-          <w:szCs w:val="24"/>
-        </w:rPr>
-        <w:t>atime</w:t>
+          <w:sz w:val="24"/>
+          <w:szCs w:val="24"/>
+        </w:rPr>
+        <w:t>user_tags</w:t>
       </w:r>
       <w:proofErr w:type="spellEnd"/>
       <w:r>
         <w:rPr>
-          <w:rFonts w:ascii="Courier New" w:hAnsi="Courier New" w:cs="Courier New"/>
           <w:color w:val="3B2322"/>
-          <w:kern w:val="0"/>
-          <w:sz w:val="24"/>
-          <w:szCs w:val="24"/>
-        </w:rPr>
-        <w:t xml:space="preserve"> &lt; </w:t>
+          <w:sz w:val="24"/>
+          <w:szCs w:val="24"/>
+        </w:rPr>
+        <w:t>[</w:t>
+      </w:r>
+      <w:r>
+        <w:rPr>
+          <w:color w:val="149802"/>
+          <w:sz w:val="24"/>
+          <w:szCs w:val="24"/>
+        </w:rPr>
+        <w:t>'</w:t>
       </w:r>
       <w:proofErr w:type="spellStart"/>
+      <w:r>
+        <w:rPr>
+          <w:color w:val="149802"/>
+          <w:sz w:val="24"/>
+          <w:szCs w:val="24"/>
+        </w:rPr>
+        <w:t>dme_access_time</w:t>
+      </w:r>
+      <w:proofErr w:type="spellEnd"/>
+      <w:r>
+        <w:rPr>
+          <w:color w:val="149802"/>
+          <w:sz w:val="24"/>
+          <w:szCs w:val="24"/>
+        </w:rPr>
+        <w:t>'</w:t>
+      </w:r>
+      <w:r>
+        <w:rPr>
+          <w:color w:val="3B2322"/>
+          <w:sz w:val="24"/>
+          <w:szCs w:val="24"/>
+        </w:rPr>
+        <w:t xml:space="preserve">] </w:t>
+      </w:r>
       <w:r>
         <w:rPr>
           <w:rFonts w:ascii="Courier-Bold" w:hAnsi="Courier-Bold" w:cs="Courier-Bold"/>
           <w:b/>
           <w:bCs/>
           <w:color w:val="802A19"/>
-          <w:kern w:val="0"/>
-          <w:sz w:val="24"/>
-          <w:szCs w:val="24"/>
-        </w:rPr>
-        <w:t>current_timestamp</w:t>
-      </w:r>
-      <w:proofErr w:type="spellEnd"/>
-      <w:r>
-        <w:rPr>
-          <w:rFonts w:ascii="Courier New" w:hAnsi="Courier New" w:cs="Courier New"/>
+          <w:sz w:val="24"/>
+          <w:szCs w:val="24"/>
+        </w:rPr>
+        <w:t>is</w:t>
+      </w:r>
+      <w:r>
+        <w:rPr>
           <w:color w:val="3B2322"/>
-          <w:kern w:val="0"/>
-          <w:sz w:val="24"/>
-          <w:szCs w:val="24"/>
-        </w:rPr>
-        <w:t xml:space="preserve"> - </w:t>
+          <w:sz w:val="24"/>
+          <w:szCs w:val="24"/>
+        </w:rPr>
+        <w:t xml:space="preserve"> </w:t>
       </w:r>
       <w:r>
         <w:rPr>
@@ -3811,37 +4824,14 @@
           <w:b/>
           <w:bCs/>
           <w:color w:val="802A19"/>
-          <w:kern w:val="0"/>
-          <w:sz w:val="24"/>
-          <w:szCs w:val="24"/>
-        </w:rPr>
-        <w:t>INTERVAL</w:t>
-      </w:r>
-      <w:r>
-        <w:rPr>
-          <w:rFonts w:ascii="Courier New" w:hAnsi="Courier New" w:cs="Courier New"/>
+          <w:sz w:val="24"/>
+          <w:szCs w:val="24"/>
+        </w:rPr>
+        <w:t>null</w:t>
+      </w:r>
+      <w:r>
+        <w:rPr>
           <w:color w:val="3B2322"/>
-          <w:kern w:val="0"/>
-          <w:sz w:val="24"/>
-          <w:szCs w:val="24"/>
-        </w:rPr>
-        <w:t xml:space="preserve"> </w:t>
-      </w:r>
-      <w:r>
-        <w:rPr>
-          <w:rFonts w:ascii="Courier New" w:hAnsi="Courier New" w:cs="Courier New"/>
-          <w:color w:val="149802"/>
-          <w:kern w:val="0"/>
-          <w:sz w:val="24"/>
-          <w:szCs w:val="24"/>
-        </w:rPr>
-        <w:t>'6'</w:t>
-      </w:r>
-      <w:r>
-        <w:rPr>
-          <w:rFonts w:ascii="Courier New" w:hAnsi="Courier New" w:cs="Courier New"/>
-          <w:color w:val="3B2322"/>
-          <w:kern w:val="0"/>
           <w:sz w:val="24"/>
           <w:szCs w:val="24"/>
         </w:rPr>
@@ -3853,13 +4843,278 @@
           <w:b/>
           <w:bCs/>
           <w:color w:val="802A19"/>
-          <w:kern w:val="0"/>
+          <w:sz w:val="24"/>
+          <w:szCs w:val="24"/>
+        </w:rPr>
+        <w:t>or</w:t>
+      </w:r>
+      <w:r>
+        <w:rPr>
+          <w:color w:val="3B2322"/>
+          <w:sz w:val="24"/>
+          <w:szCs w:val="24"/>
+        </w:rPr>
+        <w:t xml:space="preserve"> </w:t>
+      </w:r>
+      <w:r>
+        <w:rPr>
+          <w:rFonts w:ascii="Courier-Bold" w:hAnsi="Courier-Bold" w:cs="Courier-Bold"/>
+          <w:b/>
+          <w:bCs/>
+          <w:color w:val="802A19"/>
+          <w:sz w:val="24"/>
+          <w:szCs w:val="24"/>
+        </w:rPr>
+        <w:t>CAST</w:t>
+      </w:r>
+      <w:r>
+        <w:rPr>
+          <w:color w:val="3B2322"/>
+          <w:sz w:val="24"/>
+          <w:szCs w:val="24"/>
+        </w:rPr>
+        <w:t>(</w:t>
+      </w:r>
+      <w:proofErr w:type="spellStart"/>
+      <w:r>
+        <w:rPr>
+          <w:color w:val="3B2322"/>
+          <w:sz w:val="24"/>
+          <w:szCs w:val="24"/>
+        </w:rPr>
+        <w:t>user_tags</w:t>
+      </w:r>
+      <w:proofErr w:type="spellEnd"/>
+      <w:r>
+        <w:rPr>
+          <w:color w:val="3B2322"/>
+          <w:sz w:val="24"/>
+          <w:szCs w:val="24"/>
+        </w:rPr>
+        <w:t>[</w:t>
+      </w:r>
+      <w:r>
+        <w:rPr>
+          <w:color w:val="149802"/>
+          <w:sz w:val="24"/>
+          <w:szCs w:val="24"/>
+        </w:rPr>
+        <w:t>'</w:t>
+      </w:r>
+      <w:proofErr w:type="spellStart"/>
+      <w:r>
+        <w:rPr>
+          <w:color w:val="149802"/>
+          <w:sz w:val="24"/>
+          <w:szCs w:val="24"/>
+        </w:rPr>
+        <w:t>dme_access_time</w:t>
+      </w:r>
+      <w:proofErr w:type="spellEnd"/>
+      <w:r>
+        <w:rPr>
+          <w:color w:val="149802"/>
+          <w:sz w:val="24"/>
+          <w:szCs w:val="24"/>
+        </w:rPr>
+        <w:t>'</w:t>
+      </w:r>
+      <w:r>
+        <w:rPr>
+          <w:color w:val="3B2322"/>
+          <w:sz w:val="24"/>
+          <w:szCs w:val="24"/>
+        </w:rPr>
+        <w:t xml:space="preserve">] </w:t>
+      </w:r>
+      <w:r>
+        <w:rPr>
+          <w:rFonts w:ascii="Courier-Bold" w:hAnsi="Courier-Bold" w:cs="Courier-Bold"/>
+          <w:b/>
+          <w:bCs/>
+          <w:color w:val="802A19"/>
+          <w:sz w:val="24"/>
+          <w:szCs w:val="24"/>
+        </w:rPr>
+        <w:t>AS</w:t>
+      </w:r>
+      <w:r>
+        <w:rPr>
+          <w:color w:val="3B2322"/>
+          <w:sz w:val="24"/>
+          <w:szCs w:val="24"/>
+        </w:rPr>
+        <w:t xml:space="preserve"> </w:t>
+      </w:r>
+      <w:r>
+        <w:rPr>
+          <w:rFonts w:ascii="Courier-Bold" w:hAnsi="Courier-Bold" w:cs="Courier-Bold"/>
+          <w:b/>
+          <w:bCs/>
+          <w:color w:val="802A19"/>
+          <w:sz w:val="24"/>
+          <w:szCs w:val="24"/>
+        </w:rPr>
+        <w:t>TIMESTAMP</w:t>
+      </w:r>
+      <w:r>
+        <w:rPr>
+          <w:color w:val="3B2322"/>
+          <w:sz w:val="24"/>
+          <w:szCs w:val="24"/>
+        </w:rPr>
+        <w:t xml:space="preserve">) &lt; </w:t>
+      </w:r>
+      <w:proofErr w:type="spellStart"/>
+      <w:r>
+        <w:rPr>
+          <w:rFonts w:ascii="Courier-Bold" w:hAnsi="Courier-Bold" w:cs="Courier-Bold"/>
+          <w:b/>
+          <w:bCs/>
+          <w:color w:val="802A19"/>
+          <w:sz w:val="24"/>
+          <w:szCs w:val="24"/>
+        </w:rPr>
+        <w:t>current_timestamp</w:t>
+      </w:r>
+      <w:proofErr w:type="spellEnd"/>
+      <w:r>
+        <w:rPr>
+          <w:color w:val="3B2322"/>
+          <w:sz w:val="24"/>
+          <w:szCs w:val="24"/>
+        </w:rPr>
+        <w:t xml:space="preserve"> - </w:t>
+      </w:r>
+      <w:r>
+        <w:rPr>
+          <w:rFonts w:ascii="Courier-Bold" w:hAnsi="Courier-Bold" w:cs="Courier-Bold"/>
+          <w:b/>
+          <w:bCs/>
+          <w:color w:val="802A19"/>
+          <w:sz w:val="24"/>
+          <w:szCs w:val="24"/>
+        </w:rPr>
+        <w:t>INTERVAL</w:t>
+      </w:r>
+      <w:r>
+        <w:rPr>
+          <w:color w:val="3B2322"/>
+          <w:sz w:val="24"/>
+          <w:szCs w:val="24"/>
+        </w:rPr>
+        <w:t xml:space="preserve"> </w:t>
+      </w:r>
+      <w:r>
+        <w:rPr>
+          <w:color w:val="149802"/>
+          <w:sz w:val="24"/>
+          <w:szCs w:val="24"/>
+        </w:rPr>
+        <w:t>'6'</w:t>
+      </w:r>
+      <w:r>
+        <w:rPr>
+          <w:color w:val="3B2322"/>
+          <w:sz w:val="24"/>
+          <w:szCs w:val="24"/>
+        </w:rPr>
+        <w:t xml:space="preserve"> </w:t>
+      </w:r>
+      <w:r>
+        <w:rPr>
+          <w:rFonts w:ascii="Courier-Bold" w:hAnsi="Courier-Bold" w:cs="Courier-Bold"/>
+          <w:b/>
+          <w:bCs/>
+          <w:color w:val="802A19"/>
           <w:sz w:val="24"/>
           <w:szCs w:val="24"/>
         </w:rPr>
         <w:t>MONTH</w:t>
       </w:r>
       <w:r>
+        <w:rPr>
+          <w:color w:val="3B2322"/>
+          <w:sz w:val="24"/>
+          <w:szCs w:val="24"/>
+        </w:rPr>
+        <w:t>)</w:t>
+      </w:r>
+      <w:r>
+        <w:rPr>
+          <w:color w:val="067D17"/>
+        </w:rPr>
+        <w:t xml:space="preserve"> </w:t>
+      </w:r>
+      <w:r>
+        <w:rPr>
+          <w:color w:val="067D17"/>
+          <w:sz w:val="24"/>
+          <w:szCs w:val="24"/>
+        </w:rPr>
+        <w:t xml:space="preserve">and </w:t>
+      </w:r>
+      <w:proofErr w:type="spellStart"/>
+      <w:r>
+        <w:rPr>
+          <w:color w:val="067D17"/>
+          <w:sz w:val="24"/>
+          <w:szCs w:val="24"/>
+        </w:rPr>
+        <w:t>ctime</w:t>
+      </w:r>
+      <w:proofErr w:type="spellEnd"/>
+      <w:r>
+        <w:rPr>
+          <w:color w:val="067D17"/>
+          <w:sz w:val="24"/>
+          <w:szCs w:val="24"/>
+        </w:rPr>
+        <w:t xml:space="preserve"> &lt; </w:t>
+      </w:r>
+      <w:proofErr w:type="spellStart"/>
+      <w:r>
+        <w:rPr>
+          <w:color w:val="067D17"/>
+          <w:sz w:val="24"/>
+          <w:szCs w:val="24"/>
+        </w:rPr>
+        <w:t>current_timestamp</w:t>
+      </w:r>
+      <w:proofErr w:type="spellEnd"/>
+      <w:r>
+        <w:rPr>
+          <w:color w:val="067D17"/>
+          <w:sz w:val="24"/>
+          <w:szCs w:val="24"/>
+        </w:rPr>
+        <w:t xml:space="preserve"> - INTERVAL '</w:t>
+      </w:r>
+      <w:r>
+        <w:rPr>
+          <w:color w:val="067D17"/>
+          <w:sz w:val="24"/>
+          <w:szCs w:val="24"/>
+        </w:rPr>
+        <w:t>12</w:t>
+      </w:r>
+      <w:r>
+        <w:rPr>
+          <w:color w:val="067D17"/>
+          <w:sz w:val="24"/>
+          <w:szCs w:val="24"/>
+        </w:rPr>
+        <w:t>' MONTH</w:t>
+      </w:r>
+    </w:p>
+    <w:p>
+      <w:pPr>
+        <w:pStyle w:val="Heading5"/>
+        <w:numPr>
+          <w:ilvl w:val="0"/>
+          <w:numId w:val="0"/>
+        </w:numPr>
+        <w:ind w:left="1008"/>
         <w:rPr>
           <w:rFonts w:ascii="Courier New" w:hAnsi="Courier New" w:cs="Courier New"/>
           <w:color w:val="3B2322"/>
@@ -3867,66 +5122,463 @@
           <w:sz w:val="24"/>
           <w:szCs w:val="24"/>
         </w:rPr>
-        <w:t>;</w:t>
-      </w:r>
-    </w:p>
-    <w:p>
-      <w:pPr>
+      </w:pPr>
+    </w:p>
+    <w:p/>
+    <w:p>
+      <w:pPr>
+        <w:shd w:val="clear" w:color="auto" w:fill="FFFFFF"/>
+        <w:tabs>
+          <w:tab w:val="left" w:pos="916"/>
+          <w:tab w:val="left" w:pos="1832"/>
+          <w:tab w:val="left" w:pos="2748"/>
+          <w:tab w:val="left" w:pos="3664"/>
+          <w:tab w:val="left" w:pos="4580"/>
+          <w:tab w:val="left" w:pos="5496"/>
+          <w:tab w:val="left" w:pos="6412"/>
+          <w:tab w:val="left" w:pos="7328"/>
+          <w:tab w:val="left" w:pos="8244"/>
+          <w:tab w:val="left" w:pos="9160"/>
+          <w:tab w:val="left" w:pos="10076"/>
+          <w:tab w:val="left" w:pos="10992"/>
+          <w:tab w:val="left" w:pos="11908"/>
+          <w:tab w:val="left" w:pos="12824"/>
+          <w:tab w:val="left" w:pos="13740"/>
+          <w:tab w:val="left" w:pos="14656"/>
+        </w:tabs>
+        <w:spacing w:after="0" w:line="240" w:lineRule="auto"/>
+        <w:rPr>
+          <w:rFonts w:ascii="Courier New" w:eastAsia="Times New Roman" w:hAnsi="Courier New" w:cs="Courier New"/>
+          <w:color w:val="080808"/>
+          <w:kern w:val="0"/>
+          <w:sz w:val="20"/>
+          <w:szCs w:val="20"/>
+          <w14:ligatures w14:val="none"/>
+        </w:rPr>
+      </w:pPr>
+    </w:p>
+    <w:p>
+      <w:pPr>
+        <w:pStyle w:val="Heading4"/>
+      </w:pPr>
+      <w:r>
+        <w:t>Oracle DAO Implementation</w:t>
+      </w:r>
+    </w:p>
+    <w:p>
+      <w:pPr>
+        <w:pStyle w:val="ListParagraph"/>
+        <w:tabs>
+          <w:tab w:val="left" w:pos="560"/>
+          <w:tab w:val="left" w:pos="1120"/>
+          <w:tab w:val="left" w:pos="1680"/>
+          <w:tab w:val="left" w:pos="2240"/>
+          <w:tab w:val="left" w:pos="2800"/>
+          <w:tab w:val="left" w:pos="3360"/>
+          <w:tab w:val="left" w:pos="3920"/>
+          <w:tab w:val="left" w:pos="4480"/>
+          <w:tab w:val="left" w:pos="5040"/>
+          <w:tab w:val="left" w:pos="5600"/>
+          <w:tab w:val="left" w:pos="6160"/>
+          <w:tab w:val="left" w:pos="6720"/>
+        </w:tabs>
+        <w:autoSpaceDE w:val="0"/>
+        <w:autoSpaceDN w:val="0"/>
+        <w:adjustRightInd w:val="0"/>
+        <w:spacing w:after="0" w:line="240" w:lineRule="auto"/>
+        <w:rPr>
+          <w:rFonts w:ascii="Courier New" w:hAnsi="Courier New" w:cs="Courier New"/>
+          <w:color w:val="13939F"/>
+          <w:kern w:val="0"/>
+          <w:sz w:val="24"/>
+          <w:szCs w:val="24"/>
+        </w:rPr>
+      </w:pPr>
+      <w:r>
+        <w:t xml:space="preserve">The implementation of the DAO will utilize the HPC_DATA_OBJECT_LAST_ACCESS_MV materialized </w:t>
+      </w:r>
+      <w:r>
+        <w:t>view.</w:t>
+      </w:r>
+    </w:p>
+    <w:p>
+      <w:pPr>
+        <w:pStyle w:val="ListParagraph"/>
+        <w:tabs>
+          <w:tab w:val="left" w:pos="560"/>
+          <w:tab w:val="left" w:pos="1120"/>
+          <w:tab w:val="left" w:pos="1680"/>
+          <w:tab w:val="left" w:pos="2240"/>
+          <w:tab w:val="left" w:pos="2800"/>
+          <w:tab w:val="left" w:pos="3360"/>
+          <w:tab w:val="left" w:pos="3920"/>
+          <w:tab w:val="left" w:pos="4480"/>
+          <w:tab w:val="left" w:pos="5040"/>
+          <w:tab w:val="left" w:pos="5600"/>
+          <w:tab w:val="left" w:pos="6160"/>
+          <w:tab w:val="left" w:pos="6720"/>
+        </w:tabs>
+        <w:autoSpaceDE w:val="0"/>
+        <w:autoSpaceDN w:val="0"/>
+        <w:adjustRightInd w:val="0"/>
+        <w:spacing w:after="0" w:line="240" w:lineRule="auto"/>
+        <w:rPr>
+          <w:rFonts w:ascii="Courier New" w:hAnsi="Courier New" w:cs="Courier New"/>
+          <w:color w:val="13939F"/>
+          <w:kern w:val="0"/>
+          <w:sz w:val="24"/>
+          <w:szCs w:val="24"/>
+        </w:rPr>
+      </w:pPr>
+    </w:p>
+    <w:p>
+      <w:pPr>
+        <w:pStyle w:val="Heading5"/>
+      </w:pPr>
+      <w:r>
+        <w:t>Oracle Query</w:t>
+      </w:r>
+    </w:p>
+    <w:p>
+      <w:pPr>
+        <w:pStyle w:val="HTMLPreformatted"/>
+        <w:shd w:val="clear" w:color="auto" w:fill="FFFFFF"/>
+        <w:rPr>
+          <w:color w:val="080808"/>
+          <w:sz w:val="24"/>
+          <w:szCs w:val="24"/>
+        </w:rPr>
+      </w:pPr>
+      <w:r>
+        <w:rPr>
+          <w:color w:val="0033B3"/>
+          <w:sz w:val="24"/>
+          <w:szCs w:val="24"/>
+        </w:rPr>
+        <w:t xml:space="preserve">select </w:t>
+      </w:r>
+      <w:r>
+        <w:rPr>
+          <w:color w:val="871094"/>
+          <w:sz w:val="24"/>
+          <w:szCs w:val="24"/>
+        </w:rPr>
+        <w:t xml:space="preserve">path </w:t>
+      </w:r>
+      <w:r>
+        <w:rPr>
+          <w:color w:val="0033B3"/>
+          <w:sz w:val="24"/>
+          <w:szCs w:val="24"/>
+        </w:rPr>
+        <w:t xml:space="preserve">from </w:t>
+      </w:r>
+      <w:r>
+        <w:rPr>
+          <w:color w:val="000000"/>
+          <w:sz w:val="24"/>
+          <w:szCs w:val="24"/>
+        </w:rPr>
+        <w:t xml:space="preserve">HPC_DATA_OBJECT_LAST_ACCESS_MV </w:t>
+      </w:r>
+      <w:r>
+        <w:rPr>
+          <w:color w:val="0033B3"/>
+          <w:sz w:val="24"/>
+          <w:szCs w:val="24"/>
+        </w:rPr>
+        <w:t xml:space="preserve">where </w:t>
+      </w:r>
+      <w:r>
+        <w:rPr>
+          <w:color w:val="871094"/>
+          <w:sz w:val="24"/>
+          <w:szCs w:val="24"/>
+        </w:rPr>
+        <w:t xml:space="preserve">path </w:t>
+      </w:r>
+      <w:r>
+        <w:rPr>
+          <w:color w:val="0033B3"/>
+          <w:sz w:val="24"/>
+          <w:szCs w:val="24"/>
+        </w:rPr>
+        <w:t xml:space="preserve">like </w:t>
+      </w:r>
+      <w:r>
+        <w:rPr>
+          <w:color w:val="067D17"/>
+          <w:sz w:val="24"/>
+          <w:szCs w:val="24"/>
+        </w:rPr>
+        <w:t>'/</w:t>
+      </w:r>
+      <w:proofErr w:type="spellStart"/>
+      <w:r>
+        <w:rPr>
+          <w:color w:val="067D17"/>
+          <w:sz w:val="24"/>
+          <w:szCs w:val="24"/>
+        </w:rPr>
+        <w:t>TEST_EXT_Archive</w:t>
+      </w:r>
+      <w:proofErr w:type="spellEnd"/>
+      <w:r>
+        <w:rPr>
+          <w:color w:val="067D17"/>
+          <w:sz w:val="24"/>
+          <w:szCs w:val="24"/>
+        </w:rPr>
+        <w:t xml:space="preserve">%' </w:t>
+      </w:r>
+      <w:r>
+        <w:rPr>
+          <w:color w:val="0033B3"/>
+          <w:sz w:val="24"/>
+          <w:szCs w:val="24"/>
+        </w:rPr>
+        <w:t xml:space="preserve">and </w:t>
+      </w:r>
+      <w:proofErr w:type="spellStart"/>
+      <w:r>
+        <w:rPr>
+          <w:color w:val="871094"/>
+          <w:sz w:val="24"/>
+          <w:szCs w:val="24"/>
+        </w:rPr>
+        <w:t>effective_accessed_</w:t>
+      </w:r>
+      <w:proofErr w:type="gramStart"/>
+      <w:r>
+        <w:rPr>
+          <w:color w:val="871094"/>
+          <w:sz w:val="24"/>
+          <w:szCs w:val="24"/>
+        </w:rPr>
+        <w:t>date</w:t>
+      </w:r>
+      <w:proofErr w:type="spellEnd"/>
+      <w:r>
+        <w:rPr>
+          <w:color w:val="871094"/>
+          <w:sz w:val="24"/>
+          <w:szCs w:val="24"/>
+        </w:rPr>
+        <w:t xml:space="preserve">  </w:t>
+      </w:r>
+      <w:r>
+        <w:rPr>
+          <w:color w:val="080808"/>
+          <w:sz w:val="24"/>
+          <w:szCs w:val="24"/>
+        </w:rPr>
+        <w:t>&lt;</w:t>
+      </w:r>
+      <w:proofErr w:type="gramEnd"/>
+      <w:r>
+        <w:rPr>
+          <w:color w:val="080808"/>
+          <w:sz w:val="24"/>
+          <w:szCs w:val="24"/>
+        </w:rPr>
+        <w:t xml:space="preserve"> </w:t>
+      </w:r>
+      <w:proofErr w:type="spellStart"/>
+      <w:r>
+        <w:rPr>
+          <w:i/>
+          <w:iCs/>
+          <w:color w:val="00627A"/>
+          <w:sz w:val="24"/>
+          <w:szCs w:val="24"/>
+        </w:rPr>
+        <w:t>current_timestamp</w:t>
+      </w:r>
+      <w:proofErr w:type="spellEnd"/>
+      <w:r>
+        <w:rPr>
+          <w:i/>
+          <w:iCs/>
+          <w:color w:val="00627A"/>
+          <w:sz w:val="24"/>
+          <w:szCs w:val="24"/>
+        </w:rPr>
+        <w:t xml:space="preserve"> </w:t>
+      </w:r>
+      <w:r>
+        <w:rPr>
+          <w:color w:val="080808"/>
+          <w:sz w:val="24"/>
+          <w:szCs w:val="24"/>
+        </w:rPr>
+        <w:t xml:space="preserve">- </w:t>
+      </w:r>
+      <w:r>
+        <w:rPr>
+          <w:color w:val="0033B3"/>
+          <w:sz w:val="24"/>
+          <w:szCs w:val="24"/>
+        </w:rPr>
+        <w:t xml:space="preserve">INTERVAL </w:t>
+      </w:r>
+      <w:r>
+        <w:rPr>
+          <w:color w:val="067D17"/>
+          <w:sz w:val="24"/>
+          <w:szCs w:val="24"/>
+        </w:rPr>
+        <w:t xml:space="preserve">'6' </w:t>
+      </w:r>
+      <w:r>
+        <w:rPr>
+          <w:color w:val="0033B3"/>
+          <w:sz w:val="24"/>
+          <w:szCs w:val="24"/>
+        </w:rPr>
+        <w:t>MONTH</w:t>
+      </w:r>
+      <w:r>
+        <w:rPr>
+          <w:color w:val="0033B3"/>
+          <w:sz w:val="24"/>
+          <w:szCs w:val="24"/>
+        </w:rPr>
+        <w:t xml:space="preserve"> </w:t>
+      </w:r>
+      <w:r>
+        <w:rPr>
+          <w:color w:val="067D17"/>
+          <w:sz w:val="24"/>
+          <w:szCs w:val="24"/>
+        </w:rPr>
+        <w:t xml:space="preserve">AND </w:t>
+      </w:r>
+      <w:proofErr w:type="spellStart"/>
+      <w:r>
+        <w:rPr>
+          <w:color w:val="067D17"/>
+          <w:sz w:val="24"/>
+          <w:szCs w:val="24"/>
+        </w:rPr>
+        <w:t>uploaded_date</w:t>
+      </w:r>
+      <w:proofErr w:type="spellEnd"/>
+      <w:r>
+        <w:rPr>
+          <w:color w:val="067D17"/>
+          <w:sz w:val="24"/>
+          <w:szCs w:val="24"/>
+        </w:rPr>
+        <w:t xml:space="preserve"> &lt; </w:t>
+      </w:r>
+      <w:proofErr w:type="spellStart"/>
+      <w:r>
+        <w:rPr>
+          <w:color w:val="067D17"/>
+          <w:sz w:val="24"/>
+          <w:szCs w:val="24"/>
+        </w:rPr>
+        <w:t>current_timestamp</w:t>
+      </w:r>
+      <w:proofErr w:type="spellEnd"/>
+      <w:r>
+        <w:rPr>
+          <w:color w:val="067D17"/>
+          <w:sz w:val="24"/>
+          <w:szCs w:val="24"/>
+        </w:rPr>
+        <w:t xml:space="preserve"> - INTERVAL '</w:t>
+      </w:r>
+      <w:r>
+        <w:rPr>
+          <w:color w:val="067D17"/>
+          <w:sz w:val="24"/>
+          <w:szCs w:val="24"/>
+        </w:rPr>
+        <w:t>12</w:t>
+      </w:r>
+      <w:r>
+        <w:rPr>
+          <w:color w:val="067D17"/>
+          <w:sz w:val="24"/>
+          <w:szCs w:val="24"/>
+        </w:rPr>
+        <w:t>' MONTH"</w:t>
+      </w:r>
+    </w:p>
+    <w:p>
+      <w:pPr>
+        <w:pStyle w:val="HTMLPreformatted"/>
+        <w:shd w:val="clear" w:color="auto" w:fill="FFFFFF"/>
         <w:ind w:left="576"/>
+        <w:rPr>
+          <w:color w:val="080808"/>
+          <w:sz w:val="24"/>
+          <w:szCs w:val="24"/>
+        </w:rPr>
+      </w:pPr>
+    </w:p>
+    <w:p>
+      <w:pPr>
+        <w:rPr>
+          <w:sz w:val="24"/>
+          <w:szCs w:val="24"/>
+        </w:rPr>
       </w:pPr>
     </w:p>
     <w:p>
       <w:pPr>
         <w:pStyle w:val="Heading2"/>
       </w:pPr>
-      <w:bookmarkStart w:id="15" w:name="_Toc216799168"/>
-      <w:r>
+      <w:bookmarkStart w:id="17" w:name="_Toc220160296"/>
+      <w:r>
+        <w:lastRenderedPageBreak/>
         <w:t>User Interface</w:t>
       </w:r>
       <w:r>
         <w:t xml:space="preserve"> Design</w:t>
       </w:r>
-      <w:bookmarkEnd w:id="15"/>
+      <w:bookmarkEnd w:id="17"/>
     </w:p>
     <w:p>
       <w:pPr>
         <w:pStyle w:val="Heading2"/>
       </w:pPr>
-      <w:bookmarkStart w:id="16" w:name="_Toc216799169"/>
+      <w:bookmarkStart w:id="18" w:name="_Toc220160297"/>
       <w:r>
         <w:t>System Integration</w:t>
       </w:r>
-      <w:bookmarkEnd w:id="16"/>
+      <w:bookmarkEnd w:id="18"/>
     </w:p>
     <w:p>
       <w:pPr>
         <w:pStyle w:val="Heading1"/>
       </w:pPr>
-      <w:bookmarkStart w:id="17" w:name="_Toc216799170"/>
+      <w:bookmarkStart w:id="19" w:name="_Toc220160298"/>
       <w:r>
         <w:t>Database Design</w:t>
       </w:r>
-      <w:bookmarkEnd w:id="17"/>
+      <w:bookmarkEnd w:id="19"/>
     </w:p>
     <w:p>
       <w:pPr>
         <w:pStyle w:val="Heading2"/>
       </w:pPr>
-      <w:bookmarkStart w:id="18" w:name="_Toc216799171"/>
+      <w:bookmarkStart w:id="20" w:name="_Toc220160299"/>
       <w:r>
         <w:t>Table Design</w:t>
       </w:r>
-      <w:bookmarkEnd w:id="18"/>
+      <w:bookmarkEnd w:id="20"/>
     </w:p>
     <w:p>
       <w:pPr>
         <w:pStyle w:val="Heading3"/>
       </w:pPr>
-      <w:bookmarkStart w:id="19" w:name="_Toc216799172"/>
+      <w:bookmarkStart w:id="21" w:name="_Toc220160300"/>
       <w:r>
         <w:t>HPC_DATA_MIGRATION_TASK &amp; HPC_DATA_MIGRATION_TASK_RESULT</w:t>
       </w:r>
-      <w:bookmarkEnd w:id="19"/>
+      <w:bookmarkEnd w:id="21"/>
     </w:p>
     <w:p>
       <w:pPr>
@@ -3940,12 +5592,11 @@
       <w:pPr>
         <w:pStyle w:val="Heading3"/>
       </w:pPr>
-      <w:bookmarkStart w:id="20" w:name="_Toc216799173"/>
-      <w:r>
-        <w:lastRenderedPageBreak/>
+      <w:bookmarkStart w:id="22" w:name="_Toc220160301"/>
+      <w:r>
         <w:t>HPC_DATA_MANAGEMENT_CONFIGURATION</w:t>
       </w:r>
-      <w:bookmarkEnd w:id="20"/>
+      <w:bookmarkEnd w:id="22"/>
     </w:p>
     <w:p>
       <w:pPr>
@@ -3954,11 +5605,11 @@
       <w:r>
         <w:t xml:space="preserve">A new column </w:t>
       </w:r>
-      <w:bookmarkStart w:id="21" w:name="OLE_LINK1"/>
+      <w:bookmarkStart w:id="23" w:name="OLE_LINK1"/>
       <w:r>
         <w:t>S3_TIERING_ARCHIVE_CONFIGURATION_ID</w:t>
       </w:r>
-      <w:bookmarkEnd w:id="21"/>
+      <w:bookmarkEnd w:id="23"/>
       <w:r>
         <w:t xml:space="preserve"> of type </w:t>
       </w:r>
@@ -3971,6 +5622,101 @@
         <w:t>50) will be added to this table. It will include the S3 archive configuration ID to which external archive files will be migrated to.</w:t>
       </w:r>
     </w:p>
+    <w:p>
+      <w:pPr>
+        <w:pStyle w:val="Heading3"/>
+      </w:pPr>
+      <w:r>
+        <w:t>HPC_S3_ARCHIVE_CONFIGURATION</w:t>
+      </w:r>
+    </w:p>
+    <w:p>
+      <w:pPr>
+        <w:ind w:left="720"/>
+      </w:pPr>
+      <w:r>
+        <w:t>2 new columns will be added to this table. For each S3 configuration that is a source of auto-tiering – the following must be configured</w:t>
+      </w:r>
+    </w:p>
+    <w:p>
+      <w:pPr>
+        <w:pStyle w:val="ListParagraph"/>
+        <w:numPr>
+          <w:ilvl w:val="0"/>
+          <w:numId w:val="8"/>
+        </w:numPr>
+      </w:pPr>
+      <w:r>
+        <w:t xml:space="preserve">AUTO_TIERING_INACTIVITY_MONTHS – The number of inactivity months (no access) to </w:t>
+      </w:r>
+      <w:proofErr w:type="spellStart"/>
+      <w:r>
+        <w:t>triger</w:t>
+      </w:r>
+      <w:proofErr w:type="spellEnd"/>
+      <w:r>
+        <w:t xml:space="preserve"> auto-tiering</w:t>
+      </w:r>
+    </w:p>
+    <w:p>
+      <w:pPr>
+        <w:pStyle w:val="ListParagraph"/>
+        <w:numPr>
+          <w:ilvl w:val="0"/>
+          <w:numId w:val="8"/>
+        </w:numPr>
+      </w:pPr>
+      <w:r>
+        <w:t>AUTO_TIERING_SEARCH_</w:t>
+      </w:r>
+      <w:r>
+        <w:t>SOURCE_</w:t>
+      </w:r>
+      <w:r>
+        <w:t xml:space="preserve">PATH – capture the </w:t>
+      </w:r>
+      <w:r>
+        <w:t xml:space="preserve">source </w:t>
+      </w:r>
+      <w:r>
+        <w:t xml:space="preserve">search </w:t>
+      </w:r>
+      <w:r>
+        <w:t xml:space="preserve">(which DB), </w:t>
+      </w:r>
+      <w:r>
+        <w:t>and search path (for a SQL like) to query. The value can be one of 2 options:</w:t>
+      </w:r>
+    </w:p>
+    <w:p>
+      <w:pPr>
+        <w:pStyle w:val="ListParagraph"/>
+        <w:numPr>
+          <w:ilvl w:val="1"/>
+          <w:numId w:val="8"/>
+        </w:numPr>
+      </w:pPr>
+      <w:r>
+        <w:t>TRINO:&lt;search-path&gt; - to search in Trino</w:t>
+      </w:r>
+    </w:p>
+    <w:p>
+      <w:pPr>
+        <w:pStyle w:val="ListParagraph"/>
+        <w:numPr>
+          <w:ilvl w:val="1"/>
+          <w:numId w:val="8"/>
+        </w:numPr>
+      </w:pPr>
+      <w:r>
+        <w:t>ORACLE:&lt;search-path&gt; - to search in Oracle</w:t>
+      </w:r>
+    </w:p>
+    <w:p>
+      <w:pPr>
+        <w:pStyle w:val="ListParagraph"/>
+      </w:pPr>
+    </w:p>
     <w:p/>
     <w:p>
       <w:pPr>
@@ -3978,10 +5724,10 @@
       </w:pPr>
     </w:p>
     <w:sectPr>
-      <w:headerReference w:type="default" r:id="rId9"/>
-      <w:footerReference w:type="default" r:id="rId10"/>
-      <w:headerReference w:type="first" r:id="rId11"/>
-      <w:footerReference w:type="first" r:id="rId12"/>
+      <w:headerReference w:type="default" r:id="rId11"/>
+      <w:footerReference w:type="default" r:id="rId12"/>
+      <w:headerReference w:type="first" r:id="rId13"/>
+      <w:footerReference w:type="first" r:id="rId14"/>
       <w:pgSz w:w="12240" w:h="15840"/>
       <w:pgMar w:top="1440" w:right="720" w:bottom="1440" w:left="720" w:header="720" w:footer="720" w:gutter="0"/>
       <w:cols w:space="720"/>
@@ -3993,7 +5739,7 @@
 </file>
 
 <file path=word/endnotes.xml><?xml version="1.0" encoding="utf-8"?>
-<w:endnotes xmlns:wpc="http://schemas.microsoft.com/office/word/2010/wordprocessingCanvas" xmlns:cx="http://schemas.microsoft.com/office/drawing/2014/chartex" xmlns:cx1="http://schemas.microsoft.com/office/drawing/2015/9/8/chartex" xmlns:cx2="http://schemas.microsoft.com/office/drawing/2015/10/21/chartex" xmlns:cx3="http://schemas.microsoft.com/office/drawing/2016/5/9/chartex" xmlns:cx4="http://schemas.microsoft.com/office/drawing/2016/5/10/chartex" xmlns:cx5="http://schemas.microsoft.com/office/drawing/2016/5/11/chartex" xmlns:cx6="http://schemas.microsoft.com/office/drawing/2016/5/12/chartex" xmlns:cx7="http://schemas.microsoft.com/office/drawing/2016/5/13/chartex" xmlns:cx8="http://schemas.microsoft.com/office/drawing/2016/5/14/chartex" xmlns:mc="http://schemas.openxmlformats.org/markup-compatibility/2006" xmlns:aink="http://schemas.microsoft.com/office/drawing/2016/ink" xmlns:am3d="http://schemas.microsoft.com/office/drawing/2017/model3d" xmlns:o="urn:schemas-microsoft-com:office:office" xmlns:oel="http://schemas.microsoft.com/office/2019/extlst" xmlns:r="http://schemas.openxmlformats.org/officeDocument/2006/relationships" xmlns:m="http://schemas.openxmlformats.org/officeDocument/2006/math" xmlns:v="urn:schemas-microsoft-com:vml" xmlns:wp14="http://schemas.microsoft.com/office/word/2010/wordprocessingDrawing" xmlns:wp="http://schemas.openxmlformats.org/drawingml/2006/wordprocessingDrawing" xmlns:w10="urn:schemas-microsoft-com:office:word" xmlns:w="http://schemas.openxmlformats.org/wordprocessingml/2006/main" xmlns:w14="http://schemas.microsoft.com/office/word/2010/wordml" xmlns:w15="http://schemas.microsoft.com/office/word/2012/wordml" xmlns:w16cex="http://schemas.microsoft.com/office/word/2018/wordml/cex" xmlns:w16cid="http://schemas.microsoft.com/office/word/2016/wordml/cid" xmlns:w16="http://schemas.microsoft.com/office/word/2018/wordml" xmlns:w16du="http://schemas.microsoft.com/office/word/2023/wordml/word16du" xmlns:w16sdtdh="http://schemas.microsoft.com/office/word/2020/wordml/sdtdatahash" xmlns:w16sdtfl="http://schemas.microsoft.com/office/word/2024/wordml/sdtformatlock" xmlns:w16se="http://schemas.microsoft.com/office/word/2015/wordml/symex" xmlns:wpg="http://schemas.microsoft.com/office/word/2010/wordprocessingGroup" xmlns:wpi="http://schemas.microsoft.com/office/word/2010/wordprocessingInk" xmlns:wne="http://schemas.microsoft.com/office/word/2006/wordml" xmlns:wps="http://schemas.microsoft.com/office/word/2010/wordprocessingShape" mc:Ignorable="w14 w15 w16se w16cid w16 w16cex w16sdtdh w16sdtfl w16du wp14">
+<w:endnotes xmlns:wpc="http://schemas.microsoft.com/office/word/2010/wordprocessingCanvas" xmlns:cx="http://schemas.microsoft.com/office/drawing/2014/chartex" xmlns:cx1="http://schemas.microsoft.com/office/drawing/2015/9/8/chartex" xmlns:cx2="http://schemas.microsoft.com/office/drawing/2015/10/21/chartex" xmlns:cx3="http://schemas.microsoft.com/office/drawing/2016/5/9/chartex" xmlns:cx4="http://schemas.microsoft.com/office/drawing/2016/5/10/chartex" xmlns:cx5="http://schemas.microsoft.com/office/drawing/2016/5/11/chartex" xmlns:cx6="http://schemas.microsoft.com/office/drawing/2016/5/12/chartex" xmlns:cx7="http://schemas.microsoft.com/office/drawing/2016/5/13/chartex" xmlns:cx8="http://schemas.microsoft.com/office/drawing/2016/5/14/chartex" xmlns:mc="http://schemas.openxmlformats.org/markup-compatibility/2006" xmlns:m="http://schemas.openxmlformats.org/officeDocument/2006/math" xmlns:aink="http://schemas.microsoft.com/office/drawing/2016/ink" xmlns:am3d="http://schemas.microsoft.com/office/drawing/2017/model3d" xmlns:oel="http://schemas.microsoft.com/office/2019/extlst" xmlns:r="http://schemas.openxmlformats.org/officeDocument/2006/relationships" xmlns:wp14="http://schemas.microsoft.com/office/word/2010/wordprocessingDrawing" xmlns:wp="http://schemas.openxmlformats.org/drawingml/2006/wordprocessingDrawing" xmlns:wpg="http://schemas.microsoft.com/office/word/2010/wordprocessingGroup" xmlns:wpi="http://schemas.microsoft.com/office/word/2010/wordprocessingInk" xmlns:wps="http://schemas.microsoft.com/office/word/2010/wordprocessingShape" xmlns:o="urn:schemas-microsoft-com:office:office" xmlns:v="urn:schemas-microsoft-com:vml" xmlns:w10="urn:schemas-microsoft-com:office:word" xmlns:w="http://schemas.openxmlformats.org/wordprocessingml/2006/main" xmlns:w14="http://schemas.microsoft.com/office/word/2010/wordml" xmlns:w15="http://schemas.microsoft.com/office/word/2012/wordml" xmlns:w16cex="http://schemas.microsoft.com/office/word/2018/wordml/cex" xmlns:w16cid="http://schemas.microsoft.com/office/word/2016/wordml/cid" xmlns:w16="http://schemas.microsoft.com/office/word/2018/wordml" xmlns:w16sdtdh="http://schemas.microsoft.com/office/word/2020/wordml/sdtdatahash" xmlns:w16sdtfl="http://schemas.microsoft.com/office/word/2024/wordml/sdtformatlock" xmlns:w16se="http://schemas.microsoft.com/office/word/2015/wordml/symex" xmlns:w16du="http://schemas.microsoft.com/office/word/2023/wordml/word16du" xmlns:wne="http://schemas.microsoft.com/office/word/2006/wordml" mc:Ignorable="w14 w15 w16se w16cid w16 w16cex w16sdtdh w16sdtfl w16du wp14">
   <w:endnote w:type="separator" w:id="-1">
     <w:p>
       <w:pPr>
@@ -4025,7 +5771,7 @@
 </file>
 
 <file path=word/footer1.xml><?xml version="1.0" encoding="utf-8"?>
-<w:ftr xmlns:wpc="http://schemas.microsoft.com/office/word/2010/wordprocessingCanvas" xmlns:cx="http://schemas.microsoft.com/office/drawing/2014/chartex" xmlns:cx1="http://schemas.microsoft.com/office/drawing/2015/9/8/chartex" xmlns:cx2="http://schemas.microsoft.com/office/drawing/2015/10/21/chartex" xmlns:cx3="http://schemas.microsoft.com/office/drawing/2016/5/9/chartex" xmlns:cx4="http://schemas.microsoft.com/office/drawing/2016/5/10/chartex" xmlns:cx5="http://schemas.microsoft.com/office/drawing/2016/5/11/chartex" xmlns:cx6="http://schemas.microsoft.com/office/drawing/2016/5/12/chartex" xmlns:cx7="http://schemas.microsoft.com/office/drawing/2016/5/13/chartex" xmlns:cx8="http://schemas.microsoft.com/office/drawing/2016/5/14/chartex" xmlns:mc="http://schemas.openxmlformats.org/markup-compatibility/2006" xmlns:aink="http://schemas.microsoft.com/office/drawing/2016/ink" xmlns:am3d="http://schemas.microsoft.com/office/drawing/2017/model3d" xmlns:o="urn:schemas-microsoft-com:office:office" xmlns:oel="http://schemas.microsoft.com/office/2019/extlst" xmlns:r="http://schemas.openxmlformats.org/officeDocument/2006/relationships" xmlns:m="http://schemas.openxmlformats.org/officeDocument/2006/math" xmlns:v="urn:schemas-microsoft-com:vml" xmlns:wp14="http://schemas.microsoft.com/office/word/2010/wordprocessingDrawing" xmlns:wp="http://schemas.openxmlformats.org/drawingml/2006/wordprocessingDrawing" xmlns:w10="urn:schemas-microsoft-com:office:word" xmlns:w="http://schemas.openxmlformats.org/wordprocessingml/2006/main" xmlns:w14="http://schemas.microsoft.com/office/word/2010/wordml" xmlns:w15="http://schemas.microsoft.com/office/word/2012/wordml" xmlns:w16cex="http://schemas.microsoft.com/office/word/2018/wordml/cex" xmlns:w16cid="http://schemas.microsoft.com/office/word/2016/wordml/cid" xmlns:w16="http://schemas.microsoft.com/office/word/2018/wordml" xmlns:w16du="http://schemas.microsoft.com/office/word/2023/wordml/word16du" xmlns:w16sdtdh="http://schemas.microsoft.com/office/word/2020/wordml/sdtdatahash" xmlns:w16sdtfl="http://schemas.microsoft.com/office/word/2024/wordml/sdtformatlock" xmlns:w16se="http://schemas.microsoft.com/office/word/2015/wordml/symex" xmlns:wpg="http://schemas.microsoft.com/office/word/2010/wordprocessingGroup" xmlns:wpi="http://schemas.microsoft.com/office/word/2010/wordprocessingInk" xmlns:wne="http://schemas.microsoft.com/office/word/2006/wordml" xmlns:wps="http://schemas.microsoft.com/office/word/2010/wordprocessingShape" mc:Ignorable="w14 w15 w16se w16cid w16 w16cex w16sdtdh w16sdtfl w16du wp14">
+<w:ftr xmlns:wpc="http://schemas.microsoft.com/office/word/2010/wordprocessingCanvas" xmlns:cx="http://schemas.microsoft.com/office/drawing/2014/chartex" xmlns:cx1="http://schemas.microsoft.com/office/drawing/2015/9/8/chartex" xmlns:cx2="http://schemas.microsoft.com/office/drawing/2015/10/21/chartex" xmlns:cx3="http://schemas.microsoft.com/office/drawing/2016/5/9/chartex" xmlns:cx4="http://schemas.microsoft.com/office/drawing/2016/5/10/chartex" xmlns:cx5="http://schemas.microsoft.com/office/drawing/2016/5/11/chartex" xmlns:cx6="http://schemas.microsoft.com/office/drawing/2016/5/12/chartex" xmlns:cx7="http://schemas.microsoft.com/office/drawing/2016/5/13/chartex" xmlns:cx8="http://schemas.microsoft.com/office/drawing/2016/5/14/chartex" xmlns:mc="http://schemas.openxmlformats.org/markup-compatibility/2006" xmlns:m="http://schemas.openxmlformats.org/officeDocument/2006/math" xmlns:aink="http://schemas.microsoft.com/office/drawing/2016/ink" xmlns:am3d="http://schemas.microsoft.com/office/drawing/2017/model3d" xmlns:oel="http://schemas.microsoft.com/office/2019/extlst" xmlns:r="http://schemas.openxmlformats.org/officeDocument/2006/relationships" xmlns:wp14="http://schemas.microsoft.com/office/word/2010/wordprocessingDrawing" xmlns:wp="http://schemas.openxmlformats.org/drawingml/2006/wordprocessingDrawing" xmlns:wpg="http://schemas.microsoft.com/office/word/2010/wordprocessingGroup" xmlns:wpi="http://schemas.microsoft.com/office/word/2010/wordprocessingInk" xmlns:wps="http://schemas.microsoft.com/office/word/2010/wordprocessingShape" xmlns:o="urn:schemas-microsoft-com:office:office" xmlns:v="urn:schemas-microsoft-com:vml" xmlns:w10="urn:schemas-microsoft-com:office:word" xmlns:w="http://schemas.openxmlformats.org/wordprocessingml/2006/main" xmlns:w14="http://schemas.microsoft.com/office/word/2010/wordml" xmlns:w15="http://schemas.microsoft.com/office/word/2012/wordml" xmlns:w16cex="http://schemas.microsoft.com/office/word/2018/wordml/cex" xmlns:w16cid="http://schemas.microsoft.com/office/word/2016/wordml/cid" xmlns:w16="http://schemas.microsoft.com/office/word/2018/wordml" xmlns:w16sdtdh="http://schemas.microsoft.com/office/word/2020/wordml/sdtdatahash" xmlns:w16sdtfl="http://schemas.microsoft.com/office/word/2024/wordml/sdtformatlock" xmlns:w16se="http://schemas.microsoft.com/office/word/2015/wordml/symex" xmlns:w16du="http://schemas.microsoft.com/office/word/2023/wordml/word16du" xmlns:wne="http://schemas.microsoft.com/office/word/2006/wordml" mc:Ignorable="w14 w15 w16se w16cid w16 w16cex w16sdtdh w16sdtfl w16du wp14">
   <w:sdt>
     <w:sdtPr>
       <w:id w:val="1603763343"/>
@@ -4157,7 +5903,7 @@
 </file>
 
 <file path=word/footer2.xml><?xml version="1.0" encoding="utf-8"?>
-<w:ftr xmlns:wpc="http://schemas.microsoft.com/office/word/2010/wordprocessingCanvas" xmlns:cx="http://schemas.microsoft.com/office/drawing/2014/chartex" xmlns:cx1="http://schemas.microsoft.com/office/drawing/2015/9/8/chartex" xmlns:cx2="http://schemas.microsoft.com/office/drawing/2015/10/21/chartex" xmlns:cx3="http://schemas.microsoft.com/office/drawing/2016/5/9/chartex" xmlns:cx4="http://schemas.microsoft.com/office/drawing/2016/5/10/chartex" xmlns:cx5="http://schemas.microsoft.com/office/drawing/2016/5/11/chartex" xmlns:cx6="http://schemas.microsoft.com/office/drawing/2016/5/12/chartex" xmlns:cx7="http://schemas.microsoft.com/office/drawing/2016/5/13/chartex" xmlns:cx8="http://schemas.microsoft.com/office/drawing/2016/5/14/chartex" xmlns:mc="http://schemas.openxmlformats.org/markup-compatibility/2006" xmlns:aink="http://schemas.microsoft.com/office/drawing/2016/ink" xmlns:am3d="http://schemas.microsoft.com/office/drawing/2017/model3d" xmlns:o="urn:schemas-microsoft-com:office:office" xmlns:oel="http://schemas.microsoft.com/office/2019/extlst" xmlns:r="http://schemas.openxmlformats.org/officeDocument/2006/relationships" xmlns:m="http://schemas.openxmlformats.org/officeDocument/2006/math" xmlns:v="urn:schemas-microsoft-com:vml" xmlns:wp14="http://schemas.microsoft.com/office/word/2010/wordprocessingDrawing" xmlns:wp="http://schemas.openxmlformats.org/drawingml/2006/wordprocessingDrawing" xmlns:w10="urn:schemas-microsoft-com:office:word" xmlns:w="http://schemas.openxmlformats.org/wordprocessingml/2006/main" xmlns:w14="http://schemas.microsoft.com/office/word/2010/wordml" xmlns:w15="http://schemas.microsoft.com/office/word/2012/wordml" xmlns:w16cex="http://schemas.microsoft.com/office/word/2018/wordml/cex" xmlns:w16cid="http://schemas.microsoft.com/office/word/2016/wordml/cid" xmlns:w16="http://schemas.microsoft.com/office/word/2018/wordml" xmlns:w16du="http://schemas.microsoft.com/office/word/2023/wordml/word16du" xmlns:w16sdtdh="http://schemas.microsoft.com/office/word/2020/wordml/sdtdatahash" xmlns:w16sdtfl="http://schemas.microsoft.com/office/word/2024/wordml/sdtformatlock" xmlns:w16se="http://schemas.microsoft.com/office/word/2015/wordml/symex" xmlns:wpg="http://schemas.microsoft.com/office/word/2010/wordprocessingGroup" xmlns:wpi="http://schemas.microsoft.com/office/word/2010/wordprocessingInk" xmlns:wne="http://schemas.microsoft.com/office/word/2006/wordml" xmlns:wps="http://schemas.microsoft.com/office/word/2010/wordprocessingShape" mc:Ignorable="w14 w15 w16se w16cid w16 w16cex w16sdtdh w16sdtfl w16du wp14">
+<w:ftr xmlns:wpc="http://schemas.microsoft.com/office/word/2010/wordprocessingCanvas" xmlns:cx="http://schemas.microsoft.com/office/drawing/2014/chartex" xmlns:cx1="http://schemas.microsoft.com/office/drawing/2015/9/8/chartex" xmlns:cx2="http://schemas.microsoft.com/office/drawing/2015/10/21/chartex" xmlns:cx3="http://schemas.microsoft.com/office/drawing/2016/5/9/chartex" xmlns:cx4="http://schemas.microsoft.com/office/drawing/2016/5/10/chartex" xmlns:cx5="http://schemas.microsoft.com/office/drawing/2016/5/11/chartex" xmlns:cx6="http://schemas.microsoft.com/office/drawing/2016/5/12/chartex" xmlns:cx7="http://schemas.microsoft.com/office/drawing/2016/5/13/chartex" xmlns:cx8="http://schemas.microsoft.com/office/drawing/2016/5/14/chartex" xmlns:mc="http://schemas.openxmlformats.org/markup-compatibility/2006" xmlns:m="http://schemas.openxmlformats.org/officeDocument/2006/math" xmlns:aink="http://schemas.microsoft.com/office/drawing/2016/ink" xmlns:am3d="http://schemas.microsoft.com/office/drawing/2017/model3d" xmlns:oel="http://schemas.microsoft.com/office/2019/extlst" xmlns:r="http://schemas.openxmlformats.org/officeDocument/2006/relationships" xmlns:wp14="http://schemas.microsoft.com/office/word/2010/wordprocessingDrawing" xmlns:wp="http://schemas.openxmlformats.org/drawingml/2006/wordprocessingDrawing" xmlns:wpg="http://schemas.microsoft.com/office/word/2010/wordprocessingGroup" xmlns:wpi="http://schemas.microsoft.com/office/word/2010/wordprocessingInk" xmlns:wps="http://schemas.microsoft.com/office/word/2010/wordprocessingShape" xmlns:o="urn:schemas-microsoft-com:office:office" xmlns:v="urn:schemas-microsoft-com:vml" xmlns:w10="urn:schemas-microsoft-com:office:word" xmlns:w="http://schemas.openxmlformats.org/wordprocessingml/2006/main" xmlns:w14="http://schemas.microsoft.com/office/word/2010/wordml" xmlns:w15="http://schemas.microsoft.com/office/word/2012/wordml" xmlns:w16cex="http://schemas.microsoft.com/office/word/2018/wordml/cex" xmlns:w16cid="http://schemas.microsoft.com/office/word/2016/wordml/cid" xmlns:w16="http://schemas.microsoft.com/office/word/2018/wordml" xmlns:w16sdtdh="http://schemas.microsoft.com/office/word/2020/wordml/sdtdatahash" xmlns:w16sdtfl="http://schemas.microsoft.com/office/word/2024/wordml/sdtformatlock" xmlns:w16se="http://schemas.microsoft.com/office/word/2015/wordml/symex" xmlns:w16du="http://schemas.microsoft.com/office/word/2023/wordml/word16du" xmlns:wne="http://schemas.microsoft.com/office/word/2006/wordml" mc:Ignorable="w14 w15 w16se w16cid w16 w16cex w16sdtdh w16sdtfl w16du wp14">
   <w:sdt>
     <w:sdtPr>
       <w:id w:val="-9535277"/>
@@ -4220,7 +5966,7 @@
 </file>
 
 <file path=word/footnotes.xml><?xml version="1.0" encoding="utf-8"?>
-<w:footnotes xmlns:wpc="http://schemas.microsoft.com/office/word/2010/wordprocessingCanvas" xmlns:cx="http://schemas.microsoft.com/office/drawing/2014/chartex" xmlns:cx1="http://schemas.microsoft.com/office/drawing/2015/9/8/chartex" xmlns:cx2="http://schemas.microsoft.com/office/drawing/2015/10/21/chartex" xmlns:cx3="http://schemas.microsoft.com/office/drawing/2016/5/9/chartex" xmlns:cx4="http://schemas.microsoft.com/office/drawing/2016/5/10/chartex" xmlns:cx5="http://schemas.microsoft.com/office/drawing/2016/5/11/chartex" xmlns:cx6="http://schemas.microsoft.com/office/drawing/2016/5/12/chartex" xmlns:cx7="http://schemas.microsoft.com/office/drawing/2016/5/13/chartex" xmlns:cx8="http://schemas.microsoft.com/office/drawing/2016/5/14/chartex" xmlns:mc="http://schemas.openxmlformats.org/markup-compatibility/2006" xmlns:aink="http://schemas.microsoft.com/office/drawing/2016/ink" xmlns:am3d="http://schemas.microsoft.com/office/drawing/2017/model3d" xmlns:o="urn:schemas-microsoft-com:office:office" xmlns:oel="http://schemas.microsoft.com/office/2019/extlst" xmlns:r="http://schemas.openxmlformats.org/officeDocument/2006/relationships" xmlns:m="http://schemas.openxmlformats.org/officeDocument/2006/math" xmlns:v="urn:schemas-microsoft-com:vml" xmlns:wp14="http://schemas.microsoft.com/office/word/2010/wordprocessingDrawing" xmlns:wp="http://schemas.openxmlformats.org/drawingml/2006/wordprocessingDrawing" xmlns:w10="urn:schemas-microsoft-com:office:word" xmlns:w="http://schemas.openxmlformats.org/wordprocessingml/2006/main" xmlns:w14="http://schemas.microsoft.com/office/word/2010/wordml" xmlns:w15="http://schemas.microsoft.com/office/word/2012/wordml" xmlns:w16cex="http://schemas.microsoft.com/office/word/2018/wordml/cex" xmlns:w16cid="http://schemas.microsoft.com/office/word/2016/wordml/cid" xmlns:w16="http://schemas.microsoft.com/office/word/2018/wordml" xmlns:w16du="http://schemas.microsoft.com/office/word/2023/wordml/word16du" xmlns:w16sdtdh="http://schemas.microsoft.com/office/word/2020/wordml/sdtdatahash" xmlns:w16sdtfl="http://schemas.microsoft.com/office/word/2024/wordml/sdtformatlock" xmlns:w16se="http://schemas.microsoft.com/office/word/2015/wordml/symex" xmlns:wpg="http://schemas.microsoft.com/office/word/2010/wordprocessingGroup" xmlns:wpi="http://schemas.microsoft.com/office/word/2010/wordprocessingInk" xmlns:wne="http://schemas.microsoft.com/office/word/2006/wordml" xmlns:wps="http://schemas.microsoft.com/office/word/2010/wordprocessingShape" mc:Ignorable="w14 w15 w16se w16cid w16 w16cex w16sdtdh w16sdtfl w16du wp14">
+<w:footnotes xmlns:wpc="http://schemas.microsoft.com/office/word/2010/wordprocessingCanvas" xmlns:cx="http://schemas.microsoft.com/office/drawing/2014/chartex" xmlns:cx1="http://schemas.microsoft.com/office/drawing/2015/9/8/chartex" xmlns:cx2="http://schemas.microsoft.com/office/drawing/2015/10/21/chartex" xmlns:cx3="http://schemas.microsoft.com/office/drawing/2016/5/9/chartex" xmlns:cx4="http://schemas.microsoft.com/office/drawing/2016/5/10/chartex" xmlns:cx5="http://schemas.microsoft.com/office/drawing/2016/5/11/chartex" xmlns:cx6="http://schemas.microsoft.com/office/drawing/2016/5/12/chartex" xmlns:cx7="http://schemas.microsoft.com/office/drawing/2016/5/13/chartex" xmlns:cx8="http://schemas.microsoft.com/office/drawing/2016/5/14/chartex" xmlns:mc="http://schemas.openxmlformats.org/markup-compatibility/2006" xmlns:m="http://schemas.openxmlformats.org/officeDocument/2006/math" xmlns:aink="http://schemas.microsoft.com/office/drawing/2016/ink" xmlns:am3d="http://schemas.microsoft.com/office/drawing/2017/model3d" xmlns:oel="http://schemas.microsoft.com/office/2019/extlst" xmlns:r="http://schemas.openxmlformats.org/officeDocument/2006/relationships" xmlns:wp14="http://schemas.microsoft.com/office/word/2010/wordprocessingDrawing" xmlns:wp="http://schemas.openxmlformats.org/drawingml/2006/wordprocessingDrawing" xmlns:wpg="http://schemas.microsoft.com/office/word/2010/wordprocessingGroup" xmlns:wpi="http://schemas.microsoft.com/office/word/2010/wordprocessingInk" xmlns:wps="http://schemas.microsoft.com/office/word/2010/wordprocessingShape" xmlns:o="urn:schemas-microsoft-com:office:office" xmlns:v="urn:schemas-microsoft-com:vml" xmlns:w10="urn:schemas-microsoft-com:office:word" xmlns:w="http://schemas.openxmlformats.org/wordprocessingml/2006/main" xmlns:w14="http://schemas.microsoft.com/office/word/2010/wordml" xmlns:w15="http://schemas.microsoft.com/office/word/2012/wordml" xmlns:w16cex="http://schemas.microsoft.com/office/word/2018/wordml/cex" xmlns:w16cid="http://schemas.microsoft.com/office/word/2016/wordml/cid" xmlns:w16="http://schemas.microsoft.com/office/word/2018/wordml" xmlns:w16sdtdh="http://schemas.microsoft.com/office/word/2020/wordml/sdtdatahash" xmlns:w16sdtfl="http://schemas.microsoft.com/office/word/2024/wordml/sdtformatlock" xmlns:w16se="http://schemas.microsoft.com/office/word/2015/wordml/symex" xmlns:w16du="http://schemas.microsoft.com/office/word/2023/wordml/word16du" xmlns:wne="http://schemas.microsoft.com/office/word/2006/wordml" mc:Ignorable="w14 w15 w16se w16cid w16 w16cex w16sdtdh w16sdtfl w16du wp14">
   <w:footnote w:type="separator" w:id="-1">
     <w:p>
       <w:pPr>
@@ -4252,7 +5998,7 @@
 </file>
 
 <file path=word/header1.xml><?xml version="1.0" encoding="utf-8"?>
-<w:hdr xmlns:wpc="http://schemas.microsoft.com/office/word/2010/wordprocessingCanvas" xmlns:cx="http://schemas.microsoft.com/office/drawing/2014/chartex" xmlns:cx1="http://schemas.microsoft.com/office/drawing/2015/9/8/chartex" xmlns:cx2="http://schemas.microsoft.com/office/drawing/2015/10/21/chartex" xmlns:cx3="http://schemas.microsoft.com/office/drawing/2016/5/9/chartex" xmlns:cx4="http://schemas.microsoft.com/office/drawing/2016/5/10/chartex" xmlns:cx5="http://schemas.microsoft.com/office/drawing/2016/5/11/chartex" xmlns:cx6="http://schemas.microsoft.com/office/drawing/2016/5/12/chartex" xmlns:cx7="http://schemas.microsoft.com/office/drawing/2016/5/13/chartex" xmlns:cx8="http://schemas.microsoft.com/office/drawing/2016/5/14/chartex" xmlns:mc="http://schemas.openxmlformats.org/markup-compatibility/2006" xmlns:aink="http://schemas.microsoft.com/office/drawing/2016/ink" xmlns:am3d="http://schemas.microsoft.com/office/drawing/2017/model3d" xmlns:o="urn:schemas-microsoft-com:office:office" xmlns:oel="http://schemas.microsoft.com/office/2019/extlst" xmlns:r="http://schemas.openxmlformats.org/officeDocument/2006/relationships" xmlns:m="http://schemas.openxmlformats.org/officeDocument/2006/math" xmlns:v="urn:schemas-microsoft-com:vml" xmlns:wp14="http://schemas.microsoft.com/office/word/2010/wordprocessingDrawing" xmlns:wp="http://schemas.openxmlformats.org/drawingml/2006/wordprocessingDrawing" xmlns:w10="urn:schemas-microsoft-com:office:word" xmlns:w="http://schemas.openxmlformats.org/wordprocessingml/2006/main" xmlns:w14="http://schemas.microsoft.com/office/word/2010/wordml" xmlns:w15="http://schemas.microsoft.com/office/word/2012/wordml" xmlns:w16cex="http://schemas.microsoft.com/office/word/2018/wordml/cex" xmlns:w16cid="http://schemas.microsoft.com/office/word/2016/wordml/cid" xmlns:w16="http://schemas.microsoft.com/office/word/2018/wordml" xmlns:w16du="http://schemas.microsoft.com/office/word/2023/wordml/word16du" xmlns:w16sdtdh="http://schemas.microsoft.com/office/word/2020/wordml/sdtdatahash" xmlns:w16sdtfl="http://schemas.microsoft.com/office/word/2024/wordml/sdtformatlock" xmlns:w16se="http://schemas.microsoft.com/office/word/2015/wordml/symex" xmlns:wpg="http://schemas.microsoft.com/office/word/2010/wordprocessingGroup" xmlns:wpi="http://schemas.microsoft.com/office/word/2010/wordprocessingInk" xmlns:wne="http://schemas.microsoft.com/office/word/2006/wordml" xmlns:wps="http://schemas.microsoft.com/office/word/2010/wordprocessingShape" mc:Ignorable="w14 w15 w16se w16cid w16 w16cex w16sdtdh w16sdtfl w16du wp14">
+<w:hdr xmlns:wpc="http://schemas.microsoft.com/office/word/2010/wordprocessingCanvas" xmlns:cx="http://schemas.microsoft.com/office/drawing/2014/chartex" xmlns:cx1="http://schemas.microsoft.com/office/drawing/2015/9/8/chartex" xmlns:cx2="http://schemas.microsoft.com/office/drawing/2015/10/21/chartex" xmlns:cx3="http://schemas.microsoft.com/office/drawing/2016/5/9/chartex" xmlns:cx4="http://schemas.microsoft.com/office/drawing/2016/5/10/chartex" xmlns:cx5="http://schemas.microsoft.com/office/drawing/2016/5/11/chartex" xmlns:cx6="http://schemas.microsoft.com/office/drawing/2016/5/12/chartex" xmlns:cx7="http://schemas.microsoft.com/office/drawing/2016/5/13/chartex" xmlns:cx8="http://schemas.microsoft.com/office/drawing/2016/5/14/chartex" xmlns:mc="http://schemas.openxmlformats.org/markup-compatibility/2006" xmlns:m="http://schemas.openxmlformats.org/officeDocument/2006/math" xmlns:aink="http://schemas.microsoft.com/office/drawing/2016/ink" xmlns:am3d="http://schemas.microsoft.com/office/drawing/2017/model3d" xmlns:oel="http://schemas.microsoft.com/office/2019/extlst" xmlns:r="http://schemas.openxmlformats.org/officeDocument/2006/relationships" xmlns:wp14="http://schemas.microsoft.com/office/word/2010/wordprocessingDrawing" xmlns:wp="http://schemas.openxmlformats.org/drawingml/2006/wordprocessingDrawing" xmlns:wpg="http://schemas.microsoft.com/office/word/2010/wordprocessingGroup" xmlns:wpi="http://schemas.microsoft.com/office/word/2010/wordprocessingInk" xmlns:wps="http://schemas.microsoft.com/office/word/2010/wordprocessingShape" xmlns:o="urn:schemas-microsoft-com:office:office" xmlns:v="urn:schemas-microsoft-com:vml" xmlns:w10="urn:schemas-microsoft-com:office:word" xmlns:w="http://schemas.openxmlformats.org/wordprocessingml/2006/main" xmlns:w14="http://schemas.microsoft.com/office/word/2010/wordml" xmlns:w15="http://schemas.microsoft.com/office/word/2012/wordml" xmlns:w16cex="http://schemas.microsoft.com/office/word/2018/wordml/cex" xmlns:w16cid="http://schemas.microsoft.com/office/word/2016/wordml/cid" xmlns:w16="http://schemas.microsoft.com/office/word/2018/wordml" xmlns:w16sdtdh="http://schemas.microsoft.com/office/word/2020/wordml/sdtdatahash" xmlns:w16sdtfl="http://schemas.microsoft.com/office/word/2024/wordml/sdtformatlock" xmlns:w16se="http://schemas.microsoft.com/office/word/2015/wordml/symex" xmlns:w16du="http://schemas.microsoft.com/office/word/2023/wordml/word16du" xmlns:wne="http://schemas.microsoft.com/office/word/2006/wordml" mc:Ignorable="w14 w15 w16se w16cid w16 w16cex w16sdtdh w16sdtfl w16du wp14">
   <w:p>
     <w:pPr>
       <w:spacing w:line="264" w:lineRule="auto"/>
@@ -4337,7 +6083,7 @@
             </wp:anchor>
           </w:drawing>
         </mc:Choice>
-        <mc:Fallback xmlns:arto="http://schemas.microsoft.com/office/word/2006/arto" xmlns:a="http://schemas.openxmlformats.org/drawingml/2006/main">
+        <mc:Fallback xmlns:a="http://schemas.openxmlformats.org/drawingml/2006/main" xmlns:arto="http://schemas.microsoft.com/office/word/2006/arto">
           <w:pict>
             <v:rect id="Rectangle 72" style="position:absolute;margin-left:0;margin-top:0;width:580.8pt;height:752.4pt;z-index:251661312;visibility:visible;mso-wrap-style:square;mso-width-percent:950;mso-height-percent:950;mso-wrap-distance-left:9pt;mso-wrap-distance-top:0;mso-wrap-distance-right:9pt;mso-wrap-distance-bottom:0;mso-position-horizontal:center;mso-position-horizontal-relative:page;mso-position-vertical:center;mso-position-vertical-relative:page;mso-width-percent:950;mso-height-percent:950;mso-width-relative:page;mso-height-relative:page;v-text-anchor:middle" o:spid="_x0000_s1026" filled="f" strokecolor="#938953 [1614]" strokeweight="1.25pt" w14:anchorId="5C3517D5" o:gfxdata="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">
               <w10:wrap anchorx="page" anchory="page"/>
@@ -4381,7 +6127,7 @@
 </file>
 
 <file path=word/header2.xml><?xml version="1.0" encoding="utf-8"?>
-<w:hdr xmlns:wpc="http://schemas.microsoft.com/office/word/2010/wordprocessingCanvas" xmlns:cx="http://schemas.microsoft.com/office/drawing/2014/chartex" xmlns:cx1="http://schemas.microsoft.com/office/drawing/2015/9/8/chartex" xmlns:cx2="http://schemas.microsoft.com/office/drawing/2015/10/21/chartex" xmlns:cx3="http://schemas.microsoft.com/office/drawing/2016/5/9/chartex" xmlns:cx4="http://schemas.microsoft.com/office/drawing/2016/5/10/chartex" xmlns:cx5="http://schemas.microsoft.com/office/drawing/2016/5/11/chartex" xmlns:cx6="http://schemas.microsoft.com/office/drawing/2016/5/12/chartex" xmlns:cx7="http://schemas.microsoft.com/office/drawing/2016/5/13/chartex" xmlns:cx8="http://schemas.microsoft.com/office/drawing/2016/5/14/chartex" xmlns:mc="http://schemas.openxmlformats.org/markup-compatibility/2006" xmlns:aink="http://schemas.microsoft.com/office/drawing/2016/ink" xmlns:am3d="http://schemas.microsoft.com/office/drawing/2017/model3d" xmlns:o="urn:schemas-microsoft-com:office:office" xmlns:oel="http://schemas.microsoft.com/office/2019/extlst" xmlns:r="http://schemas.openxmlformats.org/officeDocument/2006/relationships" xmlns:m="http://schemas.openxmlformats.org/officeDocument/2006/math" xmlns:v="urn:schemas-microsoft-com:vml" xmlns:wp14="http://schemas.microsoft.com/office/word/2010/wordprocessingDrawing" xmlns:wp="http://schemas.openxmlformats.org/drawingml/2006/wordprocessingDrawing" xmlns:w10="urn:schemas-microsoft-com:office:word" xmlns:w="http://schemas.openxmlformats.org/wordprocessingml/2006/main" xmlns:w14="http://schemas.microsoft.com/office/word/2010/wordml" xmlns:w15="http://schemas.microsoft.com/office/word/2012/wordml" xmlns:w16cex="http://schemas.microsoft.com/office/word/2018/wordml/cex" xmlns:w16cid="http://schemas.microsoft.com/office/word/2016/wordml/cid" xmlns:w16="http://schemas.microsoft.com/office/word/2018/wordml" xmlns:w16du="http://schemas.microsoft.com/office/word/2023/wordml/word16du" xmlns:w16sdtdh="http://schemas.microsoft.com/office/word/2020/wordml/sdtdatahash" xmlns:w16sdtfl="http://schemas.microsoft.com/office/word/2024/wordml/sdtformatlock" xmlns:w16se="http://schemas.microsoft.com/office/word/2015/wordml/symex" xmlns:wpg="http://schemas.microsoft.com/office/word/2010/wordprocessingGroup" xmlns:wpi="http://schemas.microsoft.com/office/word/2010/wordprocessingInk" xmlns:wne="http://schemas.microsoft.com/office/word/2006/wordml" xmlns:wps="http://schemas.microsoft.com/office/word/2010/wordprocessingShape" mc:Ignorable="w14 w15 w16se w16cid w16 w16cex w16sdtdh w16sdtfl w16du wp14">
+<w:hdr xmlns:wpc="http://schemas.microsoft.com/office/word/2010/wordprocessingCanvas" xmlns:cx="http://schemas.microsoft.com/office/drawing/2014/chartex" xmlns:cx1="http://schemas.microsoft.com/office/drawing/2015/9/8/chartex" xmlns:cx2="http://schemas.microsoft.com/office/drawing/2015/10/21/chartex" xmlns:cx3="http://schemas.microsoft.com/office/drawing/2016/5/9/chartex" xmlns:cx4="http://schemas.microsoft.com/office/drawing/2016/5/10/chartex" xmlns:cx5="http://schemas.microsoft.com/office/drawing/2016/5/11/chartex" xmlns:cx6="http://schemas.microsoft.com/office/drawing/2016/5/12/chartex" xmlns:cx7="http://schemas.microsoft.com/office/drawing/2016/5/13/chartex" xmlns:cx8="http://schemas.microsoft.com/office/drawing/2016/5/14/chartex" xmlns:mc="http://schemas.openxmlformats.org/markup-compatibility/2006" xmlns:m="http://schemas.openxmlformats.org/officeDocument/2006/math" xmlns:aink="http://schemas.microsoft.com/office/drawing/2016/ink" xmlns:am3d="http://schemas.microsoft.com/office/drawing/2017/model3d" xmlns:oel="http://schemas.microsoft.com/office/2019/extlst" xmlns:r="http://schemas.openxmlformats.org/officeDocument/2006/relationships" xmlns:wp14="http://schemas.microsoft.com/office/word/2010/wordprocessingDrawing" xmlns:wp="http://schemas.openxmlformats.org/drawingml/2006/wordprocessingDrawing" xmlns:wpg="http://schemas.microsoft.com/office/word/2010/wordprocessingGroup" xmlns:wpi="http://schemas.microsoft.com/office/word/2010/wordprocessingInk" xmlns:wps="http://schemas.microsoft.com/office/word/2010/wordprocessingShape" xmlns:o="urn:schemas-microsoft-com:office:office" xmlns:v="urn:schemas-microsoft-com:vml" xmlns:w10="urn:schemas-microsoft-com:office:word" xmlns:w="http://schemas.openxmlformats.org/wordprocessingml/2006/main" xmlns:w14="http://schemas.microsoft.com/office/word/2010/wordml" xmlns:w15="http://schemas.microsoft.com/office/word/2012/wordml" xmlns:w16cex="http://schemas.microsoft.com/office/word/2018/wordml/cex" xmlns:w16cid="http://schemas.microsoft.com/office/word/2016/wordml/cid" xmlns:w16="http://schemas.microsoft.com/office/word/2018/wordml" xmlns:w16sdtdh="http://schemas.microsoft.com/office/word/2020/wordml/sdtdatahash" xmlns:w16sdtfl="http://schemas.microsoft.com/office/word/2024/wordml/sdtformatlock" xmlns:w16se="http://schemas.microsoft.com/office/word/2015/wordml/symex" xmlns:w16du="http://schemas.microsoft.com/office/word/2023/wordml/word16du" xmlns:wne="http://schemas.microsoft.com/office/word/2006/wordml" mc:Ignorable="w14 w15 w16se w16cid w16 w16cex w16sdtdh w16sdtfl w16du wp14">
   <w:p>
     <w:pPr>
       <w:pStyle w:val="Header"/>
@@ -4571,180 +6317,8 @@
 </file>
 
 <file path=word/numbering.xml><?xml version="1.0" encoding="utf-8"?>
-<w:numbering xmlns:wpc="http://schemas.microsoft.com/office/word/2010/wordprocessingCanvas" xmlns:cx="http://schemas.microsoft.com/office/drawing/2014/chartex" xmlns:cx1="http://schemas.microsoft.com/office/drawing/2015/9/8/chartex" xmlns:cx2="http://schemas.microsoft.com/office/drawing/2015/10/21/chartex" xmlns:cx3="http://schemas.microsoft.com/office/drawing/2016/5/9/chartex" xmlns:cx4="http://schemas.microsoft.com/office/drawing/2016/5/10/chartex" xmlns:cx5="http://schemas.microsoft.com/office/drawing/2016/5/11/chartex" xmlns:cx6="http://schemas.microsoft.com/office/drawing/2016/5/12/chartex" xmlns:cx7="http://schemas.microsoft.com/office/drawing/2016/5/13/chartex" xmlns:cx8="http://schemas.microsoft.com/office/drawing/2016/5/14/chartex" xmlns:mc="http://schemas.openxmlformats.org/markup-compatibility/2006" xmlns:aink="http://schemas.microsoft.com/office/drawing/2016/ink" xmlns:am3d="http://schemas.microsoft.com/office/drawing/2017/model3d" xmlns:o="urn:schemas-microsoft-com:office:office" xmlns:oel="http://schemas.microsoft.com/office/2019/extlst" xmlns:r="http://schemas.openxmlformats.org/officeDocument/2006/relationships" xmlns:m="http://schemas.openxmlformats.org/officeDocument/2006/math" xmlns:v="urn:schemas-microsoft-com:vml" xmlns:wp14="http://schemas.microsoft.com/office/word/2010/wordprocessingDrawing" xmlns:wp="http://schemas.openxmlformats.org/drawingml/2006/wordprocessingDrawing" xmlns:w10="urn:schemas-microsoft-com:office:word" xmlns:w="http://schemas.openxmlformats.org/wordprocessingml/2006/main" xmlns:w14="http://schemas.microsoft.com/office/word/2010/wordml" xmlns:w15="http://schemas.microsoft.com/office/word/2012/wordml" xmlns:w16cex="http://schemas.microsoft.com/office/word/2018/wordml/cex" xmlns:w16cid="http://schemas.microsoft.com/office/word/2016/wordml/cid" xmlns:w16="http://schemas.microsoft.com/office/word/2018/wordml" xmlns:w16du="http://schemas.microsoft.com/office/word/2023/wordml/word16du" xmlns:w16sdtdh="http://schemas.microsoft.com/office/word/2020/wordml/sdtdatahash" xmlns:w16sdtfl="http://schemas.microsoft.com/office/word/2024/wordml/sdtformatlock" xmlns:w16se="http://schemas.microsoft.com/office/word/2015/wordml/symex" xmlns:wpg="http://schemas.microsoft.com/office/word/2010/wordprocessingGroup" xmlns:wpi="http://schemas.microsoft.com/office/word/2010/wordprocessingInk" xmlns:wne="http://schemas.microsoft.com/office/word/2006/wordml" xmlns:wps="http://schemas.microsoft.com/office/word/2010/wordprocessingShape" mc:Ignorable="w14 w15 w16se w16cid w16 w16cex w16sdtdh w16sdtfl w16du wp14">
+<w:numbering xmlns:wpc="http://schemas.microsoft.com/office/word/2010/wordprocessingCanvas" xmlns:cx="http://schemas.microsoft.com/office/drawing/2014/chartex" xmlns:cx1="http://schemas.microsoft.com/office/drawing/2015/9/8/chartex" xmlns:cx2="http://schemas.microsoft.com/office/drawing/2015/10/21/chartex" xmlns:cx3="http://schemas.microsoft.com/office/drawing/2016/5/9/chartex" xmlns:cx4="http://schemas.microsoft.com/office/drawing/2016/5/10/chartex" xmlns:cx5="http://schemas.microsoft.com/office/drawing/2016/5/11/chartex" xmlns:cx6="http://schemas.microsoft.com/office/drawing/2016/5/12/chartex" xmlns:cx7="http://schemas.microsoft.com/office/drawing/2016/5/13/chartex" xmlns:cx8="http://schemas.microsoft.com/office/drawing/2016/5/14/chartex" xmlns:mc="http://schemas.openxmlformats.org/markup-compatibility/2006" xmlns:m="http://schemas.openxmlformats.org/officeDocument/2006/math" xmlns:aink="http://schemas.microsoft.com/office/drawing/2016/ink" xmlns:am3d="http://schemas.microsoft.com/office/drawing/2017/model3d" xmlns:oel="http://schemas.microsoft.com/office/2019/extlst" xmlns:r="http://schemas.openxmlformats.org/officeDocument/2006/relationships" xmlns:wp14="http://schemas.microsoft.com/office/word/2010/wordprocessingDrawing" xmlns:wp="http://schemas.openxmlformats.org/drawingml/2006/wordprocessingDrawing" xmlns:wpg="http://schemas.microsoft.com/office/word/2010/wordprocessingGroup" xmlns:wpi="http://schemas.microsoft.com/office/word/2010/wordprocessingInk" xmlns:wps="http://schemas.microsoft.com/office/word/2010/wordprocessingShape" xmlns:o="urn:schemas-microsoft-com:office:office" xmlns:v="urn:schemas-microsoft-com:vml" xmlns:w10="urn:schemas-microsoft-com:office:word" xmlns:w="http://schemas.openxmlformats.org/wordprocessingml/2006/main" xmlns:w14="http://schemas.microsoft.com/office/word/2010/wordml" xmlns:w15="http://schemas.microsoft.com/office/word/2012/wordml" xmlns:w16cex="http://schemas.microsoft.com/office/word/2018/wordml/cex" xmlns:w16cid="http://schemas.microsoft.com/office/word/2016/wordml/cid" xmlns:w16="http://schemas.microsoft.com/office/word/2018/wordml" xmlns:w16sdtdh="http://schemas.microsoft.com/office/word/2020/wordml/sdtdatahash" xmlns:w16sdtfl="http://schemas.microsoft.com/office/word/2024/wordml/sdtformatlock" xmlns:w16se="http://schemas.microsoft.com/office/word/2015/wordml/symex" xmlns:w16du="http://schemas.microsoft.com/office/word/2023/wordml/word16du" xmlns:wne="http://schemas.microsoft.com/office/word/2006/wordml" mc:Ignorable="w14 w15 w16se w16cid w16 w16cex w16sdtdh w16sdtfl w16du wp14">
   <w:abstractNum w:abstractNumId="0" w15:restartNumberingAfterBreak="0">
-    <w:nsid w:val="030E7D54"/>
-    <w:multiLevelType w:val="hybridMultilevel"/>
-    <w:tmpl w:val="80583A20"/>
-    <w:lvl w:ilvl="0" w:tplc="4B4AD906">
-      <w:start w:val="2"/>
-      <w:numFmt w:val="decimal"/>
-      <w:lvlText w:val="%1."/>
-      <w:lvlJc w:val="left"/>
-      <w:pPr>
-        <w:ind w:left="720" w:hanging="360"/>
-      </w:pPr>
-    </w:lvl>
-    <w:lvl w:ilvl="1" w:tplc="58EE07DA">
-      <w:start w:val="1"/>
-      <w:numFmt w:val="lowerLetter"/>
-      <w:lvlText w:val="%2."/>
-      <w:lvlJc w:val="left"/>
-      <w:pPr>
-        <w:ind w:left="1440" w:hanging="360"/>
-      </w:pPr>
-    </w:lvl>
-    <w:lvl w:ilvl="2" w:tplc="80F815C0">
-      <w:start w:val="1"/>
-      <w:numFmt w:val="lowerRoman"/>
-      <w:lvlText w:val="%3."/>
-      <w:lvlJc w:val="right"/>
-      <w:pPr>
-        <w:ind w:left="2160" w:hanging="180"/>
-      </w:pPr>
-    </w:lvl>
-    <w:lvl w:ilvl="3" w:tplc="ED5A5A06">
-      <w:start w:val="1"/>
-      <w:numFmt w:val="decimal"/>
-      <w:lvlText w:val="%4."/>
-      <w:lvlJc w:val="left"/>
-      <w:pPr>
-        <w:ind w:left="2880" w:hanging="360"/>
-      </w:pPr>
-    </w:lvl>
-    <w:lvl w:ilvl="4" w:tplc="252C5ED4">
-      <w:start w:val="1"/>
-      <w:numFmt w:val="lowerLetter"/>
-      <w:lvlText w:val="%5."/>
-      <w:lvlJc w:val="left"/>
-      <w:pPr>
-        <w:ind w:left="3600" w:hanging="360"/>
-      </w:pPr>
-    </w:lvl>
-    <w:lvl w:ilvl="5" w:tplc="3E2EE32C">
-      <w:start w:val="1"/>
-      <w:numFmt w:val="lowerRoman"/>
-      <w:lvlText w:val="%6."/>
-      <w:lvlJc w:val="right"/>
-      <w:pPr>
-        <w:ind w:left="4320" w:hanging="180"/>
-      </w:pPr>
-    </w:lvl>
-    <w:lvl w:ilvl="6" w:tplc="9EA498B4">
-      <w:start w:val="1"/>
-      <w:numFmt w:val="decimal"/>
-      <w:lvlText w:val="%7."/>
-      <w:lvlJc w:val="left"/>
-      <w:pPr>
-        <w:ind w:left="5040" w:hanging="360"/>
-      </w:pPr>
-    </w:lvl>
-    <w:lvl w:ilvl="7" w:tplc="9A9A81B4">
-      <w:start w:val="1"/>
-      <w:numFmt w:val="lowerLetter"/>
-      <w:lvlText w:val="%8."/>
-      <w:lvlJc w:val="left"/>
-      <w:pPr>
-        <w:ind w:left="5760" w:hanging="360"/>
-      </w:pPr>
-    </w:lvl>
-    <w:lvl w:ilvl="8" w:tplc="69463C5E">
-      <w:start w:val="1"/>
-      <w:numFmt w:val="lowerRoman"/>
-      <w:lvlText w:val="%9."/>
-      <w:lvlJc w:val="right"/>
-      <w:pPr>
-        <w:ind w:left="6480" w:hanging="180"/>
-      </w:pPr>
-    </w:lvl>
-  </w:abstractNum>
-  <w:abstractNum w:abstractNumId="1" w15:restartNumberingAfterBreak="0">
-    <w:nsid w:val="06719813"/>
-    <w:multiLevelType w:val="hybridMultilevel"/>
-    <w:tmpl w:val="44F02EDE"/>
-    <w:lvl w:ilvl="0" w:tplc="479CA238">
-      <w:start w:val="3"/>
-      <w:numFmt w:val="decimal"/>
-      <w:lvlText w:val="%1."/>
-      <w:lvlJc w:val="left"/>
-      <w:pPr>
-        <w:ind w:left="720" w:hanging="360"/>
-      </w:pPr>
-    </w:lvl>
-    <w:lvl w:ilvl="1" w:tplc="B98CAEAE">
-      <w:start w:val="1"/>
-      <w:numFmt w:val="lowerLetter"/>
-      <w:lvlText w:val="%2."/>
-      <w:lvlJc w:val="left"/>
-      <w:pPr>
-        <w:ind w:left="1440" w:hanging="360"/>
-      </w:pPr>
-    </w:lvl>
-    <w:lvl w:ilvl="2" w:tplc="E2EABBD8">
-      <w:start w:val="1"/>
-      <w:numFmt w:val="lowerRoman"/>
-      <w:lvlText w:val="%3."/>
-      <w:lvlJc w:val="right"/>
-      <w:pPr>
-        <w:ind w:left="2160" w:hanging="180"/>
-      </w:pPr>
-    </w:lvl>
-    <w:lvl w:ilvl="3" w:tplc="EBB2C322">
-      <w:start w:val="1"/>
-      <w:numFmt w:val="decimal"/>
-      <w:lvlText w:val="%4."/>
-      <w:lvlJc w:val="left"/>
-      <w:pPr>
-        <w:ind w:left="2880" w:hanging="360"/>
-      </w:pPr>
-    </w:lvl>
-    <w:lvl w:ilvl="4" w:tplc="A30A1F20">
-      <w:start w:val="1"/>
-      <w:numFmt w:val="lowerLetter"/>
-      <w:lvlText w:val="%5."/>
-      <w:lvlJc w:val="left"/>
-      <w:pPr>
-        <w:ind w:left="3600" w:hanging="360"/>
-      </w:pPr>
-    </w:lvl>
-    <w:lvl w:ilvl="5" w:tplc="731A312A">
-      <w:start w:val="1"/>
-      <w:numFmt w:val="lowerRoman"/>
-      <w:lvlText w:val="%6."/>
-      <w:lvlJc w:val="right"/>
-      <w:pPr>
-        <w:ind w:left="4320" w:hanging="180"/>
-      </w:pPr>
-    </w:lvl>
-    <w:lvl w:ilvl="6" w:tplc="7B526B26">
-      <w:start w:val="1"/>
-      <w:numFmt w:val="decimal"/>
-      <w:lvlText w:val="%7."/>
-      <w:lvlJc w:val="left"/>
-      <w:pPr>
-        <w:ind w:left="5040" w:hanging="360"/>
-      </w:pPr>
-    </w:lvl>
-    <w:lvl w:ilvl="7" w:tplc="1F740CA6">
-      <w:start w:val="1"/>
-      <w:numFmt w:val="lowerLetter"/>
-      <w:lvlText w:val="%8."/>
-      <w:lvlJc w:val="left"/>
-      <w:pPr>
-        <w:ind w:left="5760" w:hanging="360"/>
-      </w:pPr>
-    </w:lvl>
-    <w:lvl w:ilvl="8" w:tplc="B1581CC2">
-      <w:start w:val="1"/>
-      <w:numFmt w:val="lowerRoman"/>
-      <w:lvlText w:val="%9."/>
-      <w:lvlJc w:val="right"/>
-      <w:pPr>
-        <w:ind w:left="6480" w:hanging="180"/>
-      </w:pPr>
-    </w:lvl>
-  </w:abstractNum>
-  <w:abstractNum w:abstractNumId="2" w15:restartNumberingAfterBreak="0">
     <w:nsid w:val="079A5588"/>
     <w:multiLevelType w:val="hybridMultilevel"/>
     <w:tmpl w:val="67A829DA"/>
@@ -4857,18 +6431,199 @@
       </w:rPr>
     </w:lvl>
   </w:abstractNum>
-  <w:abstractNum w:abstractNumId="3" w15:restartNumberingAfterBreak="0">
-    <w:nsid w:val="091B7553"/>
+  <w:abstractNum w:abstractNumId="1" w15:restartNumberingAfterBreak="0">
+    <w:nsid w:val="2FC42AE2"/>
     <w:multiLevelType w:val="hybridMultilevel"/>
-    <w:tmpl w:val="6602F30E"/>
+    <w:tmpl w:val="33EE7790"/>
+    <w:lvl w:ilvl="0" w:tplc="FFFFFFFF">
+      <w:start w:val="1"/>
+      <w:numFmt w:val="decimal"/>
+      <w:lvlText w:val="%1."/>
+      <w:lvlJc w:val="left"/>
+      <w:pPr>
+        <w:ind w:left="720" w:hanging="360"/>
+      </w:pPr>
+      <w:rPr>
+        <w:rFonts w:hint="default"/>
+      </w:rPr>
+    </w:lvl>
+    <w:lvl w:ilvl="1" w:tplc="FFFFFFFF">
+      <w:start w:val="1"/>
+      <w:numFmt w:val="lowerLetter"/>
+      <w:lvlText w:val="%2."/>
+      <w:lvlJc w:val="left"/>
+      <w:pPr>
+        <w:ind w:left="1440" w:hanging="360"/>
+      </w:pPr>
+    </w:lvl>
+    <w:lvl w:ilvl="2" w:tplc="FFFFFFFF" w:tentative="1">
+      <w:start w:val="1"/>
+      <w:numFmt w:val="lowerRoman"/>
+      <w:lvlText w:val="%3."/>
+      <w:lvlJc w:val="right"/>
+      <w:pPr>
+        <w:ind w:left="2160" w:hanging="180"/>
+      </w:pPr>
+    </w:lvl>
+    <w:lvl w:ilvl="3" w:tplc="FFFFFFFF" w:tentative="1">
+      <w:start w:val="1"/>
+      <w:numFmt w:val="decimal"/>
+      <w:lvlText w:val="%4."/>
+      <w:lvlJc w:val="left"/>
+      <w:pPr>
+        <w:ind w:left="2880" w:hanging="360"/>
+      </w:pPr>
+    </w:lvl>
+    <w:lvl w:ilvl="4" w:tplc="FFFFFFFF" w:tentative="1">
+      <w:start w:val="1"/>
+      <w:numFmt w:val="lowerLetter"/>
+      <w:lvlText w:val="%5."/>
+      <w:lvlJc w:val="left"/>
+      <w:pPr>
+        <w:ind w:left="3600" w:hanging="360"/>
+      </w:pPr>
+    </w:lvl>
+    <w:lvl w:ilvl="5" w:tplc="FFFFFFFF" w:tentative="1">
+      <w:start w:val="1"/>
+      <w:numFmt w:val="lowerRoman"/>
+      <w:lvlText w:val="%6."/>
+      <w:lvlJc w:val="right"/>
+      <w:pPr>
+        <w:ind w:left="4320" w:hanging="180"/>
+      </w:pPr>
+    </w:lvl>
+    <w:lvl w:ilvl="6" w:tplc="FFFFFFFF" w:tentative="1">
+      <w:start w:val="1"/>
+      <w:numFmt w:val="decimal"/>
+      <w:lvlText w:val="%7."/>
+      <w:lvlJc w:val="left"/>
+      <w:pPr>
+        <w:ind w:left="5040" w:hanging="360"/>
+      </w:pPr>
+    </w:lvl>
+    <w:lvl w:ilvl="7" w:tplc="FFFFFFFF" w:tentative="1">
+      <w:start w:val="1"/>
+      <w:numFmt w:val="lowerLetter"/>
+      <w:lvlText w:val="%8."/>
+      <w:lvlJc w:val="left"/>
+      <w:pPr>
+        <w:ind w:left="5760" w:hanging="360"/>
+      </w:pPr>
+    </w:lvl>
+    <w:lvl w:ilvl="8" w:tplc="FFFFFFFF" w:tentative="1">
+      <w:start w:val="1"/>
+      <w:numFmt w:val="lowerRoman"/>
+      <w:lvlText w:val="%9."/>
+      <w:lvlJc w:val="right"/>
+      <w:pPr>
+        <w:ind w:left="6480" w:hanging="180"/>
+      </w:pPr>
+    </w:lvl>
+  </w:abstractNum>
+  <w:abstractNum w:abstractNumId="2" w15:restartNumberingAfterBreak="0">
+    <w:nsid w:val="322A3B41"/>
+    <w:multiLevelType w:val="hybridMultilevel"/>
+    <w:tmpl w:val="33EE7790"/>
     <w:lvl w:ilvl="0" w:tplc="0409000F">
       <w:start w:val="1"/>
       <w:numFmt w:val="decimal"/>
       <w:lvlText w:val="%1."/>
       <w:lvlJc w:val="left"/>
       <w:pPr>
-        <w:ind w:left="780" w:hanging="360"/>
-      </w:pPr>
+        <w:ind w:left="720" w:hanging="360"/>
+      </w:pPr>
+      <w:rPr>
+        <w:rFonts w:hint="default"/>
+      </w:rPr>
+    </w:lvl>
+    <w:lvl w:ilvl="1" w:tplc="04090019">
+      <w:start w:val="1"/>
+      <w:numFmt w:val="lowerLetter"/>
+      <w:lvlText w:val="%2."/>
+      <w:lvlJc w:val="left"/>
+      <w:pPr>
+        <w:ind w:left="1440" w:hanging="360"/>
+      </w:pPr>
+    </w:lvl>
+    <w:lvl w:ilvl="2" w:tplc="0409001B" w:tentative="1">
+      <w:start w:val="1"/>
+      <w:numFmt w:val="lowerRoman"/>
+      <w:lvlText w:val="%3."/>
+      <w:lvlJc w:val="right"/>
+      <w:pPr>
+        <w:ind w:left="2160" w:hanging="180"/>
+      </w:pPr>
+    </w:lvl>
+    <w:lvl w:ilvl="3" w:tplc="0409000F" w:tentative="1">
+      <w:start w:val="1"/>
+      <w:numFmt w:val="decimal"/>
+      <w:lvlText w:val="%4."/>
+      <w:lvlJc w:val="left"/>
+      <w:pPr>
+        <w:ind w:left="2880" w:hanging="360"/>
+      </w:pPr>
+    </w:lvl>
+    <w:lvl w:ilvl="4" w:tplc="04090019" w:tentative="1">
+      <w:start w:val="1"/>
+      <w:numFmt w:val="lowerLetter"/>
+      <w:lvlText w:val="%5."/>
+      <w:lvlJc w:val="left"/>
+      <w:pPr>
+        <w:ind w:left="3600" w:hanging="360"/>
+      </w:pPr>
+    </w:lvl>
+    <w:lvl w:ilvl="5" w:tplc="0409001B" w:tentative="1">
+      <w:start w:val="1"/>
+      <w:numFmt w:val="lowerRoman"/>
+      <w:lvlText w:val="%6."/>
+      <w:lvlJc w:val="right"/>
+      <w:pPr>
+        <w:ind w:left="4320" w:hanging="180"/>
+      </w:pPr>
+    </w:lvl>
+    <w:lvl w:ilvl="6" w:tplc="0409000F" w:tentative="1">
+      <w:start w:val="1"/>
+      <w:numFmt w:val="decimal"/>
+      <w:lvlText w:val="%7."/>
+      <w:lvlJc w:val="left"/>
+      <w:pPr>
+        <w:ind w:left="5040" w:hanging="360"/>
+      </w:pPr>
+    </w:lvl>
+    <w:lvl w:ilvl="7" w:tplc="04090019" w:tentative="1">
+      <w:start w:val="1"/>
+      <w:numFmt w:val="lowerLetter"/>
+      <w:lvlText w:val="%8."/>
+      <w:lvlJc w:val="left"/>
+      <w:pPr>
+        <w:ind w:left="5760" w:hanging="360"/>
+      </w:pPr>
+    </w:lvl>
+    <w:lvl w:ilvl="8" w:tplc="0409001B" w:tentative="1">
+      <w:start w:val="1"/>
+      <w:numFmt w:val="lowerRoman"/>
+      <w:lvlText w:val="%9."/>
+      <w:lvlJc w:val="right"/>
+      <w:pPr>
+        <w:ind w:left="6480" w:hanging="180"/>
+      </w:pPr>
+    </w:lvl>
+  </w:abstractNum>
+  <w:abstractNum w:abstractNumId="3" w15:restartNumberingAfterBreak="0">
+    <w:nsid w:val="41731541"/>
+    <w:multiLevelType w:val="hybridMultilevel"/>
+    <w:tmpl w:val="262EFC22"/>
+    <w:lvl w:ilvl="0" w:tplc="FFFFFFFF">
+      <w:start w:val="1"/>
+      <w:numFmt w:val="decimal"/>
+      <w:lvlText w:val="%1."/>
+      <w:lvlJc w:val="left"/>
+      <w:pPr>
+        <w:ind w:left="1440" w:hanging="360"/>
+      </w:pPr>
+      <w:rPr>
+        <w:rFonts w:hint="default"/>
+      </w:rPr>
     </w:lvl>
     <w:lvl w:ilvl="1" w:tplc="04090019" w:tentative="1">
       <w:start w:val="1"/>
@@ -4876,7 +6631,7 @@
       <w:lvlText w:val="%2."/>
       <w:lvlJc w:val="left"/>
       <w:pPr>
-        <w:ind w:left="1500" w:hanging="360"/>
+        <w:ind w:left="2160" w:hanging="360"/>
       </w:pPr>
     </w:lvl>
     <w:lvl w:ilvl="2" w:tplc="0409001B" w:tentative="1">
@@ -4885,7 +6640,7 @@
       <w:lvlText w:val="%3."/>
       <w:lvlJc w:val="right"/>
       <w:pPr>
-        <w:ind w:left="2220" w:hanging="180"/>
+        <w:ind w:left="2880" w:hanging="180"/>
       </w:pPr>
     </w:lvl>
     <w:lvl w:ilvl="3" w:tplc="0409000F" w:tentative="1">
@@ -4894,7 +6649,7 @@
       <w:lvlText w:val="%4."/>
       <w:lvlJc w:val="left"/>
       <w:pPr>
-        <w:ind w:left="2940" w:hanging="360"/>
+        <w:ind w:left="3600" w:hanging="360"/>
       </w:pPr>
     </w:lvl>
     <w:lvl w:ilvl="4" w:tplc="04090019" w:tentative="1">
@@ -4903,7 +6658,7 @@
       <w:lvlText w:val="%5."/>
       <w:lvlJc w:val="left"/>
       <w:pPr>
-        <w:ind w:left="3660" w:hanging="360"/>
+        <w:ind w:left="4320" w:hanging="360"/>
       </w:pPr>
     </w:lvl>
     <w:lvl w:ilvl="5" w:tplc="0409001B" w:tentative="1">
@@ -4912,7 +6667,7 @@
       <w:lvlText w:val="%6."/>
       <w:lvlJc w:val="right"/>
       <w:pPr>
-        <w:ind w:left="4380" w:hanging="180"/>
+        <w:ind w:left="5040" w:hanging="180"/>
       </w:pPr>
     </w:lvl>
     <w:lvl w:ilvl="6" w:tplc="0409000F" w:tentative="1">
@@ -4921,7 +6676,7 @@
       <w:lvlText w:val="%7."/>
       <w:lvlJc w:val="left"/>
       <w:pPr>
-        <w:ind w:left="5100" w:hanging="360"/>
+        <w:ind w:left="5760" w:hanging="360"/>
       </w:pPr>
     </w:lvl>
     <w:lvl w:ilvl="7" w:tplc="04090019" w:tentative="1">
@@ -4930,7 +6685,7 @@
       <w:lvlText w:val="%8."/>
       <w:lvlJc w:val="left"/>
       <w:pPr>
-        <w:ind w:left="5820" w:hanging="360"/>
+        <w:ind w:left="6480" w:hanging="360"/>
       </w:pPr>
     </w:lvl>
     <w:lvl w:ilvl="8" w:tplc="0409001B" w:tentative="1">
@@ -4939,570 +6694,24 @@
       <w:lvlText w:val="%9."/>
       <w:lvlJc w:val="right"/>
       <w:pPr>
-        <w:ind w:left="6540" w:hanging="180"/>
+        <w:ind w:left="7200" w:hanging="180"/>
       </w:pPr>
     </w:lvl>
   </w:abstractNum>
   <w:abstractNum w:abstractNumId="4" w15:restartNumberingAfterBreak="0">
-    <w:nsid w:val="0F29AAA8"/>
+    <w:nsid w:val="446935A6"/>
     <w:multiLevelType w:val="hybridMultilevel"/>
-    <w:tmpl w:val="1F26571A"/>
-    <w:lvl w:ilvl="0" w:tplc="F744A454">
-      <w:start w:val="1"/>
-      <w:numFmt w:val="decimal"/>
-      <w:lvlText w:val="%1."/>
-      <w:lvlJc w:val="left"/>
-      <w:pPr>
-        <w:ind w:left="720" w:hanging="360"/>
-      </w:pPr>
-    </w:lvl>
-    <w:lvl w:ilvl="1" w:tplc="92F8DF4E">
-      <w:start w:val="1"/>
-      <w:numFmt w:val="lowerLetter"/>
-      <w:lvlText w:val="%2."/>
-      <w:lvlJc w:val="left"/>
-      <w:pPr>
-        <w:ind w:left="1440" w:hanging="360"/>
-      </w:pPr>
-    </w:lvl>
-    <w:lvl w:ilvl="2" w:tplc="6AF84DEA">
-      <w:start w:val="1"/>
-      <w:numFmt w:val="lowerRoman"/>
-      <w:lvlText w:val="%3."/>
-      <w:lvlJc w:val="right"/>
-      <w:pPr>
-        <w:ind w:left="2160" w:hanging="180"/>
-      </w:pPr>
-    </w:lvl>
-    <w:lvl w:ilvl="3" w:tplc="74DA70EC">
-      <w:start w:val="1"/>
-      <w:numFmt w:val="decimal"/>
-      <w:lvlText w:val="%4."/>
-      <w:lvlJc w:val="left"/>
-      <w:pPr>
-        <w:ind w:left="2880" w:hanging="360"/>
-      </w:pPr>
-    </w:lvl>
-    <w:lvl w:ilvl="4" w:tplc="739475D8">
-      <w:start w:val="1"/>
-      <w:numFmt w:val="lowerLetter"/>
-      <w:lvlText w:val="%5."/>
-      <w:lvlJc w:val="left"/>
-      <w:pPr>
-        <w:ind w:left="3600" w:hanging="360"/>
-      </w:pPr>
-    </w:lvl>
-    <w:lvl w:ilvl="5" w:tplc="4EA2F5A2">
-      <w:start w:val="1"/>
-      <w:numFmt w:val="lowerRoman"/>
-      <w:lvlText w:val="%6."/>
-      <w:lvlJc w:val="right"/>
-      <w:pPr>
-        <w:ind w:left="4320" w:hanging="180"/>
-      </w:pPr>
-    </w:lvl>
-    <w:lvl w:ilvl="6" w:tplc="E0C0A482">
-      <w:start w:val="1"/>
-      <w:numFmt w:val="decimal"/>
-      <w:lvlText w:val="%7."/>
-      <w:lvlJc w:val="left"/>
-      <w:pPr>
-        <w:ind w:left="5040" w:hanging="360"/>
-      </w:pPr>
-    </w:lvl>
-    <w:lvl w:ilvl="7" w:tplc="8BA4AA7C">
-      <w:start w:val="1"/>
-      <w:numFmt w:val="lowerLetter"/>
-      <w:lvlText w:val="%8."/>
-      <w:lvlJc w:val="left"/>
-      <w:pPr>
-        <w:ind w:left="5760" w:hanging="360"/>
-      </w:pPr>
-    </w:lvl>
-    <w:lvl w:ilvl="8" w:tplc="D664585C">
-      <w:start w:val="1"/>
-      <w:numFmt w:val="lowerRoman"/>
-      <w:lvlText w:val="%9."/>
-      <w:lvlJc w:val="right"/>
-      <w:pPr>
-        <w:ind w:left="6480" w:hanging="180"/>
-      </w:pPr>
-    </w:lvl>
-  </w:abstractNum>
-  <w:abstractNum w:abstractNumId="5" w15:restartNumberingAfterBreak="0">
-    <w:nsid w:val="180926F0"/>
-    <w:multiLevelType w:val="hybridMultilevel"/>
-    <w:tmpl w:val="79BCA572"/>
-    <w:lvl w:ilvl="0" w:tplc="959E7AA8">
-      <w:start w:val="1"/>
-      <w:numFmt w:val="bullet"/>
-      <w:lvlText w:val="·"/>
-      <w:lvlJc w:val="left"/>
-      <w:pPr>
-        <w:ind w:left="720" w:hanging="360"/>
-      </w:pPr>
-      <w:rPr>
-        <w:rFonts w:ascii="Symbol" w:hAnsi="Symbol" w:hint="default"/>
-      </w:rPr>
-    </w:lvl>
-    <w:lvl w:ilvl="1" w:tplc="ECFE8AC6">
-      <w:start w:val="1"/>
-      <w:numFmt w:val="bullet"/>
-      <w:lvlText w:val="o"/>
-      <w:lvlJc w:val="left"/>
-      <w:pPr>
-        <w:ind w:left="1440" w:hanging="360"/>
-      </w:pPr>
-      <w:rPr>
-        <w:rFonts w:ascii="Courier New" w:hAnsi="Courier New" w:hint="default"/>
-      </w:rPr>
-    </w:lvl>
-    <w:lvl w:ilvl="2" w:tplc="5E66CF9A">
-      <w:start w:val="1"/>
-      <w:numFmt w:val="bullet"/>
-      <w:lvlText w:val=""/>
-      <w:lvlJc w:val="left"/>
-      <w:pPr>
-        <w:ind w:left="2160" w:hanging="360"/>
-      </w:pPr>
-      <w:rPr>
-        <w:rFonts w:ascii="Wingdings" w:hAnsi="Wingdings" w:hint="default"/>
-      </w:rPr>
-    </w:lvl>
-    <w:lvl w:ilvl="3" w:tplc="CF241F62">
+    <w:tmpl w:val="A41E7A6C"/>
+    <w:lvl w:ilvl="0" w:tplc="04090001">
       <w:start w:val="1"/>
       <w:numFmt w:val="bullet"/>
       <w:lvlText w:val=""/>
       <w:lvlJc w:val="left"/>
       <w:pPr>
-        <w:ind w:left="2880" w:hanging="360"/>
+        <w:ind w:left="1296" w:hanging="360"/>
       </w:pPr>
       <w:rPr>
         <w:rFonts w:ascii="Symbol" w:hAnsi="Symbol" w:hint="default"/>
-      </w:rPr>
-    </w:lvl>
-    <w:lvl w:ilvl="4" w:tplc="64569F48">
-      <w:start w:val="1"/>
-      <w:numFmt w:val="bullet"/>
-      <w:lvlText w:val="o"/>
-      <w:lvlJc w:val="left"/>
-      <w:pPr>
-        <w:ind w:left="3600" w:hanging="360"/>
-      </w:pPr>
-      <w:rPr>
-        <w:rFonts w:ascii="Courier New" w:hAnsi="Courier New" w:hint="default"/>
-      </w:rPr>
-    </w:lvl>
-    <w:lvl w:ilvl="5" w:tplc="33D01A0E">
-      <w:start w:val="1"/>
-      <w:numFmt w:val="bullet"/>
-      <w:lvlText w:val=""/>
-      <w:lvlJc w:val="left"/>
-      <w:pPr>
-        <w:ind w:left="4320" w:hanging="360"/>
-      </w:pPr>
-      <w:rPr>
-        <w:rFonts w:ascii="Wingdings" w:hAnsi="Wingdings" w:hint="default"/>
-      </w:rPr>
-    </w:lvl>
-    <w:lvl w:ilvl="6" w:tplc="DB0E3772">
-      <w:start w:val="1"/>
-      <w:numFmt w:val="bullet"/>
-      <w:lvlText w:val=""/>
-      <w:lvlJc w:val="left"/>
-      <w:pPr>
-        <w:ind w:left="5040" w:hanging="360"/>
-      </w:pPr>
-      <w:rPr>
-        <w:rFonts w:ascii="Symbol" w:hAnsi="Symbol" w:hint="default"/>
-      </w:rPr>
-    </w:lvl>
-    <w:lvl w:ilvl="7" w:tplc="86865CAA">
-      <w:start w:val="1"/>
-      <w:numFmt w:val="bullet"/>
-      <w:lvlText w:val="o"/>
-      <w:lvlJc w:val="left"/>
-      <w:pPr>
-        <w:ind w:left="5760" w:hanging="360"/>
-      </w:pPr>
-      <w:rPr>
-        <w:rFonts w:ascii="Courier New" w:hAnsi="Courier New" w:hint="default"/>
-      </w:rPr>
-    </w:lvl>
-    <w:lvl w:ilvl="8" w:tplc="582E3B88">
-      <w:start w:val="1"/>
-      <w:numFmt w:val="bullet"/>
-      <w:lvlText w:val=""/>
-      <w:lvlJc w:val="left"/>
-      <w:pPr>
-        <w:ind w:left="6480" w:hanging="360"/>
-      </w:pPr>
-      <w:rPr>
-        <w:rFonts w:ascii="Wingdings" w:hAnsi="Wingdings" w:hint="default"/>
-      </w:rPr>
-    </w:lvl>
-  </w:abstractNum>
-  <w:abstractNum w:abstractNumId="6" w15:restartNumberingAfterBreak="0">
-    <w:nsid w:val="1DF85339"/>
-    <w:multiLevelType w:val="hybridMultilevel"/>
-    <w:tmpl w:val="9C1A162A"/>
-    <w:lvl w:ilvl="0" w:tplc="CE509102">
-      <w:start w:val="2"/>
-      <w:numFmt w:val="decimal"/>
-      <w:lvlText w:val="%1."/>
-      <w:lvlJc w:val="left"/>
-      <w:pPr>
-        <w:ind w:left="720" w:hanging="360"/>
-      </w:pPr>
-    </w:lvl>
-    <w:lvl w:ilvl="1" w:tplc="9B18681A">
-      <w:start w:val="1"/>
-      <w:numFmt w:val="lowerLetter"/>
-      <w:lvlText w:val="%2."/>
-      <w:lvlJc w:val="left"/>
-      <w:pPr>
-        <w:ind w:left="1440" w:hanging="360"/>
-      </w:pPr>
-    </w:lvl>
-    <w:lvl w:ilvl="2" w:tplc="0BEA4B32">
-      <w:start w:val="1"/>
-      <w:numFmt w:val="lowerRoman"/>
-      <w:lvlText w:val="%3."/>
-      <w:lvlJc w:val="right"/>
-      <w:pPr>
-        <w:ind w:left="2160" w:hanging="180"/>
-      </w:pPr>
-    </w:lvl>
-    <w:lvl w:ilvl="3" w:tplc="1BF87804">
-      <w:start w:val="1"/>
-      <w:numFmt w:val="decimal"/>
-      <w:lvlText w:val="%4."/>
-      <w:lvlJc w:val="left"/>
-      <w:pPr>
-        <w:ind w:left="2880" w:hanging="360"/>
-      </w:pPr>
-    </w:lvl>
-    <w:lvl w:ilvl="4" w:tplc="90E8AE82">
-      <w:start w:val="1"/>
-      <w:numFmt w:val="lowerLetter"/>
-      <w:lvlText w:val="%5."/>
-      <w:lvlJc w:val="left"/>
-      <w:pPr>
-        <w:ind w:left="3600" w:hanging="360"/>
-      </w:pPr>
-    </w:lvl>
-    <w:lvl w:ilvl="5" w:tplc="540CE174">
-      <w:start w:val="1"/>
-      <w:numFmt w:val="lowerRoman"/>
-      <w:lvlText w:val="%6."/>
-      <w:lvlJc w:val="right"/>
-      <w:pPr>
-        <w:ind w:left="4320" w:hanging="180"/>
-      </w:pPr>
-    </w:lvl>
-    <w:lvl w:ilvl="6" w:tplc="AAC848AE">
-      <w:start w:val="1"/>
-      <w:numFmt w:val="decimal"/>
-      <w:lvlText w:val="%7."/>
-      <w:lvlJc w:val="left"/>
-      <w:pPr>
-        <w:ind w:left="5040" w:hanging="360"/>
-      </w:pPr>
-    </w:lvl>
-    <w:lvl w:ilvl="7" w:tplc="BB263E84">
-      <w:start w:val="1"/>
-      <w:numFmt w:val="lowerLetter"/>
-      <w:lvlText w:val="%8."/>
-      <w:lvlJc w:val="left"/>
-      <w:pPr>
-        <w:ind w:left="5760" w:hanging="360"/>
-      </w:pPr>
-    </w:lvl>
-    <w:lvl w:ilvl="8" w:tplc="992CD538">
-      <w:start w:val="1"/>
-      <w:numFmt w:val="lowerRoman"/>
-      <w:lvlText w:val="%9."/>
-      <w:lvlJc w:val="right"/>
-      <w:pPr>
-        <w:ind w:left="6480" w:hanging="180"/>
-      </w:pPr>
-    </w:lvl>
-  </w:abstractNum>
-  <w:abstractNum w:abstractNumId="7" w15:restartNumberingAfterBreak="0">
-    <w:nsid w:val="1E6E1480"/>
-    <w:multiLevelType w:val="hybridMultilevel"/>
-    <w:tmpl w:val="F46C7B1C"/>
-    <w:lvl w:ilvl="0" w:tplc="0409000F">
-      <w:start w:val="1"/>
-      <w:numFmt w:val="decimal"/>
-      <w:lvlText w:val="%1."/>
-      <w:lvlJc w:val="left"/>
-      <w:pPr>
-        <w:ind w:left="720" w:hanging="360"/>
-      </w:pPr>
-    </w:lvl>
-    <w:lvl w:ilvl="1" w:tplc="04090001">
-      <w:start w:val="1"/>
-      <w:numFmt w:val="bullet"/>
-      <w:lvlText w:val=""/>
-      <w:lvlJc w:val="left"/>
-      <w:pPr>
-        <w:ind w:left="720" w:hanging="360"/>
-      </w:pPr>
-      <w:rPr>
-        <w:rFonts w:ascii="Symbol" w:hAnsi="Symbol" w:hint="default"/>
-      </w:rPr>
-    </w:lvl>
-    <w:lvl w:ilvl="2" w:tplc="0409001B">
-      <w:start w:val="1"/>
-      <w:numFmt w:val="lowerRoman"/>
-      <w:lvlText w:val="%3."/>
-      <w:lvlJc w:val="right"/>
-      <w:pPr>
-        <w:ind w:left="2160" w:hanging="180"/>
-      </w:pPr>
-    </w:lvl>
-    <w:lvl w:ilvl="3" w:tplc="0409000F" w:tentative="1">
-      <w:start w:val="1"/>
-      <w:numFmt w:val="decimal"/>
-      <w:lvlText w:val="%4."/>
-      <w:lvlJc w:val="left"/>
-      <w:pPr>
-        <w:ind w:left="2880" w:hanging="360"/>
-      </w:pPr>
-    </w:lvl>
-    <w:lvl w:ilvl="4" w:tplc="04090019" w:tentative="1">
-      <w:start w:val="1"/>
-      <w:numFmt w:val="lowerLetter"/>
-      <w:lvlText w:val="%5."/>
-      <w:lvlJc w:val="left"/>
-      <w:pPr>
-        <w:ind w:left="3600" w:hanging="360"/>
-      </w:pPr>
-    </w:lvl>
-    <w:lvl w:ilvl="5" w:tplc="0409001B" w:tentative="1">
-      <w:start w:val="1"/>
-      <w:numFmt w:val="lowerRoman"/>
-      <w:lvlText w:val="%6."/>
-      <w:lvlJc w:val="right"/>
-      <w:pPr>
-        <w:ind w:left="4320" w:hanging="180"/>
-      </w:pPr>
-    </w:lvl>
-    <w:lvl w:ilvl="6" w:tplc="0409000F" w:tentative="1">
-      <w:start w:val="1"/>
-      <w:numFmt w:val="decimal"/>
-      <w:lvlText w:val="%7."/>
-      <w:lvlJc w:val="left"/>
-      <w:pPr>
-        <w:ind w:left="5040" w:hanging="360"/>
-      </w:pPr>
-    </w:lvl>
-    <w:lvl w:ilvl="7" w:tplc="04090019" w:tentative="1">
-      <w:start w:val="1"/>
-      <w:numFmt w:val="lowerLetter"/>
-      <w:lvlText w:val="%8."/>
-      <w:lvlJc w:val="left"/>
-      <w:pPr>
-        <w:ind w:left="5760" w:hanging="360"/>
-      </w:pPr>
-    </w:lvl>
-    <w:lvl w:ilvl="8" w:tplc="0409001B" w:tentative="1">
-      <w:start w:val="1"/>
-      <w:numFmt w:val="lowerRoman"/>
-      <w:lvlText w:val="%9."/>
-      <w:lvlJc w:val="right"/>
-      <w:pPr>
-        <w:ind w:left="6480" w:hanging="180"/>
-      </w:pPr>
-    </w:lvl>
-  </w:abstractNum>
-  <w:abstractNum w:abstractNumId="8" w15:restartNumberingAfterBreak="0">
-    <w:nsid w:val="217E3019"/>
-    <w:multiLevelType w:val="hybridMultilevel"/>
-    <w:tmpl w:val="4A503A24"/>
-    <w:lvl w:ilvl="0" w:tplc="05D86DD0">
-      <w:start w:val="2"/>
-      <w:numFmt w:val="lowerLetter"/>
-      <w:lvlText w:val="%1."/>
-      <w:lvlJc w:val="left"/>
-      <w:pPr>
-        <w:ind w:left="720" w:hanging="360"/>
-      </w:pPr>
-    </w:lvl>
-    <w:lvl w:ilvl="1" w:tplc="3C6091D2">
-      <w:start w:val="1"/>
-      <w:numFmt w:val="lowerLetter"/>
-      <w:lvlText w:val="%2."/>
-      <w:lvlJc w:val="left"/>
-      <w:pPr>
-        <w:ind w:left="1440" w:hanging="360"/>
-      </w:pPr>
-    </w:lvl>
-    <w:lvl w:ilvl="2" w:tplc="9C64132C">
-      <w:start w:val="1"/>
-      <w:numFmt w:val="lowerRoman"/>
-      <w:lvlText w:val="%3."/>
-      <w:lvlJc w:val="right"/>
-      <w:pPr>
-        <w:ind w:left="2160" w:hanging="180"/>
-      </w:pPr>
-    </w:lvl>
-    <w:lvl w:ilvl="3" w:tplc="DD00CD64">
-      <w:start w:val="1"/>
-      <w:numFmt w:val="decimal"/>
-      <w:lvlText w:val="%4."/>
-      <w:lvlJc w:val="left"/>
-      <w:pPr>
-        <w:ind w:left="2880" w:hanging="360"/>
-      </w:pPr>
-    </w:lvl>
-    <w:lvl w:ilvl="4" w:tplc="EDE86D08">
-      <w:start w:val="1"/>
-      <w:numFmt w:val="lowerLetter"/>
-      <w:lvlText w:val="%5."/>
-      <w:lvlJc w:val="left"/>
-      <w:pPr>
-        <w:ind w:left="3600" w:hanging="360"/>
-      </w:pPr>
-    </w:lvl>
-    <w:lvl w:ilvl="5" w:tplc="435EDA94">
-      <w:start w:val="1"/>
-      <w:numFmt w:val="lowerRoman"/>
-      <w:lvlText w:val="%6."/>
-      <w:lvlJc w:val="right"/>
-      <w:pPr>
-        <w:ind w:left="4320" w:hanging="180"/>
-      </w:pPr>
-    </w:lvl>
-    <w:lvl w:ilvl="6" w:tplc="F14201D8">
-      <w:start w:val="1"/>
-      <w:numFmt w:val="decimal"/>
-      <w:lvlText w:val="%7."/>
-      <w:lvlJc w:val="left"/>
-      <w:pPr>
-        <w:ind w:left="5040" w:hanging="360"/>
-      </w:pPr>
-    </w:lvl>
-    <w:lvl w:ilvl="7" w:tplc="FB64D6B0">
-      <w:start w:val="1"/>
-      <w:numFmt w:val="lowerLetter"/>
-      <w:lvlText w:val="%8."/>
-      <w:lvlJc w:val="left"/>
-      <w:pPr>
-        <w:ind w:left="5760" w:hanging="360"/>
-      </w:pPr>
-    </w:lvl>
-    <w:lvl w:ilvl="8" w:tplc="D2883F62">
-      <w:start w:val="1"/>
-      <w:numFmt w:val="lowerRoman"/>
-      <w:lvlText w:val="%9."/>
-      <w:lvlJc w:val="right"/>
-      <w:pPr>
-        <w:ind w:left="6480" w:hanging="180"/>
-      </w:pPr>
-    </w:lvl>
-  </w:abstractNum>
-  <w:abstractNum w:abstractNumId="9" w15:restartNumberingAfterBreak="0">
-    <w:nsid w:val="2423A905"/>
-    <w:multiLevelType w:val="hybridMultilevel"/>
-    <w:tmpl w:val="EF4242BC"/>
-    <w:lvl w:ilvl="0" w:tplc="B406F96E">
-      <w:start w:val="1"/>
-      <w:numFmt w:val="decimal"/>
-      <w:lvlText w:val="%1."/>
-      <w:lvlJc w:val="left"/>
-      <w:pPr>
-        <w:ind w:left="720" w:hanging="360"/>
-      </w:pPr>
-    </w:lvl>
-    <w:lvl w:ilvl="1" w:tplc="9078D6A2">
-      <w:start w:val="1"/>
-      <w:numFmt w:val="lowerLetter"/>
-      <w:lvlText w:val="%2."/>
-      <w:lvlJc w:val="left"/>
-      <w:pPr>
-        <w:ind w:left="1440" w:hanging="360"/>
-      </w:pPr>
-    </w:lvl>
-    <w:lvl w:ilvl="2" w:tplc="B3AA2070">
-      <w:start w:val="1"/>
-      <w:numFmt w:val="lowerRoman"/>
-      <w:lvlText w:val="%3."/>
-      <w:lvlJc w:val="right"/>
-      <w:pPr>
-        <w:ind w:left="2160" w:hanging="180"/>
-      </w:pPr>
-    </w:lvl>
-    <w:lvl w:ilvl="3" w:tplc="EC3EC462">
-      <w:start w:val="1"/>
-      <w:numFmt w:val="decimal"/>
-      <w:lvlText w:val="%4."/>
-      <w:lvlJc w:val="left"/>
-      <w:pPr>
-        <w:ind w:left="2880" w:hanging="360"/>
-      </w:pPr>
-    </w:lvl>
-    <w:lvl w:ilvl="4" w:tplc="99886F04">
-      <w:start w:val="1"/>
-      <w:numFmt w:val="lowerLetter"/>
-      <w:lvlText w:val="%5."/>
-      <w:lvlJc w:val="left"/>
-      <w:pPr>
-        <w:ind w:left="3600" w:hanging="360"/>
-      </w:pPr>
-    </w:lvl>
-    <w:lvl w:ilvl="5" w:tplc="52FC1062">
-      <w:start w:val="1"/>
-      <w:numFmt w:val="lowerRoman"/>
-      <w:lvlText w:val="%6."/>
-      <w:lvlJc w:val="right"/>
-      <w:pPr>
-        <w:ind w:left="4320" w:hanging="180"/>
-      </w:pPr>
-    </w:lvl>
-    <w:lvl w:ilvl="6" w:tplc="D794051A">
-      <w:start w:val="1"/>
-      <w:numFmt w:val="decimal"/>
-      <w:lvlText w:val="%7."/>
-      <w:lvlJc w:val="left"/>
-      <w:pPr>
-        <w:ind w:left="5040" w:hanging="360"/>
-      </w:pPr>
-    </w:lvl>
-    <w:lvl w:ilvl="7" w:tplc="0D582E4C">
-      <w:start w:val="1"/>
-      <w:numFmt w:val="lowerLetter"/>
-      <w:lvlText w:val="%8."/>
-      <w:lvlJc w:val="left"/>
-      <w:pPr>
-        <w:ind w:left="5760" w:hanging="360"/>
-      </w:pPr>
-    </w:lvl>
-    <w:lvl w:ilvl="8" w:tplc="9FA4DE5A">
-      <w:start w:val="1"/>
-      <w:numFmt w:val="lowerRoman"/>
-      <w:lvlText w:val="%9."/>
-      <w:lvlJc w:val="right"/>
-      <w:pPr>
-        <w:ind w:left="6480" w:hanging="180"/>
-      </w:pPr>
-    </w:lvl>
-  </w:abstractNum>
-  <w:abstractNum w:abstractNumId="10" w15:restartNumberingAfterBreak="0">
-    <w:nsid w:val="25C06768"/>
-    <w:multiLevelType w:val="hybridMultilevel"/>
-    <w:tmpl w:val="90E87A58"/>
-    <w:lvl w:ilvl="0" w:tplc="80FE23AC">
-      <w:start w:val="6"/>
-      <w:numFmt w:val="bullet"/>
-      <w:lvlText w:val="•"/>
-      <w:lvlJc w:val="left"/>
-      <w:pPr>
-        <w:ind w:left="720" w:hanging="360"/>
-      </w:pPr>
-      <w:rPr>
-        <w:rFonts w:ascii="Cambria" w:eastAsiaTheme="minorHAnsi" w:hAnsi="Cambria" w:cstheme="minorBidi" w:hint="default"/>
       </w:rPr>
     </w:lvl>
     <w:lvl w:ilvl="1" w:tplc="04090003" w:tentative="1">
@@ -5511,7 +6720,7 @@
       <w:lvlText w:val="o"/>
       <w:lvlJc w:val="left"/>
       <w:pPr>
-        <w:ind w:left="1440" w:hanging="360"/>
+        <w:ind w:left="2016" w:hanging="360"/>
       </w:pPr>
       <w:rPr>
         <w:rFonts w:ascii="Courier New" w:hAnsi="Courier New" w:cs="Courier New" w:hint="default"/>
@@ -5523,7 +6732,7 @@
       <w:lvlText w:val=""/>
       <w:lvlJc w:val="left"/>
       <w:pPr>
-        <w:ind w:left="2160" w:hanging="360"/>
+        <w:ind w:left="2736" w:hanging="360"/>
       </w:pPr>
       <w:rPr>
         <w:rFonts w:ascii="Wingdings" w:hAnsi="Wingdings" w:hint="default"/>
@@ -5535,7 +6744,7 @@
       <w:lvlText w:val=""/>
       <w:lvlJc w:val="left"/>
       <w:pPr>
-        <w:ind w:left="2880" w:hanging="360"/>
+        <w:ind w:left="3456" w:hanging="360"/>
       </w:pPr>
       <w:rPr>
         <w:rFonts w:ascii="Symbol" w:hAnsi="Symbol" w:hint="default"/>
@@ -5547,7 +6756,7 @@
       <w:lvlText w:val="o"/>
       <w:lvlJc w:val="left"/>
       <w:pPr>
-        <w:ind w:left="3600" w:hanging="360"/>
+        <w:ind w:left="4176" w:hanging="360"/>
       </w:pPr>
       <w:rPr>
         <w:rFonts w:ascii="Courier New" w:hAnsi="Courier New" w:cs="Courier New" w:hint="default"/>
@@ -5559,7 +6768,7 @@
       <w:lvlText w:val=""/>
       <w:lvlJc w:val="left"/>
       <w:pPr>
-        <w:ind w:left="4320" w:hanging="360"/>
+        <w:ind w:left="4896" w:hanging="360"/>
       </w:pPr>
       <w:rPr>
         <w:rFonts w:ascii="Wingdings" w:hAnsi="Wingdings" w:hint="default"/>
@@ -5571,7 +6780,7 @@
       <w:lvlText w:val=""/>
       <w:lvlJc w:val="left"/>
       <w:pPr>
-        <w:ind w:left="5040" w:hanging="360"/>
+        <w:ind w:left="5616" w:hanging="360"/>
       </w:pPr>
       <w:rPr>
         <w:rFonts w:ascii="Symbol" w:hAnsi="Symbol" w:hint="default"/>
@@ -5583,7 +6792,7 @@
       <w:lvlText w:val="o"/>
       <w:lvlJc w:val="left"/>
       <w:pPr>
-        <w:ind w:left="5760" w:hanging="360"/>
+        <w:ind w:left="6336" w:hanging="360"/>
       </w:pPr>
       <w:rPr>
         <w:rFonts w:ascii="Courier New" w:hAnsi="Courier New" w:cs="Courier New" w:hint="default"/>
@@ -5595,149 +6804,122 @@
       <w:lvlText w:val=""/>
       <w:lvlJc w:val="left"/>
       <w:pPr>
-        <w:ind w:left="6480" w:hanging="360"/>
+        <w:ind w:left="7056" w:hanging="360"/>
       </w:pPr>
       <w:rPr>
         <w:rFonts w:ascii="Wingdings" w:hAnsi="Wingdings" w:hint="default"/>
       </w:rPr>
     </w:lvl>
   </w:abstractNum>
-  <w:abstractNum w:abstractNumId="11" w15:restartNumberingAfterBreak="0">
-    <w:nsid w:val="25F5C2A9"/>
+  <w:abstractNum w:abstractNumId="5" w15:restartNumberingAfterBreak="0">
+    <w:nsid w:val="5B687A09"/>
     <w:multiLevelType w:val="hybridMultilevel"/>
-    <w:tmpl w:val="58FC1196"/>
-    <w:lvl w:ilvl="0" w:tplc="13E6CFE6">
+    <w:tmpl w:val="E6E0ABFC"/>
+    <w:lvl w:ilvl="0" w:tplc="0409000F">
+      <w:start w:val="1"/>
+      <w:numFmt w:val="decimal"/>
+      <w:lvlText w:val="%1."/>
+      <w:lvlJc w:val="left"/>
+      <w:pPr>
+        <w:ind w:left="360" w:hanging="360"/>
+      </w:pPr>
+    </w:lvl>
+    <w:lvl w:ilvl="1" w:tplc="04090019" w:tentative="1">
+      <w:start w:val="1"/>
+      <w:numFmt w:val="lowerLetter"/>
+      <w:lvlText w:val="%2."/>
+      <w:lvlJc w:val="left"/>
+      <w:pPr>
+        <w:ind w:left="1080" w:hanging="360"/>
+      </w:pPr>
+    </w:lvl>
+    <w:lvl w:ilvl="2" w:tplc="0409001B" w:tentative="1">
+      <w:start w:val="1"/>
+      <w:numFmt w:val="lowerRoman"/>
+      <w:lvlText w:val="%3."/>
+      <w:lvlJc w:val="right"/>
+      <w:pPr>
+        <w:ind w:left="1800" w:hanging="180"/>
+      </w:pPr>
+    </w:lvl>
+    <w:lvl w:ilvl="3" w:tplc="0409000F" w:tentative="1">
+      <w:start w:val="1"/>
+      <w:numFmt w:val="decimal"/>
+      <w:lvlText w:val="%4."/>
+      <w:lvlJc w:val="left"/>
+      <w:pPr>
+        <w:ind w:left="2520" w:hanging="360"/>
+      </w:pPr>
+    </w:lvl>
+    <w:lvl w:ilvl="4" w:tplc="04090019" w:tentative="1">
+      <w:start w:val="1"/>
+      <w:numFmt w:val="lowerLetter"/>
+      <w:lvlText w:val="%5."/>
+      <w:lvlJc w:val="left"/>
+      <w:pPr>
+        <w:ind w:left="3240" w:hanging="360"/>
+      </w:pPr>
+    </w:lvl>
+    <w:lvl w:ilvl="5" w:tplc="0409001B" w:tentative="1">
+      <w:start w:val="1"/>
+      <w:numFmt w:val="lowerRoman"/>
+      <w:lvlText w:val="%6."/>
+      <w:lvlJc w:val="right"/>
+      <w:pPr>
+        <w:ind w:left="3960" w:hanging="180"/>
+      </w:pPr>
+    </w:lvl>
+    <w:lvl w:ilvl="6" w:tplc="0409000F" w:tentative="1">
+      <w:start w:val="1"/>
+      <w:numFmt w:val="decimal"/>
+      <w:lvlText w:val="%7."/>
+      <w:lvlJc w:val="left"/>
+      <w:pPr>
+        <w:ind w:left="4680" w:hanging="360"/>
+      </w:pPr>
+    </w:lvl>
+    <w:lvl w:ilvl="7" w:tplc="04090019" w:tentative="1">
+      <w:start w:val="1"/>
+      <w:numFmt w:val="lowerLetter"/>
+      <w:lvlText w:val="%8."/>
+      <w:lvlJc w:val="left"/>
+      <w:pPr>
+        <w:ind w:left="5400" w:hanging="360"/>
+      </w:pPr>
+    </w:lvl>
+    <w:lvl w:ilvl="8" w:tplc="0409001B" w:tentative="1">
+      <w:start w:val="1"/>
+      <w:numFmt w:val="lowerRoman"/>
+      <w:lvlText w:val="%9."/>
+      <w:lvlJc w:val="right"/>
+      <w:pPr>
+        <w:ind w:left="6120" w:hanging="180"/>
+      </w:pPr>
+    </w:lvl>
+  </w:abstractNum>
+  <w:abstractNum w:abstractNumId="6" w15:restartNumberingAfterBreak="0">
+    <w:nsid w:val="644E44C9"/>
+    <w:multiLevelType w:val="hybridMultilevel"/>
+    <w:tmpl w:val="49E2BCDE"/>
+    <w:lvl w:ilvl="0" w:tplc="04090001">
       <w:start w:val="1"/>
       <w:numFmt w:val="bullet"/>
-      <w:lvlText w:val="·"/>
+      <w:lvlText w:val=""/>
       <w:lvlJc w:val="left"/>
       <w:pPr>
-        <w:ind w:left="720" w:hanging="360"/>
+        <w:ind w:left="1080" w:hanging="360"/>
       </w:pPr>
       <w:rPr>
         <w:rFonts w:ascii="Symbol" w:hAnsi="Symbol" w:hint="default"/>
       </w:rPr>
     </w:lvl>
-    <w:lvl w:ilvl="1" w:tplc="67CC9ACC">
+    <w:lvl w:ilvl="1" w:tplc="04090003">
       <w:start w:val="1"/>
       <w:numFmt w:val="bullet"/>
       <w:lvlText w:val="o"/>
       <w:lvlJc w:val="left"/>
       <w:pPr>
-        <w:ind w:left="1440" w:hanging="360"/>
-      </w:pPr>
-      <w:rPr>
-        <w:rFonts w:ascii="Courier New" w:hAnsi="Courier New" w:hint="default"/>
-      </w:rPr>
-    </w:lvl>
-    <w:lvl w:ilvl="2" w:tplc="EB5A7468">
-      <w:start w:val="1"/>
-      <w:numFmt w:val="bullet"/>
-      <w:lvlText w:val=""/>
-      <w:lvlJc w:val="left"/>
-      <w:pPr>
-        <w:ind w:left="2160" w:hanging="360"/>
-      </w:pPr>
-      <w:rPr>
-        <w:rFonts w:ascii="Wingdings" w:hAnsi="Wingdings" w:hint="default"/>
-      </w:rPr>
-    </w:lvl>
-    <w:lvl w:ilvl="3" w:tplc="5078627E">
-      <w:start w:val="1"/>
-      <w:numFmt w:val="bullet"/>
-      <w:lvlText w:val=""/>
-      <w:lvlJc w:val="left"/>
-      <w:pPr>
-        <w:ind w:left="2880" w:hanging="360"/>
-      </w:pPr>
-      <w:rPr>
-        <w:rFonts w:ascii="Symbol" w:hAnsi="Symbol" w:hint="default"/>
-      </w:rPr>
-    </w:lvl>
-    <w:lvl w:ilvl="4" w:tplc="D02C9D98">
-      <w:start w:val="1"/>
-      <w:numFmt w:val="bullet"/>
-      <w:lvlText w:val="o"/>
-      <w:lvlJc w:val="left"/>
-      <w:pPr>
-        <w:ind w:left="3600" w:hanging="360"/>
-      </w:pPr>
-      <w:rPr>
-        <w:rFonts w:ascii="Courier New" w:hAnsi="Courier New" w:hint="default"/>
-      </w:rPr>
-    </w:lvl>
-    <w:lvl w:ilvl="5" w:tplc="7B4201F4">
-      <w:start w:val="1"/>
-      <w:numFmt w:val="bullet"/>
-      <w:lvlText w:val=""/>
-      <w:lvlJc w:val="left"/>
-      <w:pPr>
-        <w:ind w:left="4320" w:hanging="360"/>
-      </w:pPr>
-      <w:rPr>
-        <w:rFonts w:ascii="Wingdings" w:hAnsi="Wingdings" w:hint="default"/>
-      </w:rPr>
-    </w:lvl>
-    <w:lvl w:ilvl="6" w:tplc="2E2464F8">
-      <w:start w:val="1"/>
-      <w:numFmt w:val="bullet"/>
-      <w:lvlText w:val=""/>
-      <w:lvlJc w:val="left"/>
-      <w:pPr>
-        <w:ind w:left="5040" w:hanging="360"/>
-      </w:pPr>
-      <w:rPr>
-        <w:rFonts w:ascii="Symbol" w:hAnsi="Symbol" w:hint="default"/>
-      </w:rPr>
-    </w:lvl>
-    <w:lvl w:ilvl="7" w:tplc="09F43E2E">
-      <w:start w:val="1"/>
-      <w:numFmt w:val="bullet"/>
-      <w:lvlText w:val="o"/>
-      <w:lvlJc w:val="left"/>
-      <w:pPr>
-        <w:ind w:left="5760" w:hanging="360"/>
-      </w:pPr>
-      <w:rPr>
-        <w:rFonts w:ascii="Courier New" w:hAnsi="Courier New" w:hint="default"/>
-      </w:rPr>
-    </w:lvl>
-    <w:lvl w:ilvl="8" w:tplc="CA3E499E">
-      <w:start w:val="1"/>
-      <w:numFmt w:val="bullet"/>
-      <w:lvlText w:val=""/>
-      <w:lvlJc w:val="left"/>
-      <w:pPr>
-        <w:ind w:left="6480" w:hanging="360"/>
-      </w:pPr>
-      <w:rPr>
-        <w:rFonts w:ascii="Wingdings" w:hAnsi="Wingdings" w:hint="default"/>
-      </w:rPr>
-    </w:lvl>
-  </w:abstractNum>
-  <w:abstractNum w:abstractNumId="12" w15:restartNumberingAfterBreak="0">
-    <w:nsid w:val="279D646A"/>
-    <w:multiLevelType w:val="hybridMultilevel"/>
-    <w:tmpl w:val="D482FB38"/>
-    <w:lvl w:ilvl="0" w:tplc="80FE23AC">
-      <w:start w:val="6"/>
-      <w:numFmt w:val="bullet"/>
-      <w:lvlText w:val="•"/>
-      <w:lvlJc w:val="left"/>
-      <w:pPr>
-        <w:ind w:left="720" w:hanging="360"/>
-      </w:pPr>
-      <w:rPr>
-        <w:rFonts w:ascii="Cambria" w:eastAsiaTheme="minorHAnsi" w:hAnsi="Cambria" w:cstheme="minorBidi" w:hint="default"/>
-      </w:rPr>
-    </w:lvl>
-    <w:lvl w:ilvl="1" w:tplc="04090003" w:tentative="1">
-      <w:start w:val="1"/>
-      <w:numFmt w:val="bullet"/>
-      <w:lvlText w:val="o"/>
-      <w:lvlJc w:val="left"/>
-      <w:pPr>
-        <w:ind w:left="1440" w:hanging="360"/>
+        <w:ind w:left="1800" w:hanging="360"/>
       </w:pPr>
       <w:rPr>
         <w:rFonts w:ascii="Courier New" w:hAnsi="Courier New" w:cs="Courier New" w:hint="default"/>
@@ -5749,7 +6931,7 @@
       <w:lvlText w:val=""/>
       <w:lvlJc w:val="left"/>
       <w:pPr>
-        <w:ind w:left="2160" w:hanging="360"/>
+        <w:ind w:left="2520" w:hanging="360"/>
       </w:pPr>
       <w:rPr>
         <w:rFonts w:ascii="Wingdings" w:hAnsi="Wingdings" w:hint="default"/>
@@ -5761,7 +6943,7 @@
       <w:lvlText w:val=""/>
       <w:lvlJc w:val="left"/>
       <w:pPr>
-        <w:ind w:left="2880" w:hanging="360"/>
+        <w:ind w:left="3240" w:hanging="360"/>
       </w:pPr>
       <w:rPr>
         <w:rFonts w:ascii="Symbol" w:hAnsi="Symbol" w:hint="default"/>
@@ -5773,7 +6955,7 @@
       <w:lvlText w:val="o"/>
       <w:lvlJc w:val="left"/>
       <w:pPr>
-        <w:ind w:left="3600" w:hanging="360"/>
+        <w:ind w:left="3960" w:hanging="360"/>
       </w:pPr>
       <w:rPr>
         <w:rFonts w:ascii="Courier New" w:hAnsi="Courier New" w:cs="Courier New" w:hint="default"/>
@@ -5785,7 +6967,7 @@
       <w:lvlText w:val=""/>
       <w:lvlJc w:val="left"/>
       <w:pPr>
-        <w:ind w:left="4320" w:hanging="360"/>
+        <w:ind w:left="4680" w:hanging="360"/>
       </w:pPr>
       <w:rPr>
         <w:rFonts w:ascii="Wingdings" w:hAnsi="Wingdings" w:hint="default"/>
@@ -5797,7 +6979,7 @@
       <w:lvlText w:val=""/>
       <w:lvlJc w:val="left"/>
       <w:pPr>
-        <w:ind w:left="5040" w:hanging="360"/>
+        <w:ind w:left="5400" w:hanging="360"/>
       </w:pPr>
       <w:rPr>
         <w:rFonts w:ascii="Symbol" w:hAnsi="Symbol" w:hint="default"/>
@@ -5809,7 +6991,7 @@
       <w:lvlText w:val="o"/>
       <w:lvlJc w:val="left"/>
       <w:pPr>
-        <w:ind w:left="5760" w:hanging="360"/>
+        <w:ind w:left="6120" w:hanging="360"/>
       </w:pPr>
       <w:rPr>
         <w:rFonts w:ascii="Courier New" w:hAnsi="Courier New" w:cs="Courier New" w:hint="default"/>
@@ -5821,3459 +7003,14 @@
       <w:lvlText w:val=""/>
       <w:lvlJc w:val="left"/>
       <w:pPr>
-        <w:ind w:left="6480" w:hanging="360"/>
+        <w:ind w:left="6840" w:hanging="360"/>
       </w:pPr>
       <w:rPr>
         <w:rFonts w:ascii="Wingdings" w:hAnsi="Wingdings" w:hint="default"/>
       </w:rPr>
     </w:lvl>
   </w:abstractNum>
-  <w:abstractNum w:abstractNumId="13" w15:restartNumberingAfterBreak="0">
-    <w:nsid w:val="287967F1"/>
-    <w:multiLevelType w:val="hybridMultilevel"/>
-    <w:tmpl w:val="14068538"/>
-    <w:lvl w:ilvl="0" w:tplc="3EA0EEAA">
-      <w:start w:val="1"/>
-      <w:numFmt w:val="bullet"/>
-      <w:lvlText w:val="·"/>
-      <w:lvlJc w:val="left"/>
-      <w:pPr>
-        <w:ind w:left="720" w:hanging="360"/>
-      </w:pPr>
-      <w:rPr>
-        <w:rFonts w:ascii="Symbol" w:hAnsi="Symbol" w:hint="default"/>
-      </w:rPr>
-    </w:lvl>
-    <w:lvl w:ilvl="1" w:tplc="AFA4B6AE">
-      <w:start w:val="1"/>
-      <w:numFmt w:val="bullet"/>
-      <w:lvlText w:val="o"/>
-      <w:lvlJc w:val="left"/>
-      <w:pPr>
-        <w:ind w:left="1440" w:hanging="360"/>
-      </w:pPr>
-      <w:rPr>
-        <w:rFonts w:ascii="Courier New" w:hAnsi="Courier New" w:hint="default"/>
-      </w:rPr>
-    </w:lvl>
-    <w:lvl w:ilvl="2" w:tplc="A5702944">
-      <w:start w:val="1"/>
-      <w:numFmt w:val="bullet"/>
-      <w:lvlText w:val=""/>
-      <w:lvlJc w:val="left"/>
-      <w:pPr>
-        <w:ind w:left="2160" w:hanging="360"/>
-      </w:pPr>
-      <w:rPr>
-        <w:rFonts w:ascii="Wingdings" w:hAnsi="Wingdings" w:hint="default"/>
-      </w:rPr>
-    </w:lvl>
-    <w:lvl w:ilvl="3" w:tplc="8B7C8632">
-      <w:start w:val="1"/>
-      <w:numFmt w:val="bullet"/>
-      <w:lvlText w:val=""/>
-      <w:lvlJc w:val="left"/>
-      <w:pPr>
-        <w:ind w:left="2880" w:hanging="360"/>
-      </w:pPr>
-      <w:rPr>
-        <w:rFonts w:ascii="Symbol" w:hAnsi="Symbol" w:hint="default"/>
-      </w:rPr>
-    </w:lvl>
-    <w:lvl w:ilvl="4" w:tplc="B2C009C2">
-      <w:start w:val="1"/>
-      <w:numFmt w:val="bullet"/>
-      <w:lvlText w:val="o"/>
-      <w:lvlJc w:val="left"/>
-      <w:pPr>
-        <w:ind w:left="3600" w:hanging="360"/>
-      </w:pPr>
-      <w:rPr>
-        <w:rFonts w:ascii="Courier New" w:hAnsi="Courier New" w:hint="default"/>
-      </w:rPr>
-    </w:lvl>
-    <w:lvl w:ilvl="5" w:tplc="A3906838">
-      <w:start w:val="1"/>
-      <w:numFmt w:val="bullet"/>
-      <w:lvlText w:val=""/>
-      <w:lvlJc w:val="left"/>
-      <w:pPr>
-        <w:ind w:left="4320" w:hanging="360"/>
-      </w:pPr>
-      <w:rPr>
-        <w:rFonts w:ascii="Wingdings" w:hAnsi="Wingdings" w:hint="default"/>
-      </w:rPr>
-    </w:lvl>
-    <w:lvl w:ilvl="6" w:tplc="C05E62C0">
-      <w:start w:val="1"/>
-      <w:numFmt w:val="bullet"/>
-      <w:lvlText w:val=""/>
-      <w:lvlJc w:val="left"/>
-      <w:pPr>
-        <w:ind w:left="5040" w:hanging="360"/>
-      </w:pPr>
-      <w:rPr>
-        <w:rFonts w:ascii="Symbol" w:hAnsi="Symbol" w:hint="default"/>
-      </w:rPr>
-    </w:lvl>
-    <w:lvl w:ilvl="7" w:tplc="FF6C8FF4">
-      <w:start w:val="1"/>
-      <w:numFmt w:val="bullet"/>
-      <w:lvlText w:val="o"/>
-      <w:lvlJc w:val="left"/>
-      <w:pPr>
-        <w:ind w:left="5760" w:hanging="360"/>
-      </w:pPr>
-      <w:rPr>
-        <w:rFonts w:ascii="Courier New" w:hAnsi="Courier New" w:hint="default"/>
-      </w:rPr>
-    </w:lvl>
-    <w:lvl w:ilvl="8" w:tplc="E4E01576">
-      <w:start w:val="1"/>
-      <w:numFmt w:val="bullet"/>
-      <w:lvlText w:val=""/>
-      <w:lvlJc w:val="left"/>
-      <w:pPr>
-        <w:ind w:left="6480" w:hanging="360"/>
-      </w:pPr>
-      <w:rPr>
-        <w:rFonts w:ascii="Wingdings" w:hAnsi="Wingdings" w:hint="default"/>
-      </w:rPr>
-    </w:lvl>
-  </w:abstractNum>
-  <w:abstractNum w:abstractNumId="14" w15:restartNumberingAfterBreak="0">
-    <w:nsid w:val="2C5E3F1A"/>
-    <w:multiLevelType w:val="hybridMultilevel"/>
-    <w:tmpl w:val="D93091D0"/>
-    <w:lvl w:ilvl="0" w:tplc="0409000F">
-      <w:start w:val="1"/>
-      <w:numFmt w:val="decimal"/>
-      <w:lvlText w:val="%1."/>
-      <w:lvlJc w:val="left"/>
-      <w:pPr>
-        <w:ind w:left="720" w:hanging="360"/>
-      </w:pPr>
-      <w:rPr>
-        <w:rFonts w:hint="default"/>
-      </w:rPr>
-    </w:lvl>
-    <w:lvl w:ilvl="1" w:tplc="FFFFFFFF" w:tentative="1">
-      <w:start w:val="1"/>
-      <w:numFmt w:val="bullet"/>
-      <w:lvlText w:val="o"/>
-      <w:lvlJc w:val="left"/>
-      <w:pPr>
-        <w:ind w:left="1440" w:hanging="360"/>
-      </w:pPr>
-      <w:rPr>
-        <w:rFonts w:ascii="Courier New" w:hAnsi="Courier New" w:cs="Courier New" w:hint="default"/>
-      </w:rPr>
-    </w:lvl>
-    <w:lvl w:ilvl="2" w:tplc="FFFFFFFF" w:tentative="1">
-      <w:start w:val="1"/>
-      <w:numFmt w:val="bullet"/>
-      <w:lvlText w:val=""/>
-      <w:lvlJc w:val="left"/>
-      <w:pPr>
-        <w:ind w:left="2160" w:hanging="360"/>
-      </w:pPr>
-      <w:rPr>
-        <w:rFonts w:ascii="Wingdings" w:hAnsi="Wingdings" w:hint="default"/>
-      </w:rPr>
-    </w:lvl>
-    <w:lvl w:ilvl="3" w:tplc="FFFFFFFF" w:tentative="1">
-      <w:start w:val="1"/>
-      <w:numFmt w:val="bullet"/>
-      <w:lvlText w:val=""/>
-      <w:lvlJc w:val="left"/>
-      <w:pPr>
-        <w:ind w:left="2880" w:hanging="360"/>
-      </w:pPr>
-      <w:rPr>
-        <w:rFonts w:ascii="Symbol" w:hAnsi="Symbol" w:hint="default"/>
-      </w:rPr>
-    </w:lvl>
-    <w:lvl w:ilvl="4" w:tplc="FFFFFFFF" w:tentative="1">
-      <w:start w:val="1"/>
-      <w:numFmt w:val="bullet"/>
-      <w:lvlText w:val="o"/>
-      <w:lvlJc w:val="left"/>
-      <w:pPr>
-        <w:ind w:left="3600" w:hanging="360"/>
-      </w:pPr>
-      <w:rPr>
-        <w:rFonts w:ascii="Courier New" w:hAnsi="Courier New" w:cs="Courier New" w:hint="default"/>
-      </w:rPr>
-    </w:lvl>
-    <w:lvl w:ilvl="5" w:tplc="FFFFFFFF" w:tentative="1">
-      <w:start w:val="1"/>
-      <w:numFmt w:val="bullet"/>
-      <w:lvlText w:val=""/>
-      <w:lvlJc w:val="left"/>
-      <w:pPr>
-        <w:ind w:left="4320" w:hanging="360"/>
-      </w:pPr>
-      <w:rPr>
-        <w:rFonts w:ascii="Wingdings" w:hAnsi="Wingdings" w:hint="default"/>
-      </w:rPr>
-    </w:lvl>
-    <w:lvl w:ilvl="6" w:tplc="FFFFFFFF" w:tentative="1">
-      <w:start w:val="1"/>
-      <w:numFmt w:val="bullet"/>
-      <w:lvlText w:val=""/>
-      <w:lvlJc w:val="left"/>
-      <w:pPr>
-        <w:ind w:left="5040" w:hanging="360"/>
-      </w:pPr>
-      <w:rPr>
-        <w:rFonts w:ascii="Symbol" w:hAnsi="Symbol" w:hint="default"/>
-      </w:rPr>
-    </w:lvl>
-    <w:lvl w:ilvl="7" w:tplc="FFFFFFFF" w:tentative="1">
-      <w:start w:val="1"/>
-      <w:numFmt w:val="bullet"/>
-      <w:lvlText w:val="o"/>
-      <w:lvlJc w:val="left"/>
-      <w:pPr>
-        <w:ind w:left="5760" w:hanging="360"/>
-      </w:pPr>
-      <w:rPr>
-        <w:rFonts w:ascii="Courier New" w:hAnsi="Courier New" w:cs="Courier New" w:hint="default"/>
-      </w:rPr>
-    </w:lvl>
-    <w:lvl w:ilvl="8" w:tplc="FFFFFFFF" w:tentative="1">
-      <w:start w:val="1"/>
-      <w:numFmt w:val="bullet"/>
-      <w:lvlText w:val=""/>
-      <w:lvlJc w:val="left"/>
-      <w:pPr>
-        <w:ind w:left="6480" w:hanging="360"/>
-      </w:pPr>
-      <w:rPr>
-        <w:rFonts w:ascii="Wingdings" w:hAnsi="Wingdings" w:hint="default"/>
-      </w:rPr>
-    </w:lvl>
-  </w:abstractNum>
-  <w:abstractNum w:abstractNumId="15" w15:restartNumberingAfterBreak="0">
-    <w:nsid w:val="2CAC70FE"/>
-    <w:multiLevelType w:val="hybridMultilevel"/>
-    <w:tmpl w:val="46102CBE"/>
-    <w:lvl w:ilvl="0" w:tplc="0409000F">
-      <w:start w:val="1"/>
-      <w:numFmt w:val="decimal"/>
-      <w:lvlText w:val="%1."/>
-      <w:lvlJc w:val="left"/>
-      <w:pPr>
-        <w:ind w:left="720" w:hanging="360"/>
-      </w:pPr>
-    </w:lvl>
-    <w:lvl w:ilvl="1" w:tplc="04090019">
-      <w:start w:val="1"/>
-      <w:numFmt w:val="lowerLetter"/>
-      <w:lvlText w:val="%2."/>
-      <w:lvlJc w:val="left"/>
-      <w:pPr>
-        <w:ind w:left="1440" w:hanging="360"/>
-      </w:pPr>
-    </w:lvl>
-    <w:lvl w:ilvl="2" w:tplc="0409001B">
-      <w:start w:val="1"/>
-      <w:numFmt w:val="lowerRoman"/>
-      <w:lvlText w:val="%3."/>
-      <w:lvlJc w:val="right"/>
-      <w:pPr>
-        <w:ind w:left="2160" w:hanging="180"/>
-      </w:pPr>
-    </w:lvl>
-    <w:lvl w:ilvl="3" w:tplc="0409000F">
-      <w:start w:val="1"/>
-      <w:numFmt w:val="decimal"/>
-      <w:lvlText w:val="%4."/>
-      <w:lvlJc w:val="left"/>
-      <w:pPr>
-        <w:ind w:left="2880" w:hanging="360"/>
-      </w:pPr>
-    </w:lvl>
-    <w:lvl w:ilvl="4" w:tplc="04090019" w:tentative="1">
-      <w:start w:val="1"/>
-      <w:numFmt w:val="lowerLetter"/>
-      <w:lvlText w:val="%5."/>
-      <w:lvlJc w:val="left"/>
-      <w:pPr>
-        <w:ind w:left="3600" w:hanging="360"/>
-      </w:pPr>
-    </w:lvl>
-    <w:lvl w:ilvl="5" w:tplc="0409001B" w:tentative="1">
-      <w:start w:val="1"/>
-      <w:numFmt w:val="lowerRoman"/>
-      <w:lvlText w:val="%6."/>
-      <w:lvlJc w:val="right"/>
-      <w:pPr>
-        <w:ind w:left="4320" w:hanging="180"/>
-      </w:pPr>
-    </w:lvl>
-    <w:lvl w:ilvl="6" w:tplc="0409000F" w:tentative="1">
-      <w:start w:val="1"/>
-      <w:numFmt w:val="decimal"/>
-      <w:lvlText w:val="%7."/>
-      <w:lvlJc w:val="left"/>
-      <w:pPr>
-        <w:ind w:left="5040" w:hanging="360"/>
-      </w:pPr>
-    </w:lvl>
-    <w:lvl w:ilvl="7" w:tplc="04090019" w:tentative="1">
-      <w:start w:val="1"/>
-      <w:numFmt w:val="lowerLetter"/>
-      <w:lvlText w:val="%8."/>
-      <w:lvlJc w:val="left"/>
-      <w:pPr>
-        <w:ind w:left="5760" w:hanging="360"/>
-      </w:pPr>
-    </w:lvl>
-    <w:lvl w:ilvl="8" w:tplc="0409001B" w:tentative="1">
-      <w:start w:val="1"/>
-      <w:numFmt w:val="lowerRoman"/>
-      <w:lvlText w:val="%9."/>
-      <w:lvlJc w:val="right"/>
-      <w:pPr>
-        <w:ind w:left="6480" w:hanging="180"/>
-      </w:pPr>
-    </w:lvl>
-  </w:abstractNum>
-  <w:abstractNum w:abstractNumId="16" w15:restartNumberingAfterBreak="0">
-    <w:nsid w:val="2D20C225"/>
-    <w:multiLevelType w:val="hybridMultilevel"/>
-    <w:tmpl w:val="49780382"/>
-    <w:lvl w:ilvl="0" w:tplc="115A2B4C">
-      <w:start w:val="1"/>
-      <w:numFmt w:val="lowerLetter"/>
-      <w:lvlText w:val="%1."/>
-      <w:lvlJc w:val="left"/>
-      <w:pPr>
-        <w:ind w:left="720" w:hanging="360"/>
-      </w:pPr>
-    </w:lvl>
-    <w:lvl w:ilvl="1" w:tplc="6B6EF43E">
-      <w:start w:val="1"/>
-      <w:numFmt w:val="lowerLetter"/>
-      <w:lvlText w:val="%2."/>
-      <w:lvlJc w:val="left"/>
-      <w:pPr>
-        <w:ind w:left="1440" w:hanging="360"/>
-      </w:pPr>
-    </w:lvl>
-    <w:lvl w:ilvl="2" w:tplc="B35EC2C8">
-      <w:start w:val="1"/>
-      <w:numFmt w:val="lowerRoman"/>
-      <w:lvlText w:val="%3."/>
-      <w:lvlJc w:val="right"/>
-      <w:pPr>
-        <w:ind w:left="2160" w:hanging="180"/>
-      </w:pPr>
-    </w:lvl>
-    <w:lvl w:ilvl="3" w:tplc="E78A39FA">
-      <w:start w:val="1"/>
-      <w:numFmt w:val="decimal"/>
-      <w:lvlText w:val="%4."/>
-      <w:lvlJc w:val="left"/>
-      <w:pPr>
-        <w:ind w:left="2880" w:hanging="360"/>
-      </w:pPr>
-    </w:lvl>
-    <w:lvl w:ilvl="4" w:tplc="743232A4">
-      <w:start w:val="1"/>
-      <w:numFmt w:val="lowerLetter"/>
-      <w:lvlText w:val="%5."/>
-      <w:lvlJc w:val="left"/>
-      <w:pPr>
-        <w:ind w:left="3600" w:hanging="360"/>
-      </w:pPr>
-    </w:lvl>
-    <w:lvl w:ilvl="5" w:tplc="05141C0C">
-      <w:start w:val="1"/>
-      <w:numFmt w:val="lowerRoman"/>
-      <w:lvlText w:val="%6."/>
-      <w:lvlJc w:val="right"/>
-      <w:pPr>
-        <w:ind w:left="4320" w:hanging="180"/>
-      </w:pPr>
-    </w:lvl>
-    <w:lvl w:ilvl="6" w:tplc="6E68F4B0">
-      <w:start w:val="1"/>
-      <w:numFmt w:val="decimal"/>
-      <w:lvlText w:val="%7."/>
-      <w:lvlJc w:val="left"/>
-      <w:pPr>
-        <w:ind w:left="5040" w:hanging="360"/>
-      </w:pPr>
-    </w:lvl>
-    <w:lvl w:ilvl="7" w:tplc="B008BD94">
-      <w:start w:val="1"/>
-      <w:numFmt w:val="lowerLetter"/>
-      <w:lvlText w:val="%8."/>
-      <w:lvlJc w:val="left"/>
-      <w:pPr>
-        <w:ind w:left="5760" w:hanging="360"/>
-      </w:pPr>
-    </w:lvl>
-    <w:lvl w:ilvl="8" w:tplc="47D889A4">
-      <w:start w:val="1"/>
-      <w:numFmt w:val="lowerRoman"/>
-      <w:lvlText w:val="%9."/>
-      <w:lvlJc w:val="right"/>
-      <w:pPr>
-        <w:ind w:left="6480" w:hanging="180"/>
-      </w:pPr>
-    </w:lvl>
-  </w:abstractNum>
-  <w:abstractNum w:abstractNumId="17" w15:restartNumberingAfterBreak="0">
-    <w:nsid w:val="322A3B41"/>
-    <w:multiLevelType w:val="hybridMultilevel"/>
-    <w:tmpl w:val="A2B2FCE4"/>
-    <w:lvl w:ilvl="0" w:tplc="0409000F">
-      <w:start w:val="1"/>
-      <w:numFmt w:val="decimal"/>
-      <w:lvlText w:val="%1."/>
-      <w:lvlJc w:val="left"/>
-      <w:pPr>
-        <w:ind w:left="720" w:hanging="360"/>
-      </w:pPr>
-      <w:rPr>
-        <w:rFonts w:hint="default"/>
-      </w:rPr>
-    </w:lvl>
-    <w:lvl w:ilvl="1" w:tplc="04090019" w:tentative="1">
-      <w:start w:val="1"/>
-      <w:numFmt w:val="lowerLetter"/>
-      <w:lvlText w:val="%2."/>
-      <w:lvlJc w:val="left"/>
-      <w:pPr>
-        <w:ind w:left="1440" w:hanging="360"/>
-      </w:pPr>
-    </w:lvl>
-    <w:lvl w:ilvl="2" w:tplc="0409001B" w:tentative="1">
-      <w:start w:val="1"/>
-      <w:numFmt w:val="lowerRoman"/>
-      <w:lvlText w:val="%3."/>
-      <w:lvlJc w:val="right"/>
-      <w:pPr>
-        <w:ind w:left="2160" w:hanging="180"/>
-      </w:pPr>
-    </w:lvl>
-    <w:lvl w:ilvl="3" w:tplc="0409000F" w:tentative="1">
-      <w:start w:val="1"/>
-      <w:numFmt w:val="decimal"/>
-      <w:lvlText w:val="%4."/>
-      <w:lvlJc w:val="left"/>
-      <w:pPr>
-        <w:ind w:left="2880" w:hanging="360"/>
-      </w:pPr>
-    </w:lvl>
-    <w:lvl w:ilvl="4" w:tplc="04090019" w:tentative="1">
-      <w:start w:val="1"/>
-      <w:numFmt w:val="lowerLetter"/>
-      <w:lvlText w:val="%5."/>
-      <w:lvlJc w:val="left"/>
-      <w:pPr>
-        <w:ind w:left="3600" w:hanging="360"/>
-      </w:pPr>
-    </w:lvl>
-    <w:lvl w:ilvl="5" w:tplc="0409001B" w:tentative="1">
-      <w:start w:val="1"/>
-      <w:numFmt w:val="lowerRoman"/>
-      <w:lvlText w:val="%6."/>
-      <w:lvlJc w:val="right"/>
-      <w:pPr>
-        <w:ind w:left="4320" w:hanging="180"/>
-      </w:pPr>
-    </w:lvl>
-    <w:lvl w:ilvl="6" w:tplc="0409000F" w:tentative="1">
-      <w:start w:val="1"/>
-      <w:numFmt w:val="decimal"/>
-      <w:lvlText w:val="%7."/>
-      <w:lvlJc w:val="left"/>
-      <w:pPr>
-        <w:ind w:left="5040" w:hanging="360"/>
-      </w:pPr>
-    </w:lvl>
-    <w:lvl w:ilvl="7" w:tplc="04090019" w:tentative="1">
-      <w:start w:val="1"/>
-      <w:numFmt w:val="lowerLetter"/>
-      <w:lvlText w:val="%8."/>
-      <w:lvlJc w:val="left"/>
-      <w:pPr>
-        <w:ind w:left="5760" w:hanging="360"/>
-      </w:pPr>
-    </w:lvl>
-    <w:lvl w:ilvl="8" w:tplc="0409001B" w:tentative="1">
-      <w:start w:val="1"/>
-      <w:numFmt w:val="lowerRoman"/>
-      <w:lvlText w:val="%9."/>
-      <w:lvlJc w:val="right"/>
-      <w:pPr>
-        <w:ind w:left="6480" w:hanging="180"/>
-      </w:pPr>
-    </w:lvl>
-  </w:abstractNum>
-  <w:abstractNum w:abstractNumId="18" w15:restartNumberingAfterBreak="0">
-    <w:nsid w:val="36DA7868"/>
-    <w:multiLevelType w:val="hybridMultilevel"/>
-    <w:tmpl w:val="E5CEB7B8"/>
-    <w:lvl w:ilvl="0" w:tplc="0409000F">
-      <w:start w:val="1"/>
-      <w:numFmt w:val="decimal"/>
-      <w:lvlText w:val="%1."/>
-      <w:lvlJc w:val="left"/>
-      <w:pPr>
-        <w:ind w:left="1296" w:hanging="360"/>
-      </w:pPr>
-    </w:lvl>
-    <w:lvl w:ilvl="1" w:tplc="04090019" w:tentative="1">
-      <w:start w:val="1"/>
-      <w:numFmt w:val="lowerLetter"/>
-      <w:lvlText w:val="%2."/>
-      <w:lvlJc w:val="left"/>
-      <w:pPr>
-        <w:ind w:left="2016" w:hanging="360"/>
-      </w:pPr>
-    </w:lvl>
-    <w:lvl w:ilvl="2" w:tplc="0409001B" w:tentative="1">
-      <w:start w:val="1"/>
-      <w:numFmt w:val="lowerRoman"/>
-      <w:lvlText w:val="%3."/>
-      <w:lvlJc w:val="right"/>
-      <w:pPr>
-        <w:ind w:left="2736" w:hanging="180"/>
-      </w:pPr>
-    </w:lvl>
-    <w:lvl w:ilvl="3" w:tplc="0409000F" w:tentative="1">
-      <w:start w:val="1"/>
-      <w:numFmt w:val="decimal"/>
-      <w:lvlText w:val="%4."/>
-      <w:lvlJc w:val="left"/>
-      <w:pPr>
-        <w:ind w:left="3456" w:hanging="360"/>
-      </w:pPr>
-    </w:lvl>
-    <w:lvl w:ilvl="4" w:tplc="04090019" w:tentative="1">
-      <w:start w:val="1"/>
-      <w:numFmt w:val="lowerLetter"/>
-      <w:lvlText w:val="%5."/>
-      <w:lvlJc w:val="left"/>
-      <w:pPr>
-        <w:ind w:left="4176" w:hanging="360"/>
-      </w:pPr>
-    </w:lvl>
-    <w:lvl w:ilvl="5" w:tplc="0409001B" w:tentative="1">
-      <w:start w:val="1"/>
-      <w:numFmt w:val="lowerRoman"/>
-      <w:lvlText w:val="%6."/>
-      <w:lvlJc w:val="right"/>
-      <w:pPr>
-        <w:ind w:left="4896" w:hanging="180"/>
-      </w:pPr>
-    </w:lvl>
-    <w:lvl w:ilvl="6" w:tplc="0409000F" w:tentative="1">
-      <w:start w:val="1"/>
-      <w:numFmt w:val="decimal"/>
-      <w:lvlText w:val="%7."/>
-      <w:lvlJc w:val="left"/>
-      <w:pPr>
-        <w:ind w:left="5616" w:hanging="360"/>
-      </w:pPr>
-    </w:lvl>
-    <w:lvl w:ilvl="7" w:tplc="04090019" w:tentative="1">
-      <w:start w:val="1"/>
-      <w:numFmt w:val="lowerLetter"/>
-      <w:lvlText w:val="%8."/>
-      <w:lvlJc w:val="left"/>
-      <w:pPr>
-        <w:ind w:left="6336" w:hanging="360"/>
-      </w:pPr>
-    </w:lvl>
-    <w:lvl w:ilvl="8" w:tplc="0409001B" w:tentative="1">
-      <w:start w:val="1"/>
-      <w:numFmt w:val="lowerRoman"/>
-      <w:lvlText w:val="%9."/>
-      <w:lvlJc w:val="right"/>
-      <w:pPr>
-        <w:ind w:left="7056" w:hanging="180"/>
-      </w:pPr>
-    </w:lvl>
-  </w:abstractNum>
-  <w:abstractNum w:abstractNumId="19" w15:restartNumberingAfterBreak="0">
-    <w:nsid w:val="3E78C2CE"/>
-    <w:multiLevelType w:val="hybridMultilevel"/>
-    <w:tmpl w:val="71AEC344"/>
-    <w:lvl w:ilvl="0" w:tplc="88E65DFC">
-      <w:start w:val="2"/>
-      <w:numFmt w:val="decimal"/>
-      <w:lvlText w:val="%1."/>
-      <w:lvlJc w:val="left"/>
-      <w:pPr>
-        <w:ind w:left="720" w:hanging="360"/>
-      </w:pPr>
-    </w:lvl>
-    <w:lvl w:ilvl="1" w:tplc="168EC562">
-      <w:start w:val="1"/>
-      <w:numFmt w:val="lowerLetter"/>
-      <w:lvlText w:val="%2."/>
-      <w:lvlJc w:val="left"/>
-      <w:pPr>
-        <w:ind w:left="1440" w:hanging="360"/>
-      </w:pPr>
-    </w:lvl>
-    <w:lvl w:ilvl="2" w:tplc="BB0072C8">
-      <w:start w:val="1"/>
-      <w:numFmt w:val="lowerRoman"/>
-      <w:lvlText w:val="%3."/>
-      <w:lvlJc w:val="right"/>
-      <w:pPr>
-        <w:ind w:left="2160" w:hanging="180"/>
-      </w:pPr>
-    </w:lvl>
-    <w:lvl w:ilvl="3" w:tplc="EC529500">
-      <w:start w:val="1"/>
-      <w:numFmt w:val="decimal"/>
-      <w:lvlText w:val="%4."/>
-      <w:lvlJc w:val="left"/>
-      <w:pPr>
-        <w:ind w:left="2880" w:hanging="360"/>
-      </w:pPr>
-    </w:lvl>
-    <w:lvl w:ilvl="4" w:tplc="A2D8B7F4">
-      <w:start w:val="1"/>
-      <w:numFmt w:val="lowerLetter"/>
-      <w:lvlText w:val="%5."/>
-      <w:lvlJc w:val="left"/>
-      <w:pPr>
-        <w:ind w:left="3600" w:hanging="360"/>
-      </w:pPr>
-    </w:lvl>
-    <w:lvl w:ilvl="5" w:tplc="C330A268">
-      <w:start w:val="1"/>
-      <w:numFmt w:val="lowerRoman"/>
-      <w:lvlText w:val="%6."/>
-      <w:lvlJc w:val="right"/>
-      <w:pPr>
-        <w:ind w:left="4320" w:hanging="180"/>
-      </w:pPr>
-    </w:lvl>
-    <w:lvl w:ilvl="6" w:tplc="0D70DEEC">
-      <w:start w:val="1"/>
-      <w:numFmt w:val="decimal"/>
-      <w:lvlText w:val="%7."/>
-      <w:lvlJc w:val="left"/>
-      <w:pPr>
-        <w:ind w:left="5040" w:hanging="360"/>
-      </w:pPr>
-    </w:lvl>
-    <w:lvl w:ilvl="7" w:tplc="A65A5048">
-      <w:start w:val="1"/>
-      <w:numFmt w:val="lowerLetter"/>
-      <w:lvlText w:val="%8."/>
-      <w:lvlJc w:val="left"/>
-      <w:pPr>
-        <w:ind w:left="5760" w:hanging="360"/>
-      </w:pPr>
-    </w:lvl>
-    <w:lvl w:ilvl="8" w:tplc="70283F18">
-      <w:start w:val="1"/>
-      <w:numFmt w:val="lowerRoman"/>
-      <w:lvlText w:val="%9."/>
-      <w:lvlJc w:val="right"/>
-      <w:pPr>
-        <w:ind w:left="6480" w:hanging="180"/>
-      </w:pPr>
-    </w:lvl>
-  </w:abstractNum>
-  <w:abstractNum w:abstractNumId="20" w15:restartNumberingAfterBreak="0">
-    <w:nsid w:val="3F4A728C"/>
-    <w:multiLevelType w:val="hybridMultilevel"/>
-    <w:tmpl w:val="2468349E"/>
-    <w:lvl w:ilvl="0" w:tplc="D9EE3FE2">
-      <w:start w:val="1"/>
-      <w:numFmt w:val="bullet"/>
-      <w:lvlText w:val="·"/>
-      <w:lvlJc w:val="left"/>
-      <w:pPr>
-        <w:ind w:left="720" w:hanging="360"/>
-      </w:pPr>
-      <w:rPr>
-        <w:rFonts w:ascii="Symbol" w:hAnsi="Symbol" w:hint="default"/>
-      </w:rPr>
-    </w:lvl>
-    <w:lvl w:ilvl="1" w:tplc="0AA26638">
-      <w:start w:val="1"/>
-      <w:numFmt w:val="bullet"/>
-      <w:lvlText w:val="o"/>
-      <w:lvlJc w:val="left"/>
-      <w:pPr>
-        <w:ind w:left="1440" w:hanging="360"/>
-      </w:pPr>
-      <w:rPr>
-        <w:rFonts w:ascii="Courier New" w:hAnsi="Courier New" w:hint="default"/>
-      </w:rPr>
-    </w:lvl>
-    <w:lvl w:ilvl="2" w:tplc="CBAE4E94">
-      <w:start w:val="1"/>
-      <w:numFmt w:val="bullet"/>
-      <w:lvlText w:val=""/>
-      <w:lvlJc w:val="left"/>
-      <w:pPr>
-        <w:ind w:left="2160" w:hanging="360"/>
-      </w:pPr>
-      <w:rPr>
-        <w:rFonts w:ascii="Wingdings" w:hAnsi="Wingdings" w:hint="default"/>
-      </w:rPr>
-    </w:lvl>
-    <w:lvl w:ilvl="3" w:tplc="E38ACA5A">
-      <w:start w:val="1"/>
-      <w:numFmt w:val="bullet"/>
-      <w:lvlText w:val=""/>
-      <w:lvlJc w:val="left"/>
-      <w:pPr>
-        <w:ind w:left="2880" w:hanging="360"/>
-      </w:pPr>
-      <w:rPr>
-        <w:rFonts w:ascii="Symbol" w:hAnsi="Symbol" w:hint="default"/>
-      </w:rPr>
-    </w:lvl>
-    <w:lvl w:ilvl="4" w:tplc="6D56F88E">
-      <w:start w:val="1"/>
-      <w:numFmt w:val="bullet"/>
-      <w:lvlText w:val="o"/>
-      <w:lvlJc w:val="left"/>
-      <w:pPr>
-        <w:ind w:left="3600" w:hanging="360"/>
-      </w:pPr>
-      <w:rPr>
-        <w:rFonts w:ascii="Courier New" w:hAnsi="Courier New" w:hint="default"/>
-      </w:rPr>
-    </w:lvl>
-    <w:lvl w:ilvl="5" w:tplc="FB9899AC">
-      <w:start w:val="1"/>
-      <w:numFmt w:val="bullet"/>
-      <w:lvlText w:val=""/>
-      <w:lvlJc w:val="left"/>
-      <w:pPr>
-        <w:ind w:left="4320" w:hanging="360"/>
-      </w:pPr>
-      <w:rPr>
-        <w:rFonts w:ascii="Wingdings" w:hAnsi="Wingdings" w:hint="default"/>
-      </w:rPr>
-    </w:lvl>
-    <w:lvl w:ilvl="6" w:tplc="DFDA4B8E">
-      <w:start w:val="1"/>
-      <w:numFmt w:val="bullet"/>
-      <w:lvlText w:val=""/>
-      <w:lvlJc w:val="left"/>
-      <w:pPr>
-        <w:ind w:left="5040" w:hanging="360"/>
-      </w:pPr>
-      <w:rPr>
-        <w:rFonts w:ascii="Symbol" w:hAnsi="Symbol" w:hint="default"/>
-      </w:rPr>
-    </w:lvl>
-    <w:lvl w:ilvl="7" w:tplc="0ADABCC8">
-      <w:start w:val="1"/>
-      <w:numFmt w:val="bullet"/>
-      <w:lvlText w:val="o"/>
-      <w:lvlJc w:val="left"/>
-      <w:pPr>
-        <w:ind w:left="5760" w:hanging="360"/>
-      </w:pPr>
-      <w:rPr>
-        <w:rFonts w:ascii="Courier New" w:hAnsi="Courier New" w:hint="default"/>
-      </w:rPr>
-    </w:lvl>
-    <w:lvl w:ilvl="8" w:tplc="D99CF086">
-      <w:start w:val="1"/>
-      <w:numFmt w:val="bullet"/>
-      <w:lvlText w:val=""/>
-      <w:lvlJc w:val="left"/>
-      <w:pPr>
-        <w:ind w:left="6480" w:hanging="360"/>
-      </w:pPr>
-      <w:rPr>
-        <w:rFonts w:ascii="Wingdings" w:hAnsi="Wingdings" w:hint="default"/>
-      </w:rPr>
-    </w:lvl>
-  </w:abstractNum>
-  <w:abstractNum w:abstractNumId="21" w15:restartNumberingAfterBreak="0">
-    <w:nsid w:val="408F60CD"/>
-    <w:multiLevelType w:val="hybridMultilevel"/>
-    <w:tmpl w:val="DF844720"/>
-    <w:lvl w:ilvl="0" w:tplc="0409000F">
-      <w:start w:val="1"/>
-      <w:numFmt w:val="decimal"/>
-      <w:lvlText w:val="%1."/>
-      <w:lvlJc w:val="left"/>
-      <w:pPr>
-        <w:ind w:left="936" w:hanging="360"/>
-      </w:pPr>
-    </w:lvl>
-    <w:lvl w:ilvl="1" w:tplc="04090019" w:tentative="1">
-      <w:start w:val="1"/>
-      <w:numFmt w:val="lowerLetter"/>
-      <w:lvlText w:val="%2."/>
-      <w:lvlJc w:val="left"/>
-      <w:pPr>
-        <w:ind w:left="1656" w:hanging="360"/>
-      </w:pPr>
-    </w:lvl>
-    <w:lvl w:ilvl="2" w:tplc="0409001B" w:tentative="1">
-      <w:start w:val="1"/>
-      <w:numFmt w:val="lowerRoman"/>
-      <w:lvlText w:val="%3."/>
-      <w:lvlJc w:val="right"/>
-      <w:pPr>
-        <w:ind w:left="2376" w:hanging="180"/>
-      </w:pPr>
-    </w:lvl>
-    <w:lvl w:ilvl="3" w:tplc="0409000F" w:tentative="1">
-      <w:start w:val="1"/>
-      <w:numFmt w:val="decimal"/>
-      <w:lvlText w:val="%4."/>
-      <w:lvlJc w:val="left"/>
-      <w:pPr>
-        <w:ind w:left="3096" w:hanging="360"/>
-      </w:pPr>
-    </w:lvl>
-    <w:lvl w:ilvl="4" w:tplc="04090019" w:tentative="1">
-      <w:start w:val="1"/>
-      <w:numFmt w:val="lowerLetter"/>
-      <w:lvlText w:val="%5."/>
-      <w:lvlJc w:val="left"/>
-      <w:pPr>
-        <w:ind w:left="3816" w:hanging="360"/>
-      </w:pPr>
-    </w:lvl>
-    <w:lvl w:ilvl="5" w:tplc="0409001B" w:tentative="1">
-      <w:start w:val="1"/>
-      <w:numFmt w:val="lowerRoman"/>
-      <w:lvlText w:val="%6."/>
-      <w:lvlJc w:val="right"/>
-      <w:pPr>
-        <w:ind w:left="4536" w:hanging="180"/>
-      </w:pPr>
-    </w:lvl>
-    <w:lvl w:ilvl="6" w:tplc="0409000F" w:tentative="1">
-      <w:start w:val="1"/>
-      <w:numFmt w:val="decimal"/>
-      <w:lvlText w:val="%7."/>
-      <w:lvlJc w:val="left"/>
-      <w:pPr>
-        <w:ind w:left="5256" w:hanging="360"/>
-      </w:pPr>
-    </w:lvl>
-    <w:lvl w:ilvl="7" w:tplc="04090019" w:tentative="1">
-      <w:start w:val="1"/>
-      <w:numFmt w:val="lowerLetter"/>
-      <w:lvlText w:val="%8."/>
-      <w:lvlJc w:val="left"/>
-      <w:pPr>
-        <w:ind w:left="5976" w:hanging="360"/>
-      </w:pPr>
-    </w:lvl>
-    <w:lvl w:ilvl="8" w:tplc="0409001B" w:tentative="1">
-      <w:start w:val="1"/>
-      <w:numFmt w:val="lowerRoman"/>
-      <w:lvlText w:val="%9."/>
-      <w:lvlJc w:val="right"/>
-      <w:pPr>
-        <w:ind w:left="6696" w:hanging="180"/>
-      </w:pPr>
-    </w:lvl>
-  </w:abstractNum>
-  <w:abstractNum w:abstractNumId="22" w15:restartNumberingAfterBreak="0">
-    <w:nsid w:val="456D3477"/>
-    <w:multiLevelType w:val="hybridMultilevel"/>
-    <w:tmpl w:val="DB92FBD8"/>
-    <w:lvl w:ilvl="0" w:tplc="04090001">
-      <w:start w:val="1"/>
-      <w:numFmt w:val="bullet"/>
-      <w:lvlText w:val=""/>
-      <w:lvlJc w:val="left"/>
-      <w:pPr>
-        <w:ind w:left="1080" w:hanging="360"/>
-      </w:pPr>
-      <w:rPr>
-        <w:rFonts w:ascii="Symbol" w:hAnsi="Symbol" w:hint="default"/>
-      </w:rPr>
-    </w:lvl>
-    <w:lvl w:ilvl="1" w:tplc="04090003" w:tentative="1">
-      <w:start w:val="1"/>
-      <w:numFmt w:val="bullet"/>
-      <w:lvlText w:val="o"/>
-      <w:lvlJc w:val="left"/>
-      <w:pPr>
-        <w:ind w:left="1800" w:hanging="360"/>
-      </w:pPr>
-      <w:rPr>
-        <w:rFonts w:ascii="Courier New" w:hAnsi="Courier New" w:cs="Courier New" w:hint="default"/>
-      </w:rPr>
-    </w:lvl>
-    <w:lvl w:ilvl="2" w:tplc="04090005" w:tentative="1">
-      <w:start w:val="1"/>
-      <w:numFmt w:val="bullet"/>
-      <w:lvlText w:val=""/>
-      <w:lvlJc w:val="left"/>
-      <w:pPr>
-        <w:ind w:left="2520" w:hanging="360"/>
-      </w:pPr>
-      <w:rPr>
-        <w:rFonts w:ascii="Wingdings" w:hAnsi="Wingdings" w:hint="default"/>
-      </w:rPr>
-    </w:lvl>
-    <w:lvl w:ilvl="3" w:tplc="04090001" w:tentative="1">
-      <w:start w:val="1"/>
-      <w:numFmt w:val="bullet"/>
-      <w:lvlText w:val=""/>
-      <w:lvlJc w:val="left"/>
-      <w:pPr>
-        <w:ind w:left="3240" w:hanging="360"/>
-      </w:pPr>
-      <w:rPr>
-        <w:rFonts w:ascii="Symbol" w:hAnsi="Symbol" w:hint="default"/>
-      </w:rPr>
-    </w:lvl>
-    <w:lvl w:ilvl="4" w:tplc="04090003" w:tentative="1">
-      <w:start w:val="1"/>
-      <w:numFmt w:val="bullet"/>
-      <w:lvlText w:val="o"/>
-      <w:lvlJc w:val="left"/>
-      <w:pPr>
-        <w:ind w:left="3960" w:hanging="360"/>
-      </w:pPr>
-      <w:rPr>
-        <w:rFonts w:ascii="Courier New" w:hAnsi="Courier New" w:cs="Courier New" w:hint="default"/>
-      </w:rPr>
-    </w:lvl>
-    <w:lvl w:ilvl="5" w:tplc="04090005" w:tentative="1">
-      <w:start w:val="1"/>
-      <w:numFmt w:val="bullet"/>
-      <w:lvlText w:val=""/>
-      <w:lvlJc w:val="left"/>
-      <w:pPr>
-        <w:ind w:left="4680" w:hanging="360"/>
-      </w:pPr>
-      <w:rPr>
-        <w:rFonts w:ascii="Wingdings" w:hAnsi="Wingdings" w:hint="default"/>
-      </w:rPr>
-    </w:lvl>
-    <w:lvl w:ilvl="6" w:tplc="04090001" w:tentative="1">
-      <w:start w:val="1"/>
-      <w:numFmt w:val="bullet"/>
-      <w:lvlText w:val=""/>
-      <w:lvlJc w:val="left"/>
-      <w:pPr>
-        <w:ind w:left="5400" w:hanging="360"/>
-      </w:pPr>
-      <w:rPr>
-        <w:rFonts w:ascii="Symbol" w:hAnsi="Symbol" w:hint="default"/>
-      </w:rPr>
-    </w:lvl>
-    <w:lvl w:ilvl="7" w:tplc="04090003" w:tentative="1">
-      <w:start w:val="1"/>
-      <w:numFmt w:val="bullet"/>
-      <w:lvlText w:val="o"/>
-      <w:lvlJc w:val="left"/>
-      <w:pPr>
-        <w:ind w:left="6120" w:hanging="360"/>
-      </w:pPr>
-      <w:rPr>
-        <w:rFonts w:ascii="Courier New" w:hAnsi="Courier New" w:cs="Courier New" w:hint="default"/>
-      </w:rPr>
-    </w:lvl>
-    <w:lvl w:ilvl="8" w:tplc="04090005" w:tentative="1">
-      <w:start w:val="1"/>
-      <w:numFmt w:val="bullet"/>
-      <w:lvlText w:val=""/>
-      <w:lvlJc w:val="left"/>
-      <w:pPr>
-        <w:ind w:left="6840" w:hanging="360"/>
-      </w:pPr>
-      <w:rPr>
-        <w:rFonts w:ascii="Wingdings" w:hAnsi="Wingdings" w:hint="default"/>
-      </w:rPr>
-    </w:lvl>
-  </w:abstractNum>
-  <w:abstractNum w:abstractNumId="23" w15:restartNumberingAfterBreak="0">
-    <w:nsid w:val="47B5D602"/>
-    <w:multiLevelType w:val="hybridMultilevel"/>
-    <w:tmpl w:val="FC68E6FE"/>
-    <w:lvl w:ilvl="0" w:tplc="268E5D80">
-      <w:start w:val="5"/>
-      <w:numFmt w:val="decimal"/>
-      <w:lvlText w:val="%1."/>
-      <w:lvlJc w:val="left"/>
-      <w:pPr>
-        <w:ind w:left="720" w:hanging="360"/>
-      </w:pPr>
-    </w:lvl>
-    <w:lvl w:ilvl="1" w:tplc="8B02744E">
-      <w:start w:val="1"/>
-      <w:numFmt w:val="lowerLetter"/>
-      <w:lvlText w:val="%2."/>
-      <w:lvlJc w:val="left"/>
-      <w:pPr>
-        <w:ind w:left="1440" w:hanging="360"/>
-      </w:pPr>
-    </w:lvl>
-    <w:lvl w:ilvl="2" w:tplc="5072AA6C">
-      <w:start w:val="1"/>
-      <w:numFmt w:val="lowerRoman"/>
-      <w:lvlText w:val="%3."/>
-      <w:lvlJc w:val="right"/>
-      <w:pPr>
-        <w:ind w:left="2160" w:hanging="180"/>
-      </w:pPr>
-    </w:lvl>
-    <w:lvl w:ilvl="3" w:tplc="66241460">
-      <w:start w:val="1"/>
-      <w:numFmt w:val="decimal"/>
-      <w:lvlText w:val="%4."/>
-      <w:lvlJc w:val="left"/>
-      <w:pPr>
-        <w:ind w:left="2880" w:hanging="360"/>
-      </w:pPr>
-    </w:lvl>
-    <w:lvl w:ilvl="4" w:tplc="F3FEEA72">
-      <w:start w:val="1"/>
-      <w:numFmt w:val="lowerLetter"/>
-      <w:lvlText w:val="%5."/>
-      <w:lvlJc w:val="left"/>
-      <w:pPr>
-        <w:ind w:left="3600" w:hanging="360"/>
-      </w:pPr>
-    </w:lvl>
-    <w:lvl w:ilvl="5" w:tplc="DC5AE15C">
-      <w:start w:val="1"/>
-      <w:numFmt w:val="lowerRoman"/>
-      <w:lvlText w:val="%6."/>
-      <w:lvlJc w:val="right"/>
-      <w:pPr>
-        <w:ind w:left="4320" w:hanging="180"/>
-      </w:pPr>
-    </w:lvl>
-    <w:lvl w:ilvl="6" w:tplc="2F16D2EA">
-      <w:start w:val="1"/>
-      <w:numFmt w:val="decimal"/>
-      <w:lvlText w:val="%7."/>
-      <w:lvlJc w:val="left"/>
-      <w:pPr>
-        <w:ind w:left="5040" w:hanging="360"/>
-      </w:pPr>
-    </w:lvl>
-    <w:lvl w:ilvl="7" w:tplc="DC10F172">
-      <w:start w:val="1"/>
-      <w:numFmt w:val="lowerLetter"/>
-      <w:lvlText w:val="%8."/>
-      <w:lvlJc w:val="left"/>
-      <w:pPr>
-        <w:ind w:left="5760" w:hanging="360"/>
-      </w:pPr>
-    </w:lvl>
-    <w:lvl w:ilvl="8" w:tplc="6B68D626">
-      <w:start w:val="1"/>
-      <w:numFmt w:val="lowerRoman"/>
-      <w:lvlText w:val="%9."/>
-      <w:lvlJc w:val="right"/>
-      <w:pPr>
-        <w:ind w:left="6480" w:hanging="180"/>
-      </w:pPr>
-    </w:lvl>
-  </w:abstractNum>
-  <w:abstractNum w:abstractNumId="24" w15:restartNumberingAfterBreak="0">
-    <w:nsid w:val="4B30A8C0"/>
-    <w:multiLevelType w:val="hybridMultilevel"/>
-    <w:tmpl w:val="85D0E94C"/>
-    <w:lvl w:ilvl="0" w:tplc="A0BCED9A">
-      <w:start w:val="1"/>
-      <w:numFmt w:val="bullet"/>
-      <w:lvlText w:val="·"/>
-      <w:lvlJc w:val="left"/>
-      <w:pPr>
-        <w:ind w:left="720" w:hanging="360"/>
-      </w:pPr>
-      <w:rPr>
-        <w:rFonts w:ascii="Symbol" w:hAnsi="Symbol" w:hint="default"/>
-      </w:rPr>
-    </w:lvl>
-    <w:lvl w:ilvl="1" w:tplc="BA5E2E18">
-      <w:start w:val="1"/>
-      <w:numFmt w:val="bullet"/>
-      <w:lvlText w:val="o"/>
-      <w:lvlJc w:val="left"/>
-      <w:pPr>
-        <w:ind w:left="1440" w:hanging="360"/>
-      </w:pPr>
-      <w:rPr>
-        <w:rFonts w:ascii="Courier New" w:hAnsi="Courier New" w:hint="default"/>
-      </w:rPr>
-    </w:lvl>
-    <w:lvl w:ilvl="2" w:tplc="AA9CAC70">
-      <w:start w:val="1"/>
-      <w:numFmt w:val="bullet"/>
-      <w:lvlText w:val=""/>
-      <w:lvlJc w:val="left"/>
-      <w:pPr>
-        <w:ind w:left="2160" w:hanging="360"/>
-      </w:pPr>
-      <w:rPr>
-        <w:rFonts w:ascii="Wingdings" w:hAnsi="Wingdings" w:hint="default"/>
-      </w:rPr>
-    </w:lvl>
-    <w:lvl w:ilvl="3" w:tplc="B1BE6ACE">
-      <w:start w:val="1"/>
-      <w:numFmt w:val="bullet"/>
-      <w:lvlText w:val=""/>
-      <w:lvlJc w:val="left"/>
-      <w:pPr>
-        <w:ind w:left="2880" w:hanging="360"/>
-      </w:pPr>
-      <w:rPr>
-        <w:rFonts w:ascii="Symbol" w:hAnsi="Symbol" w:hint="default"/>
-      </w:rPr>
-    </w:lvl>
-    <w:lvl w:ilvl="4" w:tplc="D7E88696">
-      <w:start w:val="1"/>
-      <w:numFmt w:val="bullet"/>
-      <w:lvlText w:val="o"/>
-      <w:lvlJc w:val="left"/>
-      <w:pPr>
-        <w:ind w:left="3600" w:hanging="360"/>
-      </w:pPr>
-      <w:rPr>
-        <w:rFonts w:ascii="Courier New" w:hAnsi="Courier New" w:hint="default"/>
-      </w:rPr>
-    </w:lvl>
-    <w:lvl w:ilvl="5" w:tplc="9D0E947A">
-      <w:start w:val="1"/>
-      <w:numFmt w:val="bullet"/>
-      <w:lvlText w:val=""/>
-      <w:lvlJc w:val="left"/>
-      <w:pPr>
-        <w:ind w:left="4320" w:hanging="360"/>
-      </w:pPr>
-      <w:rPr>
-        <w:rFonts w:ascii="Wingdings" w:hAnsi="Wingdings" w:hint="default"/>
-      </w:rPr>
-    </w:lvl>
-    <w:lvl w:ilvl="6" w:tplc="762044E6">
-      <w:start w:val="1"/>
-      <w:numFmt w:val="bullet"/>
-      <w:lvlText w:val=""/>
-      <w:lvlJc w:val="left"/>
-      <w:pPr>
-        <w:ind w:left="5040" w:hanging="360"/>
-      </w:pPr>
-      <w:rPr>
-        <w:rFonts w:ascii="Symbol" w:hAnsi="Symbol" w:hint="default"/>
-      </w:rPr>
-    </w:lvl>
-    <w:lvl w:ilvl="7" w:tplc="BDB42758">
-      <w:start w:val="1"/>
-      <w:numFmt w:val="bullet"/>
-      <w:lvlText w:val="o"/>
-      <w:lvlJc w:val="left"/>
-      <w:pPr>
-        <w:ind w:left="5760" w:hanging="360"/>
-      </w:pPr>
-      <w:rPr>
-        <w:rFonts w:ascii="Courier New" w:hAnsi="Courier New" w:hint="default"/>
-      </w:rPr>
-    </w:lvl>
-    <w:lvl w:ilvl="8" w:tplc="B0B0EA36">
-      <w:start w:val="1"/>
-      <w:numFmt w:val="bullet"/>
-      <w:lvlText w:val=""/>
-      <w:lvlJc w:val="left"/>
-      <w:pPr>
-        <w:ind w:left="6480" w:hanging="360"/>
-      </w:pPr>
-      <w:rPr>
-        <w:rFonts w:ascii="Wingdings" w:hAnsi="Wingdings" w:hint="default"/>
-      </w:rPr>
-    </w:lvl>
-  </w:abstractNum>
-  <w:abstractNum w:abstractNumId="25" w15:restartNumberingAfterBreak="0">
-    <w:nsid w:val="4D191F75"/>
-    <w:multiLevelType w:val="hybridMultilevel"/>
-    <w:tmpl w:val="3E28E354"/>
-    <w:lvl w:ilvl="0" w:tplc="B0FC3B94">
-      <w:start w:val="1"/>
-      <w:numFmt w:val="decimal"/>
-      <w:lvlText w:val="%1."/>
-      <w:lvlJc w:val="left"/>
-      <w:pPr>
-        <w:ind w:left="720" w:hanging="360"/>
-      </w:pPr>
-    </w:lvl>
-    <w:lvl w:ilvl="1" w:tplc="EAC42256">
-      <w:start w:val="1"/>
-      <w:numFmt w:val="lowerLetter"/>
-      <w:lvlText w:val="%2."/>
-      <w:lvlJc w:val="left"/>
-      <w:pPr>
-        <w:ind w:left="1440" w:hanging="360"/>
-      </w:pPr>
-    </w:lvl>
-    <w:lvl w:ilvl="2" w:tplc="9CD05038">
-      <w:start w:val="1"/>
-      <w:numFmt w:val="lowerRoman"/>
-      <w:lvlText w:val="%3."/>
-      <w:lvlJc w:val="right"/>
-      <w:pPr>
-        <w:ind w:left="2160" w:hanging="180"/>
-      </w:pPr>
-    </w:lvl>
-    <w:lvl w:ilvl="3" w:tplc="F9A6E79C">
-      <w:start w:val="1"/>
-      <w:numFmt w:val="decimal"/>
-      <w:lvlText w:val="%4."/>
-      <w:lvlJc w:val="left"/>
-      <w:pPr>
-        <w:ind w:left="2880" w:hanging="360"/>
-      </w:pPr>
-    </w:lvl>
-    <w:lvl w:ilvl="4" w:tplc="00366FFE">
-      <w:start w:val="1"/>
-      <w:numFmt w:val="lowerLetter"/>
-      <w:lvlText w:val="%5."/>
-      <w:lvlJc w:val="left"/>
-      <w:pPr>
-        <w:ind w:left="3600" w:hanging="360"/>
-      </w:pPr>
-    </w:lvl>
-    <w:lvl w:ilvl="5" w:tplc="FFB21532">
-      <w:start w:val="1"/>
-      <w:numFmt w:val="lowerRoman"/>
-      <w:lvlText w:val="%6."/>
-      <w:lvlJc w:val="right"/>
-      <w:pPr>
-        <w:ind w:left="4320" w:hanging="180"/>
-      </w:pPr>
-    </w:lvl>
-    <w:lvl w:ilvl="6" w:tplc="652248F4">
-      <w:start w:val="1"/>
-      <w:numFmt w:val="decimal"/>
-      <w:lvlText w:val="%7."/>
-      <w:lvlJc w:val="left"/>
-      <w:pPr>
-        <w:ind w:left="5040" w:hanging="360"/>
-      </w:pPr>
-    </w:lvl>
-    <w:lvl w:ilvl="7" w:tplc="4BCAF28A">
-      <w:start w:val="1"/>
-      <w:numFmt w:val="lowerLetter"/>
-      <w:lvlText w:val="%8."/>
-      <w:lvlJc w:val="left"/>
-      <w:pPr>
-        <w:ind w:left="5760" w:hanging="360"/>
-      </w:pPr>
-    </w:lvl>
-    <w:lvl w:ilvl="8" w:tplc="2DF2FE9C">
-      <w:start w:val="1"/>
-      <w:numFmt w:val="lowerRoman"/>
-      <w:lvlText w:val="%9."/>
-      <w:lvlJc w:val="right"/>
-      <w:pPr>
-        <w:ind w:left="6480" w:hanging="180"/>
-      </w:pPr>
-    </w:lvl>
-  </w:abstractNum>
-  <w:abstractNum w:abstractNumId="26" w15:restartNumberingAfterBreak="0">
-    <w:nsid w:val="4EE40766"/>
-    <w:multiLevelType w:val="hybridMultilevel"/>
-    <w:tmpl w:val="BB36B9A2"/>
-    <w:lvl w:ilvl="0" w:tplc="1C7AE60E">
-      <w:start w:val="1"/>
-      <w:numFmt w:val="bullet"/>
-      <w:lvlText w:val="·"/>
-      <w:lvlJc w:val="left"/>
-      <w:pPr>
-        <w:ind w:left="720" w:hanging="360"/>
-      </w:pPr>
-      <w:rPr>
-        <w:rFonts w:ascii="Symbol" w:hAnsi="Symbol" w:hint="default"/>
-      </w:rPr>
-    </w:lvl>
-    <w:lvl w:ilvl="1" w:tplc="4C70DB12">
-      <w:start w:val="1"/>
-      <w:numFmt w:val="bullet"/>
-      <w:lvlText w:val="o"/>
-      <w:lvlJc w:val="left"/>
-      <w:pPr>
-        <w:ind w:left="1440" w:hanging="360"/>
-      </w:pPr>
-      <w:rPr>
-        <w:rFonts w:ascii="Courier New" w:hAnsi="Courier New" w:hint="default"/>
-      </w:rPr>
-    </w:lvl>
-    <w:lvl w:ilvl="2" w:tplc="BA4228B8">
-      <w:start w:val="1"/>
-      <w:numFmt w:val="bullet"/>
-      <w:lvlText w:val=""/>
-      <w:lvlJc w:val="left"/>
-      <w:pPr>
-        <w:ind w:left="2160" w:hanging="360"/>
-      </w:pPr>
-      <w:rPr>
-        <w:rFonts w:ascii="Wingdings" w:hAnsi="Wingdings" w:hint="default"/>
-      </w:rPr>
-    </w:lvl>
-    <w:lvl w:ilvl="3" w:tplc="93E0812A">
-      <w:start w:val="1"/>
-      <w:numFmt w:val="bullet"/>
-      <w:lvlText w:val=""/>
-      <w:lvlJc w:val="left"/>
-      <w:pPr>
-        <w:ind w:left="2880" w:hanging="360"/>
-      </w:pPr>
-      <w:rPr>
-        <w:rFonts w:ascii="Symbol" w:hAnsi="Symbol" w:hint="default"/>
-      </w:rPr>
-    </w:lvl>
-    <w:lvl w:ilvl="4" w:tplc="C03A2BA4">
-      <w:start w:val="1"/>
-      <w:numFmt w:val="bullet"/>
-      <w:lvlText w:val="o"/>
-      <w:lvlJc w:val="left"/>
-      <w:pPr>
-        <w:ind w:left="3600" w:hanging="360"/>
-      </w:pPr>
-      <w:rPr>
-        <w:rFonts w:ascii="Courier New" w:hAnsi="Courier New" w:hint="default"/>
-      </w:rPr>
-    </w:lvl>
-    <w:lvl w:ilvl="5" w:tplc="B2ACF120">
-      <w:start w:val="1"/>
-      <w:numFmt w:val="bullet"/>
-      <w:lvlText w:val=""/>
-      <w:lvlJc w:val="left"/>
-      <w:pPr>
-        <w:ind w:left="4320" w:hanging="360"/>
-      </w:pPr>
-      <w:rPr>
-        <w:rFonts w:ascii="Wingdings" w:hAnsi="Wingdings" w:hint="default"/>
-      </w:rPr>
-    </w:lvl>
-    <w:lvl w:ilvl="6" w:tplc="0E066DF4">
-      <w:start w:val="1"/>
-      <w:numFmt w:val="bullet"/>
-      <w:lvlText w:val=""/>
-      <w:lvlJc w:val="left"/>
-      <w:pPr>
-        <w:ind w:left="5040" w:hanging="360"/>
-      </w:pPr>
-      <w:rPr>
-        <w:rFonts w:ascii="Symbol" w:hAnsi="Symbol" w:hint="default"/>
-      </w:rPr>
-    </w:lvl>
-    <w:lvl w:ilvl="7" w:tplc="C1C2EC42">
-      <w:start w:val="1"/>
-      <w:numFmt w:val="bullet"/>
-      <w:lvlText w:val="o"/>
-      <w:lvlJc w:val="left"/>
-      <w:pPr>
-        <w:ind w:left="5760" w:hanging="360"/>
-      </w:pPr>
-      <w:rPr>
-        <w:rFonts w:ascii="Courier New" w:hAnsi="Courier New" w:hint="default"/>
-      </w:rPr>
-    </w:lvl>
-    <w:lvl w:ilvl="8" w:tplc="3F3EB53C">
-      <w:start w:val="1"/>
-      <w:numFmt w:val="bullet"/>
-      <w:lvlText w:val=""/>
-      <w:lvlJc w:val="left"/>
-      <w:pPr>
-        <w:ind w:left="6480" w:hanging="360"/>
-      </w:pPr>
-      <w:rPr>
-        <w:rFonts w:ascii="Wingdings" w:hAnsi="Wingdings" w:hint="default"/>
-      </w:rPr>
-    </w:lvl>
-  </w:abstractNum>
-  <w:abstractNum w:abstractNumId="27" w15:restartNumberingAfterBreak="0">
-    <w:nsid w:val="5416A972"/>
-    <w:multiLevelType w:val="hybridMultilevel"/>
-    <w:tmpl w:val="08C02540"/>
-    <w:lvl w:ilvl="0" w:tplc="5F50116C">
-      <w:start w:val="4"/>
-      <w:numFmt w:val="decimal"/>
-      <w:lvlText w:val="%1."/>
-      <w:lvlJc w:val="left"/>
-      <w:pPr>
-        <w:ind w:left="720" w:hanging="360"/>
-      </w:pPr>
-    </w:lvl>
-    <w:lvl w:ilvl="1" w:tplc="AC164F34">
-      <w:start w:val="1"/>
-      <w:numFmt w:val="lowerLetter"/>
-      <w:lvlText w:val="%2."/>
-      <w:lvlJc w:val="left"/>
-      <w:pPr>
-        <w:ind w:left="1440" w:hanging="360"/>
-      </w:pPr>
-    </w:lvl>
-    <w:lvl w:ilvl="2" w:tplc="D342476A">
-      <w:start w:val="1"/>
-      <w:numFmt w:val="lowerRoman"/>
-      <w:lvlText w:val="%3."/>
-      <w:lvlJc w:val="right"/>
-      <w:pPr>
-        <w:ind w:left="2160" w:hanging="180"/>
-      </w:pPr>
-    </w:lvl>
-    <w:lvl w:ilvl="3" w:tplc="02E2E4D2">
-      <w:start w:val="1"/>
-      <w:numFmt w:val="decimal"/>
-      <w:lvlText w:val="%4."/>
-      <w:lvlJc w:val="left"/>
-      <w:pPr>
-        <w:ind w:left="2880" w:hanging="360"/>
-      </w:pPr>
-    </w:lvl>
-    <w:lvl w:ilvl="4" w:tplc="CADE1E08">
-      <w:start w:val="1"/>
-      <w:numFmt w:val="lowerLetter"/>
-      <w:lvlText w:val="%5."/>
-      <w:lvlJc w:val="left"/>
-      <w:pPr>
-        <w:ind w:left="3600" w:hanging="360"/>
-      </w:pPr>
-    </w:lvl>
-    <w:lvl w:ilvl="5" w:tplc="929A87DC">
-      <w:start w:val="1"/>
-      <w:numFmt w:val="lowerRoman"/>
-      <w:lvlText w:val="%6."/>
-      <w:lvlJc w:val="right"/>
-      <w:pPr>
-        <w:ind w:left="4320" w:hanging="180"/>
-      </w:pPr>
-    </w:lvl>
-    <w:lvl w:ilvl="6" w:tplc="73620C86">
-      <w:start w:val="1"/>
-      <w:numFmt w:val="decimal"/>
-      <w:lvlText w:val="%7."/>
-      <w:lvlJc w:val="left"/>
-      <w:pPr>
-        <w:ind w:left="5040" w:hanging="360"/>
-      </w:pPr>
-    </w:lvl>
-    <w:lvl w:ilvl="7" w:tplc="D86EA9AA">
-      <w:start w:val="1"/>
-      <w:numFmt w:val="lowerLetter"/>
-      <w:lvlText w:val="%8."/>
-      <w:lvlJc w:val="left"/>
-      <w:pPr>
-        <w:ind w:left="5760" w:hanging="360"/>
-      </w:pPr>
-    </w:lvl>
-    <w:lvl w:ilvl="8" w:tplc="6E6481FE">
-      <w:start w:val="1"/>
-      <w:numFmt w:val="lowerRoman"/>
-      <w:lvlText w:val="%9."/>
-      <w:lvlJc w:val="right"/>
-      <w:pPr>
-        <w:ind w:left="6480" w:hanging="180"/>
-      </w:pPr>
-    </w:lvl>
-  </w:abstractNum>
-  <w:abstractNum w:abstractNumId="28" w15:restartNumberingAfterBreak="0">
-    <w:nsid w:val="54B461E4"/>
-    <w:multiLevelType w:val="hybridMultilevel"/>
-    <w:tmpl w:val="5FAA5D24"/>
-    <w:lvl w:ilvl="0" w:tplc="8C68EAB6">
-      <w:start w:val="3"/>
-      <w:numFmt w:val="decimal"/>
-      <w:lvlText w:val="%1."/>
-      <w:lvlJc w:val="left"/>
-      <w:pPr>
-        <w:ind w:left="720" w:hanging="360"/>
-      </w:pPr>
-    </w:lvl>
-    <w:lvl w:ilvl="1" w:tplc="0AF6CB2A">
-      <w:start w:val="1"/>
-      <w:numFmt w:val="lowerLetter"/>
-      <w:lvlText w:val="%2."/>
-      <w:lvlJc w:val="left"/>
-      <w:pPr>
-        <w:ind w:left="1440" w:hanging="360"/>
-      </w:pPr>
-    </w:lvl>
-    <w:lvl w:ilvl="2" w:tplc="88D4CE06">
-      <w:start w:val="1"/>
-      <w:numFmt w:val="lowerRoman"/>
-      <w:lvlText w:val="%3."/>
-      <w:lvlJc w:val="right"/>
-      <w:pPr>
-        <w:ind w:left="2160" w:hanging="180"/>
-      </w:pPr>
-    </w:lvl>
-    <w:lvl w:ilvl="3" w:tplc="3F062E94">
-      <w:start w:val="1"/>
-      <w:numFmt w:val="decimal"/>
-      <w:lvlText w:val="%4."/>
-      <w:lvlJc w:val="left"/>
-      <w:pPr>
-        <w:ind w:left="2880" w:hanging="360"/>
-      </w:pPr>
-    </w:lvl>
-    <w:lvl w:ilvl="4" w:tplc="646CF3A2">
-      <w:start w:val="1"/>
-      <w:numFmt w:val="lowerLetter"/>
-      <w:lvlText w:val="%5."/>
-      <w:lvlJc w:val="left"/>
-      <w:pPr>
-        <w:ind w:left="3600" w:hanging="360"/>
-      </w:pPr>
-    </w:lvl>
-    <w:lvl w:ilvl="5" w:tplc="4A702A78">
-      <w:start w:val="1"/>
-      <w:numFmt w:val="lowerRoman"/>
-      <w:lvlText w:val="%6."/>
-      <w:lvlJc w:val="right"/>
-      <w:pPr>
-        <w:ind w:left="4320" w:hanging="180"/>
-      </w:pPr>
-    </w:lvl>
-    <w:lvl w:ilvl="6" w:tplc="C40225A0">
-      <w:start w:val="1"/>
-      <w:numFmt w:val="decimal"/>
-      <w:lvlText w:val="%7."/>
-      <w:lvlJc w:val="left"/>
-      <w:pPr>
-        <w:ind w:left="5040" w:hanging="360"/>
-      </w:pPr>
-    </w:lvl>
-    <w:lvl w:ilvl="7" w:tplc="EEFA7356">
-      <w:start w:val="1"/>
-      <w:numFmt w:val="lowerLetter"/>
-      <w:lvlText w:val="%8."/>
-      <w:lvlJc w:val="left"/>
-      <w:pPr>
-        <w:ind w:left="5760" w:hanging="360"/>
-      </w:pPr>
-    </w:lvl>
-    <w:lvl w:ilvl="8" w:tplc="0C56BE80">
-      <w:start w:val="1"/>
-      <w:numFmt w:val="lowerRoman"/>
-      <w:lvlText w:val="%9."/>
-      <w:lvlJc w:val="right"/>
-      <w:pPr>
-        <w:ind w:left="6480" w:hanging="180"/>
-      </w:pPr>
-    </w:lvl>
-  </w:abstractNum>
-  <w:abstractNum w:abstractNumId="29" w15:restartNumberingAfterBreak="0">
-    <w:nsid w:val="562F01F2"/>
-    <w:multiLevelType w:val="multilevel"/>
-    <w:tmpl w:val="0409001F"/>
-    <w:lvl w:ilvl="0">
-      <w:start w:val="1"/>
-      <w:numFmt w:val="decimal"/>
-      <w:lvlText w:val="%1."/>
-      <w:lvlJc w:val="left"/>
-      <w:pPr>
-        <w:ind w:left="360" w:hanging="360"/>
-      </w:pPr>
-    </w:lvl>
-    <w:lvl w:ilvl="1">
-      <w:start w:val="1"/>
-      <w:numFmt w:val="decimal"/>
-      <w:lvlText w:val="%1.%2."/>
-      <w:lvlJc w:val="left"/>
-      <w:pPr>
-        <w:ind w:left="792" w:hanging="432"/>
-      </w:pPr>
-    </w:lvl>
-    <w:lvl w:ilvl="2">
-      <w:start w:val="1"/>
-      <w:numFmt w:val="decimal"/>
-      <w:lvlText w:val="%1.%2.%3."/>
-      <w:lvlJc w:val="left"/>
-      <w:pPr>
-        <w:ind w:left="1224" w:hanging="504"/>
-      </w:pPr>
-    </w:lvl>
-    <w:lvl w:ilvl="3">
-      <w:start w:val="1"/>
-      <w:numFmt w:val="decimal"/>
-      <w:lvlText w:val="%1.%2.%3.%4."/>
-      <w:lvlJc w:val="left"/>
-      <w:pPr>
-        <w:ind w:left="1728" w:hanging="648"/>
-      </w:pPr>
-    </w:lvl>
-    <w:lvl w:ilvl="4">
-      <w:start w:val="1"/>
-      <w:numFmt w:val="decimal"/>
-      <w:lvlText w:val="%1.%2.%3.%4.%5."/>
-      <w:lvlJc w:val="left"/>
-      <w:pPr>
-        <w:ind w:left="2232" w:hanging="792"/>
-      </w:pPr>
-    </w:lvl>
-    <w:lvl w:ilvl="5">
-      <w:start w:val="1"/>
-      <w:numFmt w:val="decimal"/>
-      <w:lvlText w:val="%1.%2.%3.%4.%5.%6."/>
-      <w:lvlJc w:val="left"/>
-      <w:pPr>
-        <w:ind w:left="2736" w:hanging="936"/>
-      </w:pPr>
-    </w:lvl>
-    <w:lvl w:ilvl="6">
-      <w:start w:val="1"/>
-      <w:numFmt w:val="decimal"/>
-      <w:lvlText w:val="%1.%2.%3.%4.%5.%6.%7."/>
-      <w:lvlJc w:val="left"/>
-      <w:pPr>
-        <w:ind w:left="3240" w:hanging="1080"/>
-      </w:pPr>
-    </w:lvl>
-    <w:lvl w:ilvl="7">
-      <w:start w:val="1"/>
-      <w:numFmt w:val="decimal"/>
-      <w:lvlText w:val="%1.%2.%3.%4.%5.%6.%7.%8."/>
-      <w:lvlJc w:val="left"/>
-      <w:pPr>
-        <w:ind w:left="3744" w:hanging="1224"/>
-      </w:pPr>
-    </w:lvl>
-    <w:lvl w:ilvl="8">
-      <w:start w:val="1"/>
-      <w:numFmt w:val="decimal"/>
-      <w:lvlText w:val="%1.%2.%3.%4.%5.%6.%7.%8.%9."/>
-      <w:lvlJc w:val="left"/>
-      <w:pPr>
-        <w:ind w:left="4320" w:hanging="1440"/>
-      </w:pPr>
-    </w:lvl>
-  </w:abstractNum>
-  <w:abstractNum w:abstractNumId="30" w15:restartNumberingAfterBreak="0">
-    <w:nsid w:val="57A72A11"/>
-    <w:multiLevelType w:val="hybridMultilevel"/>
-    <w:tmpl w:val="BF84E620"/>
-    <w:lvl w:ilvl="0" w:tplc="F19A5FD0">
-      <w:start w:val="1"/>
-      <w:numFmt w:val="bullet"/>
-      <w:lvlText w:val="·"/>
-      <w:lvlJc w:val="left"/>
-      <w:pPr>
-        <w:ind w:left="720" w:hanging="360"/>
-      </w:pPr>
-      <w:rPr>
-        <w:rFonts w:ascii="Symbol" w:hAnsi="Symbol" w:hint="default"/>
-      </w:rPr>
-    </w:lvl>
-    <w:lvl w:ilvl="1" w:tplc="3C444F12">
-      <w:start w:val="1"/>
-      <w:numFmt w:val="bullet"/>
-      <w:lvlText w:val="o"/>
-      <w:lvlJc w:val="left"/>
-      <w:pPr>
-        <w:ind w:left="1440" w:hanging="360"/>
-      </w:pPr>
-      <w:rPr>
-        <w:rFonts w:ascii="Courier New" w:hAnsi="Courier New" w:hint="default"/>
-      </w:rPr>
-    </w:lvl>
-    <w:lvl w:ilvl="2" w:tplc="E006F310">
-      <w:start w:val="1"/>
-      <w:numFmt w:val="bullet"/>
-      <w:lvlText w:val=""/>
-      <w:lvlJc w:val="left"/>
-      <w:pPr>
-        <w:ind w:left="2160" w:hanging="360"/>
-      </w:pPr>
-      <w:rPr>
-        <w:rFonts w:ascii="Wingdings" w:hAnsi="Wingdings" w:hint="default"/>
-      </w:rPr>
-    </w:lvl>
-    <w:lvl w:ilvl="3" w:tplc="5A1C55A0">
-      <w:start w:val="1"/>
-      <w:numFmt w:val="bullet"/>
-      <w:lvlText w:val=""/>
-      <w:lvlJc w:val="left"/>
-      <w:pPr>
-        <w:ind w:left="2880" w:hanging="360"/>
-      </w:pPr>
-      <w:rPr>
-        <w:rFonts w:ascii="Symbol" w:hAnsi="Symbol" w:hint="default"/>
-      </w:rPr>
-    </w:lvl>
-    <w:lvl w:ilvl="4" w:tplc="4C1AD662">
-      <w:start w:val="1"/>
-      <w:numFmt w:val="bullet"/>
-      <w:lvlText w:val="o"/>
-      <w:lvlJc w:val="left"/>
-      <w:pPr>
-        <w:ind w:left="3600" w:hanging="360"/>
-      </w:pPr>
-      <w:rPr>
-        <w:rFonts w:ascii="Courier New" w:hAnsi="Courier New" w:hint="default"/>
-      </w:rPr>
-    </w:lvl>
-    <w:lvl w:ilvl="5" w:tplc="EC122976">
-      <w:start w:val="1"/>
-      <w:numFmt w:val="bullet"/>
-      <w:lvlText w:val=""/>
-      <w:lvlJc w:val="left"/>
-      <w:pPr>
-        <w:ind w:left="4320" w:hanging="360"/>
-      </w:pPr>
-      <w:rPr>
-        <w:rFonts w:ascii="Wingdings" w:hAnsi="Wingdings" w:hint="default"/>
-      </w:rPr>
-    </w:lvl>
-    <w:lvl w:ilvl="6" w:tplc="F8662AA0">
-      <w:start w:val="1"/>
-      <w:numFmt w:val="bullet"/>
-      <w:lvlText w:val=""/>
-      <w:lvlJc w:val="left"/>
-      <w:pPr>
-        <w:ind w:left="5040" w:hanging="360"/>
-      </w:pPr>
-      <w:rPr>
-        <w:rFonts w:ascii="Symbol" w:hAnsi="Symbol" w:hint="default"/>
-      </w:rPr>
-    </w:lvl>
-    <w:lvl w:ilvl="7" w:tplc="81F8B002">
-      <w:start w:val="1"/>
-      <w:numFmt w:val="bullet"/>
-      <w:lvlText w:val="o"/>
-      <w:lvlJc w:val="left"/>
-      <w:pPr>
-        <w:ind w:left="5760" w:hanging="360"/>
-      </w:pPr>
-      <w:rPr>
-        <w:rFonts w:ascii="Courier New" w:hAnsi="Courier New" w:hint="default"/>
-      </w:rPr>
-    </w:lvl>
-    <w:lvl w:ilvl="8" w:tplc="CB02909C">
-      <w:start w:val="1"/>
-      <w:numFmt w:val="bullet"/>
-      <w:lvlText w:val=""/>
-      <w:lvlJc w:val="left"/>
-      <w:pPr>
-        <w:ind w:left="6480" w:hanging="360"/>
-      </w:pPr>
-      <w:rPr>
-        <w:rFonts w:ascii="Wingdings" w:hAnsi="Wingdings" w:hint="default"/>
-      </w:rPr>
-    </w:lvl>
-  </w:abstractNum>
-  <w:abstractNum w:abstractNumId="31" w15:restartNumberingAfterBreak="0">
-    <w:nsid w:val="58725561"/>
-    <w:multiLevelType w:val="hybridMultilevel"/>
-    <w:tmpl w:val="3EC21710"/>
-    <w:lvl w:ilvl="0" w:tplc="04090001">
-      <w:start w:val="1"/>
-      <w:numFmt w:val="bullet"/>
-      <w:lvlText w:val=""/>
-      <w:lvlJc w:val="left"/>
-      <w:pPr>
-        <w:ind w:left="720" w:hanging="360"/>
-      </w:pPr>
-      <w:rPr>
-        <w:rFonts w:ascii="Symbol" w:hAnsi="Symbol" w:hint="default"/>
-      </w:rPr>
-    </w:lvl>
-    <w:lvl w:ilvl="1" w:tplc="04090003" w:tentative="1">
-      <w:start w:val="1"/>
-      <w:numFmt w:val="bullet"/>
-      <w:lvlText w:val="o"/>
-      <w:lvlJc w:val="left"/>
-      <w:pPr>
-        <w:ind w:left="1440" w:hanging="360"/>
-      </w:pPr>
-      <w:rPr>
-        <w:rFonts w:ascii="Courier New" w:hAnsi="Courier New" w:cs="Courier New" w:hint="default"/>
-      </w:rPr>
-    </w:lvl>
-    <w:lvl w:ilvl="2" w:tplc="04090005" w:tentative="1">
-      <w:start w:val="1"/>
-      <w:numFmt w:val="bullet"/>
-      <w:lvlText w:val=""/>
-      <w:lvlJc w:val="left"/>
-      <w:pPr>
-        <w:ind w:left="2160" w:hanging="360"/>
-      </w:pPr>
-      <w:rPr>
-        <w:rFonts w:ascii="Wingdings" w:hAnsi="Wingdings" w:hint="default"/>
-      </w:rPr>
-    </w:lvl>
-    <w:lvl w:ilvl="3" w:tplc="04090001" w:tentative="1">
-      <w:start w:val="1"/>
-      <w:numFmt w:val="bullet"/>
-      <w:lvlText w:val=""/>
-      <w:lvlJc w:val="left"/>
-      <w:pPr>
-        <w:ind w:left="2880" w:hanging="360"/>
-      </w:pPr>
-      <w:rPr>
-        <w:rFonts w:ascii="Symbol" w:hAnsi="Symbol" w:hint="default"/>
-      </w:rPr>
-    </w:lvl>
-    <w:lvl w:ilvl="4" w:tplc="04090003" w:tentative="1">
-      <w:start w:val="1"/>
-      <w:numFmt w:val="bullet"/>
-      <w:lvlText w:val="o"/>
-      <w:lvlJc w:val="left"/>
-      <w:pPr>
-        <w:ind w:left="3600" w:hanging="360"/>
-      </w:pPr>
-      <w:rPr>
-        <w:rFonts w:ascii="Courier New" w:hAnsi="Courier New" w:cs="Courier New" w:hint="default"/>
-      </w:rPr>
-    </w:lvl>
-    <w:lvl w:ilvl="5" w:tplc="04090005" w:tentative="1">
-      <w:start w:val="1"/>
-      <w:numFmt w:val="bullet"/>
-      <w:lvlText w:val=""/>
-      <w:lvlJc w:val="left"/>
-      <w:pPr>
-        <w:ind w:left="4320" w:hanging="360"/>
-      </w:pPr>
-      <w:rPr>
-        <w:rFonts w:ascii="Wingdings" w:hAnsi="Wingdings" w:hint="default"/>
-      </w:rPr>
-    </w:lvl>
-    <w:lvl w:ilvl="6" w:tplc="04090001" w:tentative="1">
-      <w:start w:val="1"/>
-      <w:numFmt w:val="bullet"/>
-      <w:lvlText w:val=""/>
-      <w:lvlJc w:val="left"/>
-      <w:pPr>
-        <w:ind w:left="5040" w:hanging="360"/>
-      </w:pPr>
-      <w:rPr>
-        <w:rFonts w:ascii="Symbol" w:hAnsi="Symbol" w:hint="default"/>
-      </w:rPr>
-    </w:lvl>
-    <w:lvl w:ilvl="7" w:tplc="04090003" w:tentative="1">
-      <w:start w:val="1"/>
-      <w:numFmt w:val="bullet"/>
-      <w:lvlText w:val="o"/>
-      <w:lvlJc w:val="left"/>
-      <w:pPr>
-        <w:ind w:left="5760" w:hanging="360"/>
-      </w:pPr>
-      <w:rPr>
-        <w:rFonts w:ascii="Courier New" w:hAnsi="Courier New" w:cs="Courier New" w:hint="default"/>
-      </w:rPr>
-    </w:lvl>
-    <w:lvl w:ilvl="8" w:tplc="04090005" w:tentative="1">
-      <w:start w:val="1"/>
-      <w:numFmt w:val="bullet"/>
-      <w:lvlText w:val=""/>
-      <w:lvlJc w:val="left"/>
-      <w:pPr>
-        <w:ind w:left="6480" w:hanging="360"/>
-      </w:pPr>
-      <w:rPr>
-        <w:rFonts w:ascii="Wingdings" w:hAnsi="Wingdings" w:hint="default"/>
-      </w:rPr>
-    </w:lvl>
-  </w:abstractNum>
-  <w:abstractNum w:abstractNumId="32" w15:restartNumberingAfterBreak="0">
-    <w:nsid w:val="5DB980D8"/>
-    <w:multiLevelType w:val="hybridMultilevel"/>
-    <w:tmpl w:val="CDE696F6"/>
-    <w:lvl w:ilvl="0" w:tplc="E570AF9C">
-      <w:start w:val="2"/>
-      <w:numFmt w:val="decimal"/>
-      <w:lvlText w:val="%1."/>
-      <w:lvlJc w:val="left"/>
-      <w:pPr>
-        <w:ind w:left="720" w:hanging="360"/>
-      </w:pPr>
-    </w:lvl>
-    <w:lvl w:ilvl="1" w:tplc="75B4EB96">
-      <w:start w:val="1"/>
-      <w:numFmt w:val="lowerLetter"/>
-      <w:lvlText w:val="%2."/>
-      <w:lvlJc w:val="left"/>
-      <w:pPr>
-        <w:ind w:left="1440" w:hanging="360"/>
-      </w:pPr>
-    </w:lvl>
-    <w:lvl w:ilvl="2" w:tplc="76028798">
-      <w:start w:val="1"/>
-      <w:numFmt w:val="lowerRoman"/>
-      <w:lvlText w:val="%3."/>
-      <w:lvlJc w:val="right"/>
-      <w:pPr>
-        <w:ind w:left="2160" w:hanging="180"/>
-      </w:pPr>
-    </w:lvl>
-    <w:lvl w:ilvl="3" w:tplc="75221E2E">
-      <w:start w:val="1"/>
-      <w:numFmt w:val="decimal"/>
-      <w:lvlText w:val="%4."/>
-      <w:lvlJc w:val="left"/>
-      <w:pPr>
-        <w:ind w:left="2880" w:hanging="360"/>
-      </w:pPr>
-    </w:lvl>
-    <w:lvl w:ilvl="4" w:tplc="51ACB19E">
-      <w:start w:val="1"/>
-      <w:numFmt w:val="lowerLetter"/>
-      <w:lvlText w:val="%5."/>
-      <w:lvlJc w:val="left"/>
-      <w:pPr>
-        <w:ind w:left="3600" w:hanging="360"/>
-      </w:pPr>
-    </w:lvl>
-    <w:lvl w:ilvl="5" w:tplc="A8A083B0">
-      <w:start w:val="1"/>
-      <w:numFmt w:val="lowerRoman"/>
-      <w:lvlText w:val="%6."/>
-      <w:lvlJc w:val="right"/>
-      <w:pPr>
-        <w:ind w:left="4320" w:hanging="180"/>
-      </w:pPr>
-    </w:lvl>
-    <w:lvl w:ilvl="6" w:tplc="976226E0">
-      <w:start w:val="1"/>
-      <w:numFmt w:val="decimal"/>
-      <w:lvlText w:val="%7."/>
-      <w:lvlJc w:val="left"/>
-      <w:pPr>
-        <w:ind w:left="5040" w:hanging="360"/>
-      </w:pPr>
-    </w:lvl>
-    <w:lvl w:ilvl="7" w:tplc="A424794C">
-      <w:start w:val="1"/>
-      <w:numFmt w:val="lowerLetter"/>
-      <w:lvlText w:val="%8."/>
-      <w:lvlJc w:val="left"/>
-      <w:pPr>
-        <w:ind w:left="5760" w:hanging="360"/>
-      </w:pPr>
-    </w:lvl>
-    <w:lvl w:ilvl="8" w:tplc="E530F0C0">
-      <w:start w:val="1"/>
-      <w:numFmt w:val="lowerRoman"/>
-      <w:lvlText w:val="%9."/>
-      <w:lvlJc w:val="right"/>
-      <w:pPr>
-        <w:ind w:left="6480" w:hanging="180"/>
-      </w:pPr>
-    </w:lvl>
-  </w:abstractNum>
-  <w:abstractNum w:abstractNumId="33" w15:restartNumberingAfterBreak="0">
-    <w:nsid w:val="5F43F0CD"/>
-    <w:multiLevelType w:val="hybridMultilevel"/>
-    <w:tmpl w:val="4D82FD92"/>
-    <w:lvl w:ilvl="0" w:tplc="61F45E72">
-      <w:start w:val="6"/>
-      <w:numFmt w:val="decimal"/>
-      <w:lvlText w:val="%1."/>
-      <w:lvlJc w:val="left"/>
-      <w:pPr>
-        <w:ind w:left="720" w:hanging="360"/>
-      </w:pPr>
-    </w:lvl>
-    <w:lvl w:ilvl="1" w:tplc="BD283274">
-      <w:start w:val="1"/>
-      <w:numFmt w:val="lowerLetter"/>
-      <w:lvlText w:val="%2."/>
-      <w:lvlJc w:val="left"/>
-      <w:pPr>
-        <w:ind w:left="1440" w:hanging="360"/>
-      </w:pPr>
-    </w:lvl>
-    <w:lvl w:ilvl="2" w:tplc="D4E2A33A">
-      <w:start w:val="1"/>
-      <w:numFmt w:val="lowerRoman"/>
-      <w:lvlText w:val="%3."/>
-      <w:lvlJc w:val="right"/>
-      <w:pPr>
-        <w:ind w:left="2160" w:hanging="180"/>
-      </w:pPr>
-    </w:lvl>
-    <w:lvl w:ilvl="3" w:tplc="9BA47504">
-      <w:start w:val="1"/>
-      <w:numFmt w:val="decimal"/>
-      <w:lvlText w:val="%4."/>
-      <w:lvlJc w:val="left"/>
-      <w:pPr>
-        <w:ind w:left="2880" w:hanging="360"/>
-      </w:pPr>
-    </w:lvl>
-    <w:lvl w:ilvl="4" w:tplc="AAC26DEC">
-      <w:start w:val="1"/>
-      <w:numFmt w:val="lowerLetter"/>
-      <w:lvlText w:val="%5."/>
-      <w:lvlJc w:val="left"/>
-      <w:pPr>
-        <w:ind w:left="3600" w:hanging="360"/>
-      </w:pPr>
-    </w:lvl>
-    <w:lvl w:ilvl="5" w:tplc="72BAE22E">
-      <w:start w:val="1"/>
-      <w:numFmt w:val="lowerRoman"/>
-      <w:lvlText w:val="%6."/>
-      <w:lvlJc w:val="right"/>
-      <w:pPr>
-        <w:ind w:left="4320" w:hanging="180"/>
-      </w:pPr>
-    </w:lvl>
-    <w:lvl w:ilvl="6" w:tplc="96106E50">
-      <w:start w:val="1"/>
-      <w:numFmt w:val="decimal"/>
-      <w:lvlText w:val="%7."/>
-      <w:lvlJc w:val="left"/>
-      <w:pPr>
-        <w:ind w:left="5040" w:hanging="360"/>
-      </w:pPr>
-    </w:lvl>
-    <w:lvl w:ilvl="7" w:tplc="6E2CF4A4">
-      <w:start w:val="1"/>
-      <w:numFmt w:val="lowerLetter"/>
-      <w:lvlText w:val="%8."/>
-      <w:lvlJc w:val="left"/>
-      <w:pPr>
-        <w:ind w:left="5760" w:hanging="360"/>
-      </w:pPr>
-    </w:lvl>
-    <w:lvl w:ilvl="8" w:tplc="01A8E46C">
-      <w:start w:val="1"/>
-      <w:numFmt w:val="lowerRoman"/>
-      <w:lvlText w:val="%9."/>
-      <w:lvlJc w:val="right"/>
-      <w:pPr>
-        <w:ind w:left="6480" w:hanging="180"/>
-      </w:pPr>
-    </w:lvl>
-  </w:abstractNum>
-  <w:abstractNum w:abstractNumId="34" w15:restartNumberingAfterBreak="0">
-    <w:nsid w:val="621FD7D1"/>
-    <w:multiLevelType w:val="hybridMultilevel"/>
-    <w:tmpl w:val="24043480"/>
-    <w:lvl w:ilvl="0" w:tplc="6B480916">
-      <w:start w:val="1"/>
-      <w:numFmt w:val="bullet"/>
-      <w:lvlText w:val="·"/>
-      <w:lvlJc w:val="left"/>
-      <w:pPr>
-        <w:ind w:left="720" w:hanging="360"/>
-      </w:pPr>
-      <w:rPr>
-        <w:rFonts w:ascii="Symbol" w:hAnsi="Symbol" w:hint="default"/>
-      </w:rPr>
-    </w:lvl>
-    <w:lvl w:ilvl="1" w:tplc="E2382956">
-      <w:start w:val="1"/>
-      <w:numFmt w:val="bullet"/>
-      <w:lvlText w:val="o"/>
-      <w:lvlJc w:val="left"/>
-      <w:pPr>
-        <w:ind w:left="1440" w:hanging="360"/>
-      </w:pPr>
-      <w:rPr>
-        <w:rFonts w:ascii="Courier New" w:hAnsi="Courier New" w:hint="default"/>
-      </w:rPr>
-    </w:lvl>
-    <w:lvl w:ilvl="2" w:tplc="2110D1B0">
-      <w:start w:val="1"/>
-      <w:numFmt w:val="bullet"/>
-      <w:lvlText w:val=""/>
-      <w:lvlJc w:val="left"/>
-      <w:pPr>
-        <w:ind w:left="2160" w:hanging="360"/>
-      </w:pPr>
-      <w:rPr>
-        <w:rFonts w:ascii="Wingdings" w:hAnsi="Wingdings" w:hint="default"/>
-      </w:rPr>
-    </w:lvl>
-    <w:lvl w:ilvl="3" w:tplc="0A4079F4">
-      <w:start w:val="1"/>
-      <w:numFmt w:val="bullet"/>
-      <w:lvlText w:val=""/>
-      <w:lvlJc w:val="left"/>
-      <w:pPr>
-        <w:ind w:left="2880" w:hanging="360"/>
-      </w:pPr>
-      <w:rPr>
-        <w:rFonts w:ascii="Symbol" w:hAnsi="Symbol" w:hint="default"/>
-      </w:rPr>
-    </w:lvl>
-    <w:lvl w:ilvl="4" w:tplc="0E16CE8A">
-      <w:start w:val="1"/>
-      <w:numFmt w:val="bullet"/>
-      <w:lvlText w:val="o"/>
-      <w:lvlJc w:val="left"/>
-      <w:pPr>
-        <w:ind w:left="3600" w:hanging="360"/>
-      </w:pPr>
-      <w:rPr>
-        <w:rFonts w:ascii="Courier New" w:hAnsi="Courier New" w:hint="default"/>
-      </w:rPr>
-    </w:lvl>
-    <w:lvl w:ilvl="5" w:tplc="389C4992">
-      <w:start w:val="1"/>
-      <w:numFmt w:val="bullet"/>
-      <w:lvlText w:val=""/>
-      <w:lvlJc w:val="left"/>
-      <w:pPr>
-        <w:ind w:left="4320" w:hanging="360"/>
-      </w:pPr>
-      <w:rPr>
-        <w:rFonts w:ascii="Wingdings" w:hAnsi="Wingdings" w:hint="default"/>
-      </w:rPr>
-    </w:lvl>
-    <w:lvl w:ilvl="6" w:tplc="DEE217B4">
-      <w:start w:val="1"/>
-      <w:numFmt w:val="bullet"/>
-      <w:lvlText w:val=""/>
-      <w:lvlJc w:val="left"/>
-      <w:pPr>
-        <w:ind w:left="5040" w:hanging="360"/>
-      </w:pPr>
-      <w:rPr>
-        <w:rFonts w:ascii="Symbol" w:hAnsi="Symbol" w:hint="default"/>
-      </w:rPr>
-    </w:lvl>
-    <w:lvl w:ilvl="7" w:tplc="DD744D62">
-      <w:start w:val="1"/>
-      <w:numFmt w:val="bullet"/>
-      <w:lvlText w:val="o"/>
-      <w:lvlJc w:val="left"/>
-      <w:pPr>
-        <w:ind w:left="5760" w:hanging="360"/>
-      </w:pPr>
-      <w:rPr>
-        <w:rFonts w:ascii="Courier New" w:hAnsi="Courier New" w:hint="default"/>
-      </w:rPr>
-    </w:lvl>
-    <w:lvl w:ilvl="8" w:tplc="F876912A">
-      <w:start w:val="1"/>
-      <w:numFmt w:val="bullet"/>
-      <w:lvlText w:val=""/>
-      <w:lvlJc w:val="left"/>
-      <w:pPr>
-        <w:ind w:left="6480" w:hanging="360"/>
-      </w:pPr>
-      <w:rPr>
-        <w:rFonts w:ascii="Wingdings" w:hAnsi="Wingdings" w:hint="default"/>
-      </w:rPr>
-    </w:lvl>
-  </w:abstractNum>
-  <w:abstractNum w:abstractNumId="35" w15:restartNumberingAfterBreak="0">
-    <w:nsid w:val="652F75DC"/>
-    <w:multiLevelType w:val="hybridMultilevel"/>
-    <w:tmpl w:val="B8F878F6"/>
-    <w:lvl w:ilvl="0" w:tplc="0409000F">
-      <w:start w:val="1"/>
-      <w:numFmt w:val="decimal"/>
-      <w:lvlText w:val="%1."/>
-      <w:lvlJc w:val="left"/>
-      <w:pPr>
-        <w:ind w:left="720" w:hanging="360"/>
-      </w:pPr>
-    </w:lvl>
-    <w:lvl w:ilvl="1" w:tplc="04090019" w:tentative="1">
-      <w:start w:val="1"/>
-      <w:numFmt w:val="lowerLetter"/>
-      <w:lvlText w:val="%2."/>
-      <w:lvlJc w:val="left"/>
-      <w:pPr>
-        <w:ind w:left="1440" w:hanging="360"/>
-      </w:pPr>
-    </w:lvl>
-    <w:lvl w:ilvl="2" w:tplc="0409001B" w:tentative="1">
-      <w:start w:val="1"/>
-      <w:numFmt w:val="lowerRoman"/>
-      <w:lvlText w:val="%3."/>
-      <w:lvlJc w:val="right"/>
-      <w:pPr>
-        <w:ind w:left="2160" w:hanging="180"/>
-      </w:pPr>
-    </w:lvl>
-    <w:lvl w:ilvl="3" w:tplc="0409000F" w:tentative="1">
-      <w:start w:val="1"/>
-      <w:numFmt w:val="decimal"/>
-      <w:lvlText w:val="%4."/>
-      <w:lvlJc w:val="left"/>
-      <w:pPr>
-        <w:ind w:left="2880" w:hanging="360"/>
-      </w:pPr>
-    </w:lvl>
-    <w:lvl w:ilvl="4" w:tplc="04090019" w:tentative="1">
-      <w:start w:val="1"/>
-      <w:numFmt w:val="lowerLetter"/>
-      <w:lvlText w:val="%5."/>
-      <w:lvlJc w:val="left"/>
-      <w:pPr>
-        <w:ind w:left="3600" w:hanging="360"/>
-      </w:pPr>
-    </w:lvl>
-    <w:lvl w:ilvl="5" w:tplc="0409001B" w:tentative="1">
-      <w:start w:val="1"/>
-      <w:numFmt w:val="lowerRoman"/>
-      <w:lvlText w:val="%6."/>
-      <w:lvlJc w:val="right"/>
-      <w:pPr>
-        <w:ind w:left="4320" w:hanging="180"/>
-      </w:pPr>
-    </w:lvl>
-    <w:lvl w:ilvl="6" w:tplc="0409000F" w:tentative="1">
-      <w:start w:val="1"/>
-      <w:numFmt w:val="decimal"/>
-      <w:lvlText w:val="%7."/>
-      <w:lvlJc w:val="left"/>
-      <w:pPr>
-        <w:ind w:left="5040" w:hanging="360"/>
-      </w:pPr>
-    </w:lvl>
-    <w:lvl w:ilvl="7" w:tplc="04090019" w:tentative="1">
-      <w:start w:val="1"/>
-      <w:numFmt w:val="lowerLetter"/>
-      <w:lvlText w:val="%8."/>
-      <w:lvlJc w:val="left"/>
-      <w:pPr>
-        <w:ind w:left="5760" w:hanging="360"/>
-      </w:pPr>
-    </w:lvl>
-    <w:lvl w:ilvl="8" w:tplc="0409001B" w:tentative="1">
-      <w:start w:val="1"/>
-      <w:numFmt w:val="lowerRoman"/>
-      <w:lvlText w:val="%9."/>
-      <w:lvlJc w:val="right"/>
-      <w:pPr>
-        <w:ind w:left="6480" w:hanging="180"/>
-      </w:pPr>
-    </w:lvl>
-  </w:abstractNum>
-  <w:abstractNum w:abstractNumId="36" w15:restartNumberingAfterBreak="0">
-    <w:nsid w:val="6687482E"/>
-    <w:multiLevelType w:val="hybridMultilevel"/>
-    <w:tmpl w:val="44EC71A4"/>
-    <w:lvl w:ilvl="0" w:tplc="0D468FBA">
-      <w:start w:val="3"/>
-      <w:numFmt w:val="decimal"/>
-      <w:lvlText w:val="%1."/>
-      <w:lvlJc w:val="left"/>
-      <w:pPr>
-        <w:ind w:left="720" w:hanging="360"/>
-      </w:pPr>
-    </w:lvl>
-    <w:lvl w:ilvl="1" w:tplc="34144B6C">
-      <w:start w:val="1"/>
-      <w:numFmt w:val="lowerLetter"/>
-      <w:lvlText w:val="%2."/>
-      <w:lvlJc w:val="left"/>
-      <w:pPr>
-        <w:ind w:left="1440" w:hanging="360"/>
-      </w:pPr>
-    </w:lvl>
-    <w:lvl w:ilvl="2" w:tplc="D2E2D068">
-      <w:start w:val="1"/>
-      <w:numFmt w:val="lowerRoman"/>
-      <w:lvlText w:val="%3."/>
-      <w:lvlJc w:val="right"/>
-      <w:pPr>
-        <w:ind w:left="2160" w:hanging="180"/>
-      </w:pPr>
-    </w:lvl>
-    <w:lvl w:ilvl="3" w:tplc="AD7ABB5C">
-      <w:start w:val="1"/>
-      <w:numFmt w:val="decimal"/>
-      <w:lvlText w:val="%4."/>
-      <w:lvlJc w:val="left"/>
-      <w:pPr>
-        <w:ind w:left="2880" w:hanging="360"/>
-      </w:pPr>
-    </w:lvl>
-    <w:lvl w:ilvl="4" w:tplc="53C084F0">
-      <w:start w:val="1"/>
-      <w:numFmt w:val="lowerLetter"/>
-      <w:lvlText w:val="%5."/>
-      <w:lvlJc w:val="left"/>
-      <w:pPr>
-        <w:ind w:left="3600" w:hanging="360"/>
-      </w:pPr>
-    </w:lvl>
-    <w:lvl w:ilvl="5" w:tplc="55D683B6">
-      <w:start w:val="1"/>
-      <w:numFmt w:val="lowerRoman"/>
-      <w:lvlText w:val="%6."/>
-      <w:lvlJc w:val="right"/>
-      <w:pPr>
-        <w:ind w:left="4320" w:hanging="180"/>
-      </w:pPr>
-    </w:lvl>
-    <w:lvl w:ilvl="6" w:tplc="74F8BCC2">
-      <w:start w:val="1"/>
-      <w:numFmt w:val="decimal"/>
-      <w:lvlText w:val="%7."/>
-      <w:lvlJc w:val="left"/>
-      <w:pPr>
-        <w:ind w:left="5040" w:hanging="360"/>
-      </w:pPr>
-    </w:lvl>
-    <w:lvl w:ilvl="7" w:tplc="EFA2C1C0">
-      <w:start w:val="1"/>
-      <w:numFmt w:val="lowerLetter"/>
-      <w:lvlText w:val="%8."/>
-      <w:lvlJc w:val="left"/>
-      <w:pPr>
-        <w:ind w:left="5760" w:hanging="360"/>
-      </w:pPr>
-    </w:lvl>
-    <w:lvl w:ilvl="8" w:tplc="5854219A">
-      <w:start w:val="1"/>
-      <w:numFmt w:val="lowerRoman"/>
-      <w:lvlText w:val="%9."/>
-      <w:lvlJc w:val="right"/>
-      <w:pPr>
-        <w:ind w:left="6480" w:hanging="180"/>
-      </w:pPr>
-    </w:lvl>
-  </w:abstractNum>
-  <w:abstractNum w:abstractNumId="37" w15:restartNumberingAfterBreak="0">
-    <w:nsid w:val="683CED26"/>
-    <w:multiLevelType w:val="hybridMultilevel"/>
-    <w:tmpl w:val="768A1638"/>
-    <w:lvl w:ilvl="0" w:tplc="D03E5648">
-      <w:start w:val="1"/>
-      <w:numFmt w:val="decimal"/>
-      <w:lvlText w:val="%1."/>
-      <w:lvlJc w:val="left"/>
-      <w:pPr>
-        <w:ind w:left="720" w:hanging="360"/>
-      </w:pPr>
-    </w:lvl>
-    <w:lvl w:ilvl="1" w:tplc="6D3AE65A">
-      <w:start w:val="1"/>
-      <w:numFmt w:val="lowerLetter"/>
-      <w:lvlText w:val="%2."/>
-      <w:lvlJc w:val="left"/>
-      <w:pPr>
-        <w:ind w:left="1440" w:hanging="360"/>
-      </w:pPr>
-    </w:lvl>
-    <w:lvl w:ilvl="2" w:tplc="8DEC2014">
-      <w:start w:val="1"/>
-      <w:numFmt w:val="lowerRoman"/>
-      <w:lvlText w:val="%3."/>
-      <w:lvlJc w:val="right"/>
-      <w:pPr>
-        <w:ind w:left="2160" w:hanging="180"/>
-      </w:pPr>
-    </w:lvl>
-    <w:lvl w:ilvl="3" w:tplc="15D03710">
-      <w:start w:val="1"/>
-      <w:numFmt w:val="decimal"/>
-      <w:lvlText w:val="%4."/>
-      <w:lvlJc w:val="left"/>
-      <w:pPr>
-        <w:ind w:left="2880" w:hanging="360"/>
-      </w:pPr>
-    </w:lvl>
-    <w:lvl w:ilvl="4" w:tplc="AFBEB950">
-      <w:start w:val="1"/>
-      <w:numFmt w:val="lowerLetter"/>
-      <w:lvlText w:val="%5."/>
-      <w:lvlJc w:val="left"/>
-      <w:pPr>
-        <w:ind w:left="3600" w:hanging="360"/>
-      </w:pPr>
-    </w:lvl>
-    <w:lvl w:ilvl="5" w:tplc="BC0CBD06">
-      <w:start w:val="1"/>
-      <w:numFmt w:val="lowerRoman"/>
-      <w:lvlText w:val="%6."/>
-      <w:lvlJc w:val="right"/>
-      <w:pPr>
-        <w:ind w:left="4320" w:hanging="180"/>
-      </w:pPr>
-    </w:lvl>
-    <w:lvl w:ilvl="6" w:tplc="2454024C">
-      <w:start w:val="1"/>
-      <w:numFmt w:val="decimal"/>
-      <w:lvlText w:val="%7."/>
-      <w:lvlJc w:val="left"/>
-      <w:pPr>
-        <w:ind w:left="5040" w:hanging="360"/>
-      </w:pPr>
-    </w:lvl>
-    <w:lvl w:ilvl="7" w:tplc="6882E320">
-      <w:start w:val="1"/>
-      <w:numFmt w:val="lowerLetter"/>
-      <w:lvlText w:val="%8."/>
-      <w:lvlJc w:val="left"/>
-      <w:pPr>
-        <w:ind w:left="5760" w:hanging="360"/>
-      </w:pPr>
-    </w:lvl>
-    <w:lvl w:ilvl="8" w:tplc="D9402D0A">
-      <w:start w:val="1"/>
-      <w:numFmt w:val="lowerRoman"/>
-      <w:lvlText w:val="%9."/>
-      <w:lvlJc w:val="right"/>
-      <w:pPr>
-        <w:ind w:left="6480" w:hanging="180"/>
-      </w:pPr>
-    </w:lvl>
-  </w:abstractNum>
-  <w:abstractNum w:abstractNumId="38" w15:restartNumberingAfterBreak="0">
-    <w:nsid w:val="6A17C72F"/>
-    <w:multiLevelType w:val="hybridMultilevel"/>
-    <w:tmpl w:val="EC54FD36"/>
-    <w:lvl w:ilvl="0" w:tplc="90B875B4">
-      <w:start w:val="3"/>
-      <w:numFmt w:val="decimal"/>
-      <w:lvlText w:val="%1."/>
-      <w:lvlJc w:val="left"/>
-      <w:pPr>
-        <w:ind w:left="720" w:hanging="360"/>
-      </w:pPr>
-    </w:lvl>
-    <w:lvl w:ilvl="1" w:tplc="DB7C9F70">
-      <w:start w:val="1"/>
-      <w:numFmt w:val="lowerLetter"/>
-      <w:lvlText w:val="%2."/>
-      <w:lvlJc w:val="left"/>
-      <w:pPr>
-        <w:ind w:left="1440" w:hanging="360"/>
-      </w:pPr>
-    </w:lvl>
-    <w:lvl w:ilvl="2" w:tplc="36EC7504">
-      <w:start w:val="1"/>
-      <w:numFmt w:val="lowerRoman"/>
-      <w:lvlText w:val="%3."/>
-      <w:lvlJc w:val="right"/>
-      <w:pPr>
-        <w:ind w:left="2160" w:hanging="180"/>
-      </w:pPr>
-    </w:lvl>
-    <w:lvl w:ilvl="3" w:tplc="77347830">
-      <w:start w:val="1"/>
-      <w:numFmt w:val="decimal"/>
-      <w:lvlText w:val="%4."/>
-      <w:lvlJc w:val="left"/>
-      <w:pPr>
-        <w:ind w:left="2880" w:hanging="360"/>
-      </w:pPr>
-    </w:lvl>
-    <w:lvl w:ilvl="4" w:tplc="39D40702">
-      <w:start w:val="1"/>
-      <w:numFmt w:val="lowerLetter"/>
-      <w:lvlText w:val="%5."/>
-      <w:lvlJc w:val="left"/>
-      <w:pPr>
-        <w:ind w:left="3600" w:hanging="360"/>
-      </w:pPr>
-    </w:lvl>
-    <w:lvl w:ilvl="5" w:tplc="47E81E7A">
-      <w:start w:val="1"/>
-      <w:numFmt w:val="lowerRoman"/>
-      <w:lvlText w:val="%6."/>
-      <w:lvlJc w:val="right"/>
-      <w:pPr>
-        <w:ind w:left="4320" w:hanging="180"/>
-      </w:pPr>
-    </w:lvl>
-    <w:lvl w:ilvl="6" w:tplc="B5B0D650">
-      <w:start w:val="1"/>
-      <w:numFmt w:val="decimal"/>
-      <w:lvlText w:val="%7."/>
-      <w:lvlJc w:val="left"/>
-      <w:pPr>
-        <w:ind w:left="5040" w:hanging="360"/>
-      </w:pPr>
-    </w:lvl>
-    <w:lvl w:ilvl="7" w:tplc="4CF274A4">
-      <w:start w:val="1"/>
-      <w:numFmt w:val="lowerLetter"/>
-      <w:lvlText w:val="%8."/>
-      <w:lvlJc w:val="left"/>
-      <w:pPr>
-        <w:ind w:left="5760" w:hanging="360"/>
-      </w:pPr>
-    </w:lvl>
-    <w:lvl w:ilvl="8" w:tplc="13621A24">
-      <w:start w:val="1"/>
-      <w:numFmt w:val="lowerRoman"/>
-      <w:lvlText w:val="%9."/>
-      <w:lvlJc w:val="right"/>
-      <w:pPr>
-        <w:ind w:left="6480" w:hanging="180"/>
-      </w:pPr>
-    </w:lvl>
-  </w:abstractNum>
-  <w:abstractNum w:abstractNumId="39" w15:restartNumberingAfterBreak="0">
-    <w:nsid w:val="6A306EBF"/>
-    <w:multiLevelType w:val="hybridMultilevel"/>
-    <w:tmpl w:val="1F3C8602"/>
-    <w:lvl w:ilvl="0" w:tplc="7EA618CE">
-      <w:start w:val="1"/>
-      <w:numFmt w:val="bullet"/>
-      <w:lvlText w:val="·"/>
-      <w:lvlJc w:val="left"/>
-      <w:pPr>
-        <w:ind w:left="720" w:hanging="360"/>
-      </w:pPr>
-      <w:rPr>
-        <w:rFonts w:ascii="Symbol" w:hAnsi="Symbol" w:hint="default"/>
-      </w:rPr>
-    </w:lvl>
-    <w:lvl w:ilvl="1" w:tplc="DF5431C2">
-      <w:start w:val="1"/>
-      <w:numFmt w:val="bullet"/>
-      <w:lvlText w:val="o"/>
-      <w:lvlJc w:val="left"/>
-      <w:pPr>
-        <w:ind w:left="1440" w:hanging="360"/>
-      </w:pPr>
-      <w:rPr>
-        <w:rFonts w:ascii="Courier New" w:hAnsi="Courier New" w:hint="default"/>
-      </w:rPr>
-    </w:lvl>
-    <w:lvl w:ilvl="2" w:tplc="51F6BDF6">
-      <w:start w:val="1"/>
-      <w:numFmt w:val="bullet"/>
-      <w:lvlText w:val=""/>
-      <w:lvlJc w:val="left"/>
-      <w:pPr>
-        <w:ind w:left="2160" w:hanging="360"/>
-      </w:pPr>
-      <w:rPr>
-        <w:rFonts w:ascii="Wingdings" w:hAnsi="Wingdings" w:hint="default"/>
-      </w:rPr>
-    </w:lvl>
-    <w:lvl w:ilvl="3" w:tplc="0A16321C">
-      <w:start w:val="1"/>
-      <w:numFmt w:val="bullet"/>
-      <w:lvlText w:val=""/>
-      <w:lvlJc w:val="left"/>
-      <w:pPr>
-        <w:ind w:left="2880" w:hanging="360"/>
-      </w:pPr>
-      <w:rPr>
-        <w:rFonts w:ascii="Symbol" w:hAnsi="Symbol" w:hint="default"/>
-      </w:rPr>
-    </w:lvl>
-    <w:lvl w:ilvl="4" w:tplc="A810F562">
-      <w:start w:val="1"/>
-      <w:numFmt w:val="bullet"/>
-      <w:lvlText w:val="o"/>
-      <w:lvlJc w:val="left"/>
-      <w:pPr>
-        <w:ind w:left="3600" w:hanging="360"/>
-      </w:pPr>
-      <w:rPr>
-        <w:rFonts w:ascii="Courier New" w:hAnsi="Courier New" w:hint="default"/>
-      </w:rPr>
-    </w:lvl>
-    <w:lvl w:ilvl="5" w:tplc="582E39A0">
-      <w:start w:val="1"/>
-      <w:numFmt w:val="bullet"/>
-      <w:lvlText w:val=""/>
-      <w:lvlJc w:val="left"/>
-      <w:pPr>
-        <w:ind w:left="4320" w:hanging="360"/>
-      </w:pPr>
-      <w:rPr>
-        <w:rFonts w:ascii="Wingdings" w:hAnsi="Wingdings" w:hint="default"/>
-      </w:rPr>
-    </w:lvl>
-    <w:lvl w:ilvl="6" w:tplc="2AE2A6D6">
-      <w:start w:val="1"/>
-      <w:numFmt w:val="bullet"/>
-      <w:lvlText w:val=""/>
-      <w:lvlJc w:val="left"/>
-      <w:pPr>
-        <w:ind w:left="5040" w:hanging="360"/>
-      </w:pPr>
-      <w:rPr>
-        <w:rFonts w:ascii="Symbol" w:hAnsi="Symbol" w:hint="default"/>
-      </w:rPr>
-    </w:lvl>
-    <w:lvl w:ilvl="7" w:tplc="F1E0A4A2">
-      <w:start w:val="1"/>
-      <w:numFmt w:val="bullet"/>
-      <w:lvlText w:val="o"/>
-      <w:lvlJc w:val="left"/>
-      <w:pPr>
-        <w:ind w:left="5760" w:hanging="360"/>
-      </w:pPr>
-      <w:rPr>
-        <w:rFonts w:ascii="Courier New" w:hAnsi="Courier New" w:hint="default"/>
-      </w:rPr>
-    </w:lvl>
-    <w:lvl w:ilvl="8" w:tplc="4768DDEE">
-      <w:start w:val="1"/>
-      <w:numFmt w:val="bullet"/>
-      <w:lvlText w:val=""/>
-      <w:lvlJc w:val="left"/>
-      <w:pPr>
-        <w:ind w:left="6480" w:hanging="360"/>
-      </w:pPr>
-      <w:rPr>
-        <w:rFonts w:ascii="Wingdings" w:hAnsi="Wingdings" w:hint="default"/>
-      </w:rPr>
-    </w:lvl>
-  </w:abstractNum>
-  <w:abstractNum w:abstractNumId="40" w15:restartNumberingAfterBreak="0">
-    <w:nsid w:val="6AEA7B6A"/>
-    <w:multiLevelType w:val="hybridMultilevel"/>
-    <w:tmpl w:val="A6F453DA"/>
-    <w:lvl w:ilvl="0" w:tplc="3EAA4CD8">
-      <w:start w:val="1"/>
-      <w:numFmt w:val="bullet"/>
-      <w:lvlText w:val="·"/>
-      <w:lvlJc w:val="left"/>
-      <w:pPr>
-        <w:ind w:left="720" w:hanging="360"/>
-      </w:pPr>
-      <w:rPr>
-        <w:rFonts w:ascii="Symbol" w:hAnsi="Symbol" w:hint="default"/>
-      </w:rPr>
-    </w:lvl>
-    <w:lvl w:ilvl="1" w:tplc="7EC4B952">
-      <w:start w:val="1"/>
-      <w:numFmt w:val="bullet"/>
-      <w:lvlText w:val="o"/>
-      <w:lvlJc w:val="left"/>
-      <w:pPr>
-        <w:ind w:left="1440" w:hanging="360"/>
-      </w:pPr>
-      <w:rPr>
-        <w:rFonts w:ascii="Courier New" w:hAnsi="Courier New" w:hint="default"/>
-      </w:rPr>
-    </w:lvl>
-    <w:lvl w:ilvl="2" w:tplc="F8D6CF96">
-      <w:start w:val="1"/>
-      <w:numFmt w:val="bullet"/>
-      <w:lvlText w:val=""/>
-      <w:lvlJc w:val="left"/>
-      <w:pPr>
-        <w:ind w:left="2160" w:hanging="360"/>
-      </w:pPr>
-      <w:rPr>
-        <w:rFonts w:ascii="Wingdings" w:hAnsi="Wingdings" w:hint="default"/>
-      </w:rPr>
-    </w:lvl>
-    <w:lvl w:ilvl="3" w:tplc="694CE0CC">
-      <w:start w:val="1"/>
-      <w:numFmt w:val="bullet"/>
-      <w:lvlText w:val=""/>
-      <w:lvlJc w:val="left"/>
-      <w:pPr>
-        <w:ind w:left="2880" w:hanging="360"/>
-      </w:pPr>
-      <w:rPr>
-        <w:rFonts w:ascii="Symbol" w:hAnsi="Symbol" w:hint="default"/>
-      </w:rPr>
-    </w:lvl>
-    <w:lvl w:ilvl="4" w:tplc="948A1DDE">
-      <w:start w:val="1"/>
-      <w:numFmt w:val="bullet"/>
-      <w:lvlText w:val="o"/>
-      <w:lvlJc w:val="left"/>
-      <w:pPr>
-        <w:ind w:left="3600" w:hanging="360"/>
-      </w:pPr>
-      <w:rPr>
-        <w:rFonts w:ascii="Courier New" w:hAnsi="Courier New" w:hint="default"/>
-      </w:rPr>
-    </w:lvl>
-    <w:lvl w:ilvl="5" w:tplc="1BFCDC4C">
-      <w:start w:val="1"/>
-      <w:numFmt w:val="bullet"/>
-      <w:lvlText w:val=""/>
-      <w:lvlJc w:val="left"/>
-      <w:pPr>
-        <w:ind w:left="4320" w:hanging="360"/>
-      </w:pPr>
-      <w:rPr>
-        <w:rFonts w:ascii="Wingdings" w:hAnsi="Wingdings" w:hint="default"/>
-      </w:rPr>
-    </w:lvl>
-    <w:lvl w:ilvl="6" w:tplc="E63C4D00">
-      <w:start w:val="1"/>
-      <w:numFmt w:val="bullet"/>
-      <w:lvlText w:val=""/>
-      <w:lvlJc w:val="left"/>
-      <w:pPr>
-        <w:ind w:left="5040" w:hanging="360"/>
-      </w:pPr>
-      <w:rPr>
-        <w:rFonts w:ascii="Symbol" w:hAnsi="Symbol" w:hint="default"/>
-      </w:rPr>
-    </w:lvl>
-    <w:lvl w:ilvl="7" w:tplc="63C4DF4A">
-      <w:start w:val="1"/>
-      <w:numFmt w:val="bullet"/>
-      <w:lvlText w:val="o"/>
-      <w:lvlJc w:val="left"/>
-      <w:pPr>
-        <w:ind w:left="5760" w:hanging="360"/>
-      </w:pPr>
-      <w:rPr>
-        <w:rFonts w:ascii="Courier New" w:hAnsi="Courier New" w:hint="default"/>
-      </w:rPr>
-    </w:lvl>
-    <w:lvl w:ilvl="8" w:tplc="B49AF716">
-      <w:start w:val="1"/>
-      <w:numFmt w:val="bullet"/>
-      <w:lvlText w:val=""/>
-      <w:lvlJc w:val="left"/>
-      <w:pPr>
-        <w:ind w:left="6480" w:hanging="360"/>
-      </w:pPr>
-      <w:rPr>
-        <w:rFonts w:ascii="Wingdings" w:hAnsi="Wingdings" w:hint="default"/>
-      </w:rPr>
-    </w:lvl>
-  </w:abstractNum>
-  <w:abstractNum w:abstractNumId="41" w15:restartNumberingAfterBreak="0">
-    <w:nsid w:val="6D940209"/>
-    <w:multiLevelType w:val="hybridMultilevel"/>
-    <w:tmpl w:val="A0DA370C"/>
-    <w:lvl w:ilvl="0" w:tplc="41F4AE7A">
-      <w:start w:val="1"/>
-      <w:numFmt w:val="bullet"/>
-      <w:lvlText w:val="·"/>
-      <w:lvlJc w:val="left"/>
-      <w:pPr>
-        <w:ind w:left="720" w:hanging="360"/>
-      </w:pPr>
-      <w:rPr>
-        <w:rFonts w:ascii="Symbol" w:hAnsi="Symbol" w:hint="default"/>
-      </w:rPr>
-    </w:lvl>
-    <w:lvl w:ilvl="1" w:tplc="27EE3CE8">
-      <w:start w:val="1"/>
-      <w:numFmt w:val="bullet"/>
-      <w:lvlText w:val="o"/>
-      <w:lvlJc w:val="left"/>
-      <w:pPr>
-        <w:ind w:left="1440" w:hanging="360"/>
-      </w:pPr>
-      <w:rPr>
-        <w:rFonts w:ascii="Courier New" w:hAnsi="Courier New" w:hint="default"/>
-      </w:rPr>
-    </w:lvl>
-    <w:lvl w:ilvl="2" w:tplc="02C4585C">
-      <w:start w:val="1"/>
-      <w:numFmt w:val="bullet"/>
-      <w:lvlText w:val=""/>
-      <w:lvlJc w:val="left"/>
-      <w:pPr>
-        <w:ind w:left="2160" w:hanging="360"/>
-      </w:pPr>
-      <w:rPr>
-        <w:rFonts w:ascii="Wingdings" w:hAnsi="Wingdings" w:hint="default"/>
-      </w:rPr>
-    </w:lvl>
-    <w:lvl w:ilvl="3" w:tplc="49546C02">
-      <w:start w:val="1"/>
-      <w:numFmt w:val="bullet"/>
-      <w:lvlText w:val=""/>
-      <w:lvlJc w:val="left"/>
-      <w:pPr>
-        <w:ind w:left="2880" w:hanging="360"/>
-      </w:pPr>
-      <w:rPr>
-        <w:rFonts w:ascii="Symbol" w:hAnsi="Symbol" w:hint="default"/>
-      </w:rPr>
-    </w:lvl>
-    <w:lvl w:ilvl="4" w:tplc="FB967112">
-      <w:start w:val="1"/>
-      <w:numFmt w:val="bullet"/>
-      <w:lvlText w:val="o"/>
-      <w:lvlJc w:val="left"/>
-      <w:pPr>
-        <w:ind w:left="3600" w:hanging="360"/>
-      </w:pPr>
-      <w:rPr>
-        <w:rFonts w:ascii="Courier New" w:hAnsi="Courier New" w:hint="default"/>
-      </w:rPr>
-    </w:lvl>
-    <w:lvl w:ilvl="5" w:tplc="2C44892E">
-      <w:start w:val="1"/>
-      <w:numFmt w:val="bullet"/>
-      <w:lvlText w:val=""/>
-      <w:lvlJc w:val="left"/>
-      <w:pPr>
-        <w:ind w:left="4320" w:hanging="360"/>
-      </w:pPr>
-      <w:rPr>
-        <w:rFonts w:ascii="Wingdings" w:hAnsi="Wingdings" w:hint="default"/>
-      </w:rPr>
-    </w:lvl>
-    <w:lvl w:ilvl="6" w:tplc="0D1ADE84">
-      <w:start w:val="1"/>
-      <w:numFmt w:val="bullet"/>
-      <w:lvlText w:val=""/>
-      <w:lvlJc w:val="left"/>
-      <w:pPr>
-        <w:ind w:left="5040" w:hanging="360"/>
-      </w:pPr>
-      <w:rPr>
-        <w:rFonts w:ascii="Symbol" w:hAnsi="Symbol" w:hint="default"/>
-      </w:rPr>
-    </w:lvl>
-    <w:lvl w:ilvl="7" w:tplc="1A7A3998">
-      <w:start w:val="1"/>
-      <w:numFmt w:val="bullet"/>
-      <w:lvlText w:val="o"/>
-      <w:lvlJc w:val="left"/>
-      <w:pPr>
-        <w:ind w:left="5760" w:hanging="360"/>
-      </w:pPr>
-      <w:rPr>
-        <w:rFonts w:ascii="Courier New" w:hAnsi="Courier New" w:hint="default"/>
-      </w:rPr>
-    </w:lvl>
-    <w:lvl w:ilvl="8" w:tplc="F1FE4716">
-      <w:start w:val="1"/>
-      <w:numFmt w:val="bullet"/>
-      <w:lvlText w:val=""/>
-      <w:lvlJc w:val="left"/>
-      <w:pPr>
-        <w:ind w:left="6480" w:hanging="360"/>
-      </w:pPr>
-      <w:rPr>
-        <w:rFonts w:ascii="Wingdings" w:hAnsi="Wingdings" w:hint="default"/>
-      </w:rPr>
-    </w:lvl>
-  </w:abstractNum>
-  <w:abstractNum w:abstractNumId="42" w15:restartNumberingAfterBreak="0">
-    <w:nsid w:val="6EAB124C"/>
-    <w:multiLevelType w:val="hybridMultilevel"/>
-    <w:tmpl w:val="BCF23018"/>
-    <w:lvl w:ilvl="0" w:tplc="654A1F34">
-      <w:start w:val="3"/>
-      <w:numFmt w:val="lowerLetter"/>
-      <w:lvlText w:val="%1."/>
-      <w:lvlJc w:val="left"/>
-      <w:pPr>
-        <w:ind w:left="720" w:hanging="360"/>
-      </w:pPr>
-    </w:lvl>
-    <w:lvl w:ilvl="1" w:tplc="8C1215E8">
-      <w:start w:val="1"/>
-      <w:numFmt w:val="lowerLetter"/>
-      <w:lvlText w:val="%2."/>
-      <w:lvlJc w:val="left"/>
-      <w:pPr>
-        <w:ind w:left="1440" w:hanging="360"/>
-      </w:pPr>
-    </w:lvl>
-    <w:lvl w:ilvl="2" w:tplc="B84CB772">
-      <w:start w:val="1"/>
-      <w:numFmt w:val="lowerRoman"/>
-      <w:lvlText w:val="%3."/>
-      <w:lvlJc w:val="right"/>
-      <w:pPr>
-        <w:ind w:left="2160" w:hanging="180"/>
-      </w:pPr>
-    </w:lvl>
-    <w:lvl w:ilvl="3" w:tplc="3A64594A">
-      <w:start w:val="1"/>
-      <w:numFmt w:val="decimal"/>
-      <w:lvlText w:val="%4."/>
-      <w:lvlJc w:val="left"/>
-      <w:pPr>
-        <w:ind w:left="2880" w:hanging="360"/>
-      </w:pPr>
-    </w:lvl>
-    <w:lvl w:ilvl="4" w:tplc="062E5842">
-      <w:start w:val="1"/>
-      <w:numFmt w:val="lowerLetter"/>
-      <w:lvlText w:val="%5."/>
-      <w:lvlJc w:val="left"/>
-      <w:pPr>
-        <w:ind w:left="3600" w:hanging="360"/>
-      </w:pPr>
-    </w:lvl>
-    <w:lvl w:ilvl="5" w:tplc="7200F942">
-      <w:start w:val="1"/>
-      <w:numFmt w:val="lowerRoman"/>
-      <w:lvlText w:val="%6."/>
-      <w:lvlJc w:val="right"/>
-      <w:pPr>
-        <w:ind w:left="4320" w:hanging="180"/>
-      </w:pPr>
-    </w:lvl>
-    <w:lvl w:ilvl="6" w:tplc="061CA992">
-      <w:start w:val="1"/>
-      <w:numFmt w:val="decimal"/>
-      <w:lvlText w:val="%7."/>
-      <w:lvlJc w:val="left"/>
-      <w:pPr>
-        <w:ind w:left="5040" w:hanging="360"/>
-      </w:pPr>
-    </w:lvl>
-    <w:lvl w:ilvl="7" w:tplc="E8A45B9A">
-      <w:start w:val="1"/>
-      <w:numFmt w:val="lowerLetter"/>
-      <w:lvlText w:val="%8."/>
-      <w:lvlJc w:val="left"/>
-      <w:pPr>
-        <w:ind w:left="5760" w:hanging="360"/>
-      </w:pPr>
-    </w:lvl>
-    <w:lvl w:ilvl="8" w:tplc="A8F8A746">
-      <w:start w:val="1"/>
-      <w:numFmt w:val="lowerRoman"/>
-      <w:lvlText w:val="%9."/>
-      <w:lvlJc w:val="right"/>
-      <w:pPr>
-        <w:ind w:left="6480" w:hanging="180"/>
-      </w:pPr>
-    </w:lvl>
-  </w:abstractNum>
-  <w:abstractNum w:abstractNumId="43" w15:restartNumberingAfterBreak="0">
-    <w:nsid w:val="71BC86EF"/>
-    <w:multiLevelType w:val="hybridMultilevel"/>
-    <w:tmpl w:val="749E5640"/>
-    <w:lvl w:ilvl="0" w:tplc="643004EE">
-      <w:start w:val="1"/>
-      <w:numFmt w:val="bullet"/>
-      <w:lvlText w:val="·"/>
-      <w:lvlJc w:val="left"/>
-      <w:pPr>
-        <w:ind w:left="720" w:hanging="360"/>
-      </w:pPr>
-      <w:rPr>
-        <w:rFonts w:ascii="Symbol" w:hAnsi="Symbol" w:hint="default"/>
-      </w:rPr>
-    </w:lvl>
-    <w:lvl w:ilvl="1" w:tplc="618A4370">
-      <w:start w:val="1"/>
-      <w:numFmt w:val="bullet"/>
-      <w:lvlText w:val="o"/>
-      <w:lvlJc w:val="left"/>
-      <w:pPr>
-        <w:ind w:left="1440" w:hanging="360"/>
-      </w:pPr>
-      <w:rPr>
-        <w:rFonts w:ascii="Courier New" w:hAnsi="Courier New" w:hint="default"/>
-      </w:rPr>
-    </w:lvl>
-    <w:lvl w:ilvl="2" w:tplc="B302DC26">
-      <w:start w:val="1"/>
-      <w:numFmt w:val="bullet"/>
-      <w:lvlText w:val=""/>
-      <w:lvlJc w:val="left"/>
-      <w:pPr>
-        <w:ind w:left="2160" w:hanging="360"/>
-      </w:pPr>
-      <w:rPr>
-        <w:rFonts w:ascii="Wingdings" w:hAnsi="Wingdings" w:hint="default"/>
-      </w:rPr>
-    </w:lvl>
-    <w:lvl w:ilvl="3" w:tplc="5EC04298">
-      <w:start w:val="1"/>
-      <w:numFmt w:val="bullet"/>
-      <w:lvlText w:val=""/>
-      <w:lvlJc w:val="left"/>
-      <w:pPr>
-        <w:ind w:left="2880" w:hanging="360"/>
-      </w:pPr>
-      <w:rPr>
-        <w:rFonts w:ascii="Symbol" w:hAnsi="Symbol" w:hint="default"/>
-      </w:rPr>
-    </w:lvl>
-    <w:lvl w:ilvl="4" w:tplc="397CCB2C">
-      <w:start w:val="1"/>
-      <w:numFmt w:val="bullet"/>
-      <w:lvlText w:val="o"/>
-      <w:lvlJc w:val="left"/>
-      <w:pPr>
-        <w:ind w:left="3600" w:hanging="360"/>
-      </w:pPr>
-      <w:rPr>
-        <w:rFonts w:ascii="Courier New" w:hAnsi="Courier New" w:hint="default"/>
-      </w:rPr>
-    </w:lvl>
-    <w:lvl w:ilvl="5" w:tplc="0782592A">
-      <w:start w:val="1"/>
-      <w:numFmt w:val="bullet"/>
-      <w:lvlText w:val=""/>
-      <w:lvlJc w:val="left"/>
-      <w:pPr>
-        <w:ind w:left="4320" w:hanging="360"/>
-      </w:pPr>
-      <w:rPr>
-        <w:rFonts w:ascii="Wingdings" w:hAnsi="Wingdings" w:hint="default"/>
-      </w:rPr>
-    </w:lvl>
-    <w:lvl w:ilvl="6" w:tplc="FC247CA6">
-      <w:start w:val="1"/>
-      <w:numFmt w:val="bullet"/>
-      <w:lvlText w:val=""/>
-      <w:lvlJc w:val="left"/>
-      <w:pPr>
-        <w:ind w:left="5040" w:hanging="360"/>
-      </w:pPr>
-      <w:rPr>
-        <w:rFonts w:ascii="Symbol" w:hAnsi="Symbol" w:hint="default"/>
-      </w:rPr>
-    </w:lvl>
-    <w:lvl w:ilvl="7" w:tplc="8DF2DD9A">
-      <w:start w:val="1"/>
-      <w:numFmt w:val="bullet"/>
-      <w:lvlText w:val="o"/>
-      <w:lvlJc w:val="left"/>
-      <w:pPr>
-        <w:ind w:left="5760" w:hanging="360"/>
-      </w:pPr>
-      <w:rPr>
-        <w:rFonts w:ascii="Courier New" w:hAnsi="Courier New" w:hint="default"/>
-      </w:rPr>
-    </w:lvl>
-    <w:lvl w:ilvl="8" w:tplc="0C3478C0">
-      <w:start w:val="1"/>
-      <w:numFmt w:val="bullet"/>
-      <w:lvlText w:val=""/>
-      <w:lvlJc w:val="left"/>
-      <w:pPr>
-        <w:ind w:left="6480" w:hanging="360"/>
-      </w:pPr>
-      <w:rPr>
-        <w:rFonts w:ascii="Wingdings" w:hAnsi="Wingdings" w:hint="default"/>
-      </w:rPr>
-    </w:lvl>
-  </w:abstractNum>
-  <w:abstractNum w:abstractNumId="44" w15:restartNumberingAfterBreak="0">
-    <w:nsid w:val="723F3C0F"/>
-    <w:multiLevelType w:val="hybridMultilevel"/>
-    <w:tmpl w:val="77520358"/>
-    <w:lvl w:ilvl="0" w:tplc="80FE23AC">
-      <w:start w:val="6"/>
-      <w:numFmt w:val="bullet"/>
-      <w:lvlText w:val="•"/>
-      <w:lvlJc w:val="left"/>
-      <w:pPr>
-        <w:ind w:left="720" w:hanging="360"/>
-      </w:pPr>
-      <w:rPr>
-        <w:rFonts w:ascii="Cambria" w:eastAsiaTheme="minorHAnsi" w:hAnsi="Cambria" w:cstheme="minorBidi" w:hint="default"/>
-      </w:rPr>
-    </w:lvl>
-    <w:lvl w:ilvl="1" w:tplc="04090003" w:tentative="1">
-      <w:start w:val="1"/>
-      <w:numFmt w:val="bullet"/>
-      <w:lvlText w:val="o"/>
-      <w:lvlJc w:val="left"/>
-      <w:pPr>
-        <w:ind w:left="1440" w:hanging="360"/>
-      </w:pPr>
-      <w:rPr>
-        <w:rFonts w:ascii="Courier New" w:hAnsi="Courier New" w:cs="Courier New" w:hint="default"/>
-      </w:rPr>
-    </w:lvl>
-    <w:lvl w:ilvl="2" w:tplc="04090005" w:tentative="1">
-      <w:start w:val="1"/>
-      <w:numFmt w:val="bullet"/>
-      <w:lvlText w:val=""/>
-      <w:lvlJc w:val="left"/>
-      <w:pPr>
-        <w:ind w:left="2160" w:hanging="360"/>
-      </w:pPr>
-      <w:rPr>
-        <w:rFonts w:ascii="Wingdings" w:hAnsi="Wingdings" w:hint="default"/>
-      </w:rPr>
-    </w:lvl>
-    <w:lvl w:ilvl="3" w:tplc="04090001" w:tentative="1">
-      <w:start w:val="1"/>
-      <w:numFmt w:val="bullet"/>
-      <w:lvlText w:val=""/>
-      <w:lvlJc w:val="left"/>
-      <w:pPr>
-        <w:ind w:left="2880" w:hanging="360"/>
-      </w:pPr>
-      <w:rPr>
-        <w:rFonts w:ascii="Symbol" w:hAnsi="Symbol" w:hint="default"/>
-      </w:rPr>
-    </w:lvl>
-    <w:lvl w:ilvl="4" w:tplc="04090003" w:tentative="1">
-      <w:start w:val="1"/>
-      <w:numFmt w:val="bullet"/>
-      <w:lvlText w:val="o"/>
-      <w:lvlJc w:val="left"/>
-      <w:pPr>
-        <w:ind w:left="3600" w:hanging="360"/>
-      </w:pPr>
-      <w:rPr>
-        <w:rFonts w:ascii="Courier New" w:hAnsi="Courier New" w:cs="Courier New" w:hint="default"/>
-      </w:rPr>
-    </w:lvl>
-    <w:lvl w:ilvl="5" w:tplc="04090005" w:tentative="1">
-      <w:start w:val="1"/>
-      <w:numFmt w:val="bullet"/>
-      <w:lvlText w:val=""/>
-      <w:lvlJc w:val="left"/>
-      <w:pPr>
-        <w:ind w:left="4320" w:hanging="360"/>
-      </w:pPr>
-      <w:rPr>
-        <w:rFonts w:ascii="Wingdings" w:hAnsi="Wingdings" w:hint="default"/>
-      </w:rPr>
-    </w:lvl>
-    <w:lvl w:ilvl="6" w:tplc="04090001" w:tentative="1">
-      <w:start w:val="1"/>
-      <w:numFmt w:val="bullet"/>
-      <w:lvlText w:val=""/>
-      <w:lvlJc w:val="left"/>
-      <w:pPr>
-        <w:ind w:left="5040" w:hanging="360"/>
-      </w:pPr>
-      <w:rPr>
-        <w:rFonts w:ascii="Symbol" w:hAnsi="Symbol" w:hint="default"/>
-      </w:rPr>
-    </w:lvl>
-    <w:lvl w:ilvl="7" w:tplc="04090003" w:tentative="1">
-      <w:start w:val="1"/>
-      <w:numFmt w:val="bullet"/>
-      <w:lvlText w:val="o"/>
-      <w:lvlJc w:val="left"/>
-      <w:pPr>
-        <w:ind w:left="5760" w:hanging="360"/>
-      </w:pPr>
-      <w:rPr>
-        <w:rFonts w:ascii="Courier New" w:hAnsi="Courier New" w:cs="Courier New" w:hint="default"/>
-      </w:rPr>
-    </w:lvl>
-    <w:lvl w:ilvl="8" w:tplc="04090005" w:tentative="1">
-      <w:start w:val="1"/>
-      <w:numFmt w:val="bullet"/>
-      <w:lvlText w:val=""/>
-      <w:lvlJc w:val="left"/>
-      <w:pPr>
-        <w:ind w:left="6480" w:hanging="360"/>
-      </w:pPr>
-      <w:rPr>
-        <w:rFonts w:ascii="Wingdings" w:hAnsi="Wingdings" w:hint="default"/>
-      </w:rPr>
-    </w:lvl>
-  </w:abstractNum>
-  <w:abstractNum w:abstractNumId="45" w15:restartNumberingAfterBreak="0">
-    <w:nsid w:val="72783A4C"/>
-    <w:multiLevelType w:val="multilevel"/>
-    <w:tmpl w:val="0409001F"/>
-    <w:lvl w:ilvl="0">
-      <w:start w:val="1"/>
-      <w:numFmt w:val="decimal"/>
-      <w:lvlText w:val="%1."/>
-      <w:lvlJc w:val="left"/>
-      <w:pPr>
-        <w:ind w:left="360" w:hanging="360"/>
-      </w:pPr>
-    </w:lvl>
-    <w:lvl w:ilvl="1">
-      <w:start w:val="1"/>
-      <w:numFmt w:val="decimal"/>
-      <w:lvlText w:val="%1.%2."/>
-      <w:lvlJc w:val="left"/>
-      <w:pPr>
-        <w:ind w:left="792" w:hanging="432"/>
-      </w:pPr>
-    </w:lvl>
-    <w:lvl w:ilvl="2">
-      <w:start w:val="1"/>
-      <w:numFmt w:val="decimal"/>
-      <w:lvlText w:val="%1.%2.%3."/>
-      <w:lvlJc w:val="left"/>
-      <w:pPr>
-        <w:ind w:left="1224" w:hanging="504"/>
-      </w:pPr>
-    </w:lvl>
-    <w:lvl w:ilvl="3">
-      <w:start w:val="1"/>
-      <w:numFmt w:val="decimal"/>
-      <w:lvlText w:val="%1.%2.%3.%4."/>
-      <w:lvlJc w:val="left"/>
-      <w:pPr>
-        <w:ind w:left="1728" w:hanging="648"/>
-      </w:pPr>
-    </w:lvl>
-    <w:lvl w:ilvl="4">
-      <w:start w:val="1"/>
-      <w:numFmt w:val="decimal"/>
-      <w:lvlText w:val="%1.%2.%3.%4.%5."/>
-      <w:lvlJc w:val="left"/>
-      <w:pPr>
-        <w:ind w:left="2232" w:hanging="792"/>
-      </w:pPr>
-    </w:lvl>
-    <w:lvl w:ilvl="5">
-      <w:start w:val="1"/>
-      <w:numFmt w:val="decimal"/>
-      <w:lvlText w:val="%1.%2.%3.%4.%5.%6."/>
-      <w:lvlJc w:val="left"/>
-      <w:pPr>
-        <w:ind w:left="2736" w:hanging="936"/>
-      </w:pPr>
-    </w:lvl>
-    <w:lvl w:ilvl="6">
-      <w:start w:val="1"/>
-      <w:numFmt w:val="decimal"/>
-      <w:lvlText w:val="%1.%2.%3.%4.%5.%6.%7."/>
-      <w:lvlJc w:val="left"/>
-      <w:pPr>
-        <w:ind w:left="3240" w:hanging="1080"/>
-      </w:pPr>
-    </w:lvl>
-    <w:lvl w:ilvl="7">
-      <w:start w:val="1"/>
-      <w:numFmt w:val="decimal"/>
-      <w:lvlText w:val="%1.%2.%3.%4.%5.%6.%7.%8."/>
-      <w:lvlJc w:val="left"/>
-      <w:pPr>
-        <w:ind w:left="3744" w:hanging="1224"/>
-      </w:pPr>
-    </w:lvl>
-    <w:lvl w:ilvl="8">
-      <w:start w:val="1"/>
-      <w:numFmt w:val="decimal"/>
-      <w:lvlText w:val="%1.%2.%3.%4.%5.%6.%7.%8.%9."/>
-      <w:lvlJc w:val="left"/>
-      <w:pPr>
-        <w:ind w:left="4320" w:hanging="1440"/>
-      </w:pPr>
-    </w:lvl>
-  </w:abstractNum>
-  <w:abstractNum w:abstractNumId="46" w15:restartNumberingAfterBreak="0">
-    <w:nsid w:val="75674624"/>
-    <w:multiLevelType w:val="hybridMultilevel"/>
-    <w:tmpl w:val="2BDAA684"/>
-    <w:lvl w:ilvl="0" w:tplc="04090001">
-      <w:start w:val="1"/>
-      <w:numFmt w:val="bullet"/>
-      <w:lvlText w:val=""/>
-      <w:lvlJc w:val="left"/>
-      <w:pPr>
-        <w:ind w:left="720" w:hanging="360"/>
-      </w:pPr>
-      <w:rPr>
-        <w:rFonts w:ascii="Symbol" w:hAnsi="Symbol" w:hint="default"/>
-      </w:rPr>
-    </w:lvl>
-    <w:lvl w:ilvl="1" w:tplc="04090003" w:tentative="1">
-      <w:start w:val="1"/>
-      <w:numFmt w:val="bullet"/>
-      <w:lvlText w:val="o"/>
-      <w:lvlJc w:val="left"/>
-      <w:pPr>
-        <w:ind w:left="1440" w:hanging="360"/>
-      </w:pPr>
-      <w:rPr>
-        <w:rFonts w:ascii="Courier New" w:hAnsi="Courier New" w:cs="Courier New" w:hint="default"/>
-      </w:rPr>
-    </w:lvl>
-    <w:lvl w:ilvl="2" w:tplc="04090005" w:tentative="1">
-      <w:start w:val="1"/>
-      <w:numFmt w:val="bullet"/>
-      <w:lvlText w:val=""/>
-      <w:lvlJc w:val="left"/>
-      <w:pPr>
-        <w:ind w:left="2160" w:hanging="360"/>
-      </w:pPr>
-      <w:rPr>
-        <w:rFonts w:ascii="Wingdings" w:hAnsi="Wingdings" w:hint="default"/>
-      </w:rPr>
-    </w:lvl>
-    <w:lvl w:ilvl="3" w:tplc="04090001" w:tentative="1">
-      <w:start w:val="1"/>
-      <w:numFmt w:val="bullet"/>
-      <w:lvlText w:val=""/>
-      <w:lvlJc w:val="left"/>
-      <w:pPr>
-        <w:ind w:left="2880" w:hanging="360"/>
-      </w:pPr>
-      <w:rPr>
-        <w:rFonts w:ascii="Symbol" w:hAnsi="Symbol" w:hint="default"/>
-      </w:rPr>
-    </w:lvl>
-    <w:lvl w:ilvl="4" w:tplc="04090003" w:tentative="1">
-      <w:start w:val="1"/>
-      <w:numFmt w:val="bullet"/>
-      <w:lvlText w:val="o"/>
-      <w:lvlJc w:val="left"/>
-      <w:pPr>
-        <w:ind w:left="3600" w:hanging="360"/>
-      </w:pPr>
-      <w:rPr>
-        <w:rFonts w:ascii="Courier New" w:hAnsi="Courier New" w:cs="Courier New" w:hint="default"/>
-      </w:rPr>
-    </w:lvl>
-    <w:lvl w:ilvl="5" w:tplc="04090005" w:tentative="1">
-      <w:start w:val="1"/>
-      <w:numFmt w:val="bullet"/>
-      <w:lvlText w:val=""/>
-      <w:lvlJc w:val="left"/>
-      <w:pPr>
-        <w:ind w:left="4320" w:hanging="360"/>
-      </w:pPr>
-      <w:rPr>
-        <w:rFonts w:ascii="Wingdings" w:hAnsi="Wingdings" w:hint="default"/>
-      </w:rPr>
-    </w:lvl>
-    <w:lvl w:ilvl="6" w:tplc="04090001" w:tentative="1">
-      <w:start w:val="1"/>
-      <w:numFmt w:val="bullet"/>
-      <w:lvlText w:val=""/>
-      <w:lvlJc w:val="left"/>
-      <w:pPr>
-        <w:ind w:left="5040" w:hanging="360"/>
-      </w:pPr>
-      <w:rPr>
-        <w:rFonts w:ascii="Symbol" w:hAnsi="Symbol" w:hint="default"/>
-      </w:rPr>
-    </w:lvl>
-    <w:lvl w:ilvl="7" w:tplc="04090003" w:tentative="1">
-      <w:start w:val="1"/>
-      <w:numFmt w:val="bullet"/>
-      <w:lvlText w:val="o"/>
-      <w:lvlJc w:val="left"/>
-      <w:pPr>
-        <w:ind w:left="5760" w:hanging="360"/>
-      </w:pPr>
-      <w:rPr>
-        <w:rFonts w:ascii="Courier New" w:hAnsi="Courier New" w:cs="Courier New" w:hint="default"/>
-      </w:rPr>
-    </w:lvl>
-    <w:lvl w:ilvl="8" w:tplc="04090005" w:tentative="1">
-      <w:start w:val="1"/>
-      <w:numFmt w:val="bullet"/>
-      <w:lvlText w:val=""/>
-      <w:lvlJc w:val="left"/>
-      <w:pPr>
-        <w:ind w:left="6480" w:hanging="360"/>
-      </w:pPr>
-      <w:rPr>
-        <w:rFonts w:ascii="Wingdings" w:hAnsi="Wingdings" w:hint="default"/>
-      </w:rPr>
-    </w:lvl>
-  </w:abstractNum>
-  <w:abstractNum w:abstractNumId="47" w15:restartNumberingAfterBreak="0">
-    <w:nsid w:val="75AF3B95"/>
-    <w:multiLevelType w:val="hybridMultilevel"/>
-    <w:tmpl w:val="661258C0"/>
-    <w:lvl w:ilvl="0" w:tplc="4E90488A">
-      <w:start w:val="1"/>
-      <w:numFmt w:val="bullet"/>
-      <w:lvlText w:val="·"/>
-      <w:lvlJc w:val="left"/>
-      <w:pPr>
-        <w:ind w:left="720" w:hanging="360"/>
-      </w:pPr>
-      <w:rPr>
-        <w:rFonts w:ascii="Symbol" w:hAnsi="Symbol" w:hint="default"/>
-      </w:rPr>
-    </w:lvl>
-    <w:lvl w:ilvl="1" w:tplc="49E0AD76">
-      <w:start w:val="1"/>
-      <w:numFmt w:val="bullet"/>
-      <w:lvlText w:val="o"/>
-      <w:lvlJc w:val="left"/>
-      <w:pPr>
-        <w:ind w:left="1440" w:hanging="360"/>
-      </w:pPr>
-      <w:rPr>
-        <w:rFonts w:ascii="Courier New" w:hAnsi="Courier New" w:hint="default"/>
-      </w:rPr>
-    </w:lvl>
-    <w:lvl w:ilvl="2" w:tplc="F3E65F94">
-      <w:start w:val="1"/>
-      <w:numFmt w:val="bullet"/>
-      <w:lvlText w:val=""/>
-      <w:lvlJc w:val="left"/>
-      <w:pPr>
-        <w:ind w:left="2160" w:hanging="360"/>
-      </w:pPr>
-      <w:rPr>
-        <w:rFonts w:ascii="Wingdings" w:hAnsi="Wingdings" w:hint="default"/>
-      </w:rPr>
-    </w:lvl>
-    <w:lvl w:ilvl="3" w:tplc="233C13CE">
-      <w:start w:val="1"/>
-      <w:numFmt w:val="bullet"/>
-      <w:lvlText w:val=""/>
-      <w:lvlJc w:val="left"/>
-      <w:pPr>
-        <w:ind w:left="2880" w:hanging="360"/>
-      </w:pPr>
-      <w:rPr>
-        <w:rFonts w:ascii="Symbol" w:hAnsi="Symbol" w:hint="default"/>
-      </w:rPr>
-    </w:lvl>
-    <w:lvl w:ilvl="4" w:tplc="2FDC6804">
-      <w:start w:val="1"/>
-      <w:numFmt w:val="bullet"/>
-      <w:lvlText w:val="o"/>
-      <w:lvlJc w:val="left"/>
-      <w:pPr>
-        <w:ind w:left="3600" w:hanging="360"/>
-      </w:pPr>
-      <w:rPr>
-        <w:rFonts w:ascii="Courier New" w:hAnsi="Courier New" w:hint="default"/>
-      </w:rPr>
-    </w:lvl>
-    <w:lvl w:ilvl="5" w:tplc="F90A7F4A">
-      <w:start w:val="1"/>
-      <w:numFmt w:val="bullet"/>
-      <w:lvlText w:val=""/>
-      <w:lvlJc w:val="left"/>
-      <w:pPr>
-        <w:ind w:left="4320" w:hanging="360"/>
-      </w:pPr>
-      <w:rPr>
-        <w:rFonts w:ascii="Wingdings" w:hAnsi="Wingdings" w:hint="default"/>
-      </w:rPr>
-    </w:lvl>
-    <w:lvl w:ilvl="6" w:tplc="BC048198">
-      <w:start w:val="1"/>
-      <w:numFmt w:val="bullet"/>
-      <w:lvlText w:val=""/>
-      <w:lvlJc w:val="left"/>
-      <w:pPr>
-        <w:ind w:left="5040" w:hanging="360"/>
-      </w:pPr>
-      <w:rPr>
-        <w:rFonts w:ascii="Symbol" w:hAnsi="Symbol" w:hint="default"/>
-      </w:rPr>
-    </w:lvl>
-    <w:lvl w:ilvl="7" w:tplc="21BECB4A">
-      <w:start w:val="1"/>
-      <w:numFmt w:val="bullet"/>
-      <w:lvlText w:val="o"/>
-      <w:lvlJc w:val="left"/>
-      <w:pPr>
-        <w:ind w:left="5760" w:hanging="360"/>
-      </w:pPr>
-      <w:rPr>
-        <w:rFonts w:ascii="Courier New" w:hAnsi="Courier New" w:hint="default"/>
-      </w:rPr>
-    </w:lvl>
-    <w:lvl w:ilvl="8" w:tplc="87B0FDD6">
-      <w:start w:val="1"/>
-      <w:numFmt w:val="bullet"/>
-      <w:lvlText w:val=""/>
-      <w:lvlJc w:val="left"/>
-      <w:pPr>
-        <w:ind w:left="6480" w:hanging="360"/>
-      </w:pPr>
-      <w:rPr>
-        <w:rFonts w:ascii="Wingdings" w:hAnsi="Wingdings" w:hint="default"/>
-      </w:rPr>
-    </w:lvl>
-  </w:abstractNum>
-  <w:abstractNum w:abstractNumId="48" w15:restartNumberingAfterBreak="0">
+  <w:abstractNum w:abstractNumId="7" w15:restartNumberingAfterBreak="0">
     <w:nsid w:val="7ABF36DF"/>
     <w:multiLevelType w:val="multilevel"/>
     <w:tmpl w:val="04090025"/>
@@ -9368,274 +7105,36 @@
       </w:pPr>
     </w:lvl>
   </w:abstractNum>
-  <w:abstractNum w:abstractNumId="49" w15:restartNumberingAfterBreak="0">
-    <w:nsid w:val="7FDDCADB"/>
-    <w:multiLevelType w:val="hybridMultilevel"/>
-    <w:tmpl w:val="BEE01DE2"/>
-    <w:lvl w:ilvl="0" w:tplc="AA82D2D0">
-      <w:start w:val="1"/>
-      <w:numFmt w:val="bullet"/>
-      <w:lvlText w:val="·"/>
-      <w:lvlJc w:val="left"/>
-      <w:pPr>
-        <w:ind w:left="720" w:hanging="360"/>
-      </w:pPr>
-      <w:rPr>
-        <w:rFonts w:ascii="Symbol" w:hAnsi="Symbol" w:hint="default"/>
-      </w:rPr>
-    </w:lvl>
-    <w:lvl w:ilvl="1" w:tplc="FFA6180E">
-      <w:start w:val="1"/>
-      <w:numFmt w:val="bullet"/>
-      <w:lvlText w:val="o"/>
-      <w:lvlJc w:val="left"/>
-      <w:pPr>
-        <w:ind w:left="1440" w:hanging="360"/>
-      </w:pPr>
-      <w:rPr>
-        <w:rFonts w:ascii="Courier New" w:hAnsi="Courier New" w:hint="default"/>
-      </w:rPr>
-    </w:lvl>
-    <w:lvl w:ilvl="2" w:tplc="43547FCC">
-      <w:start w:val="1"/>
-      <w:numFmt w:val="bullet"/>
-      <w:lvlText w:val=""/>
-      <w:lvlJc w:val="left"/>
-      <w:pPr>
-        <w:ind w:left="2160" w:hanging="360"/>
-      </w:pPr>
-      <w:rPr>
-        <w:rFonts w:ascii="Wingdings" w:hAnsi="Wingdings" w:hint="default"/>
-      </w:rPr>
-    </w:lvl>
-    <w:lvl w:ilvl="3" w:tplc="5108F6E2">
-      <w:start w:val="1"/>
-      <w:numFmt w:val="bullet"/>
-      <w:lvlText w:val=""/>
-      <w:lvlJc w:val="left"/>
-      <w:pPr>
-        <w:ind w:left="2880" w:hanging="360"/>
-      </w:pPr>
-      <w:rPr>
-        <w:rFonts w:ascii="Symbol" w:hAnsi="Symbol" w:hint="default"/>
-      </w:rPr>
-    </w:lvl>
-    <w:lvl w:ilvl="4" w:tplc="D046ADA6">
-      <w:start w:val="1"/>
-      <w:numFmt w:val="bullet"/>
-      <w:lvlText w:val="o"/>
-      <w:lvlJc w:val="left"/>
-      <w:pPr>
-        <w:ind w:left="3600" w:hanging="360"/>
-      </w:pPr>
-      <w:rPr>
-        <w:rFonts w:ascii="Courier New" w:hAnsi="Courier New" w:hint="default"/>
-      </w:rPr>
-    </w:lvl>
-    <w:lvl w:ilvl="5" w:tplc="63BA7088">
-      <w:start w:val="1"/>
-      <w:numFmt w:val="bullet"/>
-      <w:lvlText w:val=""/>
-      <w:lvlJc w:val="left"/>
-      <w:pPr>
-        <w:ind w:left="4320" w:hanging="360"/>
-      </w:pPr>
-      <w:rPr>
-        <w:rFonts w:ascii="Wingdings" w:hAnsi="Wingdings" w:hint="default"/>
-      </w:rPr>
-    </w:lvl>
-    <w:lvl w:ilvl="6" w:tplc="9F82D13A">
-      <w:start w:val="1"/>
-      <w:numFmt w:val="bullet"/>
-      <w:lvlText w:val=""/>
-      <w:lvlJc w:val="left"/>
-      <w:pPr>
-        <w:ind w:left="5040" w:hanging="360"/>
-      </w:pPr>
-      <w:rPr>
-        <w:rFonts w:ascii="Symbol" w:hAnsi="Symbol" w:hint="default"/>
-      </w:rPr>
-    </w:lvl>
-    <w:lvl w:ilvl="7" w:tplc="5D3E80C8">
-      <w:start w:val="1"/>
-      <w:numFmt w:val="bullet"/>
-      <w:lvlText w:val="o"/>
-      <w:lvlJc w:val="left"/>
-      <w:pPr>
-        <w:ind w:left="5760" w:hanging="360"/>
-      </w:pPr>
-      <w:rPr>
-        <w:rFonts w:ascii="Courier New" w:hAnsi="Courier New" w:hint="default"/>
-      </w:rPr>
-    </w:lvl>
-    <w:lvl w:ilvl="8" w:tplc="1ADE0BBC">
-      <w:start w:val="1"/>
-      <w:numFmt w:val="bullet"/>
-      <w:lvlText w:val=""/>
-      <w:lvlJc w:val="left"/>
-      <w:pPr>
-        <w:ind w:left="6480" w:hanging="360"/>
-      </w:pPr>
-      <w:rPr>
-        <w:rFonts w:ascii="Wingdings" w:hAnsi="Wingdings" w:hint="default"/>
-      </w:rPr>
-    </w:lvl>
-  </w:abstractNum>
-  <w:num w:numId="1" w16cid:durableId="994336533">
-    <w:abstractNumId w:val="34"/>
+  <w:num w:numId="1" w16cid:durableId="1395007836">
+    <w:abstractNumId w:val="7"/>
   </w:num>
-  <w:num w:numId="2" w16cid:durableId="16859814">
-    <w:abstractNumId w:val="24"/>
+  <w:num w:numId="2" w16cid:durableId="383524221">
+    <w:abstractNumId w:val="0"/>
   </w:num>
-  <w:num w:numId="3" w16cid:durableId="1939867071">
-    <w:abstractNumId w:val="39"/>
+  <w:num w:numId="3" w16cid:durableId="1856382266">
+    <w:abstractNumId w:val="2"/>
   </w:num>
-  <w:num w:numId="4" w16cid:durableId="233202062">
-    <w:abstractNumId w:val="41"/>
+  <w:num w:numId="4" w16cid:durableId="710884847">
+    <w:abstractNumId w:val="4"/>
   </w:num>
-  <w:num w:numId="5" w16cid:durableId="42096668">
-    <w:abstractNumId w:val="26"/>
-  </w:num>
-  <w:num w:numId="6" w16cid:durableId="1340622729">
-    <w:abstractNumId w:val="13"/>
-  </w:num>
-  <w:num w:numId="7" w16cid:durableId="403066321">
-    <w:abstractNumId w:val="49"/>
-  </w:num>
-  <w:num w:numId="8" w16cid:durableId="870268030">
-    <w:abstractNumId w:val="47"/>
-  </w:num>
-  <w:num w:numId="9" w16cid:durableId="94256687">
-    <w:abstractNumId w:val="40"/>
-  </w:num>
-  <w:num w:numId="10" w16cid:durableId="1448349269">
-    <w:abstractNumId w:val="30"/>
-  </w:num>
-  <w:num w:numId="11" w16cid:durableId="599139278">
-    <w:abstractNumId w:val="20"/>
-  </w:num>
-  <w:num w:numId="12" w16cid:durableId="907879669">
+  <w:num w:numId="5" w16cid:durableId="537548998">
     <w:abstractNumId w:val="5"/>
   </w:num>
-  <w:num w:numId="13" w16cid:durableId="856309424">
-    <w:abstractNumId w:val="43"/>
-  </w:num>
-  <w:num w:numId="14" w16cid:durableId="1756627788">
-    <w:abstractNumId w:val="11"/>
-  </w:num>
-  <w:num w:numId="15" w16cid:durableId="288973551">
-    <w:abstractNumId w:val="28"/>
-  </w:num>
-  <w:num w:numId="16" w16cid:durableId="329411711">
-    <w:abstractNumId w:val="0"/>
-  </w:num>
-  <w:num w:numId="17" w16cid:durableId="20906668">
-    <w:abstractNumId w:val="37"/>
-  </w:num>
-  <w:num w:numId="18" w16cid:durableId="1635408413">
-    <w:abstractNumId w:val="36"/>
-  </w:num>
-  <w:num w:numId="19" w16cid:durableId="652293171">
-    <w:abstractNumId w:val="32"/>
-  </w:num>
-  <w:num w:numId="20" w16cid:durableId="1614942761">
-    <w:abstractNumId w:val="4"/>
-  </w:num>
-  <w:num w:numId="21" w16cid:durableId="2000764084">
-    <w:abstractNumId w:val="38"/>
-  </w:num>
-  <w:num w:numId="22" w16cid:durableId="1739671523">
-    <w:abstractNumId w:val="19"/>
-  </w:num>
-  <w:num w:numId="23" w16cid:durableId="616525940">
-    <w:abstractNumId w:val="25"/>
-  </w:num>
-  <w:num w:numId="24" w16cid:durableId="1845826060">
-    <w:abstractNumId w:val="42"/>
-  </w:num>
-  <w:num w:numId="25" w16cid:durableId="960113283">
-    <w:abstractNumId w:val="8"/>
-  </w:num>
-  <w:num w:numId="26" w16cid:durableId="1593080917">
-    <w:abstractNumId w:val="16"/>
-  </w:num>
-  <w:num w:numId="27" w16cid:durableId="1828398570">
-    <w:abstractNumId w:val="33"/>
-  </w:num>
-  <w:num w:numId="28" w16cid:durableId="1301575660">
-    <w:abstractNumId w:val="23"/>
-  </w:num>
-  <w:num w:numId="29" w16cid:durableId="1836333228">
-    <w:abstractNumId w:val="27"/>
-  </w:num>
-  <w:num w:numId="30" w16cid:durableId="44258159">
+  <w:num w:numId="6" w16cid:durableId="1662585674">
     <w:abstractNumId w:val="1"/>
   </w:num>
-  <w:num w:numId="31" w16cid:durableId="1315379250">
+  <w:num w:numId="7" w16cid:durableId="2124421459">
+    <w:abstractNumId w:val="3"/>
+  </w:num>
+  <w:num w:numId="8" w16cid:durableId="341782233">
     <w:abstractNumId w:val="6"/>
   </w:num>
-  <w:num w:numId="32" w16cid:durableId="293684647">
-    <w:abstractNumId w:val="9"/>
-  </w:num>
-  <w:num w:numId="33" w16cid:durableId="1959986992">
-    <w:abstractNumId w:val="35"/>
-  </w:num>
-  <w:num w:numId="34" w16cid:durableId="1395007836">
-    <w:abstractNumId w:val="48"/>
-  </w:num>
-  <w:num w:numId="35" w16cid:durableId="682129762">
-    <w:abstractNumId w:val="45"/>
-  </w:num>
-  <w:num w:numId="36" w16cid:durableId="2055689847">
-    <w:abstractNumId w:val="29"/>
-  </w:num>
-  <w:num w:numId="37" w16cid:durableId="740519526">
-    <w:abstractNumId w:val="3"/>
-  </w:num>
-  <w:num w:numId="38" w16cid:durableId="1682657349">
-    <w:abstractNumId w:val="15"/>
-  </w:num>
-  <w:num w:numId="39" w16cid:durableId="120077111">
-    <w:abstractNumId w:val="46"/>
-  </w:num>
-  <w:num w:numId="40" w16cid:durableId="2085956642">
-    <w:abstractNumId w:val="22"/>
-  </w:num>
-  <w:num w:numId="41" w16cid:durableId="297731571">
-    <w:abstractNumId w:val="14"/>
-  </w:num>
-  <w:num w:numId="42" w16cid:durableId="535658259">
-    <w:abstractNumId w:val="31"/>
-  </w:num>
-  <w:num w:numId="43" w16cid:durableId="549612182">
-    <w:abstractNumId w:val="12"/>
-  </w:num>
-  <w:num w:numId="44" w16cid:durableId="2138642135">
-    <w:abstractNumId w:val="44"/>
-  </w:num>
-  <w:num w:numId="45" w16cid:durableId="868223490">
-    <w:abstractNumId w:val="10"/>
-  </w:num>
-  <w:num w:numId="46" w16cid:durableId="383524221">
-    <w:abstractNumId w:val="2"/>
-  </w:num>
-  <w:num w:numId="47" w16cid:durableId="387148988">
-    <w:abstractNumId w:val="21"/>
-  </w:num>
-  <w:num w:numId="48" w16cid:durableId="1410233896">
-    <w:abstractNumId w:val="7"/>
-  </w:num>
-  <w:num w:numId="49" w16cid:durableId="1856382266">
-    <w:abstractNumId w:val="17"/>
-  </w:num>
-  <w:num w:numId="50" w16cid:durableId="78134790">
-    <w:abstractNumId w:val="18"/>
-  </w:num>
+  <w:numIdMacAtCleanup w:val="3"/>
 </w:numbering>
 </file>
 
 <file path=word/styles.xml><?xml version="1.0" encoding="utf-8"?>
-<w:styles xmlns:mc="http://schemas.openxmlformats.org/markup-compatibility/2006" xmlns:r="http://schemas.openxmlformats.org/officeDocument/2006/relationships" xmlns:w="http://schemas.openxmlformats.org/wordprocessingml/2006/main" xmlns:w14="http://schemas.microsoft.com/office/word/2010/wordml" xmlns:w15="http://schemas.microsoft.com/office/word/2012/wordml" xmlns:w16cex="http://schemas.microsoft.com/office/word/2018/wordml/cex" xmlns:w16cid="http://schemas.microsoft.com/office/word/2016/wordml/cid" xmlns:w16="http://schemas.microsoft.com/office/word/2018/wordml" xmlns:w16du="http://schemas.microsoft.com/office/word/2023/wordml/word16du" xmlns:w16sdtdh="http://schemas.microsoft.com/office/word/2020/wordml/sdtdatahash" xmlns:w16sdtfl="http://schemas.microsoft.com/office/word/2024/wordml/sdtformatlock" xmlns:w16se="http://schemas.microsoft.com/office/word/2015/wordml/symex" mc:Ignorable="w14 w15 w16se w16cid w16 w16cex w16sdtdh w16sdtfl w16du">
+<w:styles xmlns:mc="http://schemas.openxmlformats.org/markup-compatibility/2006" xmlns:r="http://schemas.openxmlformats.org/officeDocument/2006/relationships" xmlns:w="http://schemas.openxmlformats.org/wordprocessingml/2006/main" xmlns:w14="http://schemas.microsoft.com/office/word/2010/wordml" xmlns:w15="http://schemas.microsoft.com/office/word/2012/wordml" xmlns:w16cex="http://schemas.microsoft.com/office/word/2018/wordml/cex" xmlns:w16cid="http://schemas.microsoft.com/office/word/2016/wordml/cid" xmlns:w16="http://schemas.microsoft.com/office/word/2018/wordml" xmlns:w16sdtdh="http://schemas.microsoft.com/office/word/2020/wordml/sdtdatahash" xmlns:w16sdtfl="http://schemas.microsoft.com/office/word/2024/wordml/sdtformatlock" xmlns:w16se="http://schemas.microsoft.com/office/word/2015/wordml/symex" xmlns:w16du="http://schemas.microsoft.com/office/word/2023/wordml/word16du" mc:Ignorable="w14 w15 w16se w16cid w16 w16cex w16sdtdh w16sdtfl w16du">
   <w:docDefaults>
     <w:rPrDefault>
       <w:rPr>
@@ -10034,7 +7533,7 @@
   <w:style w:type="paragraph" w:default="1" w:styleId="Normal">
     <w:name w:val="Normal"/>
     <w:qFormat/>
-    <w:rsid w:val="002D0624"/>
+    <w:rsid w:val="00A0610B"/>
     <w:rPr>
       <w:sz w:val="26"/>
     </w:rPr>
@@ -10051,7 +7550,7 @@
       <w:keepNext/>
       <w:keepLines/>
       <w:numPr>
-        <w:numId w:val="34"/>
+        <w:numId w:val="1"/>
       </w:numPr>
       <w:spacing w:before="360" w:after="80"/>
       <w:outlineLvl w:val="0"/>
@@ -10077,7 +7576,7 @@
       <w:keepLines/>
       <w:numPr>
         <w:ilvl w:val="1"/>
-        <w:numId w:val="34"/>
+        <w:numId w:val="1"/>
       </w:numPr>
       <w:spacing w:before="160" w:after="80"/>
       <w:outlineLvl w:val="1"/>
@@ -10103,7 +7602,7 @@
       <w:keepLines/>
       <w:numPr>
         <w:ilvl w:val="2"/>
-        <w:numId w:val="34"/>
+        <w:numId w:val="1"/>
       </w:numPr>
       <w:spacing w:before="160" w:after="80"/>
       <w:outlineLvl w:val="2"/>
@@ -10129,7 +7628,7 @@
       <w:keepLines/>
       <w:numPr>
         <w:ilvl w:val="3"/>
-        <w:numId w:val="34"/>
+        <w:numId w:val="1"/>
       </w:numPr>
       <w:spacing w:before="80" w:after="40"/>
       <w:outlineLvl w:val="3"/>
@@ -10155,7 +7654,7 @@
       <w:keepLines/>
       <w:numPr>
         <w:ilvl w:val="4"/>
-        <w:numId w:val="34"/>
+        <w:numId w:val="1"/>
       </w:numPr>
       <w:spacing w:before="80" w:after="40"/>
       <w:outlineLvl w:val="4"/>
@@ -10180,7 +7679,7 @@
       <w:keepLines/>
       <w:numPr>
         <w:ilvl w:val="5"/>
-        <w:numId w:val="34"/>
+        <w:numId w:val="1"/>
       </w:numPr>
       <w:spacing w:before="40" w:after="0"/>
       <w:outlineLvl w:val="5"/>
@@ -10207,7 +7706,7 @@
       <w:keepLines/>
       <w:numPr>
         <w:ilvl w:val="6"/>
-        <w:numId w:val="34"/>
+        <w:numId w:val="1"/>
       </w:numPr>
       <w:spacing w:before="40" w:after="0"/>
       <w:outlineLvl w:val="6"/>
@@ -10232,7 +7731,7 @@
       <w:keepLines/>
       <w:numPr>
         <w:ilvl w:val="7"/>
-        <w:numId w:val="34"/>
+        <w:numId w:val="1"/>
       </w:numPr>
       <w:spacing w:after="0"/>
       <w:outlineLvl w:val="7"/>
@@ -10259,7 +7758,7 @@
       <w:keepLines/>
       <w:numPr>
         <w:ilvl w:val="8"/>
-        <w:numId w:val="34"/>
+        <w:numId w:val="1"/>
       </w:numPr>
       <w:spacing w:after="0"/>
       <w:outlineLvl w:val="8"/>
@@ -10346,6 +7845,7 @@
       <w:i/>
       <w:iCs/>
       <w:color w:val="365F91" w:themeColor="accent1" w:themeShade="BF"/>
+      <w:sz w:val="26"/>
     </w:rPr>
   </w:style>
   <w:style w:type="character" w:customStyle="1" w:styleId="Heading5Char">
@@ -10357,6 +7857,7 @@
     <w:rPr>
       <w:rFonts w:eastAsiaTheme="majorEastAsia" w:cstheme="majorBidi"/>
       <w:color w:val="365F91" w:themeColor="accent1" w:themeShade="BF"/>
+      <w:sz w:val="26"/>
     </w:rPr>
   </w:style>
   <w:style w:type="character" w:customStyle="1" w:styleId="Heading6Char">
@@ -10371,6 +7872,7 @@
       <w:i/>
       <w:iCs/>
       <w:color w:val="595959" w:themeColor="text1" w:themeTint="A6"/>
+      <w:sz w:val="26"/>
     </w:rPr>
   </w:style>
   <w:style w:type="character" w:customStyle="1" w:styleId="Heading7Char">
@@ -10383,6 +7885,7 @@
     <w:rPr>
       <w:rFonts w:eastAsiaTheme="majorEastAsia" w:cstheme="majorBidi"/>
       <w:color w:val="595959" w:themeColor="text1" w:themeTint="A6"/>
+      <w:sz w:val="26"/>
     </w:rPr>
   </w:style>
   <w:style w:type="character" w:customStyle="1" w:styleId="Heading8Char">
@@ -10397,6 +7900,7 @@
       <w:i/>
       <w:iCs/>
       <w:color w:val="272727" w:themeColor="text1" w:themeTint="D8"/>
+      <w:sz w:val="26"/>
     </w:rPr>
   </w:style>
   <w:style w:type="character" w:customStyle="1" w:styleId="Heading9Char">
@@ -10409,6 +7913,7 @@
     <w:rPr>
       <w:rFonts w:eastAsiaTheme="majorEastAsia" w:cstheme="majorBidi"/>
       <w:color w:val="272727" w:themeColor="text1" w:themeTint="D8"/>
+      <w:sz w:val="26"/>
     </w:rPr>
   </w:style>
   <w:style w:type="paragraph" w:styleId="Title">
@@ -11017,11 +8522,63 @@
     <w:basedOn w:val="DefaultParagraphFont"/>
     <w:rsid w:val="007751DA"/>
   </w:style>
+  <w:style w:type="paragraph" w:styleId="HTMLPreformatted">
+    <w:name w:val="HTML Preformatted"/>
+    <w:basedOn w:val="Normal"/>
+    <w:link w:val="HTMLPreformattedChar"/>
+    <w:uiPriority w:val="99"/>
+    <w:semiHidden/>
+    <w:unhideWhenUsed/>
+    <w:rsid w:val="009830A3"/>
+    <w:pPr>
+      <w:tabs>
+        <w:tab w:val="left" w:pos="916"/>
+        <w:tab w:val="left" w:pos="1832"/>
+        <w:tab w:val="left" w:pos="2748"/>
+        <w:tab w:val="left" w:pos="3664"/>
+        <w:tab w:val="left" w:pos="4580"/>
+        <w:tab w:val="left" w:pos="5496"/>
+        <w:tab w:val="left" w:pos="6412"/>
+        <w:tab w:val="left" w:pos="7328"/>
+        <w:tab w:val="left" w:pos="8244"/>
+        <w:tab w:val="left" w:pos="9160"/>
+        <w:tab w:val="left" w:pos="10076"/>
+        <w:tab w:val="left" w:pos="10992"/>
+        <w:tab w:val="left" w:pos="11908"/>
+        <w:tab w:val="left" w:pos="12824"/>
+        <w:tab w:val="left" w:pos="13740"/>
+        <w:tab w:val="left" w:pos="14656"/>
+      </w:tabs>
+      <w:spacing w:after="0" w:line="240" w:lineRule="auto"/>
+    </w:pPr>
+    <w:rPr>
+      <w:rFonts w:ascii="Courier New" w:eastAsia="Times New Roman" w:hAnsi="Courier New" w:cs="Courier New"/>
+      <w:kern w:val="0"/>
+      <w:sz w:val="20"/>
+      <w:szCs w:val="20"/>
+      <w14:ligatures w14:val="none"/>
+    </w:rPr>
+  </w:style>
+  <w:style w:type="character" w:customStyle="1" w:styleId="HTMLPreformattedChar">
+    <w:name w:val="HTML Preformatted Char"/>
+    <w:basedOn w:val="DefaultParagraphFont"/>
+    <w:link w:val="HTMLPreformatted"/>
+    <w:uiPriority w:val="99"/>
+    <w:semiHidden/>
+    <w:rsid w:val="009830A3"/>
+    <w:rPr>
+      <w:rFonts w:ascii="Courier New" w:eastAsia="Times New Roman" w:hAnsi="Courier New" w:cs="Courier New"/>
+      <w:kern w:val="0"/>
+      <w:sz w:val="20"/>
+      <w:szCs w:val="20"/>
+      <w14:ligatures w14:val="none"/>
+    </w:rPr>
+  </w:style>
 </w:styles>
 </file>
 
 <file path=word/glossary/document.xml><?xml version="1.0" encoding="utf-8"?>
-<w:glossaryDocument xmlns:wpc="http://schemas.microsoft.com/office/word/2010/wordprocessingCanvas" xmlns:cx="http://schemas.microsoft.com/office/drawing/2014/chartex" xmlns:cx1="http://schemas.microsoft.com/office/drawing/2015/9/8/chartex" xmlns:cx2="http://schemas.microsoft.com/office/drawing/2015/10/21/chartex" xmlns:cx3="http://schemas.microsoft.com/office/drawing/2016/5/9/chartex" xmlns:cx4="http://schemas.microsoft.com/office/drawing/2016/5/10/chartex" xmlns:cx5="http://schemas.microsoft.com/office/drawing/2016/5/11/chartex" xmlns:cx6="http://schemas.microsoft.com/office/drawing/2016/5/12/chartex" xmlns:cx7="http://schemas.microsoft.com/office/drawing/2016/5/13/chartex" xmlns:cx8="http://schemas.microsoft.com/office/drawing/2016/5/14/chartex" xmlns:mc="http://schemas.openxmlformats.org/markup-compatibility/2006" xmlns:aink="http://schemas.microsoft.com/office/drawing/2016/ink" xmlns:am3d="http://schemas.microsoft.com/office/drawing/2017/model3d" xmlns:o="urn:schemas-microsoft-com:office:office" xmlns:oel="http://schemas.microsoft.com/office/2019/extlst" xmlns:r="http://schemas.openxmlformats.org/officeDocument/2006/relationships" xmlns:m="http://schemas.openxmlformats.org/officeDocument/2006/math" xmlns:v="urn:schemas-microsoft-com:vml" xmlns:wp14="http://schemas.microsoft.com/office/word/2010/wordprocessingDrawing" xmlns:wp="http://schemas.openxmlformats.org/drawingml/2006/wordprocessingDrawing" xmlns:w10="urn:schemas-microsoft-com:office:word" xmlns:w="http://schemas.openxmlformats.org/wordprocessingml/2006/main" xmlns:w14="http://schemas.microsoft.com/office/word/2010/wordml" xmlns:w15="http://schemas.microsoft.com/office/word/2012/wordml" xmlns:w16cex="http://schemas.microsoft.com/office/word/2018/wordml/cex" xmlns:w16cid="http://schemas.microsoft.com/office/word/2016/wordml/cid" xmlns:w16="http://schemas.microsoft.com/office/word/2018/wordml" xmlns:w16du="http://schemas.microsoft.com/office/word/2023/wordml/word16du" xmlns:w16sdtdh="http://schemas.microsoft.com/office/word/2020/wordml/sdtdatahash" xmlns:w16sdtfl="http://schemas.microsoft.com/office/word/2024/wordml/sdtformatlock" xmlns:w16se="http://schemas.microsoft.com/office/word/2015/wordml/symex" xmlns:wpg="http://schemas.microsoft.com/office/word/2010/wordprocessingGroup" xmlns:wpi="http://schemas.microsoft.com/office/word/2010/wordprocessingInk" xmlns:wne="http://schemas.microsoft.com/office/word/2006/wordml" xmlns:wps="http://schemas.microsoft.com/office/word/2010/wordprocessingShape" mc:Ignorable="w14 w15 w16se w16cid w16 w16cex w16sdtdh w16sdtfl w16du wp14">
+<w:glossaryDocument xmlns:wpc="http://schemas.microsoft.com/office/word/2010/wordprocessingCanvas" xmlns:cx="http://schemas.microsoft.com/office/drawing/2014/chartex" xmlns:cx1="http://schemas.microsoft.com/office/drawing/2015/9/8/chartex" xmlns:cx2="http://schemas.microsoft.com/office/drawing/2015/10/21/chartex" xmlns:cx3="http://schemas.microsoft.com/office/drawing/2016/5/9/chartex" xmlns:cx4="http://schemas.microsoft.com/office/drawing/2016/5/10/chartex" xmlns:cx5="http://schemas.microsoft.com/office/drawing/2016/5/11/chartex" xmlns:cx6="http://schemas.microsoft.com/office/drawing/2016/5/12/chartex" xmlns:cx7="http://schemas.microsoft.com/office/drawing/2016/5/13/chartex" xmlns:cx8="http://schemas.microsoft.com/office/drawing/2016/5/14/chartex" xmlns:mc="http://schemas.openxmlformats.org/markup-compatibility/2006" xmlns:m="http://schemas.openxmlformats.org/officeDocument/2006/math" xmlns:aink="http://schemas.microsoft.com/office/drawing/2016/ink" xmlns:am3d="http://schemas.microsoft.com/office/drawing/2017/model3d" xmlns:oel="http://schemas.microsoft.com/office/2019/extlst" xmlns:r="http://schemas.openxmlformats.org/officeDocument/2006/relationships" xmlns:wp14="http://schemas.microsoft.com/office/word/2010/wordprocessingDrawing" xmlns:wp="http://schemas.openxmlformats.org/drawingml/2006/wordprocessingDrawing" xmlns:wpg="http://schemas.microsoft.com/office/word/2010/wordprocessingGroup" xmlns:wpi="http://schemas.microsoft.com/office/word/2010/wordprocessingInk" xmlns:wps="http://schemas.microsoft.com/office/word/2010/wordprocessingShape" xmlns:o="urn:schemas-microsoft-com:office:office" xmlns:v="urn:schemas-microsoft-com:vml" xmlns:w10="urn:schemas-microsoft-com:office:word" xmlns:w="http://schemas.openxmlformats.org/wordprocessingml/2006/main" xmlns:w14="http://schemas.microsoft.com/office/word/2010/wordml" xmlns:w15="http://schemas.microsoft.com/office/word/2012/wordml" xmlns:w16cex="http://schemas.microsoft.com/office/word/2018/wordml/cex" xmlns:w16cid="http://schemas.microsoft.com/office/word/2016/wordml/cid" xmlns:w16="http://schemas.microsoft.com/office/word/2018/wordml" xmlns:w16sdtdh="http://schemas.microsoft.com/office/word/2020/wordml/sdtdatahash" xmlns:w16sdtfl="http://schemas.microsoft.com/office/word/2024/wordml/sdtformatlock" xmlns:w16se="http://schemas.microsoft.com/office/word/2015/wordml/symex" xmlns:w16du="http://schemas.microsoft.com/office/word/2023/wordml/word16du" xmlns:wne="http://schemas.microsoft.com/office/word/2006/wordml" mc:Ignorable="w14 w15 w16se w16cid w16 w16cex w16sdtdh w16sdtfl w16du wp14">
   <w:docParts>
     <w:docPart>
       <w:docPartPr>
@@ -11059,7 +8616,7 @@
 </file>
 
 <file path=word/glossary/fontTable.xml><?xml version="1.0" encoding="utf-8"?>
-<w:fonts xmlns:mc="http://schemas.openxmlformats.org/markup-compatibility/2006" xmlns:r="http://schemas.openxmlformats.org/officeDocument/2006/relationships" xmlns:w="http://schemas.openxmlformats.org/wordprocessingml/2006/main" xmlns:w14="http://schemas.microsoft.com/office/word/2010/wordml" xmlns:w15="http://schemas.microsoft.com/office/word/2012/wordml" xmlns:w16cex="http://schemas.microsoft.com/office/word/2018/wordml/cex" xmlns:w16cid="http://schemas.microsoft.com/office/word/2016/wordml/cid" xmlns:w16="http://schemas.microsoft.com/office/word/2018/wordml" xmlns:w16du="http://schemas.microsoft.com/office/word/2023/wordml/word16du" xmlns:w16sdtdh="http://schemas.microsoft.com/office/word/2020/wordml/sdtdatahash" xmlns:w16sdtfl="http://schemas.microsoft.com/office/word/2024/wordml/sdtformatlock" xmlns:w16se="http://schemas.microsoft.com/office/word/2015/wordml/symex" mc:Ignorable="w14 w15 w16se w16cid w16 w16cex w16sdtdh w16sdtfl w16du">
+<w:fonts xmlns:mc="http://schemas.openxmlformats.org/markup-compatibility/2006" xmlns:r="http://schemas.openxmlformats.org/officeDocument/2006/relationships" xmlns:w="http://schemas.openxmlformats.org/wordprocessingml/2006/main" xmlns:w14="http://schemas.microsoft.com/office/word/2010/wordml" xmlns:w15="http://schemas.microsoft.com/office/word/2012/wordml" xmlns:w16cex="http://schemas.microsoft.com/office/word/2018/wordml/cex" xmlns:w16cid="http://schemas.microsoft.com/office/word/2016/wordml/cid" xmlns:w16="http://schemas.microsoft.com/office/word/2018/wordml" xmlns:w16sdtdh="http://schemas.microsoft.com/office/word/2020/wordml/sdtdatahash" xmlns:w16sdtfl="http://schemas.microsoft.com/office/word/2024/wordml/sdtformatlock" xmlns:w16se="http://schemas.microsoft.com/office/word/2015/wordml/symex" xmlns:w16du="http://schemas.microsoft.com/office/word/2023/wordml/word16du" mc:Ignorable="w14 w15 w16se w16cid w16 w16cex w16sdtdh w16sdtfl w16du">
   <w:font w:name="Symbol">
     <w:panose1 w:val="05050102010706020507"/>
     <w:charset w:val="02"/>
@@ -11093,7 +8650,7 @@
     <w:charset w:val="00"/>
     <w:family w:val="roman"/>
     <w:pitch w:val="variable"/>
-    <w:sig w:usb0="E00002FF" w:usb1="400004FF" w:usb2="00000000" w:usb3="00000000" w:csb0="0000019F" w:csb1="00000000"/>
+    <w:sig w:usb0="E00006FF" w:usb1="420024FF" w:usb2="02000000" w:usb3="00000000" w:csb0="0000019F" w:csb1="00000000"/>
   </w:font>
   <w:font w:name="Calibri">
     <w:panose1 w:val="020F0502020204030204"/>
@@ -11107,7 +8664,7 @@
     <w:charset w:val="00"/>
     <w:family w:val="swiss"/>
     <w:pitch w:val="variable"/>
-    <w:sig w:usb0="E0002AFF" w:usb1="C0007843" w:usb2="00000009" w:usb3="00000000" w:csb0="000001FF" w:csb1="00000000"/>
+    <w:sig w:usb0="E0002EFF" w:usb1="C000785B" w:usb2="00000009" w:usb3="00000000" w:csb0="000001FF" w:csb1="00000000"/>
   </w:font>
   <w:font w:name="Courier-Bold">
     <w:altName w:val="Courier New"/>
@@ -11135,7 +8692,7 @@
 </file>
 
 <file path=word/glossary/settings.xml><?xml version="1.0" encoding="utf-8"?>
-<w:settings xmlns:mc="http://schemas.openxmlformats.org/markup-compatibility/2006" xmlns:o="urn:schemas-microsoft-com:office:office" xmlns:r="http://schemas.openxmlformats.org/officeDocument/2006/relationships" xmlns:m="http://schemas.openxmlformats.org/officeDocument/2006/math" xmlns:v="urn:schemas-microsoft-com:vml" xmlns:w10="urn:schemas-microsoft-com:office:word" xmlns:w="http://schemas.openxmlformats.org/wordprocessingml/2006/main" xmlns:w14="http://schemas.microsoft.com/office/word/2010/wordml" xmlns:w15="http://schemas.microsoft.com/office/word/2012/wordml" xmlns:w16cex="http://schemas.microsoft.com/office/word/2018/wordml/cex" xmlns:w16cid="http://schemas.microsoft.com/office/word/2016/wordml/cid" xmlns:w16="http://schemas.microsoft.com/office/word/2018/wordml" xmlns:w16du="http://schemas.microsoft.com/office/word/2023/wordml/word16du" xmlns:w16sdtdh="http://schemas.microsoft.com/office/word/2020/wordml/sdtdatahash" xmlns:w16sdtfl="http://schemas.microsoft.com/office/word/2024/wordml/sdtformatlock" xmlns:w16se="http://schemas.microsoft.com/office/word/2015/wordml/symex" xmlns:sl="http://schemas.openxmlformats.org/schemaLibrary/2006/main" mc:Ignorable="w14 w15 w16se w16cid w16 w16cex w16sdtdh w16sdtfl w16du">
+<w:settings xmlns:mc="http://schemas.openxmlformats.org/markup-compatibility/2006" xmlns:m="http://schemas.openxmlformats.org/officeDocument/2006/math" xmlns:r="http://schemas.openxmlformats.org/officeDocument/2006/relationships" xmlns:sl="http://schemas.openxmlformats.org/schemaLibrary/2006/main" xmlns:o="urn:schemas-microsoft-com:office:office" xmlns:v="urn:schemas-microsoft-com:vml" xmlns:w10="urn:schemas-microsoft-com:office:word" xmlns:w="http://schemas.openxmlformats.org/wordprocessingml/2006/main" xmlns:w14="http://schemas.microsoft.com/office/word/2010/wordml" xmlns:w15="http://schemas.microsoft.com/office/word/2012/wordml" xmlns:w16cex="http://schemas.microsoft.com/office/word/2018/wordml/cex" xmlns:w16cid="http://schemas.microsoft.com/office/word/2016/wordml/cid" xmlns:w16="http://schemas.microsoft.com/office/word/2018/wordml" xmlns:w16sdtdh="http://schemas.microsoft.com/office/word/2020/wordml/sdtdatahash" xmlns:w16sdtfl="http://schemas.microsoft.com/office/word/2024/wordml/sdtformatlock" xmlns:w16se="http://schemas.microsoft.com/office/word/2015/wordml/symex" xmlns:w16du="http://schemas.microsoft.com/office/word/2023/wordml/word16du" mc:Ignorable="w14 w15 w16se w16cid w16 w16cex w16sdtdh w16sdtfl w16du">
   <w:view w:val="normal"/>
   <w:defaultTabStop w:val="720"/>
   <w:characterSpacingControl w:val="doNotCompress"/>
@@ -11151,26 +8708,51 @@
   <w:rsids>
     <w:rsidRoot w:val="002E3481"/>
     <w:rsid w:val="000634E3"/>
+    <w:rsid w:val="001B51CC"/>
     <w:rsid w:val="00235B96"/>
+    <w:rsid w:val="00266BAB"/>
     <w:rsid w:val="00277525"/>
     <w:rsid w:val="002E3481"/>
+    <w:rsid w:val="002F4553"/>
     <w:rsid w:val="00300C11"/>
     <w:rsid w:val="00376212"/>
+    <w:rsid w:val="00396093"/>
     <w:rsid w:val="003E3252"/>
     <w:rsid w:val="00480526"/>
+    <w:rsid w:val="004845D4"/>
+    <w:rsid w:val="00502E1C"/>
     <w:rsid w:val="005248D9"/>
+    <w:rsid w:val="005272C1"/>
     <w:rsid w:val="00597FD0"/>
     <w:rsid w:val="005A1D2B"/>
+    <w:rsid w:val="00690E31"/>
+    <w:rsid w:val="006C1676"/>
     <w:rsid w:val="006D7AC7"/>
+    <w:rsid w:val="007071F5"/>
+    <w:rsid w:val="00773B85"/>
     <w:rsid w:val="00797E59"/>
     <w:rsid w:val="007A3068"/>
     <w:rsid w:val="00826915"/>
+    <w:rsid w:val="00843A26"/>
+    <w:rsid w:val="00856F3A"/>
+    <w:rsid w:val="008829DB"/>
     <w:rsid w:val="008A4BF2"/>
+    <w:rsid w:val="008B3007"/>
+    <w:rsid w:val="00904018"/>
     <w:rsid w:val="0091242C"/>
+    <w:rsid w:val="009E669E"/>
+    <w:rsid w:val="00B273AC"/>
+    <w:rsid w:val="00B74EBA"/>
     <w:rsid w:val="00C6551D"/>
+    <w:rsid w:val="00C66BB0"/>
+    <w:rsid w:val="00C84D7F"/>
+    <w:rsid w:val="00D23DB1"/>
     <w:rsid w:val="00D44B8C"/>
     <w:rsid w:val="00D75F52"/>
     <w:rsid w:val="00D835DE"/>
+    <w:rsid w:val="00DA010E"/>
+    <w:rsid w:val="00DA1B38"/>
+    <w:rsid w:val="00E43475"/>
     <w:rsid w:val="00F0585F"/>
     <w:rsid w:val="00F24313"/>
     <w:rsid w:val="00FD41EC"/>
@@ -11197,7 +8779,7 @@
 </file>
 
 <file path=word/glossary/styles.xml><?xml version="1.0" encoding="utf-8"?>
-<w:styles xmlns:mc="http://schemas.openxmlformats.org/markup-compatibility/2006" xmlns:r="http://schemas.openxmlformats.org/officeDocument/2006/relationships" xmlns:w="http://schemas.openxmlformats.org/wordprocessingml/2006/main" xmlns:w14="http://schemas.microsoft.com/office/word/2010/wordml" xmlns:w15="http://schemas.microsoft.com/office/word/2012/wordml" xmlns:w16cex="http://schemas.microsoft.com/office/word/2018/wordml/cex" xmlns:w16cid="http://schemas.microsoft.com/office/word/2016/wordml/cid" xmlns:w16="http://schemas.microsoft.com/office/word/2018/wordml" xmlns:w16du="http://schemas.microsoft.com/office/word/2023/wordml/word16du" xmlns:w16sdtdh="http://schemas.microsoft.com/office/word/2020/wordml/sdtdatahash" xmlns:w16sdtfl="http://schemas.microsoft.com/office/word/2024/wordml/sdtformatlock" xmlns:w16se="http://schemas.microsoft.com/office/word/2015/wordml/symex" mc:Ignorable="w14 w15 w16se w16cid w16 w16cex w16sdtdh w16sdtfl w16du">
+<w:styles xmlns:mc="http://schemas.openxmlformats.org/markup-compatibility/2006" xmlns:r="http://schemas.openxmlformats.org/officeDocument/2006/relationships" xmlns:w="http://schemas.openxmlformats.org/wordprocessingml/2006/main" xmlns:w14="http://schemas.microsoft.com/office/word/2010/wordml" xmlns:w15="http://schemas.microsoft.com/office/word/2012/wordml" xmlns:w16cex="http://schemas.microsoft.com/office/word/2018/wordml/cex" xmlns:w16cid="http://schemas.microsoft.com/office/word/2016/wordml/cid" xmlns:w16="http://schemas.microsoft.com/office/word/2018/wordml" xmlns:w16sdtdh="http://schemas.microsoft.com/office/word/2020/wordml/sdtdatahash" xmlns:w16sdtfl="http://schemas.microsoft.com/office/word/2024/wordml/sdtformatlock" xmlns:w16se="http://schemas.microsoft.com/office/word/2015/wordml/symex" xmlns:w16du="http://schemas.microsoft.com/office/word/2023/wordml/word16du" mc:Ignorable="w14 w15 w16se w16cid w16 w16cex w16sdtdh w16sdtfl w16du">
   <w:docDefaults>
     <w:rPrDefault>
       <w:rPr>
@@ -11632,7 +9214,7 @@
 </file>
 
 <file path=word/glossary/webSettings.xml><?xml version="1.0" encoding="utf-8"?>
-<w:webSettings xmlns:mc="http://schemas.openxmlformats.org/markup-compatibility/2006" xmlns:r="http://schemas.openxmlformats.org/officeDocument/2006/relationships" xmlns:w="http://schemas.openxmlformats.org/wordprocessingml/2006/main" xmlns:w14="http://schemas.microsoft.com/office/word/2010/wordml" xmlns:w15="http://schemas.microsoft.com/office/word/2012/wordml" xmlns:w16cex="http://schemas.microsoft.com/office/word/2018/wordml/cex" xmlns:w16cid="http://schemas.microsoft.com/office/word/2016/wordml/cid" xmlns:w16="http://schemas.microsoft.com/office/word/2018/wordml" xmlns:w16du="http://schemas.microsoft.com/office/word/2023/wordml/word16du" xmlns:w16sdtdh="http://schemas.microsoft.com/office/word/2020/wordml/sdtdatahash" xmlns:w16sdtfl="http://schemas.microsoft.com/office/word/2024/wordml/sdtformatlock" xmlns:w16se="http://schemas.microsoft.com/office/word/2015/wordml/symex" mc:Ignorable="w14 w15 w16se w16cid w16 w16cex w16sdtdh w16sdtfl w16du">
+<w:webSettings xmlns:mc="http://schemas.openxmlformats.org/markup-compatibility/2006" xmlns:r="http://schemas.openxmlformats.org/officeDocument/2006/relationships" xmlns:w="http://schemas.openxmlformats.org/wordprocessingml/2006/main" xmlns:w14="http://schemas.microsoft.com/office/word/2010/wordml" xmlns:w15="http://schemas.microsoft.com/office/word/2012/wordml" xmlns:w16cex="http://schemas.microsoft.com/office/word/2018/wordml/cex" xmlns:w16cid="http://schemas.microsoft.com/office/word/2016/wordml/cid" xmlns:w16="http://schemas.microsoft.com/office/word/2018/wordml" xmlns:w16sdtdh="http://schemas.microsoft.com/office/word/2020/wordml/sdtdatahash" xmlns:w16sdtfl="http://schemas.microsoft.com/office/word/2024/wordml/sdtformatlock" xmlns:w16se="http://schemas.microsoft.com/office/word/2015/wordml/symex" xmlns:w16du="http://schemas.microsoft.com/office/word/2023/wordml/word16du" mc:Ignorable="w14 w15 w16se w16cid w16 w16cex w16sdtdh w16sdtfl w16du">
   <w:optimizeForBrowser/>
   <w:allowPNG/>
 </w:webSettings>
